--- a/zht/docx/057.content.docx
+++ b/zht/docx/057.content.docx
@@ -149,27 +149,7 @@
         <w:rPr>
           <w:lang w:val="zh_TW" w:bidi="zh_TW"/>
         </w:rPr>
-        <w:t>jian</w:t>
-      </w:r>
-      <w:r>
-        <w:rPr>
-          <w:lang w:val="zh_TW" w:bidi="zh_TW"/>
-        </w:rPr>
-      </w:r>
-    </w:p>
-    <w:p>
-      <w:pPr/>
-      <w:r>
-        <w:rPr>
-          <w:lang w:val="zh_TW" w:bidi="zh_TW"/>
-        </w:rPr>
-      </w:r>
-      <w:r>
-        <w:rPr>
-          <w:i/>
-          <w:lang w:val="zh_TW" w:bidi="zh_TW"/>
-        </w:rPr>
-        <w:t>姦淫, 堅持, 監督, 監督, 見證, 建築</w:t>
+        <w:t>hun</w:t>
       </w:r>
       <w:r>
         <w:rPr>
@@ -232,7 +212,7 @@
         <w:rPr>
           <w:lang w:val="zh_TW" w:bidi="zh_TW"/>
         </w:rPr>
-        <w:t>姦淫</w:t>
+        <w:t>婚姻、婚姻習俗</w:t>
       </w:r>
       <w:r>
         <w:rPr>
@@ -251,7 +231,7 @@
         <w:rPr>
           <w:lang w:val="zh_TW" w:bidi="zh_TW"/>
         </w:rPr>
-        <w:t>任何已婚婦女與不是其丈夫的男子發生性行為，或已婚男子與不是其妻子的婦女發生性行為。此舉破壞婚姻的合一。</w:t>
+        <w:t>在各個文化中所實踐的男女間的婚姻。</w:t>
       </w:r>
     </w:p>
     <w:p>
@@ -265,7 +245,7 @@
         <w:rPr>
           <w:lang w:val="zh_TW" w:bidi="zh_TW"/>
         </w:rPr>
-        <w:t>在舊約聖經時代，擁有多個配偶不會被視為姦淫（</w:t>
+        <w:t>婚姻的概念是由神所設立的，祂指示亞當：男人應當離開父母，與妻子聯合，二人成為一體（</w:t>
       </w:r>
       <w:hyperlink r:id="rId13">
         <w:r>
@@ -276,79 +256,7 @@
             <w:color w:val="0000EE"/>
             <w:u w:val="single"/>
           </w:rPr>
-          <w:t>申21:15</w:t>
-        </w:r>
-      </w:hyperlink>
-      <w:r>
-        <w:rPr>
-          <w:lang w:val="zh_TW" w:bidi="zh_TW"/>
-        </w:rPr>
-        <w:t>）。同樣，丈夫與他的使女（</w:t>
-      </w:r>
-      <w:hyperlink r:id="rId14">
-        <w:r>
-          <w:rPr>
-            <w:lang w:val="zh_TW" w:bidi="zh_TW"/>
-          </w:rPr>
-          <w:rPr>
-            <w:color w:val="0000EE"/>
-            <w:u w:val="single"/>
-          </w:rPr>
-          <w:t>創16:1</w:t>
-        </w:r>
-      </w:hyperlink>
-      <w:r>
-        <w:rPr>
-          <w:lang w:val="zh_TW" w:bidi="zh_TW"/>
-        </w:rPr>
-        <w:t>–</w:t>
-      </w:r>
-      <w:hyperlink r:id="rId14">
-        <w:r>
-          <w:rPr>
-            <w:lang w:val="zh_TW" w:bidi="zh_TW"/>
-          </w:rPr>
-          <w:rPr>
-            <w:color w:val="0000EE"/>
-            <w:u w:val="single"/>
-          </w:rPr>
-          <w:t>4</w:t>
-        </w:r>
-      </w:hyperlink>
-      <w:r>
-        <w:rPr>
-          <w:lang w:val="zh_TW" w:bidi="zh_TW"/>
-        </w:rPr>
-        <w:t>，</w:t>
-      </w:r>
-      <w:hyperlink r:id="rId15">
-        <w:r>
-          <w:rPr>
-            <w:lang w:val="zh_TW" w:bidi="zh_TW"/>
-          </w:rPr>
-          <w:rPr>
-            <w:color w:val="0000EE"/>
-            <w:u w:val="single"/>
-          </w:rPr>
-          <w:t>30:1</w:t>
-        </w:r>
-      </w:hyperlink>
-      <w:r>
-        <w:rPr>
-          <w:lang w:val="zh_TW" w:bidi="zh_TW"/>
-        </w:rPr>
-        <w:t>–</w:t>
-      </w:r>
-      <w:hyperlink r:id="rId15">
-        <w:r>
-          <w:rPr>
-            <w:lang w:val="zh_TW" w:bidi="zh_TW"/>
-          </w:rPr>
-          <w:rPr>
-            <w:color w:val="0000EE"/>
-            <w:u w:val="single"/>
-          </w:rPr>
-          <w:t>5</w:t>
+          <w:t>創2:24</w:t>
         </w:r>
       </w:hyperlink>
       <w:r>
@@ -369,73 +277,7 @@
         <w:rPr>
           <w:lang w:val="zh_TW" w:bidi="zh_TW"/>
         </w:rPr>
-        <w:t>耶穌在祂關於離婚和再婚的教導中否定了這些性別間的不平等關係。祂允許在犯姦淫的情況下休妻（</w:t>
-      </w:r>
-      <w:hyperlink r:id="rId16">
-        <w:r>
-          <w:rPr>
-            <w:lang w:val="zh_TW" w:bidi="zh_TW"/>
-          </w:rPr>
-          <w:rPr>
-            <w:color w:val="0000EE"/>
-            <w:u w:val="single"/>
-          </w:rPr>
-          <w:t>太5:32，</w:t>
-        </w:r>
-      </w:hyperlink>
-      <w:hyperlink r:id="rId17">
-        <w:r>
-          <w:rPr>
-            <w:lang w:val="zh_TW" w:bidi="zh_TW"/>
-          </w:rPr>
-          <w:rPr>
-            <w:color w:val="0000EE"/>
-            <w:u w:val="single"/>
-          </w:rPr>
-          <w:t>19:9</w:t>
-        </w:r>
-      </w:hyperlink>
-      <w:r>
-        <w:rPr>
-          <w:lang w:val="zh_TW" w:bidi="zh_TW"/>
-        </w:rPr>
-        <w:t>），但祂警告，在其它情況下，休妻後再婚就是犯姦淫。保羅補充說，這僅適用於原配偶仍然活著的情況（</w:t>
-      </w:r>
-      <w:hyperlink r:id="rId18">
-        <w:r>
-          <w:rPr>
-            <w:lang w:val="zh_TW" w:bidi="zh_TW"/>
-          </w:rPr>
-          <w:rPr>
-            <w:color w:val="0000EE"/>
-            <w:u w:val="single"/>
-          </w:rPr>
-          <w:t>羅7:2</w:t>
-        </w:r>
-      </w:hyperlink>
-      <w:r>
-        <w:rPr>
-          <w:lang w:val="zh_TW" w:bidi="zh_TW"/>
-        </w:rPr>
-        <w:t>–</w:t>
-      </w:r>
-      <w:hyperlink r:id="rId18">
-        <w:r>
-          <w:rPr>
-            <w:lang w:val="zh_TW" w:bidi="zh_TW"/>
-          </w:rPr>
-          <w:rPr>
-            <w:color w:val="0000EE"/>
-            <w:u w:val="single"/>
-          </w:rPr>
-          <w:t>3</w:t>
-        </w:r>
-      </w:hyperlink>
-      <w:r>
-        <w:rPr>
-          <w:lang w:val="zh_TW" w:bidi="zh_TW"/>
-        </w:rPr>
-        <w:t>）。</w:t>
+        <w:t>在舊約中提到幾種形式的婚姻，其中最早的似乎是基於母系原則。雖然在青銅器時代中期和早期君主制中，似乎有一些證據支持這一點，因母親的角色，在埃及與其它地方對於血統的決定仍十分重要，但對於早期是否應用母系原則這點，仍難以確定。</w:t>
       </w:r>
     </w:p>
     <w:p>
@@ -449,61 +291,43 @@
         <w:rPr>
           <w:lang w:val="zh_TW" w:bidi="zh_TW"/>
         </w:rPr>
-        <w:t>耶穌擴展了舊約聖經對姦淫的定義，將人的思想也包括在內。任何人若心裡起淫念（超越了受試探的階段），即使沒有身體接觸，也是在思想上犯姦淫（</w:t>
-      </w:r>
-      <w:hyperlink r:id="rId19">
-        <w:r>
-          <w:rPr>
-            <w:lang w:val="zh_TW" w:bidi="zh_TW"/>
-          </w:rPr>
-          <w:rPr>
-            <w:color w:val="0000EE"/>
-            <w:u w:val="single"/>
-          </w:rPr>
-          <w:t>太5:27</w:t>
-        </w:r>
-      </w:hyperlink>
-      <w:r>
-        <w:rPr>
-          <w:lang w:val="zh_TW" w:bidi="zh_TW"/>
-        </w:rPr>
-        <w:t>–</w:t>
-      </w:r>
-      <w:hyperlink r:id="rId19">
-        <w:r>
-          <w:rPr>
-            <w:lang w:val="zh_TW" w:bidi="zh_TW"/>
-          </w:rPr>
-          <w:rPr>
-            <w:color w:val="0000EE"/>
-            <w:u w:val="single"/>
-          </w:rPr>
-          <w:t>28</w:t>
-        </w:r>
-      </w:hyperlink>
-      <w:r>
-        <w:rPr>
-          <w:lang w:val="zh_TW" w:bidi="zh_TW"/>
-        </w:rPr>
-        <w:t>；參</w:t>
-      </w:r>
-      <w:hyperlink r:id="rId20">
-        <w:r>
-          <w:rPr>
-            <w:lang w:val="zh_TW" w:bidi="zh_TW"/>
-          </w:rPr>
-          <w:rPr>
-            <w:color w:val="0000EE"/>
-            <w:u w:val="single"/>
-          </w:rPr>
-          <w:t>伯31:1、9</w:t>
-        </w:r>
-      </w:hyperlink>
-      <w:r>
-        <w:rPr>
-          <w:lang w:val="zh_TW" w:bidi="zh_TW"/>
-        </w:rPr>
-        <w:t>）。</w:t>
+        <w:t>新娘結婚後通常會離開她的父母，與她丈夫的家族一起生活，就像利百加所做的（</w:t>
+      </w:r>
+      <w:hyperlink r:id="rId14">
+        <w:r>
+          <w:rPr>
+            <w:lang w:val="zh_TW" w:bidi="zh_TW"/>
+          </w:rPr>
+          <w:rPr>
+            <w:color w:val="0000EE"/>
+            <w:u w:val="single"/>
+          </w:rPr>
+          <w:t>創24:58–59</w:t>
+        </w:r>
+      </w:hyperlink>
+      <w:r>
+        <w:rPr>
+          <w:lang w:val="zh_TW" w:bidi="zh_TW"/>
+        </w:rPr>
+        <w:t>）。片語「娶妻」源自一個意指「成為主人」的字根（</w:t>
+      </w:r>
+      <w:hyperlink r:id="rId15">
+        <w:r>
+          <w:rPr>
+            <w:lang w:val="zh_TW" w:bidi="zh_TW"/>
+          </w:rPr>
+          <w:rPr>
+            <w:color w:val="0000EE"/>
+            <w:u w:val="single"/>
+          </w:rPr>
+          <w:t>申21:13</w:t>
+        </w:r>
+      </w:hyperlink>
+      <w:r>
+        <w:rPr>
+          <w:lang w:val="zh_TW" w:bidi="zh_TW"/>
+        </w:rPr>
+        <w:t>），而妻子經常將她的丈夫視為主人，並稱呼他為主人。</w:t>
       </w:r>
     </w:p>
     <w:p>
@@ -517,25 +341,97 @@
         <w:rPr>
           <w:lang w:val="zh_TW" w:bidi="zh_TW"/>
         </w:rPr>
-        <w:t>聖經在律法書、先知書和智慧文學中強烈責備姦淫。</w:t>
-      </w:r>
-    </w:p>
-    <w:p>
-      <w:pPr>
-        <w:pStyle w:val="ListBullet"/>
-        <w:spacing w:line="240" w:lineRule="auto"/>
-        <w:ind w:left="720"/>
-      </w:pPr>
-      <w:r>
-        <w:rPr>
-          <w:lang w:val="zh_TW" w:bidi="zh_TW"/>
-        </w:rPr>
-      </w:r>
-      <w:r>
-        <w:rPr>
-          <w:lang w:val="zh_TW" w:bidi="zh_TW"/>
-        </w:rPr>
-        <w:t>十誡禁止姦淫（</w:t>
+        <w:t>希伯來家譜列表顯示，血統是通過男性血緣來計算的（</w:t>
+      </w:r>
+      <w:hyperlink r:id="rId16">
+        <w:r>
+          <w:rPr>
+            <w:lang w:val="zh_TW" w:bidi="zh_TW"/>
+          </w:rPr>
+          <w:rPr>
+            <w:color w:val="0000EE"/>
+            <w:u w:val="single"/>
+          </w:rPr>
+          <w:t>創5:10</w:t>
+        </w:r>
+      </w:hyperlink>
+      <w:r>
+        <w:rPr>
+          <w:lang w:val="zh_TW" w:bidi="zh_TW"/>
+        </w:rPr>
+        <w:t>，</w:t>
+      </w:r>
+      <w:hyperlink r:id="rId17">
+        <w:r>
+          <w:rPr>
+            <w:lang w:val="zh_TW" w:bidi="zh_TW"/>
+          </w:rPr>
+          <w:rPr>
+            <w:color w:val="0000EE"/>
+            <w:u w:val="single"/>
+          </w:rPr>
+          <w:t>36:9–43</w:t>
+        </w:r>
+      </w:hyperlink>
+      <w:r>
+        <w:rPr>
+          <w:lang w:val="zh_TW" w:bidi="zh_TW"/>
+        </w:rPr>
+        <w:t>；</w:t>
+      </w:r>
+      <w:hyperlink r:id="rId18">
+        <w:r>
+          <w:rPr>
+            <w:lang w:val="zh_TW" w:bidi="zh_TW"/>
+          </w:rPr>
+          <w:rPr>
+            <w:color w:val="0000EE"/>
+            <w:u w:val="single"/>
+          </w:rPr>
+          <w:t>民1:1–15</w:t>
+        </w:r>
+      </w:hyperlink>
+      <w:r>
+        <w:rPr>
+          <w:lang w:val="zh_TW" w:bidi="zh_TW"/>
+        </w:rPr>
+        <w:t>；</w:t>
+      </w:r>
+      <w:hyperlink r:id="rId19">
+        <w:r>
+          <w:rPr>
+            <w:lang w:val="zh_TW" w:bidi="zh_TW"/>
+          </w:rPr>
+          <w:rPr>
+            <w:color w:val="0000EE"/>
+            <w:u w:val="single"/>
+          </w:rPr>
+          <w:t>得4:18–22</w:t>
+        </w:r>
+      </w:hyperlink>
+      <w:r>
+        <w:rPr>
+          <w:lang w:val="zh_TW" w:bidi="zh_TW"/>
+        </w:rPr>
+        <w:t>；</w:t>
+      </w:r>
+      <w:hyperlink r:id="rId20">
+        <w:r>
+          <w:rPr>
+            <w:lang w:val="zh_TW" w:bidi="zh_TW"/>
+          </w:rPr>
+          <w:rPr>
+            <w:color w:val="0000EE"/>
+            <w:u w:val="single"/>
+          </w:rPr>
+          <w:t>代上1:1–9</w:t>
+        </w:r>
+      </w:hyperlink>
+      <w:r>
+        <w:rPr>
+          <w:lang w:val="zh_TW" w:bidi="zh_TW"/>
+        </w:rPr>
+        <w:t>）。而擁有對孩子命名的重要權力表示對該孩子的權柄，在聖經中幾乎是由父親和母親共同行使的（參：</w:t>
       </w:r>
       <w:hyperlink r:id="rId21">
         <w:r>
@@ -546,7 +442,43 @@
             <w:color w:val="0000EE"/>
             <w:u w:val="single"/>
           </w:rPr>
-          <w:t>出20:14</w:t>
+          <w:t>創4:1、25–26</w:t>
+        </w:r>
+      </w:hyperlink>
+      <w:r>
+        <w:rPr>
+          <w:lang w:val="zh_TW" w:bidi="zh_TW"/>
+        </w:rPr>
+        <w:t>，</w:t>
+      </w:r>
+      <w:hyperlink r:id="rId22">
+        <w:r>
+          <w:rPr>
+            <w:lang w:val="zh_TW" w:bidi="zh_TW"/>
+          </w:rPr>
+          <w:rPr>
+            <w:color w:val="0000EE"/>
+            <w:u w:val="single"/>
+          </w:rPr>
+          <w:t>5:29</w:t>
+        </w:r>
+      </w:hyperlink>
+      <w:r>
+        <w:rPr>
+          <w:lang w:val="zh_TW" w:bidi="zh_TW"/>
+        </w:rPr>
+        <w:t>，</w:t>
+      </w:r>
+      <w:hyperlink r:id="rId23">
+        <w:r>
+          <w:rPr>
+            <w:lang w:val="zh_TW" w:bidi="zh_TW"/>
+          </w:rPr>
+          <w:rPr>
+            <w:color w:val="0000EE"/>
+            <w:u w:val="single"/>
+          </w:rPr>
+          <w:t>35:18</w:t>
         </w:r>
       </w:hyperlink>
       <w:r>
@@ -555,70 +487,34 @@
         </w:rPr>
         <w:t>；</w:t>
       </w:r>
-      <w:hyperlink r:id="rId22">
-        <w:r>
-          <w:rPr>
-            <w:lang w:val="zh_TW" w:bidi="zh_TW"/>
-          </w:rPr>
-          <w:rPr>
-            <w:color w:val="0000EE"/>
-            <w:u w:val="single"/>
-          </w:rPr>
-          <w:t>申5:18</w:t>
-        </w:r>
-      </w:hyperlink>
-      <w:r>
-        <w:rPr>
-          <w:lang w:val="zh_TW" w:bidi="zh_TW"/>
-        </w:rPr>
-        <w:t>）。</w:t>
-      </w:r>
-    </w:p>
-    <w:p>
-      <w:pPr>
-        <w:pStyle w:val="ListBullet"/>
-        <w:spacing w:line="240" w:lineRule="auto"/>
-        <w:ind w:left="720"/>
-      </w:pPr>
-      <w:r>
-        <w:rPr>
-          <w:lang w:val="zh_TW" w:bidi="zh_TW"/>
-        </w:rPr>
-      </w:r>
-      <w:r>
-        <w:rPr>
-          <w:lang w:val="zh_TW" w:bidi="zh_TW"/>
-        </w:rPr>
-        <w:t>先知宣告姦淫使神發怒（</w:t>
-      </w:r>
-      <w:hyperlink r:id="rId23">
-        <w:r>
-          <w:rPr>
-            <w:lang w:val="zh_TW" w:bidi="zh_TW"/>
-          </w:rPr>
-          <w:rPr>
-            <w:color w:val="0000EE"/>
-            <w:u w:val="single"/>
-          </w:rPr>
-          <w:t>耶23:11</w:t>
-        </w:r>
-      </w:hyperlink>
-      <w:r>
-        <w:rPr>
-          <w:lang w:val="zh_TW" w:bidi="zh_TW"/>
-        </w:rPr>
-        <w:t>–</w:t>
-      </w:r>
-      <w:hyperlink r:id="rId23">
-        <w:r>
-          <w:rPr>
-            <w:lang w:val="zh_TW" w:bidi="zh_TW"/>
-          </w:rPr>
-          <w:rPr>
-            <w:color w:val="0000EE"/>
-            <w:u w:val="single"/>
-          </w:rPr>
-          <w:t>14</w:t>
+      <w:hyperlink r:id="rId24">
+        <w:r>
+          <w:rPr>
+            <w:lang w:val="zh_TW" w:bidi="zh_TW"/>
+          </w:rPr>
+          <w:rPr>
+            <w:color w:val="0000EE"/>
+            <w:u w:val="single"/>
+          </w:rPr>
+          <w:t>撒上1:20</w:t>
+        </w:r>
+      </w:hyperlink>
+      <w:r>
+        <w:rPr>
+          <w:lang w:val="zh_TW" w:bidi="zh_TW"/>
+        </w:rPr>
+        <w:t>，</w:t>
+      </w:r>
+      <w:hyperlink r:id="rId25">
+        <w:r>
+          <w:rPr>
+            <w:lang w:val="zh_TW" w:bidi="zh_TW"/>
+          </w:rPr>
+          <w:rPr>
+            <w:color w:val="0000EE"/>
+            <w:u w:val="single"/>
+          </w:rPr>
+          <w:t>4:21</w:t>
         </w:r>
       </w:hyperlink>
       <w:r>
@@ -627,16 +523,16 @@
         </w:rPr>
         <w:t>；</w:t>
       </w:r>
-      <w:hyperlink r:id="rId24">
-        <w:r>
-          <w:rPr>
-            <w:lang w:val="zh_TW" w:bidi="zh_TW"/>
-          </w:rPr>
-          <w:rPr>
-            <w:color w:val="0000EE"/>
-            <w:u w:val="single"/>
-          </w:rPr>
-          <w:t>結22:11</w:t>
+      <w:hyperlink r:id="rId26">
+        <w:r>
+          <w:rPr>
+            <w:lang w:val="zh_TW" w:bidi="zh_TW"/>
+          </w:rPr>
+          <w:rPr>
+            <w:color w:val="0000EE"/>
+            <w:u w:val="single"/>
+          </w:rPr>
+          <w:t>賽8:3</w:t>
         </w:r>
       </w:hyperlink>
       <w:r>
@@ -645,78 +541,6 @@
         </w:rPr>
         <w:t>；</w:t>
       </w:r>
-      <w:hyperlink r:id="rId25">
-        <w:r>
-          <w:rPr>
-            <w:lang w:val="zh_TW" w:bidi="zh_TW"/>
-          </w:rPr>
-          <w:rPr>
-            <w:color w:val="0000EE"/>
-            <w:u w:val="single"/>
-          </w:rPr>
-          <w:t>瑪3:5</w:t>
-        </w:r>
-      </w:hyperlink>
-      <w:r>
-        <w:rPr>
-          <w:lang w:val="zh_TW" w:bidi="zh_TW"/>
-        </w:rPr>
-        <w:t>）。</w:t>
-      </w:r>
-    </w:p>
-    <w:p>
-      <w:pPr>
-        <w:pStyle w:val="ListBullet"/>
-        <w:spacing w:line="240" w:lineRule="auto"/>
-        <w:ind w:left="720"/>
-      </w:pPr>
-      <w:r>
-        <w:rPr>
-          <w:lang w:val="zh_TW" w:bidi="zh_TW"/>
-        </w:rPr>
-      </w:r>
-      <w:r>
-        <w:rPr>
-          <w:lang w:val="zh_TW" w:bidi="zh_TW"/>
-        </w:rPr>
-        <w:t>箴言描述姦淫是自我毀滅（</w:t>
-      </w:r>
-      <w:hyperlink r:id="rId26">
-        <w:r>
-          <w:rPr>
-            <w:lang w:val="zh_TW" w:bidi="zh_TW"/>
-          </w:rPr>
-          <w:rPr>
-            <w:color w:val="0000EE"/>
-            <w:u w:val="single"/>
-          </w:rPr>
-          <w:t>箴6:23</w:t>
-        </w:r>
-      </w:hyperlink>
-      <w:r>
-        <w:rPr>
-          <w:lang w:val="zh_TW" w:bidi="zh_TW"/>
-        </w:rPr>
-        <w:t>–</w:t>
-      </w:r>
-      <w:hyperlink r:id="rId26">
-        <w:r>
-          <w:rPr>
-            <w:lang w:val="zh_TW" w:bidi="zh_TW"/>
-          </w:rPr>
-          <w:rPr>
-            <w:color w:val="0000EE"/>
-            <w:u w:val="single"/>
-          </w:rPr>
-          <w:t>35</w:t>
-        </w:r>
-      </w:hyperlink>
-      <w:r>
-        <w:rPr>
-          <w:lang w:val="zh_TW" w:bidi="zh_TW"/>
-        </w:rPr>
-        <w:t>；參</w:t>
-      </w:r>
       <w:hyperlink r:id="rId27">
         <w:r>
           <w:rPr>
@@ -726,32 +550,14 @@
             <w:color w:val="0000EE"/>
             <w:u w:val="single"/>
           </w:rPr>
-          <w:t>7:6</w:t>
-        </w:r>
-      </w:hyperlink>
-      <w:r>
-        <w:rPr>
-          <w:lang w:val="zh_TW" w:bidi="zh_TW"/>
-        </w:rPr>
-        <w:t>–</w:t>
-      </w:r>
-      <w:hyperlink r:id="rId27">
-        <w:r>
-          <w:rPr>
-            <w:lang w:val="zh_TW" w:bidi="zh_TW"/>
-          </w:rPr>
-          <w:rPr>
-            <w:color w:val="0000EE"/>
-            <w:u w:val="single"/>
-          </w:rPr>
-          <w:t>27</w:t>
-        </w:r>
-      </w:hyperlink>
-      <w:r>
-        <w:rPr>
-          <w:lang w:val="zh_TW" w:bidi="zh_TW"/>
-        </w:rPr>
-        <w:t>）。</w:t>
+          <w:t>何1:4–9</w:t>
+        </w:r>
+      </w:hyperlink>
+      <w:r>
+        <w:rPr>
+          <w:lang w:val="zh_TW" w:bidi="zh_TW"/>
+        </w:rPr>
+        <w:t>）。兒子經常以父親的名字命名，表達了他們是認同父親的。</w:t>
       </w:r>
     </w:p>
     <w:p>
@@ -765,7 +571,7 @@
         <w:rPr>
           <w:lang w:val="zh_TW" w:bidi="zh_TW"/>
         </w:rPr>
-        <w:t>新約聖經繼續這種譴責，調若人不悔改，姦淫會使其被排除在神的國之外（</w:t>
+        <w:t>在父權社會中，父親是家庭中具權柄的角色。他的妻子和孩子被視為他的財產，與他對田地和牲畜的擁有權有些類似（</w:t>
       </w:r>
       <w:hyperlink r:id="rId28">
         <w:r>
@@ -776,14 +582,14 @@
             <w:color w:val="0000EE"/>
             <w:u w:val="single"/>
           </w:rPr>
-          <w:t>林前6:9</w:t>
-        </w:r>
-      </w:hyperlink>
-      <w:r>
-        <w:rPr>
-          <w:lang w:val="zh_TW" w:bidi="zh_TW"/>
-        </w:rPr>
-        <w:t>）。這與愛鄰舍的道理相反（</w:t>
+          <w:t>出20:17</w:t>
+        </w:r>
+      </w:hyperlink>
+      <w:r>
+        <w:rPr>
+          <w:lang w:val="zh_TW" w:bidi="zh_TW"/>
+        </w:rPr>
+        <w:t>；</w:t>
       </w:r>
       <w:hyperlink r:id="rId29">
         <w:r>
@@ -794,32 +600,14 @@
             <w:color w:val="0000EE"/>
             <w:u w:val="single"/>
           </w:rPr>
-          <w:t>羅13:9</w:t>
-        </w:r>
-      </w:hyperlink>
-      <w:r>
-        <w:rPr>
-          <w:lang w:val="zh_TW" w:bidi="zh_TW"/>
-        </w:rPr>
-        <w:t>–</w:t>
-      </w:r>
-      <w:hyperlink r:id="rId29">
-        <w:r>
-          <w:rPr>
-            <w:lang w:val="zh_TW" w:bidi="zh_TW"/>
-          </w:rPr>
-          <w:rPr>
-            <w:color w:val="0000EE"/>
-            <w:u w:val="single"/>
-          </w:rPr>
-          <w:t>10</w:t>
-        </w:r>
-      </w:hyperlink>
-      <w:r>
-        <w:rPr>
-          <w:lang w:val="zh_TW" w:bidi="zh_TW"/>
-        </w:rPr>
-        <w:t>），且神要審判犯姦淫的人（</w:t>
+          <w:t>申5:21</w:t>
+        </w:r>
+      </w:hyperlink>
+      <w:r>
+        <w:rPr>
+          <w:lang w:val="zh_TW" w:bidi="zh_TW"/>
+        </w:rPr>
+        <w:t>）。他有權賣掉他的女兒（</w:t>
       </w:r>
       <w:hyperlink r:id="rId30">
         <w:r>
@@ -830,14 +618,32 @@
             <w:color w:val="0000EE"/>
             <w:u w:val="single"/>
           </w:rPr>
-          <w:t>來13:4</w:t>
-        </w:r>
-      </w:hyperlink>
-      <w:r>
-        <w:rPr>
-          <w:lang w:val="zh_TW" w:bidi="zh_TW"/>
-        </w:rPr>
-        <w:t>）。</w:t>
+          <w:t>出21:7</w:t>
+        </w:r>
+      </w:hyperlink>
+      <w:r>
+        <w:rPr>
+          <w:lang w:val="zh_TW" w:bidi="zh_TW"/>
+        </w:rPr>
+        <w:t>；</w:t>
+      </w:r>
+      <w:hyperlink r:id="rId31">
+        <w:r>
+          <w:rPr>
+            <w:lang w:val="zh_TW" w:bidi="zh_TW"/>
+          </w:rPr>
+          <w:rPr>
+            <w:color w:val="0000EE"/>
+            <w:u w:val="single"/>
+          </w:rPr>
+          <w:t>尼5:5</w:t>
+        </w:r>
+      </w:hyperlink>
+      <w:r>
+        <w:rPr>
+          <w:lang w:val="zh_TW" w:bidi="zh_TW"/>
+        </w:rPr>
+        <w:t>），甚至對他孩子擁有生死的決定權。</w:t>
       </w:r>
     </w:p>
     <w:p>
@@ -851,25 +657,7 @@
         <w:rPr>
           <w:lang w:val="zh_TW" w:bidi="zh_TW"/>
         </w:rPr>
-        <w:t>在舊約聖經中，姦淫的懲罰是處死男女雙方（</w:t>
-      </w:r>
-      <w:hyperlink r:id="rId31">
-        <w:r>
-          <w:rPr>
-            <w:lang w:val="zh_TW" w:bidi="zh_TW"/>
-          </w:rPr>
-          <w:rPr>
-            <w:color w:val="0000EE"/>
-            <w:u w:val="single"/>
-          </w:rPr>
-          <w:t>利20:10</w:t>
-        </w:r>
-      </w:hyperlink>
-      <w:r>
-        <w:rPr>
-          <w:lang w:val="zh_TW" w:bidi="zh_TW"/>
-        </w:rPr>
-        <w:t>；</w:t>
+        <w:t>一個男人可以輕易地休妻來終止婚姻，這也顯示出他在家庭中的權柄（</w:t>
       </w:r>
       <w:hyperlink r:id="rId32">
         <w:r>
@@ -880,14 +668,14 @@
             <w:color w:val="0000EE"/>
             <w:u w:val="single"/>
           </w:rPr>
-          <w:t>申22:22</w:t>
-        </w:r>
-      </w:hyperlink>
-      <w:r>
-        <w:rPr>
-          <w:lang w:val="zh_TW" w:bidi="zh_TW"/>
-        </w:rPr>
-        <w:t>），這種情況適用於婦女已經與另一個男人訂婚，而不適用於強姦的情況（在這情況下，只有男子會被處死——</w:t>
+          <w:t>申24:1–4</w:t>
+        </w:r>
+      </w:hyperlink>
+      <w:r>
+        <w:rPr>
+          <w:lang w:val="zh_TW" w:bidi="zh_TW"/>
+        </w:rPr>
+        <w:t>；參：</w:t>
       </w:r>
       <w:hyperlink r:id="rId33">
         <w:r>
@@ -898,50 +686,14 @@
             <w:color w:val="0000EE"/>
             <w:u w:val="single"/>
           </w:rPr>
-          <w:t>申22:23</w:t>
-        </w:r>
-      </w:hyperlink>
-      <w:r>
-        <w:rPr>
-          <w:lang w:val="zh_TW" w:bidi="zh_TW"/>
-        </w:rPr>
-        <w:t>–</w:t>
-      </w:r>
-      <w:hyperlink r:id="rId33">
-        <w:r>
-          <w:rPr>
-            <w:lang w:val="zh_TW" w:bidi="zh_TW"/>
-          </w:rPr>
-          <w:rPr>
-            <w:color w:val="0000EE"/>
-            <w:u w:val="single"/>
-          </w:rPr>
-          <w:t>27</w:t>
-        </w:r>
-      </w:hyperlink>
-      <w:r>
-        <w:rPr>
-          <w:lang w:val="zh_TW" w:bidi="zh_TW"/>
-        </w:rPr>
-        <w:t>）。「就把那惡從你們中間除掉」（</w:t>
-      </w:r>
-      <w:hyperlink r:id="rId34">
-        <w:r>
-          <w:rPr>
-            <w:lang w:val="zh_TW" w:bidi="zh_TW"/>
-          </w:rPr>
-          <w:rPr>
-            <w:color w:val="0000EE"/>
-            <w:u w:val="single"/>
-          </w:rPr>
-          <w:t>申22:24）</w:t>
-        </w:r>
-      </w:hyperlink>
-      <w:r>
-        <w:rPr>
-          <w:lang w:val="zh_TW" w:bidi="zh_TW"/>
-        </w:rPr>
-        <w:t>這命令表明，姦淫不僅威脅犯罪者的家庭，也危害社會健康。</w:t>
+          <w:t>22:13–21</w:t>
+        </w:r>
+      </w:hyperlink>
+      <w:r>
+        <w:rPr>
+          <w:lang w:val="zh_TW" w:bidi="zh_TW"/>
+        </w:rPr>
+        <w:t>）。</w:t>
       </w:r>
     </w:p>
     <w:p>
@@ -955,43 +707,25 @@
         <w:rPr>
           <w:lang w:val="zh_TW" w:bidi="zh_TW"/>
         </w:rPr>
-        <w:t>由於姦淫的後果非常嚴重，必須罪名確鑿，才能懲罰。如果只是懷疑姦淫，妻子需要通過起誓並喝苦水來接受測試。由於測試是在神面前進行，其結果被認為能揭示真相（</w:t>
-      </w:r>
-      <w:hyperlink r:id="rId35">
-        <w:r>
-          <w:rPr>
-            <w:lang w:val="zh_TW" w:bidi="zh_TW"/>
-          </w:rPr>
-          <w:rPr>
-            <w:color w:val="0000EE"/>
-            <w:u w:val="single"/>
-          </w:rPr>
-          <w:t>民5:11</w:t>
-        </w:r>
-      </w:hyperlink>
-      <w:r>
-        <w:rPr>
-          <w:lang w:val="zh_TW" w:bidi="zh_TW"/>
-        </w:rPr>
-        <w:t>–</w:t>
-      </w:r>
-      <w:hyperlink r:id="rId35">
-        <w:r>
-          <w:rPr>
-            <w:lang w:val="zh_TW" w:bidi="zh_TW"/>
-          </w:rPr>
-          <w:rPr>
-            <w:color w:val="0000EE"/>
-            <w:u w:val="single"/>
-          </w:rPr>
-          <w:t>31</w:t>
-        </w:r>
-      </w:hyperlink>
-      <w:r>
-        <w:rPr>
-          <w:lang w:val="zh_TW" w:bidi="zh_TW"/>
-        </w:rPr>
-        <w:t>）。</w:t>
+        <w:t xml:space="preserve">娶寡嫂婚（levirate marriage）是古代以色列的一種習俗，目的是為了保留男子的家系（姓氏）和財產。 如果一個男人死後沒有子女，他的兄弟（或最親近的男性親屬）應該娶其寡婦為妻。 </w:t>
+      </w:r>
+      <w:hyperlink r:id="rId34">
+        <w:r>
+          <w:rPr>
+            <w:lang w:val="zh_TW" w:bidi="zh_TW"/>
+          </w:rPr>
+          <w:rPr>
+            <w:color w:val="0000EE"/>
+            <w:u w:val="single"/>
+          </w:rPr>
+          <w:t>申命記二十五章5至10節</w:t>
+        </w:r>
+      </w:hyperlink>
+      <w:r>
+        <w:rPr>
+          <w:lang w:val="zh_TW" w:bidi="zh_TW"/>
+        </w:rPr>
+        <w:t>描述了這種情況。 這樣制度下的婚姻所誕生的第一個兒子會被算作死者的兒子，這樣他的姓氏和遺產就可以延續下去。 這個習俗也有助於照顧故人的寡婦，否則她可能會失去依靠。 迦南人、亞述人和赫人也有類似的習俗。</w:t>
       </w:r>
     </w:p>
     <w:p>
@@ -1005,7 +739,25 @@
         <w:rPr>
           <w:lang w:val="zh_TW" w:bidi="zh_TW"/>
         </w:rPr>
-        <w:t>在舊約和新約中，姦淫也被用來象徵人對神的不忠。舊約先知將神與百姓約的關係比作婚姻（</w:t>
+        <w:t>舊約中最熟悉的娶寡嫂婚情況——雖然不完全符合</w:t>
+      </w:r>
+      <w:hyperlink r:id="rId35">
+        <w:r>
+          <w:rPr>
+            <w:lang w:val="zh_TW" w:bidi="zh_TW"/>
+          </w:rPr>
+          <w:rPr>
+            <w:color w:val="0000EE"/>
+            <w:u w:val="single"/>
+          </w:rPr>
+          <w:t>申命記二十五章</w:t>
+        </w:r>
+      </w:hyperlink>
+      <w:r>
+        <w:rPr>
+          <w:lang w:val="zh_TW" w:bidi="zh_TW"/>
+        </w:rPr>
+        <w:t>的律法——是在路得記中所記述的。對於路得來說，找到一些近親男性親屬與她結婚是一件十分重要的任務，因為只有這樣做，她才能保留家族的名字和財產。然而，最近的男性親屬拒絕了承擔責任，他認為這是雙重的負擔，首先，他必須購買土地並供養路得，其次，他知道長子會被視為她死去丈夫的孩子，帶著他的姓氏並繼承土地。第二近的親屬波阿斯卻同意承擔責任（</w:t>
       </w:r>
       <w:hyperlink r:id="rId36">
         <w:r>
@@ -1016,127 +768,7 @@
             <w:color w:val="0000EE"/>
             <w:u w:val="single"/>
           </w:rPr>
-          <w:t>賽54:5</w:t>
-        </w:r>
-      </w:hyperlink>
-      <w:r>
-        <w:rPr>
-          <w:lang w:val="zh_TW" w:bidi="zh_TW"/>
-        </w:rPr>
-        <w:t>–</w:t>
-      </w:r>
-      <w:hyperlink r:id="rId36">
-        <w:r>
-          <w:rPr>
-            <w:lang w:val="zh_TW" w:bidi="zh_TW"/>
-          </w:rPr>
-          <w:rPr>
-            <w:color w:val="0000EE"/>
-            <w:u w:val="single"/>
-          </w:rPr>
-          <w:t>8</w:t>
-        </w:r>
-      </w:hyperlink>
-      <w:r>
-        <w:rPr>
-          <w:lang w:val="zh_TW" w:bidi="zh_TW"/>
-        </w:rPr>
-        <w:t>；參</w:t>
-      </w:r>
-      <w:hyperlink r:id="rId37">
-        <w:r>
-          <w:rPr>
-            <w:lang w:val="zh_TW" w:bidi="zh_TW"/>
-          </w:rPr>
-          <w:rPr>
-            <w:color w:val="0000EE"/>
-            <w:u w:val="single"/>
-          </w:rPr>
-          <w:t>啟21:2</w:t>
-        </w:r>
-      </w:hyperlink>
-      <w:r>
-        <w:rPr>
-          <w:lang w:val="zh_TW" w:bidi="zh_TW"/>
-        </w:rPr>
-        <w:t>），破壞這種關係（尤其是通過崇拜偶像），就被視為屬靈的姦淫（</w:t>
-      </w:r>
-      <w:hyperlink r:id="rId38">
-        <w:r>
-          <w:rPr>
-            <w:lang w:val="zh_TW" w:bidi="zh_TW"/>
-          </w:rPr>
-          <w:rPr>
-            <w:color w:val="0000EE"/>
-            <w:u w:val="single"/>
-          </w:rPr>
-          <w:t>耶5:7</w:t>
-        </w:r>
-      </w:hyperlink>
-      <w:r>
-        <w:rPr>
-          <w:lang w:val="zh_TW" w:bidi="zh_TW"/>
-        </w:rPr>
-        <w:t>–</w:t>
-      </w:r>
-      <w:hyperlink r:id="rId38">
-        <w:r>
-          <w:rPr>
-            <w:lang w:val="zh_TW" w:bidi="zh_TW"/>
-          </w:rPr>
-          <w:rPr>
-            <w:color w:val="0000EE"/>
-            <w:u w:val="single"/>
-          </w:rPr>
-          <w:t>8，</w:t>
-        </w:r>
-      </w:hyperlink>
-      <w:hyperlink r:id="rId39">
-        <w:r>
-          <w:rPr>
-            <w:lang w:val="zh_TW" w:bidi="zh_TW"/>
-          </w:rPr>
-          <w:rPr>
-            <w:color w:val="0000EE"/>
-            <w:u w:val="single"/>
-          </w:rPr>
-          <w:t>13:22</w:t>
-        </w:r>
-      </w:hyperlink>
-      <w:r>
-        <w:rPr>
-          <w:lang w:val="zh_TW" w:bidi="zh_TW"/>
-        </w:rPr>
-        <w:t>–</w:t>
-      </w:r>
-      <w:hyperlink r:id="rId39">
-        <w:r>
-          <w:rPr>
-            <w:lang w:val="zh_TW" w:bidi="zh_TW"/>
-          </w:rPr>
-          <w:rPr>
-            <w:color w:val="0000EE"/>
-            <w:u w:val="single"/>
-          </w:rPr>
-          <w:t>27</w:t>
-        </w:r>
-      </w:hyperlink>
-      <w:r>
-        <w:rPr>
-          <w:lang w:val="zh_TW" w:bidi="zh_TW"/>
-        </w:rPr>
-        <w:t>；</w:t>
-      </w:r>
-      <w:hyperlink r:id="rId40">
-        <w:r>
-          <w:rPr>
-            <w:lang w:val="zh_TW" w:bidi="zh_TW"/>
-          </w:rPr>
-          <w:rPr>
-            <w:color w:val="0000EE"/>
-            <w:u w:val="single"/>
-          </w:rPr>
-          <w:t>結23:37</w:t>
+          <w:t>得2:20–4:10</w:t>
         </w:r>
       </w:hyperlink>
       <w:r>
@@ -1157,73 +789,7 @@
         <w:rPr>
           <w:lang w:val="zh_TW" w:bidi="zh_TW"/>
         </w:rPr>
-        <w:t>耶穌也用屬靈上的姦淫來描述那些拒絕祂的身份或要求證明祂神性的人（</w:t>
-      </w:r>
-      <w:hyperlink r:id="rId41">
-        <w:r>
-          <w:rPr>
-            <w:lang w:val="zh_TW" w:bidi="zh_TW"/>
-          </w:rPr>
-          <w:rPr>
-            <w:color w:val="0000EE"/>
-            <w:u w:val="single"/>
-          </w:rPr>
-          <w:t>太12:39，</w:t>
-        </w:r>
-      </w:hyperlink>
-      <w:hyperlink r:id="rId42">
-        <w:r>
-          <w:rPr>
-            <w:lang w:val="zh_TW" w:bidi="zh_TW"/>
-          </w:rPr>
-          <w:rPr>
-            <w:color w:val="0000EE"/>
-            <w:u w:val="single"/>
-          </w:rPr>
-          <w:t>16:4</w:t>
-        </w:r>
-      </w:hyperlink>
-      <w:r>
-        <w:rPr>
-          <w:lang w:val="zh_TW" w:bidi="zh_TW"/>
-        </w:rPr>
-        <w:t>；</w:t>
-      </w:r>
-      <w:hyperlink r:id="rId43">
-        <w:r>
-          <w:rPr>
-            <w:lang w:val="zh_TW" w:bidi="zh_TW"/>
-          </w:rPr>
-          <w:rPr>
-            <w:color w:val="0000EE"/>
-            <w:u w:val="single"/>
-          </w:rPr>
-          <w:t>可8:38</w:t>
-        </w:r>
-      </w:hyperlink>
-      <w:r>
-        <w:rPr>
-          <w:lang w:val="zh_TW" w:bidi="zh_TW"/>
-        </w:rPr>
-        <w:t>）。在</w:t>
-      </w:r>
-      <w:hyperlink r:id="rId44">
-        <w:r>
-          <w:rPr>
-            <w:lang w:val="zh_TW" w:bidi="zh_TW"/>
-          </w:rPr>
-          <w:rPr>
-            <w:color w:val="0000EE"/>
-            <w:u w:val="single"/>
-          </w:rPr>
-          <w:t>雅各書四章4至6節</w:t>
-        </w:r>
-      </w:hyperlink>
-      <w:r>
-        <w:rPr>
-          <w:lang w:val="zh_TW" w:bidi="zh_TW"/>
-        </w:rPr>
-        <w:t>中，神被描述為一位慈愛的、嫉妒的丈夫，與世俗為友且犯姦淫的百姓就是與祂為敵。</w:t>
+        <w:t>儘管舊約中引用了許多一夫多妻的例子，但毫無疑問的，大多數以色列人只有一個配偶。普通家庭中沒有多妻婚姻的例子。</w:t>
       </w:r>
     </w:p>
     <w:p>
@@ -1237,119 +803,151 @@
         <w:rPr>
           <w:lang w:val="zh_TW" w:bidi="zh_TW"/>
         </w:rPr>
-        <w:t>先知何西阿特別關注這一主題，神藉何西阿的個人經歷傳達重要信息。何西阿的妻子對他不忠，正如神的百姓對祂不忠一樣。這個故事揭示了：</w:t>
-      </w:r>
-    </w:p>
-    <w:p>
-      <w:pPr>
-        <w:pStyle w:val="ListNumber"/>
-        <w:numPr>
-          <w:ilvl w:val="0"/>
-          <w:numId w:val="14"/>
-        </w:numPr>
-        <w:spacing w:line="240" w:lineRule="auto"/>
-        <w:ind w:left="720"/>
-      </w:pPr>
-      <w:r>
-        <w:rPr>
-          <w:lang w:val="zh_TW" w:bidi="zh_TW"/>
-        </w:rPr>
-      </w:r>
-      <w:r>
-        <w:rPr>
-          <w:lang w:val="zh_TW" w:bidi="zh_TW"/>
-        </w:rPr>
-        <w:t>神的百姓對祂不忠的嚴重性（</w:t>
-      </w:r>
-      <w:hyperlink r:id="rId45">
-        <w:r>
-          <w:rPr>
-            <w:lang w:val="zh_TW" w:bidi="zh_TW"/>
-          </w:rPr>
-          <w:rPr>
-            <w:color w:val="0000EE"/>
-            <w:u w:val="single"/>
-          </w:rPr>
-          <w:t>何2:2</w:t>
-        </w:r>
-      </w:hyperlink>
-      <w:r>
-        <w:rPr>
-          <w:lang w:val="zh_TW" w:bidi="zh_TW"/>
-        </w:rPr>
-        <w:t>–</w:t>
-      </w:r>
-      <w:hyperlink r:id="rId45">
-        <w:r>
-          <w:rPr>
-            <w:lang w:val="zh_TW" w:bidi="zh_TW"/>
-          </w:rPr>
-          <w:rPr>
-            <w:color w:val="0000EE"/>
-            <w:u w:val="single"/>
-          </w:rPr>
-          <w:t>6</w:t>
-        </w:r>
-      </w:hyperlink>
-      <w:r>
-        <w:rPr>
-          <w:lang w:val="zh_TW" w:bidi="zh_TW"/>
-        </w:rPr>
-        <w:t>）</w:t>
-      </w:r>
-    </w:p>
-    <w:p>
-      <w:pPr>
-        <w:pStyle w:val="ListNumber"/>
-        <w:spacing w:line="240" w:lineRule="auto"/>
-        <w:ind w:left="720"/>
-      </w:pPr>
-      <w:r>
-        <w:rPr>
-          <w:lang w:val="zh_TW" w:bidi="zh_TW"/>
-        </w:rPr>
-      </w:r>
-      <w:r>
-        <w:rPr>
-          <w:lang w:val="zh_TW" w:bidi="zh_TW"/>
-        </w:rPr>
-        <w:t>神渴望恢復這關係（</w:t>
-      </w:r>
-      <w:hyperlink r:id="rId46">
-        <w:r>
-          <w:rPr>
-            <w:lang w:val="zh_TW" w:bidi="zh_TW"/>
-          </w:rPr>
-          <w:rPr>
-            <w:color w:val="0000EE"/>
-            <w:u w:val="single"/>
-          </w:rPr>
-          <w:t>3:1</w:t>
-        </w:r>
-      </w:hyperlink>
-      <w:r>
-        <w:rPr>
-          <w:lang w:val="zh_TW" w:bidi="zh_TW"/>
-        </w:rPr>
-        <w:t>–</w:t>
-      </w:r>
-      <w:hyperlink r:id="rId46">
-        <w:r>
-          <w:rPr>
-            <w:lang w:val="zh_TW" w:bidi="zh_TW"/>
-          </w:rPr>
-          <w:rPr>
-            <w:color w:val="0000EE"/>
-            <w:u w:val="single"/>
-          </w:rPr>
-          <w:t>5</w:t>
-        </w:r>
-      </w:hyperlink>
-      <w:r>
-        <w:rPr>
-          <w:lang w:val="zh_TW" w:bidi="zh_TW"/>
-        </w:rPr>
-        <w:t>）</w:t>
+        <w:t>最初給亞當的指示是「人要離開父母，與妻子聯合」（</w:t>
+      </w:r>
+      <w:hyperlink r:id="rId13">
+        <w:r>
+          <w:rPr>
+            <w:lang w:val="zh_TW" w:bidi="zh_TW"/>
+          </w:rPr>
+          <w:rPr>
+            <w:color w:val="0000EE"/>
+            <w:u w:val="single"/>
+          </w:rPr>
+          <w:t>創2:24）</w:t>
+        </w:r>
+      </w:hyperlink>
+      <w:r>
+        <w:rPr>
+          <w:lang w:val="zh_TW" w:bidi="zh_TW"/>
+        </w:rPr>
+        <w:t>。希伯來法律通常暗示只有一位妻子的婚姻是最可接受的婚姻形式（</w:t>
+      </w:r>
+      <w:hyperlink r:id="rId28">
+        <w:r>
+          <w:rPr>
+            <w:lang w:val="zh_TW" w:bidi="zh_TW"/>
+          </w:rPr>
+          <w:rPr>
+            <w:color w:val="0000EE"/>
+            <w:u w:val="single"/>
+          </w:rPr>
+          <w:t>出20:17</w:t>
+        </w:r>
+      </w:hyperlink>
+      <w:r>
+        <w:rPr>
+          <w:lang w:val="zh_TW" w:bidi="zh_TW"/>
+        </w:rPr>
+        <w:t>，</w:t>
+      </w:r>
+      <w:hyperlink r:id="rId37">
+        <w:r>
+          <w:rPr>
+            <w:lang w:val="zh_TW" w:bidi="zh_TW"/>
+          </w:rPr>
+          <w:rPr>
+            <w:color w:val="0000EE"/>
+            <w:u w:val="single"/>
+          </w:rPr>
+          <w:t>21:5</w:t>
+        </w:r>
+      </w:hyperlink>
+      <w:r>
+        <w:rPr>
+          <w:lang w:val="zh_TW" w:bidi="zh_TW"/>
+        </w:rPr>
+        <w:t>；</w:t>
+      </w:r>
+      <w:hyperlink r:id="rId38">
+        <w:r>
+          <w:rPr>
+            <w:lang w:val="zh_TW" w:bidi="zh_TW"/>
+          </w:rPr>
+          <w:rPr>
+            <w:color w:val="0000EE"/>
+            <w:u w:val="single"/>
+          </w:rPr>
+          <w:t>利18:8、16–20</w:t>
+        </w:r>
+      </w:hyperlink>
+      <w:r>
+        <w:rPr>
+          <w:lang w:val="zh_TW" w:bidi="zh_TW"/>
+        </w:rPr>
+        <w:t>，</w:t>
+      </w:r>
+      <w:hyperlink r:id="rId39">
+        <w:r>
+          <w:rPr>
+            <w:lang w:val="zh_TW" w:bidi="zh_TW"/>
+          </w:rPr>
+          <w:rPr>
+            <w:color w:val="0000EE"/>
+            <w:u w:val="single"/>
+          </w:rPr>
+          <w:t>20:10</w:t>
+        </w:r>
+      </w:hyperlink>
+      <w:r>
+        <w:rPr>
+          <w:lang w:val="zh_TW" w:bidi="zh_TW"/>
+        </w:rPr>
+        <w:t>；</w:t>
+      </w:r>
+      <w:hyperlink r:id="rId40">
+        <w:r>
+          <w:rPr>
+            <w:lang w:val="zh_TW" w:bidi="zh_TW"/>
+          </w:rPr>
+          <w:rPr>
+            <w:color w:val="0000EE"/>
+            <w:u w:val="single"/>
+          </w:rPr>
+          <w:t>民5:12</w:t>
+        </w:r>
+      </w:hyperlink>
+      <w:r>
+        <w:rPr>
+          <w:lang w:val="zh_TW" w:bidi="zh_TW"/>
+        </w:rPr>
+        <w:t>；</w:t>
+      </w:r>
+      <w:hyperlink r:id="rId29">
+        <w:r>
+          <w:rPr>
+            <w:lang w:val="zh_TW" w:bidi="zh_TW"/>
+          </w:rPr>
+          <w:rPr>
+            <w:color w:val="0000EE"/>
+            <w:u w:val="single"/>
+          </w:rPr>
+          <w:t>申5:21）</w:t>
+        </w:r>
+      </w:hyperlink>
+      <w:r>
+        <w:rPr>
+          <w:lang w:val="zh_TW" w:bidi="zh_TW"/>
+        </w:rPr>
+        <w:t>。雖然到了君主制時期，這似乎已成為常態，但像所羅門這樣的王在這方面並未遵循希伯來傳統。在被擄歸回時期，儘管休妻的情況越來越多，婚姻主要仍然是一夫一妻制的。在新約時期，一夫一妻制似乎是常規，儘管像大希律這樣的人卻是多妻的。耶穌基督教導婚姻應該持續到配偶的生命終結，如果一個人在前配偶在世時休妻再娶，他就是犯了姦淫罪（</w:t>
+      </w:r>
+      <w:hyperlink r:id="rId41">
+        <w:r>
+          <w:rPr>
+            <w:lang w:val="zh_TW" w:bidi="zh_TW"/>
+          </w:rPr>
+          <w:rPr>
+            <w:color w:val="0000EE"/>
+            <w:u w:val="single"/>
+          </w:rPr>
+          <w:t>太5:31–32）</w:t>
+        </w:r>
+      </w:hyperlink>
+      <w:r>
+        <w:rPr>
+          <w:lang w:val="zh_TW" w:bidi="zh_TW"/>
+        </w:rPr>
+        <w:t>。</w:t>
       </w:r>
     </w:p>
     <w:p>
@@ -1363,7 +961,97 @@
         <w:rPr>
           <w:lang w:val="zh_TW" w:bidi="zh_TW"/>
         </w:rPr>
-        <w:t>對神不忠（屬靈的姦淫）會招致神的審判，就像肉體上的姦淫一樣。然而，在這兩種情況下，神最大的渴望是修復關係，這需要人真心悔改，回轉向神（</w:t>
+        <w:t>古代婚姻通常發生在與直系家庭圈子接近的人之間，因此，舊約必須對可接受的血親關係設限。在族長時代，一個人可以娶同父異母的妹妹為妻（</w:t>
+      </w:r>
+      <w:hyperlink r:id="rId42">
+        <w:r>
+          <w:rPr>
+            <w:lang w:val="zh_TW" w:bidi="zh_TW"/>
+          </w:rPr>
+          <w:rPr>
+            <w:color w:val="0000EE"/>
+            <w:u w:val="single"/>
+          </w:rPr>
+          <w:t>創20:12</w:t>
+        </w:r>
+      </w:hyperlink>
+      <w:r>
+        <w:rPr>
+          <w:lang w:val="zh_TW" w:bidi="zh_TW"/>
+        </w:rPr>
+        <w:t>），即使在大衛時代，這種情況仍然存在（</w:t>
+      </w:r>
+      <w:hyperlink r:id="rId43">
+        <w:r>
+          <w:rPr>
+            <w:lang w:val="zh_TW" w:bidi="zh_TW"/>
+          </w:rPr>
+          <w:rPr>
+            <w:color w:val="0000EE"/>
+            <w:u w:val="single"/>
+          </w:rPr>
+          <w:t>撒下13:13</w:t>
+        </w:r>
+      </w:hyperlink>
+      <w:r>
+        <w:rPr>
+          <w:lang w:val="zh_TW" w:bidi="zh_TW"/>
+        </w:rPr>
+        <w:t>）。儘管在</w:t>
+      </w:r>
+      <w:hyperlink r:id="rId44">
+        <w:r>
+          <w:rPr>
+            <w:lang w:val="zh_TW" w:bidi="zh_TW"/>
+          </w:rPr>
+          <w:rPr>
+            <w:color w:val="0000EE"/>
+            <w:u w:val="single"/>
+          </w:rPr>
+          <w:t>利未記二十章17節</w:t>
+        </w:r>
+      </w:hyperlink>
+      <w:r>
+        <w:rPr>
+          <w:lang w:val="zh_TW" w:bidi="zh_TW"/>
+        </w:rPr>
+        <w:t>中明確禁止娶同父異母的妹妹為妻，由於申命記的婚姻法與潔淨法中的法律間（</w:t>
+      </w:r>
+      <w:hyperlink r:id="rId45">
+        <w:r>
+          <w:rPr>
+            <w:lang w:val="zh_TW" w:bidi="zh_TW"/>
+          </w:rPr>
+          <w:rPr>
+            <w:color w:val="0000EE"/>
+            <w:u w:val="single"/>
+          </w:rPr>
+          <w:t>申25:5</w:t>
+        </w:r>
+      </w:hyperlink>
+      <w:r>
+        <w:rPr>
+          <w:lang w:val="zh_TW" w:bidi="zh_TW"/>
+        </w:rPr>
+        <w:t>；</w:t>
+      </w:r>
+      <w:hyperlink r:id="rId46">
+        <w:r>
+          <w:rPr>
+            <w:lang w:val="zh_TW" w:bidi="zh_TW"/>
+          </w:rPr>
+          <w:rPr>
+            <w:color w:val="0000EE"/>
+            <w:u w:val="single"/>
+          </w:rPr>
+          <w:t>利18:16</w:t>
+        </w:r>
+      </w:hyperlink>
+      <w:r>
+        <w:rPr>
+          <w:lang w:val="zh_TW" w:bidi="zh_TW"/>
+        </w:rPr>
+        <w:t>）存在一些矛盾，因此可能對較嚴格的利未記規定進行了一些修改。表親之間的婚姻，如以撒與利百加，以及雅各與拉結和利亞之間的婚姻，是很常見的。當近親對婚姻感興趣時，幾乎不可能拒絕（</w:t>
       </w:r>
       <w:hyperlink r:id="rId47">
         <w:r>
@@ -1374,25 +1062,43 @@
             <w:color w:val="0000EE"/>
             <w:u w:val="single"/>
           </w:rPr>
-          <w:t>耶3:1</w:t>
-        </w:r>
-      </w:hyperlink>
-      <w:r>
-        <w:rPr>
-          <w:lang w:val="zh_TW" w:bidi="zh_TW"/>
-        </w:rPr>
-        <w:t>–</w:t>
-      </w:r>
-      <w:hyperlink r:id="rId47">
-        <w:r>
-          <w:rPr>
-            <w:lang w:val="zh_TW" w:bidi="zh_TW"/>
-          </w:rPr>
-          <w:rPr>
-            <w:color w:val="0000EE"/>
-            <w:u w:val="single"/>
-          </w:rPr>
-          <w:t>14</w:t>
+          <w:t>多比傳6:13</w:t>
+        </w:r>
+      </w:hyperlink>
+      <w:r>
+        <w:rPr>
+          <w:lang w:val="zh_TW" w:bidi="zh_TW"/>
+        </w:rPr>
+        <w:t>，</w:t>
+      </w:r>
+      <w:hyperlink r:id="rId48">
+        <w:r>
+          <w:rPr>
+            <w:lang w:val="zh_TW" w:bidi="zh_TW"/>
+          </w:rPr>
+          <w:rPr>
+            <w:color w:val="0000EE"/>
+            <w:u w:val="single"/>
+          </w:rPr>
+          <w:t>7:11–12</w:t>
+        </w:r>
+      </w:hyperlink>
+      <w:r>
+        <w:rPr>
+          <w:lang w:val="zh_TW" w:bidi="zh_TW"/>
+        </w:rPr>
+        <w:t>）。摩西是侄子與姑姑婚姻的後代（</w:t>
+      </w:r>
+      <w:hyperlink r:id="rId49">
+        <w:r>
+          <w:rPr>
+            <w:lang w:val="zh_TW" w:bidi="zh_TW"/>
+          </w:rPr>
+          <w:rPr>
+            <w:color w:val="0000EE"/>
+            <w:u w:val="single"/>
+          </w:rPr>
+          <w:t>出6:20</w:t>
         </w:r>
       </w:hyperlink>
       <w:r>
@@ -1401,34 +1107,70 @@
         </w:rPr>
         <w:t>；</w:t>
       </w:r>
-      <w:hyperlink r:id="rId48">
-        <w:r>
-          <w:rPr>
-            <w:lang w:val="zh_TW" w:bidi="zh_TW"/>
-          </w:rPr>
-          <w:rPr>
-            <w:color w:val="0000EE"/>
-            <w:u w:val="single"/>
-          </w:rPr>
-          <w:t>結16:1</w:t>
-        </w:r>
-      </w:hyperlink>
-      <w:r>
-        <w:rPr>
-          <w:lang w:val="zh_TW" w:bidi="zh_TW"/>
-        </w:rPr>
-        <w:t>–</w:t>
-      </w:r>
-      <w:hyperlink r:id="rId48">
-        <w:r>
-          <w:rPr>
-            <w:lang w:val="zh_TW" w:bidi="zh_TW"/>
-          </w:rPr>
-          <w:rPr>
-            <w:color w:val="0000EE"/>
-            <w:u w:val="single"/>
-          </w:rPr>
-          <w:t>63</w:t>
+      <w:hyperlink r:id="rId50">
+        <w:r>
+          <w:rPr>
+            <w:lang w:val="zh_TW" w:bidi="zh_TW"/>
+          </w:rPr>
+          <w:rPr>
+            <w:color w:val="0000EE"/>
+            <w:u w:val="single"/>
+          </w:rPr>
+          <w:t>民26:59</w:t>
+        </w:r>
+      </w:hyperlink>
+      <w:r>
+        <w:rPr>
+          <w:lang w:val="zh_TW" w:bidi="zh_TW"/>
+        </w:rPr>
+        <w:t>），這在</w:t>
+      </w:r>
+      <w:hyperlink r:id="rId51">
+        <w:r>
+          <w:rPr>
+            <w:lang w:val="zh_TW" w:bidi="zh_TW"/>
+          </w:rPr>
+          <w:rPr>
+            <w:color w:val="0000EE"/>
+            <w:u w:val="single"/>
+          </w:rPr>
+          <w:t>利未記十八章12至13節</w:t>
+        </w:r>
+      </w:hyperlink>
+      <w:r>
+        <w:rPr>
+          <w:lang w:val="zh_TW" w:bidi="zh_TW"/>
+        </w:rPr>
+        <w:t>和</w:t>
+      </w:r>
+      <w:hyperlink r:id="rId52">
+        <w:r>
+          <w:rPr>
+            <w:lang w:val="zh_TW" w:bidi="zh_TW"/>
+          </w:rPr>
+          <w:rPr>
+            <w:color w:val="0000EE"/>
+            <w:u w:val="single"/>
+          </w:rPr>
+          <w:t>二十章19節</w:t>
+        </w:r>
+      </w:hyperlink>
+      <w:r>
+        <w:rPr>
+          <w:lang w:val="zh_TW" w:bidi="zh_TW"/>
+        </w:rPr>
+        <w:t>中會被禁止，正如雅各同時與兩姐妹的婚姻一樣（</w:t>
+      </w:r>
+      <w:hyperlink r:id="rId53">
+        <w:r>
+          <w:rPr>
+            <w:lang w:val="zh_TW" w:bidi="zh_TW"/>
+          </w:rPr>
+          <w:rPr>
+            <w:color w:val="0000EE"/>
+            <w:u w:val="single"/>
+          </w:rPr>
+          <w:t>創29:30</w:t>
         </w:r>
       </w:hyperlink>
       <w:r>
@@ -1447,62 +1189,99 @@
       </w:r>
       <w:r>
         <w:rPr>
-          <w:i/>
-          <w:lang w:val="zh_TW" w:bidi="zh_TW"/>
-        </w:rPr>
-        <w:t>另見</w:t>
-      </w:r>
-      <w:r>
-        <w:rPr>
-          <w:lang w:val="zh_TW" w:bidi="zh_TW"/>
-        </w:rPr>
-        <w:t xml:space="preserve"> </w:t>
-      </w:r>
-      <w:r>
-        <w:rPr>
-          <w:lang w:val="zh_TW" w:bidi="zh_TW"/>
-        </w:rPr>
-        <w:t>休妻</w:t>
-      </w:r>
+          <w:lang w:val="zh_TW" w:bidi="zh_TW"/>
+        </w:rPr>
+        <w:t>當以色列人定居在迦南時，他們中有許多人與迦南婦女結婚，這讓那些希望保持希伯來宗教純潔性的人感到不安（</w:t>
+      </w:r>
+      <w:hyperlink r:id="rId54">
+        <w:r>
+          <w:rPr>
+            <w:lang w:val="zh_TW" w:bidi="zh_TW"/>
+          </w:rPr>
+          <w:rPr>
+            <w:color w:val="0000EE"/>
+            <w:u w:val="single"/>
+          </w:rPr>
+          <w:t>王上11:4</w:t>
+        </w:r>
+      </w:hyperlink>
+      <w:r>
+        <w:rPr>
+          <w:lang w:val="zh_TW" w:bidi="zh_TW"/>
+        </w:rPr>
+        <w:t>）。這種通婚在摩西律法下是被禁止的（</w:t>
+      </w:r>
+      <w:hyperlink r:id="rId55">
+        <w:r>
+          <w:rPr>
+            <w:lang w:val="zh_TW" w:bidi="zh_TW"/>
+          </w:rPr>
+          <w:rPr>
+            <w:color w:val="0000EE"/>
+            <w:u w:val="single"/>
+          </w:rPr>
+          <w:t>出34:15–16</w:t>
+        </w:r>
+      </w:hyperlink>
       <w:r>
         <w:rPr>
           <w:lang w:val="zh_TW" w:bidi="zh_TW"/>
         </w:rPr>
         <w:t>；</w:t>
       </w:r>
-      <w:r>
-        <w:rPr>
-          <w:lang w:val="zh_TW" w:bidi="zh_TW"/>
-        </w:rPr>
-        <w:t>婚姻，婚姻習俗</w:t>
-      </w:r>
-      <w:r>
-        <w:rPr>
-          <w:lang w:val="zh_TW" w:bidi="zh_TW"/>
-        </w:rPr>
-        <w:t>；</w:t>
-      </w:r>
-      <w:r>
-        <w:rPr>
-          <w:lang w:val="zh_TW" w:bidi="zh_TW"/>
-        </w:rPr>
-        <w:t>淫亂</w:t>
-      </w:r>
-      <w:r>
-        <w:rPr>
-          <w:lang w:val="zh_TW" w:bidi="zh_TW"/>
-        </w:rPr>
-        <w:t>。</w:t>
-      </w:r>
-      <w:r>
-        <w:rPr>
-          <w:lang w:val="zh_TW" w:bidi="zh_TW"/>
-        </w:rPr>
-      </w:r>
-      <w:r>
-        <w:rPr>
-          <w:lang w:val="zh_TW" w:bidi="zh_TW"/>
-        </w:rPr>
+      <w:hyperlink r:id="rId56">
+        <w:r>
+          <w:rPr>
+            <w:lang w:val="zh_TW" w:bidi="zh_TW"/>
+          </w:rPr>
+          <w:rPr>
+            <w:color w:val="0000EE"/>
+            <w:u w:val="single"/>
+          </w:rPr>
+          <w:t>申7:3–4</w:t>
+        </w:r>
+      </w:hyperlink>
+      <w:r>
+        <w:rPr>
+          <w:lang w:val="zh_TW" w:bidi="zh_TW"/>
+        </w:rPr>
+        <w:t>），儘管許多以色列人無視這些規定，繼續沉迷於混合婚姻。如果婦女在戰爭中被俘虜，就屬於例外的情況（</w:t>
+      </w:r>
+      <w:hyperlink r:id="rId57">
+        <w:r>
+          <w:rPr>
+            <w:lang w:val="zh_TW" w:bidi="zh_TW"/>
+          </w:rPr>
+          <w:rPr>
+            <w:color w:val="0000EE"/>
+            <w:u w:val="single"/>
+          </w:rPr>
+          <w:t>申21:10–14</w:t>
+        </w:r>
+      </w:hyperlink>
+      <w:r>
+        <w:rPr>
+          <w:lang w:val="zh_TW" w:bidi="zh_TW"/>
+        </w:rPr>
+        <w:t>）。相比之下，參孫娶了一位非利士婦女，她仍然與她的族人在一起，但參孫會定期探望她（</w:t>
+      </w:r>
+      <w:hyperlink r:id="rId58">
+        <w:r>
+          <w:rPr>
+            <w:lang w:val="zh_TW" w:bidi="zh_TW"/>
+          </w:rPr>
+          <w:rPr>
+            <w:color w:val="0000EE"/>
+            <w:u w:val="single"/>
+          </w:rPr>
+          <w:t>士14:8–15:2</w:t>
+        </w:r>
+      </w:hyperlink>
+      <w:r>
+        <w:rPr>
+          <w:lang w:val="zh_TW" w:bidi="zh_TW"/>
+        </w:rPr>
+        <w:t>）。</w:t>
       </w:r>
     </w:p>
     <w:p>
@@ -1512,21 +1291,65 @@
           <w:lang w:val="zh_TW" w:bidi="zh_TW"/>
         </w:rPr>
       </w:r>
-    </w:p>
-    <w:p>
-      <w:pPr>
-        <w:pStyle w:val="Heading2"/>
-      </w:pPr>
-      <w:r>
-        <w:rPr>
-          <w:lang w:val="zh_TW" w:bidi="zh_TW"/>
-        </w:rPr>
-        <w:t>堅持</w:t>
-      </w:r>
-      <w:r>
-        <w:rPr>
-          <w:lang w:val="zh_TW" w:bidi="zh_TW"/>
-        </w:rPr>
+      <w:r>
+        <w:rPr>
+          <w:lang w:val="zh_TW" w:bidi="zh_TW"/>
+        </w:rPr>
+        <w:t>通婚對希伯來宗教純潔性的影響是如此之大，以至於在被擄歸回時期，猶太人與外邦妻子結婚的情況下，即使家庭和家園會因此遭摧毀，當時領袖仍命令他們須全面休妻（</w:t>
+      </w:r>
+      <w:hyperlink r:id="rId59">
+        <w:r>
+          <w:rPr>
+            <w:lang w:val="zh_TW" w:bidi="zh_TW"/>
+          </w:rPr>
+          <w:rPr>
+            <w:color w:val="0000EE"/>
+            <w:u w:val="single"/>
+          </w:rPr>
+          <w:t>拉9:2</w:t>
+        </w:r>
+      </w:hyperlink>
+      <w:r>
+        <w:rPr>
+          <w:lang w:val="zh_TW" w:bidi="zh_TW"/>
+        </w:rPr>
+        <w:t>，</w:t>
+      </w:r>
+      <w:hyperlink r:id="rId60">
+        <w:r>
+          <w:rPr>
+            <w:lang w:val="zh_TW" w:bidi="zh_TW"/>
+          </w:rPr>
+          <w:rPr>
+            <w:color w:val="0000EE"/>
+            <w:u w:val="single"/>
+          </w:rPr>
+          <w:t>10:3、16–17</w:t>
+        </w:r>
+      </w:hyperlink>
+      <w:r>
+        <w:rPr>
+          <w:lang w:val="zh_TW" w:bidi="zh_TW"/>
+        </w:rPr>
+        <w:t>），其目的是保持猶太教的純潔。即使在新約時代，保羅也譴責與非基督徒的通婚（</w:t>
+      </w:r>
+      <w:hyperlink r:id="rId61">
+        <w:r>
+          <w:rPr>
+            <w:lang w:val="zh_TW" w:bidi="zh_TW"/>
+          </w:rPr>
+          <w:rPr>
+            <w:color w:val="0000EE"/>
+            <w:u w:val="single"/>
+          </w:rPr>
+          <w:t>林後6:14–15</w:t>
+        </w:r>
+      </w:hyperlink>
+      <w:r>
+        <w:rPr>
+          <w:lang w:val="zh_TW" w:bidi="zh_TW"/>
+        </w:rPr>
+        <w:t>）。</w:t>
       </w:r>
     </w:p>
     <w:p>
@@ -1540,18 +1363,7 @@
         <w:rPr>
           <w:lang w:val="zh_TW" w:bidi="zh_TW"/>
         </w:rPr>
-        <w:t>堅持（堅忍，和合本有時譯為：忍耐）是指即使面對困難，仍持續不懈地去完成某件事。</w:t>
-      </w:r>
-    </w:p>
-    <w:p>
-      <w:pPr>
-        <w:pStyle w:val="Heading3"/>
-      </w:pPr>
-      <w:r>
-        <w:rPr>
-          <w:lang w:val="zh_TW" w:bidi="zh_TW"/>
-        </w:rPr>
-        <w:t>舊約中的堅持</w:t>
+        <w:t>此外，我們很難估計年輕人結婚的年齡。一個男孩在十幾歲初期就被認為是成年人，而在猶太傳統後期則以成人禮來慶祝這一轉變，成人禮通常在男孩13歲時舉行。</w:t>
       </w:r>
     </w:p>
     <w:p>
@@ -1565,168 +1377,61 @@
         <w:rPr>
           <w:lang w:val="zh_TW" w:bidi="zh_TW"/>
         </w:rPr>
-        <w:t>在舊約中，以色列民等待多年，期盼神的應許成就。許多信徒在未見應許實現前就已去世（</w:t>
-      </w:r>
-      <w:hyperlink r:id="rId49">
-        <w:r>
-          <w:rPr>
-            <w:lang w:val="zh_TW" w:bidi="zh_TW"/>
-          </w:rPr>
-          <w:rPr>
-            <w:color w:val="0000EE"/>
-            <w:u w:val="single"/>
-          </w:rPr>
-          <w:t>來11:1、13、21</w:t>
-        </w:r>
-      </w:hyperlink>
-      <w:hyperlink r:id="rId50">
-        <w:r>
-          <w:rPr>
-            <w:lang w:val="zh_TW" w:bidi="zh_TW"/>
-          </w:rPr>
-          <w:rPr>
-            <w:color w:val="0000EE"/>
-            <w:u w:val="single"/>
-          </w:rPr>
-          <w:t>–</w:t>
-        </w:r>
-      </w:hyperlink>
-      <w:hyperlink r:id="rId49">
-        <w:r>
-          <w:rPr>
-            <w:lang w:val="zh_TW" w:bidi="zh_TW"/>
-          </w:rPr>
-          <w:rPr>
-            <w:color w:val="0000EE"/>
-            <w:u w:val="single"/>
-          </w:rPr>
-          <w:t>22、39</w:t>
-        </w:r>
-      </w:hyperlink>
-      <w:r>
-        <w:rPr>
-          <w:lang w:val="zh_TW" w:bidi="zh_TW"/>
-        </w:rPr>
-        <w:t>）。神對亞伯拉罕的應許給予百姓數百年的盼望，直到他們終於住在迦南地。以色列人在曠野的旅途中學到了一個重要教訓：他們失去最初的熱情，這阻礙他們進入應許之地，以色列民永遠銘記這一教訓（</w:t>
-      </w:r>
-      <w:hyperlink r:id="rId51">
-        <w:r>
-          <w:rPr>
-            <w:lang w:val="zh_TW" w:bidi="zh_TW"/>
-          </w:rPr>
-          <w:rPr>
-            <w:color w:val="0000EE"/>
-            <w:u w:val="single"/>
-          </w:rPr>
-          <w:t>來3:16–19</w:t>
-        </w:r>
-      </w:hyperlink>
-      <w:r>
-        <w:rPr>
-          <w:lang w:val="zh_TW" w:bidi="zh_TW"/>
-        </w:rPr>
-        <w:t>）。先知們（神的代言人）總是在失敗和困難之中看到未來的盼望，並幫助百姓堅定他們的信心（</w:t>
-      </w:r>
-      <w:hyperlink r:id="rId52">
-        <w:r>
-          <w:rPr>
-            <w:lang w:val="zh_TW" w:bidi="zh_TW"/>
-          </w:rPr>
-          <w:rPr>
-            <w:color w:val="0000EE"/>
-            <w:u w:val="single"/>
-          </w:rPr>
-          <w:t>耶32:1–15</w:t>
-        </w:r>
-      </w:hyperlink>
-      <w:r>
-        <w:rPr>
-          <w:lang w:val="zh_TW" w:bidi="zh_TW"/>
-        </w:rPr>
-        <w:t>；</w:t>
-      </w:r>
-      <w:hyperlink r:id="rId53">
-        <w:r>
-          <w:rPr>
-            <w:lang w:val="zh_TW" w:bidi="zh_TW"/>
-          </w:rPr>
-          <w:rPr>
-            <w:color w:val="0000EE"/>
-            <w:u w:val="single"/>
-          </w:rPr>
-          <w:t>何3:4–5</w:t>
-        </w:r>
-      </w:hyperlink>
-      <w:r>
-        <w:rPr>
-          <w:lang w:val="zh_TW" w:bidi="zh_TW"/>
-        </w:rPr>
-        <w:t>；</w:t>
-      </w:r>
-      <w:hyperlink r:id="rId54">
-        <w:r>
-          <w:rPr>
-            <w:lang w:val="zh_TW" w:bidi="zh_TW"/>
-          </w:rPr>
-          <w:rPr>
-            <w:color w:val="0000EE"/>
-            <w:u w:val="single"/>
-          </w:rPr>
-          <w:t>珥2:28–29</w:t>
-        </w:r>
-      </w:hyperlink>
-      <w:r>
-        <w:rPr>
-          <w:lang w:val="zh_TW" w:bidi="zh_TW"/>
-        </w:rPr>
-        <w:t>；</w:t>
-      </w:r>
-      <w:hyperlink r:id="rId55">
-        <w:r>
-          <w:rPr>
-            <w:lang w:val="zh_TW" w:bidi="zh_TW"/>
-          </w:rPr>
-          <w:rPr>
-            <w:color w:val="0000EE"/>
-            <w:u w:val="single"/>
-          </w:rPr>
-          <w:t>哈2:1–3</w:t>
-        </w:r>
-      </w:hyperlink>
-      <w:r>
-        <w:rPr>
-          <w:lang w:val="zh_TW" w:bidi="zh_TW"/>
-        </w:rPr>
-        <w:t>；</w:t>
-      </w:r>
-      <w:hyperlink r:id="rId56">
-        <w:r>
-          <w:rPr>
-            <w:lang w:val="zh_TW" w:bidi="zh_TW"/>
-          </w:rPr>
-          <w:rPr>
-            <w:color w:val="0000EE"/>
-            <w:u w:val="single"/>
-          </w:rPr>
-          <w:t>但12:11–13</w:t>
-        </w:r>
-      </w:hyperlink>
-      <w:r>
-        <w:rPr>
-          <w:lang w:val="zh_TW" w:bidi="zh_TW"/>
-        </w:rPr>
-        <w:t>）。</w:t>
-      </w:r>
-    </w:p>
-    <w:p>
-      <w:pPr>
-        <w:pStyle w:val="Heading3"/>
-      </w:pPr>
-      <w:r>
-        <w:rPr>
-          <w:lang w:val="zh_TW" w:bidi="zh_TW"/>
-        </w:rPr>
-        <w:t>新約中的堅持</w:t>
+        <w:t>通常是年輕男子的父母選擇新娘。關於婚姻的討論是在新郎的父母和新娘的父母之間進行的，通常不會徵詢年輕人的意見。家中最年長的必須先結婚（</w:t>
+      </w:r>
+      <w:hyperlink r:id="rId62">
+        <w:r>
+          <w:rPr>
+            <w:lang w:val="zh_TW" w:bidi="zh_TW"/>
+          </w:rPr>
+          <w:rPr>
+            <w:color w:val="0000EE"/>
+            <w:u w:val="single"/>
+          </w:rPr>
+          <w:t>創29:26</w:t>
+        </w:r>
+      </w:hyperlink>
+      <w:r>
+        <w:rPr>
+          <w:lang w:val="zh_TW" w:bidi="zh_TW"/>
+        </w:rPr>
+        <w:t>）。當亞伯拉罕決定以撒是時候該結婚時，他派了一位僕人到他在美索不達米亞的親戚那裡選新娘。僕人聯繫了新娘的兄弟和母親（</w:t>
+      </w:r>
+      <w:hyperlink r:id="rId63">
+        <w:r>
+          <w:rPr>
+            <w:lang w:val="zh_TW" w:bidi="zh_TW"/>
+          </w:rPr>
+          <w:rPr>
+            <w:color w:val="0000EE"/>
+            <w:u w:val="single"/>
+          </w:rPr>
+          <w:t>24:33–53</w:t>
+        </w:r>
+      </w:hyperlink>
+      <w:r>
+        <w:rPr>
+          <w:lang w:val="zh_TW" w:bidi="zh_TW"/>
+        </w:rPr>
+        <w:t>），之後才詢問利百加是否同意（</w:t>
+      </w:r>
+      <w:hyperlink r:id="rId64">
+        <w:r>
+          <w:rPr>
+            <w:lang w:val="zh_TW" w:bidi="zh_TW"/>
+          </w:rPr>
+          <w:rPr>
+            <w:color w:val="0000EE"/>
+            <w:u w:val="single"/>
+          </w:rPr>
+          <w:t>57–58</w:t>
+        </w:r>
+      </w:hyperlink>
+      <w:r>
+        <w:rPr>
+          <w:lang w:val="zh_TW" w:bidi="zh_TW"/>
+        </w:rPr>
+        <w:t>）。她的父親可能無行為能力，否則根本不可能會征詢她的意見。</w:t>
       </w:r>
     </w:p>
     <w:p>
@@ -1740,97 +1445,61 @@
         <w:rPr>
           <w:lang w:val="zh_TW" w:bidi="zh_TW"/>
         </w:rPr>
-        <w:t>新約也勸勉信徒持續堅持。希臘文常用的詞是</w:t>
-      </w:r>
-      <w:r>
-        <w:rPr>
-          <w:i/>
-          <w:lang w:val="zh_TW" w:bidi="zh_TW"/>
-        </w:rPr>
-        <w:t>proskartereo</w:t>
-      </w:r>
-      <w:r>
-        <w:rPr>
-          <w:lang w:val="zh_TW" w:bidi="zh_TW"/>
-        </w:rPr>
-        <w:t>，意思是「持續專注或堅定不移」（</w:t>
-      </w:r>
-      <w:hyperlink r:id="rId57">
-        <w:r>
-          <w:rPr>
-            <w:lang w:val="zh_TW" w:bidi="zh_TW"/>
-          </w:rPr>
-          <w:rPr>
-            <w:color w:val="0000EE"/>
-            <w:u w:val="single"/>
-          </w:rPr>
-          <w:t>可3:9</w:t>
-        </w:r>
-      </w:hyperlink>
-      <w:r>
-        <w:rPr>
-          <w:lang w:val="zh_TW" w:bidi="zh_TW"/>
-        </w:rPr>
-        <w:t>；</w:t>
-      </w:r>
-      <w:hyperlink r:id="rId58">
-        <w:r>
-          <w:rPr>
-            <w:lang w:val="zh_TW" w:bidi="zh_TW"/>
-          </w:rPr>
-          <w:rPr>
-            <w:color w:val="0000EE"/>
-            <w:u w:val="single"/>
-          </w:rPr>
-          <w:t>徒8:13，</w:t>
-        </w:r>
-      </w:hyperlink>
-      <w:hyperlink r:id="rId59">
-        <w:r>
-          <w:rPr>
-            <w:lang w:val="zh_TW" w:bidi="zh_TW"/>
-          </w:rPr>
-          <w:rPr>
-            <w:color w:val="0000EE"/>
-            <w:u w:val="single"/>
-          </w:rPr>
-          <w:t>10:7</w:t>
-        </w:r>
-      </w:hyperlink>
-      <w:r>
-        <w:rPr>
-          <w:lang w:val="zh_TW" w:bidi="zh_TW"/>
-        </w:rPr>
-        <w:t>；</w:t>
-      </w:r>
-      <w:hyperlink r:id="rId60">
-        <w:r>
-          <w:rPr>
-            <w:lang w:val="zh_TW" w:bidi="zh_TW"/>
-          </w:rPr>
-          <w:rPr>
-            <w:color w:val="0000EE"/>
-            <w:u w:val="single"/>
-          </w:rPr>
-          <w:t>羅13:6）</w:t>
-        </w:r>
-      </w:hyperlink>
-      <w:r>
-        <w:rPr>
-          <w:lang w:val="zh_TW" w:bidi="zh_TW"/>
-        </w:rPr>
-        <w:t>。這個詞被譯為「忠心」、「持續」、「恆常」和「堅定不移」。</w:t>
-      </w:r>
-    </w:p>
-    <w:p>
-      <w:pPr>
-        <w:pStyle w:val="Heading3"/>
-      </w:pPr>
-      <w:r>
-        <w:rPr>
-          <w:lang w:val="zh_TW" w:bidi="zh_TW"/>
-        </w:rPr>
-        <w:t>信仰中的堅持</w:t>
+        <w:t>年輕人通常娶不起超過一位以上的妻子，因為他們必須付聘金給新娘的父親。 在某些情況下，男人可以用勞動年資來代替聘金（</w:t>
+      </w:r>
+      <w:hyperlink r:id="rId65">
+        <w:r>
+          <w:rPr>
+            <w:lang w:val="zh_TW" w:bidi="zh_TW"/>
+          </w:rPr>
+          <w:rPr>
+            <w:color w:val="0000EE"/>
+            <w:u w:val="single"/>
+          </w:rPr>
+          <w:t>創29:15–30</w:t>
+        </w:r>
+      </w:hyperlink>
+      <w:r>
+        <w:rPr>
+          <w:lang w:val="zh_TW" w:bidi="zh_TW"/>
+        </w:rPr>
+        <w:t>）。 又或者他們可以完成新娘父親所要求的指定任務（</w:t>
+      </w:r>
+      <w:hyperlink r:id="rId66">
+        <w:r>
+          <w:rPr>
+            <w:lang w:val="zh_TW" w:bidi="zh_TW"/>
+          </w:rPr>
+          <w:rPr>
+            <w:color w:val="0000EE"/>
+            <w:u w:val="single"/>
+          </w:rPr>
+          <w:t>撒上18:25–27</w:t>
+        </w:r>
+      </w:hyperlink>
+      <w:r>
+        <w:rPr>
+          <w:lang w:val="zh_TW" w:bidi="zh_TW"/>
+        </w:rPr>
+        <w:t>）。 如果一個男人強姦了一位處女，但後來她父親允許他迎娶他女兒的話，他必須付給她的父親50舍客勒銀幣，然後娶她為妻（</w:t>
+      </w:r>
+      <w:hyperlink r:id="rId67">
+        <w:r>
+          <w:rPr>
+            <w:lang w:val="zh_TW" w:bidi="zh_TW"/>
+          </w:rPr>
+          <w:rPr>
+            <w:color w:val="0000EE"/>
+            <w:u w:val="single"/>
+          </w:rPr>
+          <w:t>申22:28–29</w:t>
+        </w:r>
+      </w:hyperlink>
+      <w:r>
+        <w:rPr>
+          <w:lang w:val="zh_TW" w:bidi="zh_TW"/>
+        </w:rPr>
+        <w:t>）。 這筆款項被視為是一種懲罰和賠償，而不是典型的聘金。</w:t>
       </w:r>
     </w:p>
     <w:p>
@@ -1844,618 +1513,7 @@
         <w:rPr>
           <w:lang w:val="zh_TW" w:bidi="zh_TW"/>
         </w:rPr>
-        <w:t>聖經教導我們在信仰的許多方面應該堅持下去，不要放棄：</w:t>
-      </w:r>
-    </w:p>
-    <w:p>
-      <w:pPr>
-        <w:pStyle w:val="ListBullet"/>
-        <w:spacing w:line="240" w:lineRule="auto"/>
-        <w:ind w:left="720"/>
-      </w:pPr>
-      <w:r>
-        <w:rPr>
-          <w:lang w:val="zh_TW" w:bidi="zh_TW"/>
-        </w:rPr>
-      </w:r>
-      <w:r>
-        <w:rPr>
-          <w:lang w:val="zh_TW" w:bidi="zh_TW"/>
-        </w:rPr>
-        <w:t>在禱告中（</w:t>
-      </w:r>
-      <w:hyperlink r:id="rId61">
-        <w:r>
-          <w:rPr>
-            <w:lang w:val="zh_TW" w:bidi="zh_TW"/>
-          </w:rPr>
-          <w:rPr>
-            <w:color w:val="0000EE"/>
-            <w:u w:val="single"/>
-          </w:rPr>
-          <w:t>路18:1–8</w:t>
-        </w:r>
-      </w:hyperlink>
-      <w:r>
-        <w:rPr>
-          <w:lang w:val="zh_TW" w:bidi="zh_TW"/>
-        </w:rPr>
-        <w:t>；</w:t>
-      </w:r>
-      <w:hyperlink r:id="rId62">
-        <w:r>
-          <w:rPr>
-            <w:lang w:val="zh_TW" w:bidi="zh_TW"/>
-          </w:rPr>
-          <w:rPr>
-            <w:color w:val="0000EE"/>
-            <w:u w:val="single"/>
-          </w:rPr>
-          <w:t>西4:2</w:t>
-        </w:r>
-      </w:hyperlink>
-      <w:r>
-        <w:rPr>
-          <w:lang w:val="zh_TW" w:bidi="zh_TW"/>
-        </w:rPr>
-        <w:t>）</w:t>
-      </w:r>
-    </w:p>
-    <w:p>
-      <w:pPr>
-        <w:pStyle w:val="ListBullet"/>
-        <w:spacing w:line="240" w:lineRule="auto"/>
-        <w:ind w:left="720"/>
-      </w:pPr>
-      <w:r>
-        <w:rPr>
-          <w:lang w:val="zh_TW" w:bidi="zh_TW"/>
-        </w:rPr>
-      </w:r>
-      <w:r>
-        <w:rPr>
-          <w:lang w:val="zh_TW" w:bidi="zh_TW"/>
-        </w:rPr>
-        <w:t>在行善時（</w:t>
-      </w:r>
-      <w:hyperlink r:id="rId63">
-        <w:r>
-          <w:rPr>
-            <w:lang w:val="zh_TW" w:bidi="zh_TW"/>
-          </w:rPr>
-          <w:rPr>
-            <w:color w:val="0000EE"/>
-            <w:u w:val="single"/>
-          </w:rPr>
-          <w:t>羅2:7</w:t>
-        </w:r>
-      </w:hyperlink>
-      <w:r>
-        <w:rPr>
-          <w:lang w:val="zh_TW" w:bidi="zh_TW"/>
-        </w:rPr>
-        <w:t>；</w:t>
-      </w:r>
-      <w:hyperlink r:id="rId64">
-        <w:r>
-          <w:rPr>
-            <w:lang w:val="zh_TW" w:bidi="zh_TW"/>
-          </w:rPr>
-          <w:rPr>
-            <w:color w:val="0000EE"/>
-            <w:u w:val="single"/>
-          </w:rPr>
-          <w:t>加6:9</w:t>
-        </w:r>
-      </w:hyperlink>
-      <w:r>
-        <w:rPr>
-          <w:lang w:val="zh_TW" w:bidi="zh_TW"/>
-        </w:rPr>
-        <w:t>）</w:t>
-      </w:r>
-    </w:p>
-    <w:p>
-      <w:pPr>
-        <w:pStyle w:val="ListBullet"/>
-        <w:spacing w:line="240" w:lineRule="auto"/>
-        <w:ind w:left="720"/>
-      </w:pPr>
-      <w:r>
-        <w:rPr>
-          <w:lang w:val="zh_TW" w:bidi="zh_TW"/>
-        </w:rPr>
-      </w:r>
-      <w:r>
-        <w:rPr>
-          <w:lang w:val="zh_TW" w:bidi="zh_TW"/>
-        </w:rPr>
-        <w:t>在學習基督信仰時（</w:t>
-      </w:r>
-      <w:hyperlink r:id="rId65">
-        <w:r>
-          <w:rPr>
-            <w:lang w:val="zh_TW" w:bidi="zh_TW"/>
-          </w:rPr>
-          <w:rPr>
-            <w:color w:val="0000EE"/>
-            <w:u w:val="single"/>
-          </w:rPr>
-          <w:t>徒2:42</w:t>
-        </w:r>
-      </w:hyperlink>
-      <w:r>
-        <w:rPr>
-          <w:lang w:val="zh_TW" w:bidi="zh_TW"/>
-        </w:rPr>
-        <w:t>；</w:t>
-      </w:r>
-      <w:hyperlink r:id="rId66">
-        <w:r>
-          <w:rPr>
-            <w:lang w:val="zh_TW" w:bidi="zh_TW"/>
-          </w:rPr>
-          <w:rPr>
-            <w:color w:val="0000EE"/>
-            <w:u w:val="single"/>
-          </w:rPr>
-          <w:t>提後3:14</w:t>
-        </w:r>
-      </w:hyperlink>
-      <w:r>
-        <w:rPr>
-          <w:lang w:val="zh_TW" w:bidi="zh_TW"/>
-        </w:rPr>
-        <w:t>）</w:t>
-      </w:r>
-    </w:p>
-    <w:p>
-      <w:pPr>
-        <w:pStyle w:val="ListBullet"/>
-        <w:spacing w:line="240" w:lineRule="auto"/>
-        <w:ind w:left="720"/>
-      </w:pPr>
-      <w:r>
-        <w:rPr>
-          <w:lang w:val="zh_TW" w:bidi="zh_TW"/>
-        </w:rPr>
-      </w:r>
-      <w:r>
-        <w:rPr>
-          <w:lang w:val="zh_TW" w:bidi="zh_TW"/>
-        </w:rPr>
-        <w:t>在困難時期（</w:t>
-      </w:r>
-      <w:hyperlink r:id="rId67">
-        <w:r>
-          <w:rPr>
-            <w:lang w:val="zh_TW" w:bidi="zh_TW"/>
-          </w:rPr>
-          <w:rPr>
-            <w:color w:val="0000EE"/>
-            <w:u w:val="single"/>
-          </w:rPr>
-          <w:t>帖後1:4</w:t>
-        </w:r>
-      </w:hyperlink>
-      <w:r>
-        <w:rPr>
-          <w:lang w:val="zh_TW" w:bidi="zh_TW"/>
-        </w:rPr>
-        <w:t>）</w:t>
-      </w:r>
-    </w:p>
-    <w:p>
-      <w:pPr>
-        <w:pStyle w:val="ListBullet"/>
-        <w:spacing w:line="240" w:lineRule="auto"/>
-        <w:ind w:left="720"/>
-      </w:pPr>
-      <w:r>
-        <w:rPr>
-          <w:lang w:val="zh_TW" w:bidi="zh_TW"/>
-        </w:rPr>
-      </w:r>
-      <w:r>
-        <w:rPr>
-          <w:lang w:val="zh_TW" w:bidi="zh_TW"/>
-        </w:rPr>
-        <w:t>在恩典中（</w:t>
-      </w:r>
-      <w:hyperlink r:id="rId68">
-        <w:r>
-          <w:rPr>
-            <w:lang w:val="zh_TW" w:bidi="zh_TW"/>
-          </w:rPr>
-          <w:rPr>
-            <w:color w:val="0000EE"/>
-            <w:u w:val="single"/>
-          </w:rPr>
-          <w:t>徒13:43</w:t>
-        </w:r>
-      </w:hyperlink>
-      <w:r>
-        <w:rPr>
-          <w:lang w:val="zh_TW" w:bidi="zh_TW"/>
-        </w:rPr>
-        <w:t>；</w:t>
-      </w:r>
-      <w:hyperlink r:id="rId69">
-        <w:r>
-          <w:rPr>
-            <w:lang w:val="zh_TW" w:bidi="zh_TW"/>
-          </w:rPr>
-          <w:rPr>
-            <w:color w:val="0000EE"/>
-            <w:u w:val="single"/>
-          </w:rPr>
-          <w:t>林後6:1</w:t>
-        </w:r>
-      </w:hyperlink>
-      <w:r>
-        <w:rPr>
-          <w:lang w:val="zh_TW" w:bidi="zh_TW"/>
-        </w:rPr>
-        <w:t>）</w:t>
-      </w:r>
-    </w:p>
-    <w:p>
-      <w:pPr>
-        <w:pStyle w:val="ListBullet"/>
-        <w:spacing w:line="240" w:lineRule="auto"/>
-        <w:ind w:left="720"/>
-      </w:pPr>
-      <w:r>
-        <w:rPr>
-          <w:lang w:val="zh_TW" w:bidi="zh_TW"/>
-        </w:rPr>
-      </w:r>
-      <w:r>
-        <w:rPr>
-          <w:lang w:val="zh_TW" w:bidi="zh_TW"/>
-        </w:rPr>
-        <w:t>在信心中（</w:t>
-      </w:r>
-      <w:hyperlink r:id="rId70">
-        <w:r>
-          <w:rPr>
-            <w:lang w:val="zh_TW" w:bidi="zh_TW"/>
-          </w:rPr>
-          <w:rPr>
-            <w:color w:val="0000EE"/>
-            <w:u w:val="single"/>
-          </w:rPr>
-          <w:t>徒14:22</w:t>
-        </w:r>
-      </w:hyperlink>
-      <w:r>
-        <w:rPr>
-          <w:lang w:val="zh_TW" w:bidi="zh_TW"/>
-        </w:rPr>
-        <w:t>；</w:t>
-      </w:r>
-      <w:hyperlink r:id="rId71">
-        <w:r>
-          <w:rPr>
-            <w:lang w:val="zh_TW" w:bidi="zh_TW"/>
-          </w:rPr>
-          <w:rPr>
-            <w:color w:val="0000EE"/>
-            <w:u w:val="single"/>
-          </w:rPr>
-          <w:t>西1:23</w:t>
-        </w:r>
-      </w:hyperlink>
-      <w:r>
-        <w:rPr>
-          <w:lang w:val="zh_TW" w:bidi="zh_TW"/>
-        </w:rPr>
-        <w:t>）</w:t>
-      </w:r>
-    </w:p>
-    <w:p>
-      <w:pPr>
-        <w:pStyle w:val="ListBullet"/>
-        <w:spacing w:line="240" w:lineRule="auto"/>
-        <w:ind w:left="720"/>
-      </w:pPr>
-      <w:r>
-        <w:rPr>
-          <w:lang w:val="zh_TW" w:bidi="zh_TW"/>
-        </w:rPr>
-      </w:r>
-      <w:r>
-        <w:rPr>
-          <w:lang w:val="zh_TW" w:bidi="zh_TW"/>
-        </w:rPr>
-        <w:t>在神的愛中（</w:t>
-      </w:r>
-      <w:hyperlink r:id="rId72">
-        <w:r>
-          <w:rPr>
-            <w:lang w:val="zh_TW" w:bidi="zh_TW"/>
-          </w:rPr>
-          <w:rPr>
-            <w:color w:val="0000EE"/>
-            <w:u w:val="single"/>
-          </w:rPr>
-          <w:t>約15:9</w:t>
-        </w:r>
-      </w:hyperlink>
-      <w:r>
-        <w:rPr>
-          <w:lang w:val="zh_TW" w:bidi="zh_TW"/>
-        </w:rPr>
-        <w:t>；</w:t>
-      </w:r>
-      <w:hyperlink r:id="rId73">
-        <w:r>
-          <w:rPr>
-            <w:lang w:val="zh_TW" w:bidi="zh_TW"/>
-          </w:rPr>
-          <w:rPr>
-            <w:color w:val="0000EE"/>
-            <w:u w:val="single"/>
-          </w:rPr>
-          <w:t>猶1:21</w:t>
-        </w:r>
-      </w:hyperlink>
-      <w:r>
-        <w:rPr>
-          <w:lang w:val="zh_TW" w:bidi="zh_TW"/>
-        </w:rPr>
-        <w:t>）</w:t>
-      </w:r>
-    </w:p>
-    <w:p>
-      <w:pPr>
-        <w:pStyle w:val="ListBullet"/>
-        <w:spacing w:line="240" w:lineRule="auto"/>
-        <w:ind w:left="720"/>
-      </w:pPr>
-      <w:r>
-        <w:rPr>
-          <w:lang w:val="zh_TW" w:bidi="zh_TW"/>
-        </w:rPr>
-      </w:r>
-      <w:r>
-        <w:rPr>
-          <w:lang w:val="zh_TW" w:bidi="zh_TW"/>
-        </w:rPr>
-        <w:t>堅守信仰（</w:t>
-      </w:r>
-      <w:hyperlink r:id="rId74">
-        <w:r>
-          <w:rPr>
-            <w:lang w:val="zh_TW" w:bidi="zh_TW"/>
-          </w:rPr>
-          <w:rPr>
-            <w:color w:val="0000EE"/>
-            <w:u w:val="single"/>
-          </w:rPr>
-          <w:t>林前16:13</w:t>
-        </w:r>
-      </w:hyperlink>
-      <w:r>
-        <w:rPr>
-          <w:lang w:val="zh_TW" w:bidi="zh_TW"/>
-        </w:rPr>
-        <w:t>；</w:t>
-      </w:r>
-      <w:hyperlink r:id="rId75">
-        <w:r>
-          <w:rPr>
-            <w:lang w:val="zh_TW" w:bidi="zh_TW"/>
-          </w:rPr>
-          <w:rPr>
-            <w:color w:val="0000EE"/>
-            <w:u w:val="single"/>
-          </w:rPr>
-          <w:t>帖後2:15</w:t>
-        </w:r>
-      </w:hyperlink>
-      <w:r>
-        <w:rPr>
-          <w:lang w:val="zh_TW" w:bidi="zh_TW"/>
-        </w:rPr>
-        <w:t>）</w:t>
-      </w:r>
-    </w:p>
-    <w:p>
-      <w:pPr>
-        <w:pStyle w:val="ListBullet"/>
-        <w:spacing w:line="240" w:lineRule="auto"/>
-        <w:ind w:left="720"/>
-      </w:pPr>
-      <w:r>
-        <w:rPr>
-          <w:lang w:val="zh_TW" w:bidi="zh_TW"/>
-        </w:rPr>
-      </w:r>
-      <w:r>
-        <w:rPr>
-          <w:lang w:val="zh_TW" w:bidi="zh_TW"/>
-        </w:rPr>
-        <w:t>住在基督裡（</w:t>
-      </w:r>
-      <w:hyperlink r:id="rId76">
-        <w:r>
-          <w:rPr>
-            <w:lang w:val="zh_TW" w:bidi="zh_TW"/>
-          </w:rPr>
-          <w:rPr>
-            <w:color w:val="0000EE"/>
-            <w:u w:val="single"/>
-          </w:rPr>
-          <w:t>約15:4–10</w:t>
-        </w:r>
-      </w:hyperlink>
-      <w:r>
-        <w:rPr>
-          <w:lang w:val="zh_TW" w:bidi="zh_TW"/>
-        </w:rPr>
-        <w:t>；</w:t>
-      </w:r>
-      <w:hyperlink r:id="rId77">
-        <w:r>
-          <w:rPr>
-            <w:lang w:val="zh_TW" w:bidi="zh_TW"/>
-          </w:rPr>
-          <w:rPr>
-            <w:color w:val="0000EE"/>
-            <w:u w:val="single"/>
-          </w:rPr>
-          <w:t>約一2:28</w:t>
-        </w:r>
-      </w:hyperlink>
-      <w:r>
-        <w:rPr>
-          <w:lang w:val="zh_TW" w:bidi="zh_TW"/>
-        </w:rPr>
-        <w:t>）</w:t>
-      </w:r>
-    </w:p>
-    <w:p>
-      <w:pPr>
-        <w:pStyle w:val="ListBullet"/>
-        <w:spacing w:line="240" w:lineRule="auto"/>
-        <w:ind w:left="720"/>
-      </w:pPr>
-      <w:r>
-        <w:rPr>
-          <w:lang w:val="zh_TW" w:bidi="zh_TW"/>
-        </w:rPr>
-      </w:r>
-      <w:r>
-        <w:rPr>
-          <w:lang w:val="zh_TW" w:bidi="zh_TW"/>
-        </w:rPr>
-        <w:t>忍耐奔跑（</w:t>
-      </w:r>
-      <w:hyperlink r:id="rId78">
-        <w:r>
-          <w:rPr>
-            <w:lang w:val="zh_TW" w:bidi="zh_TW"/>
-          </w:rPr>
-          <w:rPr>
-            <w:color w:val="0000EE"/>
-            <w:u w:val="single"/>
-          </w:rPr>
-          <w:t>來6:12，</w:t>
-        </w:r>
-      </w:hyperlink>
-      <w:hyperlink r:id="rId79">
-        <w:r>
-          <w:rPr>
-            <w:lang w:val="zh_TW" w:bidi="zh_TW"/>
-          </w:rPr>
-          <w:rPr>
-            <w:color w:val="0000EE"/>
-            <w:u w:val="single"/>
-          </w:rPr>
-          <w:t>12:1</w:t>
-        </w:r>
-      </w:hyperlink>
-      <w:r>
-        <w:rPr>
-          <w:lang w:val="zh_TW" w:bidi="zh_TW"/>
-        </w:rPr>
-        <w:t>）</w:t>
-      </w:r>
-    </w:p>
-    <w:p>
-      <w:pPr>
-        <w:pStyle w:val="ListBullet"/>
-        <w:spacing w:line="240" w:lineRule="auto"/>
-        <w:ind w:left="720"/>
-      </w:pPr>
-      <w:r>
-        <w:rPr>
-          <w:lang w:val="zh_TW" w:bidi="zh_TW"/>
-        </w:rPr>
-      </w:r>
-      <w:r>
-        <w:rPr>
-          <w:lang w:val="zh_TW" w:bidi="zh_TW"/>
-        </w:rPr>
-        <w:t>不偏離信仰（</w:t>
-      </w:r>
-      <w:hyperlink r:id="rId80">
-        <w:r>
-          <w:rPr>
-            <w:lang w:val="zh_TW" w:bidi="zh_TW"/>
-          </w:rPr>
-          <w:rPr>
-            <w:color w:val="0000EE"/>
-            <w:u w:val="single"/>
-          </w:rPr>
-          <w:t>來3:12，</w:t>
-        </w:r>
-      </w:hyperlink>
-      <w:hyperlink r:id="rId81">
-        <w:r>
-          <w:rPr>
-            <w:lang w:val="zh_TW" w:bidi="zh_TW"/>
-          </w:rPr>
-          <w:rPr>
-            <w:color w:val="0000EE"/>
-            <w:u w:val="single"/>
-          </w:rPr>
-          <w:t>4:1–10</w:t>
-        </w:r>
-      </w:hyperlink>
-      <w:r>
-        <w:rPr>
-          <w:lang w:val="zh_TW" w:bidi="zh_TW"/>
-        </w:rPr>
-        <w:t>）</w:t>
-      </w:r>
-    </w:p>
-    <w:p>
-      <w:pPr>
-        <w:pStyle w:val="ListBullet"/>
-        <w:spacing w:line="240" w:lineRule="auto"/>
-        <w:ind w:left="720"/>
-      </w:pPr>
-      <w:r>
-        <w:rPr>
-          <w:lang w:val="zh_TW" w:bidi="zh_TW"/>
-        </w:rPr>
-      </w:r>
-      <w:r>
-        <w:rPr>
-          <w:lang w:val="zh_TW" w:bidi="zh_TW"/>
-        </w:rPr>
-        <w:t>熱心確認我們的呼召和揀選（</w:t>
-      </w:r>
-      <w:hyperlink r:id="rId82">
-        <w:r>
-          <w:rPr>
-            <w:lang w:val="zh_TW" w:bidi="zh_TW"/>
-          </w:rPr>
-          <w:rPr>
-            <w:color w:val="0000EE"/>
-            <w:u w:val="single"/>
-          </w:rPr>
-          <w:t>彼後1:10</w:t>
-        </w:r>
-      </w:hyperlink>
-      <w:r>
-        <w:rPr>
-          <w:lang w:val="zh_TW" w:bidi="zh_TW"/>
-        </w:rPr>
-        <w:t>）</w:t>
-      </w:r>
-    </w:p>
-    <w:p>
-      <w:pPr>
-        <w:pStyle w:val="Heading3"/>
-      </w:pPr>
-      <w:r>
-        <w:rPr>
-          <w:lang w:val="zh_TW" w:bidi="zh_TW"/>
-        </w:rPr>
-        <w:t>未能堅持的例子</w:t>
+        <w:t>在第二聖殿時期，處女新娘被認為價值50舍客勒，而寡婦或離婚婦女約值一半。在這段時期，處女新娘通常在周間結婚，以便如果她的丈夫發現她不是處女，他可以在第二天，就是安息日之前向法庭提供證據。寡婦或離婚婦女通常在相當於星期四的日子結婚，這樣她在安息日之前可以有整整一天與她的丈夫相處。</w:t>
       </w:r>
     </w:p>
     <w:p>
@@ -2469,126 +1527,43 @@
         <w:rPr>
           <w:lang w:val="zh_TW" w:bidi="zh_TW"/>
         </w:rPr>
-        <w:t>有些人未能堅持下去，例如：</w:t>
-      </w:r>
-    </w:p>
-    <w:p>
-      <w:pPr>
-        <w:pStyle w:val="ListBullet"/>
-        <w:spacing w:line="240" w:lineRule="auto"/>
-        <w:ind w:left="720"/>
-      </w:pPr>
-      <w:r>
-        <w:rPr>
-          <w:lang w:val="zh_TW" w:bidi="zh_TW"/>
-        </w:rPr>
-      </w:r>
-      <w:r>
-        <w:rPr>
-          <w:lang w:val="zh_TW" w:bidi="zh_TW"/>
-        </w:rPr>
-        <w:t>猶大（</w:t>
-      </w:r>
-      <w:hyperlink r:id="rId83">
-        <w:r>
-          <w:rPr>
-            <w:lang w:val="zh_TW" w:bidi="zh_TW"/>
-          </w:rPr>
-          <w:rPr>
-            <w:color w:val="0000EE"/>
-            <w:u w:val="single"/>
-          </w:rPr>
-          <w:t>約6:71</w:t>
-        </w:r>
-      </w:hyperlink>
-      <w:r>
-        <w:rPr>
-          <w:lang w:val="zh_TW" w:bidi="zh_TW"/>
-        </w:rPr>
-        <w:t>）</w:t>
-      </w:r>
-    </w:p>
-    <w:p>
-      <w:pPr>
-        <w:pStyle w:val="ListBullet"/>
-        <w:spacing w:line="240" w:lineRule="auto"/>
-        <w:ind w:left="720"/>
-      </w:pPr>
-      <w:r>
-        <w:rPr>
-          <w:lang w:val="zh_TW" w:bidi="zh_TW"/>
-        </w:rPr>
-      </w:r>
-      <w:r>
-        <w:rPr>
-          <w:lang w:val="zh_TW" w:bidi="zh_TW"/>
-        </w:rPr>
-        <w:t>底馬（</w:t>
-      </w:r>
-      <w:hyperlink r:id="rId84">
-        <w:r>
-          <w:rPr>
-            <w:lang w:val="zh_TW" w:bidi="zh_TW"/>
-          </w:rPr>
-          <w:rPr>
-            <w:color w:val="0000EE"/>
-            <w:u w:val="single"/>
-          </w:rPr>
-          <w:t>提後4:10</w:t>
-        </w:r>
-      </w:hyperlink>
-      <w:r>
-        <w:rPr>
-          <w:lang w:val="zh_TW" w:bidi="zh_TW"/>
-        </w:rPr>
-        <w:t>）</w:t>
-      </w:r>
-    </w:p>
-    <w:p>
-      <w:pPr>
-        <w:pStyle w:val="ListBullet"/>
-        <w:spacing w:line="240" w:lineRule="auto"/>
-        <w:ind w:left="720"/>
-      </w:pPr>
-      <w:r>
-        <w:rPr>
-          <w:lang w:val="zh_TW" w:bidi="zh_TW"/>
-        </w:rPr>
-      </w:r>
-      <w:r>
-        <w:rPr>
-          <w:lang w:val="zh_TW" w:bidi="zh_TW"/>
-        </w:rPr>
-        <w:t>許米乃（</w:t>
-      </w:r>
-      <w:hyperlink r:id="rId85">
-        <w:r>
-          <w:rPr>
-            <w:lang w:val="zh_TW" w:bidi="zh_TW"/>
-          </w:rPr>
-          <w:rPr>
-            <w:color w:val="0000EE"/>
-            <w:u w:val="single"/>
-          </w:rPr>
-          <w:t>提後2:17</w:t>
-        </w:r>
-      </w:hyperlink>
-      <w:r>
-        <w:rPr>
-          <w:lang w:val="zh_TW" w:bidi="zh_TW"/>
-        </w:rPr>
-        <w:t>）</w:t>
-      </w:r>
-    </w:p>
-    <w:p>
-      <w:pPr>
-        <w:pStyle w:val="Heading3"/>
-      </w:pPr>
-      <w:r>
-        <w:rPr>
-          <w:lang w:val="zh_TW" w:bidi="zh_TW"/>
-        </w:rPr>
-        <w:t>關於缺乏堅持的警告</w:t>
+        <w:t>婚姻是一種在兩個家庭之間的盟約或聯盟。因此，婚姻將他們聯合起來，通過擴展親緣關係來增加群體的規模。在這個社會中，無論親屬關係多麼疏離，人們都會毫不猶豫地承擔其親屬的責任，這一點非常重要。盟約的概念也可能具有政治色彩，例如所羅門與埃及公主的婚姻（</w:t>
+      </w:r>
+      <w:hyperlink r:id="rId68">
+        <w:r>
+          <w:rPr>
+            <w:lang w:val="zh_TW" w:bidi="zh_TW"/>
+          </w:rPr>
+          <w:rPr>
+            <w:color w:val="0000EE"/>
+            <w:u w:val="single"/>
+          </w:rPr>
+          <w:t>王上11:1</w:t>
+        </w:r>
+      </w:hyperlink>
+      <w:r>
+        <w:rPr>
+          <w:lang w:val="zh_TW" w:bidi="zh_TW"/>
+        </w:rPr>
+        <w:t>）或以色列的亞哈與泰爾的耶洗別的婚姻（</w:t>
+      </w:r>
+      <w:hyperlink r:id="rId69">
+        <w:r>
+          <w:rPr>
+            <w:lang w:val="zh_TW" w:bidi="zh_TW"/>
+          </w:rPr>
+          <w:rPr>
+            <w:color w:val="0000EE"/>
+            <w:u w:val="single"/>
+          </w:rPr>
+          <w:t>16:31</w:t>
+        </w:r>
+      </w:hyperlink>
+      <w:r>
+        <w:rPr>
+          <w:lang w:val="zh_TW" w:bidi="zh_TW"/>
+        </w:rPr>
+        <w:t>）。</w:t>
       </w:r>
     </w:p>
     <w:p>
@@ -2602,150 +1577,25 @@
         <w:rPr>
           <w:lang w:val="zh_TW" w:bidi="zh_TW"/>
         </w:rPr>
-        <w:t>我們不應忽視以下可能性：</w:t>
-      </w:r>
-    </w:p>
-    <w:p>
-      <w:pPr>
-        <w:pStyle w:val="ListBullet"/>
-        <w:spacing w:line="240" w:lineRule="auto"/>
-        <w:ind w:left="720"/>
-      </w:pPr>
-      <w:r>
-        <w:rPr>
-          <w:lang w:val="zh_TW" w:bidi="zh_TW"/>
-        </w:rPr>
-      </w:r>
-      <w:r>
-        <w:rPr>
-          <w:lang w:val="zh_TW" w:bidi="zh_TW"/>
-        </w:rPr>
-        <w:t>「忽略這麼大的救恩」</w:t>
-      </w:r>
-      <w:hyperlink r:id="rId86">
-        <w:r>
-          <w:rPr>
-            <w:lang w:val="zh_TW" w:bidi="zh_TW"/>
-          </w:rPr>
-          <w:rPr>
-            <w:color w:val="0000EE"/>
-            <w:u w:val="single"/>
-          </w:rPr>
-          <w:t>（來2:3）</w:t>
-        </w:r>
-      </w:hyperlink>
-    </w:p>
-    <w:p>
-      <w:pPr>
-        <w:pStyle w:val="ListBullet"/>
-        <w:spacing w:line="240" w:lineRule="auto"/>
-        <w:ind w:left="720"/>
-      </w:pPr>
-      <w:r>
-        <w:rPr>
-          <w:lang w:val="zh_TW" w:bidi="zh_TW"/>
-        </w:rPr>
-      </w:r>
-      <w:r>
-        <w:rPr>
-          <w:lang w:val="zh_TW" w:bidi="zh_TW"/>
-        </w:rPr>
-        <w:t>「被棄絕」（</w:t>
-      </w:r>
-      <w:hyperlink r:id="rId87">
-        <w:r>
-          <w:rPr>
-            <w:lang w:val="zh_TW" w:bidi="zh_TW"/>
-          </w:rPr>
-          <w:rPr>
-            <w:color w:val="0000EE"/>
-            <w:u w:val="single"/>
-          </w:rPr>
-          <w:t>林前9:27）</w:t>
-        </w:r>
-      </w:hyperlink>
-    </w:p>
-    <w:p>
-      <w:pPr>
-        <w:pStyle w:val="ListBullet"/>
-        <w:spacing w:line="240" w:lineRule="auto"/>
-        <w:ind w:left="720"/>
-      </w:pPr>
-      <w:r>
-        <w:rPr>
-          <w:lang w:val="zh_TW" w:bidi="zh_TW"/>
-        </w:rPr>
-      </w:r>
-      <w:r>
-        <w:rPr>
-          <w:lang w:val="zh_TW" w:bidi="zh_TW"/>
-        </w:rPr>
-        <w:t>當我們以為自己「站得穩」時「跌倒」（</w:t>
-      </w:r>
-      <w:hyperlink r:id="rId88">
-        <w:r>
-          <w:rPr>
-            <w:lang w:val="zh_TW" w:bidi="zh_TW"/>
-          </w:rPr>
-          <w:rPr>
-            <w:color w:val="0000EE"/>
-            <w:u w:val="single"/>
-          </w:rPr>
-          <w:t>林前10:12</w:t>
-        </w:r>
-      </w:hyperlink>
-      <w:r>
-        <w:rPr>
-          <w:lang w:val="zh_TW" w:bidi="zh_TW"/>
-        </w:rPr>
-        <w:t>）。</w:t>
-      </w:r>
-    </w:p>
-    <w:p>
-      <w:pPr>
-        <w:pStyle w:val="ListBullet"/>
-        <w:spacing w:line="240" w:lineRule="auto"/>
-        <w:ind w:left="720"/>
-      </w:pPr>
-      <w:r>
-        <w:rPr>
-          <w:lang w:val="zh_TW" w:bidi="zh_TW"/>
-        </w:rPr>
-      </w:r>
-      <w:r>
-        <w:rPr>
-          <w:lang w:val="zh_TW" w:bidi="zh_TW"/>
-        </w:rPr>
-        <w:t>完全背離神而犯叛教罪（</w:t>
-      </w:r>
-      <w:hyperlink r:id="rId89">
-        <w:r>
-          <w:rPr>
-            <w:lang w:val="zh_TW" w:bidi="zh_TW"/>
-          </w:rPr>
-          <w:rPr>
-            <w:color w:val="0000EE"/>
-            <w:u w:val="single"/>
-          </w:rPr>
-          <w:t>來6:1–8</w:t>
-        </w:r>
-      </w:hyperlink>
-      <w:r>
-        <w:rPr>
-          <w:lang w:val="zh_TW" w:bidi="zh_TW"/>
-        </w:rPr>
-        <w:t>）</w:t>
-      </w:r>
-    </w:p>
-    <w:p>
-      <w:pPr>
-        <w:pStyle w:val="Heading3"/>
-      </w:pPr>
-      <w:r>
-        <w:rPr>
-          <w:lang w:val="zh_TW" w:bidi="zh_TW"/>
-        </w:rPr>
-        <w:t>堅持的重要性</w:t>
+        <w:t>盟約的簽訂包括禮物的餽贈，這確立了贈與者和新娘的財富和地位（</w:t>
+      </w:r>
+      <w:hyperlink r:id="rId70">
+        <w:r>
+          <w:rPr>
+            <w:lang w:val="zh_TW" w:bidi="zh_TW"/>
+          </w:rPr>
+          <w:rPr>
+            <w:color w:val="0000EE"/>
+            <w:u w:val="single"/>
+          </w:rPr>
+          <w:t>創34:12</w:t>
+        </w:r>
+      </w:hyperlink>
+      <w:r>
+        <w:rPr>
+          <w:lang w:val="zh_TW" w:bidi="zh_TW"/>
+        </w:rPr>
+        <w:t>）。在古代的近東，人們認為禮物的餽贈也包含了贈與者的一部分，因此贈與者實際上是在獻上部分的自己。這份為盟約蓋上印記的禮物也確立了贈與者對新娘的權柄。</w:t>
       </w:r>
     </w:p>
     <w:p>
@@ -2759,48 +1609,72 @@
         <w:rPr>
           <w:lang w:val="zh_TW" w:bidi="zh_TW"/>
         </w:rPr>
-        <w:t>因為，正如耶穌所說：「忍耐到底的必然得救」（</w:t>
-      </w:r>
-      <w:hyperlink r:id="rId90">
-        <w:r>
-          <w:rPr>
-            <w:lang w:val="zh_TW" w:bidi="zh_TW"/>
-          </w:rPr>
-          <w:rPr>
-            <w:color w:val="0000EE"/>
-            <w:u w:val="single"/>
-          </w:rPr>
-          <w:t>太10:22，</w:t>
-        </w:r>
-      </w:hyperlink>
-      <w:hyperlink r:id="rId91">
-        <w:r>
-          <w:rPr>
-            <w:lang w:val="zh_TW" w:bidi="zh_TW"/>
-          </w:rPr>
-          <w:rPr>
-            <w:color w:val="0000EE"/>
-            <w:u w:val="single"/>
-          </w:rPr>
-          <w:t>24:13</w:t>
-        </w:r>
-      </w:hyperlink>
-      <w:r>
-        <w:rPr>
-          <w:lang w:val="zh_TW" w:bidi="zh_TW"/>
-        </w:rPr>
-        <w:t>）。這一強調並非偶然，而是針對當時外邦社會的壓力、逼迫的危險、靈性經歷後的情感波動及對「即時得救」的誤解。基督徒必須明白，堅持是承受永生救恩的關鍵（</w:t>
-      </w:r>
-      <w:hyperlink r:id="rId92">
-        <w:r>
-          <w:rPr>
-            <w:lang w:val="zh_TW" w:bidi="zh_TW"/>
-          </w:rPr>
-          <w:rPr>
-            <w:color w:val="0000EE"/>
-            <w:u w:val="single"/>
-          </w:rPr>
-          <w:t>路21:19</w:t>
+        <w:t>婚姻程序的下一個階段則是訂婚。訂婚這個詞首先在</w:t>
+      </w:r>
+      <w:hyperlink r:id="rId71">
+        <w:r>
+          <w:rPr>
+            <w:lang w:val="zh_TW" w:bidi="zh_TW"/>
+          </w:rPr>
+          <w:rPr>
+            <w:color w:val="0000EE"/>
+            <w:u w:val="single"/>
+          </w:rPr>
+          <w:t>出埃及記二十二章16節</w:t>
+        </w:r>
+      </w:hyperlink>
+      <w:r>
+        <w:rPr>
+          <w:lang w:val="zh_TW" w:bidi="zh_TW"/>
+        </w:rPr>
+        <w:t>中出現，這個術語在申命記中多次使用（</w:t>
+      </w:r>
+      <w:hyperlink r:id="rId72">
+        <w:r>
+          <w:rPr>
+            <w:lang w:val="zh_TW" w:bidi="zh_TW"/>
+          </w:rPr>
+          <w:rPr>
+            <w:color w:val="0000EE"/>
+            <w:u w:val="single"/>
+          </w:rPr>
+          <w:t>申20:7</w:t>
+        </w:r>
+      </w:hyperlink>
+      <w:r>
+        <w:rPr>
+          <w:lang w:val="zh_TW" w:bidi="zh_TW"/>
+        </w:rPr>
+        <w:t>，</w:t>
+      </w:r>
+      <w:hyperlink r:id="rId73">
+        <w:r>
+          <w:rPr>
+            <w:lang w:val="zh_TW" w:bidi="zh_TW"/>
+          </w:rPr>
+          <w:rPr>
+            <w:color w:val="0000EE"/>
+            <w:u w:val="single"/>
+          </w:rPr>
+          <w:t>22:23–24</w:t>
+        </w:r>
+      </w:hyperlink>
+      <w:r>
+        <w:rPr>
+          <w:lang w:val="zh_TW" w:bidi="zh_TW"/>
+        </w:rPr>
+        <w:t>）。訂婚具有婚姻的法律地位（</w:t>
+      </w:r>
+      <w:hyperlink r:id="rId74">
+        <w:r>
+          <w:rPr>
+            <w:lang w:val="zh_TW" w:bidi="zh_TW"/>
+          </w:rPr>
+          <w:rPr>
+            <w:color w:val="0000EE"/>
+            <w:u w:val="single"/>
+          </w:rPr>
+          <w:t>申28:30</w:t>
         </w:r>
       </w:hyperlink>
       <w:r>
@@ -2809,16 +1683,70 @@
         </w:rPr>
         <w:t>；</w:t>
       </w:r>
-      <w:hyperlink r:id="rId93">
-        <w:r>
-          <w:rPr>
-            <w:lang w:val="zh_TW" w:bidi="zh_TW"/>
-          </w:rPr>
-          <w:rPr>
-            <w:color w:val="0000EE"/>
-            <w:u w:val="single"/>
-          </w:rPr>
-          <w:t>羅5:3</w:t>
+      <w:hyperlink r:id="rId75">
+        <w:r>
+          <w:rPr>
+            <w:lang w:val="zh_TW" w:bidi="zh_TW"/>
+          </w:rPr>
+          <w:rPr>
+            <w:color w:val="0000EE"/>
+            <w:u w:val="single"/>
+          </w:rPr>
+          <w:t>撒下3:14</w:t>
+        </w:r>
+      </w:hyperlink>
+      <w:r>
+        <w:rPr>
+          <w:lang w:val="zh_TW" w:bidi="zh_TW"/>
+        </w:rPr>
+        <w:t>），根據申命記的法律，任何侵犯已訂婚處女的人將被石頭砸死，因為侵犯了鄰居的「妻子」（</w:t>
+      </w:r>
+      <w:hyperlink r:id="rId73">
+        <w:r>
+          <w:rPr>
+            <w:lang w:val="zh_TW" w:bidi="zh_TW"/>
+          </w:rPr>
+          <w:rPr>
+            <w:color w:val="0000EE"/>
+            <w:u w:val="single"/>
+          </w:rPr>
+          <w:t>申22:23–24</w:t>
+        </w:r>
+      </w:hyperlink>
+      <w:r>
+        <w:rPr>
+          <w:lang w:val="zh_TW" w:bidi="zh_TW"/>
+        </w:rPr>
+        <w:t>）。訂婚的意義涉及取得所有資產，其方式類似於接受貢品。然而，訂婚婦女和嫁人為妻之間仍有區別（</w:t>
+      </w:r>
+      <w:hyperlink r:id="rId72">
+        <w:r>
+          <w:rPr>
+            <w:lang w:val="zh_TW" w:bidi="zh_TW"/>
+          </w:rPr>
+          <w:rPr>
+            <w:color w:val="0000EE"/>
+            <w:u w:val="single"/>
+          </w:rPr>
+          <w:t>20:7</w:t>
+        </w:r>
+      </w:hyperlink>
+      <w:r>
+        <w:rPr>
+          <w:lang w:val="zh_TW" w:bidi="zh_TW"/>
+        </w:rPr>
+        <w:t>）。在訂婚期間，準新郎免於服兵役。訂婚被認為是永久正式關係的一部份（</w:t>
+      </w:r>
+      <w:hyperlink r:id="rId76">
+        <w:r>
+          <w:rPr>
+            <w:lang w:val="zh_TW" w:bidi="zh_TW"/>
+          </w:rPr>
+          <w:rPr>
+            <w:color w:val="0000EE"/>
+            <w:u w:val="single"/>
+          </w:rPr>
+          <w:t>太1:18</w:t>
         </w:r>
       </w:hyperlink>
       <w:r>
@@ -2827,16 +1755,34 @@
         </w:rPr>
         <w:t>；</w:t>
       </w:r>
-      <w:hyperlink r:id="rId94">
-        <w:r>
-          <w:rPr>
-            <w:lang w:val="zh_TW" w:bidi="zh_TW"/>
-          </w:rPr>
-          <w:rPr>
-            <w:color w:val="0000EE"/>
-            <w:u w:val="single"/>
-          </w:rPr>
-          <w:t>西1:11</w:t>
+      <w:hyperlink r:id="rId77">
+        <w:r>
+          <w:rPr>
+            <w:lang w:val="zh_TW" w:bidi="zh_TW"/>
+          </w:rPr>
+          <w:rPr>
+            <w:color w:val="0000EE"/>
+            <w:u w:val="single"/>
+          </w:rPr>
+          <w:t>路1:27</w:t>
+        </w:r>
+      </w:hyperlink>
+      <w:r>
+        <w:rPr>
+          <w:lang w:val="zh_TW" w:bidi="zh_TW"/>
+        </w:rPr>
+        <w:t>，</w:t>
+      </w:r>
+      <w:hyperlink r:id="rId78">
+        <w:r>
+          <w:rPr>
+            <w:lang w:val="zh_TW" w:bidi="zh_TW"/>
+          </w:rPr>
+          <w:rPr>
+            <w:color w:val="0000EE"/>
+            <w:u w:val="single"/>
+          </w:rPr>
+          <w:t>2:5</w:t>
         </w:r>
       </w:hyperlink>
       <w:r>
@@ -2844,17 +1790,6 @@
           <w:lang w:val="zh_TW" w:bidi="zh_TW"/>
         </w:rPr>
         <w:t>）。</w:t>
-      </w:r>
-    </w:p>
-    <w:p>
-      <w:pPr>
-        <w:pStyle w:val="Heading3"/>
-      </w:pPr>
-      <w:r>
-        <w:rPr>
-          <w:lang w:val="zh_TW" w:bidi="zh_TW"/>
-        </w:rPr>
-        <w:t>神在堅持中的角色</w:t>
       </w:r>
     </w:p>
     <w:p>
@@ -2868,38 +1803,25 @@
         <w:rPr>
           <w:lang w:val="zh_TW" w:bidi="zh_TW"/>
         </w:rPr>
-        <w:t>然而，堅持不僅僅依賴於人的努力。在舊約中，神的救贖旨意是堅定不移的，祂的約雖然需更新但不會動搖（</w:t>
-      </w:r>
-      <w:hyperlink r:id="rId95">
-        <w:r>
-          <w:rPr>
-            <w:lang w:val="zh_TW" w:bidi="zh_TW"/>
-          </w:rPr>
-          <w:rPr>
-            <w:color w:val="0000EE"/>
-            <w:u w:val="single"/>
-          </w:rPr>
-          <w:t>耶31:31–34</w:t>
-        </w:r>
-      </w:hyperlink>
-      <w:r>
-        <w:rPr>
-          <w:lang w:val="zh_TW" w:bidi="zh_TW"/>
-        </w:rPr>
-        <w:t>）。神的愛（希伯來文中為</w:t>
-      </w:r>
-      <w:r>
-        <w:rPr>
-          <w:i/>
-          <w:lang w:val="zh_TW" w:bidi="zh_TW"/>
-        </w:rPr>
-        <w:t>hesed</w:t>
-      </w:r>
-      <w:r>
-        <w:rPr>
-          <w:lang w:val="zh_TW" w:bidi="zh_TW"/>
-        </w:rPr>
-        <w:t>）意味著不變的忠誠。神因祂自己的名絕不會撇棄或離棄祂的百姓。</w:t>
+        <w:t>一個即將娶他人女兒的男子在訂婚時已被視為是女婿（</w:t>
+      </w:r>
+      <w:hyperlink r:id="rId79">
+        <w:r>
+          <w:rPr>
+            <w:lang w:val="zh_TW" w:bidi="zh_TW"/>
+          </w:rPr>
+          <w:rPr>
+            <w:color w:val="0000EE"/>
+            <w:u w:val="single"/>
+          </w:rPr>
+          <w:t>創19:14</w:t>
+        </w:r>
+      </w:hyperlink>
+      <w:r>
+        <w:rPr>
+          <w:lang w:val="zh_TW" w:bidi="zh_TW"/>
+        </w:rPr>
+        <w:t>）。馬利亞作為約瑟的未婚妻，儘管他直到耶穌出生後才與她同房，實際上馬利亞已在訂婚之際就被視為是他的妻子。</w:t>
       </w:r>
     </w:p>
     <w:p>
@@ -2913,7 +1835,97 @@
         <w:rPr>
           <w:lang w:val="zh_TW" w:bidi="zh_TW"/>
         </w:rPr>
-        <w:t>新約中，基督應許在末日使祂的跟隨者復活，沒有人能將他們從祂或父的手中奪去。基督會保守我們免於跌倒，神是信實的，並且在我們裡面成就祂的旨意。祂不會讓我們遇到超出承受能力的試探。在天地間沒有什麼能使我們與神的愛隔絕。我們已被聖靈印記為永恆救恩的應許，並被神的大能保守，為將來的救恩預備。</w:t>
+        <w:t>聖經中第一次以筵席慶祝婚禮的記錄是在雅各的故事中（</w:t>
+      </w:r>
+      <w:hyperlink r:id="rId80">
+        <w:r>
+          <w:rPr>
+            <w:lang w:val="zh_TW" w:bidi="zh_TW"/>
+          </w:rPr>
+          <w:rPr>
+            <w:color w:val="0000EE"/>
+            <w:u w:val="single"/>
+          </w:rPr>
+          <w:t>創29:22</w:t>
+        </w:r>
+      </w:hyperlink>
+      <w:r>
+        <w:rPr>
+          <w:lang w:val="zh_TW" w:bidi="zh_TW"/>
+        </w:rPr>
+        <w:t>）。在多比傳（the book of Tobit）一書提及之前，並沒有實際的婚姻契約記錄（</w:t>
+      </w:r>
+      <w:hyperlink r:id="rId81">
+        <w:r>
+          <w:rPr>
+            <w:lang w:val="zh_TW" w:bidi="zh_TW"/>
+          </w:rPr>
+          <w:rPr>
+            <w:color w:val="0000EE"/>
+            <w:u w:val="single"/>
+          </w:rPr>
+          <w:t>多比傳7:12</w:t>
+        </w:r>
+      </w:hyperlink>
+      <w:r>
+        <w:rPr>
+          <w:lang w:val="zh_TW" w:bidi="zh_TW"/>
+        </w:rPr>
+        <w:t>）。這份契約在夫妻同居一週之前不視為有效（</w:t>
+      </w:r>
+      <w:hyperlink r:id="rId82">
+        <w:r>
+          <w:rPr>
+            <w:lang w:val="zh_TW" w:bidi="zh_TW"/>
+          </w:rPr>
+          <w:rPr>
+            <w:color w:val="0000EE"/>
+            <w:u w:val="single"/>
+          </w:rPr>
+          <w:t>創29:27</w:t>
+        </w:r>
+      </w:hyperlink>
+      <w:r>
+        <w:rPr>
+          <w:lang w:val="zh_TW" w:bidi="zh_TW"/>
+        </w:rPr>
+        <w:t>；</w:t>
+      </w:r>
+      <w:hyperlink r:id="rId83">
+        <w:r>
+          <w:rPr>
+            <w:lang w:val="zh_TW" w:bidi="zh_TW"/>
+          </w:rPr>
+          <w:rPr>
+            <w:color w:val="0000EE"/>
+            <w:u w:val="single"/>
+          </w:rPr>
+          <w:t>士14:12、18</w:t>
+        </w:r>
+      </w:hyperlink>
+      <w:r>
+        <w:rPr>
+          <w:lang w:val="zh_TW" w:bidi="zh_TW"/>
+        </w:rPr>
+        <w:t>）。當參孫在七天期限結束前離開新娘時，新娘的父母認為婚姻無效，並將她嫁給另一位男人（</w:t>
+      </w:r>
+      <w:hyperlink r:id="rId84">
+        <w:r>
+          <w:rPr>
+            <w:lang w:val="zh_TW" w:bidi="zh_TW"/>
+          </w:rPr>
+          <w:rPr>
+            <w:color w:val="0000EE"/>
+            <w:u w:val="single"/>
+          </w:rPr>
+          <w:t>士14:20</w:t>
+        </w:r>
+      </w:hyperlink>
+      <w:r>
+        <w:rPr>
+          <w:lang w:val="zh_TW" w:bidi="zh_TW"/>
+        </w:rPr>
+        <w:t>）。</w:t>
       </w:r>
     </w:p>
     <w:p>
@@ -2927,7 +1939,187 @@
         <w:rPr>
           <w:lang w:val="zh_TW" w:bidi="zh_TW"/>
         </w:rPr>
-        <w:t>聖經教導信徒要在信仰中堅持下去，同時也向他們保證救恩的確定性。這看似矛盾，並引發了許多辯論。然而，這種張力通常透過個人的靈性經歷，比僅僅通過思考更容易理解。</w:t>
+        <w:t>婚禮是一個家庭極大歡慶的場合。新郎和新娘的特殊服飾（</w:t>
+      </w:r>
+      <w:hyperlink r:id="rId85">
+        <w:r>
+          <w:rPr>
+            <w:lang w:val="zh_TW" w:bidi="zh_TW"/>
+          </w:rPr>
+          <w:rPr>
+            <w:color w:val="0000EE"/>
+            <w:u w:val="single"/>
+          </w:rPr>
+          <w:t>賽61:10</w:t>
+        </w:r>
+      </w:hyperlink>
+      <w:r>
+        <w:rPr>
+          <w:lang w:val="zh_TW" w:bidi="zh_TW"/>
+        </w:rPr>
+        <w:t>；</w:t>
+      </w:r>
+      <w:hyperlink r:id="rId86">
+        <w:r>
+          <w:rPr>
+            <w:lang w:val="zh_TW" w:bidi="zh_TW"/>
+          </w:rPr>
+          <w:rPr>
+            <w:color w:val="0000EE"/>
+            <w:u w:val="single"/>
+          </w:rPr>
+          <w:t>結16:9–13</w:t>
+        </w:r>
+      </w:hyperlink>
+      <w:r>
+        <w:rPr>
+          <w:lang w:val="zh_TW" w:bidi="zh_TW"/>
+        </w:rPr>
+        <w:t>）包括新娘的精美禮服，通常鑲有珠寶（</w:t>
+      </w:r>
+      <w:hyperlink r:id="rId87">
+        <w:r>
+          <w:rPr>
+            <w:lang w:val="zh_TW" w:bidi="zh_TW"/>
+          </w:rPr>
+          <w:rPr>
+            <w:color w:val="0000EE"/>
+            <w:u w:val="single"/>
+          </w:rPr>
+          <w:t>詩45:14–15</w:t>
+        </w:r>
+      </w:hyperlink>
+      <w:r>
+        <w:rPr>
+          <w:lang w:val="zh_TW" w:bidi="zh_TW"/>
+        </w:rPr>
+        <w:t>；</w:t>
+      </w:r>
+      <w:hyperlink r:id="rId85">
+        <w:r>
+          <w:rPr>
+            <w:lang w:val="zh_TW" w:bidi="zh_TW"/>
+          </w:rPr>
+          <w:rPr>
+            <w:color w:val="0000EE"/>
+            <w:u w:val="single"/>
+          </w:rPr>
+          <w:t>賽61:10</w:t>
+        </w:r>
+      </w:hyperlink>
+      <w:r>
+        <w:rPr>
+          <w:lang w:val="zh_TW" w:bidi="zh_TW"/>
+        </w:rPr>
+        <w:t>）和其它的飾物，而新郎則穿著華麗的衣服並戴著冠冕（</w:t>
+      </w:r>
+      <w:hyperlink r:id="rId88">
+        <w:r>
+          <w:rPr>
+            <w:lang w:val="zh_TW" w:bidi="zh_TW"/>
+          </w:rPr>
+          <w:rPr>
+            <w:color w:val="0000EE"/>
+            <w:u w:val="single"/>
+          </w:rPr>
+          <w:t>歌3:11</w:t>
+        </w:r>
+      </w:hyperlink>
+      <w:r>
+        <w:rPr>
+          <w:lang w:val="zh_TW" w:bidi="zh_TW"/>
+        </w:rPr>
+        <w:t>；</w:t>
+      </w:r>
+      <w:hyperlink r:id="rId85">
+        <w:r>
+          <w:rPr>
+            <w:lang w:val="zh_TW" w:bidi="zh_TW"/>
+          </w:rPr>
+          <w:rPr>
+            <w:color w:val="0000EE"/>
+            <w:u w:val="single"/>
+          </w:rPr>
+          <w:t>賽61:10</w:t>
+        </w:r>
+      </w:hyperlink>
+      <w:r>
+        <w:rPr>
+          <w:lang w:val="zh_TW" w:bidi="zh_TW"/>
+        </w:rPr>
+        <w:t>）。新娘戴著面紗（</w:t>
+      </w:r>
+      <w:hyperlink r:id="rId89">
+        <w:r>
+          <w:rPr>
+            <w:lang w:val="zh_TW" w:bidi="zh_TW"/>
+          </w:rPr>
+          <w:rPr>
+            <w:color w:val="0000EE"/>
+            <w:u w:val="single"/>
+          </w:rPr>
+          <w:t>創24:65</w:t>
+        </w:r>
+      </w:hyperlink>
+      <w:r>
+        <w:rPr>
+          <w:lang w:val="zh_TW" w:bidi="zh_TW"/>
+        </w:rPr>
+        <w:t>；</w:t>
+      </w:r>
+      <w:hyperlink r:id="rId90">
+        <w:r>
+          <w:rPr>
+            <w:lang w:val="zh_TW" w:bidi="zh_TW"/>
+          </w:rPr>
+          <w:rPr>
+            <w:color w:val="0000EE"/>
+            <w:u w:val="single"/>
+          </w:rPr>
+          <w:t>歌4:3</w:t>
+        </w:r>
+      </w:hyperlink>
+      <w:r>
+        <w:rPr>
+          <w:lang w:val="zh_TW" w:bidi="zh_TW"/>
+        </w:rPr>
+        <w:t>），這面紗在新房中被取下。這解釋了利百加在她的未婚夫以撒面前需要蒙上面紗的原因（</w:t>
+      </w:r>
+      <w:hyperlink r:id="rId89">
+        <w:r>
+          <w:rPr>
+            <w:lang w:val="zh_TW" w:bidi="zh_TW"/>
+          </w:rPr>
+          <w:rPr>
+            <w:color w:val="0000EE"/>
+            <w:u w:val="single"/>
+          </w:rPr>
+          <w:t>創24:65</w:t>
+        </w:r>
+      </w:hyperlink>
+      <w:r>
+        <w:rPr>
+          <w:lang w:val="zh_TW" w:bidi="zh_TW"/>
+        </w:rPr>
+        <w:t>），也解釋了拉班為何能夠在雅各的婚禮之夜，輕易地用利亞替換拉結的原因（</w:t>
+      </w:r>
+      <w:hyperlink r:id="rId91">
+        <w:r>
+          <w:rPr>
+            <w:lang w:val="zh_TW" w:bidi="zh_TW"/>
+          </w:rPr>
+          <w:rPr>
+            <w:color w:val="0000EE"/>
+            <w:u w:val="single"/>
+          </w:rPr>
+          <w:t>29:23–25</w:t>
+        </w:r>
+      </w:hyperlink>
+      <w:r>
+        <w:rPr>
+          <w:lang w:val="zh_TW" w:bidi="zh_TW"/>
+        </w:rPr>
+        <w:t>）。</w:t>
       </w:r>
     </w:p>
     <w:p>
@@ -2939,44 +2131,63 @@
       </w:r>
       <w:r>
         <w:rPr>
-          <w:i/>
-          <w:lang w:val="zh_TW" w:bidi="zh_TW"/>
-        </w:rPr>
-        <w:t>另見</w:t>
-      </w:r>
-      <w:r>
-        <w:rPr>
-          <w:lang w:val="zh_TW" w:bidi="zh_TW"/>
-        </w:rPr>
-        <w:t xml:space="preserve"> </w:t>
-      </w:r>
-      <w:r>
-        <w:rPr>
-          <w:lang w:val="zh_TW" w:bidi="zh_TW"/>
-        </w:rPr>
-        <w:t>確據，</w:t>
-      </w:r>
-      <w:r>
-        <w:rPr>
-          <w:lang w:val="zh_TW" w:bidi="zh_TW"/>
-        </w:rPr>
-        <w:t>背道</w:t>
-      </w:r>
-      <w:r>
-        <w:rPr>
-          <w:lang w:val="zh_TW" w:bidi="zh_TW"/>
-        </w:rPr>
-        <w:t>。</w:t>
-      </w:r>
-      <w:r>
-        <w:rPr>
-          <w:lang w:val="zh_TW" w:bidi="zh_TW"/>
-        </w:rPr>
-      </w:r>
-      <w:r>
-        <w:rPr>
-          <w:lang w:val="zh_TW" w:bidi="zh_TW"/>
-        </w:rPr>
+          <w:lang w:val="zh_TW" w:bidi="zh_TW"/>
+        </w:rPr>
+        <w:t>象徵性的儀式有時可能被納入訂婚或婚禮儀式中，例如路得請求波阿斯打開他的衣襟遮蓋她，以表示他要娶她為妻（</w:t>
+      </w:r>
+      <w:hyperlink r:id="rId92">
+        <w:r>
+          <w:rPr>
+            <w:lang w:val="zh_TW" w:bidi="zh_TW"/>
+          </w:rPr>
+          <w:rPr>
+            <w:color w:val="0000EE"/>
+            <w:u w:val="single"/>
+          </w:rPr>
+          <w:t>得3:9</w:t>
+        </w:r>
+      </w:hyperlink>
+      <w:r>
+        <w:rPr>
+          <w:lang w:val="zh_TW" w:bidi="zh_TW"/>
+        </w:rPr>
+        <w:t>）。另一個儀式、禮儀可能是新郎在婚房中正式解下新娘的腰帶，這是一個為新婚夫婦特別準備的房間或帳篷。婚姻通常在第一晚圓房（</w:t>
+      </w:r>
+      <w:hyperlink r:id="rId93">
+        <w:r>
+          <w:rPr>
+            <w:lang w:val="zh_TW" w:bidi="zh_TW"/>
+          </w:rPr>
+          <w:rPr>
+            <w:color w:val="0000EE"/>
+            <w:u w:val="single"/>
+          </w:rPr>
+          <w:t>創29:23</w:t>
+        </w:r>
+      </w:hyperlink>
+      <w:r>
+        <w:rPr>
+          <w:lang w:val="zh_TW" w:bidi="zh_TW"/>
+        </w:rPr>
+        <w:t>；</w:t>
+      </w:r>
+      <w:hyperlink r:id="rId94">
+        <w:r>
+          <w:rPr>
+            <w:lang w:val="zh_TW" w:bidi="zh_TW"/>
+          </w:rPr>
+          <w:rPr>
+            <w:color w:val="0000EE"/>
+            <w:u w:val="single"/>
+          </w:rPr>
+          <w:t>多比傳8:1</w:t>
+        </w:r>
+      </w:hyperlink>
+      <w:r>
+        <w:rPr>
+          <w:lang w:val="zh_TW" w:bidi="zh_TW"/>
+        </w:rPr>
+        <w:t>），而染血的床單則保留作為新娘貞潔的證據。</w:t>
       </w:r>
     </w:p>
     <w:p>
@@ -2986,21 +2197,11 @@
           <w:lang w:val="zh_TW" w:bidi="zh_TW"/>
         </w:rPr>
       </w:r>
-    </w:p>
-    <w:p>
-      <w:pPr>
-        <w:pStyle w:val="Heading2"/>
-      </w:pPr>
-      <w:r>
-        <w:rPr>
-          <w:lang w:val="zh_TW" w:bidi="zh_TW"/>
-        </w:rPr>
-        <w:t>監督</w:t>
-      </w:r>
-      <w:r>
-        <w:rPr>
-          <w:lang w:val="zh_TW" w:bidi="zh_TW"/>
-        </w:rPr>
+      <w:r>
+        <w:rPr>
+          <w:lang w:val="zh_TW" w:bidi="zh_TW"/>
+        </w:rPr>
+        <w:t>與婚姻的盛大遊行和宴會形成鮮明對比，休妻的過程則很簡單。如果一個男人在任何特定事情上發現妻子的過錯，他可以休妻，這項權利直到公元11世紀才遭廢除。然而，休妻是不受鼓勵的，並且隨著時間的推移，這個程序變得更加複雜，受到許多阻礙的限制。</w:t>
       </w:r>
     </w:p>
     <w:p>
@@ -3014,61 +2215,7 @@
         <w:rPr>
           <w:lang w:val="zh_TW" w:bidi="zh_TW"/>
         </w:rPr>
-        <w:t>教會中的一個職位，在</w:t>
-      </w:r>
-      <w:hyperlink r:id="rId96">
-        <w:r>
-          <w:rPr>
-            <w:lang w:val="zh_TW" w:bidi="zh_TW"/>
-          </w:rPr>
-          <w:rPr>
-            <w:color w:val="0000EE"/>
-            <w:u w:val="single"/>
-          </w:rPr>
-          <w:t>提摩太前書三章2至7節</w:t>
-        </w:r>
-      </w:hyperlink>
-      <w:r>
-        <w:rPr>
-          <w:lang w:val="zh_TW" w:bidi="zh_TW"/>
-        </w:rPr>
-        <w:t>和</w:t>
-      </w:r>
-      <w:hyperlink r:id="rId97">
-        <w:r>
-          <w:rPr>
-            <w:lang w:val="zh_TW" w:bidi="zh_TW"/>
-          </w:rPr>
-          <w:rPr>
-            <w:color w:val="0000EE"/>
-            <w:u w:val="single"/>
-          </w:rPr>
-          <w:t>提多書一章6至9節</w:t>
-        </w:r>
-      </w:hyperlink>
-      <w:r>
-        <w:rPr>
-          <w:lang w:val="zh_TW" w:bidi="zh_TW"/>
-        </w:rPr>
-        <w:t>列出其資格。英文bishop這個稱號和形容詞episcopal所來自的希臘文詞語，在現代譯本中經常被翻譯為「長老（elder）」、「監督（overseer）」（如在庇哩亞聖經〔Berean Standard Bible〕中）、「牧者（shepherd）」或「師傅（guardian）」。它與當今的「牧師」一詞非常接近。耶穌被稱為「你們靈魂的牧人監督」（</w:t>
-      </w:r>
-      <w:hyperlink r:id="rId98">
-        <w:r>
-          <w:rPr>
-            <w:lang w:val="zh_TW" w:bidi="zh_TW"/>
-          </w:rPr>
-          <w:rPr>
-            <w:color w:val="0000EE"/>
-            <w:u w:val="single"/>
-          </w:rPr>
-          <w:t>彼前2:25</w:t>
-        </w:r>
-      </w:hyperlink>
-      <w:r>
-        <w:rPr>
-          <w:lang w:val="zh_TW" w:bidi="zh_TW"/>
-        </w:rPr>
-        <w:t>）。</w:t>
+        <w:t>隨著關於休妻的法律變得更加複雜，程序也變得越來越昂貴。在後來的時期，有時候拉比會提供律師的建議，特別是在有關新娘或其家庭應得財產的歸還等問題上。</w:t>
       </w:r>
     </w:p>
     <w:p>
@@ -3082,61 +2229,7 @@
         <w:rPr>
           <w:lang w:val="zh_TW" w:bidi="zh_TW"/>
         </w:rPr>
-        <w:t>在新約聖經中，「監督（bishop）」和「長老」指的是同一個職位，正如使徒保羅吩咐提多在各城設立「長老」，然後將這些人稱為「監督」（</w:t>
-      </w:r>
-      <w:hyperlink r:id="rId99">
-        <w:r>
-          <w:rPr>
-            <w:lang w:val="zh_TW" w:bidi="zh_TW"/>
-          </w:rPr>
-          <w:rPr>
-            <w:color w:val="0000EE"/>
-            <w:u w:val="single"/>
-          </w:rPr>
-          <w:t>多1:5、7</w:t>
-        </w:r>
-      </w:hyperlink>
-      <w:r>
-        <w:rPr>
-          <w:lang w:val="zh_TW" w:bidi="zh_TW"/>
-        </w:rPr>
-        <w:t>）。保羅在米利都時，召集了以弗所教會的長老，然後稱他們為「監督（overseers）」或「師傅（guardians）」（</w:t>
-      </w:r>
-      <w:hyperlink r:id="rId100">
-        <w:r>
-          <w:rPr>
-            <w:lang w:val="zh_TW" w:bidi="zh_TW"/>
-          </w:rPr>
-          <w:rPr>
-            <w:color w:val="0000EE"/>
-            <w:u w:val="single"/>
-          </w:rPr>
-          <w:t>徒20:17、28</w:t>
-        </w:r>
-      </w:hyperlink>
-      <w:r>
-        <w:rPr>
-          <w:lang w:val="zh_TW" w:bidi="zh_TW"/>
-        </w:rPr>
-        <w:t>）。保羅在給腓立比書中向「監督和執事」致意（</w:t>
-      </w:r>
-      <w:hyperlink r:id="rId101">
-        <w:r>
-          <w:rPr>
-            <w:lang w:val="zh_TW" w:bidi="zh_TW"/>
-          </w:rPr>
-          <w:rPr>
-            <w:color w:val="0000EE"/>
-            <w:u w:val="single"/>
-          </w:rPr>
-          <w:t>腓1:1</w:t>
-        </w:r>
-      </w:hyperlink>
-      <w:r>
-        <w:rPr>
-          <w:lang w:val="zh_TW" w:bidi="zh_TW"/>
-        </w:rPr>
-        <w:t>）。腓立比和以弗所有都有許多監督，這表明當時監督的職位尚未發展成後來的樣子：一個主教管理一個或多個教會。</w:t>
+        <w:t>如果發現新娘犯了通姦罪，丈夫便有權休妻。甚至如果丈夫懷疑她不忠，也同樣適用。如果他覺得她違反了正常道德、變節或在管理家庭方面效率不高，他也可以休妻。如果婦女拒絕與丈夫行房至少一年，丈夫便可休妻。其它休妻的理由包括對丈夫或其親屬的侮辱行為、染上不治之症，或拒絕與丈夫隨行搬遷到新的地方。</w:t>
       </w:r>
     </w:p>
     <w:p>
@@ -3150,98 +2243,7 @@
         <w:rPr>
           <w:lang w:val="zh_TW" w:bidi="zh_TW"/>
         </w:rPr>
-        <w:t>監督顯然擁有一定的權柄，但新約聖經中並未明確定義其職責。其中一項任務是「駁斥那些反對（純正的教訓）的人」（</w:t>
-      </w:r>
-      <w:hyperlink r:id="rId102">
-        <w:r>
-          <w:rPr>
-            <w:lang w:val="zh_TW" w:bidi="zh_TW"/>
-          </w:rPr>
-          <w:rPr>
-            <w:color w:val="0000EE"/>
-            <w:u w:val="single"/>
-          </w:rPr>
-          <w:t>多1:9），</w:t>
-        </w:r>
-      </w:hyperlink>
-      <w:r>
-        <w:rPr>
-          <w:lang w:val="zh_TW" w:bidi="zh_TW"/>
-        </w:rPr>
-        <w:t>並教導和闡述聖經（</w:t>
-      </w:r>
-      <w:hyperlink r:id="rId103">
-        <w:r>
-          <w:rPr>
-            <w:lang w:val="zh_TW" w:bidi="zh_TW"/>
-          </w:rPr>
-          <w:rPr>
-            <w:color w:val="0000EE"/>
-            <w:u w:val="single"/>
-          </w:rPr>
-          <w:t>提前3:2）</w:t>
-        </w:r>
-      </w:hyperlink>
-      <w:r>
-        <w:rPr>
-          <w:lang w:val="zh_TW" w:bidi="zh_TW"/>
-        </w:rPr>
-        <w:t>。此外，有一些證據表明，他們主要關注的事項之一是經濟事務和照顧窮人，以及監督會眾。保羅給提摩太和提多的信中所列出的資格表明，監督被認為是會眾中的領袖，以及向非基督徒世界傳福音的代表。</w:t>
-        <w:br/>
-        <w:br/>
-      </w:r>
-      <w:r>
-        <w:rPr>
-          <w:i/>
-          <w:lang w:val="zh_TW" w:bidi="zh_TW"/>
-        </w:rPr>
-        <w:t>見</w:t>
-      </w:r>
-      <w:r>
-        <w:rPr>
-          <w:lang w:val="zh_TW" w:bidi="zh_TW"/>
-        </w:rPr>
-        <w:t>長老</w:t>
-      </w:r>
-      <w:r>
-        <w:rPr>
-          <w:lang w:val="zh_TW" w:bidi="zh_TW"/>
-        </w:rPr>
-        <w:t>；</w:t>
-      </w:r>
-      <w:r>
-        <w:rPr>
-          <w:lang w:val="zh_TW" w:bidi="zh_TW"/>
-        </w:rPr>
-        <w:t>牧師</w:t>
-      </w:r>
-      <w:r>
-        <w:rPr>
-          <w:lang w:val="zh_TW" w:bidi="zh_TW"/>
-        </w:rPr>
-        <w:t>；</w:t>
-      </w:r>
-      <w:r>
-        <w:rPr>
-          <w:lang w:val="zh_TW" w:bidi="zh_TW"/>
-        </w:rPr>
-        <w:t>長老</w:t>
-      </w:r>
-      <w:r>
-        <w:rPr>
-          <w:lang w:val="zh_TW" w:bidi="zh_TW"/>
-        </w:rPr>
-        <w:t>。</w:t>
-      </w:r>
-      <w:r>
-        <w:rPr>
-          <w:lang w:val="zh_TW" w:bidi="zh_TW"/>
-        </w:rPr>
-      </w:r>
-      <w:r>
-        <w:rPr>
-          <w:lang w:val="zh_TW" w:bidi="zh_TW"/>
-        </w:rPr>
+        <w:t>總括，妻子的地位十分低微。儘管她提供建議、管理家庭、教育孩子，並在必要時與她的丈夫一起工作，丈夫仍然是她的主人，而她的角色是服從。她不過是個僕人，雖然比奴隸好，因為她不能被賣掉，即使她可以被休掉。</w:t>
       </w:r>
     </w:p>
     <w:p>
@@ -3251,21 +2253,137 @@
           <w:lang w:val="zh_TW" w:bidi="zh_TW"/>
         </w:rPr>
       </w:r>
-    </w:p>
-    <w:p>
-      <w:pPr>
-        <w:pStyle w:val="Heading2"/>
-      </w:pPr>
-      <w:r>
-        <w:rPr>
-          <w:lang w:val="zh_TW" w:bidi="zh_TW"/>
-        </w:rPr>
-        <w:t>監督</w:t>
-      </w:r>
-      <w:r>
-        <w:rPr>
-          <w:lang w:val="zh_TW" w:bidi="zh_TW"/>
-        </w:rPr>
+      <w:r>
+        <w:rPr>
+          <w:lang w:val="zh_TW" w:bidi="zh_TW"/>
+        </w:rPr>
+        <w:t>在舊約中，常用婚姻作比喻，希伯來人和神被比作新娘和新郎（</w:t>
+      </w:r>
+      <w:hyperlink r:id="rId95">
+        <w:r>
+          <w:rPr>
+            <w:lang w:val="zh_TW" w:bidi="zh_TW"/>
+          </w:rPr>
+          <w:rPr>
+            <w:color w:val="0000EE"/>
+            <w:u w:val="single"/>
+          </w:rPr>
+          <w:t>賽62:4–5</w:t>
+        </w:r>
+      </w:hyperlink>
+      <w:r>
+        <w:rPr>
+          <w:lang w:val="zh_TW" w:bidi="zh_TW"/>
+        </w:rPr>
+        <w:t>；</w:t>
+      </w:r>
+      <w:hyperlink r:id="rId96">
+        <w:r>
+          <w:rPr>
+            <w:lang w:val="zh_TW" w:bidi="zh_TW"/>
+          </w:rPr>
+          <w:rPr>
+            <w:color w:val="0000EE"/>
+            <w:u w:val="single"/>
+          </w:rPr>
+          <w:t>耶2:2</w:t>
+        </w:r>
+      </w:hyperlink>
+      <w:r>
+        <w:rPr>
+          <w:lang w:val="zh_TW" w:bidi="zh_TW"/>
+        </w:rPr>
+        <w:t>）。耶利米書將即將降臨猶大的荒涼與婚宴的慶祝做對比（</w:t>
+      </w:r>
+      <w:hyperlink r:id="rId97">
+        <w:r>
+          <w:rPr>
+            <w:lang w:val="zh_TW" w:bidi="zh_TW"/>
+          </w:rPr>
+          <w:rPr>
+            <w:color w:val="0000EE"/>
+            <w:u w:val="single"/>
+          </w:rPr>
+          <w:t>耶7:34</w:t>
+        </w:r>
+      </w:hyperlink>
+      <w:r>
+        <w:rPr>
+          <w:lang w:val="zh_TW" w:bidi="zh_TW"/>
+        </w:rPr>
+        <w:t>，</w:t>
+      </w:r>
+      <w:hyperlink r:id="rId98">
+        <w:r>
+          <w:rPr>
+            <w:lang w:val="zh_TW" w:bidi="zh_TW"/>
+          </w:rPr>
+          <w:rPr>
+            <w:color w:val="0000EE"/>
+            <w:u w:val="single"/>
+          </w:rPr>
+          <w:t>16:9</w:t>
+        </w:r>
+      </w:hyperlink>
+      <w:r>
+        <w:rPr>
+          <w:lang w:val="zh_TW" w:bidi="zh_TW"/>
+        </w:rPr>
+        <w:t>，</w:t>
+      </w:r>
+      <w:hyperlink r:id="rId99">
+        <w:r>
+          <w:rPr>
+            <w:lang w:val="zh_TW" w:bidi="zh_TW"/>
+          </w:rPr>
+          <w:rPr>
+            <w:color w:val="0000EE"/>
+            <w:u w:val="single"/>
+          </w:rPr>
+          <w:t>25:10</w:t>
+        </w:r>
+      </w:hyperlink>
+      <w:r>
+        <w:rPr>
+          <w:lang w:val="zh_TW" w:bidi="zh_TW"/>
+        </w:rPr>
+        <w:t>）。在何西阿書中也用婚姻作比喻，神拒絕與祂妻子以色列的關係（</w:t>
+      </w:r>
+      <w:hyperlink r:id="rId100">
+        <w:r>
+          <w:rPr>
+            <w:lang w:val="zh_TW" w:bidi="zh_TW"/>
+          </w:rPr>
+          <w:rPr>
+            <w:color w:val="0000EE"/>
+            <w:u w:val="single"/>
+          </w:rPr>
+          <w:t>何2:2</w:t>
+        </w:r>
+      </w:hyperlink>
+      <w:r>
+        <w:rPr>
+          <w:lang w:val="zh_TW" w:bidi="zh_TW"/>
+        </w:rPr>
+        <w:t>），但如果她恢復忠心的行為，神願意再次接受她（</w:t>
+      </w:r>
+      <w:hyperlink r:id="rId101">
+        <w:r>
+          <w:rPr>
+            <w:lang w:val="zh_TW" w:bidi="zh_TW"/>
+          </w:rPr>
+          <w:rPr>
+            <w:color w:val="0000EE"/>
+            <w:u w:val="single"/>
+          </w:rPr>
+          <w:t>19–20</w:t>
+        </w:r>
+      </w:hyperlink>
+      <w:r>
+        <w:rPr>
+          <w:lang w:val="zh_TW" w:bidi="zh_TW"/>
+        </w:rPr>
+        <w:t>）。</w:t>
       </w:r>
     </w:p>
     <w:p>
@@ -3279,78 +2397,72 @@
         <w:rPr>
           <w:lang w:val="zh_TW" w:bidi="zh_TW"/>
         </w:rPr>
-        <w:t>這個詞在舊約（庇哩亞聖經〔Berean Standard Bible〕）中出現了六次，在新約中出現了七次。英文新約聖經中至大約六次使用這個詞來翻譯希臘文詞語</w:t>
-      </w:r>
-      <w:r>
-        <w:rPr>
-          <w:i/>
-          <w:lang w:val="zh_TW" w:bidi="zh_TW"/>
-        </w:rPr>
-        <w:t>episkopos。episkopos</w:t>
-      </w:r>
-      <w:r>
-        <w:rPr>
-          <w:lang w:val="zh_TW" w:bidi="zh_TW"/>
-        </w:rPr>
-        <w:t>一詞源自「監視」或「照看」。在舊約中，「監督」用來翻譯三個不同的詞，這些詞的意思是：</w:t>
+        <w:t>在新約中，施洗約翰將他的喜樂比作婚禮上新郎朋友的喜樂（</w:t>
+      </w:r>
+      <w:hyperlink r:id="rId102">
+        <w:r>
+          <w:rPr>
+            <w:lang w:val="zh_TW" w:bidi="zh_TW"/>
+          </w:rPr>
+          <w:rPr>
+            <w:color w:val="0000EE"/>
+            <w:u w:val="single"/>
+          </w:rPr>
+          <w:t>約3:29</w:t>
+        </w:r>
+      </w:hyperlink>
+      <w:r>
+        <w:rPr>
+          <w:lang w:val="zh_TW" w:bidi="zh_TW"/>
+        </w:rPr>
+        <w:t>），而耶穌自己在智慧和愚拙童女的比喻中，提到了婚禮的準備（</w:t>
+      </w:r>
+      <w:hyperlink r:id="rId103">
+        <w:r>
+          <w:rPr>
+            <w:lang w:val="zh_TW" w:bidi="zh_TW"/>
+          </w:rPr>
+          <w:rPr>
+            <w:color w:val="0000EE"/>
+            <w:u w:val="single"/>
+          </w:rPr>
+          <w:t>太25:1–12</w:t>
+        </w:r>
+      </w:hyperlink>
+      <w:r>
+        <w:rPr>
+          <w:lang w:val="zh_TW" w:bidi="zh_TW"/>
+        </w:rPr>
+        <w:t>）。在婚宴的故事中（</w:t>
+      </w:r>
+      <w:hyperlink r:id="rId104">
+        <w:r>
+          <w:rPr>
+            <w:lang w:val="zh_TW" w:bidi="zh_TW"/>
+          </w:rPr>
+          <w:rPr>
+            <w:color w:val="0000EE"/>
+            <w:u w:val="single"/>
+          </w:rPr>
+          <w:t>22:1–14</w:t>
+        </w:r>
+      </w:hyperlink>
+      <w:r>
+        <w:rPr>
+          <w:lang w:val="zh_TW" w:bidi="zh_TW"/>
+        </w:rPr>
+        <w:t>），基督提到在這樣的儀式中為賓客提供婚禮的禮服。基督的教會作為基督的新娘的主題出現在哥林多後書、以弗所書和啟示錄等書中。</w:t>
       </w:r>
     </w:p>
     <w:p>
       <w:pPr>
-        <w:pStyle w:val="ListNumber"/>
-        <w:numPr>
-          <w:ilvl w:val="0"/>
-          <w:numId w:val="15"/>
-        </w:numPr>
-        <w:spacing w:line="240" w:lineRule="auto"/>
-        <w:ind w:left="720"/>
-      </w:pPr>
-      <w:r>
-        <w:rPr>
-          <w:lang w:val="zh_TW" w:bidi="zh_TW"/>
-        </w:rPr>
-      </w:r>
-      <w:r>
-        <w:rPr>
-          <w:lang w:val="zh_TW" w:bidi="zh_TW"/>
-        </w:rPr>
-        <w:t>擁有權威去巡視的人，</w:t>
-      </w:r>
-    </w:p>
-    <w:p>
-      <w:pPr>
-        <w:pStyle w:val="ListNumber"/>
-        <w:spacing w:line="240" w:lineRule="auto"/>
-        <w:ind w:left="720"/>
-      </w:pPr>
-      <w:r>
-        <w:rPr>
-          <w:lang w:val="zh_TW" w:bidi="zh_TW"/>
-        </w:rPr>
-      </w:r>
-      <w:r>
-        <w:rPr>
-          <w:lang w:val="zh_TW" w:bidi="zh_TW"/>
-        </w:rPr>
-        <w:t>傑出的人（the preeminent one），或</w:t>
-      </w:r>
-    </w:p>
-    <w:p>
-      <w:pPr>
-        <w:pStyle w:val="ListNumber"/>
-        <w:spacing w:line="240" w:lineRule="auto"/>
-        <w:ind w:left="720"/>
-      </w:pPr>
-      <w:r>
-        <w:rPr>
-          <w:lang w:val="zh_TW" w:bidi="zh_TW"/>
-        </w:rPr>
-      </w:r>
-      <w:r>
-        <w:rPr>
-          <w:lang w:val="zh_TW" w:bidi="zh_TW"/>
-        </w:rPr>
-        <w:t>首席記錄員。</w:t>
+        <w:pStyle w:val="Heading3"/>
+      </w:pPr>
+      <w:r>
+        <w:rPr>
+          <w:lang w:val="zh_TW" w:bidi="zh_TW"/>
+        </w:rPr>
+        <w:t>關於耶穌教導的婚姻和姦淫</w:t>
       </w:r>
     </w:p>
     <w:p>
@@ -3364,25 +2476,7 @@
         <w:rPr>
           <w:lang w:val="zh_TW" w:bidi="zh_TW"/>
         </w:rPr>
-        <w:t>約瑟被賦予權柄來監視和管理波提乏家中的所有事務（</w:t>
-      </w:r>
-      <w:hyperlink r:id="rId104">
-        <w:r>
-          <w:rPr>
-            <w:lang w:val="zh_TW" w:bidi="zh_TW"/>
-          </w:rPr>
-          <w:rPr>
-            <w:color w:val="0000EE"/>
-            <w:u w:val="single"/>
-          </w:rPr>
-          <w:t>創39:4–5</w:t>
-        </w:r>
-      </w:hyperlink>
-      <w:r>
-        <w:rPr>
-          <w:lang w:val="zh_TW" w:bidi="zh_TW"/>
-        </w:rPr>
-        <w:t>）。他建議法老任命五十個人管理和看守七年豐收的天地（</w:t>
+        <w:t>在民事法中，耶穌的教導常常重新調整或強化舊約中的重點。 例如，在舊約的律法中，姦淫似乎主要被理解為一個男人侵犯到另一個男人的婚姻，而不是違反彼此對婚姻的忠誠。 然而，當法利賽人質疑耶穌時，祂指出神創造的原意：一男一女永結一體（</w:t>
       </w:r>
       <w:hyperlink r:id="rId105">
         <w:r>
@@ -3393,14 +2487,14 @@
             <w:color w:val="0000EE"/>
             <w:u w:val="single"/>
           </w:rPr>
-          <w:t>41:34</w:t>
-        </w:r>
-      </w:hyperlink>
-      <w:r>
-        <w:rPr>
-          <w:lang w:val="zh_TW" w:bidi="zh_TW"/>
-        </w:rPr>
-        <w:t>）。所羅門任命了3,600名監工（和合本譯為「督理」）使百姓作工（</w:t>
+          <w:t>可10:2–9</w:t>
+        </w:r>
+      </w:hyperlink>
+      <w:r>
+        <w:rPr>
+          <w:lang w:val="zh_TW" w:bidi="zh_TW"/>
+        </w:rPr>
+        <w:t>）。 祂更進一步宣稱，如果一個男人與妻子離婚並娶了另一位妻子，他就是「犯了姦淫」（</w:t>
       </w:r>
       <w:hyperlink r:id="rId106">
         <w:r>
@@ -3411,14 +2505,14 @@
             <w:color w:val="0000EE"/>
             <w:u w:val="single"/>
           </w:rPr>
-          <w:t>代下2:18</w:t>
-        </w:r>
-      </w:hyperlink>
-      <w:r>
-        <w:rPr>
-          <w:lang w:val="zh_TW" w:bidi="zh_TW"/>
-        </w:rPr>
-        <w:t>）。在約西亞的重修聖殿時，每項工作中都有監工監督所以的工人（</w:t>
+          <w:t>11</w:t>
+        </w:r>
+      </w:hyperlink>
+      <w:r>
+        <w:rPr>
+          <w:lang w:val="zh_TW" w:bidi="zh_TW"/>
+        </w:rPr>
+        <w:t>節）——這是對當時普遍接受假設的驚人顛覆。 耶穌藉此肯定了男女在婚姻忠誠方面的道德平等：不忠的丈夫與不忠的妻子同樣犯了通姦罪。 這個教導讓門徒感到驚訝（見</w:t>
       </w:r>
       <w:hyperlink r:id="rId107">
         <w:r>
@@ -3429,14 +2523,14 @@
             <w:color w:val="0000EE"/>
             <w:u w:val="single"/>
           </w:rPr>
-          <w:t>34:13、17</w:t>
-        </w:r>
-      </w:hyperlink>
-      <w:r>
-        <w:rPr>
-          <w:lang w:val="zh_TW" w:bidi="zh_TW"/>
-        </w:rPr>
-        <w:t>）。尼希米任命人來監督城牆的重建（</w:t>
+          <w:t>太19:10</w:t>
+        </w:r>
+      </w:hyperlink>
+      <w:r>
+        <w:rPr>
+          <w:lang w:val="zh_TW" w:bidi="zh_TW"/>
+        </w:rPr>
+        <w:t>），它展現了耶穌對比當時宗教領袖（</w:t>
       </w:r>
       <w:hyperlink r:id="rId108">
         <w:r>
@@ -3447,50 +2541,14 @@
             <w:color w:val="0000EE"/>
             <w:u w:val="single"/>
           </w:rPr>
-          <w:t>尼11:9、14</w:t>
-        </w:r>
-      </w:hyperlink>
-      <w:r>
-        <w:rPr>
-          <w:lang w:val="zh_TW" w:bidi="zh_TW"/>
-        </w:rPr>
-        <w:t>），監督利未人（</w:t>
-      </w:r>
-      <w:hyperlink r:id="rId109">
-        <w:r>
-          <w:rPr>
-            <w:lang w:val="zh_TW" w:bidi="zh_TW"/>
-          </w:rPr>
-          <w:rPr>
-            <w:color w:val="0000EE"/>
-            <w:u w:val="single"/>
-          </w:rPr>
-          <w:t>22</w:t>
-        </w:r>
-      </w:hyperlink>
-      <w:r>
-        <w:rPr>
-          <w:lang w:val="zh_TW" w:bidi="zh_TW"/>
-        </w:rPr>
-        <w:t>節），並負責利未唱歌的人（</w:t>
-      </w:r>
-      <w:hyperlink r:id="rId110">
-        <w:r>
-          <w:rPr>
-            <w:lang w:val="zh_TW" w:bidi="zh_TW"/>
-          </w:rPr>
-          <w:rPr>
-            <w:color w:val="0000EE"/>
-            <w:u w:val="single"/>
-          </w:rPr>
-          <w:t>12:42</w:t>
-        </w:r>
-      </w:hyperlink>
-      <w:r>
-        <w:rPr>
-          <w:lang w:val="zh_TW" w:bidi="zh_TW"/>
-        </w:rPr>
-        <w:t>）。</w:t>
+          <w:t>5:20</w:t>
+        </w:r>
+      </w:hyperlink>
+      <w:r>
+        <w:rPr>
+          <w:lang w:val="zh_TW" w:bidi="zh_TW"/>
+        </w:rPr>
+        <w:t>）更深的公義的呼籲。</w:t>
       </w:r>
     </w:p>
     <w:p>
@@ -3504,7 +2562,43 @@
         <w:rPr>
           <w:lang w:val="zh_TW" w:bidi="zh_TW"/>
         </w:rPr>
-        <w:t>「監督」這個詞指的是擁有最高權威、對他人行使監督的人。這種權威性的監督包含監視、指導和保護主人利益的概念。新約也傳達了這些概念，特別是對於那些被任命來代表耶穌基督服務教會的人（</w:t>
+        <w:t>在馬太福音對耶穌教導的記述中有一點差異，使一些學者認為耶穌並不像上述概要所暗示的那樣嚴格。根據</w:t>
+      </w:r>
+      <w:hyperlink r:id="rId109">
+        <w:r>
+          <w:rPr>
+            <w:lang w:val="zh_TW" w:bidi="zh_TW"/>
+          </w:rPr>
+          <w:rPr>
+            <w:color w:val="0000EE"/>
+            <w:u w:val="single"/>
+          </w:rPr>
+          <w:t>馬太福音十九章9節</w:t>
+        </w:r>
+      </w:hyperlink>
+      <w:r>
+        <w:rPr>
+          <w:lang w:val="zh_TW" w:bidi="zh_TW"/>
+        </w:rPr>
+        <w:t>，妻子的不貞（可能是某種性行為不端）允許受委屈的丈夫休妻並再婚。如果這句話是經文的結束，這種解釋將是流於表面的。然而，從語境來看，更有可能是耶穌允許無辜的配偶與其妻子分開，但不允許再婚。這解釋了為什麼門徒如此震驚，以及為什麼耶穌接著談到有些人為了天國而拒絕結婚（</w:t>
+      </w:r>
+      <w:hyperlink r:id="rId110">
+        <w:r>
+          <w:rPr>
+            <w:lang w:val="zh_TW" w:bidi="zh_TW"/>
+          </w:rPr>
+          <w:rPr>
+            <w:color w:val="0000EE"/>
+            <w:u w:val="single"/>
+          </w:rPr>
+          <w:t>太19:12</w:t>
+        </w:r>
+      </w:hyperlink>
+      <w:r>
+        <w:rPr>
+          <w:lang w:val="zh_TW" w:bidi="zh_TW"/>
+        </w:rPr>
+        <w:t>）。這也是教會在頭五個世紀對這段經文的解釋，他們允許基督徒分開，但不允許再婚（參</w:t>
       </w:r>
       <w:hyperlink r:id="rId111">
         <w:r>
@@ -3515,79 +2609,7 @@
             <w:color w:val="0000EE"/>
             <w:u w:val="single"/>
           </w:rPr>
-          <w:t>徒20:28</w:t>
-        </w:r>
-      </w:hyperlink>
-      <w:r>
-        <w:rPr>
-          <w:lang w:val="zh_TW" w:bidi="zh_TW"/>
-        </w:rPr>
-        <w:t>；</w:t>
-      </w:r>
-      <w:hyperlink r:id="rId101">
-        <w:r>
-          <w:rPr>
-            <w:lang w:val="zh_TW" w:bidi="zh_TW"/>
-          </w:rPr>
-          <w:rPr>
-            <w:color w:val="0000EE"/>
-            <w:u w:val="single"/>
-          </w:rPr>
-          <w:t>腓1:1</w:t>
-        </w:r>
-      </w:hyperlink>
-      <w:r>
-        <w:rPr>
-          <w:lang w:val="zh_TW" w:bidi="zh_TW"/>
-        </w:rPr>
-        <w:t>；</w:t>
-      </w:r>
-      <w:hyperlink r:id="rId112">
-        <w:r>
-          <w:rPr>
-            <w:lang w:val="zh_TW" w:bidi="zh_TW"/>
-          </w:rPr>
-          <w:rPr>
-            <w:color w:val="0000EE"/>
-            <w:u w:val="single"/>
-          </w:rPr>
-          <w:t>提前3:1–2</w:t>
-        </w:r>
-      </w:hyperlink>
-      <w:r>
-        <w:rPr>
-          <w:lang w:val="zh_TW" w:bidi="zh_TW"/>
-        </w:rPr>
-        <w:t>；</w:t>
-      </w:r>
-      <w:hyperlink r:id="rId113">
-        <w:r>
-          <w:rPr>
-            <w:lang w:val="zh_TW" w:bidi="zh_TW"/>
-          </w:rPr>
-          <w:rPr>
-            <w:color w:val="0000EE"/>
-            <w:u w:val="single"/>
-          </w:rPr>
-          <w:t>多1:7</w:t>
-        </w:r>
-      </w:hyperlink>
-      <w:r>
-        <w:rPr>
-          <w:lang w:val="zh_TW" w:bidi="zh_TW"/>
-        </w:rPr>
-        <w:t>）。耶穌基督自己就是偉大的監督（</w:t>
-      </w:r>
-      <w:hyperlink r:id="rId98">
-        <w:r>
-          <w:rPr>
-            <w:lang w:val="zh_TW" w:bidi="zh_TW"/>
-          </w:rPr>
-          <w:rPr>
-            <w:color w:val="0000EE"/>
-            <w:u w:val="single"/>
-          </w:rPr>
-          <w:t>彼前2:25</w:t>
+          <w:t>林前7:11</w:t>
         </w:r>
       </w:hyperlink>
       <w:r>
@@ -3621,1926 +2643,67 @@
         <w:rPr>
           <w:lang w:val="zh_TW" w:bidi="zh_TW"/>
         </w:rPr>
-        <w:t>監督</w:t>
-      </w:r>
-      <w:r>
-        <w:rPr>
-          <w:lang w:val="zh_TW" w:bidi="zh_TW"/>
-        </w:rPr>
-        <w:t>；</w:t>
-      </w:r>
-      <w:r>
-        <w:rPr>
-          <w:lang w:val="zh_TW" w:bidi="zh_TW"/>
-        </w:rPr>
-        <w:t>長老</w:t>
-      </w:r>
-      <w:r>
-        <w:rPr>
-          <w:lang w:val="zh_TW" w:bidi="zh_TW"/>
-        </w:rPr>
-        <w:t>。</w:t>
-      </w:r>
-      <w:r>
-        <w:rPr>
-          <w:lang w:val="zh_TW" w:bidi="zh_TW"/>
-        </w:rPr>
-      </w:r>
-      <w:r>
-        <w:rPr>
-          <w:lang w:val="zh_TW" w:bidi="zh_TW"/>
-        </w:rPr>
-      </w:r>
-    </w:p>
-    <w:p>
-      <w:pPr/>
-      <w:r>
-        <w:rPr>
-          <w:lang w:val="zh_TW" w:bidi="zh_TW"/>
-        </w:rPr>
-      </w:r>
-    </w:p>
-    <w:p>
-      <w:pPr>
-        <w:pStyle w:val="Heading2"/>
-      </w:pPr>
-      <w:r>
-        <w:rPr>
-          <w:lang w:val="zh_TW" w:bidi="zh_TW"/>
-        </w:rPr>
-        <w:t>見證</w:t>
-      </w:r>
-      <w:r>
-        <w:rPr>
-          <w:lang w:val="zh_TW" w:bidi="zh_TW"/>
-        </w:rPr>
-      </w:r>
-    </w:p>
-    <w:p>
-      <w:pPr/>
-      <w:r>
-        <w:rPr>
-          <w:lang w:val="zh_TW" w:bidi="zh_TW"/>
-        </w:rPr>
-      </w:r>
-      <w:r>
-        <w:rPr>
-          <w:lang w:val="zh_TW" w:bidi="zh_TW"/>
-        </w:rPr>
-        <w:t>在法庭上，一個人講述他或她所見或經歷的事情。「見證」這個詞也可能指該人所提供的證詞。</w:t>
-      </w:r>
-    </w:p>
-    <w:p>
-      <w:pPr>
-        <w:pStyle w:val="Heading3"/>
-      </w:pPr>
-      <w:r>
-        <w:rPr>
-          <w:lang w:val="zh_TW" w:bidi="zh_TW"/>
-        </w:rPr>
-        <w:t>舊約聖經中的見證</w:t>
-      </w:r>
-    </w:p>
-    <w:p>
-      <w:pPr/>
-      <w:r>
-        <w:rPr>
-          <w:lang w:val="zh_TW" w:bidi="zh_TW"/>
-        </w:rPr>
-      </w:r>
-      <w:r>
-        <w:rPr>
-          <w:lang w:val="zh_TW" w:bidi="zh_TW"/>
-        </w:rPr>
-        <w:t>在舊約聖經所描述的法律程序中，一位證人不足以對一個人作出個人見證。需要兩到三位證人（</w:t>
-      </w:r>
-      <w:hyperlink r:id="rId114">
-        <w:r>
-          <w:rPr>
-            <w:lang w:val="zh_TW" w:bidi="zh_TW"/>
-          </w:rPr>
-          <w:rPr>
-            <w:color w:val="0000EE"/>
-            <w:u w:val="single"/>
-          </w:rPr>
-          <w:t>申命記記17:6</w:t>
-        </w:r>
-      </w:hyperlink>
+        <w:t>淫亂</w:t>
+      </w:r>
       <w:r>
         <w:rPr>
           <w:lang w:val="zh_TW" w:bidi="zh_TW"/>
         </w:rPr>
         <w:t>，</w:t>
       </w:r>
-      <w:hyperlink r:id="rId115">
-        <w:r>
-          <w:rPr>
-            <w:lang w:val="zh_TW" w:bidi="zh_TW"/>
-          </w:rPr>
-          <w:rPr>
-            <w:color w:val="0000EE"/>
-            <w:u w:val="single"/>
-          </w:rPr>
-          <w:t>19:15</w:t>
-        </w:r>
-      </w:hyperlink>
-      <w:r>
-        <w:rPr>
-          <w:lang w:val="zh_TW" w:bidi="zh_TW"/>
-        </w:rPr>
-        <w:t>）。猶太律法包含了這一原則，新約聖經也重申了這一點（參</w:t>
-      </w:r>
-      <w:hyperlink r:id="rId116">
-        <w:r>
-          <w:rPr>
-            <w:lang w:val="zh_TW" w:bidi="zh_TW"/>
-          </w:rPr>
-          <w:rPr>
-            <w:color w:val="0000EE"/>
-            <w:u w:val="single"/>
-          </w:rPr>
-          <w:t>馬太福音18:16</w:t>
-        </w:r>
-      </w:hyperlink>
-      <w:r>
-        <w:rPr>
-          <w:lang w:val="zh_TW" w:bidi="zh_TW"/>
-        </w:rPr>
-        <w:t>；</w:t>
-      </w:r>
-      <w:hyperlink r:id="rId117">
-        <w:r>
-          <w:rPr>
-            <w:lang w:val="zh_TW" w:bidi="zh_TW"/>
-          </w:rPr>
-          <w:rPr>
-            <w:color w:val="0000EE"/>
-            <w:u w:val="single"/>
-          </w:rPr>
-          <w:t>哥林多後書13:1</w:t>
-        </w:r>
-      </w:hyperlink>
-      <w:r>
-        <w:rPr>
-          <w:lang w:val="zh_TW" w:bidi="zh_TW"/>
-        </w:rPr>
-        <w:t>）。</w:t>
-      </w:r>
-    </w:p>
-    <w:p>
-      <w:pPr/>
-      <w:r>
-        <w:rPr>
-          <w:lang w:val="zh_TW" w:bidi="zh_TW"/>
-        </w:rPr>
-      </w:r>
-      <w:r>
-        <w:rPr>
-          <w:lang w:val="zh_TW" w:bidi="zh_TW"/>
-        </w:rPr>
-        <w:t>見證的真實性是如此重要，以至於第九誡禁止作假見證（</w:t>
-      </w:r>
-      <w:hyperlink r:id="rId118">
-        <w:r>
-          <w:rPr>
-            <w:lang w:val="zh_TW" w:bidi="zh_TW"/>
-          </w:rPr>
-          <w:rPr>
-            <w:color w:val="0000EE"/>
-            <w:u w:val="single"/>
-          </w:rPr>
-          <w:t>出埃及記20:16</w:t>
-        </w:r>
-      </w:hyperlink>
-      <w:r>
-        <w:rPr>
-          <w:lang w:val="zh_TW" w:bidi="zh_TW"/>
-        </w:rPr>
-        <w:t>；</w:t>
-      </w:r>
-      <w:hyperlink r:id="rId119">
-        <w:r>
-          <w:rPr>
-            <w:lang w:val="zh_TW" w:bidi="zh_TW"/>
-          </w:rPr>
-          <w:rPr>
-            <w:color w:val="0000EE"/>
-            <w:u w:val="single"/>
-          </w:rPr>
-          <w:t>申命記5:20</w:t>
-        </w:r>
-      </w:hyperlink>
-      <w:r>
-        <w:rPr>
-          <w:lang w:val="zh_TW" w:bidi="zh_TW"/>
-        </w:rPr>
-        <w:t>；比較</w:t>
-      </w:r>
-      <w:hyperlink r:id="rId120">
-        <w:r>
-          <w:rPr>
-            <w:lang w:val="zh_TW" w:bidi="zh_TW"/>
-          </w:rPr>
-          <w:rPr>
-            <w:color w:val="0000EE"/>
-            <w:u w:val="single"/>
-          </w:rPr>
-          <w:t>馬可福音10:19</w:t>
-        </w:r>
-      </w:hyperlink>
-      <w:r>
-        <w:rPr>
-          <w:lang w:val="zh_TW" w:bidi="zh_TW"/>
-        </w:rPr>
-        <w:t>；</w:t>
-      </w:r>
-      <w:hyperlink r:id="rId121">
-        <w:r>
-          <w:rPr>
-            <w:lang w:val="zh_TW" w:bidi="zh_TW"/>
-          </w:rPr>
-          <w:rPr>
-            <w:color w:val="0000EE"/>
-            <w:u w:val="single"/>
-          </w:rPr>
-          <w:t>路加福音18:20</w:t>
-        </w:r>
-      </w:hyperlink>
-      <w:r>
-        <w:rPr>
-          <w:lang w:val="zh_TW" w:bidi="zh_TW"/>
-        </w:rPr>
-        <w:t>）。箴言的實用智慧經常反對假見證（比如，</w:t>
-      </w:r>
-      <w:hyperlink r:id="rId122">
-        <w:r>
-          <w:rPr>
-            <w:lang w:val="zh_TW" w:bidi="zh_TW"/>
-          </w:rPr>
-          <w:rPr>
-            <w:color w:val="0000EE"/>
-            <w:u w:val="single"/>
-          </w:rPr>
-          <w:t>箴言6:19</w:t>
-        </w:r>
-      </w:hyperlink>
+      <w:r>
+        <w:rPr>
+          <w:lang w:val="zh_TW" w:bidi="zh_TW"/>
+        </w:rPr>
+        <w:t>民事法和司法</w:t>
+      </w:r>
       <w:r>
         <w:rPr>
           <w:lang w:val="zh_TW" w:bidi="zh_TW"/>
         </w:rPr>
         <w:t>，</w:t>
       </w:r>
-      <w:hyperlink r:id="rId123">
-        <w:r>
-          <w:rPr>
-            <w:lang w:val="zh_TW" w:bidi="zh_TW"/>
-          </w:rPr>
-          <w:rPr>
-            <w:color w:val="0000EE"/>
-            <w:u w:val="single"/>
-          </w:rPr>
-          <w:t>14:5</w:t>
-        </w:r>
-      </w:hyperlink>
+      <w:r>
+        <w:rPr>
+          <w:lang w:val="zh_TW" w:bidi="zh_TW"/>
+        </w:rPr>
+        <w:t>妾</w:t>
+      </w:r>
       <w:r>
         <w:rPr>
           <w:lang w:val="zh_TW" w:bidi="zh_TW"/>
         </w:rPr>
         <w:t>，</w:t>
       </w:r>
-      <w:hyperlink r:id="rId124">
-        <w:r>
-          <w:rPr>
-            <w:lang w:val="zh_TW" w:bidi="zh_TW"/>
-          </w:rPr>
-          <w:rPr>
-            <w:color w:val="0000EE"/>
-            <w:u w:val="single"/>
-          </w:rPr>
-          <w:t>25:18</w:t>
-        </w:r>
-      </w:hyperlink>
-      <w:r>
-        <w:rPr>
-          <w:lang w:val="zh_TW" w:bidi="zh_TW"/>
-        </w:rPr>
-        <w:t>）。假見證也確實出現了（</w:t>
-      </w:r>
-      <w:hyperlink r:id="rId125">
-        <w:r>
-          <w:rPr>
-            <w:lang w:val="zh_TW" w:bidi="zh_TW"/>
-          </w:rPr>
-          <w:rPr>
-            <w:color w:val="0000EE"/>
-            <w:u w:val="single"/>
-          </w:rPr>
-          <w:t>詩篇27:12</w:t>
-        </w:r>
-      </w:hyperlink>
-      <w:r>
-        <w:rPr>
-          <w:lang w:val="zh_TW" w:bidi="zh_TW"/>
-        </w:rPr>
-        <w:t>；</w:t>
-      </w:r>
-      <w:hyperlink r:id="rId126">
-        <w:r>
-          <w:rPr>
-            <w:lang w:val="zh_TW" w:bidi="zh_TW"/>
-          </w:rPr>
-          <w:rPr>
-            <w:color w:val="0000EE"/>
-            <w:u w:val="single"/>
-          </w:rPr>
-          <w:t>35:11</w:t>
-        </w:r>
-      </w:hyperlink>
-      <w:r>
-        <w:rPr>
-          <w:lang w:val="zh_TW" w:bidi="zh_TW"/>
-        </w:rPr>
-        <w:t>）。有一些著名的例子是利用多個見證人而導致無辜者的死亡。拿伯和他葡萄園的案例則因其之惡劣而聞名。在這個案例中，亞哈王的妻耶洗別賄賂兩名男子作假見證，以致拿伯被石頭打死。隨後耶洗別邪惡的丈夫就可以奪取他極其渴望的葡萄園（</w:t>
-      </w:r>
-      <w:hyperlink r:id="rId127">
-        <w:r>
-          <w:rPr>
-            <w:lang w:val="zh_TW" w:bidi="zh_TW"/>
-          </w:rPr>
-          <w:rPr>
-            <w:color w:val="0000EE"/>
-            <w:u w:val="single"/>
-          </w:rPr>
-          <w:t>列王紀上21</w:t>
-        </w:r>
-      </w:hyperlink>
-      <w:r>
-        <w:rPr>
-          <w:lang w:val="zh_TW" w:bidi="zh_TW"/>
-        </w:rPr>
-        <w:t>）。</w:t>
-      </w:r>
-    </w:p>
-    <w:p>
-      <w:pPr/>
-      <w:r>
-        <w:rPr>
-          <w:lang w:val="zh_TW" w:bidi="zh_TW"/>
-        </w:rPr>
-      </w:r>
-      <w:r>
-        <w:rPr>
-          <w:lang w:val="zh_TW" w:bidi="zh_TW"/>
-        </w:rPr>
-        <w:t>見證人可以由士師查究。假如見證人做了假見證，那麼他會受到他想加諸於被告的懲罰（</w:t>
-      </w:r>
-      <w:hyperlink r:id="rId128">
-        <w:r>
-          <w:rPr>
-            <w:lang w:val="zh_TW" w:bidi="zh_TW"/>
-          </w:rPr>
-          <w:rPr>
-            <w:color w:val="0000EE"/>
-            <w:u w:val="single"/>
-          </w:rPr>
-          <w:t>申命記19:16–21</w:t>
-        </w:r>
-      </w:hyperlink>
-      <w:r>
-        <w:rPr>
-          <w:lang w:val="zh_TW" w:bidi="zh_TW"/>
-        </w:rPr>
-        <w:t>）。箴言也談到假見證人的懲罰（</w:t>
-      </w:r>
-      <w:hyperlink r:id="rId129">
-        <w:r>
-          <w:rPr>
-            <w:lang w:val="zh_TW" w:bidi="zh_TW"/>
-          </w:rPr>
-          <w:rPr>
-            <w:color w:val="0000EE"/>
-            <w:u w:val="single"/>
-          </w:rPr>
-          <w:t>箴言19:5、9</w:t>
-        </w:r>
-      </w:hyperlink>
+      <w:r>
+        <w:rPr>
+          <w:lang w:val="zh_TW" w:bidi="zh_TW"/>
+        </w:rPr>
+        <w:t>休妻</w:t>
+      </w:r>
       <w:r>
         <w:rPr>
           <w:lang w:val="zh_TW" w:bidi="zh_TW"/>
         </w:rPr>
         <w:t>，</w:t>
       </w:r>
-      <w:hyperlink r:id="rId130">
-        <w:r>
-          <w:rPr>
-            <w:lang w:val="zh_TW" w:bidi="zh_TW"/>
-          </w:rPr>
-          <w:rPr>
-            <w:color w:val="0000EE"/>
-            <w:u w:val="single"/>
-          </w:rPr>
-          <w:t>21:28</w:t>
-        </w:r>
-      </w:hyperlink>
-      <w:r>
-        <w:rPr>
-          <w:lang w:val="zh_TW" w:bidi="zh_TW"/>
-        </w:rPr>
-        <w:t>）。</w:t>
-      </w:r>
-    </w:p>
-    <w:p>
-      <w:pPr/>
-      <w:r>
-        <w:rPr>
-          <w:lang w:val="zh_TW" w:bidi="zh_TW"/>
-        </w:rPr>
-      </w:r>
-      <w:r>
-        <w:rPr>
-          <w:lang w:val="zh_TW" w:bidi="zh_TW"/>
-        </w:rPr>
-        <w:t>舊約聖經記載了幾個涉及法律程序的事件，其中提到了見證人。這些大多涉及財產的購買或轉讓。</w:t>
-      </w:r>
-      <w:hyperlink r:id="rId131">
-        <w:r>
-          <w:rPr>
-            <w:lang w:val="zh_TW" w:bidi="zh_TW"/>
-          </w:rPr>
-          <w:rPr>
-            <w:color w:val="0000EE"/>
-            <w:u w:val="single"/>
-          </w:rPr>
-          <w:t>路得記四章7至12節</w:t>
-        </w:r>
-      </w:hyperlink>
-      <w:r>
-        <w:rPr>
-          <w:lang w:val="zh_TW" w:bidi="zh_TW"/>
-        </w:rPr>
-        <w:t>描述了波阿斯從拿</w:t>
-      </w:r>
-      <w:r>
-        <w:rPr>
-          <w:lang w:val="zh_TW" w:bidi="zh_TW"/>
-        </w:rPr>
-        <w:t>俄</w:t>
-      </w:r>
-      <w:r>
-        <w:rPr>
-          <w:lang w:val="zh_TW" w:bidi="zh_TW"/>
-        </w:rPr>
-        <w:t>米手中贖買田地的過程。為了確認被擄的人從巴比倫返回的預言，耶利米在見證人面前支付購買了田地。見證人還在產業的契上簽名（</w:t>
-      </w:r>
-      <w:hyperlink r:id="rId132">
-        <w:r>
-          <w:rPr>
-            <w:lang w:val="zh_TW" w:bidi="zh_TW"/>
-          </w:rPr>
-          <w:rPr>
-            <w:color w:val="0000EE"/>
-            <w:u w:val="single"/>
-          </w:rPr>
-          <w:t>耶利米書32:6–15</w:t>
-        </w:r>
-      </w:hyperlink>
-      <w:r>
-        <w:rPr>
-          <w:lang w:val="zh_TW" w:bidi="zh_TW"/>
-        </w:rPr>
-        <w:t>）。</w:t>
-      </w:r>
-    </w:p>
-    <w:p>
-      <w:pPr/>
-      <w:r>
-        <w:rPr>
-          <w:lang w:val="zh_TW" w:bidi="zh_TW"/>
-        </w:rPr>
-      </w:r>
-      <w:r>
-        <w:rPr>
-          <w:lang w:val="zh_TW" w:bidi="zh_TW"/>
-        </w:rPr>
-        <w:t>約書亞在示劍的告別信息結尾，宣告以色列人自己作見證。他們選擇事奉耶和華。約書亞隨後立了一塊大石頭，並宣告它也會作見證（</w:t>
-      </w:r>
-      <w:hyperlink r:id="rId133">
-        <w:r>
-          <w:rPr>
-            <w:lang w:val="zh_TW" w:bidi="zh_TW"/>
-          </w:rPr>
-          <w:rPr>
-            <w:color w:val="0000EE"/>
-            <w:u w:val="single"/>
-          </w:rPr>
-          <w:t>約書亞記24:22–27</w:t>
-        </w:r>
-      </w:hyperlink>
-      <w:r>
-        <w:rPr>
-          <w:lang w:val="zh_TW" w:bidi="zh_TW"/>
-        </w:rPr>
-        <w:t>）。以色列百姓自己被宣告為神的見證人（</w:t>
-      </w:r>
-      <w:hyperlink r:id="rId134">
-        <w:r>
-          <w:rPr>
-            <w:lang w:val="zh_TW" w:bidi="zh_TW"/>
-          </w:rPr>
-          <w:rPr>
-            <w:color w:val="0000EE"/>
-            <w:u w:val="single"/>
-          </w:rPr>
-          <w:t>以賽亞書43:10</w:t>
-        </w:r>
-      </w:hyperlink>
+      <w:r>
+        <w:rPr>
+          <w:lang w:val="zh_TW" w:bidi="zh_TW"/>
+        </w:rPr>
+        <w:t>家庭生活與關係</w:t>
+      </w:r>
       <w:r>
         <w:rPr>
           <w:lang w:val="zh_TW" w:bidi="zh_TW"/>
         </w:rPr>
         <w:t>，</w:t>
       </w:r>
-      <w:hyperlink r:id="rId135">
-        <w:r>
-          <w:rPr>
-            <w:lang w:val="zh_TW" w:bidi="zh_TW"/>
-          </w:rPr>
-          <w:rPr>
-            <w:color w:val="0000EE"/>
-            <w:u w:val="single"/>
-          </w:rPr>
-          <w:t>44:8–9</w:t>
-        </w:r>
-      </w:hyperlink>
-      <w:r>
-        <w:rPr>
-          <w:lang w:val="zh_TW" w:bidi="zh_TW"/>
-        </w:rPr>
-        <w:t>）。他們是神存在的見證人，見證祂的獨特、聖潔、大能和慈愛。當以色列人未能承認神的獨特和聖潔，轉向偶像崇拜時，所以祂使百姓被擄。神曾警告他們，因為他們未能作見證，給了神的敵人褻瀆（說神壞話）的機會。</w:t>
-      </w:r>
-    </w:p>
-    <w:p>
-      <w:pPr>
-        <w:pStyle w:val="Heading3"/>
-      </w:pPr>
-      <w:r>
-        <w:rPr>
-          <w:lang w:val="zh_TW" w:bidi="zh_TW"/>
-        </w:rPr>
-        <w:t>新約聖經中的見證</w:t>
-      </w:r>
-    </w:p>
-    <w:p>
-      <w:pPr/>
-      <w:r>
-        <w:rPr>
-          <w:lang w:val="zh_TW" w:bidi="zh_TW"/>
-        </w:rPr>
-      </w:r>
-      <w:r>
-        <w:rPr>
-          <w:lang w:val="zh_TW" w:bidi="zh_TW"/>
-        </w:rPr>
-        <w:t>在新約聖經中，與見證相關的各種詞語主要與動詞</w:t>
-      </w:r>
-      <w:r>
-        <w:rPr>
-          <w:i/>
-          <w:lang w:val="zh_TW" w:bidi="zh_TW"/>
-        </w:rPr>
-        <w:t>martureo</w:t>
-      </w:r>
-      <w:r>
-        <w:rPr>
-          <w:lang w:val="zh_TW" w:bidi="zh_TW"/>
-        </w:rPr>
-        <w:t>有關，意思是「作見證，成為見證人」。「殉道者」（martyr）一詞彰顯了最終極形式的見證。基督徒因著為耶穌基督作見證而犧牲了他們的生命。</w:t>
-      </w:r>
-    </w:p>
-    <w:p>
-      <w:pPr/>
-      <w:r>
-        <w:rPr>
-          <w:lang w:val="zh_TW" w:bidi="zh_TW"/>
-        </w:rPr>
-      </w:r>
-      <w:r>
-        <w:rPr>
-          <w:lang w:val="zh_TW" w:bidi="zh_TW"/>
-        </w:rPr>
-        <w:t>施洗約翰既是見證者，也是殉道者。作為彌賽亞的先鋒，他的使命是見證光並指認神的羔羊（</w:t>
-      </w:r>
-      <w:hyperlink r:id="rId136">
-        <w:r>
-          <w:rPr>
-            <w:lang w:val="zh_TW" w:bidi="zh_TW"/>
-          </w:rPr>
-          <w:rPr>
-            <w:color w:val="0000EE"/>
-            <w:u w:val="single"/>
-          </w:rPr>
-          <w:t>約翰福音1:7–8、19–36</w:t>
-        </w:r>
-      </w:hyperlink>
-      <w:r>
-        <w:rPr>
-          <w:lang w:val="zh_TW" w:bidi="zh_TW"/>
-        </w:rPr>
-        <w:t>）。耶穌的跟從者，尤其是十二使徒，是耶穌其人和性情的見證者。他們認識祂，聽過祂的教導並見過祂的神蹟。其中三個人見證了祂樣貌的改變（稱為變相，</w:t>
-      </w:r>
-      <w:hyperlink r:id="rId137">
-        <w:r>
-          <w:rPr>
-            <w:lang w:val="zh_TW" w:bidi="zh_TW"/>
-          </w:rPr>
-          <w:rPr>
-            <w:color w:val="0000EE"/>
-            <w:u w:val="single"/>
-          </w:rPr>
-          <w:t>馬太福音17:1–2</w:t>
-        </w:r>
-      </w:hyperlink>
-      <w:r>
-        <w:rPr>
-          <w:lang w:val="zh_TW" w:bidi="zh_TW"/>
-        </w:rPr>
-        <w:t>；</w:t>
-      </w:r>
-      <w:hyperlink r:id="rId138">
-        <w:r>
-          <w:rPr>
-            <w:lang w:val="zh_TW" w:bidi="zh_TW"/>
-          </w:rPr>
-          <w:rPr>
-            <w:color w:val="0000EE"/>
-            <w:u w:val="single"/>
-          </w:rPr>
-          <w:t>彼得後書1:17–18</w:t>
-        </w:r>
-      </w:hyperlink>
-      <w:r>
-        <w:rPr>
-          <w:lang w:val="zh_TW" w:bidi="zh_TW"/>
-        </w:rPr>
-        <w:t>）。許多人見證了祂的復活（</w:t>
-      </w:r>
-      <w:hyperlink r:id="rId139">
-        <w:r>
-          <w:rPr>
-            <w:lang w:val="zh_TW" w:bidi="zh_TW"/>
-          </w:rPr>
-          <w:rPr>
-            <w:color w:val="0000EE"/>
-            <w:u w:val="single"/>
-          </w:rPr>
-          <w:t>路加福音24:48</w:t>
-        </w:r>
-      </w:hyperlink>
-      <w:r>
-        <w:rPr>
-          <w:lang w:val="zh_TW" w:bidi="zh_TW"/>
-        </w:rPr>
-        <w:t>；</w:t>
-      </w:r>
-      <w:hyperlink r:id="rId140">
-        <w:r>
-          <w:rPr>
-            <w:lang w:val="zh_TW" w:bidi="zh_TW"/>
-          </w:rPr>
-          <w:rPr>
-            <w:color w:val="0000EE"/>
-            <w:u w:val="single"/>
-          </w:rPr>
-          <w:t>哥林多前書15:4–8</w:t>
-        </w:r>
-      </w:hyperlink>
-      <w:r>
-        <w:rPr>
-          <w:lang w:val="zh_TW" w:bidi="zh_TW"/>
-        </w:rPr>
-        <w:t>）。在祂升天的時候，門徒被差遣作祂的見證（</w:t>
-      </w:r>
-      <w:hyperlink r:id="rId141">
-        <w:r>
-          <w:rPr>
-            <w:lang w:val="zh_TW" w:bidi="zh_TW"/>
-          </w:rPr>
-          <w:rPr>
-            <w:color w:val="0000EE"/>
-            <w:u w:val="single"/>
-          </w:rPr>
-          <w:t>使徒行傳1:8</w:t>
-        </w:r>
-      </w:hyperlink>
-      <w:r>
-        <w:rPr>
-          <w:lang w:val="zh_TW" w:bidi="zh_TW"/>
-        </w:rPr>
-        <w:t>）。</w:t>
-      </w:r>
-      <w:r>
-        <w:rPr>
-          <w:lang w:val="zh_TW" w:bidi="zh_TW"/>
-        </w:rPr>
-      </w:r>
-      <w:r>
-        <w:rPr>
-          <w:lang w:val="zh_TW" w:bidi="zh_TW"/>
-        </w:rPr>
-      </w:r>
-    </w:p>
-    <w:p>
-      <w:pPr/>
-      <w:r>
-        <w:rPr>
-          <w:lang w:val="zh_TW" w:bidi="zh_TW"/>
-        </w:rPr>
-      </w:r>
-    </w:p>
-    <w:p>
-      <w:pPr>
-        <w:pStyle w:val="Heading2"/>
-      </w:pPr>
-      <w:r>
-        <w:rPr>
-          <w:lang w:val="zh_TW" w:bidi="zh_TW"/>
-        </w:rPr>
-        <w:t>建築</w:t>
-      </w:r>
-      <w:r>
-        <w:rPr>
-          <w:lang w:val="zh_TW" w:bidi="zh_TW"/>
-        </w:rPr>
-      </w:r>
-    </w:p>
-    <w:p>
-      <w:pPr/>
-      <w:r>
-        <w:rPr>
-          <w:lang w:val="zh_TW" w:bidi="zh_TW"/>
-        </w:rPr>
-      </w:r>
-      <w:r>
-        <w:rPr>
-          <w:lang w:val="zh_TW" w:bidi="zh_TW"/>
-        </w:rPr>
-        <w:t>設計和建造建築物、橋樑等的科學、藝術或職業。 建築是將建造和藝術結合起來，以產生「有目的的美（beauty with purpose）」的實踐。建築師結合富創造性的想像力和技術，進而產出具有趣味性、統一性、力量性和便利性的結構。所以當我們觀看一座建築、紀念碑或墳墓時，得以分析它的藝術性以及結構。</w:t>
-      </w:r>
-    </w:p>
-    <w:p>
-      <w:pPr/>
-      <w:r>
-        <w:rPr>
-          <w:lang w:val="zh_TW" w:bidi="zh_TW"/>
-        </w:rPr>
-      </w:r>
-      <w:r>
-        <w:rPr>
-          <w:lang w:val="zh_TW" w:bidi="zh_TW"/>
-        </w:rPr>
-        <w:t>經文中提到特殊類型的建築，包括房屋、特定城市的結構，當然，還有聖殿。所有事物都受到當時統治以色列的眾帝國影響。因此，研究與聖經歷史相關的帝國建築對於理解巴勒斯坦的建築學是很重要的。</w:t>
-      </w:r>
-    </w:p>
-    <w:p>
-      <w:pPr/>
-      <w:r>
-        <w:rPr>
-          <w:lang w:val="zh_TW" w:bidi="zh_TW"/>
-        </w:rPr>
-      </w:r>
-      <w:r>
-        <w:rPr>
-          <w:lang w:val="zh_TW" w:bidi="zh_TW"/>
-        </w:rPr>
-        <w:t>預覽</w:t>
-      </w:r>
-    </w:p>
-    <w:p>
-      <w:pPr>
-        <w:pStyle w:val="ListBullet"/>
-        <w:spacing w:line="240" w:lineRule="auto"/>
-        <w:ind w:left="720"/>
-      </w:pPr>
-      <w:r>
-        <w:rPr>
-          <w:lang w:val="zh_TW" w:bidi="zh_TW"/>
-        </w:rPr>
-      </w:r>
-      <w:r>
-        <w:rPr>
-          <w:lang w:val="zh_TW" w:bidi="zh_TW"/>
-        </w:rPr>
-        <w:t>蘇美人建築</w:t>
-      </w:r>
-    </w:p>
-    <w:p>
-      <w:pPr>
-        <w:pStyle w:val="ListBullet"/>
-        <w:spacing w:line="240" w:lineRule="auto"/>
-        <w:ind w:left="720"/>
-      </w:pPr>
-      <w:r>
-        <w:rPr>
-          <w:lang w:val="zh_TW" w:bidi="zh_TW"/>
-        </w:rPr>
-      </w:r>
-      <w:r>
-        <w:rPr>
-          <w:lang w:val="zh_TW" w:bidi="zh_TW"/>
-        </w:rPr>
-        <w:t>埃及建築</w:t>
-      </w:r>
-    </w:p>
-    <w:p>
-      <w:pPr>
-        <w:pStyle w:val="ListBullet"/>
-        <w:spacing w:line="240" w:lineRule="auto"/>
-        <w:ind w:left="720"/>
-      </w:pPr>
-      <w:r>
-        <w:rPr>
-          <w:lang w:val="zh_TW" w:bidi="zh_TW"/>
-        </w:rPr>
-      </w:r>
-      <w:r>
-        <w:rPr>
-          <w:lang w:val="zh_TW" w:bidi="zh_TW"/>
-        </w:rPr>
-        <w:t>亞述和赫人的建築</w:t>
-      </w:r>
-    </w:p>
-    <w:p>
-      <w:pPr>
-        <w:pStyle w:val="ListBullet"/>
-        <w:spacing w:line="240" w:lineRule="auto"/>
-        <w:ind w:left="720"/>
-      </w:pPr>
-      <w:r>
-        <w:rPr>
-          <w:lang w:val="zh_TW" w:bidi="zh_TW"/>
-        </w:rPr>
-      </w:r>
-      <w:r>
-        <w:rPr>
-          <w:lang w:val="zh_TW" w:bidi="zh_TW"/>
-        </w:rPr>
-        <w:t>希臘建築</w:t>
-      </w:r>
-    </w:p>
-    <w:p>
-      <w:pPr>
-        <w:pStyle w:val="ListBullet"/>
-        <w:spacing w:line="240" w:lineRule="auto"/>
-        <w:ind w:left="720"/>
-      </w:pPr>
-      <w:r>
-        <w:rPr>
-          <w:lang w:val="zh_TW" w:bidi="zh_TW"/>
-        </w:rPr>
-      </w:r>
-      <w:r>
-        <w:rPr>
-          <w:lang w:val="zh_TW" w:bidi="zh_TW"/>
-        </w:rPr>
-        <w:t>羅馬建築</w:t>
-      </w:r>
-    </w:p>
-    <w:p>
-      <w:pPr>
-        <w:pStyle w:val="ListBullet"/>
-        <w:spacing w:line="240" w:lineRule="auto"/>
-        <w:ind w:left="720"/>
-      </w:pPr>
-      <w:r>
-        <w:rPr>
-          <w:lang w:val="zh_TW" w:bidi="zh_TW"/>
-        </w:rPr>
-      </w:r>
-      <w:r>
-        <w:rPr>
-          <w:lang w:val="zh_TW" w:bidi="zh_TW"/>
-        </w:rPr>
-        <w:t>巴勒斯坦建築</w:t>
-      </w:r>
-    </w:p>
-    <w:p>
-      <w:pPr>
-        <w:pStyle w:val="Heading3"/>
-      </w:pPr>
-      <w:r>
-        <w:rPr>
-          <w:lang w:val="zh_TW" w:bidi="zh_TW"/>
-        </w:rPr>
-        <w:t>蘇美人建築</w:t>
-      </w:r>
-    </w:p>
-    <w:p>
-      <w:pPr/>
-      <w:r>
-        <w:rPr>
-          <w:lang w:val="zh_TW" w:bidi="zh_TW"/>
-        </w:rPr>
-      </w:r>
-      <w:r>
-        <w:rPr>
-          <w:lang w:val="zh_TW" w:bidi="zh_TW"/>
-        </w:rPr>
-        <w:t>建築最早是由非閃族起源的蘇美人發展起來的。他們可能在遷往北方大陸前的一千年前就已經定居在波斯灣的巴林島上。從他們的文化起始時，蘇美人就將建築視為一項重要的藝術活動，在他們建造的廟宇中得到了最充分的表現。蘇美人的金字塔型廟宇（ziggurat）或稱廟塔（staged tower），成為美索不達米亞在非宗教和宗教建築方面最具代表性的貢獻。金字塔型廟宇經常被比作中世紀歐洲的大教堂，其最高點似乎意欲向上達於神，來作為人類宗教願望的表達。然而，蘇美人建造他們神殿的概念並不是這樣。對他們來說，站在土丘或平台上的金字形神塔，代表集中了自然界的、給與生命的力量。神明已經降臨到他的家中，敬拜者的責任是在那裡與神明交流。</w:t>
-      </w:r>
-    </w:p>
-    <w:p>
-      <w:pPr/>
-      <w:r>
-        <w:rPr>
-          <w:lang w:val="zh_TW" w:bidi="zh_TW"/>
-        </w:rPr>
-      </w:r>
-      <w:r>
-        <w:rPr>
-          <w:lang w:val="zh_TW" w:bidi="zh_TW"/>
-        </w:rPr>
-        <w:t>到公元前2000年，美索不達米亞的寺廟區通常包括金字塔型廟宇、多個倉庫、神殿、作坊和祭司的住所。通常，金字塔型廟宇由三個部分組成：內牆是曬乾的泥磚，外牆是用瀝青砌成的燒磚。可以走樓梯或坡道到達上層，有時最上層還有一個供奉當地神祇的小神龕。除了設計裝飾牆壁和柱子外，蘇美建築師還發現如何使用拱門、圓頂和拱頂來營造宏偉感和空間感。</w:t>
-      </w:r>
-    </w:p>
-    <w:p>
-      <w:pPr/>
-      <w:r>
-        <w:rPr>
-          <w:lang w:val="zh_TW" w:bidi="zh_TW"/>
-        </w:rPr>
-      </w:r>
-      <w:r>
-        <w:rPr>
-          <w:lang w:val="zh_TW" w:bidi="zh_TW"/>
-        </w:rPr>
-        <w:t>蘇美的住宅建築風格相當多樣。大多數城市房屋是兩層樓的住宅，建在三面環繞的廣場上，開口朝向遠離狹窄街道的一側。富人的住宅可能有20個房間；有些包括僕人房間。室內浴室設施通過排水管連接到地下糞池。許多房屋的地下室都有一個家庭墓穴。蘇美人的建築創新無疑在各方面都使阿卡德人、赫人、埃及人和希臘人受益。</w:t>
-      </w:r>
-    </w:p>
-    <w:p>
-      <w:pPr>
-        <w:pStyle w:val="Heading3"/>
-      </w:pPr>
-      <w:r>
-        <w:rPr>
-          <w:lang w:val="zh_TW" w:bidi="zh_TW"/>
-        </w:rPr>
-        <w:t>埃及建築</w:t>
-      </w:r>
-    </w:p>
-    <w:p>
-      <w:pPr/>
-      <w:r>
-        <w:rPr>
-          <w:lang w:val="zh_TW" w:bidi="zh_TW"/>
-        </w:rPr>
-      </w:r>
-      <w:r>
-        <w:rPr>
-          <w:lang w:val="zh_TW" w:bidi="zh_TW"/>
-        </w:rPr>
-        <w:t>埃及人實現了許多文明意欲完成的持久建築形式，所以他們許多的建築物得以保存下來，其中包含廟宇、墳墓和金字塔。為了建造這些建築物，必須從遙遠的採石場運送巨石而來。埃及人利用奴隸的勞動力，建造了用來紀念他們統治者的建築。</w:t>
-      </w:r>
-    </w:p>
-    <w:p>
-      <w:pPr/>
-      <w:r>
-        <w:rPr>
-          <w:lang w:val="zh_TW" w:bidi="zh_TW"/>
-        </w:rPr>
-      </w:r>
-      <w:r>
-        <w:rPr>
-          <w:lang w:val="zh_TW" w:bidi="zh_TW"/>
-        </w:rPr>
-        <w:t>埃及建築最顯著的例子就是金字塔，幾乎所有的金字塔都是在古王國時期建造的（約公元前2700–2200年）。蘇美建築的凹槽壁龕（the recessed niche）被用來承受石砌工程的巨大壓力。如果沒有這樣的技術，建造像大金字塔這樣龐大的建築是不可能的，其估計重量幾乎達到六百萬噸（5,448,000公噸）。大金字塔是地球上定南北向最精確的建築之一，其朝向幾乎與真正的南北方向完全一致，只差不到一度的幾秒鐘。切割許多巨大的石塊並拼接在一起，其精確程度，甚至無法在石塊之間的縫隙插入一張紙。金字塔本來是作為保存原先下令建造金字塔者遺骸的墳墓，但這些建築物本身已成為人類創造力的紀念碑。</w:t>
-      </w:r>
-    </w:p>
-    <w:p>
-      <w:pPr/>
-      <w:r>
-        <w:rPr>
-          <w:lang w:val="zh_TW" w:bidi="zh_TW"/>
-        </w:rPr>
-      </w:r>
-      <w:r>
-        <w:rPr>
-          <w:lang w:val="zh_TW" w:bidi="zh_TW"/>
-        </w:rPr>
-        <w:t>埃及人的主要建築風格是「柱樑結構（post and lintel）」，即水平橫樑支撐在柱子上。因此，任何規模的建築都變成了柱子的森林。牆面覆蓋著雕刻、繪畫和象形文字。神廟的設計沿著長軸進行，幾乎達到完美的對稱。這些結構是為了帝國的盛典和其他儀式而設計的，旨在向人們展示統治者的權力和威嚴。</w:t>
-      </w:r>
-    </w:p>
-    <w:p>
-      <w:pPr>
-        <w:pStyle w:val="Heading3"/>
-      </w:pPr>
-      <w:r>
-        <w:rPr>
-          <w:lang w:val="zh_TW" w:bidi="zh_TW"/>
-        </w:rPr>
-        <w:t>亞述和赫人建築</w:t>
-      </w:r>
-    </w:p>
-    <w:p>
-      <w:pPr/>
-      <w:r>
-        <w:rPr>
-          <w:lang w:val="zh_TW" w:bidi="zh_TW"/>
-        </w:rPr>
-      </w:r>
-      <w:r>
-        <w:rPr>
-          <w:lang w:val="zh_TW" w:bidi="zh_TW"/>
-        </w:rPr>
-        <w:t>亞述人遵循蘇美人的神廟建造模式，但擴大了金字塔型廟宇並增加了更多樓層數。博爾西帕（Borsippa）的大型金字塔型廟宇是七層神廟建築的顯著例子。地基方約為272英尺（83公尺），建築物高約160英尺（49公尺）。每層樓都以梯田效果向內縮，並塗上不同顏色的漆。每一層代表其中一顆行星。根據後來的蘇美人習俗，最上層的屋頂上建有一個小神殿，據說神明尼波（Nebo）就居住在那裡。許多人認為神所摧毀的巴別塔是一座金字塔型廟宇（</w:t>
-      </w:r>
-      <w:hyperlink r:id="rId142">
-        <w:r>
-          <w:rPr>
-            <w:lang w:val="zh_TW" w:bidi="zh_TW"/>
-          </w:rPr>
-          <w:rPr>
-            <w:color w:val="0000EE"/>
-            <w:u w:val="single"/>
-          </w:rPr>
-          <w:t>創11</w:t>
-        </w:r>
-      </w:hyperlink>
-      <w:r>
-        <w:rPr>
-          <w:lang w:val="zh_TW" w:bidi="zh_TW"/>
-        </w:rPr>
-        <w:t>）。</w:t>
-      </w:r>
-    </w:p>
-    <w:p>
-      <w:pPr/>
-      <w:r>
-        <w:rPr>
-          <w:lang w:val="zh_TW" w:bidi="zh_TW"/>
-        </w:rPr>
-      </w:r>
-      <w:r>
-        <w:rPr>
-          <w:lang w:val="zh_TW" w:bidi="zh_TW"/>
-        </w:rPr>
-        <w:t>公元前八世紀和七世紀的亞述王宮殿既大又優雅，巨大的浮雕裝飾描繪國王忙於各種活動。亞述藝術在這個時期達到巔峰，對細節一絲不苟的關注為亞述建築帶來了剛毅的特質。大型石雕護衛動物被安置在公共建築物的入口處。在小亞細亞東部的</w:t>
-      </w:r>
-      <w:r>
-        <w:rPr>
-          <w:lang w:val="zh_TW" w:bidi="zh_TW"/>
-        </w:rPr>
-        <w:t>安納多利亞</w:t>
-      </w:r>
-      <w:r>
-        <w:rPr>
-          <w:lang w:val="zh_TW" w:bidi="zh_TW"/>
-        </w:rPr>
-        <w:t>（Anatolia），類似的雕像是赫人建築的一個特徵。</w:t>
-      </w:r>
-    </w:p>
-    <w:p>
-      <w:pPr/>
-      <w:r>
-        <w:rPr>
-          <w:lang w:val="zh_TW" w:bidi="zh_TW"/>
-        </w:rPr>
-      </w:r>
-      <w:r>
-        <w:rPr>
-          <w:lang w:val="zh_TW" w:bidi="zh_TW"/>
-        </w:rPr>
-        <w:t>在</w:t>
-      </w:r>
-      <w:r>
-        <w:rPr>
-          <w:lang w:val="zh_TW" w:bidi="zh_TW"/>
-        </w:rPr>
-        <w:t>波格斯凱</w:t>
-      </w:r>
-      <w:r>
-        <w:rPr>
-          <w:lang w:val="zh_TW" w:bidi="zh_TW"/>
-        </w:rPr>
-        <w:t>（Boghazkôy）及其他地方挖掘出的赫人建築在規模和宏偉程度上已經可以媲美亞述人的建築。高聳的柱子、長長的走廊和寬敞的房間是青銅時代赫人宮殿建築的典型特徵。</w:t>
-      </w:r>
-    </w:p>
-    <w:p>
-      <w:pPr/>
-      <w:r>
-        <w:rPr>
-          <w:lang w:val="zh_TW" w:bidi="zh_TW"/>
-        </w:rPr>
-      </w:r>
-      <w:r>
-        <w:rPr>
-          <w:lang w:val="zh_TW" w:bidi="zh_TW"/>
-        </w:rPr>
-        <w:t>赫人神廟的設計延續巴比倫常見的風格，由數座建築圍繞著一個開放式的庭院。其中一不同之處是主要的聖所（santuary）是通過一系列入口或門廊進入的，這些入口或門廊延伸超過相鄰建築物的長度。其設計可以在突出的頂部放置小窗戶，以便在聖所內提供額外的光線。</w:t>
-      </w:r>
-    </w:p>
-    <w:p>
-      <w:pPr>
-        <w:pStyle w:val="Heading3"/>
-      </w:pPr>
-      <w:r>
-        <w:rPr>
-          <w:lang w:val="zh_TW" w:bidi="zh_TW"/>
-        </w:rPr>
-        <w:t>希臘建築</w:t>
-      </w:r>
-    </w:p>
-    <w:p>
-      <w:pPr/>
-      <w:r>
-        <w:rPr>
-          <w:lang w:val="zh_TW" w:bidi="zh_TW"/>
-        </w:rPr>
-      </w:r>
-      <w:r>
-        <w:rPr>
-          <w:lang w:val="zh_TW" w:bidi="zh_TW"/>
-        </w:rPr>
-        <w:t>建築學在希臘世界崛起，成就斐然。由許多因素綜合在一起，產生了延續數世紀的建築之美。這些因素包括氣候、環境、政府和人民。或許最重要的因素是人，因為他們似乎可以自由地想像與發展設計、結構，這些設計和結構至今仍激發著我們的想像力。</w:t>
-      </w:r>
-    </w:p>
-    <w:p>
-      <w:pPr/>
-      <w:r>
-        <w:rPr>
-          <w:lang w:val="zh_TW" w:bidi="zh_TW"/>
-        </w:rPr>
-      </w:r>
-      <w:r>
-        <w:rPr>
-          <w:lang w:val="zh_TW" w:bidi="zh_TW"/>
-        </w:rPr>
-        <w:t>希臘人努力追求在建築中的美感。這個崇高的動機在公元前五世紀得到了最高的體現。在</w:t>
-      </w:r>
-      <w:r>
-        <w:rPr>
-          <w:lang w:val="zh_TW" w:bidi="zh_TW"/>
-        </w:rPr>
-        <w:t>伯理克利</w:t>
-      </w:r>
-      <w:r>
-        <w:rPr>
-          <w:lang w:val="zh_TW" w:bidi="zh_TW"/>
-        </w:rPr>
-        <w:t>（Pericles）時期（公元前461–429年），雅典衛城上（the Acropolis）的帕德嫩（Parthenon）神殿和大型門廊（Propylea）從早期的原型進行了改造，</w:t>
-      </w:r>
-      <w:r>
-        <w:rPr>
-          <w:lang w:val="zh_TW" w:bidi="zh_TW"/>
-        </w:rPr>
-        <w:t>艾瑞克丟</w:t>
-      </w:r>
-      <w:r>
-        <w:rPr>
-          <w:lang w:val="zh_TW" w:bidi="zh_TW"/>
-        </w:rPr>
-        <w:t>（Erechtheum）神殿也在那裡建造。隨後在雅典建造的神殿包括赫菲斯托斯（Hephaestus）神殿（這是一個不如帕德嫩神殿優雅的版本），以及阿瑞斯（Ares）神殿。</w:t>
-      </w:r>
-      <w:r>
-        <w:rPr>
-          <w:lang w:val="zh_TW" w:bidi="zh_TW"/>
-        </w:rPr>
-        <w:t>腓迪亞</w:t>
-      </w:r>
-      <w:r>
-        <w:rPr>
-          <w:lang w:val="zh_TW" w:bidi="zh_TW"/>
-        </w:rPr>
-        <w:t>（Phidias）是設計帕德嫩神殿的雕刻家，也與他的學生們一起負責了許多公元前五世紀的雕像。雖然蘇美人是最早製作相當刻板的獨立石像的人，但他們這樣做主要是出於神學考量。對於蘇美雕刻家來說，這尊雕像代表了一個站在神面前準備接受審判的人。對希臘人來說，優秀雕像的目標是盡可能真實和準確地再現人體結構（anatomy），並且跟亞述人一樣，他們的雕刻家也研究解剖學。最終，希臘人成為世界上最熟練的雕刻家。</w:t>
-      </w:r>
-    </w:p>
-    <w:p>
-      <w:pPr/>
-      <w:r>
-        <w:rPr>
-          <w:lang w:val="zh_TW" w:bidi="zh_TW"/>
-        </w:rPr>
-      </w:r>
-      <w:r>
-        <w:rPr>
-          <w:lang w:val="zh_TW" w:bidi="zh_TW"/>
-        </w:rPr>
-        <w:t>許多希臘建築具有結構和環境的適當組合。例如，劇院建在山丘上，這樣結構可以有分層的座位，並且仍然保有美麗的背景。大理石被廣泛的使用。建築物的位置設計使陰影增添其美感。所有這些結構之美在使徒保羅訪問雅典城時都看見了，但他「看見滿城都是偶像，就心裏著急」(</w:t>
-      </w:r>
-      <w:hyperlink r:id="rId143">
-        <w:r>
-          <w:rPr>
-            <w:lang w:val="zh_TW" w:bidi="zh_TW"/>
-          </w:rPr>
-          <w:rPr>
-            <w:color w:val="0000EE"/>
-            <w:u w:val="single"/>
-          </w:rPr>
-          <w:t>徒17:16</w:t>
-        </w:r>
-      </w:hyperlink>
-      <w:r>
-        <w:rPr>
-          <w:lang w:val="zh_TW" w:bidi="zh_TW"/>
-        </w:rPr>
-        <w:t>)。許多最美麗的建築，例如帕德嫩神廟，是為了紀念異教的希臘神而建造的。保羅在亞略•巴古（Areopagus，又名火星山〔Mars Hill〕）上講了他著名的講章，而這座山眺望著雅典的眾神殿。</w:t>
-      </w:r>
-    </w:p>
-    <w:p>
-      <w:pPr>
-        <w:pStyle w:val="Heading3"/>
-      </w:pPr>
-      <w:r>
-        <w:rPr>
-          <w:lang w:val="zh_TW" w:bidi="zh_TW"/>
-        </w:rPr>
-        <w:t>羅馬建築</w:t>
-      </w:r>
-    </w:p>
-    <w:p>
-      <w:pPr/>
-      <w:r>
-        <w:rPr>
-          <w:lang w:val="zh_TW" w:bidi="zh_TW"/>
-        </w:rPr>
-      </w:r>
-      <w:r>
-        <w:rPr>
-          <w:lang w:val="zh_TW" w:bidi="zh_TW"/>
-        </w:rPr>
-        <w:t>羅馬人是偉大的建築師，他們在世界建築上留下了自己的印記。有幾個因素影響了羅馬建築風格。首先是羅馬人接管了早期的眾帝國和早期的建築形式。受到一些埃及建築的影響，但希臘人對美的眼光和大理石的使用更為重要。另一個因素是羅馬人發現了由火山土製成的水泥，這種水泥與石灰混合後形成了具有極強凝聚力的砂漿。水泥使羅馬人能夠建造無需支撐柱的拱門，因而產生一種壯麗和威嚴的效果。羅馬人也使用水泥建造多層建築，例如羅馬競技場。</w:t>
-      </w:r>
-    </w:p>
-    <w:p>
-      <w:pPr/>
-      <w:r>
-        <w:rPr>
-          <w:lang w:val="zh_TW" w:bidi="zh_TW"/>
-        </w:rPr>
-      </w:r>
-      <w:r>
-        <w:rPr>
-          <w:lang w:val="zh_TW" w:bidi="zh_TW"/>
-        </w:rPr>
-        <w:t>羅馬建築師在城市中心使用中央廣場或公共論壇。在這些周圍建造了公共建築、寺廟、商店和柱廊。中央廣場有拱門和紀念皇帝勝利的紀念碑。羅馬的市政規劃概念在整個羅馬帝國，包括巴勒斯坦，都被廣為模仿。</w:t>
-      </w:r>
-    </w:p>
-    <w:p>
-      <w:pPr/>
-      <w:r>
-        <w:rPr>
-          <w:lang w:val="zh_TW" w:bidi="zh_TW"/>
-        </w:rPr>
-      </w:r>
-      <w:r>
-        <w:rPr>
-          <w:lang w:val="zh_TW" w:bidi="zh_TW"/>
-        </w:rPr>
-        <w:t>在羅馬統治的許多國家中，水資源短缺迫使他們設計了陸上運輸水的方法。這導致了渡槽（the aqueduct）的發展。羅馬建築師面臨著保持足夠坡度以使水能夠靠重力流動的問題。水泥渠道由石拱支撐，解決了大部分問題。渡槽系統的建築設計在帝國時期始終保持不變。基礎柱由圓拱跨越。一條石渠建在拱門頂部，內襯水泥，並經常覆蓋著弧形屋頂。</w:t>
-      </w:r>
-    </w:p>
-    <w:p>
-      <w:pPr>
-        <w:pStyle w:val="Heading3"/>
-      </w:pPr>
-      <w:r>
-        <w:rPr>
-          <w:lang w:val="zh_TW" w:bidi="zh_TW"/>
-        </w:rPr>
-        <w:t>巴勒斯坦建築</w:t>
-      </w:r>
-    </w:p>
-    <w:p>
-      <w:pPr/>
-      <w:r>
-        <w:rPr>
-          <w:lang w:val="zh_TW" w:bidi="zh_TW"/>
-        </w:rPr>
-      </w:r>
-      <w:r>
-        <w:rPr>
-          <w:lang w:val="zh_TW" w:bidi="zh_TW"/>
-        </w:rPr>
-        <w:t>以色列人有一世代是居住在帳篷之中，過著最多是半定居（semisedentary）的生活，沒有任何需要永久結構的需求。然而當他們需要安頓下來時，卻因缺乏建築技能而無法建造建築。考古挖掘在示羅、伯特利和底璧等地點發現了以色列人試圖在早期迦南人的地基上重建的跡象。他們的工藝水準明顯低於迦南建築者的水平，特別是在迦南王室所處的城市中表現得尤為明顯。 直到公元前五世紀，以色列人的建築物往往是小而狹窄的，部分原因是建築師還沒有設計出其他的屋頂結構，只能在建築物的寬度上鋪設橫梁，並在上面放置平頂。巴勒斯坦的第一個拱形拱門建於波斯時期，但它過於創新，以至於保守的猶太人拒絕將其作為建築風格採用。只有在羅馬時期，拱門和拱頂才因大希律王的影響而被接受。</w:t>
-      </w:r>
-    </w:p>
-    <w:p>
-      <w:pPr>
-        <w:pStyle w:val="Heading4"/>
-      </w:pPr>
-      <w:r>
-        <w:rPr>
-          <w:lang w:val="zh_TW" w:bidi="zh_TW"/>
-        </w:rPr>
-        <w:t>舊約建築</w:t>
-      </w:r>
-    </w:p>
-    <w:p>
-      <w:pPr/>
-      <w:r>
-        <w:rPr>
-          <w:lang w:val="zh_TW" w:bidi="zh_TW"/>
-        </w:rPr>
-      </w:r>
-      <w:r>
-        <w:rPr>
-          <w:lang w:val="zh_TW" w:bidi="zh_TW"/>
-        </w:rPr>
-        <w:t>城市</w:t>
-      </w:r>
-    </w:p>
-    <w:p>
-      <w:pPr/>
-      <w:r>
-        <w:rPr>
-          <w:lang w:val="zh_TW" w:bidi="zh_TW"/>
-        </w:rPr>
-      </w:r>
-      <w:r>
-        <w:rPr>
-          <w:lang w:val="zh_TW" w:bidi="zh_TW"/>
-        </w:rPr>
-        <w:t>在舊約時代，城市建在山丘或土堆上，並用牆圍起來以作保護。一般來說，房屋是隨意排列的，由蜿蜒的小路或巷子連接。無法負擔城市生活的人住在城市外圍的村莊。他們會在附近的田地工作，遇到危險時逃到城市尋求保護。</w:t>
-      </w:r>
-    </w:p>
-    <w:p>
-      <w:pPr/>
-      <w:r>
-        <w:rPr>
-          <w:lang w:val="zh_TW" w:bidi="zh_TW"/>
-        </w:rPr>
-      </w:r>
-      <w:r>
-        <w:rPr>
-          <w:lang w:val="zh_TW" w:bidi="zh_TW"/>
-        </w:rPr>
-        <w:t>對任何城市來說，最重要的是充足的水資源供應。因此，城市建在地下泉水上或附近。有些城市使用抹灰泥的蓄水池和集水池來收集雨水，以補充日常的供水。地下水受到階梯隧道的保護，以便在城市被圍困時能夠取水。</w:t>
-      </w:r>
-    </w:p>
-    <w:p>
-      <w:pPr/>
-      <w:r>
-        <w:rPr>
-          <w:lang w:val="zh_TW" w:bidi="zh_TW"/>
-        </w:rPr>
-      </w:r>
-      <w:r>
-        <w:rPr>
-          <w:lang w:val="zh_TW" w:bidi="zh_TW"/>
-        </w:rPr>
-        <w:t>防禦要塞</w:t>
-      </w:r>
-    </w:p>
-    <w:p>
-      <w:pPr/>
-      <w:r>
-        <w:rPr>
-          <w:lang w:val="zh_TW" w:bidi="zh_TW"/>
-        </w:rPr>
-      </w:r>
-      <w:r>
-        <w:rPr>
-          <w:lang w:val="zh_TW" w:bidi="zh_TW"/>
-        </w:rPr>
-        <w:t>在舊約時期的大部分時間裡，以色列人使用青銅時代中期的技術來防禦他們的城市。核心特徵是一堵由石頭或磚塊建成的牆，高25到30英尺（7.6到9.1公尺）。 牆有時會有人工斜坡，底部有壕溝，以防禦敵人的攻城槌。</w:t>
-      </w:r>
-    </w:p>
-    <w:p>
-      <w:pPr/>
-      <w:r>
-        <w:rPr>
-          <w:lang w:val="zh_TW" w:bidi="zh_TW"/>
-        </w:rPr>
-      </w:r>
-      <w:r>
-        <w:rPr>
-          <w:lang w:val="zh_TW" w:bidi="zh_TW"/>
-        </w:rPr>
-        <w:t>在以色列君主制時期，也建造了雙重城墻（casemate walls）。這些由兩堵平行牆和一系列橫牆連接而成。隨後，這些房間被填滿泥土，以增加保護來抵擋敵人的撞城錘（</w:t>
-      </w:r>
-      <w:hyperlink r:id="rId144">
-        <w:r>
-          <w:rPr>
-            <w:lang w:val="zh_TW" w:bidi="zh_TW"/>
-          </w:rPr>
-          <w:rPr>
-            <w:color w:val="0000EE"/>
-            <w:u w:val="single"/>
-          </w:rPr>
-          <w:t>結26:9</w:t>
-        </w:r>
-      </w:hyperlink>
-      <w:r>
-        <w:rPr>
-          <w:lang w:val="zh_TW" w:bidi="zh_TW"/>
-        </w:rPr>
-        <w:t>）。 有時會建造厚達20英尺（6公尺）的牆壁，並設有懸垂部分，以便制服攻擊者。使徒保羅從大馬士革城牆上的一個房間裡被人用籃子放下城牆（</w:t>
-      </w:r>
-      <w:hyperlink r:id="rId145">
-        <w:r>
-          <w:rPr>
-            <w:lang w:val="zh_TW" w:bidi="zh_TW"/>
-          </w:rPr>
-          <w:rPr>
-            <w:color w:val="0000EE"/>
-            <w:u w:val="single"/>
-          </w:rPr>
-          <w:t>徒9:25</w:t>
-        </w:r>
-      </w:hyperlink>
-      <w:r>
-        <w:rPr>
-          <w:lang w:val="zh_TW" w:bidi="zh_TW"/>
-        </w:rPr>
-        <w:t>；</w:t>
-      </w:r>
-      <w:hyperlink r:id="rId146">
-        <w:r>
-          <w:rPr>
-            <w:lang w:val="zh_TW" w:bidi="zh_TW"/>
-          </w:rPr>
-          <w:rPr>
-            <w:color w:val="0000EE"/>
-            <w:u w:val="single"/>
-          </w:rPr>
-          <w:t>林後11:33</w:t>
-        </w:r>
-      </w:hyperlink>
-      <w:r>
-        <w:rPr>
-          <w:lang w:val="zh_TW" w:bidi="zh_TW"/>
-        </w:rPr>
-        <w:t>）。</w:t>
-      </w:r>
-    </w:p>
-    <w:p>
-      <w:pPr/>
-      <w:r>
-        <w:rPr>
-          <w:lang w:val="zh_TW" w:bidi="zh_TW"/>
-        </w:rPr>
-      </w:r>
-      <w:r>
-        <w:rPr>
-          <w:lang w:val="zh_TW" w:bidi="zh_TW"/>
-        </w:rPr>
-        <w:t>城門</w:t>
-      </w:r>
-    </w:p>
-    <w:p>
-      <w:pPr/>
-      <w:r>
-        <w:rPr>
-          <w:lang w:val="zh_TW" w:bidi="zh_TW"/>
-        </w:rPr>
-      </w:r>
-      <w:r>
-        <w:rPr>
-          <w:lang w:val="zh_TW" w:bidi="zh_TW"/>
-        </w:rPr>
-        <w:t>大多數城牆都有兩個城門。其中一個是給駱駝商隊、戰車和較大的車輛使用的；另一個在城市的另一邊，則是給行人、驢子和小動物使用的。許多門由雙扇門組成（</w:t>
-      </w:r>
-      <w:hyperlink r:id="rId147">
-        <w:r>
-          <w:rPr>
-            <w:lang w:val="zh_TW" w:bidi="zh_TW"/>
-          </w:rPr>
-          <w:rPr>
-            <w:color w:val="0000EE"/>
-            <w:u w:val="single"/>
-          </w:rPr>
-          <w:t>賽45:1</w:t>
-        </w:r>
-      </w:hyperlink>
-      <w:r>
-        <w:rPr>
-          <w:lang w:val="zh_TW" w:bidi="zh_TW"/>
-        </w:rPr>
-        <w:t>；</w:t>
-      </w:r>
-      <w:hyperlink r:id="rId148">
-        <w:r>
-          <w:rPr>
-            <w:lang w:val="zh_TW" w:bidi="zh_TW"/>
-          </w:rPr>
-          <w:rPr>
-            <w:color w:val="0000EE"/>
-            <w:u w:val="single"/>
-          </w:rPr>
-          <w:t>尼6:1</w:t>
-        </w:r>
-      </w:hyperlink>
-      <w:r>
-        <w:rPr>
-          <w:lang w:val="zh_TW" w:bidi="zh_TW"/>
-        </w:rPr>
-        <w:t>），由木頭製成並覆蓋銅製的板面（</w:t>
-      </w:r>
-      <w:hyperlink r:id="rId149">
-        <w:r>
-          <w:rPr>
-            <w:lang w:val="zh_TW" w:bidi="zh_TW"/>
-          </w:rPr>
-          <w:rPr>
-            <w:color w:val="0000EE"/>
-            <w:u w:val="single"/>
-          </w:rPr>
-          <w:t>賽45:2</w:t>
-        </w:r>
-      </w:hyperlink>
-      <w:r>
-        <w:rPr>
-          <w:lang w:val="zh_TW" w:bidi="zh_TW"/>
-        </w:rPr>
-        <w:t>）。門用橫木、青銅（</w:t>
-      </w:r>
-      <w:hyperlink r:id="rId150">
-        <w:r>
-          <w:rPr>
-            <w:lang w:val="zh_TW" w:bidi="zh_TW"/>
-          </w:rPr>
-          <w:rPr>
-            <w:color w:val="0000EE"/>
-            <w:u w:val="single"/>
-          </w:rPr>
-          <w:t>王上4:13</w:t>
-        </w:r>
-      </w:hyperlink>
-      <w:r>
-        <w:rPr>
-          <w:lang w:val="zh_TW" w:bidi="zh_TW"/>
-        </w:rPr>
-        <w:t>）或鐵（</w:t>
-      </w:r>
-      <w:hyperlink r:id="rId151">
-        <w:r>
-          <w:rPr>
-            <w:lang w:val="zh_TW" w:bidi="zh_TW"/>
-          </w:rPr>
-          <w:rPr>
-            <w:color w:val="0000EE"/>
-            <w:u w:val="single"/>
-          </w:rPr>
-          <w:t>詩107:16</w:t>
-        </w:r>
-      </w:hyperlink>
-      <w:r>
-        <w:rPr>
-          <w:lang w:val="zh_TW" w:bidi="zh_TW"/>
-        </w:rPr>
-        <w:t>）的橫杆固定在門柱的開口處（</w:t>
-      </w:r>
-      <w:hyperlink r:id="rId152">
-        <w:r>
-          <w:rPr>
-            <w:lang w:val="zh_TW" w:bidi="zh_TW"/>
-          </w:rPr>
-          <w:rPr>
-            <w:color w:val="0000EE"/>
-            <w:u w:val="single"/>
-          </w:rPr>
-          <w:t>士16:3</w:t>
-        </w:r>
-      </w:hyperlink>
-      <w:r>
-        <w:rPr>
-          <w:lang w:val="zh_TW" w:bidi="zh_TW"/>
-        </w:rPr>
-        <w:t>）。</w:t>
-      </w:r>
-    </w:p>
-    <w:p>
-      <w:pPr/>
-      <w:r>
-        <w:rPr>
-          <w:lang w:val="zh_TW" w:bidi="zh_TW"/>
-        </w:rPr>
-      </w:r>
-      <w:r>
-        <w:rPr>
-          <w:lang w:val="zh_TW" w:bidi="zh_TW"/>
-        </w:rPr>
-        <w:t>城門的位置對城市的防禦非常重要。通常通往城門的道路會被設計成讓攻擊者（左手持盾）必須面對城市的城牆及其右側的防禦者。有時候，城門是大塔的一部分（</w:t>
-      </w:r>
-      <w:hyperlink r:id="rId153">
-        <w:r>
-          <w:rPr>
-            <w:lang w:val="zh_TW" w:bidi="zh_TW"/>
-          </w:rPr>
-          <w:rPr>
-            <w:color w:val="0000EE"/>
-            <w:u w:val="single"/>
-          </w:rPr>
-          <w:t>代下26:9</w:t>
-        </w:r>
-      </w:hyperlink>
-      <w:r>
-        <w:rPr>
-          <w:lang w:val="zh_TW" w:bidi="zh_TW"/>
-        </w:rPr>
-        <w:t>）。偶爾，塔內會建造階梯，讓哨兵可以到達塔頂站崗（</w:t>
-      </w:r>
-      <w:hyperlink r:id="rId154">
-        <w:r>
-          <w:rPr>
-            <w:lang w:val="zh_TW" w:bidi="zh_TW"/>
-          </w:rPr>
-          <w:rPr>
-            <w:color w:val="0000EE"/>
-            <w:u w:val="single"/>
-          </w:rPr>
-          <w:t>王下9:17</w:t>
-        </w:r>
-      </w:hyperlink>
-      <w:r>
-        <w:rPr>
-          <w:lang w:val="zh_TW" w:bidi="zh_TW"/>
-        </w:rPr>
-        <w:t>）。在其他時候，城門的位置是轉90度在門戶之間，以防止敵方弓箭手直接射穿城門。</w:t>
-      </w:r>
-    </w:p>
-    <w:p>
-      <w:pPr/>
-      <w:r>
-        <w:rPr>
-          <w:lang w:val="zh_TW" w:bidi="zh_TW"/>
-        </w:rPr>
-      </w:r>
-      <w:r>
-        <w:rPr>
-          <w:lang w:val="zh_TW" w:bidi="zh_TW"/>
-        </w:rPr>
-        <w:t>房屋</w:t>
-      </w:r>
-    </w:p>
-    <w:p>
-      <w:pPr/>
-      <w:r>
-        <w:rPr>
-          <w:lang w:val="zh_TW" w:bidi="zh_TW"/>
-        </w:rPr>
-      </w:r>
-      <w:r>
-        <w:rPr>
-          <w:lang w:val="zh_TW" w:bidi="zh_TW"/>
-        </w:rPr>
-        <w:t>以色列人高級住宅由幾個面向開放庭院的房間組成（</w:t>
-      </w:r>
-      <w:hyperlink r:id="rId155">
-        <w:r>
-          <w:rPr>
-            <w:lang w:val="zh_TW" w:bidi="zh_TW"/>
-          </w:rPr>
-          <w:rPr>
-            <w:color w:val="0000EE"/>
-            <w:u w:val="single"/>
-          </w:rPr>
-          <w:t>撒下17:18</w:t>
-        </w:r>
-      </w:hyperlink>
-      <w:r>
-        <w:rPr>
-          <w:lang w:val="zh_TW" w:bidi="zh_TW"/>
-        </w:rPr>
-        <w:t>）。 最大的房間是給家人用的，另一個則是給這個家庭的牛用的，還有一個作為一般的儲藏室使用。有時候牆是用石頭砌成的，縫隙用泥填補。有些內牆會用泥漿抹平，雖然較富裕的家庭會使用柏木或杉木。地板是由黏土或拋光的灰泥石製成的。平屋頂由橫樑支撐，並用木材或灌木使其防水。外面的樓梯通往屋頂，有些人建造了屋頂房間，實際上使房子變成了兩層樓（</w:t>
-      </w:r>
-      <w:hyperlink r:id="rId156">
-        <w:r>
-          <w:rPr>
-            <w:lang w:val="zh_TW" w:bidi="zh_TW"/>
-          </w:rPr>
-          <w:rPr>
-            <w:color w:val="0000EE"/>
-            <w:u w:val="single"/>
-          </w:rPr>
-          <w:t>王上17:19</w:t>
-        </w:r>
-      </w:hyperlink>
-      <w:r>
-        <w:rPr>
-          <w:lang w:val="zh_TW" w:bidi="zh_TW"/>
-        </w:rPr>
-        <w:t>）。房屋的平屋頂為擁擠的家庭提供了額外的睡眠和娛樂空間。摩西律法要求這些屋頂要有保護的女兒牆（parapet）圍繞，以防止人們墜落致死（</w:t>
-      </w:r>
-      <w:hyperlink r:id="rId157">
-        <w:r>
-          <w:rPr>
-            <w:lang w:val="zh_TW" w:bidi="zh_TW"/>
-          </w:rPr>
-          <w:rPr>
-            <w:color w:val="0000EE"/>
-            <w:u w:val="single"/>
-          </w:rPr>
-          <w:t>申22:8</w:t>
-        </w:r>
-      </w:hyperlink>
-      <w:r>
-        <w:rPr>
-          <w:lang w:val="zh_TW" w:bidi="zh_TW"/>
-        </w:rPr>
-        <w:t>）。</w:t>
-      </w:r>
-    </w:p>
-    <w:p>
-      <w:pPr/>
-      <w:r>
-        <w:rPr>
-          <w:lang w:val="zh_TW" w:bidi="zh_TW"/>
-        </w:rPr>
-      </w:r>
-      <w:r>
-        <w:rPr>
-          <w:lang w:val="zh_TW" w:bidi="zh_TW"/>
-        </w:rPr>
-        <w:t>所羅門的聖殿</w:t>
-      </w:r>
-    </w:p>
-    <w:p>
-      <w:pPr/>
-      <w:r>
-        <w:rPr>
-          <w:lang w:val="zh_TW" w:bidi="zh_TW"/>
-        </w:rPr>
-      </w:r>
-      <w:r>
-        <w:rPr>
-          <w:lang w:val="zh_TW" w:bidi="zh_TW"/>
-        </w:rPr>
-        <w:t>以色列最重要的建築可能是所羅門王的聖殿。這棟建築位於亞伯拉罕獻他的兒子以撒的地方（</w:t>
-      </w:r>
-      <w:hyperlink r:id="rId158">
-        <w:r>
-          <w:rPr>
-            <w:lang w:val="zh_TW" w:bidi="zh_TW"/>
-          </w:rPr>
-          <w:rPr>
-            <w:color w:val="0000EE"/>
-            <w:u w:val="single"/>
-          </w:rPr>
-          <w:t>創22</w:t>
-        </w:r>
-      </w:hyperlink>
-      <w:r>
-        <w:rPr>
-          <w:lang w:val="zh_TW" w:bidi="zh_TW"/>
-        </w:rPr>
-        <w:t>）。 共花了七年半的時間建造，因其美麗和用途而著名。聖殿的設計類似於會幕，只是尺寸加倍，高度增加了三倍。牆壁是用石頭製成的，外面覆有黃金（</w:t>
-      </w:r>
-      <w:hyperlink r:id="rId159">
-        <w:r>
-          <w:rPr>
-            <w:lang w:val="zh_TW" w:bidi="zh_TW"/>
-          </w:rPr>
-          <w:rPr>
-            <w:color w:val="0000EE"/>
-            <w:u w:val="single"/>
-          </w:rPr>
-          <w:t>王上6:22</w:t>
-        </w:r>
-      </w:hyperlink>
-      <w:r>
-        <w:rPr>
-          <w:lang w:val="zh_TW" w:bidi="zh_TW"/>
-        </w:rPr>
-        <w:t>），天花板和地板也覆有黃金。至聖所與聖所之間的隔板是由包金的香柏木製成的。至聖所的入口由雕刻的橄欖木雙扇門組成，外覆金箔。門口敞開但被幔子遮蔽。聖殿外有兩個院子，一個是給祭司的內院，另一個是給百姓的外院。</w:t>
-      </w:r>
-    </w:p>
-    <w:p>
-      <w:pPr/>
-      <w:r>
-        <w:rPr>
-          <w:lang w:val="zh_TW" w:bidi="zh_TW"/>
-        </w:rPr>
-      </w:r>
-      <w:r>
-        <w:rPr>
-          <w:lang w:val="zh_TW" w:bidi="zh_TW"/>
-        </w:rPr>
-        <w:t>因為以色列缺乏建築專業知識，迫使所羅門雇用了腓尼基的工匠。 其結果是一個典型的腓尼基結構，此平面圖與在敘利亞的</w:t>
-      </w:r>
-      <w:r>
-        <w:rPr>
-          <w:lang w:val="zh_TW" w:bidi="zh_TW"/>
-        </w:rPr>
-        <w:t>泰拿堆丘</w:t>
-      </w:r>
-      <w:r>
-        <w:rPr>
-          <w:lang w:val="zh_TW" w:bidi="zh_TW"/>
-        </w:rPr>
-        <w:t>（Tell Tainat）發掘的公元前八世紀迦南教堂非常相似。列柱和柱廊無疑是所羅門聖殿的一個特徵，儘管名為雅斤和波阿斯的獨立柱子的具體功能仍然尚未確定。精心打磨的石工似乎最早出現在所羅門時期的以色列；從撒馬利亞出土了優秀的鑿石和方石樣本。撒馬利亞遺址以及米吉多（Megiddo）遺址也提供了有趣的例子，展示了源自迦南藝術表現的裝飾柱頭。</w:t>
-      </w:r>
-    </w:p>
-    <w:p>
-      <w:pPr/>
-      <w:r>
-        <w:rPr>
-          <w:lang w:val="zh_TW" w:bidi="zh_TW"/>
-        </w:rPr>
-      </w:r>
-      <w:r>
-        <w:rPr>
-          <w:lang w:val="zh_TW" w:bidi="zh_TW"/>
-        </w:rPr>
-        <w:t>當巴比倫在公元前586年推翻耶路撒冷並夷平這座城市時，聖殿的財富被掠奪並被燒毀。以色列從被擄歸回後，聖殿重建，奠基於公元前525年。然而，第二聖殿遠不如所羅門的聖殿宏偉，到猶太王希律（公元前37–4年）時期已經需要大修。</w:t>
-      </w:r>
-    </w:p>
-    <w:p>
-      <w:pPr/>
-      <w:r>
-        <w:rPr>
-          <w:lang w:val="zh_TW" w:bidi="zh_TW"/>
-        </w:rPr>
-      </w:r>
-      <w:r>
-        <w:rPr>
-          <w:lang w:val="zh_TW" w:bidi="zh_TW"/>
-        </w:rPr>
-        <w:t>雖然舊約傳統非常重視所羅門的聖殿並盛讚其宏偉，但這座建築實際上是王宮的附屬建築，作為禮拜堂。只有在被擄歸回時期，聖殿才脫離了王室的聯繫，成為一個獨立的聖殿，人們可以在那裡守規定的儀式。無論是被擄前或是被擄歸回時期的聖殿，其尺寸都相當小且狹窄，其寬度受限於可用於屋頂的木樑長度。這樣的建築物唯一能擴大的方式是以近東常用方式在建築物外部加蓋額外的房間。</w:t>
-      </w:r>
-    </w:p>
-    <w:p>
-      <w:pPr>
-        <w:pStyle w:val="Heading4"/>
-      </w:pPr>
-      <w:r>
-        <w:rPr>
-          <w:lang w:val="zh_TW" w:bidi="zh_TW"/>
-        </w:rPr>
-        <w:t>新約時期的建築</w:t>
-      </w:r>
-    </w:p>
-    <w:p>
-      <w:pPr/>
-      <w:r>
-        <w:rPr>
-          <w:lang w:val="zh_TW" w:bidi="zh_TW"/>
-        </w:rPr>
-      </w:r>
-      <w:r>
-        <w:rPr>
-          <w:lang w:val="zh_TW" w:bidi="zh_TW"/>
-        </w:rPr>
-        <w:t>新約時代的建築由希臘和羅馬的建築組成，因為這些統治者陸續曾統治以色列。希臘城市作為當時的建築範例，包含有規劃的街道、拱門、劇院、公共浴場、神廟和稱為集市的中央市場</w:t>
-      </w:r>
-      <w:r>
-        <w:rPr>
-          <w:i/>
-          <w:lang w:val="zh_TW" w:bidi="zh_TW"/>
-        </w:rPr>
-        <w:t>。</w:t>
-      </w:r>
-      <w:r>
-        <w:rPr>
-          <w:lang w:val="zh_TW" w:bidi="zh_TW"/>
-        </w:rPr>
-        <w:t>然而，猶太人的家仍然很小，屋頂平坦，房間面向庭院。</w:t>
-      </w:r>
-    </w:p>
-    <w:p>
-      <w:pPr/>
-      <w:r>
-        <w:rPr>
-          <w:lang w:val="zh_TW" w:bidi="zh_TW"/>
-        </w:rPr>
-      </w:r>
-      <w:r>
-        <w:rPr>
-          <w:lang w:val="zh_TW" w:bidi="zh_TW"/>
-        </w:rPr>
-        <w:t>在羅馬統治期間，大希律王（公元前37–4年）建造了一些非凡的建築物，包括渡槽、水池、地牢、宮殿和整個城市（例如，凱撒利亞）。 他最偉大的工作是重建聖殿，這是一座花了83年才完成的卓越建築物。但在完成後僅維持了六年，於公元70年被提多摧毀。</w:t>
-      </w:r>
-    </w:p>
-    <w:p>
-      <w:pPr/>
-      <w:r>
-        <w:rPr>
-          <w:lang w:val="zh_TW" w:bidi="zh_TW"/>
-        </w:rPr>
-      </w:r>
-      <w:r>
-        <w:rPr>
-          <w:lang w:val="zh_TW" w:bidi="zh_TW"/>
-        </w:rPr>
-        <w:t>希律的聖殿成功地融合了新舊建築風格。 雖然它的柱廊、大理石柱和外貌似乎體現了最新的希臘化建築風格，但它仍然牢固地植根於腓尼基的建築傳統中。希律王的建築是將公元前六世紀聖殿的擴張，並在某種程度上進行了重建。一系列的庭院和柱廊圍繞著重建的神殿，通過擴大的入口給人一種宏偉的錯覺。在那個門廊的中央，矗立著一個巨大的門道，通向神殿本身較小的內門。不幸的是，公元70年的毀滅使這個建築物本身沒有任何遺留，讓我們幾乎完全依賴約瑟夫的記述。</w:t>
-      </w:r>
-      <w:r>
-        <w:rPr>
-          <w:i/>
-          <w:lang w:val="zh_TW" w:bidi="zh_TW"/>
-        </w:rPr>
-        <w:t>見</w:t>
-      </w:r>
-      <w:r>
-        <w:rPr>
-          <w:lang w:val="zh_TW" w:bidi="zh_TW"/>
-        </w:rPr>
-        <w:t xml:space="preserve"> </w:t>
-      </w:r>
-      <w:r>
-        <w:rPr>
-          <w:lang w:val="zh_TW" w:bidi="zh_TW"/>
-        </w:rPr>
-        <w:t>城市</w:t>
+      <w:r>
+        <w:rPr>
+          <w:lang w:val="zh_TW" w:bidi="zh_TW"/>
+        </w:rPr>
+        <w:t>性，性別</w:t>
       </w:r>
       <w:r>
         <w:rPr>
@@ -5552,19 +2715,7 @@
         <w:rPr>
           <w:lang w:val="zh_TW" w:bidi="zh_TW"/>
         </w:rPr>
-        <w:t>住宅和住所</w:t>
-      </w:r>
-      <w:r>
-        <w:rPr>
-          <w:lang w:val="zh_TW" w:bidi="zh_TW"/>
-        </w:rPr>
-        <w:t>，</w:t>
-      </w:r>
-      <w:r>
-        <w:rPr>
-          <w:lang w:val="zh_TW" w:bidi="zh_TW"/>
-        </w:rPr>
-        <w:t>聖殿</w:t>
+        <w:t>處女</w:t>
       </w:r>
       <w:r>
         <w:rPr>
@@ -7472,18 +4623,6 @@
   </w:num>
   <w:num w:numId="13" w16cid:durableId="592781308">
     <w:abstractNumId w:val="11"/>
-  </w:num>
-  <w:num w:numId="14">
-    <w:abstractNumId w:val="3"/>
-    <w:lvlOverride w:ilvl="0">
-      <w:startOverride w:val="1"/>
-    </w:lvlOverride>
-  </w:num>
-  <w:num w:numId="15">
-    <w:abstractNumId w:val="3"/>
-    <w:lvlOverride w:ilvl="0">
-      <w:startOverride w:val="1"/>
-    </w:lvlOverride>
   </w:num>
   <w:numIdMacAtCleanup w:val="10"/>
 </w:numbering>

--- a/zht/docx/057.content.docx
+++ b/zht/docx/057.content.docx
@@ -19,7 +19,7 @@
         <w:rPr>
           <w:lang w:val="zh_TW" w:bidi="zh_TW"/>
         </w:rPr>
-        <w:t>Resource: 聖經詞典 (Tyndale)</w:t>
+        <w:t>Resource: Tyndale Open Bible Dictionary</w:t>
       </w:r>
       <w:r>
         <w:rPr>
@@ -112,7 +112,7 @@
         <w:rPr>
           <w:lang w:val="zh_TW" w:bidi="zh_TW"/>
         </w:rPr>
-        <w:t>聖經詞典 (Tyndale)</w:t>
+        <w:t>Tyndale Open Bible Dictionary</w:t>
       </w:r>
     </w:p>
     <w:p>
@@ -149,7 +149,7 @@
         <w:rPr>
           <w:lang w:val="zh_TW" w:bidi="zh_TW"/>
         </w:rPr>
-        <w:t>hun</w:t>
+        <w:t>hu</w:t>
       </w:r>
       <w:r>
         <w:rPr>
@@ -212,7 +212,7 @@
         <w:rPr>
           <w:lang w:val="zh_TW" w:bidi="zh_TW"/>
         </w:rPr>
-        <w:t>婚姻、婚姻習俗</w:t>
+        <w:t>戶勒</w:t>
       </w:r>
       <w:r>
         <w:rPr>
@@ -231,21 +231,7 @@
         <w:rPr>
           <w:lang w:val="zh_TW" w:bidi="zh_TW"/>
         </w:rPr>
-        <w:t>在各個文化中所實踐的男女間的婚姻。</w:t>
-      </w:r>
-    </w:p>
-    <w:p>
-      <w:pPr/>
-      <w:r>
-        <w:rPr>
-          <w:lang w:val="zh_TW" w:bidi="zh_TW"/>
-        </w:rPr>
-      </w:r>
-      <w:r>
-        <w:rPr>
-          <w:lang w:val="zh_TW" w:bidi="zh_TW"/>
-        </w:rPr>
-        <w:t>婚姻的概念是由神所設立的，祂指示亞當：男人應當離開父母，與妻子聯合，二人成為一體（</w:t>
+        <w:t>亞蘭的兒子，閃的孫子（</w:t>
       </w:r>
       <w:hyperlink r:id="rId13">
         <w:r>
@@ -256,42 +242,14 @@
             <w:color w:val="0000EE"/>
             <w:u w:val="single"/>
           </w:rPr>
-          <w:t>創2:24</w:t>
+          <w:t>創10:23</w:t>
         </w:r>
       </w:hyperlink>
       <w:r>
         <w:rPr>
           <w:lang w:val="zh_TW" w:bidi="zh_TW"/>
         </w:rPr>
-        <w:t>）。</w:t>
-      </w:r>
-    </w:p>
-    <w:p>
-      <w:pPr/>
-      <w:r>
-        <w:rPr>
-          <w:lang w:val="zh_TW" w:bidi="zh_TW"/>
-        </w:rPr>
-      </w:r>
-      <w:r>
-        <w:rPr>
-          <w:lang w:val="zh_TW" w:bidi="zh_TW"/>
-        </w:rPr>
-        <w:t>在舊約中提到幾種形式的婚姻，其中最早的似乎是基於母系原則。雖然在青銅器時代中期和早期君主制中，似乎有一些證據支持這一點，因母親的角色，在埃及與其它地方對於血統的決定仍十分重要，但對於早期是否應用母系原則這點，仍難以確定。</w:t>
-      </w:r>
-    </w:p>
-    <w:p>
-      <w:pPr/>
-      <w:r>
-        <w:rPr>
-          <w:lang w:val="zh_TW" w:bidi="zh_TW"/>
-        </w:rPr>
-      </w:r>
-      <w:r>
-        <w:rPr>
-          <w:lang w:val="zh_TW" w:bidi="zh_TW"/>
-        </w:rPr>
-        <w:t>新娘結婚後通常會離開她的父母，與她丈夫的家族一起生活，就像利百加所做的（</w:t>
+        <w:t>；</w:t>
       </w:r>
       <w:hyperlink r:id="rId14">
         <w:r>
@@ -302,391 +260,7 @@
             <w:color w:val="0000EE"/>
             <w:u w:val="single"/>
           </w:rPr>
-          <w:t>創24:58–59</w:t>
-        </w:r>
-      </w:hyperlink>
-      <w:r>
-        <w:rPr>
-          <w:lang w:val="zh_TW" w:bidi="zh_TW"/>
-        </w:rPr>
-        <w:t>）。片語「娶妻」源自一個意指「成為主人」的字根（</w:t>
-      </w:r>
-      <w:hyperlink r:id="rId15">
-        <w:r>
-          <w:rPr>
-            <w:lang w:val="zh_TW" w:bidi="zh_TW"/>
-          </w:rPr>
-          <w:rPr>
-            <w:color w:val="0000EE"/>
-            <w:u w:val="single"/>
-          </w:rPr>
-          <w:t>申21:13</w:t>
-        </w:r>
-      </w:hyperlink>
-      <w:r>
-        <w:rPr>
-          <w:lang w:val="zh_TW" w:bidi="zh_TW"/>
-        </w:rPr>
-        <w:t>），而妻子經常將她的丈夫視為主人，並稱呼他為主人。</w:t>
-      </w:r>
-    </w:p>
-    <w:p>
-      <w:pPr/>
-      <w:r>
-        <w:rPr>
-          <w:lang w:val="zh_TW" w:bidi="zh_TW"/>
-        </w:rPr>
-      </w:r>
-      <w:r>
-        <w:rPr>
-          <w:lang w:val="zh_TW" w:bidi="zh_TW"/>
-        </w:rPr>
-        <w:t>希伯來家譜列表顯示，血統是通過男性血緣來計算的（</w:t>
-      </w:r>
-      <w:hyperlink r:id="rId16">
-        <w:r>
-          <w:rPr>
-            <w:lang w:val="zh_TW" w:bidi="zh_TW"/>
-          </w:rPr>
-          <w:rPr>
-            <w:color w:val="0000EE"/>
-            <w:u w:val="single"/>
-          </w:rPr>
-          <w:t>創5:10</w:t>
-        </w:r>
-      </w:hyperlink>
-      <w:r>
-        <w:rPr>
-          <w:lang w:val="zh_TW" w:bidi="zh_TW"/>
-        </w:rPr>
-        <w:t>，</w:t>
-      </w:r>
-      <w:hyperlink r:id="rId17">
-        <w:r>
-          <w:rPr>
-            <w:lang w:val="zh_TW" w:bidi="zh_TW"/>
-          </w:rPr>
-          <w:rPr>
-            <w:color w:val="0000EE"/>
-            <w:u w:val="single"/>
-          </w:rPr>
-          <w:t>36:9–43</w:t>
-        </w:r>
-      </w:hyperlink>
-      <w:r>
-        <w:rPr>
-          <w:lang w:val="zh_TW" w:bidi="zh_TW"/>
-        </w:rPr>
-        <w:t>；</w:t>
-      </w:r>
-      <w:hyperlink r:id="rId18">
-        <w:r>
-          <w:rPr>
-            <w:lang w:val="zh_TW" w:bidi="zh_TW"/>
-          </w:rPr>
-          <w:rPr>
-            <w:color w:val="0000EE"/>
-            <w:u w:val="single"/>
-          </w:rPr>
-          <w:t>民1:1–15</w:t>
-        </w:r>
-      </w:hyperlink>
-      <w:r>
-        <w:rPr>
-          <w:lang w:val="zh_TW" w:bidi="zh_TW"/>
-        </w:rPr>
-        <w:t>；</w:t>
-      </w:r>
-      <w:hyperlink r:id="rId19">
-        <w:r>
-          <w:rPr>
-            <w:lang w:val="zh_TW" w:bidi="zh_TW"/>
-          </w:rPr>
-          <w:rPr>
-            <w:color w:val="0000EE"/>
-            <w:u w:val="single"/>
-          </w:rPr>
-          <w:t>得4:18–22</w:t>
-        </w:r>
-      </w:hyperlink>
-      <w:r>
-        <w:rPr>
-          <w:lang w:val="zh_TW" w:bidi="zh_TW"/>
-        </w:rPr>
-        <w:t>；</w:t>
-      </w:r>
-      <w:hyperlink r:id="rId20">
-        <w:r>
-          <w:rPr>
-            <w:lang w:val="zh_TW" w:bidi="zh_TW"/>
-          </w:rPr>
-          <w:rPr>
-            <w:color w:val="0000EE"/>
-            <w:u w:val="single"/>
-          </w:rPr>
-          <w:t>代上1:1–9</w:t>
-        </w:r>
-      </w:hyperlink>
-      <w:r>
-        <w:rPr>
-          <w:lang w:val="zh_TW" w:bidi="zh_TW"/>
-        </w:rPr>
-        <w:t>）。而擁有對孩子命名的重要權力表示對該孩子的權柄，在聖經中幾乎是由父親和母親共同行使的（參：</w:t>
-      </w:r>
-      <w:hyperlink r:id="rId21">
-        <w:r>
-          <w:rPr>
-            <w:lang w:val="zh_TW" w:bidi="zh_TW"/>
-          </w:rPr>
-          <w:rPr>
-            <w:color w:val="0000EE"/>
-            <w:u w:val="single"/>
-          </w:rPr>
-          <w:t>創4:1、25–26</w:t>
-        </w:r>
-      </w:hyperlink>
-      <w:r>
-        <w:rPr>
-          <w:lang w:val="zh_TW" w:bidi="zh_TW"/>
-        </w:rPr>
-        <w:t>，</w:t>
-      </w:r>
-      <w:hyperlink r:id="rId22">
-        <w:r>
-          <w:rPr>
-            <w:lang w:val="zh_TW" w:bidi="zh_TW"/>
-          </w:rPr>
-          <w:rPr>
-            <w:color w:val="0000EE"/>
-            <w:u w:val="single"/>
-          </w:rPr>
-          <w:t>5:29</w:t>
-        </w:r>
-      </w:hyperlink>
-      <w:r>
-        <w:rPr>
-          <w:lang w:val="zh_TW" w:bidi="zh_TW"/>
-        </w:rPr>
-        <w:t>，</w:t>
-      </w:r>
-      <w:hyperlink r:id="rId23">
-        <w:r>
-          <w:rPr>
-            <w:lang w:val="zh_TW" w:bidi="zh_TW"/>
-          </w:rPr>
-          <w:rPr>
-            <w:color w:val="0000EE"/>
-            <w:u w:val="single"/>
-          </w:rPr>
-          <w:t>35:18</w:t>
-        </w:r>
-      </w:hyperlink>
-      <w:r>
-        <w:rPr>
-          <w:lang w:val="zh_TW" w:bidi="zh_TW"/>
-        </w:rPr>
-        <w:t>；</w:t>
-      </w:r>
-      <w:hyperlink r:id="rId24">
-        <w:r>
-          <w:rPr>
-            <w:lang w:val="zh_TW" w:bidi="zh_TW"/>
-          </w:rPr>
-          <w:rPr>
-            <w:color w:val="0000EE"/>
-            <w:u w:val="single"/>
-          </w:rPr>
-          <w:t>撒上1:20</w:t>
-        </w:r>
-      </w:hyperlink>
-      <w:r>
-        <w:rPr>
-          <w:lang w:val="zh_TW" w:bidi="zh_TW"/>
-        </w:rPr>
-        <w:t>，</w:t>
-      </w:r>
-      <w:hyperlink r:id="rId25">
-        <w:r>
-          <w:rPr>
-            <w:lang w:val="zh_TW" w:bidi="zh_TW"/>
-          </w:rPr>
-          <w:rPr>
-            <w:color w:val="0000EE"/>
-            <w:u w:val="single"/>
-          </w:rPr>
-          <w:t>4:21</w:t>
-        </w:r>
-      </w:hyperlink>
-      <w:r>
-        <w:rPr>
-          <w:lang w:val="zh_TW" w:bidi="zh_TW"/>
-        </w:rPr>
-        <w:t>；</w:t>
-      </w:r>
-      <w:hyperlink r:id="rId26">
-        <w:r>
-          <w:rPr>
-            <w:lang w:val="zh_TW" w:bidi="zh_TW"/>
-          </w:rPr>
-          <w:rPr>
-            <w:color w:val="0000EE"/>
-            <w:u w:val="single"/>
-          </w:rPr>
-          <w:t>賽8:3</w:t>
-        </w:r>
-      </w:hyperlink>
-      <w:r>
-        <w:rPr>
-          <w:lang w:val="zh_TW" w:bidi="zh_TW"/>
-        </w:rPr>
-        <w:t>；</w:t>
-      </w:r>
-      <w:hyperlink r:id="rId27">
-        <w:r>
-          <w:rPr>
-            <w:lang w:val="zh_TW" w:bidi="zh_TW"/>
-          </w:rPr>
-          <w:rPr>
-            <w:color w:val="0000EE"/>
-            <w:u w:val="single"/>
-          </w:rPr>
-          <w:t>何1:4–9</w:t>
-        </w:r>
-      </w:hyperlink>
-      <w:r>
-        <w:rPr>
-          <w:lang w:val="zh_TW" w:bidi="zh_TW"/>
-        </w:rPr>
-        <w:t>）。兒子經常以父親的名字命名，表達了他們是認同父親的。</w:t>
-      </w:r>
-    </w:p>
-    <w:p>
-      <w:pPr/>
-      <w:r>
-        <w:rPr>
-          <w:lang w:val="zh_TW" w:bidi="zh_TW"/>
-        </w:rPr>
-      </w:r>
-      <w:r>
-        <w:rPr>
-          <w:lang w:val="zh_TW" w:bidi="zh_TW"/>
-        </w:rPr>
-        <w:t>在父權社會中，父親是家庭中具權柄的角色。他的妻子和孩子被視為他的財產，與他對田地和牲畜的擁有權有些類似（</w:t>
-      </w:r>
-      <w:hyperlink r:id="rId28">
-        <w:r>
-          <w:rPr>
-            <w:lang w:val="zh_TW" w:bidi="zh_TW"/>
-          </w:rPr>
-          <w:rPr>
-            <w:color w:val="0000EE"/>
-            <w:u w:val="single"/>
-          </w:rPr>
-          <w:t>出20:17</w:t>
-        </w:r>
-      </w:hyperlink>
-      <w:r>
-        <w:rPr>
-          <w:lang w:val="zh_TW" w:bidi="zh_TW"/>
-        </w:rPr>
-        <w:t>；</w:t>
-      </w:r>
-      <w:hyperlink r:id="rId29">
-        <w:r>
-          <w:rPr>
-            <w:lang w:val="zh_TW" w:bidi="zh_TW"/>
-          </w:rPr>
-          <w:rPr>
-            <w:color w:val="0000EE"/>
-            <w:u w:val="single"/>
-          </w:rPr>
-          <w:t>申5:21</w:t>
-        </w:r>
-      </w:hyperlink>
-      <w:r>
-        <w:rPr>
-          <w:lang w:val="zh_TW" w:bidi="zh_TW"/>
-        </w:rPr>
-        <w:t>）。他有權賣掉他的女兒（</w:t>
-      </w:r>
-      <w:hyperlink r:id="rId30">
-        <w:r>
-          <w:rPr>
-            <w:lang w:val="zh_TW" w:bidi="zh_TW"/>
-          </w:rPr>
-          <w:rPr>
-            <w:color w:val="0000EE"/>
-            <w:u w:val="single"/>
-          </w:rPr>
-          <w:t>出21:7</w:t>
-        </w:r>
-      </w:hyperlink>
-      <w:r>
-        <w:rPr>
-          <w:lang w:val="zh_TW" w:bidi="zh_TW"/>
-        </w:rPr>
-        <w:t>；</w:t>
-      </w:r>
-      <w:hyperlink r:id="rId31">
-        <w:r>
-          <w:rPr>
-            <w:lang w:val="zh_TW" w:bidi="zh_TW"/>
-          </w:rPr>
-          <w:rPr>
-            <w:color w:val="0000EE"/>
-            <w:u w:val="single"/>
-          </w:rPr>
-          <w:t>尼5:5</w:t>
-        </w:r>
-      </w:hyperlink>
-      <w:r>
-        <w:rPr>
-          <w:lang w:val="zh_TW" w:bidi="zh_TW"/>
-        </w:rPr>
-        <w:t>），甚至對他孩子擁有生死的決定權。</w:t>
-      </w:r>
-    </w:p>
-    <w:p>
-      <w:pPr/>
-      <w:r>
-        <w:rPr>
-          <w:lang w:val="zh_TW" w:bidi="zh_TW"/>
-        </w:rPr>
-      </w:r>
-      <w:r>
-        <w:rPr>
-          <w:lang w:val="zh_TW" w:bidi="zh_TW"/>
-        </w:rPr>
-        <w:t>一個男人可以輕易地休妻來終止婚姻，這也顯示出他在家庭中的權柄（</w:t>
-      </w:r>
-      <w:hyperlink r:id="rId32">
-        <w:r>
-          <w:rPr>
-            <w:lang w:val="zh_TW" w:bidi="zh_TW"/>
-          </w:rPr>
-          <w:rPr>
-            <w:color w:val="0000EE"/>
-            <w:u w:val="single"/>
-          </w:rPr>
-          <w:t>申24:1–4</w:t>
-        </w:r>
-      </w:hyperlink>
-      <w:r>
-        <w:rPr>
-          <w:lang w:val="zh_TW" w:bidi="zh_TW"/>
-        </w:rPr>
-        <w:t>；參：</w:t>
-      </w:r>
-      <w:hyperlink r:id="rId33">
-        <w:r>
-          <w:rPr>
-            <w:lang w:val="zh_TW" w:bidi="zh_TW"/>
-          </w:rPr>
-          <w:rPr>
-            <w:color w:val="0000EE"/>
-            <w:u w:val="single"/>
-          </w:rPr>
-          <w:t>22:13–21</w:t>
+          <w:t>代上1:17</w:t>
         </w:r>
       </w:hyperlink>
       <w:r>
@@ -694,2034 +268,6 @@
           <w:lang w:val="zh_TW" w:bidi="zh_TW"/>
         </w:rPr>
         <w:t>）。</w:t>
-      </w:r>
-    </w:p>
-    <w:p>
-      <w:pPr/>
-      <w:r>
-        <w:rPr>
-          <w:lang w:val="zh_TW" w:bidi="zh_TW"/>
-        </w:rPr>
-      </w:r>
-      <w:r>
-        <w:rPr>
-          <w:lang w:val="zh_TW" w:bidi="zh_TW"/>
-        </w:rPr>
-        <w:t xml:space="preserve">娶寡嫂婚（levirate marriage）是古代以色列的一種習俗，目的是為了保留男子的家系（姓氏）和財產。 如果一個男人死後沒有子女，他的兄弟（或最親近的男性親屬）應該娶其寡婦為妻。 </w:t>
-      </w:r>
-      <w:hyperlink r:id="rId34">
-        <w:r>
-          <w:rPr>
-            <w:lang w:val="zh_TW" w:bidi="zh_TW"/>
-          </w:rPr>
-          <w:rPr>
-            <w:color w:val="0000EE"/>
-            <w:u w:val="single"/>
-          </w:rPr>
-          <w:t>申命記二十五章5至10節</w:t>
-        </w:r>
-      </w:hyperlink>
-      <w:r>
-        <w:rPr>
-          <w:lang w:val="zh_TW" w:bidi="zh_TW"/>
-        </w:rPr>
-        <w:t>描述了這種情況。 這樣制度下的婚姻所誕生的第一個兒子會被算作死者的兒子，這樣他的姓氏和遺產就可以延續下去。 這個習俗也有助於照顧故人的寡婦，否則她可能會失去依靠。 迦南人、亞述人和赫人也有類似的習俗。</w:t>
-      </w:r>
-    </w:p>
-    <w:p>
-      <w:pPr/>
-      <w:r>
-        <w:rPr>
-          <w:lang w:val="zh_TW" w:bidi="zh_TW"/>
-        </w:rPr>
-      </w:r>
-      <w:r>
-        <w:rPr>
-          <w:lang w:val="zh_TW" w:bidi="zh_TW"/>
-        </w:rPr>
-        <w:t>舊約中最熟悉的娶寡嫂婚情況——雖然不完全符合</w:t>
-      </w:r>
-      <w:hyperlink r:id="rId35">
-        <w:r>
-          <w:rPr>
-            <w:lang w:val="zh_TW" w:bidi="zh_TW"/>
-          </w:rPr>
-          <w:rPr>
-            <w:color w:val="0000EE"/>
-            <w:u w:val="single"/>
-          </w:rPr>
-          <w:t>申命記二十五章</w:t>
-        </w:r>
-      </w:hyperlink>
-      <w:r>
-        <w:rPr>
-          <w:lang w:val="zh_TW" w:bidi="zh_TW"/>
-        </w:rPr>
-        <w:t>的律法——是在路得記中所記述的。對於路得來說，找到一些近親男性親屬與她結婚是一件十分重要的任務，因為只有這樣做，她才能保留家族的名字和財產。然而，最近的男性親屬拒絕了承擔責任，他認為這是雙重的負擔，首先，他必須購買土地並供養路得，其次，他知道長子會被視為她死去丈夫的孩子，帶著他的姓氏並繼承土地。第二近的親屬波阿斯卻同意承擔責任（</w:t>
-      </w:r>
-      <w:hyperlink r:id="rId36">
-        <w:r>
-          <w:rPr>
-            <w:lang w:val="zh_TW" w:bidi="zh_TW"/>
-          </w:rPr>
-          <w:rPr>
-            <w:color w:val="0000EE"/>
-            <w:u w:val="single"/>
-          </w:rPr>
-          <w:t>得2:20–4:10</w:t>
-        </w:r>
-      </w:hyperlink>
-      <w:r>
-        <w:rPr>
-          <w:lang w:val="zh_TW" w:bidi="zh_TW"/>
-        </w:rPr>
-        <w:t>）。</w:t>
-      </w:r>
-    </w:p>
-    <w:p>
-      <w:pPr/>
-      <w:r>
-        <w:rPr>
-          <w:lang w:val="zh_TW" w:bidi="zh_TW"/>
-        </w:rPr>
-      </w:r>
-      <w:r>
-        <w:rPr>
-          <w:lang w:val="zh_TW" w:bidi="zh_TW"/>
-        </w:rPr>
-        <w:t>儘管舊約中引用了許多一夫多妻的例子，但毫無疑問的，大多數以色列人只有一個配偶。普通家庭中沒有多妻婚姻的例子。</w:t>
-      </w:r>
-    </w:p>
-    <w:p>
-      <w:pPr/>
-      <w:r>
-        <w:rPr>
-          <w:lang w:val="zh_TW" w:bidi="zh_TW"/>
-        </w:rPr>
-      </w:r>
-      <w:r>
-        <w:rPr>
-          <w:lang w:val="zh_TW" w:bidi="zh_TW"/>
-        </w:rPr>
-        <w:t>最初給亞當的指示是「人要離開父母，與妻子聯合」（</w:t>
-      </w:r>
-      <w:hyperlink r:id="rId13">
-        <w:r>
-          <w:rPr>
-            <w:lang w:val="zh_TW" w:bidi="zh_TW"/>
-          </w:rPr>
-          <w:rPr>
-            <w:color w:val="0000EE"/>
-            <w:u w:val="single"/>
-          </w:rPr>
-          <w:t>創2:24）</w:t>
-        </w:r>
-      </w:hyperlink>
-      <w:r>
-        <w:rPr>
-          <w:lang w:val="zh_TW" w:bidi="zh_TW"/>
-        </w:rPr>
-        <w:t>。希伯來法律通常暗示只有一位妻子的婚姻是最可接受的婚姻形式（</w:t>
-      </w:r>
-      <w:hyperlink r:id="rId28">
-        <w:r>
-          <w:rPr>
-            <w:lang w:val="zh_TW" w:bidi="zh_TW"/>
-          </w:rPr>
-          <w:rPr>
-            <w:color w:val="0000EE"/>
-            <w:u w:val="single"/>
-          </w:rPr>
-          <w:t>出20:17</w:t>
-        </w:r>
-      </w:hyperlink>
-      <w:r>
-        <w:rPr>
-          <w:lang w:val="zh_TW" w:bidi="zh_TW"/>
-        </w:rPr>
-        <w:t>，</w:t>
-      </w:r>
-      <w:hyperlink r:id="rId37">
-        <w:r>
-          <w:rPr>
-            <w:lang w:val="zh_TW" w:bidi="zh_TW"/>
-          </w:rPr>
-          <w:rPr>
-            <w:color w:val="0000EE"/>
-            <w:u w:val="single"/>
-          </w:rPr>
-          <w:t>21:5</w:t>
-        </w:r>
-      </w:hyperlink>
-      <w:r>
-        <w:rPr>
-          <w:lang w:val="zh_TW" w:bidi="zh_TW"/>
-        </w:rPr>
-        <w:t>；</w:t>
-      </w:r>
-      <w:hyperlink r:id="rId38">
-        <w:r>
-          <w:rPr>
-            <w:lang w:val="zh_TW" w:bidi="zh_TW"/>
-          </w:rPr>
-          <w:rPr>
-            <w:color w:val="0000EE"/>
-            <w:u w:val="single"/>
-          </w:rPr>
-          <w:t>利18:8、16–20</w:t>
-        </w:r>
-      </w:hyperlink>
-      <w:r>
-        <w:rPr>
-          <w:lang w:val="zh_TW" w:bidi="zh_TW"/>
-        </w:rPr>
-        <w:t>，</w:t>
-      </w:r>
-      <w:hyperlink r:id="rId39">
-        <w:r>
-          <w:rPr>
-            <w:lang w:val="zh_TW" w:bidi="zh_TW"/>
-          </w:rPr>
-          <w:rPr>
-            <w:color w:val="0000EE"/>
-            <w:u w:val="single"/>
-          </w:rPr>
-          <w:t>20:10</w:t>
-        </w:r>
-      </w:hyperlink>
-      <w:r>
-        <w:rPr>
-          <w:lang w:val="zh_TW" w:bidi="zh_TW"/>
-        </w:rPr>
-        <w:t>；</w:t>
-      </w:r>
-      <w:hyperlink r:id="rId40">
-        <w:r>
-          <w:rPr>
-            <w:lang w:val="zh_TW" w:bidi="zh_TW"/>
-          </w:rPr>
-          <w:rPr>
-            <w:color w:val="0000EE"/>
-            <w:u w:val="single"/>
-          </w:rPr>
-          <w:t>民5:12</w:t>
-        </w:r>
-      </w:hyperlink>
-      <w:r>
-        <w:rPr>
-          <w:lang w:val="zh_TW" w:bidi="zh_TW"/>
-        </w:rPr>
-        <w:t>；</w:t>
-      </w:r>
-      <w:hyperlink r:id="rId29">
-        <w:r>
-          <w:rPr>
-            <w:lang w:val="zh_TW" w:bidi="zh_TW"/>
-          </w:rPr>
-          <w:rPr>
-            <w:color w:val="0000EE"/>
-            <w:u w:val="single"/>
-          </w:rPr>
-          <w:t>申5:21）</w:t>
-        </w:r>
-      </w:hyperlink>
-      <w:r>
-        <w:rPr>
-          <w:lang w:val="zh_TW" w:bidi="zh_TW"/>
-        </w:rPr>
-        <w:t>。雖然到了君主制時期，這似乎已成為常態，但像所羅門這樣的王在這方面並未遵循希伯來傳統。在被擄歸回時期，儘管休妻的情況越來越多，婚姻主要仍然是一夫一妻制的。在新約時期，一夫一妻制似乎是常規，儘管像大希律這樣的人卻是多妻的。耶穌基督教導婚姻應該持續到配偶的生命終結，如果一個人在前配偶在世時休妻再娶，他就是犯了姦淫罪（</w:t>
-      </w:r>
-      <w:hyperlink r:id="rId41">
-        <w:r>
-          <w:rPr>
-            <w:lang w:val="zh_TW" w:bidi="zh_TW"/>
-          </w:rPr>
-          <w:rPr>
-            <w:color w:val="0000EE"/>
-            <w:u w:val="single"/>
-          </w:rPr>
-          <w:t>太5:31–32）</w:t>
-        </w:r>
-      </w:hyperlink>
-      <w:r>
-        <w:rPr>
-          <w:lang w:val="zh_TW" w:bidi="zh_TW"/>
-        </w:rPr>
-        <w:t>。</w:t>
-      </w:r>
-    </w:p>
-    <w:p>
-      <w:pPr/>
-      <w:r>
-        <w:rPr>
-          <w:lang w:val="zh_TW" w:bidi="zh_TW"/>
-        </w:rPr>
-      </w:r>
-      <w:r>
-        <w:rPr>
-          <w:lang w:val="zh_TW" w:bidi="zh_TW"/>
-        </w:rPr>
-        <w:t>古代婚姻通常發生在與直系家庭圈子接近的人之間，因此，舊約必須對可接受的血親關係設限。在族長時代，一個人可以娶同父異母的妹妹為妻（</w:t>
-      </w:r>
-      <w:hyperlink r:id="rId42">
-        <w:r>
-          <w:rPr>
-            <w:lang w:val="zh_TW" w:bidi="zh_TW"/>
-          </w:rPr>
-          <w:rPr>
-            <w:color w:val="0000EE"/>
-            <w:u w:val="single"/>
-          </w:rPr>
-          <w:t>創20:12</w:t>
-        </w:r>
-      </w:hyperlink>
-      <w:r>
-        <w:rPr>
-          <w:lang w:val="zh_TW" w:bidi="zh_TW"/>
-        </w:rPr>
-        <w:t>），即使在大衛時代，這種情況仍然存在（</w:t>
-      </w:r>
-      <w:hyperlink r:id="rId43">
-        <w:r>
-          <w:rPr>
-            <w:lang w:val="zh_TW" w:bidi="zh_TW"/>
-          </w:rPr>
-          <w:rPr>
-            <w:color w:val="0000EE"/>
-            <w:u w:val="single"/>
-          </w:rPr>
-          <w:t>撒下13:13</w:t>
-        </w:r>
-      </w:hyperlink>
-      <w:r>
-        <w:rPr>
-          <w:lang w:val="zh_TW" w:bidi="zh_TW"/>
-        </w:rPr>
-        <w:t>）。儘管在</w:t>
-      </w:r>
-      <w:hyperlink r:id="rId44">
-        <w:r>
-          <w:rPr>
-            <w:lang w:val="zh_TW" w:bidi="zh_TW"/>
-          </w:rPr>
-          <w:rPr>
-            <w:color w:val="0000EE"/>
-            <w:u w:val="single"/>
-          </w:rPr>
-          <w:t>利未記二十章17節</w:t>
-        </w:r>
-      </w:hyperlink>
-      <w:r>
-        <w:rPr>
-          <w:lang w:val="zh_TW" w:bidi="zh_TW"/>
-        </w:rPr>
-        <w:t>中明確禁止娶同父異母的妹妹為妻，由於申命記的婚姻法與潔淨法中的法律間（</w:t>
-      </w:r>
-      <w:hyperlink r:id="rId45">
-        <w:r>
-          <w:rPr>
-            <w:lang w:val="zh_TW" w:bidi="zh_TW"/>
-          </w:rPr>
-          <w:rPr>
-            <w:color w:val="0000EE"/>
-            <w:u w:val="single"/>
-          </w:rPr>
-          <w:t>申25:5</w:t>
-        </w:r>
-      </w:hyperlink>
-      <w:r>
-        <w:rPr>
-          <w:lang w:val="zh_TW" w:bidi="zh_TW"/>
-        </w:rPr>
-        <w:t>；</w:t>
-      </w:r>
-      <w:hyperlink r:id="rId46">
-        <w:r>
-          <w:rPr>
-            <w:lang w:val="zh_TW" w:bidi="zh_TW"/>
-          </w:rPr>
-          <w:rPr>
-            <w:color w:val="0000EE"/>
-            <w:u w:val="single"/>
-          </w:rPr>
-          <w:t>利18:16</w:t>
-        </w:r>
-      </w:hyperlink>
-      <w:r>
-        <w:rPr>
-          <w:lang w:val="zh_TW" w:bidi="zh_TW"/>
-        </w:rPr>
-        <w:t>）存在一些矛盾，因此可能對較嚴格的利未記規定進行了一些修改。表親之間的婚姻，如以撒與利百加，以及雅各與拉結和利亞之間的婚姻，是很常見的。當近親對婚姻感興趣時，幾乎不可能拒絕（</w:t>
-      </w:r>
-      <w:hyperlink r:id="rId47">
-        <w:r>
-          <w:rPr>
-            <w:lang w:val="zh_TW" w:bidi="zh_TW"/>
-          </w:rPr>
-          <w:rPr>
-            <w:color w:val="0000EE"/>
-            <w:u w:val="single"/>
-          </w:rPr>
-          <w:t>多比傳6:13</w:t>
-        </w:r>
-      </w:hyperlink>
-      <w:r>
-        <w:rPr>
-          <w:lang w:val="zh_TW" w:bidi="zh_TW"/>
-        </w:rPr>
-        <w:t>，</w:t>
-      </w:r>
-      <w:hyperlink r:id="rId48">
-        <w:r>
-          <w:rPr>
-            <w:lang w:val="zh_TW" w:bidi="zh_TW"/>
-          </w:rPr>
-          <w:rPr>
-            <w:color w:val="0000EE"/>
-            <w:u w:val="single"/>
-          </w:rPr>
-          <w:t>7:11–12</w:t>
-        </w:r>
-      </w:hyperlink>
-      <w:r>
-        <w:rPr>
-          <w:lang w:val="zh_TW" w:bidi="zh_TW"/>
-        </w:rPr>
-        <w:t>）。摩西是侄子與姑姑婚姻的後代（</w:t>
-      </w:r>
-      <w:hyperlink r:id="rId49">
-        <w:r>
-          <w:rPr>
-            <w:lang w:val="zh_TW" w:bidi="zh_TW"/>
-          </w:rPr>
-          <w:rPr>
-            <w:color w:val="0000EE"/>
-            <w:u w:val="single"/>
-          </w:rPr>
-          <w:t>出6:20</w:t>
-        </w:r>
-      </w:hyperlink>
-      <w:r>
-        <w:rPr>
-          <w:lang w:val="zh_TW" w:bidi="zh_TW"/>
-        </w:rPr>
-        <w:t>；</w:t>
-      </w:r>
-      <w:hyperlink r:id="rId50">
-        <w:r>
-          <w:rPr>
-            <w:lang w:val="zh_TW" w:bidi="zh_TW"/>
-          </w:rPr>
-          <w:rPr>
-            <w:color w:val="0000EE"/>
-            <w:u w:val="single"/>
-          </w:rPr>
-          <w:t>民26:59</w:t>
-        </w:r>
-      </w:hyperlink>
-      <w:r>
-        <w:rPr>
-          <w:lang w:val="zh_TW" w:bidi="zh_TW"/>
-        </w:rPr>
-        <w:t>），這在</w:t>
-      </w:r>
-      <w:hyperlink r:id="rId51">
-        <w:r>
-          <w:rPr>
-            <w:lang w:val="zh_TW" w:bidi="zh_TW"/>
-          </w:rPr>
-          <w:rPr>
-            <w:color w:val="0000EE"/>
-            <w:u w:val="single"/>
-          </w:rPr>
-          <w:t>利未記十八章12至13節</w:t>
-        </w:r>
-      </w:hyperlink>
-      <w:r>
-        <w:rPr>
-          <w:lang w:val="zh_TW" w:bidi="zh_TW"/>
-        </w:rPr>
-        <w:t>和</w:t>
-      </w:r>
-      <w:hyperlink r:id="rId52">
-        <w:r>
-          <w:rPr>
-            <w:lang w:val="zh_TW" w:bidi="zh_TW"/>
-          </w:rPr>
-          <w:rPr>
-            <w:color w:val="0000EE"/>
-            <w:u w:val="single"/>
-          </w:rPr>
-          <w:t>二十章19節</w:t>
-        </w:r>
-      </w:hyperlink>
-      <w:r>
-        <w:rPr>
-          <w:lang w:val="zh_TW" w:bidi="zh_TW"/>
-        </w:rPr>
-        <w:t>中會被禁止，正如雅各同時與兩姐妹的婚姻一樣（</w:t>
-      </w:r>
-      <w:hyperlink r:id="rId53">
-        <w:r>
-          <w:rPr>
-            <w:lang w:val="zh_TW" w:bidi="zh_TW"/>
-          </w:rPr>
-          <w:rPr>
-            <w:color w:val="0000EE"/>
-            <w:u w:val="single"/>
-          </w:rPr>
-          <w:t>創29:30</w:t>
-        </w:r>
-      </w:hyperlink>
-      <w:r>
-        <w:rPr>
-          <w:lang w:val="zh_TW" w:bidi="zh_TW"/>
-        </w:rPr>
-        <w:t>）。</w:t>
-      </w:r>
-    </w:p>
-    <w:p>
-      <w:pPr/>
-      <w:r>
-        <w:rPr>
-          <w:lang w:val="zh_TW" w:bidi="zh_TW"/>
-        </w:rPr>
-      </w:r>
-      <w:r>
-        <w:rPr>
-          <w:lang w:val="zh_TW" w:bidi="zh_TW"/>
-        </w:rPr>
-        <w:t>當以色列人定居在迦南時，他們中有許多人與迦南婦女結婚，這讓那些希望保持希伯來宗教純潔性的人感到不安（</w:t>
-      </w:r>
-      <w:hyperlink r:id="rId54">
-        <w:r>
-          <w:rPr>
-            <w:lang w:val="zh_TW" w:bidi="zh_TW"/>
-          </w:rPr>
-          <w:rPr>
-            <w:color w:val="0000EE"/>
-            <w:u w:val="single"/>
-          </w:rPr>
-          <w:t>王上11:4</w:t>
-        </w:r>
-      </w:hyperlink>
-      <w:r>
-        <w:rPr>
-          <w:lang w:val="zh_TW" w:bidi="zh_TW"/>
-        </w:rPr>
-        <w:t>）。這種通婚在摩西律法下是被禁止的（</w:t>
-      </w:r>
-      <w:hyperlink r:id="rId55">
-        <w:r>
-          <w:rPr>
-            <w:lang w:val="zh_TW" w:bidi="zh_TW"/>
-          </w:rPr>
-          <w:rPr>
-            <w:color w:val="0000EE"/>
-            <w:u w:val="single"/>
-          </w:rPr>
-          <w:t>出34:15–16</w:t>
-        </w:r>
-      </w:hyperlink>
-      <w:r>
-        <w:rPr>
-          <w:lang w:val="zh_TW" w:bidi="zh_TW"/>
-        </w:rPr>
-        <w:t>；</w:t>
-      </w:r>
-      <w:hyperlink r:id="rId56">
-        <w:r>
-          <w:rPr>
-            <w:lang w:val="zh_TW" w:bidi="zh_TW"/>
-          </w:rPr>
-          <w:rPr>
-            <w:color w:val="0000EE"/>
-            <w:u w:val="single"/>
-          </w:rPr>
-          <w:t>申7:3–4</w:t>
-        </w:r>
-      </w:hyperlink>
-      <w:r>
-        <w:rPr>
-          <w:lang w:val="zh_TW" w:bidi="zh_TW"/>
-        </w:rPr>
-        <w:t>），儘管許多以色列人無視這些規定，繼續沉迷於混合婚姻。如果婦女在戰爭中被俘虜，就屬於例外的情況（</w:t>
-      </w:r>
-      <w:hyperlink r:id="rId57">
-        <w:r>
-          <w:rPr>
-            <w:lang w:val="zh_TW" w:bidi="zh_TW"/>
-          </w:rPr>
-          <w:rPr>
-            <w:color w:val="0000EE"/>
-            <w:u w:val="single"/>
-          </w:rPr>
-          <w:t>申21:10–14</w:t>
-        </w:r>
-      </w:hyperlink>
-      <w:r>
-        <w:rPr>
-          <w:lang w:val="zh_TW" w:bidi="zh_TW"/>
-        </w:rPr>
-        <w:t>）。相比之下，參孫娶了一位非利士婦女，她仍然與她的族人在一起，但參孫會定期探望她（</w:t>
-      </w:r>
-      <w:hyperlink r:id="rId58">
-        <w:r>
-          <w:rPr>
-            <w:lang w:val="zh_TW" w:bidi="zh_TW"/>
-          </w:rPr>
-          <w:rPr>
-            <w:color w:val="0000EE"/>
-            <w:u w:val="single"/>
-          </w:rPr>
-          <w:t>士14:8–15:2</w:t>
-        </w:r>
-      </w:hyperlink>
-      <w:r>
-        <w:rPr>
-          <w:lang w:val="zh_TW" w:bidi="zh_TW"/>
-        </w:rPr>
-        <w:t>）。</w:t>
-      </w:r>
-    </w:p>
-    <w:p>
-      <w:pPr/>
-      <w:r>
-        <w:rPr>
-          <w:lang w:val="zh_TW" w:bidi="zh_TW"/>
-        </w:rPr>
-      </w:r>
-      <w:r>
-        <w:rPr>
-          <w:lang w:val="zh_TW" w:bidi="zh_TW"/>
-        </w:rPr>
-        <w:t>通婚對希伯來宗教純潔性的影響是如此之大，以至於在被擄歸回時期，猶太人與外邦妻子結婚的情況下，即使家庭和家園會因此遭摧毀，當時領袖仍命令他們須全面休妻（</w:t>
-      </w:r>
-      <w:hyperlink r:id="rId59">
-        <w:r>
-          <w:rPr>
-            <w:lang w:val="zh_TW" w:bidi="zh_TW"/>
-          </w:rPr>
-          <w:rPr>
-            <w:color w:val="0000EE"/>
-            <w:u w:val="single"/>
-          </w:rPr>
-          <w:t>拉9:2</w:t>
-        </w:r>
-      </w:hyperlink>
-      <w:r>
-        <w:rPr>
-          <w:lang w:val="zh_TW" w:bidi="zh_TW"/>
-        </w:rPr>
-        <w:t>，</w:t>
-      </w:r>
-      <w:hyperlink r:id="rId60">
-        <w:r>
-          <w:rPr>
-            <w:lang w:val="zh_TW" w:bidi="zh_TW"/>
-          </w:rPr>
-          <w:rPr>
-            <w:color w:val="0000EE"/>
-            <w:u w:val="single"/>
-          </w:rPr>
-          <w:t>10:3、16–17</w:t>
-        </w:r>
-      </w:hyperlink>
-      <w:r>
-        <w:rPr>
-          <w:lang w:val="zh_TW" w:bidi="zh_TW"/>
-        </w:rPr>
-        <w:t>），其目的是保持猶太教的純潔。即使在新約時代，保羅也譴責與非基督徒的通婚（</w:t>
-      </w:r>
-      <w:hyperlink r:id="rId61">
-        <w:r>
-          <w:rPr>
-            <w:lang w:val="zh_TW" w:bidi="zh_TW"/>
-          </w:rPr>
-          <w:rPr>
-            <w:color w:val="0000EE"/>
-            <w:u w:val="single"/>
-          </w:rPr>
-          <w:t>林後6:14–15</w:t>
-        </w:r>
-      </w:hyperlink>
-      <w:r>
-        <w:rPr>
-          <w:lang w:val="zh_TW" w:bidi="zh_TW"/>
-        </w:rPr>
-        <w:t>）。</w:t>
-      </w:r>
-    </w:p>
-    <w:p>
-      <w:pPr/>
-      <w:r>
-        <w:rPr>
-          <w:lang w:val="zh_TW" w:bidi="zh_TW"/>
-        </w:rPr>
-      </w:r>
-      <w:r>
-        <w:rPr>
-          <w:lang w:val="zh_TW" w:bidi="zh_TW"/>
-        </w:rPr>
-        <w:t>此外，我們很難估計年輕人結婚的年齡。一個男孩在十幾歲初期就被認為是成年人，而在猶太傳統後期則以成人禮來慶祝這一轉變，成人禮通常在男孩13歲時舉行。</w:t>
-      </w:r>
-    </w:p>
-    <w:p>
-      <w:pPr/>
-      <w:r>
-        <w:rPr>
-          <w:lang w:val="zh_TW" w:bidi="zh_TW"/>
-        </w:rPr>
-      </w:r>
-      <w:r>
-        <w:rPr>
-          <w:lang w:val="zh_TW" w:bidi="zh_TW"/>
-        </w:rPr>
-        <w:t>通常是年輕男子的父母選擇新娘。關於婚姻的討論是在新郎的父母和新娘的父母之間進行的，通常不會徵詢年輕人的意見。家中最年長的必須先結婚（</w:t>
-      </w:r>
-      <w:hyperlink r:id="rId62">
-        <w:r>
-          <w:rPr>
-            <w:lang w:val="zh_TW" w:bidi="zh_TW"/>
-          </w:rPr>
-          <w:rPr>
-            <w:color w:val="0000EE"/>
-            <w:u w:val="single"/>
-          </w:rPr>
-          <w:t>創29:26</w:t>
-        </w:r>
-      </w:hyperlink>
-      <w:r>
-        <w:rPr>
-          <w:lang w:val="zh_TW" w:bidi="zh_TW"/>
-        </w:rPr>
-        <w:t>）。當亞伯拉罕決定以撒是時候該結婚時，他派了一位僕人到他在美索不達米亞的親戚那裡選新娘。僕人聯繫了新娘的兄弟和母親（</w:t>
-      </w:r>
-      <w:hyperlink r:id="rId63">
-        <w:r>
-          <w:rPr>
-            <w:lang w:val="zh_TW" w:bidi="zh_TW"/>
-          </w:rPr>
-          <w:rPr>
-            <w:color w:val="0000EE"/>
-            <w:u w:val="single"/>
-          </w:rPr>
-          <w:t>24:33–53</w:t>
-        </w:r>
-      </w:hyperlink>
-      <w:r>
-        <w:rPr>
-          <w:lang w:val="zh_TW" w:bidi="zh_TW"/>
-        </w:rPr>
-        <w:t>），之後才詢問利百加是否同意（</w:t>
-      </w:r>
-      <w:hyperlink r:id="rId64">
-        <w:r>
-          <w:rPr>
-            <w:lang w:val="zh_TW" w:bidi="zh_TW"/>
-          </w:rPr>
-          <w:rPr>
-            <w:color w:val="0000EE"/>
-            <w:u w:val="single"/>
-          </w:rPr>
-          <w:t>57–58</w:t>
-        </w:r>
-      </w:hyperlink>
-      <w:r>
-        <w:rPr>
-          <w:lang w:val="zh_TW" w:bidi="zh_TW"/>
-        </w:rPr>
-        <w:t>）。她的父親可能無行為能力，否則根本不可能會征詢她的意見。</w:t>
-      </w:r>
-    </w:p>
-    <w:p>
-      <w:pPr/>
-      <w:r>
-        <w:rPr>
-          <w:lang w:val="zh_TW" w:bidi="zh_TW"/>
-        </w:rPr>
-      </w:r>
-      <w:r>
-        <w:rPr>
-          <w:lang w:val="zh_TW" w:bidi="zh_TW"/>
-        </w:rPr>
-        <w:t>年輕人通常娶不起超過一位以上的妻子，因為他們必須付聘金給新娘的父親。 在某些情況下，男人可以用勞動年資來代替聘金（</w:t>
-      </w:r>
-      <w:hyperlink r:id="rId65">
-        <w:r>
-          <w:rPr>
-            <w:lang w:val="zh_TW" w:bidi="zh_TW"/>
-          </w:rPr>
-          <w:rPr>
-            <w:color w:val="0000EE"/>
-            <w:u w:val="single"/>
-          </w:rPr>
-          <w:t>創29:15–30</w:t>
-        </w:r>
-      </w:hyperlink>
-      <w:r>
-        <w:rPr>
-          <w:lang w:val="zh_TW" w:bidi="zh_TW"/>
-        </w:rPr>
-        <w:t>）。 又或者他們可以完成新娘父親所要求的指定任務（</w:t>
-      </w:r>
-      <w:hyperlink r:id="rId66">
-        <w:r>
-          <w:rPr>
-            <w:lang w:val="zh_TW" w:bidi="zh_TW"/>
-          </w:rPr>
-          <w:rPr>
-            <w:color w:val="0000EE"/>
-            <w:u w:val="single"/>
-          </w:rPr>
-          <w:t>撒上18:25–27</w:t>
-        </w:r>
-      </w:hyperlink>
-      <w:r>
-        <w:rPr>
-          <w:lang w:val="zh_TW" w:bidi="zh_TW"/>
-        </w:rPr>
-        <w:t>）。 如果一個男人強姦了一位處女，但後來她父親允許他迎娶他女兒的話，他必須付給她的父親50舍客勒銀幣，然後娶她為妻（</w:t>
-      </w:r>
-      <w:hyperlink r:id="rId67">
-        <w:r>
-          <w:rPr>
-            <w:lang w:val="zh_TW" w:bidi="zh_TW"/>
-          </w:rPr>
-          <w:rPr>
-            <w:color w:val="0000EE"/>
-            <w:u w:val="single"/>
-          </w:rPr>
-          <w:t>申22:28–29</w:t>
-        </w:r>
-      </w:hyperlink>
-      <w:r>
-        <w:rPr>
-          <w:lang w:val="zh_TW" w:bidi="zh_TW"/>
-        </w:rPr>
-        <w:t>）。 這筆款項被視為是一種懲罰和賠償，而不是典型的聘金。</w:t>
-      </w:r>
-    </w:p>
-    <w:p>
-      <w:pPr/>
-      <w:r>
-        <w:rPr>
-          <w:lang w:val="zh_TW" w:bidi="zh_TW"/>
-        </w:rPr>
-      </w:r>
-      <w:r>
-        <w:rPr>
-          <w:lang w:val="zh_TW" w:bidi="zh_TW"/>
-        </w:rPr>
-        <w:t>在第二聖殿時期，處女新娘被認為價值50舍客勒，而寡婦或離婚婦女約值一半。在這段時期，處女新娘通常在周間結婚，以便如果她的丈夫發現她不是處女，他可以在第二天，就是安息日之前向法庭提供證據。寡婦或離婚婦女通常在相當於星期四的日子結婚，這樣她在安息日之前可以有整整一天與她的丈夫相處。</w:t>
-      </w:r>
-    </w:p>
-    <w:p>
-      <w:pPr/>
-      <w:r>
-        <w:rPr>
-          <w:lang w:val="zh_TW" w:bidi="zh_TW"/>
-        </w:rPr>
-      </w:r>
-      <w:r>
-        <w:rPr>
-          <w:lang w:val="zh_TW" w:bidi="zh_TW"/>
-        </w:rPr>
-        <w:t>婚姻是一種在兩個家庭之間的盟約或聯盟。因此，婚姻將他們聯合起來，通過擴展親緣關係來增加群體的規模。在這個社會中，無論親屬關係多麼疏離，人們都會毫不猶豫地承擔其親屬的責任，這一點非常重要。盟約的概念也可能具有政治色彩，例如所羅門與埃及公主的婚姻（</w:t>
-      </w:r>
-      <w:hyperlink r:id="rId68">
-        <w:r>
-          <w:rPr>
-            <w:lang w:val="zh_TW" w:bidi="zh_TW"/>
-          </w:rPr>
-          <w:rPr>
-            <w:color w:val="0000EE"/>
-            <w:u w:val="single"/>
-          </w:rPr>
-          <w:t>王上11:1</w:t>
-        </w:r>
-      </w:hyperlink>
-      <w:r>
-        <w:rPr>
-          <w:lang w:val="zh_TW" w:bidi="zh_TW"/>
-        </w:rPr>
-        <w:t>）或以色列的亞哈與泰爾的耶洗別的婚姻（</w:t>
-      </w:r>
-      <w:hyperlink r:id="rId69">
-        <w:r>
-          <w:rPr>
-            <w:lang w:val="zh_TW" w:bidi="zh_TW"/>
-          </w:rPr>
-          <w:rPr>
-            <w:color w:val="0000EE"/>
-            <w:u w:val="single"/>
-          </w:rPr>
-          <w:t>16:31</w:t>
-        </w:r>
-      </w:hyperlink>
-      <w:r>
-        <w:rPr>
-          <w:lang w:val="zh_TW" w:bidi="zh_TW"/>
-        </w:rPr>
-        <w:t>）。</w:t>
-      </w:r>
-    </w:p>
-    <w:p>
-      <w:pPr/>
-      <w:r>
-        <w:rPr>
-          <w:lang w:val="zh_TW" w:bidi="zh_TW"/>
-        </w:rPr>
-      </w:r>
-      <w:r>
-        <w:rPr>
-          <w:lang w:val="zh_TW" w:bidi="zh_TW"/>
-        </w:rPr>
-        <w:t>盟約的簽訂包括禮物的餽贈，這確立了贈與者和新娘的財富和地位（</w:t>
-      </w:r>
-      <w:hyperlink r:id="rId70">
-        <w:r>
-          <w:rPr>
-            <w:lang w:val="zh_TW" w:bidi="zh_TW"/>
-          </w:rPr>
-          <w:rPr>
-            <w:color w:val="0000EE"/>
-            <w:u w:val="single"/>
-          </w:rPr>
-          <w:t>創34:12</w:t>
-        </w:r>
-      </w:hyperlink>
-      <w:r>
-        <w:rPr>
-          <w:lang w:val="zh_TW" w:bidi="zh_TW"/>
-        </w:rPr>
-        <w:t>）。在古代的近東，人們認為禮物的餽贈也包含了贈與者的一部分，因此贈與者實際上是在獻上部分的自己。這份為盟約蓋上印記的禮物也確立了贈與者對新娘的權柄。</w:t>
-      </w:r>
-    </w:p>
-    <w:p>
-      <w:pPr/>
-      <w:r>
-        <w:rPr>
-          <w:lang w:val="zh_TW" w:bidi="zh_TW"/>
-        </w:rPr>
-      </w:r>
-      <w:r>
-        <w:rPr>
-          <w:lang w:val="zh_TW" w:bidi="zh_TW"/>
-        </w:rPr>
-        <w:t>婚姻程序的下一個階段則是訂婚。訂婚這個詞首先在</w:t>
-      </w:r>
-      <w:hyperlink r:id="rId71">
-        <w:r>
-          <w:rPr>
-            <w:lang w:val="zh_TW" w:bidi="zh_TW"/>
-          </w:rPr>
-          <w:rPr>
-            <w:color w:val="0000EE"/>
-            <w:u w:val="single"/>
-          </w:rPr>
-          <w:t>出埃及記二十二章16節</w:t>
-        </w:r>
-      </w:hyperlink>
-      <w:r>
-        <w:rPr>
-          <w:lang w:val="zh_TW" w:bidi="zh_TW"/>
-        </w:rPr>
-        <w:t>中出現，這個術語在申命記中多次使用（</w:t>
-      </w:r>
-      <w:hyperlink r:id="rId72">
-        <w:r>
-          <w:rPr>
-            <w:lang w:val="zh_TW" w:bidi="zh_TW"/>
-          </w:rPr>
-          <w:rPr>
-            <w:color w:val="0000EE"/>
-            <w:u w:val="single"/>
-          </w:rPr>
-          <w:t>申20:7</w:t>
-        </w:r>
-      </w:hyperlink>
-      <w:r>
-        <w:rPr>
-          <w:lang w:val="zh_TW" w:bidi="zh_TW"/>
-        </w:rPr>
-        <w:t>，</w:t>
-      </w:r>
-      <w:hyperlink r:id="rId73">
-        <w:r>
-          <w:rPr>
-            <w:lang w:val="zh_TW" w:bidi="zh_TW"/>
-          </w:rPr>
-          <w:rPr>
-            <w:color w:val="0000EE"/>
-            <w:u w:val="single"/>
-          </w:rPr>
-          <w:t>22:23–24</w:t>
-        </w:r>
-      </w:hyperlink>
-      <w:r>
-        <w:rPr>
-          <w:lang w:val="zh_TW" w:bidi="zh_TW"/>
-        </w:rPr>
-        <w:t>）。訂婚具有婚姻的法律地位（</w:t>
-      </w:r>
-      <w:hyperlink r:id="rId74">
-        <w:r>
-          <w:rPr>
-            <w:lang w:val="zh_TW" w:bidi="zh_TW"/>
-          </w:rPr>
-          <w:rPr>
-            <w:color w:val="0000EE"/>
-            <w:u w:val="single"/>
-          </w:rPr>
-          <w:t>申28:30</w:t>
-        </w:r>
-      </w:hyperlink>
-      <w:r>
-        <w:rPr>
-          <w:lang w:val="zh_TW" w:bidi="zh_TW"/>
-        </w:rPr>
-        <w:t>；</w:t>
-      </w:r>
-      <w:hyperlink r:id="rId75">
-        <w:r>
-          <w:rPr>
-            <w:lang w:val="zh_TW" w:bidi="zh_TW"/>
-          </w:rPr>
-          <w:rPr>
-            <w:color w:val="0000EE"/>
-            <w:u w:val="single"/>
-          </w:rPr>
-          <w:t>撒下3:14</w:t>
-        </w:r>
-      </w:hyperlink>
-      <w:r>
-        <w:rPr>
-          <w:lang w:val="zh_TW" w:bidi="zh_TW"/>
-        </w:rPr>
-        <w:t>），根據申命記的法律，任何侵犯已訂婚處女的人將被石頭砸死，因為侵犯了鄰居的「妻子」（</w:t>
-      </w:r>
-      <w:hyperlink r:id="rId73">
-        <w:r>
-          <w:rPr>
-            <w:lang w:val="zh_TW" w:bidi="zh_TW"/>
-          </w:rPr>
-          <w:rPr>
-            <w:color w:val="0000EE"/>
-            <w:u w:val="single"/>
-          </w:rPr>
-          <w:t>申22:23–24</w:t>
-        </w:r>
-      </w:hyperlink>
-      <w:r>
-        <w:rPr>
-          <w:lang w:val="zh_TW" w:bidi="zh_TW"/>
-        </w:rPr>
-        <w:t>）。訂婚的意義涉及取得所有資產，其方式類似於接受貢品。然而，訂婚婦女和嫁人為妻之間仍有區別（</w:t>
-      </w:r>
-      <w:hyperlink r:id="rId72">
-        <w:r>
-          <w:rPr>
-            <w:lang w:val="zh_TW" w:bidi="zh_TW"/>
-          </w:rPr>
-          <w:rPr>
-            <w:color w:val="0000EE"/>
-            <w:u w:val="single"/>
-          </w:rPr>
-          <w:t>20:7</w:t>
-        </w:r>
-      </w:hyperlink>
-      <w:r>
-        <w:rPr>
-          <w:lang w:val="zh_TW" w:bidi="zh_TW"/>
-        </w:rPr>
-        <w:t>）。在訂婚期間，準新郎免於服兵役。訂婚被認為是永久正式關係的一部份（</w:t>
-      </w:r>
-      <w:hyperlink r:id="rId76">
-        <w:r>
-          <w:rPr>
-            <w:lang w:val="zh_TW" w:bidi="zh_TW"/>
-          </w:rPr>
-          <w:rPr>
-            <w:color w:val="0000EE"/>
-            <w:u w:val="single"/>
-          </w:rPr>
-          <w:t>太1:18</w:t>
-        </w:r>
-      </w:hyperlink>
-      <w:r>
-        <w:rPr>
-          <w:lang w:val="zh_TW" w:bidi="zh_TW"/>
-        </w:rPr>
-        <w:t>；</w:t>
-      </w:r>
-      <w:hyperlink r:id="rId77">
-        <w:r>
-          <w:rPr>
-            <w:lang w:val="zh_TW" w:bidi="zh_TW"/>
-          </w:rPr>
-          <w:rPr>
-            <w:color w:val="0000EE"/>
-            <w:u w:val="single"/>
-          </w:rPr>
-          <w:t>路1:27</w:t>
-        </w:r>
-      </w:hyperlink>
-      <w:r>
-        <w:rPr>
-          <w:lang w:val="zh_TW" w:bidi="zh_TW"/>
-        </w:rPr>
-        <w:t>，</w:t>
-      </w:r>
-      <w:hyperlink r:id="rId78">
-        <w:r>
-          <w:rPr>
-            <w:lang w:val="zh_TW" w:bidi="zh_TW"/>
-          </w:rPr>
-          <w:rPr>
-            <w:color w:val="0000EE"/>
-            <w:u w:val="single"/>
-          </w:rPr>
-          <w:t>2:5</w:t>
-        </w:r>
-      </w:hyperlink>
-      <w:r>
-        <w:rPr>
-          <w:lang w:val="zh_TW" w:bidi="zh_TW"/>
-        </w:rPr>
-        <w:t>）。</w:t>
-      </w:r>
-    </w:p>
-    <w:p>
-      <w:pPr/>
-      <w:r>
-        <w:rPr>
-          <w:lang w:val="zh_TW" w:bidi="zh_TW"/>
-        </w:rPr>
-      </w:r>
-      <w:r>
-        <w:rPr>
-          <w:lang w:val="zh_TW" w:bidi="zh_TW"/>
-        </w:rPr>
-        <w:t>一個即將娶他人女兒的男子在訂婚時已被視為是女婿（</w:t>
-      </w:r>
-      <w:hyperlink r:id="rId79">
-        <w:r>
-          <w:rPr>
-            <w:lang w:val="zh_TW" w:bidi="zh_TW"/>
-          </w:rPr>
-          <w:rPr>
-            <w:color w:val="0000EE"/>
-            <w:u w:val="single"/>
-          </w:rPr>
-          <w:t>創19:14</w:t>
-        </w:r>
-      </w:hyperlink>
-      <w:r>
-        <w:rPr>
-          <w:lang w:val="zh_TW" w:bidi="zh_TW"/>
-        </w:rPr>
-        <w:t>）。馬利亞作為約瑟的未婚妻，儘管他直到耶穌出生後才與她同房，實際上馬利亞已在訂婚之際就被視為是他的妻子。</w:t>
-      </w:r>
-    </w:p>
-    <w:p>
-      <w:pPr/>
-      <w:r>
-        <w:rPr>
-          <w:lang w:val="zh_TW" w:bidi="zh_TW"/>
-        </w:rPr>
-      </w:r>
-      <w:r>
-        <w:rPr>
-          <w:lang w:val="zh_TW" w:bidi="zh_TW"/>
-        </w:rPr>
-        <w:t>聖經中第一次以筵席慶祝婚禮的記錄是在雅各的故事中（</w:t>
-      </w:r>
-      <w:hyperlink r:id="rId80">
-        <w:r>
-          <w:rPr>
-            <w:lang w:val="zh_TW" w:bidi="zh_TW"/>
-          </w:rPr>
-          <w:rPr>
-            <w:color w:val="0000EE"/>
-            <w:u w:val="single"/>
-          </w:rPr>
-          <w:t>創29:22</w:t>
-        </w:r>
-      </w:hyperlink>
-      <w:r>
-        <w:rPr>
-          <w:lang w:val="zh_TW" w:bidi="zh_TW"/>
-        </w:rPr>
-        <w:t>）。在多比傳（the book of Tobit）一書提及之前，並沒有實際的婚姻契約記錄（</w:t>
-      </w:r>
-      <w:hyperlink r:id="rId81">
-        <w:r>
-          <w:rPr>
-            <w:lang w:val="zh_TW" w:bidi="zh_TW"/>
-          </w:rPr>
-          <w:rPr>
-            <w:color w:val="0000EE"/>
-            <w:u w:val="single"/>
-          </w:rPr>
-          <w:t>多比傳7:12</w:t>
-        </w:r>
-      </w:hyperlink>
-      <w:r>
-        <w:rPr>
-          <w:lang w:val="zh_TW" w:bidi="zh_TW"/>
-        </w:rPr>
-        <w:t>）。這份契約在夫妻同居一週之前不視為有效（</w:t>
-      </w:r>
-      <w:hyperlink r:id="rId82">
-        <w:r>
-          <w:rPr>
-            <w:lang w:val="zh_TW" w:bidi="zh_TW"/>
-          </w:rPr>
-          <w:rPr>
-            <w:color w:val="0000EE"/>
-            <w:u w:val="single"/>
-          </w:rPr>
-          <w:t>創29:27</w:t>
-        </w:r>
-      </w:hyperlink>
-      <w:r>
-        <w:rPr>
-          <w:lang w:val="zh_TW" w:bidi="zh_TW"/>
-        </w:rPr>
-        <w:t>；</w:t>
-      </w:r>
-      <w:hyperlink r:id="rId83">
-        <w:r>
-          <w:rPr>
-            <w:lang w:val="zh_TW" w:bidi="zh_TW"/>
-          </w:rPr>
-          <w:rPr>
-            <w:color w:val="0000EE"/>
-            <w:u w:val="single"/>
-          </w:rPr>
-          <w:t>士14:12、18</w:t>
-        </w:r>
-      </w:hyperlink>
-      <w:r>
-        <w:rPr>
-          <w:lang w:val="zh_TW" w:bidi="zh_TW"/>
-        </w:rPr>
-        <w:t>）。當參孫在七天期限結束前離開新娘時，新娘的父母認為婚姻無效，並將她嫁給另一位男人（</w:t>
-      </w:r>
-      <w:hyperlink r:id="rId84">
-        <w:r>
-          <w:rPr>
-            <w:lang w:val="zh_TW" w:bidi="zh_TW"/>
-          </w:rPr>
-          <w:rPr>
-            <w:color w:val="0000EE"/>
-            <w:u w:val="single"/>
-          </w:rPr>
-          <w:t>士14:20</w:t>
-        </w:r>
-      </w:hyperlink>
-      <w:r>
-        <w:rPr>
-          <w:lang w:val="zh_TW" w:bidi="zh_TW"/>
-        </w:rPr>
-        <w:t>）。</w:t>
-      </w:r>
-    </w:p>
-    <w:p>
-      <w:pPr/>
-      <w:r>
-        <w:rPr>
-          <w:lang w:val="zh_TW" w:bidi="zh_TW"/>
-        </w:rPr>
-      </w:r>
-      <w:r>
-        <w:rPr>
-          <w:lang w:val="zh_TW" w:bidi="zh_TW"/>
-        </w:rPr>
-        <w:t>婚禮是一個家庭極大歡慶的場合。新郎和新娘的特殊服飾（</w:t>
-      </w:r>
-      <w:hyperlink r:id="rId85">
-        <w:r>
-          <w:rPr>
-            <w:lang w:val="zh_TW" w:bidi="zh_TW"/>
-          </w:rPr>
-          <w:rPr>
-            <w:color w:val="0000EE"/>
-            <w:u w:val="single"/>
-          </w:rPr>
-          <w:t>賽61:10</w:t>
-        </w:r>
-      </w:hyperlink>
-      <w:r>
-        <w:rPr>
-          <w:lang w:val="zh_TW" w:bidi="zh_TW"/>
-        </w:rPr>
-        <w:t>；</w:t>
-      </w:r>
-      <w:hyperlink r:id="rId86">
-        <w:r>
-          <w:rPr>
-            <w:lang w:val="zh_TW" w:bidi="zh_TW"/>
-          </w:rPr>
-          <w:rPr>
-            <w:color w:val="0000EE"/>
-            <w:u w:val="single"/>
-          </w:rPr>
-          <w:t>結16:9–13</w:t>
-        </w:r>
-      </w:hyperlink>
-      <w:r>
-        <w:rPr>
-          <w:lang w:val="zh_TW" w:bidi="zh_TW"/>
-        </w:rPr>
-        <w:t>）包括新娘的精美禮服，通常鑲有珠寶（</w:t>
-      </w:r>
-      <w:hyperlink r:id="rId87">
-        <w:r>
-          <w:rPr>
-            <w:lang w:val="zh_TW" w:bidi="zh_TW"/>
-          </w:rPr>
-          <w:rPr>
-            <w:color w:val="0000EE"/>
-            <w:u w:val="single"/>
-          </w:rPr>
-          <w:t>詩45:14–15</w:t>
-        </w:r>
-      </w:hyperlink>
-      <w:r>
-        <w:rPr>
-          <w:lang w:val="zh_TW" w:bidi="zh_TW"/>
-        </w:rPr>
-        <w:t>；</w:t>
-      </w:r>
-      <w:hyperlink r:id="rId85">
-        <w:r>
-          <w:rPr>
-            <w:lang w:val="zh_TW" w:bidi="zh_TW"/>
-          </w:rPr>
-          <w:rPr>
-            <w:color w:val="0000EE"/>
-            <w:u w:val="single"/>
-          </w:rPr>
-          <w:t>賽61:10</w:t>
-        </w:r>
-      </w:hyperlink>
-      <w:r>
-        <w:rPr>
-          <w:lang w:val="zh_TW" w:bidi="zh_TW"/>
-        </w:rPr>
-        <w:t>）和其它的飾物，而新郎則穿著華麗的衣服並戴著冠冕（</w:t>
-      </w:r>
-      <w:hyperlink r:id="rId88">
-        <w:r>
-          <w:rPr>
-            <w:lang w:val="zh_TW" w:bidi="zh_TW"/>
-          </w:rPr>
-          <w:rPr>
-            <w:color w:val="0000EE"/>
-            <w:u w:val="single"/>
-          </w:rPr>
-          <w:t>歌3:11</w:t>
-        </w:r>
-      </w:hyperlink>
-      <w:r>
-        <w:rPr>
-          <w:lang w:val="zh_TW" w:bidi="zh_TW"/>
-        </w:rPr>
-        <w:t>；</w:t>
-      </w:r>
-      <w:hyperlink r:id="rId85">
-        <w:r>
-          <w:rPr>
-            <w:lang w:val="zh_TW" w:bidi="zh_TW"/>
-          </w:rPr>
-          <w:rPr>
-            <w:color w:val="0000EE"/>
-            <w:u w:val="single"/>
-          </w:rPr>
-          <w:t>賽61:10</w:t>
-        </w:r>
-      </w:hyperlink>
-      <w:r>
-        <w:rPr>
-          <w:lang w:val="zh_TW" w:bidi="zh_TW"/>
-        </w:rPr>
-        <w:t>）。新娘戴著面紗（</w:t>
-      </w:r>
-      <w:hyperlink r:id="rId89">
-        <w:r>
-          <w:rPr>
-            <w:lang w:val="zh_TW" w:bidi="zh_TW"/>
-          </w:rPr>
-          <w:rPr>
-            <w:color w:val="0000EE"/>
-            <w:u w:val="single"/>
-          </w:rPr>
-          <w:t>創24:65</w:t>
-        </w:r>
-      </w:hyperlink>
-      <w:r>
-        <w:rPr>
-          <w:lang w:val="zh_TW" w:bidi="zh_TW"/>
-        </w:rPr>
-        <w:t>；</w:t>
-      </w:r>
-      <w:hyperlink r:id="rId90">
-        <w:r>
-          <w:rPr>
-            <w:lang w:val="zh_TW" w:bidi="zh_TW"/>
-          </w:rPr>
-          <w:rPr>
-            <w:color w:val="0000EE"/>
-            <w:u w:val="single"/>
-          </w:rPr>
-          <w:t>歌4:3</w:t>
-        </w:r>
-      </w:hyperlink>
-      <w:r>
-        <w:rPr>
-          <w:lang w:val="zh_TW" w:bidi="zh_TW"/>
-        </w:rPr>
-        <w:t>），這面紗在新房中被取下。這解釋了利百加在她的未婚夫以撒面前需要蒙上面紗的原因（</w:t>
-      </w:r>
-      <w:hyperlink r:id="rId89">
-        <w:r>
-          <w:rPr>
-            <w:lang w:val="zh_TW" w:bidi="zh_TW"/>
-          </w:rPr>
-          <w:rPr>
-            <w:color w:val="0000EE"/>
-            <w:u w:val="single"/>
-          </w:rPr>
-          <w:t>創24:65</w:t>
-        </w:r>
-      </w:hyperlink>
-      <w:r>
-        <w:rPr>
-          <w:lang w:val="zh_TW" w:bidi="zh_TW"/>
-        </w:rPr>
-        <w:t>），也解釋了拉班為何能夠在雅各的婚禮之夜，輕易地用利亞替換拉結的原因（</w:t>
-      </w:r>
-      <w:hyperlink r:id="rId91">
-        <w:r>
-          <w:rPr>
-            <w:lang w:val="zh_TW" w:bidi="zh_TW"/>
-          </w:rPr>
-          <w:rPr>
-            <w:color w:val="0000EE"/>
-            <w:u w:val="single"/>
-          </w:rPr>
-          <w:t>29:23–25</w:t>
-        </w:r>
-      </w:hyperlink>
-      <w:r>
-        <w:rPr>
-          <w:lang w:val="zh_TW" w:bidi="zh_TW"/>
-        </w:rPr>
-        <w:t>）。</w:t>
-      </w:r>
-    </w:p>
-    <w:p>
-      <w:pPr/>
-      <w:r>
-        <w:rPr>
-          <w:lang w:val="zh_TW" w:bidi="zh_TW"/>
-        </w:rPr>
-      </w:r>
-      <w:r>
-        <w:rPr>
-          <w:lang w:val="zh_TW" w:bidi="zh_TW"/>
-        </w:rPr>
-        <w:t>象徵性的儀式有時可能被納入訂婚或婚禮儀式中，例如路得請求波阿斯打開他的衣襟遮蓋她，以表示他要娶她為妻（</w:t>
-      </w:r>
-      <w:hyperlink r:id="rId92">
-        <w:r>
-          <w:rPr>
-            <w:lang w:val="zh_TW" w:bidi="zh_TW"/>
-          </w:rPr>
-          <w:rPr>
-            <w:color w:val="0000EE"/>
-            <w:u w:val="single"/>
-          </w:rPr>
-          <w:t>得3:9</w:t>
-        </w:r>
-      </w:hyperlink>
-      <w:r>
-        <w:rPr>
-          <w:lang w:val="zh_TW" w:bidi="zh_TW"/>
-        </w:rPr>
-        <w:t>）。另一個儀式、禮儀可能是新郎在婚房中正式解下新娘的腰帶，這是一個為新婚夫婦特別準備的房間或帳篷。婚姻通常在第一晚圓房（</w:t>
-      </w:r>
-      <w:hyperlink r:id="rId93">
-        <w:r>
-          <w:rPr>
-            <w:lang w:val="zh_TW" w:bidi="zh_TW"/>
-          </w:rPr>
-          <w:rPr>
-            <w:color w:val="0000EE"/>
-            <w:u w:val="single"/>
-          </w:rPr>
-          <w:t>創29:23</w:t>
-        </w:r>
-      </w:hyperlink>
-      <w:r>
-        <w:rPr>
-          <w:lang w:val="zh_TW" w:bidi="zh_TW"/>
-        </w:rPr>
-        <w:t>；</w:t>
-      </w:r>
-      <w:hyperlink r:id="rId94">
-        <w:r>
-          <w:rPr>
-            <w:lang w:val="zh_TW" w:bidi="zh_TW"/>
-          </w:rPr>
-          <w:rPr>
-            <w:color w:val="0000EE"/>
-            <w:u w:val="single"/>
-          </w:rPr>
-          <w:t>多比傳8:1</w:t>
-        </w:r>
-      </w:hyperlink>
-      <w:r>
-        <w:rPr>
-          <w:lang w:val="zh_TW" w:bidi="zh_TW"/>
-        </w:rPr>
-        <w:t>），而染血的床單則保留作為新娘貞潔的證據。</w:t>
-      </w:r>
-    </w:p>
-    <w:p>
-      <w:pPr/>
-      <w:r>
-        <w:rPr>
-          <w:lang w:val="zh_TW" w:bidi="zh_TW"/>
-        </w:rPr>
-      </w:r>
-      <w:r>
-        <w:rPr>
-          <w:lang w:val="zh_TW" w:bidi="zh_TW"/>
-        </w:rPr>
-        <w:t>與婚姻的盛大遊行和宴會形成鮮明對比，休妻的過程則很簡單。如果一個男人在任何特定事情上發現妻子的過錯，他可以休妻，這項權利直到公元11世紀才遭廢除。然而，休妻是不受鼓勵的，並且隨著時間的推移，這個程序變得更加複雜，受到許多阻礙的限制。</w:t>
-      </w:r>
-    </w:p>
-    <w:p>
-      <w:pPr/>
-      <w:r>
-        <w:rPr>
-          <w:lang w:val="zh_TW" w:bidi="zh_TW"/>
-        </w:rPr>
-      </w:r>
-      <w:r>
-        <w:rPr>
-          <w:lang w:val="zh_TW" w:bidi="zh_TW"/>
-        </w:rPr>
-        <w:t>隨著關於休妻的法律變得更加複雜，程序也變得越來越昂貴。在後來的時期，有時候拉比會提供律師的建議，特別是在有關新娘或其家庭應得財產的歸還等問題上。</w:t>
-      </w:r>
-    </w:p>
-    <w:p>
-      <w:pPr/>
-      <w:r>
-        <w:rPr>
-          <w:lang w:val="zh_TW" w:bidi="zh_TW"/>
-        </w:rPr>
-      </w:r>
-      <w:r>
-        <w:rPr>
-          <w:lang w:val="zh_TW" w:bidi="zh_TW"/>
-        </w:rPr>
-        <w:t>如果發現新娘犯了通姦罪，丈夫便有權休妻。甚至如果丈夫懷疑她不忠，也同樣適用。如果他覺得她違反了正常道德、變節或在管理家庭方面效率不高，他也可以休妻。如果婦女拒絕與丈夫行房至少一年，丈夫便可休妻。其它休妻的理由包括對丈夫或其親屬的侮辱行為、染上不治之症，或拒絕與丈夫隨行搬遷到新的地方。</w:t>
-      </w:r>
-    </w:p>
-    <w:p>
-      <w:pPr/>
-      <w:r>
-        <w:rPr>
-          <w:lang w:val="zh_TW" w:bidi="zh_TW"/>
-        </w:rPr>
-      </w:r>
-      <w:r>
-        <w:rPr>
-          <w:lang w:val="zh_TW" w:bidi="zh_TW"/>
-        </w:rPr>
-        <w:t>總括，妻子的地位十分低微。儘管她提供建議、管理家庭、教育孩子，並在必要時與她的丈夫一起工作，丈夫仍然是她的主人，而她的角色是服從。她不過是個僕人，雖然比奴隸好，因為她不能被賣掉，即使她可以被休掉。</w:t>
-      </w:r>
-    </w:p>
-    <w:p>
-      <w:pPr/>
-      <w:r>
-        <w:rPr>
-          <w:lang w:val="zh_TW" w:bidi="zh_TW"/>
-        </w:rPr>
-      </w:r>
-      <w:r>
-        <w:rPr>
-          <w:lang w:val="zh_TW" w:bidi="zh_TW"/>
-        </w:rPr>
-        <w:t>在舊約中，常用婚姻作比喻，希伯來人和神被比作新娘和新郎（</w:t>
-      </w:r>
-      <w:hyperlink r:id="rId95">
-        <w:r>
-          <w:rPr>
-            <w:lang w:val="zh_TW" w:bidi="zh_TW"/>
-          </w:rPr>
-          <w:rPr>
-            <w:color w:val="0000EE"/>
-            <w:u w:val="single"/>
-          </w:rPr>
-          <w:t>賽62:4–5</w:t>
-        </w:r>
-      </w:hyperlink>
-      <w:r>
-        <w:rPr>
-          <w:lang w:val="zh_TW" w:bidi="zh_TW"/>
-        </w:rPr>
-        <w:t>；</w:t>
-      </w:r>
-      <w:hyperlink r:id="rId96">
-        <w:r>
-          <w:rPr>
-            <w:lang w:val="zh_TW" w:bidi="zh_TW"/>
-          </w:rPr>
-          <w:rPr>
-            <w:color w:val="0000EE"/>
-            <w:u w:val="single"/>
-          </w:rPr>
-          <w:t>耶2:2</w:t>
-        </w:r>
-      </w:hyperlink>
-      <w:r>
-        <w:rPr>
-          <w:lang w:val="zh_TW" w:bidi="zh_TW"/>
-        </w:rPr>
-        <w:t>）。耶利米書將即將降臨猶大的荒涼與婚宴的慶祝做對比（</w:t>
-      </w:r>
-      <w:hyperlink r:id="rId97">
-        <w:r>
-          <w:rPr>
-            <w:lang w:val="zh_TW" w:bidi="zh_TW"/>
-          </w:rPr>
-          <w:rPr>
-            <w:color w:val="0000EE"/>
-            <w:u w:val="single"/>
-          </w:rPr>
-          <w:t>耶7:34</w:t>
-        </w:r>
-      </w:hyperlink>
-      <w:r>
-        <w:rPr>
-          <w:lang w:val="zh_TW" w:bidi="zh_TW"/>
-        </w:rPr>
-        <w:t>，</w:t>
-      </w:r>
-      <w:hyperlink r:id="rId98">
-        <w:r>
-          <w:rPr>
-            <w:lang w:val="zh_TW" w:bidi="zh_TW"/>
-          </w:rPr>
-          <w:rPr>
-            <w:color w:val="0000EE"/>
-            <w:u w:val="single"/>
-          </w:rPr>
-          <w:t>16:9</w:t>
-        </w:r>
-      </w:hyperlink>
-      <w:r>
-        <w:rPr>
-          <w:lang w:val="zh_TW" w:bidi="zh_TW"/>
-        </w:rPr>
-        <w:t>，</w:t>
-      </w:r>
-      <w:hyperlink r:id="rId99">
-        <w:r>
-          <w:rPr>
-            <w:lang w:val="zh_TW" w:bidi="zh_TW"/>
-          </w:rPr>
-          <w:rPr>
-            <w:color w:val="0000EE"/>
-            <w:u w:val="single"/>
-          </w:rPr>
-          <w:t>25:10</w:t>
-        </w:r>
-      </w:hyperlink>
-      <w:r>
-        <w:rPr>
-          <w:lang w:val="zh_TW" w:bidi="zh_TW"/>
-        </w:rPr>
-        <w:t>）。在何西阿書中也用婚姻作比喻，神拒絕與祂妻子以色列的關係（</w:t>
-      </w:r>
-      <w:hyperlink r:id="rId100">
-        <w:r>
-          <w:rPr>
-            <w:lang w:val="zh_TW" w:bidi="zh_TW"/>
-          </w:rPr>
-          <w:rPr>
-            <w:color w:val="0000EE"/>
-            <w:u w:val="single"/>
-          </w:rPr>
-          <w:t>何2:2</w:t>
-        </w:r>
-      </w:hyperlink>
-      <w:r>
-        <w:rPr>
-          <w:lang w:val="zh_TW" w:bidi="zh_TW"/>
-        </w:rPr>
-        <w:t>），但如果她恢復忠心的行為，神願意再次接受她（</w:t>
-      </w:r>
-      <w:hyperlink r:id="rId101">
-        <w:r>
-          <w:rPr>
-            <w:lang w:val="zh_TW" w:bidi="zh_TW"/>
-          </w:rPr>
-          <w:rPr>
-            <w:color w:val="0000EE"/>
-            <w:u w:val="single"/>
-          </w:rPr>
-          <w:t>19–20</w:t>
-        </w:r>
-      </w:hyperlink>
-      <w:r>
-        <w:rPr>
-          <w:lang w:val="zh_TW" w:bidi="zh_TW"/>
-        </w:rPr>
-        <w:t>）。</w:t>
-      </w:r>
-    </w:p>
-    <w:p>
-      <w:pPr/>
-      <w:r>
-        <w:rPr>
-          <w:lang w:val="zh_TW" w:bidi="zh_TW"/>
-        </w:rPr>
-      </w:r>
-      <w:r>
-        <w:rPr>
-          <w:lang w:val="zh_TW" w:bidi="zh_TW"/>
-        </w:rPr>
-        <w:t>在新約中，施洗約翰將他的喜樂比作婚禮上新郎朋友的喜樂（</w:t>
-      </w:r>
-      <w:hyperlink r:id="rId102">
-        <w:r>
-          <w:rPr>
-            <w:lang w:val="zh_TW" w:bidi="zh_TW"/>
-          </w:rPr>
-          <w:rPr>
-            <w:color w:val="0000EE"/>
-            <w:u w:val="single"/>
-          </w:rPr>
-          <w:t>約3:29</w:t>
-        </w:r>
-      </w:hyperlink>
-      <w:r>
-        <w:rPr>
-          <w:lang w:val="zh_TW" w:bidi="zh_TW"/>
-        </w:rPr>
-        <w:t>），而耶穌自己在智慧和愚拙童女的比喻中，提到了婚禮的準備（</w:t>
-      </w:r>
-      <w:hyperlink r:id="rId103">
-        <w:r>
-          <w:rPr>
-            <w:lang w:val="zh_TW" w:bidi="zh_TW"/>
-          </w:rPr>
-          <w:rPr>
-            <w:color w:val="0000EE"/>
-            <w:u w:val="single"/>
-          </w:rPr>
-          <w:t>太25:1–12</w:t>
-        </w:r>
-      </w:hyperlink>
-      <w:r>
-        <w:rPr>
-          <w:lang w:val="zh_TW" w:bidi="zh_TW"/>
-        </w:rPr>
-        <w:t>）。在婚宴的故事中（</w:t>
-      </w:r>
-      <w:hyperlink r:id="rId104">
-        <w:r>
-          <w:rPr>
-            <w:lang w:val="zh_TW" w:bidi="zh_TW"/>
-          </w:rPr>
-          <w:rPr>
-            <w:color w:val="0000EE"/>
-            <w:u w:val="single"/>
-          </w:rPr>
-          <w:t>22:1–14</w:t>
-        </w:r>
-      </w:hyperlink>
-      <w:r>
-        <w:rPr>
-          <w:lang w:val="zh_TW" w:bidi="zh_TW"/>
-        </w:rPr>
-        <w:t>），基督提到在這樣的儀式中為賓客提供婚禮的禮服。基督的教會作為基督的新娘的主題出現在哥林多後書、以弗所書和啟示錄等書中。</w:t>
-      </w:r>
-    </w:p>
-    <w:p>
-      <w:pPr>
-        <w:pStyle w:val="Heading3"/>
-      </w:pPr>
-      <w:r>
-        <w:rPr>
-          <w:lang w:val="zh_TW" w:bidi="zh_TW"/>
-        </w:rPr>
-        <w:t>關於耶穌教導的婚姻和姦淫</w:t>
-      </w:r>
-    </w:p>
-    <w:p>
-      <w:pPr/>
-      <w:r>
-        <w:rPr>
-          <w:lang w:val="zh_TW" w:bidi="zh_TW"/>
-        </w:rPr>
-      </w:r>
-      <w:r>
-        <w:rPr>
-          <w:lang w:val="zh_TW" w:bidi="zh_TW"/>
-        </w:rPr>
-        <w:t>在民事法中，耶穌的教導常常重新調整或強化舊約中的重點。 例如，在舊約的律法中，姦淫似乎主要被理解為一個男人侵犯到另一個男人的婚姻，而不是違反彼此對婚姻的忠誠。 然而，當法利賽人質疑耶穌時，祂指出神創造的原意：一男一女永結一體（</w:t>
-      </w:r>
-      <w:hyperlink r:id="rId105">
-        <w:r>
-          <w:rPr>
-            <w:lang w:val="zh_TW" w:bidi="zh_TW"/>
-          </w:rPr>
-          <w:rPr>
-            <w:color w:val="0000EE"/>
-            <w:u w:val="single"/>
-          </w:rPr>
-          <w:t>可10:2–9</w:t>
-        </w:r>
-      </w:hyperlink>
-      <w:r>
-        <w:rPr>
-          <w:lang w:val="zh_TW" w:bidi="zh_TW"/>
-        </w:rPr>
-        <w:t>）。 祂更進一步宣稱，如果一個男人與妻子離婚並娶了另一位妻子，他就是「犯了姦淫」（</w:t>
-      </w:r>
-      <w:hyperlink r:id="rId106">
-        <w:r>
-          <w:rPr>
-            <w:lang w:val="zh_TW" w:bidi="zh_TW"/>
-          </w:rPr>
-          <w:rPr>
-            <w:color w:val="0000EE"/>
-            <w:u w:val="single"/>
-          </w:rPr>
-          <w:t>11</w:t>
-        </w:r>
-      </w:hyperlink>
-      <w:r>
-        <w:rPr>
-          <w:lang w:val="zh_TW" w:bidi="zh_TW"/>
-        </w:rPr>
-        <w:t>節）——這是對當時普遍接受假設的驚人顛覆。 耶穌藉此肯定了男女在婚姻忠誠方面的道德平等：不忠的丈夫與不忠的妻子同樣犯了通姦罪。 這個教導讓門徒感到驚訝（見</w:t>
-      </w:r>
-      <w:hyperlink r:id="rId107">
-        <w:r>
-          <w:rPr>
-            <w:lang w:val="zh_TW" w:bidi="zh_TW"/>
-          </w:rPr>
-          <w:rPr>
-            <w:color w:val="0000EE"/>
-            <w:u w:val="single"/>
-          </w:rPr>
-          <w:t>太19:10</w:t>
-        </w:r>
-      </w:hyperlink>
-      <w:r>
-        <w:rPr>
-          <w:lang w:val="zh_TW" w:bidi="zh_TW"/>
-        </w:rPr>
-        <w:t>），它展現了耶穌對比當時宗教領袖（</w:t>
-      </w:r>
-      <w:hyperlink r:id="rId108">
-        <w:r>
-          <w:rPr>
-            <w:lang w:val="zh_TW" w:bidi="zh_TW"/>
-          </w:rPr>
-          <w:rPr>
-            <w:color w:val="0000EE"/>
-            <w:u w:val="single"/>
-          </w:rPr>
-          <w:t>5:20</w:t>
-        </w:r>
-      </w:hyperlink>
-      <w:r>
-        <w:rPr>
-          <w:lang w:val="zh_TW" w:bidi="zh_TW"/>
-        </w:rPr>
-        <w:t>）更深的公義的呼籲。</w:t>
-      </w:r>
-    </w:p>
-    <w:p>
-      <w:pPr/>
-      <w:r>
-        <w:rPr>
-          <w:lang w:val="zh_TW" w:bidi="zh_TW"/>
-        </w:rPr>
-      </w:r>
-      <w:r>
-        <w:rPr>
-          <w:lang w:val="zh_TW" w:bidi="zh_TW"/>
-        </w:rPr>
-        <w:t>在馬太福音對耶穌教導的記述中有一點差異，使一些學者認為耶穌並不像上述概要所暗示的那樣嚴格。根據</w:t>
-      </w:r>
-      <w:hyperlink r:id="rId109">
-        <w:r>
-          <w:rPr>
-            <w:lang w:val="zh_TW" w:bidi="zh_TW"/>
-          </w:rPr>
-          <w:rPr>
-            <w:color w:val="0000EE"/>
-            <w:u w:val="single"/>
-          </w:rPr>
-          <w:t>馬太福音十九章9節</w:t>
-        </w:r>
-      </w:hyperlink>
-      <w:r>
-        <w:rPr>
-          <w:lang w:val="zh_TW" w:bidi="zh_TW"/>
-        </w:rPr>
-        <w:t>，妻子的不貞（可能是某種性行為不端）允許受委屈的丈夫休妻並再婚。如果這句話是經文的結束，這種解釋將是流於表面的。然而，從語境來看，更有可能是耶穌允許無辜的配偶與其妻子分開，但不允許再婚。這解釋了為什麼門徒如此震驚，以及為什麼耶穌接著談到有些人為了天國而拒絕結婚（</w:t>
-      </w:r>
-      <w:hyperlink r:id="rId110">
-        <w:r>
-          <w:rPr>
-            <w:lang w:val="zh_TW" w:bidi="zh_TW"/>
-          </w:rPr>
-          <w:rPr>
-            <w:color w:val="0000EE"/>
-            <w:u w:val="single"/>
-          </w:rPr>
-          <w:t>太19:12</w:t>
-        </w:r>
-      </w:hyperlink>
-      <w:r>
-        <w:rPr>
-          <w:lang w:val="zh_TW" w:bidi="zh_TW"/>
-        </w:rPr>
-        <w:t>）。這也是教會在頭五個世紀對這段經文的解釋，他們允許基督徒分開，但不允許再婚（參</w:t>
-      </w:r>
-      <w:hyperlink r:id="rId111">
-        <w:r>
-          <w:rPr>
-            <w:lang w:val="zh_TW" w:bidi="zh_TW"/>
-          </w:rPr>
-          <w:rPr>
-            <w:color w:val="0000EE"/>
-            <w:u w:val="single"/>
-          </w:rPr>
-          <w:t>林前7:11</w:t>
-        </w:r>
-      </w:hyperlink>
-      <w:r>
-        <w:rPr>
-          <w:lang w:val="zh_TW" w:bidi="zh_TW"/>
-        </w:rPr>
-        <w:t>）。</w:t>
-      </w:r>
-    </w:p>
-    <w:p>
-      <w:pPr/>
-      <w:r>
-        <w:rPr>
-          <w:lang w:val="zh_TW" w:bidi="zh_TW"/>
-        </w:rPr>
-      </w:r>
-      <w:r>
-        <w:rPr>
-          <w:i/>
-          <w:lang w:val="zh_TW" w:bidi="zh_TW"/>
-        </w:rPr>
-        <w:t>另見</w:t>
-      </w:r>
-      <w:r>
-        <w:rPr>
-          <w:lang w:val="zh_TW" w:bidi="zh_TW"/>
-        </w:rPr>
-        <w:t xml:space="preserve"> </w:t>
-      </w:r>
-      <w:r>
-        <w:rPr>
-          <w:lang w:val="zh_TW" w:bidi="zh_TW"/>
-        </w:rPr>
-        <w:t>淫亂</w:t>
-      </w:r>
-      <w:r>
-        <w:rPr>
-          <w:lang w:val="zh_TW" w:bidi="zh_TW"/>
-        </w:rPr>
-        <w:t>，</w:t>
-      </w:r>
-      <w:r>
-        <w:rPr>
-          <w:lang w:val="zh_TW" w:bidi="zh_TW"/>
-        </w:rPr>
-        <w:t>民事法和司法</w:t>
-      </w:r>
-      <w:r>
-        <w:rPr>
-          <w:lang w:val="zh_TW" w:bidi="zh_TW"/>
-        </w:rPr>
-        <w:t>，</w:t>
-      </w:r>
-      <w:r>
-        <w:rPr>
-          <w:lang w:val="zh_TW" w:bidi="zh_TW"/>
-        </w:rPr>
-        <w:t>妾</w:t>
-      </w:r>
-      <w:r>
-        <w:rPr>
-          <w:lang w:val="zh_TW" w:bidi="zh_TW"/>
-        </w:rPr>
-        <w:t>，</w:t>
-      </w:r>
-      <w:r>
-        <w:rPr>
-          <w:lang w:val="zh_TW" w:bidi="zh_TW"/>
-        </w:rPr>
-        <w:t>休妻</w:t>
-      </w:r>
-      <w:r>
-        <w:rPr>
-          <w:lang w:val="zh_TW" w:bidi="zh_TW"/>
-        </w:rPr>
-        <w:t>，</w:t>
-      </w:r>
-      <w:r>
-        <w:rPr>
-          <w:lang w:val="zh_TW" w:bidi="zh_TW"/>
-        </w:rPr>
-        <w:t>家庭生活與關係</w:t>
-      </w:r>
-      <w:r>
-        <w:rPr>
-          <w:lang w:val="zh_TW" w:bidi="zh_TW"/>
-        </w:rPr>
-        <w:t>，</w:t>
-      </w:r>
-      <w:r>
-        <w:rPr>
-          <w:lang w:val="zh_TW" w:bidi="zh_TW"/>
-        </w:rPr>
-        <w:t>性，性別</w:t>
-      </w:r>
-      <w:r>
-        <w:rPr>
-          <w:lang w:val="zh_TW" w:bidi="zh_TW"/>
-        </w:rPr>
-        <w:t>，</w:t>
-      </w:r>
-      <w:r>
-        <w:rPr>
-          <w:lang w:val="zh_TW" w:bidi="zh_TW"/>
-        </w:rPr>
-        <w:t>處女</w:t>
-      </w:r>
-      <w:r>
-        <w:rPr>
-          <w:lang w:val="zh_TW" w:bidi="zh_TW"/>
-        </w:rPr>
-        <w:t>。</w:t>
       </w:r>
       <w:r>
         <w:rPr>

--- a/zht/docx/057.content.docx
+++ b/zht/docx/057.content.docx
@@ -149,7 +149,7 @@
         <w:rPr>
           <w:lang w:val="zh_TW" w:bidi="zh_TW"/>
         </w:rPr>
-        <w:t>hu</w:t>
+        <w:t>hong</w:t>
       </w:r>
       <w:r>
         <w:rPr>
@@ -212,7 +212,7 @@
         <w:rPr>
           <w:lang w:val="zh_TW" w:bidi="zh_TW"/>
         </w:rPr>
-        <w:t>戶勒</w:t>
+        <w:t>烘焙師</w:t>
       </w:r>
       <w:r>
         <w:rPr>
@@ -231,7 +231,25 @@
         <w:rPr>
           <w:lang w:val="zh_TW" w:bidi="zh_TW"/>
         </w:rPr>
-        <w:t>亞蘭的兒子，閃的孫子（</w:t>
+        <w:t>烘焙師是預備食物的人。在聖經時代，烘焙師的工作場所包括：</w:t>
+      </w:r>
+    </w:p>
+    <w:p>
+      <w:pPr>
+        <w:pStyle w:val="ListBullet"/>
+        <w:spacing w:line="240" w:lineRule="auto"/>
+        <w:ind w:left="720"/>
+      </w:pPr>
+      <w:r>
+        <w:rPr>
+          <w:lang w:val="zh_TW" w:bidi="zh_TW"/>
+        </w:rPr>
+      </w:r>
+      <w:r>
+        <w:rPr>
+          <w:lang w:val="zh_TW" w:bidi="zh_TW"/>
+        </w:rPr>
+        <w:t>家中（</w:t>
       </w:r>
       <w:hyperlink r:id="rId13">
         <w:r>
@@ -242,14 +260,32 @@
             <w:color w:val="0000EE"/>
             <w:u w:val="single"/>
           </w:rPr>
-          <w:t>創10:23</w:t>
+          <w:t>創19:3</w:t>
         </w:r>
       </w:hyperlink>
       <w:r>
         <w:rPr>
           <w:lang w:val="zh_TW" w:bidi="zh_TW"/>
         </w:rPr>
-        <w:t>；</w:t>
+        <w:t>），</w:t>
+      </w:r>
+    </w:p>
+    <w:p>
+      <w:pPr>
+        <w:pStyle w:val="ListBullet"/>
+        <w:spacing w:line="240" w:lineRule="auto"/>
+        <w:ind w:left="720"/>
+      </w:pPr>
+      <w:r>
+        <w:rPr>
+          <w:lang w:val="zh_TW" w:bidi="zh_TW"/>
+        </w:rPr>
+      </w:r>
+      <w:r>
+        <w:rPr>
+          <w:lang w:val="zh_TW" w:bidi="zh_TW"/>
+        </w:rPr>
+        <w:t>公共的烘焙作坊（</w:t>
       </w:r>
       <w:hyperlink r:id="rId14">
         <w:r>
@@ -260,14 +296,922 @@
             <w:color w:val="0000EE"/>
             <w:u w:val="single"/>
           </w:rPr>
-          <w:t>代上1:17</w:t>
+          <w:t>耶37:21</w:t>
         </w:r>
       </w:hyperlink>
       <w:r>
         <w:rPr>
           <w:lang w:val="zh_TW" w:bidi="zh_TW"/>
         </w:rPr>
-        <w:t>）。</w:t>
+        <w:t>），</w:t>
+      </w:r>
+    </w:p>
+    <w:p>
+      <w:pPr>
+        <w:pStyle w:val="ListBullet"/>
+        <w:spacing w:line="240" w:lineRule="auto"/>
+        <w:ind w:left="720"/>
+      </w:pPr>
+      <w:r>
+        <w:rPr>
+          <w:lang w:val="zh_TW" w:bidi="zh_TW"/>
+        </w:rPr>
+      </w:r>
+      <w:r>
+        <w:rPr>
+          <w:lang w:val="zh_TW" w:bidi="zh_TW"/>
+        </w:rPr>
+        <w:t>君王和貴族的宮殿中（</w:t>
+      </w:r>
+      <w:hyperlink r:id="rId15">
+        <w:r>
+          <w:rPr>
+            <w:lang w:val="zh_TW" w:bidi="zh_TW"/>
+          </w:rPr>
+          <w:rPr>
+            <w:color w:val="0000EE"/>
+            <w:u w:val="single"/>
+          </w:rPr>
+          <w:t>創40:1</w:t>
+        </w:r>
+      </w:hyperlink>
+      <w:hyperlink r:id="rId15">
+        <w:r>
+          <w:rPr>
+            <w:lang w:val="zh_TW" w:bidi="zh_TW"/>
+          </w:rPr>
+          <w:rPr>
+            <w:color w:val="0000EE"/>
+            <w:u w:val="single"/>
+          </w:rPr>
+          <w:t>-</w:t>
+        </w:r>
+      </w:hyperlink>
+      <w:r>
+        <w:rPr>
+          <w:lang w:val="zh_TW" w:bidi="zh_TW"/>
+        </w:rPr>
+        <w:t>22，</w:t>
+      </w:r>
+      <w:hyperlink r:id="rId16">
+        <w:r>
+          <w:rPr>
+            <w:lang w:val="zh_TW" w:bidi="zh_TW"/>
+          </w:rPr>
+          <w:rPr>
+            <w:color w:val="0000EE"/>
+            <w:u w:val="single"/>
+          </w:rPr>
+          <w:t>41:10</w:t>
+        </w:r>
+      </w:hyperlink>
+      <w:r>
+        <w:rPr>
+          <w:lang w:val="zh_TW" w:bidi="zh_TW"/>
+        </w:rPr>
+        <w:t>、</w:t>
+      </w:r>
+      <w:hyperlink r:id="rId16">
+        <w:r>
+          <w:rPr>
+            <w:lang w:val="zh_TW" w:bidi="zh_TW"/>
+          </w:rPr>
+          <w:rPr>
+            <w:color w:val="0000EE"/>
+            <w:u w:val="single"/>
+          </w:rPr>
+          <w:t>13</w:t>
+        </w:r>
+      </w:hyperlink>
+      <w:r>
+        <w:rPr>
+          <w:lang w:val="zh_TW" w:bidi="zh_TW"/>
+        </w:rPr>
+        <w:t>；</w:t>
+      </w:r>
+      <w:hyperlink r:id="rId17">
+        <w:r>
+          <w:rPr>
+            <w:lang w:val="zh_TW" w:bidi="zh_TW"/>
+          </w:rPr>
+          <w:rPr>
+            <w:color w:val="0000EE"/>
+            <w:u w:val="single"/>
+          </w:rPr>
+          <w:t>撒上8:13</w:t>
+        </w:r>
+      </w:hyperlink>
+      <w:r>
+        <w:rPr>
+          <w:lang w:val="zh_TW" w:bidi="zh_TW"/>
+        </w:rPr>
+        <w:t>）</w:t>
+      </w:r>
+    </w:p>
+    <w:p>
+      <w:pPr/>
+      <w:r>
+        <w:rPr>
+          <w:lang w:val="zh_TW" w:bidi="zh_TW"/>
+        </w:rPr>
+      </w:r>
+      <w:r>
+        <w:rPr>
+          <w:lang w:val="zh_TW" w:bidi="zh_TW"/>
+        </w:rPr>
+        <w:t>他們以油和麵粉這些基本原料製作餅和糕。以色列人在逃離埃及時，在旅程中烤了無酵餅作為食物（</w:t>
+      </w:r>
+      <w:hyperlink r:id="rId18">
+        <w:r>
+          <w:rPr>
+            <w:lang w:val="zh_TW" w:bidi="zh_TW"/>
+          </w:rPr>
+          <w:rPr>
+            <w:color w:val="0000EE"/>
+            <w:u w:val="single"/>
+          </w:rPr>
+          <w:t>出12:39</w:t>
+        </w:r>
+      </w:hyperlink>
+      <w:r>
+        <w:rPr>
+          <w:lang w:val="zh_TW" w:bidi="zh_TW"/>
+        </w:rPr>
+        <w:t>）。這些餅和糕通常是在平底鍋或爐中烘烤而成（</w:t>
+      </w:r>
+      <w:hyperlink r:id="rId19">
+        <w:r>
+          <w:rPr>
+            <w:lang w:val="zh_TW" w:bidi="zh_TW"/>
+          </w:rPr>
+          <w:rPr>
+            <w:color w:val="0000EE"/>
+            <w:u w:val="single"/>
+          </w:rPr>
+          <w:t>利2:4</w:t>
+        </w:r>
+      </w:hyperlink>
+      <w:r>
+        <w:rPr>
+          <w:lang w:val="zh_TW" w:bidi="zh_TW"/>
+        </w:rPr>
+        <w:t>，</w:t>
+      </w:r>
+      <w:hyperlink r:id="rId20">
+        <w:r>
+          <w:rPr>
+            <w:lang w:val="zh_TW" w:bidi="zh_TW"/>
+          </w:rPr>
+          <w:rPr>
+            <w:color w:val="0000EE"/>
+            <w:u w:val="single"/>
+          </w:rPr>
+          <w:t>26:26</w:t>
+        </w:r>
+      </w:hyperlink>
+      <w:r>
+        <w:rPr>
+          <w:lang w:val="zh_TW" w:bidi="zh_TW"/>
+        </w:rPr>
+        <w:t>）。隨著以色列社會的發展，專業的烘焙師逐漸出現，並形成行會。有人便指出，何西阿可能曾從事烘焙工作，因為他對烘焙技術十分熟悉（</w:t>
+      </w:r>
+      <w:hyperlink r:id="rId21">
+        <w:r>
+          <w:rPr>
+            <w:lang w:val="zh_TW" w:bidi="zh_TW"/>
+          </w:rPr>
+          <w:rPr>
+            <w:color w:val="0000EE"/>
+            <w:u w:val="single"/>
+          </w:rPr>
+          <w:t>何7:4</w:t>
+        </w:r>
+      </w:hyperlink>
+      <w:hyperlink r:id="rId21">
+        <w:r>
+          <w:rPr>
+            <w:lang w:val="zh_TW" w:bidi="zh_TW"/>
+          </w:rPr>
+          <w:rPr>
+            <w:color w:val="0000EE"/>
+            <w:u w:val="single"/>
+          </w:rPr>
+          <w:t>-</w:t>
+        </w:r>
+      </w:hyperlink>
+      <w:r>
+        <w:rPr>
+          <w:lang w:val="zh_TW" w:bidi="zh_TW"/>
+        </w:rPr>
+        <w:t>8）。</w:t>
+      </w:r>
+    </w:p>
+    <w:p>
+      <w:pPr/>
+      <w:r>
+        <w:rPr>
+          <w:lang w:val="zh_TW" w:bidi="zh_TW"/>
+        </w:rPr>
+      </w:r>
+      <w:r>
+        <w:rPr>
+          <w:i/>
+          <w:lang w:val="zh_TW" w:bidi="zh_TW"/>
+        </w:rPr>
+        <w:t>另見</w:t>
+      </w:r>
+      <w:r>
+        <w:rPr>
+          <w:lang w:val="zh_TW" w:bidi="zh_TW"/>
+        </w:rPr>
+        <w:t xml:space="preserve"> </w:t>
+      </w:r>
+      <w:r>
+        <w:rPr>
+          <w:lang w:val="zh_TW" w:bidi="zh_TW"/>
+        </w:rPr>
+        <w:t>食物和食物準備</w:t>
+      </w:r>
+      <w:r>
+        <w:rPr>
+          <w:lang w:val="zh_TW" w:bidi="zh_TW"/>
+        </w:rPr>
+        <w:t>。</w:t>
+      </w:r>
+      <w:r>
+        <w:rPr>
+          <w:lang w:val="zh_TW" w:bidi="zh_TW"/>
+        </w:rPr>
+      </w:r>
+      <w:r>
+        <w:rPr>
+          <w:lang w:val="zh_TW" w:bidi="zh_TW"/>
+        </w:rPr>
+      </w:r>
+    </w:p>
+    <w:p>
+      <w:pPr/>
+      <w:r>
+        <w:rPr>
+          <w:lang w:val="zh_TW" w:bidi="zh_TW"/>
+        </w:rPr>
+      </w:r>
+    </w:p>
+    <w:p>
+      <w:pPr>
+        <w:pStyle w:val="Heading2"/>
+      </w:pPr>
+      <w:r>
+        <w:rPr>
+          <w:lang w:val="zh_TW" w:bidi="zh_TW"/>
+        </w:rPr>
+        <w:t>洪水</w:t>
+      </w:r>
+      <w:r>
+        <w:rPr>
+          <w:lang w:val="zh_TW" w:bidi="zh_TW"/>
+        </w:rPr>
+      </w:r>
+    </w:p>
+    <w:p>
+      <w:pPr/>
+      <w:r>
+        <w:rPr>
+          <w:lang w:val="zh_TW" w:bidi="zh_TW"/>
+        </w:rPr>
+      </w:r>
+      <w:r>
+        <w:rPr>
+          <w:lang w:val="zh_TW" w:bidi="zh_TW"/>
+        </w:rPr>
+        <w:t>水勢上漲氾濫，淹沒大地，特別指</w:t>
+      </w:r>
+      <w:hyperlink r:id="rId22">
+        <w:r>
+          <w:rPr>
+            <w:lang w:val="zh_TW" w:bidi="zh_TW"/>
+          </w:rPr>
+          <w:rPr>
+            <w:color w:val="0000EE"/>
+            <w:u w:val="single"/>
+          </w:rPr>
+          <w:t>創世記六至九章</w:t>
+        </w:r>
+      </w:hyperlink>
+      <w:r>
+        <w:rPr>
+          <w:lang w:val="zh_TW" w:bidi="zh_TW"/>
+        </w:rPr>
+        <w:t>挪亞時代的洪水。</w:t>
+      </w:r>
+    </w:p>
+    <w:p>
+      <w:pPr>
+        <w:pStyle w:val="Heading3"/>
+      </w:pPr>
+      <w:r>
+        <w:rPr>
+          <w:lang w:val="zh_TW" w:bidi="zh_TW"/>
+        </w:rPr>
+        <w:t>聖經記載</w:t>
+      </w:r>
+    </w:p>
+    <w:p>
+      <w:pPr/>
+      <w:r>
+        <w:rPr>
+          <w:lang w:val="zh_TW" w:bidi="zh_TW"/>
+        </w:rPr>
+      </w:r>
+      <w:r>
+        <w:rPr>
+          <w:lang w:val="zh_TW" w:bidi="zh_TW"/>
+        </w:rPr>
+        <w:t>挪亞洪水的故事記載在</w:t>
+      </w:r>
+      <w:hyperlink r:id="rId22">
+        <w:r>
+          <w:rPr>
+            <w:lang w:val="zh_TW" w:bidi="zh_TW"/>
+          </w:rPr>
+          <w:rPr>
+            <w:color w:val="0000EE"/>
+            <w:u w:val="single"/>
+          </w:rPr>
+          <w:t>創世記六至九章</w:t>
+        </w:r>
+      </w:hyperlink>
+      <w:r>
+        <w:rPr>
+          <w:lang w:val="zh_TW" w:bidi="zh_TW"/>
+        </w:rPr>
+        <w:t>。聖經常常提到這件事，且一律視為真實事件（</w:t>
+      </w:r>
+      <w:hyperlink r:id="rId23">
+        <w:r>
+          <w:rPr>
+            <w:lang w:val="zh_TW" w:bidi="zh_TW"/>
+          </w:rPr>
+          <w:rPr>
+            <w:color w:val="0000EE"/>
+            <w:u w:val="single"/>
+          </w:rPr>
+          <w:t>創10:1、32</w:t>
+        </w:r>
+      </w:hyperlink>
+      <w:r>
+        <w:rPr>
+          <w:lang w:val="zh_TW" w:bidi="zh_TW"/>
+        </w:rPr>
+        <w:t>，</w:t>
+      </w:r>
+      <w:hyperlink r:id="rId24">
+        <w:r>
+          <w:rPr>
+            <w:lang w:val="zh_TW" w:bidi="zh_TW"/>
+          </w:rPr>
+          <w:rPr>
+            <w:color w:val="0000EE"/>
+            <w:u w:val="single"/>
+          </w:rPr>
+          <w:t>11:10</w:t>
+        </w:r>
+      </w:hyperlink>
+      <w:r>
+        <w:rPr>
+          <w:lang w:val="zh_TW" w:bidi="zh_TW"/>
+        </w:rPr>
+        <w:t>；</w:t>
+      </w:r>
+      <w:hyperlink r:id="rId25">
+        <w:r>
+          <w:rPr>
+            <w:lang w:val="zh_TW" w:bidi="zh_TW"/>
+          </w:rPr>
+          <w:rPr>
+            <w:color w:val="0000EE"/>
+            <w:u w:val="single"/>
+          </w:rPr>
+          <w:t>太24:38</w:t>
+        </w:r>
+      </w:hyperlink>
+      <w:r>
+        <w:rPr>
+          <w:lang w:val="zh_TW" w:bidi="zh_TW"/>
+        </w:rPr>
+        <w:t>–</w:t>
+      </w:r>
+      <w:hyperlink r:id="rId25">
+        <w:r>
+          <w:rPr>
+            <w:lang w:val="zh_TW" w:bidi="zh_TW"/>
+          </w:rPr>
+          <w:rPr>
+            <w:color w:val="0000EE"/>
+            <w:u w:val="single"/>
+          </w:rPr>
+          <w:t>39</w:t>
+        </w:r>
+      </w:hyperlink>
+      <w:r>
+        <w:rPr>
+          <w:lang w:val="zh_TW" w:bidi="zh_TW"/>
+        </w:rPr>
+        <w:t>；</w:t>
+      </w:r>
+      <w:hyperlink r:id="rId26">
+        <w:r>
+          <w:rPr>
+            <w:lang w:val="zh_TW" w:bidi="zh_TW"/>
+          </w:rPr>
+          <w:rPr>
+            <w:color w:val="0000EE"/>
+            <w:u w:val="single"/>
+          </w:rPr>
+          <w:t>路17:27</w:t>
+        </w:r>
+      </w:hyperlink>
+      <w:r>
+        <w:rPr>
+          <w:lang w:val="zh_TW" w:bidi="zh_TW"/>
+        </w:rPr>
+        <w:t>；</w:t>
+      </w:r>
+      <w:hyperlink r:id="rId27">
+        <w:r>
+          <w:rPr>
+            <w:lang w:val="zh_TW" w:bidi="zh_TW"/>
+          </w:rPr>
+          <w:rPr>
+            <w:color w:val="0000EE"/>
+            <w:u w:val="single"/>
+          </w:rPr>
+          <w:t>彼後2:5</w:t>
+        </w:r>
+      </w:hyperlink>
+      <w:r>
+        <w:rPr>
+          <w:lang w:val="zh_TW" w:bidi="zh_TW"/>
+        </w:rPr>
+        <w:t>）。在聖經裡，神降下洪水是因為人類的罪惡極其深重，「人在地上罪惡很大」（</w:t>
+      </w:r>
+      <w:hyperlink r:id="rId28">
+        <w:r>
+          <w:rPr>
+            <w:lang w:val="zh_TW" w:bidi="zh_TW"/>
+          </w:rPr>
+          <w:rPr>
+            <w:color w:val="0000EE"/>
+            <w:u w:val="single"/>
+          </w:rPr>
+          <w:t>創6:5</w:t>
+        </w:r>
+      </w:hyperlink>
+      <w:r>
+        <w:rPr>
+          <w:lang w:val="zh_TW" w:bidi="zh_TW"/>
+        </w:rPr>
+        <w:t>）。神決定毀滅全人類，重新開始，又揀選那些願意順服祂的人（參</w:t>
+      </w:r>
+      <w:hyperlink r:id="rId29">
+        <w:r>
+          <w:rPr>
+            <w:lang w:val="zh_TW" w:bidi="zh_TW"/>
+          </w:rPr>
+          <w:rPr>
+            <w:color w:val="0000EE"/>
+            <w:u w:val="single"/>
+          </w:rPr>
+          <w:t>創1:26–28</w:t>
+        </w:r>
+      </w:hyperlink>
+      <w:r>
+        <w:rPr>
+          <w:lang w:val="zh_TW" w:bidi="zh_TW"/>
+        </w:rPr>
+        <w:t>）。當時唯有挪亞、他的兒子和他們的妻子對耶和華忠心，神藉著他們在毀滅之後重建大地。</w:t>
+      </w:r>
+    </w:p>
+    <w:p>
+      <w:pPr/>
+      <w:r>
+        <w:rPr>
+          <w:lang w:val="zh_TW" w:bidi="zh_TW"/>
+        </w:rPr>
+      </w:r>
+      <w:r>
+        <w:rPr>
+          <w:lang w:val="zh_TW" w:bidi="zh_TW"/>
+        </w:rPr>
+        <w:t>挪亞花了一百二十年建造一艘大船，同時警告世人神即將來臨的審判（</w:t>
+      </w:r>
+      <w:hyperlink r:id="rId30">
+        <w:r>
+          <w:rPr>
+            <w:lang w:val="zh_TW" w:bidi="zh_TW"/>
+          </w:rPr>
+          <w:rPr>
+            <w:color w:val="0000EE"/>
+            <w:u w:val="single"/>
+          </w:rPr>
+          <w:t>創6:3</w:t>
+        </w:r>
+      </w:hyperlink>
+      <w:r>
+        <w:rPr>
+          <w:lang w:val="zh_TW" w:bidi="zh_TW"/>
+        </w:rPr>
+        <w:t>；參</w:t>
+      </w:r>
+      <w:hyperlink r:id="rId31">
+        <w:r>
+          <w:rPr>
+            <w:lang w:val="zh_TW" w:bidi="zh_TW"/>
+          </w:rPr>
+          <w:rPr>
+            <w:color w:val="0000EE"/>
+            <w:u w:val="single"/>
+          </w:rPr>
+          <w:t>來11:7</w:t>
+        </w:r>
+      </w:hyperlink>
+      <w:r>
+        <w:rPr>
+          <w:lang w:val="zh_TW" w:bidi="zh_TW"/>
+        </w:rPr>
+        <w:t>；</w:t>
+      </w:r>
+      <w:hyperlink r:id="rId32">
+        <w:r>
+          <w:rPr>
+            <w:lang w:val="zh_TW" w:bidi="zh_TW"/>
+          </w:rPr>
+          <w:rPr>
+            <w:color w:val="0000EE"/>
+            <w:u w:val="single"/>
+          </w:rPr>
+          <w:t>彼前3:20</w:t>
+        </w:r>
+      </w:hyperlink>
+      <w:r>
+        <w:rPr>
+          <w:lang w:val="zh_TW" w:bidi="zh_TW"/>
+        </w:rPr>
+        <w:t>；</w:t>
+      </w:r>
+      <w:hyperlink r:id="rId27">
+        <w:r>
+          <w:rPr>
+            <w:lang w:val="zh_TW" w:bidi="zh_TW"/>
+          </w:rPr>
+          <w:rPr>
+            <w:color w:val="0000EE"/>
+            <w:u w:val="single"/>
+          </w:rPr>
+          <w:t>彼後2:5</w:t>
+        </w:r>
+      </w:hyperlink>
+      <w:r>
+        <w:rPr>
+          <w:lang w:val="zh_TW" w:bidi="zh_TW"/>
+        </w:rPr>
+        <w:t>）。當洪水來臨時，大雨傾盆而下，地底的泉源也湧上來（</w:t>
+      </w:r>
+      <w:hyperlink r:id="rId33">
+        <w:r>
+          <w:rPr>
+            <w:lang w:val="zh_TW" w:bidi="zh_TW"/>
+          </w:rPr>
+          <w:rPr>
+            <w:color w:val="0000EE"/>
+            <w:u w:val="single"/>
+          </w:rPr>
+          <w:t>創7:11</w:t>
+        </w:r>
+      </w:hyperlink>
+      <w:r>
+        <w:rPr>
+          <w:lang w:val="zh_TW" w:bidi="zh_TW"/>
+        </w:rPr>
+        <w:t>）;只有挪亞一家和他帶入方舟的各樣陸地動物得以倖存。洪水持續超過一年，最後水勢消退，大地重新乾涸（</w:t>
+      </w:r>
+      <w:hyperlink r:id="rId34">
+        <w:r>
+          <w:rPr>
+            <w:lang w:val="zh_TW" w:bidi="zh_TW"/>
+          </w:rPr>
+          <w:rPr>
+            <w:color w:val="0000EE"/>
+            <w:u w:val="single"/>
+          </w:rPr>
+          <w:t>創7:6</w:t>
+        </w:r>
+      </w:hyperlink>
+      <w:r>
+        <w:rPr>
+          <w:lang w:val="zh_TW" w:bidi="zh_TW"/>
+        </w:rPr>
+        <w:t>–</w:t>
+      </w:r>
+      <w:hyperlink r:id="rId34">
+        <w:r>
+          <w:rPr>
+            <w:lang w:val="zh_TW" w:bidi="zh_TW"/>
+          </w:rPr>
+          <w:rPr>
+            <w:color w:val="0000EE"/>
+            <w:u w:val="single"/>
+          </w:rPr>
+          <w:t>12、24</w:t>
+        </w:r>
+      </w:hyperlink>
+      <w:r>
+        <w:rPr>
+          <w:lang w:val="zh_TW" w:bidi="zh_TW"/>
+        </w:rPr>
+        <w:t>，</w:t>
+      </w:r>
+      <w:hyperlink r:id="rId35">
+        <w:r>
+          <w:rPr>
+            <w:lang w:val="zh_TW" w:bidi="zh_TW"/>
+          </w:rPr>
+          <w:rPr>
+            <w:color w:val="0000EE"/>
+            <w:u w:val="single"/>
+          </w:rPr>
+          <w:t>8:3</w:t>
+        </w:r>
+      </w:hyperlink>
+      <w:r>
+        <w:rPr>
+          <w:lang w:val="zh_TW" w:bidi="zh_TW"/>
+        </w:rPr>
+        <w:t>–</w:t>
+      </w:r>
+      <w:hyperlink r:id="rId35">
+        <w:r>
+          <w:rPr>
+            <w:lang w:val="zh_TW" w:bidi="zh_TW"/>
+          </w:rPr>
+          <w:rPr>
+            <w:color w:val="0000EE"/>
+            <w:u w:val="single"/>
+          </w:rPr>
+          <w:t>6、10</w:t>
+        </w:r>
+      </w:hyperlink>
+      <w:r>
+        <w:rPr>
+          <w:lang w:val="zh_TW" w:bidi="zh_TW"/>
+        </w:rPr>
+        <w:t>–</w:t>
+      </w:r>
+      <w:hyperlink r:id="rId35">
+        <w:r>
+          <w:rPr>
+            <w:lang w:val="zh_TW" w:bidi="zh_TW"/>
+          </w:rPr>
+          <w:rPr>
+            <w:color w:val="0000EE"/>
+            <w:u w:val="single"/>
+          </w:rPr>
+          <w:t>14</w:t>
+        </w:r>
+      </w:hyperlink>
+      <w:r>
+        <w:rPr>
+          <w:lang w:val="zh_TW" w:bidi="zh_TW"/>
+        </w:rPr>
+        <w:t>）。挪亞和家人出了方舟後，獻祭感謝神。神也應許不再以洪水毀滅全地。</w:t>
+      </w:r>
+    </w:p>
+    <w:p>
+      <w:pPr>
+        <w:pStyle w:val="Heading3"/>
+      </w:pPr>
+      <w:r>
+        <w:rPr>
+          <w:lang w:val="zh_TW" w:bidi="zh_TW"/>
+        </w:rPr>
+        <w:t>洪水的範圍</w:t>
+      </w:r>
+    </w:p>
+    <w:p>
+      <w:pPr/>
+      <w:r>
+        <w:rPr>
+          <w:lang w:val="zh_TW" w:bidi="zh_TW"/>
+        </w:rPr>
+      </w:r>
+      <w:r>
+        <w:rPr>
+          <w:lang w:val="zh_TW" w:bidi="zh_TW"/>
+        </w:rPr>
+        <w:t>相信洪水事件真實存在的學者，對於其範圍仍有不同看法。經文似乎暗示洪水淹沒全地，甚至高過最高的山頂（</w:t>
+      </w:r>
+      <w:hyperlink r:id="rId36">
+        <w:r>
+          <w:rPr>
+            <w:lang w:val="zh_TW" w:bidi="zh_TW"/>
+          </w:rPr>
+          <w:rPr>
+            <w:color w:val="0000EE"/>
+            <w:u w:val="single"/>
+          </w:rPr>
+          <w:t>創7:17</w:t>
+        </w:r>
+      </w:hyperlink>
+      <w:r>
+        <w:rPr>
+          <w:lang w:val="zh_TW" w:bidi="zh_TW"/>
+        </w:rPr>
+        <w:t>–</w:t>
+      </w:r>
+      <w:hyperlink r:id="rId36">
+        <w:r>
+          <w:rPr>
+            <w:lang w:val="zh_TW" w:bidi="zh_TW"/>
+          </w:rPr>
+          <w:rPr>
+            <w:color w:val="0000EE"/>
+            <w:u w:val="single"/>
+          </w:rPr>
+          <w:t>20</w:t>
+        </w:r>
+      </w:hyperlink>
+      <w:r>
+        <w:rPr>
+          <w:lang w:val="zh_TW" w:bidi="zh_TW"/>
+        </w:rPr>
+        <w:t>，</w:t>
+      </w:r>
+      <w:hyperlink r:id="rId37">
+        <w:r>
+          <w:rPr>
+            <w:lang w:val="zh_TW" w:bidi="zh_TW"/>
+          </w:rPr>
+          <w:rPr>
+            <w:color w:val="0000EE"/>
+            <w:u w:val="single"/>
+          </w:rPr>
+          <w:t>8:4</w:t>
+        </w:r>
+      </w:hyperlink>
+      <w:r>
+        <w:rPr>
+          <w:lang w:val="zh_TW" w:bidi="zh_TW"/>
+        </w:rPr>
+        <w:t>）。有人主張，經文所說「天下的高山都淹沒了」（</w:t>
+      </w:r>
+      <w:hyperlink r:id="rId38">
+        <w:r>
+          <w:rPr>
+            <w:lang w:val="zh_TW" w:bidi="zh_TW"/>
+          </w:rPr>
+          <w:rPr>
+            <w:color w:val="0000EE"/>
+            <w:u w:val="single"/>
+          </w:rPr>
+          <w:t>創7:19</w:t>
+        </w:r>
+      </w:hyperlink>
+      <w:r>
+        <w:rPr>
+          <w:lang w:val="zh_TW" w:bidi="zh_TW"/>
+        </w:rPr>
+        <w:t>），應當指整個地球都被水覆蓋。但也有人認為洪水只是局部性的，因為經文說「看起來」（譯註：英譯本有此字）彷彿全地都被淹沒。神想要毀滅人類，而當時人類可能只生活在美索不達米亞。因此，全球的洪水是沒有必要的。另外，「地」這個詞在聖經也常常不是按字面意思。在</w:t>
+      </w:r>
+      <w:hyperlink r:id="rId39">
+        <w:r>
+          <w:rPr>
+            <w:lang w:val="zh_TW" w:bidi="zh_TW"/>
+          </w:rPr>
+          <w:rPr>
+            <w:color w:val="0000EE"/>
+            <w:u w:val="single"/>
+          </w:rPr>
+          <w:t>創世記一章1節</w:t>
+        </w:r>
+      </w:hyperlink>
+      <w:r>
+        <w:rPr>
+          <w:lang w:val="zh_TW" w:bidi="zh_TW"/>
+        </w:rPr>
+        <w:t>中，「天地」指的是整個宇宙；「地」有時候也只是指一個國家（</w:t>
+      </w:r>
+      <w:hyperlink r:id="rId40">
+        <w:r>
+          <w:rPr>
+            <w:lang w:val="zh_TW" w:bidi="zh_TW"/>
+          </w:rPr>
+          <w:rPr>
+            <w:color w:val="0000EE"/>
+            <w:u w:val="single"/>
+          </w:rPr>
+          <w:t>創47:13</w:t>
+        </w:r>
+      </w:hyperlink>
+      <w:r>
+        <w:rPr>
+          <w:lang w:val="zh_TW" w:bidi="zh_TW"/>
+        </w:rPr>
+        <w:t>）、</w:t>
+      </w:r>
+      <w:r>
+        <w:rPr>
+          <w:lang w:val="zh_TW" w:bidi="zh_TW"/>
+        </w:rPr>
+        <w:t>一塊田</w:t>
+      </w:r>
+      <w:r>
+        <w:rPr>
+          <w:lang w:val="zh_TW" w:bidi="zh_TW"/>
+        </w:rPr>
+        <w:t>（</w:t>
+      </w:r>
+      <w:hyperlink r:id="rId41">
+        <w:r>
+          <w:rPr>
+            <w:lang w:val="zh_TW" w:bidi="zh_TW"/>
+          </w:rPr>
+          <w:rPr>
+            <w:color w:val="0000EE"/>
+            <w:u w:val="single"/>
+          </w:rPr>
+          <w:t>23:15</w:t>
+        </w:r>
+      </w:hyperlink>
+      <w:r>
+        <w:rPr>
+          <w:lang w:val="zh_TW" w:bidi="zh_TW"/>
+        </w:rPr>
+        <w:t>）等等。所以，我們不一定要認為創世記的洪水描述，是指全球被淹沒。</w:t>
+      </w:r>
+    </w:p>
+    <w:p>
+      <w:pPr/>
+      <w:r>
+        <w:rPr>
+          <w:lang w:val="zh_TW" w:bidi="zh_TW"/>
+        </w:rPr>
+      </w:r>
+      <w:r>
+        <w:rPr>
+          <w:lang w:val="zh_TW" w:bidi="zh_TW"/>
+        </w:rPr>
+        <w:t>有些相信洪水覆蓋全球的學者指出，許多高山頂上都有發現海洋化石，認為洪水必定覆蓋至山巔。反對者則認為所有的山原本就來自海洋，因此山上有海洋生物的證據屬，於合理現象。人們對洪水覆蓋全球還是部分地方的看法，往往取決於他們的神學信念和對聖經的解釋。參見</w:t>
+      </w:r>
+      <w:r>
+        <w:rPr>
+          <w:lang w:val="zh_TW" w:bidi="zh_TW"/>
+        </w:rPr>
+        <w:t>「洪水的科學證據？」</w:t>
+      </w:r>
+      <w:r>
+        <w:rPr>
+          <w:lang w:val="zh_TW" w:bidi="zh_TW"/>
+        </w:rPr>
+        <w:t>。</w:t>
+      </w:r>
+    </w:p>
+    <w:p>
+      <w:pPr/>
+      <w:r>
+        <w:rPr>
+          <w:lang w:val="zh_TW" w:bidi="zh_TW"/>
+        </w:rPr>
+      </w:r>
+      <w:r>
+        <w:rPr>
+          <w:i/>
+          <w:lang w:val="zh_TW" w:bidi="zh_TW"/>
+        </w:rPr>
+        <w:t>另見</w:t>
+      </w:r>
+      <w:r>
+        <w:rPr>
+          <w:lang w:val="zh_TW" w:bidi="zh_TW"/>
+        </w:rPr>
+        <w:t>吉加墨詩史詩</w:t>
+      </w:r>
+      <w:r>
+        <w:rPr>
+          <w:lang w:val="zh_TW" w:bidi="zh_TW"/>
+        </w:rPr>
+        <w:t>；</w:t>
+      </w:r>
+      <w:r>
+        <w:rPr>
+          <w:lang w:val="zh_TW" w:bidi="zh_TW"/>
+        </w:rPr>
+        <w:t>挪亞 #1</w:t>
+      </w:r>
+      <w:r>
+        <w:rPr>
+          <w:lang w:val="zh_TW" w:bidi="zh_TW"/>
+        </w:rPr>
+        <w:t>。</w:t>
       </w:r>
       <w:r>
         <w:rPr>

--- a/zht/docx/057.content.docx
+++ b/zht/docx/057.content.docx
@@ -149,7 +149,7 @@
         <w:rPr>
           <w:lang w:val="zh_TW" w:bidi="zh_TW"/>
         </w:rPr>
-        <w:t>hong</w:t>
+        <w:t>hei</w:t>
       </w:r>
       <w:r>
         <w:rPr>
@@ -212,7 +212,7 @@
         <w:rPr>
           <w:lang w:val="zh_TW" w:bidi="zh_TW"/>
         </w:rPr>
-        <w:t>烘焙師</w:t>
+        <w:t>黑暗</w:t>
       </w:r>
       <w:r>
         <w:rPr>
@@ -231,7 +231,373 @@
         <w:rPr>
           <w:lang w:val="zh_TW" w:bidi="zh_TW"/>
         </w:rPr>
-        <w:t>烘焙師是預備食物的人。在聖經時代，烘焙師的工作場所包括：</w:t>
+        <w:t>缺乏光或光明。在聖經中，「黑暗」一詞通常帶有象徵意義，不僅僅是指沒有光的地方。</w:t>
+      </w:r>
+    </w:p>
+    <w:p>
+      <w:pPr>
+        <w:pStyle w:val="Heading3"/>
+      </w:pPr>
+      <w:r>
+        <w:rPr>
+          <w:lang w:val="zh_TW" w:bidi="zh_TW"/>
+        </w:rPr>
+        <w:t>聖經中字面意義上的黑暗</w:t>
+      </w:r>
+    </w:p>
+    <w:p>
+      <w:pPr/>
+      <w:r>
+        <w:rPr>
+          <w:lang w:val="zh_TW" w:bidi="zh_TW"/>
+        </w:rPr>
+      </w:r>
+      <w:r>
+        <w:rPr>
+          <w:lang w:val="zh_TW" w:bidi="zh_TW"/>
+        </w:rPr>
+        <w:t>在創造故事中，神首先創造了沒有光的世界。然後神命令光出現，分開光與黑暗。祂稱黑暗為「夜」（</w:t>
+      </w:r>
+      <w:hyperlink r:id="rId13">
+        <w:r>
+          <w:rPr>
+            <w:lang w:val="zh_TW" w:bidi="zh_TW"/>
+          </w:rPr>
+          <w:rPr>
+            <w:color w:val="0000EE"/>
+            <w:u w:val="single"/>
+          </w:rPr>
+          <w:t>創1:2、4–5、18</w:t>
+        </w:r>
+      </w:hyperlink>
+      <w:r>
+        <w:rPr>
+          <w:lang w:val="zh_TW" w:bidi="zh_TW"/>
+        </w:rPr>
+        <w:t>）。在字面上的黑暗也出現在埃及的十災之中，第九災是人能「感覺」得到的黑暗（</w:t>
+      </w:r>
+      <w:hyperlink r:id="rId14">
+        <w:r>
+          <w:rPr>
+            <w:lang w:val="zh_TW" w:bidi="zh_TW"/>
+          </w:rPr>
+          <w:rPr>
+            <w:color w:val="0000EE"/>
+            <w:u w:val="single"/>
+          </w:rPr>
+          <w:t>出10:21–23</w:t>
+        </w:r>
+      </w:hyperlink>
+      <w:r>
+        <w:rPr>
+          <w:lang w:val="zh_TW" w:bidi="zh_TW"/>
+        </w:rPr>
+        <w:t>）。黑暗持續了三天，僅影響埃及人；無論埃及人在哪裡，所見都是黑暗，但以色列人居住的地方卻仍然有光。以色列人出埃及時，雲彩為以色列人發光，卻使埃及人陷入黑暗（</w:t>
+      </w:r>
+      <w:hyperlink r:id="rId15">
+        <w:r>
+          <w:rPr>
+            <w:lang w:val="zh_TW" w:bidi="zh_TW"/>
+          </w:rPr>
+          <w:rPr>
+            <w:color w:val="0000EE"/>
+            <w:u w:val="single"/>
+          </w:rPr>
+          <w:t>出14:20</w:t>
+        </w:r>
+      </w:hyperlink>
+      <w:r>
+        <w:rPr>
+          <w:lang w:val="zh_TW" w:bidi="zh_TW"/>
+        </w:rPr>
+        <w:t>）。聖經也提到，盜賊與淫婦都在黑暗或夜間行惡（</w:t>
+      </w:r>
+      <w:hyperlink r:id="rId16">
+        <w:r>
+          <w:rPr>
+            <w:lang w:val="zh_TW" w:bidi="zh_TW"/>
+          </w:rPr>
+          <w:rPr>
+            <w:color w:val="0000EE"/>
+            <w:u w:val="single"/>
+          </w:rPr>
+          <w:t>伯24:16–17</w:t>
+        </w:r>
+      </w:hyperlink>
+      <w:r>
+        <w:rPr>
+          <w:lang w:val="zh_TW" w:bidi="zh_TW"/>
+        </w:rPr>
+        <w:t>）。</w:t>
+      </w:r>
+    </w:p>
+    <w:p>
+      <w:pPr/>
+      <w:r>
+        <w:rPr>
+          <w:lang w:val="zh_TW" w:bidi="zh_TW"/>
+        </w:rPr>
+      </w:r>
+      <w:r>
+        <w:rPr>
+          <w:lang w:val="zh_TW" w:bidi="zh_TW"/>
+        </w:rPr>
+        <w:t>新約僅有兩次提到字面上的黑暗（不是象徵性的黑暗）。第一次是耶穌被釘十字架時，從正午到下午三時，全地被黑暗遮蓋了三小時（</w:t>
+      </w:r>
+      <w:hyperlink r:id="rId17">
+        <w:r>
+          <w:rPr>
+            <w:lang w:val="zh_TW" w:bidi="zh_TW"/>
+          </w:rPr>
+          <w:rPr>
+            <w:color w:val="0000EE"/>
+            <w:u w:val="single"/>
+          </w:rPr>
+          <w:t>太27:45</w:t>
+        </w:r>
+      </w:hyperlink>
+      <w:r>
+        <w:rPr>
+          <w:lang w:val="zh_TW" w:bidi="zh_TW"/>
+        </w:rPr>
+        <w:t>；</w:t>
+      </w:r>
+      <w:hyperlink r:id="rId18">
+        <w:r>
+          <w:rPr>
+            <w:lang w:val="zh_TW" w:bidi="zh_TW"/>
+          </w:rPr>
+          <w:rPr>
+            <w:color w:val="0000EE"/>
+            <w:u w:val="single"/>
+          </w:rPr>
+          <w:t>可15:33</w:t>
+        </w:r>
+      </w:hyperlink>
+      <w:r>
+        <w:rPr>
+          <w:lang w:val="zh_TW" w:bidi="zh_TW"/>
+        </w:rPr>
+        <w:t>；</w:t>
+      </w:r>
+      <w:hyperlink r:id="rId19">
+        <w:r>
+          <w:rPr>
+            <w:lang w:val="zh_TW" w:bidi="zh_TW"/>
+          </w:rPr>
+          <w:rPr>
+            <w:color w:val="0000EE"/>
+            <w:u w:val="single"/>
+          </w:rPr>
+          <w:t>路23:44</w:t>
+        </w:r>
+      </w:hyperlink>
+      <w:r>
+        <w:rPr>
+          <w:lang w:val="zh_TW" w:bidi="zh_TW"/>
+        </w:rPr>
+        <w:t>）。第二次是在基督再來的時候，「</w:t>
+      </w:r>
+      <w:r>
+        <w:rPr>
+          <w:lang w:val="zh_TW" w:bidi="zh_TW"/>
+        </w:rPr>
+        <w:t>日頭就變黑了， 月亮也不放光</w:t>
+      </w:r>
+      <w:r>
+        <w:rPr>
+          <w:lang w:val="zh_TW" w:bidi="zh_TW"/>
+        </w:rPr>
+        <w:t>」（</w:t>
+      </w:r>
+      <w:hyperlink r:id="rId20">
+        <w:r>
+          <w:rPr>
+            <w:lang w:val="zh_TW" w:bidi="zh_TW"/>
+          </w:rPr>
+          <w:rPr>
+            <w:color w:val="0000EE"/>
+            <w:u w:val="single"/>
+          </w:rPr>
+          <w:t>太24:29</w:t>
+        </w:r>
+      </w:hyperlink>
+      <w:r>
+        <w:rPr>
+          <w:lang w:val="zh_TW" w:bidi="zh_TW"/>
+        </w:rPr>
+        <w:t>）。</w:t>
+      </w:r>
+    </w:p>
+    <w:p>
+      <w:pPr>
+        <w:pStyle w:val="Heading3"/>
+      </w:pPr>
+      <w:r>
+        <w:rPr>
+          <w:lang w:val="zh_TW" w:bidi="zh_TW"/>
+        </w:rPr>
+        <w:t>神掌管光明與黑暗</w:t>
+      </w:r>
+    </w:p>
+    <w:p>
+      <w:pPr/>
+      <w:r>
+        <w:rPr>
+          <w:lang w:val="zh_TW" w:bidi="zh_TW"/>
+        </w:rPr>
+      </w:r>
+      <w:r>
+        <w:rPr>
+          <w:lang w:val="zh_TW" w:bidi="zh_TW"/>
+        </w:rPr>
+        <w:t>聖經有多處提到黑暗圍繞著神，一開始只是指缺乏光，但後來逐漸延伸出更深的意義。神在西奈山上，</w:t>
+      </w:r>
+      <w:r>
+        <w:rPr>
+          <w:lang w:val="zh_TW" w:bidi="zh_TW"/>
+        </w:rPr>
+        <w:t>幽暗之中</w:t>
+      </w:r>
+      <w:r>
+        <w:rPr>
+          <w:lang w:val="zh_TW" w:bidi="zh_TW"/>
+        </w:rPr>
+        <w:t>向摩西說話（</w:t>
+      </w:r>
+      <w:hyperlink r:id="rId21">
+        <w:r>
+          <w:rPr>
+            <w:lang w:val="zh_TW" w:bidi="zh_TW"/>
+          </w:rPr>
+          <w:rPr>
+            <w:color w:val="0000EE"/>
+            <w:u w:val="single"/>
+          </w:rPr>
+          <w:t>出20:21</w:t>
+        </w:r>
+      </w:hyperlink>
+      <w:r>
+        <w:rPr>
+          <w:lang w:val="zh_TW" w:bidi="zh_TW"/>
+        </w:rPr>
+        <w:t>；</w:t>
+      </w:r>
+      <w:hyperlink r:id="rId22">
+        <w:r>
+          <w:rPr>
+            <w:lang w:val="zh_TW" w:bidi="zh_TW"/>
+          </w:rPr>
+          <w:rPr>
+            <w:color w:val="0000EE"/>
+            <w:u w:val="single"/>
+          </w:rPr>
+          <w:t>申4:11</w:t>
+        </w:r>
+      </w:hyperlink>
+      <w:r>
+        <w:rPr>
+          <w:lang w:val="zh_TW" w:bidi="zh_TW"/>
+        </w:rPr>
+        <w:t>），或是從黑暗中說話（</w:t>
+      </w:r>
+      <w:hyperlink r:id="rId23">
+        <w:r>
+          <w:rPr>
+            <w:lang w:val="zh_TW" w:bidi="zh_TW"/>
+          </w:rPr>
+          <w:rPr>
+            <w:color w:val="0000EE"/>
+            <w:u w:val="single"/>
+          </w:rPr>
+          <w:t>申5:23</w:t>
+        </w:r>
+      </w:hyperlink>
+      <w:r>
+        <w:rPr>
+          <w:lang w:val="zh_TW" w:bidi="zh_TW"/>
+        </w:rPr>
+        <w:t>）。黑暗又被描述為神的</w:t>
+      </w:r>
+      <w:r>
+        <w:rPr>
+          <w:lang w:val="zh_TW" w:bidi="zh_TW"/>
+        </w:rPr>
+        <w:t>藏身之處和行宮</w:t>
+      </w:r>
+      <w:r>
+        <w:rPr>
+          <w:lang w:val="zh_TW" w:bidi="zh_TW"/>
+        </w:rPr>
+        <w:t>（</w:t>
+      </w:r>
+      <w:hyperlink r:id="rId24">
+        <w:r>
+          <w:rPr>
+            <w:lang w:val="zh_TW" w:bidi="zh_TW"/>
+          </w:rPr>
+          <w:rPr>
+            <w:color w:val="0000EE"/>
+            <w:u w:val="single"/>
+          </w:rPr>
+          <w:t>撒下22:12</w:t>
+        </w:r>
+      </w:hyperlink>
+      <w:r>
+        <w:rPr>
+          <w:lang w:val="zh_TW" w:bidi="zh_TW"/>
+        </w:rPr>
+        <w:t>；</w:t>
+      </w:r>
+      <w:hyperlink r:id="rId25">
+        <w:r>
+          <w:rPr>
+            <w:lang w:val="zh_TW" w:bidi="zh_TW"/>
+          </w:rPr>
+          <w:rPr>
+            <w:color w:val="0000EE"/>
+            <w:u w:val="single"/>
+          </w:rPr>
+          <w:t>詩18:11</w:t>
+        </w:r>
+      </w:hyperlink>
+      <w:r>
+        <w:rPr>
+          <w:lang w:val="zh_TW" w:bidi="zh_TW"/>
+        </w:rPr>
+        <w:t>，</w:t>
+      </w:r>
+      <w:hyperlink r:id="rId26">
+        <w:r>
+          <w:rPr>
+            <w:lang w:val="zh_TW" w:bidi="zh_TW"/>
+          </w:rPr>
+          <w:rPr>
+            <w:color w:val="0000EE"/>
+            <w:u w:val="single"/>
+          </w:rPr>
+          <w:t>97:2</w:t>
+        </w:r>
+      </w:hyperlink>
+      <w:r>
+        <w:rPr>
+          <w:lang w:val="zh_TW" w:bidi="zh_TW"/>
+        </w:rPr>
+        <w:t>）。</w:t>
+      </w:r>
+    </w:p>
+    <w:p>
+      <w:pPr/>
+      <w:r>
+        <w:rPr>
+          <w:lang w:val="zh_TW" w:bidi="zh_TW"/>
+        </w:rPr>
+      </w:r>
+      <w:r>
+        <w:rPr>
+          <w:lang w:val="zh_TW" w:bidi="zh_TW"/>
+        </w:rPr>
+        <w:t>神掌管光明與黑暗：</w:t>
       </w:r>
     </w:p>
     <w:p>
@@ -249,25 +615,25 @@
         <w:rPr>
           <w:lang w:val="zh_TW" w:bidi="zh_TW"/>
         </w:rPr>
-        <w:t>家中（</w:t>
-      </w:r>
-      <w:hyperlink r:id="rId13">
-        <w:r>
-          <w:rPr>
-            <w:lang w:val="zh_TW" w:bidi="zh_TW"/>
-          </w:rPr>
-          <w:rPr>
-            <w:color w:val="0000EE"/>
-            <w:u w:val="single"/>
-          </w:rPr>
-          <w:t>創19:3</w:t>
-        </w:r>
-      </w:hyperlink>
-      <w:r>
-        <w:rPr>
-          <w:lang w:val="zh_TW" w:bidi="zh_TW"/>
-        </w:rPr>
-        <w:t>），</w:t>
+        <w:t>神掌管光明和黑暗的界線（</w:t>
+      </w:r>
+      <w:hyperlink r:id="rId27">
+        <w:r>
+          <w:rPr>
+            <w:lang w:val="zh_TW" w:bidi="zh_TW"/>
+          </w:rPr>
+          <w:rPr>
+            <w:color w:val="0000EE"/>
+            <w:u w:val="single"/>
+          </w:rPr>
+          <w:t>伯26:10</w:t>
+        </w:r>
+      </w:hyperlink>
+      <w:r>
+        <w:rPr>
+          <w:lang w:val="zh_TW" w:bidi="zh_TW"/>
+        </w:rPr>
+        <w:t>）。</w:t>
       </w:r>
     </w:p>
     <w:p>
@@ -285,25 +651,43 @@
         <w:rPr>
           <w:lang w:val="zh_TW" w:bidi="zh_TW"/>
         </w:rPr>
-        <w:t>公共的烘焙作坊（</w:t>
-      </w:r>
-      <w:hyperlink r:id="rId14">
-        <w:r>
-          <w:rPr>
-            <w:lang w:val="zh_TW" w:bidi="zh_TW"/>
-          </w:rPr>
-          <w:rPr>
-            <w:color w:val="0000EE"/>
-            <w:u w:val="single"/>
-          </w:rPr>
-          <w:t>耶37:21</w:t>
-        </w:r>
-      </w:hyperlink>
-      <w:r>
-        <w:rPr>
-          <w:lang w:val="zh_TW" w:bidi="zh_TW"/>
-        </w:rPr>
-        <w:t>），</w:t>
+        <w:t>神使黑暗來臨（</w:t>
+      </w:r>
+      <w:hyperlink r:id="rId28">
+        <w:r>
+          <w:rPr>
+            <w:lang w:val="zh_TW" w:bidi="zh_TW"/>
+          </w:rPr>
+          <w:rPr>
+            <w:color w:val="0000EE"/>
+            <w:u w:val="single"/>
+          </w:rPr>
+          <w:t>詩104:20</w:t>
+        </w:r>
+      </w:hyperlink>
+      <w:r>
+        <w:rPr>
+          <w:lang w:val="zh_TW" w:bidi="zh_TW"/>
+        </w:rPr>
+        <w:t>，</w:t>
+      </w:r>
+      <w:hyperlink r:id="rId29">
+        <w:r>
+          <w:rPr>
+            <w:lang w:val="zh_TW" w:bidi="zh_TW"/>
+          </w:rPr>
+          <w:rPr>
+            <w:color w:val="0000EE"/>
+            <w:u w:val="single"/>
+          </w:rPr>
+          <w:t>105:28</w:t>
+        </w:r>
+      </w:hyperlink>
+      <w:r>
+        <w:rPr>
+          <w:lang w:val="zh_TW" w:bidi="zh_TW"/>
+        </w:rPr>
+        <w:t>）。</w:t>
       </w:r>
     </w:p>
     <w:p>
@@ -321,91 +705,25 @@
         <w:rPr>
           <w:lang w:val="zh_TW" w:bidi="zh_TW"/>
         </w:rPr>
-        <w:t>君王和貴族的宮殿中（</w:t>
-      </w:r>
-      <w:hyperlink r:id="rId15">
-        <w:r>
-          <w:rPr>
-            <w:lang w:val="zh_TW" w:bidi="zh_TW"/>
-          </w:rPr>
-          <w:rPr>
-            <w:color w:val="0000EE"/>
-            <w:u w:val="single"/>
-          </w:rPr>
-          <w:t>創40:1</w:t>
-        </w:r>
-      </w:hyperlink>
-      <w:hyperlink r:id="rId15">
-        <w:r>
-          <w:rPr>
-            <w:lang w:val="zh_TW" w:bidi="zh_TW"/>
-          </w:rPr>
-          <w:rPr>
-            <w:color w:val="0000EE"/>
-            <w:u w:val="single"/>
-          </w:rPr>
-          <w:t>-</w:t>
-        </w:r>
-      </w:hyperlink>
-      <w:r>
-        <w:rPr>
-          <w:lang w:val="zh_TW" w:bidi="zh_TW"/>
-        </w:rPr>
-        <w:t>22，</w:t>
-      </w:r>
-      <w:hyperlink r:id="rId16">
-        <w:r>
-          <w:rPr>
-            <w:lang w:val="zh_TW" w:bidi="zh_TW"/>
-          </w:rPr>
-          <w:rPr>
-            <w:color w:val="0000EE"/>
-            <w:u w:val="single"/>
-          </w:rPr>
-          <w:t>41:10</w:t>
-        </w:r>
-      </w:hyperlink>
-      <w:r>
-        <w:rPr>
-          <w:lang w:val="zh_TW" w:bidi="zh_TW"/>
-        </w:rPr>
-        <w:t>、</w:t>
-      </w:r>
-      <w:hyperlink r:id="rId16">
-        <w:r>
-          <w:rPr>
-            <w:lang w:val="zh_TW" w:bidi="zh_TW"/>
-          </w:rPr>
-          <w:rPr>
-            <w:color w:val="0000EE"/>
-            <w:u w:val="single"/>
-          </w:rPr>
-          <w:t>13</w:t>
-        </w:r>
-      </w:hyperlink>
-      <w:r>
-        <w:rPr>
-          <w:lang w:val="zh_TW" w:bidi="zh_TW"/>
-        </w:rPr>
-        <w:t>；</w:t>
-      </w:r>
-      <w:hyperlink r:id="rId17">
-        <w:r>
-          <w:rPr>
-            <w:lang w:val="zh_TW" w:bidi="zh_TW"/>
-          </w:rPr>
-          <w:rPr>
-            <w:color w:val="0000EE"/>
-            <w:u w:val="single"/>
-          </w:rPr>
-          <w:t>撒上8:13</w:t>
-        </w:r>
-      </w:hyperlink>
-      <w:r>
-        <w:rPr>
-          <w:lang w:val="zh_TW" w:bidi="zh_TW"/>
-        </w:rPr>
-        <w:t>）</w:t>
+        <w:t>神造光和暗（</w:t>
+      </w:r>
+      <w:hyperlink r:id="rId30">
+        <w:r>
+          <w:rPr>
+            <w:lang w:val="zh_TW" w:bidi="zh_TW"/>
+          </w:rPr>
+          <w:rPr>
+            <w:color w:val="0000EE"/>
+            <w:u w:val="single"/>
+          </w:rPr>
+          <w:t>賽45:7</w:t>
+        </w:r>
+      </w:hyperlink>
+      <w:r>
+        <w:rPr>
+          <w:lang w:val="zh_TW" w:bidi="zh_TW"/>
+        </w:rPr>
+        <w:t>）。</w:t>
       </w:r>
     </w:p>
     <w:p>
@@ -419,91 +737,102 @@
         <w:rPr>
           <w:lang w:val="zh_TW" w:bidi="zh_TW"/>
         </w:rPr>
-        <w:t>他們以油和麵粉這些基本原料製作餅和糕。以色列人在逃離埃及時，在旅程中烤了無酵餅作為食物（</w:t>
-      </w:r>
-      <w:hyperlink r:id="rId18">
-        <w:r>
-          <w:rPr>
-            <w:lang w:val="zh_TW" w:bidi="zh_TW"/>
-          </w:rPr>
-          <w:rPr>
-            <w:color w:val="0000EE"/>
-            <w:u w:val="single"/>
-          </w:rPr>
-          <w:t>出12:39</w:t>
-        </w:r>
-      </w:hyperlink>
-      <w:r>
-        <w:rPr>
-          <w:lang w:val="zh_TW" w:bidi="zh_TW"/>
-        </w:rPr>
-        <w:t>）。這些餅和糕通常是在平底鍋或爐中烘烤而成（</w:t>
-      </w:r>
-      <w:hyperlink r:id="rId19">
-        <w:r>
-          <w:rPr>
-            <w:lang w:val="zh_TW" w:bidi="zh_TW"/>
-          </w:rPr>
-          <w:rPr>
-            <w:color w:val="0000EE"/>
-            <w:u w:val="single"/>
-          </w:rPr>
-          <w:t>利2:4</w:t>
-        </w:r>
-      </w:hyperlink>
-      <w:r>
-        <w:rPr>
-          <w:lang w:val="zh_TW" w:bidi="zh_TW"/>
-        </w:rPr>
-        <w:t>，</w:t>
-      </w:r>
-      <w:hyperlink r:id="rId20">
-        <w:r>
-          <w:rPr>
-            <w:lang w:val="zh_TW" w:bidi="zh_TW"/>
-          </w:rPr>
-          <w:rPr>
-            <w:color w:val="0000EE"/>
-            <w:u w:val="single"/>
-          </w:rPr>
-          <w:t>26:26</w:t>
-        </w:r>
-      </w:hyperlink>
-      <w:r>
-        <w:rPr>
-          <w:lang w:val="zh_TW" w:bidi="zh_TW"/>
-        </w:rPr>
-        <w:t>）。隨著以色列社會的發展，專業的烘焙師逐漸出現，並形成行會。有人便指出，何西阿可能曾從事烘焙工作，因為他對烘焙技術十分熟悉（</w:t>
-      </w:r>
-      <w:hyperlink r:id="rId21">
-        <w:r>
-          <w:rPr>
-            <w:lang w:val="zh_TW" w:bidi="zh_TW"/>
-          </w:rPr>
-          <w:rPr>
-            <w:color w:val="0000EE"/>
-            <w:u w:val="single"/>
-          </w:rPr>
-          <w:t>何7:4</w:t>
-        </w:r>
-      </w:hyperlink>
-      <w:hyperlink r:id="rId21">
-        <w:r>
-          <w:rPr>
-            <w:lang w:val="zh_TW" w:bidi="zh_TW"/>
-          </w:rPr>
-          <w:rPr>
-            <w:color w:val="0000EE"/>
-            <w:u w:val="single"/>
-          </w:rPr>
-          <w:t>-</w:t>
-        </w:r>
-      </w:hyperlink>
-      <w:r>
-        <w:rPr>
-          <w:lang w:val="zh_TW" w:bidi="zh_TW"/>
-        </w:rPr>
-        <w:t>8）。</w:t>
+        <w:t>聖經也說神住在幽暗之處（</w:t>
+      </w:r>
+      <w:hyperlink r:id="rId31">
+        <w:r>
+          <w:rPr>
+            <w:lang w:val="zh_TW" w:bidi="zh_TW"/>
+          </w:rPr>
+          <w:rPr>
+            <w:color w:val="0000EE"/>
+            <w:u w:val="single"/>
+          </w:rPr>
+          <w:t>王上8:12</w:t>
+        </w:r>
+      </w:hyperlink>
+      <w:r>
+        <w:rPr>
+          <w:lang w:val="zh_TW" w:bidi="zh_TW"/>
+        </w:rPr>
+        <w:t>；</w:t>
+      </w:r>
+      <w:hyperlink r:id="rId32">
+        <w:r>
+          <w:rPr>
+            <w:lang w:val="zh_TW" w:bidi="zh_TW"/>
+          </w:rPr>
+          <w:rPr>
+            <w:color w:val="0000EE"/>
+            <w:u w:val="single"/>
+          </w:rPr>
+          <w:t>代下6:1</w:t>
+        </w:r>
+      </w:hyperlink>
+      <w:r>
+        <w:rPr>
+          <w:lang w:val="zh_TW" w:bidi="zh_TW"/>
+        </w:rPr>
+        <w:t>）。</w:t>
+      </w:r>
+      <w:r>
+        <w:rPr>
+          <w:lang w:val="zh_TW" w:bidi="zh_TW"/>
+        </w:rPr>
+        <w:t>黑雲</w:t>
+      </w:r>
+      <w:r>
+        <w:rPr>
+          <w:lang w:val="zh_TW" w:bidi="zh_TW"/>
+        </w:rPr>
+        <w:t>在祂腳下（</w:t>
+      </w:r>
+      <w:hyperlink r:id="rId33">
+        <w:r>
+          <w:rPr>
+            <w:lang w:val="zh_TW" w:bidi="zh_TW"/>
+          </w:rPr>
+          <w:rPr>
+            <w:color w:val="0000EE"/>
+            <w:u w:val="single"/>
+          </w:rPr>
+          <w:t>撒下22:10</w:t>
+        </w:r>
+      </w:hyperlink>
+      <w:r>
+        <w:rPr>
+          <w:lang w:val="zh_TW" w:bidi="zh_TW"/>
+        </w:rPr>
+        <w:t>；</w:t>
+      </w:r>
+      <w:hyperlink r:id="rId34">
+        <w:r>
+          <w:rPr>
+            <w:lang w:val="zh_TW" w:bidi="zh_TW"/>
+          </w:rPr>
+          <w:rPr>
+            <w:color w:val="0000EE"/>
+            <w:u w:val="single"/>
+          </w:rPr>
+          <w:t>詩18:9</w:t>
+        </w:r>
+      </w:hyperlink>
+      <w:r>
+        <w:rPr>
+          <w:lang w:val="zh_TW" w:bidi="zh_TW"/>
+        </w:rPr>
+        <w:t>）。</w:t>
+      </w:r>
+    </w:p>
+    <w:p>
+      <w:pPr>
+        <w:pStyle w:val="Heading3"/>
+      </w:pPr>
+      <w:r>
+        <w:rPr>
+          <w:lang w:val="zh_TW" w:bidi="zh_TW"/>
+        </w:rPr>
+        <w:t>黑暗的象徵意義</w:t>
       </w:r>
     </w:p>
     <w:p>
@@ -515,38 +844,135 @@
       </w:r>
       <w:r>
         <w:rPr>
-          <w:i/>
-          <w:lang w:val="zh_TW" w:bidi="zh_TW"/>
-        </w:rPr>
-        <w:t>另見</w:t>
-      </w:r>
-      <w:r>
-        <w:rPr>
-          <w:lang w:val="zh_TW" w:bidi="zh_TW"/>
-        </w:rPr>
-        <w:t xml:space="preserve"> </w:t>
-      </w:r>
-      <w:r>
-        <w:rPr>
-          <w:lang w:val="zh_TW" w:bidi="zh_TW"/>
-        </w:rPr>
-        <w:t>食物和食物準備</w:t>
-      </w:r>
-      <w:r>
-        <w:rPr>
-          <w:lang w:val="zh_TW" w:bidi="zh_TW"/>
-        </w:rPr>
-        <w:t>。</w:t>
-      </w:r>
-      <w:r>
-        <w:rPr>
-          <w:lang w:val="zh_TW" w:bidi="zh_TW"/>
-        </w:rPr>
-      </w:r>
-      <w:r>
-        <w:rPr>
-          <w:lang w:val="zh_TW" w:bidi="zh_TW"/>
-        </w:rPr>
+          <w:lang w:val="zh_TW" w:bidi="zh_TW"/>
+        </w:rPr>
+        <w:t>聖經經常使用「黑暗」象徵上的意義，特別是在約伯記、詩篇和以賽亞書等詩詞中。當聖經這樣使用黑暗時，通常表示人不明白神的旨意。聖經用光與黑暗來解釋一個重要真理：當人認識神，就好像有光；當人不認識神，就好像在黑暗中（</w:t>
+      </w:r>
+      <w:hyperlink r:id="rId35">
+        <w:r>
+          <w:rPr>
+            <w:lang w:val="zh_TW" w:bidi="zh_TW"/>
+          </w:rPr>
+          <w:rPr>
+            <w:color w:val="0000EE"/>
+            <w:u w:val="single"/>
+          </w:rPr>
+          <w:t>伯12:24–25</w:t>
+        </w:r>
+      </w:hyperlink>
+      <w:r>
+        <w:rPr>
+          <w:lang w:val="zh_TW" w:bidi="zh_TW"/>
+        </w:rPr>
+        <w:t>；</w:t>
+      </w:r>
+      <w:hyperlink r:id="rId36">
+        <w:r>
+          <w:rPr>
+            <w:lang w:val="zh_TW" w:bidi="zh_TW"/>
+          </w:rPr>
+          <w:rPr>
+            <w:color w:val="0000EE"/>
+            <w:u w:val="single"/>
+          </w:rPr>
+          <w:t>太4:16</w:t>
+        </w:r>
+      </w:hyperlink>
+      <w:r>
+        <w:rPr>
+          <w:lang w:val="zh_TW" w:bidi="zh_TW"/>
+        </w:rPr>
+        <w:t>；</w:t>
+      </w:r>
+      <w:hyperlink r:id="rId37">
+        <w:r>
+          <w:rPr>
+            <w:lang w:val="zh_TW" w:bidi="zh_TW"/>
+          </w:rPr>
+          <w:rPr>
+            <w:color w:val="0000EE"/>
+            <w:u w:val="single"/>
+          </w:rPr>
+          <w:t>約1:5</w:t>
+        </w:r>
+      </w:hyperlink>
+      <w:r>
+        <w:rPr>
+          <w:lang w:val="zh_TW" w:bidi="zh_TW"/>
+        </w:rPr>
+        <w:t>，</w:t>
+      </w:r>
+      <w:hyperlink r:id="rId38">
+        <w:r>
+          <w:rPr>
+            <w:lang w:val="zh_TW" w:bidi="zh_TW"/>
+          </w:rPr>
+          <w:rPr>
+            <w:color w:val="0000EE"/>
+            <w:u w:val="single"/>
+          </w:rPr>
+          <w:t>8:12</w:t>
+        </w:r>
+      </w:hyperlink>
+      <w:r>
+        <w:rPr>
+          <w:lang w:val="zh_TW" w:bidi="zh_TW"/>
+        </w:rPr>
+        <w:t>，</w:t>
+      </w:r>
+      <w:hyperlink r:id="rId39">
+        <w:r>
+          <w:rPr>
+            <w:lang w:val="zh_TW" w:bidi="zh_TW"/>
+          </w:rPr>
+          <w:rPr>
+            <w:color w:val="0000EE"/>
+            <w:u w:val="single"/>
+          </w:rPr>
+          <w:t>12:35、46</w:t>
+        </w:r>
+      </w:hyperlink>
+      <w:r>
+        <w:rPr>
+          <w:lang w:val="zh_TW" w:bidi="zh_TW"/>
+        </w:rPr>
+        <w:t>；</w:t>
+      </w:r>
+      <w:hyperlink r:id="rId40">
+        <w:r>
+          <w:rPr>
+            <w:lang w:val="zh_TW" w:bidi="zh_TW"/>
+          </w:rPr>
+          <w:rPr>
+            <w:color w:val="0000EE"/>
+            <w:u w:val="single"/>
+          </w:rPr>
+          <w:t>約一1:5</w:t>
+        </w:r>
+      </w:hyperlink>
+      <w:r>
+        <w:rPr>
+          <w:lang w:val="zh_TW" w:bidi="zh_TW"/>
+        </w:rPr>
+        <w:t>，</w:t>
+      </w:r>
+      <w:hyperlink r:id="rId41">
+        <w:r>
+          <w:rPr>
+            <w:lang w:val="zh_TW" w:bidi="zh_TW"/>
+          </w:rPr>
+          <w:rPr>
+            <w:color w:val="0000EE"/>
+            <w:u w:val="single"/>
+          </w:rPr>
+          <w:t>2:8–9、11</w:t>
+        </w:r>
+      </w:hyperlink>
+      <w:r>
+        <w:rPr>
+          <w:lang w:val="zh_TW" w:bidi="zh_TW"/>
+        </w:rPr>
+        <w:t>）。</w:t>
       </w:r>
     </w:p>
     <w:p>
@@ -556,21 +982,137 @@
           <w:lang w:val="zh_TW" w:bidi="zh_TW"/>
         </w:rPr>
       </w:r>
-    </w:p>
-    <w:p>
-      <w:pPr>
-        <w:pStyle w:val="Heading2"/>
-      </w:pPr>
-      <w:r>
-        <w:rPr>
-          <w:lang w:val="zh_TW" w:bidi="zh_TW"/>
-        </w:rPr>
-        <w:t>洪水</w:t>
-      </w:r>
-      <w:r>
-        <w:rPr>
-          <w:lang w:val="zh_TW" w:bidi="zh_TW"/>
-        </w:rPr>
+      <w:r>
+        <w:rPr>
+          <w:lang w:val="zh_TW" w:bidi="zh_TW"/>
+        </w:rPr>
+        <w:t>在約伯記中，黑暗有時意味著完全的虛空（</w:t>
+      </w:r>
+      <w:hyperlink r:id="rId42">
+        <w:r>
+          <w:rPr>
+            <w:lang w:val="zh_TW" w:bidi="zh_TW"/>
+          </w:rPr>
+          <w:rPr>
+            <w:color w:val="0000EE"/>
+            <w:u w:val="single"/>
+          </w:rPr>
+          <w:t>伯3:4–6</w:t>
+        </w:r>
+      </w:hyperlink>
+      <w:r>
+        <w:rPr>
+          <w:lang w:val="zh_TW" w:bidi="zh_TW"/>
+        </w:rPr>
+        <w:t>）。聖經也用黑暗來談論死亡，描述死人之地為沒有光的幽暗之地（</w:t>
+      </w:r>
+      <w:hyperlink r:id="rId43">
+        <w:r>
+          <w:rPr>
+            <w:lang w:val="zh_TW" w:bidi="zh_TW"/>
+          </w:rPr>
+          <w:rPr>
+            <w:color w:val="0000EE"/>
+            <w:u w:val="single"/>
+          </w:rPr>
+          <w:t>伯10:21–22</w:t>
+        </w:r>
+      </w:hyperlink>
+      <w:r>
+        <w:rPr>
+          <w:lang w:val="zh_TW" w:bidi="zh_TW"/>
+        </w:rPr>
+        <w:t>，</w:t>
+      </w:r>
+      <w:hyperlink r:id="rId44">
+        <w:r>
+          <w:rPr>
+            <w:lang w:val="zh_TW" w:bidi="zh_TW"/>
+          </w:rPr>
+          <w:rPr>
+            <w:color w:val="0000EE"/>
+            <w:u w:val="single"/>
+          </w:rPr>
+          <w:t>15:24</w:t>
+        </w:r>
+      </w:hyperlink>
+      <w:r>
+        <w:rPr>
+          <w:lang w:val="zh_TW" w:bidi="zh_TW"/>
+        </w:rPr>
+        <w:t>，</w:t>
+      </w:r>
+      <w:hyperlink r:id="rId45">
+        <w:r>
+          <w:rPr>
+            <w:lang w:val="zh_TW" w:bidi="zh_TW"/>
+          </w:rPr>
+          <w:rPr>
+            <w:color w:val="0000EE"/>
+            <w:u w:val="single"/>
+          </w:rPr>
+          <w:t>17:12–13</w:t>
+        </w:r>
+      </w:hyperlink>
+      <w:r>
+        <w:rPr>
+          <w:lang w:val="zh_TW" w:bidi="zh_TW"/>
+        </w:rPr>
+        <w:t>，</w:t>
+      </w:r>
+      <w:hyperlink r:id="rId46">
+        <w:r>
+          <w:rPr>
+            <w:lang w:val="zh_TW" w:bidi="zh_TW"/>
+          </w:rPr>
+          <w:rPr>
+            <w:color w:val="0000EE"/>
+            <w:u w:val="single"/>
+          </w:rPr>
+          <w:t>18:18</w:t>
+        </w:r>
+      </w:hyperlink>
+      <w:r>
+        <w:rPr>
+          <w:lang w:val="zh_TW" w:bidi="zh_TW"/>
+        </w:rPr>
+        <w:t>；</w:t>
+      </w:r>
+      <w:hyperlink r:id="rId47">
+        <w:r>
+          <w:rPr>
+            <w:lang w:val="zh_TW" w:bidi="zh_TW"/>
+          </w:rPr>
+          <w:rPr>
+            <w:color w:val="0000EE"/>
+            <w:u w:val="single"/>
+          </w:rPr>
+          <w:t>傳6:4</w:t>
+        </w:r>
+      </w:hyperlink>
+      <w:r>
+        <w:rPr>
+          <w:lang w:val="zh_TW" w:bidi="zh_TW"/>
+        </w:rPr>
+        <w:t>，</w:t>
+      </w:r>
+      <w:hyperlink r:id="rId48">
+        <w:r>
+          <w:rPr>
+            <w:lang w:val="zh_TW" w:bidi="zh_TW"/>
+          </w:rPr>
+          <w:rPr>
+            <w:color w:val="0000EE"/>
+            <w:u w:val="single"/>
+          </w:rPr>
+          <w:t>11:8</w:t>
+        </w:r>
+      </w:hyperlink>
+      <w:r>
+        <w:rPr>
+          <w:lang w:val="zh_TW" w:bidi="zh_TW"/>
+        </w:rPr>
+        <w:t>）。</w:t>
       </w:r>
     </w:p>
     <w:p>
@@ -584,36 +1126,385 @@
         <w:rPr>
           <w:lang w:val="zh_TW" w:bidi="zh_TW"/>
         </w:rPr>
-        <w:t>水勢上漲氾濫，淹沒大地，特別指</w:t>
-      </w:r>
-      <w:hyperlink r:id="rId22">
-        <w:r>
-          <w:rPr>
-            <w:lang w:val="zh_TW" w:bidi="zh_TW"/>
-          </w:rPr>
-          <w:rPr>
-            <w:color w:val="0000EE"/>
-            <w:u w:val="single"/>
-          </w:rPr>
-          <w:t>創世記六至九章</w:t>
-        </w:r>
-      </w:hyperlink>
-      <w:r>
-        <w:rPr>
-          <w:lang w:val="zh_TW" w:bidi="zh_TW"/>
-        </w:rPr>
-        <w:t>挪亞時代的洪水。</w:t>
-      </w:r>
-    </w:p>
-    <w:p>
-      <w:pPr>
-        <w:pStyle w:val="Heading3"/>
-      </w:pPr>
-      <w:r>
-        <w:rPr>
-          <w:lang w:val="zh_TW" w:bidi="zh_TW"/>
-        </w:rPr>
-        <w:t>聖經記載</w:t>
+        <w:t>黑暗也常象徵負面的情緒，如恐懼與憂愁；它也代表罪人所遭遇的苦難（</w:t>
+      </w:r>
+      <w:hyperlink r:id="rId49">
+        <w:r>
+          <w:rPr>
+            <w:lang w:val="zh_TW" w:bidi="zh_TW"/>
+          </w:rPr>
+          <w:rPr>
+            <w:color w:val="0000EE"/>
+            <w:u w:val="single"/>
+          </w:rPr>
+          <w:t>創15:12</w:t>
+        </w:r>
+      </w:hyperlink>
+      <w:r>
+        <w:rPr>
+          <w:lang w:val="zh_TW" w:bidi="zh_TW"/>
+        </w:rPr>
+        <w:t>；</w:t>
+      </w:r>
+      <w:hyperlink r:id="rId50">
+        <w:r>
+          <w:rPr>
+            <w:lang w:val="zh_TW" w:bidi="zh_TW"/>
+          </w:rPr>
+          <w:rPr>
+            <w:color w:val="0000EE"/>
+            <w:u w:val="single"/>
+          </w:rPr>
+          <w:t>伯5:14</w:t>
+        </w:r>
+      </w:hyperlink>
+      <w:r>
+        <w:rPr>
+          <w:lang w:val="zh_TW" w:bidi="zh_TW"/>
+        </w:rPr>
+        <w:t>，</w:t>
+      </w:r>
+      <w:hyperlink r:id="rId51">
+        <w:r>
+          <w:rPr>
+            <w:lang w:val="zh_TW" w:bidi="zh_TW"/>
+          </w:rPr>
+          <w:rPr>
+            <w:color w:val="0000EE"/>
+            <w:u w:val="single"/>
+          </w:rPr>
+          <w:t>12:25</w:t>
+        </w:r>
+      </w:hyperlink>
+      <w:r>
+        <w:rPr>
+          <w:lang w:val="zh_TW" w:bidi="zh_TW"/>
+        </w:rPr>
+        <w:t>，</w:t>
+      </w:r>
+      <w:hyperlink r:id="rId52">
+        <w:r>
+          <w:rPr>
+            <w:lang w:val="zh_TW" w:bidi="zh_TW"/>
+          </w:rPr>
+          <w:rPr>
+            <w:color w:val="0000EE"/>
+            <w:u w:val="single"/>
+          </w:rPr>
+          <w:t>15:22、30</w:t>
+        </w:r>
+      </w:hyperlink>
+      <w:r>
+        <w:rPr>
+          <w:lang w:val="zh_TW" w:bidi="zh_TW"/>
+        </w:rPr>
+        <w:t>，</w:t>
+      </w:r>
+      <w:hyperlink r:id="rId53">
+        <w:r>
+          <w:rPr>
+            <w:lang w:val="zh_TW" w:bidi="zh_TW"/>
+          </w:rPr>
+          <w:rPr>
+            <w:color w:val="0000EE"/>
+            <w:u w:val="single"/>
+          </w:rPr>
+          <w:t>19:8</w:t>
+        </w:r>
+      </w:hyperlink>
+      <w:r>
+        <w:rPr>
+          <w:lang w:val="zh_TW" w:bidi="zh_TW"/>
+        </w:rPr>
+        <w:t>，</w:t>
+      </w:r>
+      <w:hyperlink r:id="rId54">
+        <w:r>
+          <w:rPr>
+            <w:lang w:val="zh_TW" w:bidi="zh_TW"/>
+          </w:rPr>
+          <w:rPr>
+            <w:color w:val="0000EE"/>
+            <w:u w:val="single"/>
+          </w:rPr>
+          <w:t>22:11</w:t>
+        </w:r>
+      </w:hyperlink>
+      <w:r>
+        <w:rPr>
+          <w:lang w:val="zh_TW" w:bidi="zh_TW"/>
+        </w:rPr>
+        <w:t>；</w:t>
+      </w:r>
+      <w:hyperlink r:id="rId55">
+        <w:r>
+          <w:rPr>
+            <w:lang w:val="zh_TW" w:bidi="zh_TW"/>
+          </w:rPr>
+          <w:rPr>
+            <w:color w:val="0000EE"/>
+            <w:u w:val="single"/>
+          </w:rPr>
+          <w:t>詩35:6</w:t>
+        </w:r>
+      </w:hyperlink>
+      <w:r>
+        <w:rPr>
+          <w:lang w:val="zh_TW" w:bidi="zh_TW"/>
+        </w:rPr>
+        <w:t>，</w:t>
+      </w:r>
+      <w:hyperlink r:id="rId56">
+        <w:r>
+          <w:rPr>
+            <w:lang w:val="zh_TW" w:bidi="zh_TW"/>
+          </w:rPr>
+          <w:rPr>
+            <w:color w:val="0000EE"/>
+            <w:u w:val="single"/>
+          </w:rPr>
+          <w:t>107:10、14</w:t>
+        </w:r>
+      </w:hyperlink>
+      <w:r>
+        <w:rPr>
+          <w:lang w:val="zh_TW" w:bidi="zh_TW"/>
+        </w:rPr>
+        <w:t>；</w:t>
+      </w:r>
+      <w:hyperlink r:id="rId57">
+        <w:r>
+          <w:rPr>
+            <w:lang w:val="zh_TW" w:bidi="zh_TW"/>
+          </w:rPr>
+          <w:rPr>
+            <w:color w:val="0000EE"/>
+            <w:u w:val="single"/>
+          </w:rPr>
+          <w:t>傳5:17</w:t>
+        </w:r>
+      </w:hyperlink>
+      <w:r>
+        <w:rPr>
+          <w:lang w:val="zh_TW" w:bidi="zh_TW"/>
+        </w:rPr>
+        <w:t>；</w:t>
+      </w:r>
+      <w:hyperlink r:id="rId58">
+        <w:r>
+          <w:rPr>
+            <w:lang w:val="zh_TW" w:bidi="zh_TW"/>
+          </w:rPr>
+          <w:rPr>
+            <w:color w:val="0000EE"/>
+            <w:u w:val="single"/>
+          </w:rPr>
+          <w:t>賽5:30</w:t>
+        </w:r>
+      </w:hyperlink>
+      <w:r>
+        <w:rPr>
+          <w:lang w:val="zh_TW" w:bidi="zh_TW"/>
+        </w:rPr>
+        <w:t>）。有時黑暗象徵邪惡的行為（</w:t>
+      </w:r>
+      <w:hyperlink r:id="rId59">
+        <w:r>
+          <w:rPr>
+            <w:lang w:val="zh_TW" w:bidi="zh_TW"/>
+          </w:rPr>
+          <w:rPr>
+            <w:color w:val="0000EE"/>
+            <w:u w:val="single"/>
+          </w:rPr>
+          <w:t>箴2:13</w:t>
+        </w:r>
+      </w:hyperlink>
+      <w:r>
+        <w:rPr>
+          <w:lang w:val="zh_TW" w:bidi="zh_TW"/>
+        </w:rPr>
+        <w:t>，</w:t>
+      </w:r>
+      <w:hyperlink r:id="rId60">
+        <w:r>
+          <w:rPr>
+            <w:lang w:val="zh_TW" w:bidi="zh_TW"/>
+          </w:rPr>
+          <w:rPr>
+            <w:color w:val="0000EE"/>
+            <w:u w:val="single"/>
+          </w:rPr>
+          <w:t>4:19</w:t>
+        </w:r>
+      </w:hyperlink>
+      <w:r>
+        <w:rPr>
+          <w:lang w:val="zh_TW" w:bidi="zh_TW"/>
+        </w:rPr>
+        <w:t>；</w:t>
+      </w:r>
+      <w:hyperlink r:id="rId61">
+        <w:r>
+          <w:rPr>
+            <w:lang w:val="zh_TW" w:bidi="zh_TW"/>
+          </w:rPr>
+          <w:rPr>
+            <w:color w:val="0000EE"/>
+            <w:u w:val="single"/>
+          </w:rPr>
+          <w:t>賽5:20</w:t>
+        </w:r>
+      </w:hyperlink>
+      <w:r>
+        <w:rPr>
+          <w:lang w:val="zh_TW" w:bidi="zh_TW"/>
+        </w:rPr>
+        <w:t>，</w:t>
+      </w:r>
+      <w:hyperlink r:id="rId62">
+        <w:r>
+          <w:rPr>
+            <w:lang w:val="zh_TW" w:bidi="zh_TW"/>
+          </w:rPr>
+          <w:rPr>
+            <w:color w:val="0000EE"/>
+            <w:u w:val="single"/>
+          </w:rPr>
+          <w:t>60:2</w:t>
+        </w:r>
+      </w:hyperlink>
+      <w:r>
+        <w:rPr>
+          <w:lang w:val="zh_TW" w:bidi="zh_TW"/>
+        </w:rPr>
+        <w:t>）。在新約中，「黑暗」通常有兩層意思：指人行惡事，或指人不明白神的真理（</w:t>
+      </w:r>
+      <w:hyperlink r:id="rId36">
+        <w:r>
+          <w:rPr>
+            <w:lang w:val="zh_TW" w:bidi="zh_TW"/>
+          </w:rPr>
+          <w:rPr>
+            <w:color w:val="0000EE"/>
+            <w:u w:val="single"/>
+          </w:rPr>
+          <w:t>太4:16</w:t>
+        </w:r>
+      </w:hyperlink>
+      <w:r>
+        <w:rPr>
+          <w:lang w:val="zh_TW" w:bidi="zh_TW"/>
+        </w:rPr>
+        <w:t>，</w:t>
+      </w:r>
+      <w:hyperlink r:id="rId63">
+        <w:r>
+          <w:rPr>
+            <w:lang w:val="zh_TW" w:bidi="zh_TW"/>
+          </w:rPr>
+          <w:rPr>
+            <w:color w:val="0000EE"/>
+            <w:u w:val="single"/>
+          </w:rPr>
+          <w:t>6:23</w:t>
+        </w:r>
+      </w:hyperlink>
+      <w:r>
+        <w:rPr>
+          <w:lang w:val="zh_TW" w:bidi="zh_TW"/>
+        </w:rPr>
+        <w:t>；</w:t>
+      </w:r>
+      <w:hyperlink r:id="rId64">
+        <w:r>
+          <w:rPr>
+            <w:lang w:val="zh_TW" w:bidi="zh_TW"/>
+          </w:rPr>
+          <w:rPr>
+            <w:color w:val="0000EE"/>
+            <w:u w:val="single"/>
+          </w:rPr>
+          <w:t>路1:79</w:t>
+        </w:r>
+      </w:hyperlink>
+      <w:r>
+        <w:rPr>
+          <w:lang w:val="zh_TW" w:bidi="zh_TW"/>
+        </w:rPr>
+        <w:t>，</w:t>
+      </w:r>
+      <w:hyperlink r:id="rId65">
+        <w:r>
+          <w:rPr>
+            <w:lang w:val="zh_TW" w:bidi="zh_TW"/>
+          </w:rPr>
+          <w:rPr>
+            <w:color w:val="0000EE"/>
+            <w:u w:val="single"/>
+          </w:rPr>
+          <w:t>11:35</w:t>
+        </w:r>
+      </w:hyperlink>
+      <w:r>
+        <w:rPr>
+          <w:lang w:val="zh_TW" w:bidi="zh_TW"/>
+        </w:rPr>
+        <w:t>，</w:t>
+      </w:r>
+      <w:hyperlink r:id="rId66">
+        <w:r>
+          <w:rPr>
+            <w:lang w:val="zh_TW" w:bidi="zh_TW"/>
+          </w:rPr>
+          <w:rPr>
+            <w:color w:val="0000EE"/>
+            <w:u w:val="single"/>
+          </w:rPr>
+          <w:t>22:53</w:t>
+        </w:r>
+      </w:hyperlink>
+      <w:r>
+        <w:rPr>
+          <w:lang w:val="zh_TW" w:bidi="zh_TW"/>
+        </w:rPr>
+        <w:t>；</w:t>
+      </w:r>
+      <w:hyperlink r:id="rId67">
+        <w:r>
+          <w:rPr>
+            <w:lang w:val="zh_TW" w:bidi="zh_TW"/>
+          </w:rPr>
+          <w:rPr>
+            <w:color w:val="0000EE"/>
+            <w:u w:val="single"/>
+          </w:rPr>
+          <w:t>羅2:19</w:t>
+        </w:r>
+      </w:hyperlink>
+      <w:r>
+        <w:rPr>
+          <w:lang w:val="zh_TW" w:bidi="zh_TW"/>
+        </w:rPr>
+        <w:t>；</w:t>
+      </w:r>
+      <w:hyperlink r:id="rId68">
+        <w:r>
+          <w:rPr>
+            <w:lang w:val="zh_TW" w:bidi="zh_TW"/>
+          </w:rPr>
+          <w:rPr>
+            <w:color w:val="0000EE"/>
+            <w:u w:val="single"/>
+          </w:rPr>
+          <w:t>西1:13</w:t>
+        </w:r>
+      </w:hyperlink>
+      <w:r>
+        <w:rPr>
+          <w:lang w:val="zh_TW" w:bidi="zh_TW"/>
+        </w:rPr>
+        <w:t>）。</w:t>
       </w:r>
     </w:p>
     <w:p>
@@ -627,36 +1518,90 @@
         <w:rPr>
           <w:lang w:val="zh_TW" w:bidi="zh_TW"/>
         </w:rPr>
-        <w:t>挪亞洪水的故事記載在</w:t>
-      </w:r>
-      <w:hyperlink r:id="rId22">
-        <w:r>
-          <w:rPr>
-            <w:lang w:val="zh_TW" w:bidi="zh_TW"/>
-          </w:rPr>
-          <w:rPr>
-            <w:color w:val="0000EE"/>
-            <w:u w:val="single"/>
-          </w:rPr>
-          <w:t>創世記六至九章</w:t>
-        </w:r>
-      </w:hyperlink>
-      <w:r>
-        <w:rPr>
-          <w:lang w:val="zh_TW" w:bidi="zh_TW"/>
-        </w:rPr>
-        <w:t>。聖經常常提到這件事，且一律視為真實事件（</w:t>
-      </w:r>
-      <w:hyperlink r:id="rId23">
-        <w:r>
-          <w:rPr>
-            <w:lang w:val="zh_TW" w:bidi="zh_TW"/>
-          </w:rPr>
-          <w:rPr>
-            <w:color w:val="0000EE"/>
-            <w:u w:val="single"/>
-          </w:rPr>
-          <w:t>創10:1、32</w:t>
+        <w:t>舊約先知常提到一個特別的時間，稱為「耶和華的日子」，並形容那日是極其黑暗的（</w:t>
+      </w:r>
+      <w:hyperlink r:id="rId69">
+        <w:r>
+          <w:rPr>
+            <w:lang w:val="zh_TW" w:bidi="zh_TW"/>
+          </w:rPr>
+          <w:rPr>
+            <w:color w:val="0000EE"/>
+            <w:u w:val="single"/>
+          </w:rPr>
+          <w:t>結32:8</w:t>
+        </w:r>
+      </w:hyperlink>
+      <w:r>
+        <w:rPr>
+          <w:lang w:val="zh_TW" w:bidi="zh_TW"/>
+        </w:rPr>
+        <w:t>；</w:t>
+      </w:r>
+      <w:hyperlink r:id="rId70">
+        <w:r>
+          <w:rPr>
+            <w:lang w:val="zh_TW" w:bidi="zh_TW"/>
+          </w:rPr>
+          <w:rPr>
+            <w:color w:val="0000EE"/>
+            <w:u w:val="single"/>
+          </w:rPr>
+          <w:t>珥2:2、31</w:t>
+        </w:r>
+      </w:hyperlink>
+      <w:r>
+        <w:rPr>
+          <w:lang w:val="zh_TW" w:bidi="zh_TW"/>
+        </w:rPr>
+        <w:t>；</w:t>
+      </w:r>
+      <w:hyperlink r:id="rId71">
+        <w:r>
+          <w:rPr>
+            <w:lang w:val="zh_TW" w:bidi="zh_TW"/>
+          </w:rPr>
+          <w:rPr>
+            <w:color w:val="0000EE"/>
+            <w:u w:val="single"/>
+          </w:rPr>
+          <w:t>摩5:18、20</w:t>
+        </w:r>
+      </w:hyperlink>
+      <w:r>
+        <w:rPr>
+          <w:lang w:val="zh_TW" w:bidi="zh_TW"/>
+        </w:rPr>
+        <w:t>；</w:t>
+      </w:r>
+      <w:hyperlink r:id="rId72">
+        <w:r>
+          <w:rPr>
+            <w:lang w:val="zh_TW" w:bidi="zh_TW"/>
+          </w:rPr>
+          <w:rPr>
+            <w:color w:val="0000EE"/>
+            <w:u w:val="single"/>
+          </w:rPr>
+          <w:t>番1:15</w:t>
+        </w:r>
+      </w:hyperlink>
+      <w:r>
+        <w:rPr>
+          <w:lang w:val="zh_TW" w:bidi="zh_TW"/>
+        </w:rPr>
+        <w:t>）。新約也提到這樣的黑暗，用來描述耶穌再來審判世界的時候（</w:t>
+      </w:r>
+      <w:hyperlink r:id="rId73">
+        <w:r>
+          <w:rPr>
+            <w:lang w:val="zh_TW" w:bidi="zh_TW"/>
+          </w:rPr>
+          <w:rPr>
+            <w:color w:val="0000EE"/>
+            <w:u w:val="single"/>
+          </w:rPr>
+          <w:t>太8:12</w:t>
         </w:r>
       </w:hyperlink>
       <w:r>
@@ -665,16 +1610,34 @@
         </w:rPr>
         <w:t>，</w:t>
       </w:r>
-      <w:hyperlink r:id="rId24">
-        <w:r>
-          <w:rPr>
-            <w:lang w:val="zh_TW" w:bidi="zh_TW"/>
-          </w:rPr>
-          <w:rPr>
-            <w:color w:val="0000EE"/>
-            <w:u w:val="single"/>
-          </w:rPr>
-          <w:t>11:10</w:t>
+      <w:hyperlink r:id="rId74">
+        <w:r>
+          <w:rPr>
+            <w:lang w:val="zh_TW" w:bidi="zh_TW"/>
+          </w:rPr>
+          <w:rPr>
+            <w:color w:val="0000EE"/>
+            <w:u w:val="single"/>
+          </w:rPr>
+          <w:t>22:13</w:t>
+        </w:r>
+      </w:hyperlink>
+      <w:r>
+        <w:rPr>
+          <w:lang w:val="zh_TW" w:bidi="zh_TW"/>
+        </w:rPr>
+        <w:t>，</w:t>
+      </w:r>
+      <w:hyperlink r:id="rId75">
+        <w:r>
+          <w:rPr>
+            <w:lang w:val="zh_TW" w:bidi="zh_TW"/>
+          </w:rPr>
+          <w:rPr>
+            <w:color w:val="0000EE"/>
+            <w:u w:val="single"/>
+          </w:rPr>
+          <w:t>25:30</w:t>
         </w:r>
       </w:hyperlink>
       <w:r>
@@ -683,34 +1646,16 @@
         </w:rPr>
         <w:t>；</w:t>
       </w:r>
-      <w:hyperlink r:id="rId25">
-        <w:r>
-          <w:rPr>
-            <w:lang w:val="zh_TW" w:bidi="zh_TW"/>
-          </w:rPr>
-          <w:rPr>
-            <w:color w:val="0000EE"/>
-            <w:u w:val="single"/>
-          </w:rPr>
-          <w:t>太24:38</w:t>
-        </w:r>
-      </w:hyperlink>
-      <w:r>
-        <w:rPr>
-          <w:lang w:val="zh_TW" w:bidi="zh_TW"/>
-        </w:rPr>
-        <w:t>–</w:t>
-      </w:r>
-      <w:hyperlink r:id="rId25">
-        <w:r>
-          <w:rPr>
-            <w:lang w:val="zh_TW" w:bidi="zh_TW"/>
-          </w:rPr>
-          <w:rPr>
-            <w:color w:val="0000EE"/>
-            <w:u w:val="single"/>
-          </w:rPr>
-          <w:t>39</w:t>
+      <w:hyperlink r:id="rId76">
+        <w:r>
+          <w:rPr>
+            <w:lang w:val="zh_TW" w:bidi="zh_TW"/>
+          </w:rPr>
+          <w:rPr>
+            <w:color w:val="0000EE"/>
+            <w:u w:val="single"/>
+          </w:rPr>
+          <w:t>彼後2:17</w:t>
         </w:r>
       </w:hyperlink>
       <w:r>
@@ -719,16 +1664,88 @@
         </w:rPr>
         <w:t>；</w:t>
       </w:r>
-      <w:hyperlink r:id="rId26">
-        <w:r>
-          <w:rPr>
-            <w:lang w:val="zh_TW" w:bidi="zh_TW"/>
-          </w:rPr>
-          <w:rPr>
-            <w:color w:val="0000EE"/>
-            <w:u w:val="single"/>
-          </w:rPr>
-          <w:t>路17:27</w:t>
+      <w:hyperlink r:id="rId77">
+        <w:r>
+          <w:rPr>
+            <w:lang w:val="zh_TW" w:bidi="zh_TW"/>
+          </w:rPr>
+          <w:rPr>
+            <w:color w:val="0000EE"/>
+            <w:u w:val="single"/>
+          </w:rPr>
+          <w:t>猶6、13</w:t>
+        </w:r>
+      </w:hyperlink>
+      <w:r>
+        <w:rPr>
+          <w:lang w:val="zh_TW" w:bidi="zh_TW"/>
+        </w:rPr>
+        <w:t>）。聖經說，人若認識神，就好像從黑暗進入光明（</w:t>
+      </w:r>
+      <w:hyperlink r:id="rId78">
+        <w:r>
+          <w:rPr>
+            <w:lang w:val="zh_TW" w:bidi="zh_TW"/>
+          </w:rPr>
+          <w:rPr>
+            <w:color w:val="0000EE"/>
+            <w:u w:val="single"/>
+          </w:rPr>
+          <w:t>賽9:2</w:t>
+        </w:r>
+      </w:hyperlink>
+      <w:r>
+        <w:rPr>
+          <w:lang w:val="zh_TW" w:bidi="zh_TW"/>
+        </w:rPr>
+        <w:t>，</w:t>
+      </w:r>
+      <w:hyperlink r:id="rId79">
+        <w:r>
+          <w:rPr>
+            <w:lang w:val="zh_TW" w:bidi="zh_TW"/>
+          </w:rPr>
+          <w:rPr>
+            <w:color w:val="0000EE"/>
+            <w:u w:val="single"/>
+          </w:rPr>
+          <w:t>29:18</w:t>
+        </w:r>
+      </w:hyperlink>
+      <w:r>
+        <w:rPr>
+          <w:lang w:val="zh_TW" w:bidi="zh_TW"/>
+        </w:rPr>
+        <w:t>，</w:t>
+      </w:r>
+      <w:hyperlink r:id="rId80">
+        <w:r>
+          <w:rPr>
+            <w:lang w:val="zh_TW" w:bidi="zh_TW"/>
+          </w:rPr>
+          <w:rPr>
+            <w:color w:val="0000EE"/>
+            <w:u w:val="single"/>
+          </w:rPr>
+          <w:t>42:7</w:t>
+        </w:r>
+      </w:hyperlink>
+      <w:r>
+        <w:rPr>
+          <w:lang w:val="zh_TW" w:bidi="zh_TW"/>
+        </w:rPr>
+        <w:t>）。黑暗不能成為人躲避神的地方（</w:t>
+      </w:r>
+      <w:hyperlink r:id="rId81">
+        <w:r>
+          <w:rPr>
+            <w:lang w:val="zh_TW" w:bidi="zh_TW"/>
+          </w:rPr>
+          <w:rPr>
+            <w:color w:val="0000EE"/>
+            <w:u w:val="single"/>
+          </w:rPr>
+          <w:t>伯34:22</w:t>
         </w:r>
       </w:hyperlink>
       <w:r>
@@ -737,59 +1754,41 @@
         </w:rPr>
         <w:t>；</w:t>
       </w:r>
-      <w:hyperlink r:id="rId27">
-        <w:r>
-          <w:rPr>
-            <w:lang w:val="zh_TW" w:bidi="zh_TW"/>
-          </w:rPr>
-          <w:rPr>
-            <w:color w:val="0000EE"/>
-            <w:u w:val="single"/>
-          </w:rPr>
-          <w:t>彼後2:5</w:t>
-        </w:r>
-      </w:hyperlink>
-      <w:r>
-        <w:rPr>
-          <w:lang w:val="zh_TW" w:bidi="zh_TW"/>
-        </w:rPr>
-        <w:t>）。在聖經裡，神降下洪水是因為人類的罪惡極其深重，「人在地上罪惡很大」（</w:t>
-      </w:r>
-      <w:hyperlink r:id="rId28">
-        <w:r>
-          <w:rPr>
-            <w:lang w:val="zh_TW" w:bidi="zh_TW"/>
-          </w:rPr>
-          <w:rPr>
-            <w:color w:val="0000EE"/>
-            <w:u w:val="single"/>
-          </w:rPr>
-          <w:t>創6:5</w:t>
-        </w:r>
-      </w:hyperlink>
-      <w:r>
-        <w:rPr>
-          <w:lang w:val="zh_TW" w:bidi="zh_TW"/>
-        </w:rPr>
-        <w:t>）。神決定毀滅全人類，重新開始，又揀選那些願意順服祂的人（參</w:t>
-      </w:r>
-      <w:hyperlink r:id="rId29">
-        <w:r>
-          <w:rPr>
-            <w:lang w:val="zh_TW" w:bidi="zh_TW"/>
-          </w:rPr>
-          <w:rPr>
-            <w:color w:val="0000EE"/>
-            <w:u w:val="single"/>
-          </w:rPr>
-          <w:t>創1:26–28</w:t>
-        </w:r>
-      </w:hyperlink>
-      <w:r>
-        <w:rPr>
-          <w:lang w:val="zh_TW" w:bidi="zh_TW"/>
-        </w:rPr>
-        <w:t>）。當時唯有挪亞、他的兒子和他們的妻子對耶和華忠心，神藉著他們在毀滅之後重建大地。</w:t>
+      <w:hyperlink r:id="rId82">
+        <w:r>
+          <w:rPr>
+            <w:lang w:val="zh_TW" w:bidi="zh_TW"/>
+          </w:rPr>
+          <w:rPr>
+            <w:color w:val="0000EE"/>
+            <w:u w:val="single"/>
+          </w:rPr>
+          <w:t>詩139:11–12</w:t>
+        </w:r>
+      </w:hyperlink>
+      <w:r>
+        <w:rPr>
+          <w:lang w:val="zh_TW" w:bidi="zh_TW"/>
+        </w:rPr>
+        <w:t>；</w:t>
+      </w:r>
+      <w:hyperlink r:id="rId83">
+        <w:r>
+          <w:rPr>
+            <w:lang w:val="zh_TW" w:bidi="zh_TW"/>
+          </w:rPr>
+          <w:rPr>
+            <w:color w:val="0000EE"/>
+            <w:u w:val="single"/>
+          </w:rPr>
+          <w:t>賽29:15</w:t>
+        </w:r>
+      </w:hyperlink>
+      <w:r>
+        <w:rPr>
+          <w:lang w:val="zh_TW" w:bidi="zh_TW"/>
+        </w:rPr>
+        <w:t>）。</w:t>
       </w:r>
     </w:p>
     <w:p>
@@ -801,389 +1800,6 @@
       </w:r>
       <w:r>
         <w:rPr>
-          <w:lang w:val="zh_TW" w:bidi="zh_TW"/>
-        </w:rPr>
-        <w:t>挪亞花了一百二十年建造一艘大船，同時警告世人神即將來臨的審判（</w:t>
-      </w:r>
-      <w:hyperlink r:id="rId30">
-        <w:r>
-          <w:rPr>
-            <w:lang w:val="zh_TW" w:bidi="zh_TW"/>
-          </w:rPr>
-          <w:rPr>
-            <w:color w:val="0000EE"/>
-            <w:u w:val="single"/>
-          </w:rPr>
-          <w:t>創6:3</w:t>
-        </w:r>
-      </w:hyperlink>
-      <w:r>
-        <w:rPr>
-          <w:lang w:val="zh_TW" w:bidi="zh_TW"/>
-        </w:rPr>
-        <w:t>；參</w:t>
-      </w:r>
-      <w:hyperlink r:id="rId31">
-        <w:r>
-          <w:rPr>
-            <w:lang w:val="zh_TW" w:bidi="zh_TW"/>
-          </w:rPr>
-          <w:rPr>
-            <w:color w:val="0000EE"/>
-            <w:u w:val="single"/>
-          </w:rPr>
-          <w:t>來11:7</w:t>
-        </w:r>
-      </w:hyperlink>
-      <w:r>
-        <w:rPr>
-          <w:lang w:val="zh_TW" w:bidi="zh_TW"/>
-        </w:rPr>
-        <w:t>；</w:t>
-      </w:r>
-      <w:hyperlink r:id="rId32">
-        <w:r>
-          <w:rPr>
-            <w:lang w:val="zh_TW" w:bidi="zh_TW"/>
-          </w:rPr>
-          <w:rPr>
-            <w:color w:val="0000EE"/>
-            <w:u w:val="single"/>
-          </w:rPr>
-          <w:t>彼前3:20</w:t>
-        </w:r>
-      </w:hyperlink>
-      <w:r>
-        <w:rPr>
-          <w:lang w:val="zh_TW" w:bidi="zh_TW"/>
-        </w:rPr>
-        <w:t>；</w:t>
-      </w:r>
-      <w:hyperlink r:id="rId27">
-        <w:r>
-          <w:rPr>
-            <w:lang w:val="zh_TW" w:bidi="zh_TW"/>
-          </w:rPr>
-          <w:rPr>
-            <w:color w:val="0000EE"/>
-            <w:u w:val="single"/>
-          </w:rPr>
-          <w:t>彼後2:5</w:t>
-        </w:r>
-      </w:hyperlink>
-      <w:r>
-        <w:rPr>
-          <w:lang w:val="zh_TW" w:bidi="zh_TW"/>
-        </w:rPr>
-        <w:t>）。當洪水來臨時，大雨傾盆而下，地底的泉源也湧上來（</w:t>
-      </w:r>
-      <w:hyperlink r:id="rId33">
-        <w:r>
-          <w:rPr>
-            <w:lang w:val="zh_TW" w:bidi="zh_TW"/>
-          </w:rPr>
-          <w:rPr>
-            <w:color w:val="0000EE"/>
-            <w:u w:val="single"/>
-          </w:rPr>
-          <w:t>創7:11</w:t>
-        </w:r>
-      </w:hyperlink>
-      <w:r>
-        <w:rPr>
-          <w:lang w:val="zh_TW" w:bidi="zh_TW"/>
-        </w:rPr>
-        <w:t>）;只有挪亞一家和他帶入方舟的各樣陸地動物得以倖存。洪水持續超過一年，最後水勢消退，大地重新乾涸（</w:t>
-      </w:r>
-      <w:hyperlink r:id="rId34">
-        <w:r>
-          <w:rPr>
-            <w:lang w:val="zh_TW" w:bidi="zh_TW"/>
-          </w:rPr>
-          <w:rPr>
-            <w:color w:val="0000EE"/>
-            <w:u w:val="single"/>
-          </w:rPr>
-          <w:t>創7:6</w:t>
-        </w:r>
-      </w:hyperlink>
-      <w:r>
-        <w:rPr>
-          <w:lang w:val="zh_TW" w:bidi="zh_TW"/>
-        </w:rPr>
-        <w:t>–</w:t>
-      </w:r>
-      <w:hyperlink r:id="rId34">
-        <w:r>
-          <w:rPr>
-            <w:lang w:val="zh_TW" w:bidi="zh_TW"/>
-          </w:rPr>
-          <w:rPr>
-            <w:color w:val="0000EE"/>
-            <w:u w:val="single"/>
-          </w:rPr>
-          <w:t>12、24</w:t>
-        </w:r>
-      </w:hyperlink>
-      <w:r>
-        <w:rPr>
-          <w:lang w:val="zh_TW" w:bidi="zh_TW"/>
-        </w:rPr>
-        <w:t>，</w:t>
-      </w:r>
-      <w:hyperlink r:id="rId35">
-        <w:r>
-          <w:rPr>
-            <w:lang w:val="zh_TW" w:bidi="zh_TW"/>
-          </w:rPr>
-          <w:rPr>
-            <w:color w:val="0000EE"/>
-            <w:u w:val="single"/>
-          </w:rPr>
-          <w:t>8:3</w:t>
-        </w:r>
-      </w:hyperlink>
-      <w:r>
-        <w:rPr>
-          <w:lang w:val="zh_TW" w:bidi="zh_TW"/>
-        </w:rPr>
-        <w:t>–</w:t>
-      </w:r>
-      <w:hyperlink r:id="rId35">
-        <w:r>
-          <w:rPr>
-            <w:lang w:val="zh_TW" w:bidi="zh_TW"/>
-          </w:rPr>
-          <w:rPr>
-            <w:color w:val="0000EE"/>
-            <w:u w:val="single"/>
-          </w:rPr>
-          <w:t>6、10</w:t>
-        </w:r>
-      </w:hyperlink>
-      <w:r>
-        <w:rPr>
-          <w:lang w:val="zh_TW" w:bidi="zh_TW"/>
-        </w:rPr>
-        <w:t>–</w:t>
-      </w:r>
-      <w:hyperlink r:id="rId35">
-        <w:r>
-          <w:rPr>
-            <w:lang w:val="zh_TW" w:bidi="zh_TW"/>
-          </w:rPr>
-          <w:rPr>
-            <w:color w:val="0000EE"/>
-            <w:u w:val="single"/>
-          </w:rPr>
-          <w:t>14</w:t>
-        </w:r>
-      </w:hyperlink>
-      <w:r>
-        <w:rPr>
-          <w:lang w:val="zh_TW" w:bidi="zh_TW"/>
-        </w:rPr>
-        <w:t>）。挪亞和家人出了方舟後，獻祭感謝神。神也應許不再以洪水毀滅全地。</w:t>
-      </w:r>
-    </w:p>
-    <w:p>
-      <w:pPr>
-        <w:pStyle w:val="Heading3"/>
-      </w:pPr>
-      <w:r>
-        <w:rPr>
-          <w:lang w:val="zh_TW" w:bidi="zh_TW"/>
-        </w:rPr>
-        <w:t>洪水的範圍</w:t>
-      </w:r>
-    </w:p>
-    <w:p>
-      <w:pPr/>
-      <w:r>
-        <w:rPr>
-          <w:lang w:val="zh_TW" w:bidi="zh_TW"/>
-        </w:rPr>
-      </w:r>
-      <w:r>
-        <w:rPr>
-          <w:lang w:val="zh_TW" w:bidi="zh_TW"/>
-        </w:rPr>
-        <w:t>相信洪水事件真實存在的學者，對於其範圍仍有不同看法。經文似乎暗示洪水淹沒全地，甚至高過最高的山頂（</w:t>
-      </w:r>
-      <w:hyperlink r:id="rId36">
-        <w:r>
-          <w:rPr>
-            <w:lang w:val="zh_TW" w:bidi="zh_TW"/>
-          </w:rPr>
-          <w:rPr>
-            <w:color w:val="0000EE"/>
-            <w:u w:val="single"/>
-          </w:rPr>
-          <w:t>創7:17</w:t>
-        </w:r>
-      </w:hyperlink>
-      <w:r>
-        <w:rPr>
-          <w:lang w:val="zh_TW" w:bidi="zh_TW"/>
-        </w:rPr>
-        <w:t>–</w:t>
-      </w:r>
-      <w:hyperlink r:id="rId36">
-        <w:r>
-          <w:rPr>
-            <w:lang w:val="zh_TW" w:bidi="zh_TW"/>
-          </w:rPr>
-          <w:rPr>
-            <w:color w:val="0000EE"/>
-            <w:u w:val="single"/>
-          </w:rPr>
-          <w:t>20</w:t>
-        </w:r>
-      </w:hyperlink>
-      <w:r>
-        <w:rPr>
-          <w:lang w:val="zh_TW" w:bidi="zh_TW"/>
-        </w:rPr>
-        <w:t>，</w:t>
-      </w:r>
-      <w:hyperlink r:id="rId37">
-        <w:r>
-          <w:rPr>
-            <w:lang w:val="zh_TW" w:bidi="zh_TW"/>
-          </w:rPr>
-          <w:rPr>
-            <w:color w:val="0000EE"/>
-            <w:u w:val="single"/>
-          </w:rPr>
-          <w:t>8:4</w:t>
-        </w:r>
-      </w:hyperlink>
-      <w:r>
-        <w:rPr>
-          <w:lang w:val="zh_TW" w:bidi="zh_TW"/>
-        </w:rPr>
-        <w:t>）。有人主張，經文所說「天下的高山都淹沒了」（</w:t>
-      </w:r>
-      <w:hyperlink r:id="rId38">
-        <w:r>
-          <w:rPr>
-            <w:lang w:val="zh_TW" w:bidi="zh_TW"/>
-          </w:rPr>
-          <w:rPr>
-            <w:color w:val="0000EE"/>
-            <w:u w:val="single"/>
-          </w:rPr>
-          <w:t>創7:19</w:t>
-        </w:r>
-      </w:hyperlink>
-      <w:r>
-        <w:rPr>
-          <w:lang w:val="zh_TW" w:bidi="zh_TW"/>
-        </w:rPr>
-        <w:t>），應當指整個地球都被水覆蓋。但也有人認為洪水只是局部性的，因為經文說「看起來」（譯註：英譯本有此字）彷彿全地都被淹沒。神想要毀滅人類，而當時人類可能只生活在美索不達米亞。因此，全球的洪水是沒有必要的。另外，「地」這個詞在聖經也常常不是按字面意思。在</w:t>
-      </w:r>
-      <w:hyperlink r:id="rId39">
-        <w:r>
-          <w:rPr>
-            <w:lang w:val="zh_TW" w:bidi="zh_TW"/>
-          </w:rPr>
-          <w:rPr>
-            <w:color w:val="0000EE"/>
-            <w:u w:val="single"/>
-          </w:rPr>
-          <w:t>創世記一章1節</w:t>
-        </w:r>
-      </w:hyperlink>
-      <w:r>
-        <w:rPr>
-          <w:lang w:val="zh_TW" w:bidi="zh_TW"/>
-        </w:rPr>
-        <w:t>中，「天地」指的是整個宇宙；「地」有時候也只是指一個國家（</w:t>
-      </w:r>
-      <w:hyperlink r:id="rId40">
-        <w:r>
-          <w:rPr>
-            <w:lang w:val="zh_TW" w:bidi="zh_TW"/>
-          </w:rPr>
-          <w:rPr>
-            <w:color w:val="0000EE"/>
-            <w:u w:val="single"/>
-          </w:rPr>
-          <w:t>創47:13</w:t>
-        </w:r>
-      </w:hyperlink>
-      <w:r>
-        <w:rPr>
-          <w:lang w:val="zh_TW" w:bidi="zh_TW"/>
-        </w:rPr>
-        <w:t>）、</w:t>
-      </w:r>
-      <w:r>
-        <w:rPr>
-          <w:lang w:val="zh_TW" w:bidi="zh_TW"/>
-        </w:rPr>
-        <w:t>一塊田</w:t>
-      </w:r>
-      <w:r>
-        <w:rPr>
-          <w:lang w:val="zh_TW" w:bidi="zh_TW"/>
-        </w:rPr>
-        <w:t>（</w:t>
-      </w:r>
-      <w:hyperlink r:id="rId41">
-        <w:r>
-          <w:rPr>
-            <w:lang w:val="zh_TW" w:bidi="zh_TW"/>
-          </w:rPr>
-          <w:rPr>
-            <w:color w:val="0000EE"/>
-            <w:u w:val="single"/>
-          </w:rPr>
-          <w:t>23:15</w:t>
-        </w:r>
-      </w:hyperlink>
-      <w:r>
-        <w:rPr>
-          <w:lang w:val="zh_TW" w:bidi="zh_TW"/>
-        </w:rPr>
-        <w:t>）等等。所以，我們不一定要認為創世記的洪水描述，是指全球被淹沒。</w:t>
-      </w:r>
-    </w:p>
-    <w:p>
-      <w:pPr/>
-      <w:r>
-        <w:rPr>
-          <w:lang w:val="zh_TW" w:bidi="zh_TW"/>
-        </w:rPr>
-      </w:r>
-      <w:r>
-        <w:rPr>
-          <w:lang w:val="zh_TW" w:bidi="zh_TW"/>
-        </w:rPr>
-        <w:t>有些相信洪水覆蓋全球的學者指出，許多高山頂上都有發現海洋化石，認為洪水必定覆蓋至山巔。反對者則認為所有的山原本就來自海洋，因此山上有海洋生物的證據屬，於合理現象。人們對洪水覆蓋全球還是部分地方的看法，往往取決於他們的神學信念和對聖經的解釋。參見</w:t>
-      </w:r>
-      <w:r>
-        <w:rPr>
-          <w:lang w:val="zh_TW" w:bidi="zh_TW"/>
-        </w:rPr>
-        <w:t>「洪水的科學證據？」</w:t>
-      </w:r>
-      <w:r>
-        <w:rPr>
-          <w:lang w:val="zh_TW" w:bidi="zh_TW"/>
-        </w:rPr>
-        <w:t>。</w:t>
-      </w:r>
-    </w:p>
-    <w:p>
-      <w:pPr/>
-      <w:r>
-        <w:rPr>
-          <w:lang w:val="zh_TW" w:bidi="zh_TW"/>
-        </w:rPr>
-      </w:r>
-      <w:r>
-        <w:rPr>
           <w:i/>
           <w:lang w:val="zh_TW" w:bidi="zh_TW"/>
         </w:rPr>
@@ -1193,19 +1809,7 @@
         <w:rPr>
           <w:lang w:val="zh_TW" w:bidi="zh_TW"/>
         </w:rPr>
-        <w:t>吉加墨詩史詩</w:t>
-      </w:r>
-      <w:r>
-        <w:rPr>
-          <w:lang w:val="zh_TW" w:bidi="zh_TW"/>
-        </w:rPr>
-        <w:t>；</w:t>
-      </w:r>
-      <w:r>
-        <w:rPr>
-          <w:lang w:val="zh_TW" w:bidi="zh_TW"/>
-        </w:rPr>
-        <w:t>挪亞 #1</w:t>
+        <w:t>光</w:t>
       </w:r>
       <w:r>
         <w:rPr>

--- a/zht/docx/057.content.docx
+++ b/zht/docx/057.content.docx
@@ -19,7 +19,7 @@
         <w:rPr>
           <w:lang w:val="zh_TW" w:bidi="zh_TW"/>
         </w:rPr>
-        <w:t>Resource: Tyndale Open Bible Dictionary</w:t>
+        <w:t>Resource: Aquifer Open Bible Dictionary</w:t>
       </w:r>
       <w:r>
         <w:rPr>
@@ -112,7 +112,7 @@
         <w:rPr>
           <w:lang w:val="zh_TW" w:bidi="zh_TW"/>
         </w:rPr>
-        <w:t>Tyndale Open Bible Dictionary</w:t>
+        <w:t>Aquifer Open Bible Dictionary</w:t>
       </w:r>
     </w:p>
     <w:p>

--- a/zht/docx/057.content.docx
+++ b/zht/docx/057.content.docx
@@ -149,7 +149,7 @@
         <w:rPr>
           <w:lang w:val="zh_TW" w:bidi="zh_TW"/>
         </w:rPr>
-        <w:t>hei</w:t>
+        <w:t>han</w:t>
       </w:r>
       <w:r>
         <w:rPr>
@@ -212,7 +212,7 @@
         <w:rPr>
           <w:lang w:val="zh_TW" w:bidi="zh_TW"/>
         </w:rPr>
-        <w:t>黑暗</w:t>
+        <w:t>含（人物）</w:t>
       </w:r>
       <w:r>
         <w:rPr>
@@ -231,32 +231,7 @@
         <w:rPr>
           <w:lang w:val="zh_TW" w:bidi="zh_TW"/>
         </w:rPr>
-        <w:t>缺乏光或光明。在聖經中，「黑暗」一詞通常帶有象徵意義，不僅僅是指沒有光的地方。</w:t>
-      </w:r>
-    </w:p>
-    <w:p>
-      <w:pPr>
-        <w:pStyle w:val="Heading3"/>
-      </w:pPr>
-      <w:r>
-        <w:rPr>
-          <w:lang w:val="zh_TW" w:bidi="zh_TW"/>
-        </w:rPr>
-        <w:t>聖經中字面意義上的黑暗</w:t>
-      </w:r>
-    </w:p>
-    <w:p>
-      <w:pPr/>
-      <w:r>
-        <w:rPr>
-          <w:lang w:val="zh_TW" w:bidi="zh_TW"/>
-        </w:rPr>
-      </w:r>
-      <w:r>
-        <w:rPr>
-          <w:lang w:val="zh_TW" w:bidi="zh_TW"/>
-        </w:rPr>
-        <w:t>在創造故事中，神首先創造了沒有光的世界。然後神命令光出現，分開光與黑暗。祂稱黑暗為「夜」（</w:t>
+        <w:t>挪亞的次子（</w:t>
       </w:r>
       <w:hyperlink r:id="rId13">
         <w:r>
@@ -267,15 +242,9 @@
             <w:color w:val="0000EE"/>
             <w:u w:val="single"/>
           </w:rPr>
-          <w:t>創1:2、4–5、18</w:t>
+          <w:t>創5:32，</w:t>
         </w:r>
       </w:hyperlink>
-      <w:r>
-        <w:rPr>
-          <w:lang w:val="zh_TW" w:bidi="zh_TW"/>
-        </w:rPr>
-        <w:t>）。在字面上的黑暗也出現在埃及的十災之中，第九災是人能「感覺」得到的黑暗（</w:t>
-      </w:r>
       <w:hyperlink r:id="rId14">
         <w:r>
           <w:rPr>
@@ -285,15 +254,9 @@
             <w:color w:val="0000EE"/>
             <w:u w:val="single"/>
           </w:rPr>
-          <w:t>出10:21–23</w:t>
+          <w:t>6:10，</w:t>
         </w:r>
       </w:hyperlink>
-      <w:r>
-        <w:rPr>
-          <w:lang w:val="zh_TW" w:bidi="zh_TW"/>
-        </w:rPr>
-        <w:t>）。黑暗持續了三天，僅影響埃及人；無論埃及人在哪裡，所見都是黑暗，但以色列人居住的地方卻仍然有光。以色列人出埃及時，雲彩為以色列人發光，卻使埃及人陷入黑暗（</w:t>
-      </w:r>
       <w:hyperlink r:id="rId15">
         <w:r>
           <w:rPr>
@@ -303,15 +266,9 @@
             <w:color w:val="0000EE"/>
             <w:u w:val="single"/>
           </w:rPr>
-          <w:t>出14:20</w:t>
+          <w:t>7:13，</w:t>
         </w:r>
       </w:hyperlink>
-      <w:r>
-        <w:rPr>
-          <w:lang w:val="zh_TW" w:bidi="zh_TW"/>
-        </w:rPr>
-        <w:t>）。聖經也提到，盜賊與淫婦都在黑暗或夜間行惡（</w:t>
-      </w:r>
       <w:hyperlink r:id="rId16">
         <w:r>
           <w:rPr>
@@ -321,29 +278,9 @@
             <w:color w:val="0000EE"/>
             <w:u w:val="single"/>
           </w:rPr>
-          <w:t>伯24:16–17</w:t>
+          <w:t>9:18、22，</w:t>
         </w:r>
       </w:hyperlink>
-      <w:r>
-        <w:rPr>
-          <w:lang w:val="zh_TW" w:bidi="zh_TW"/>
-        </w:rPr>
-        <w:t>）。</w:t>
-      </w:r>
-    </w:p>
-    <w:p>
-      <w:pPr/>
-      <w:r>
-        <w:rPr>
-          <w:lang w:val="zh_TW" w:bidi="zh_TW"/>
-        </w:rPr>
-      </w:r>
-      <w:r>
-        <w:rPr>
-          <w:lang w:val="zh_TW" w:bidi="zh_TW"/>
-        </w:rPr>
-        <w:t>新約僅有兩次提到字面上的黑暗（不是象徵性的黑暗）。第一次是耶穌被釘十字架時，從正午到下午三時，全地被黑暗遮蓋了三小時（</w:t>
-      </w:r>
       <w:hyperlink r:id="rId17">
         <w:r>
           <w:rPr>
@@ -353,14 +290,14 @@
             <w:color w:val="0000EE"/>
             <w:u w:val="single"/>
           </w:rPr>
-          <w:t>太27:45</w:t>
+          <w:t>10:1、6、20</w:t>
         </w:r>
       </w:hyperlink>
       <w:r>
         <w:rPr>
           <w:lang w:val="zh_TW" w:bidi="zh_TW"/>
         </w:rPr>
-        <w:t>；</w:t>
+        <w:t>）。含有四個兒子，他們的名字是古實、麥西（希伯來文指埃及）、弗和迦南（</w:t>
       </w:r>
       <w:hyperlink r:id="rId18">
         <w:r>
@@ -371,7 +308,7 @@
             <w:color w:val="0000EE"/>
             <w:u w:val="single"/>
           </w:rPr>
-          <w:t>可15:33</w:t>
+          <w:t>創10:6</w:t>
         </w:r>
       </w:hyperlink>
       <w:r>
@@ -389,55 +326,14 @@
             <w:color w:val="0000EE"/>
             <w:u w:val="single"/>
           </w:rPr>
-          <w:t>路23:44</w:t>
+          <w:t>代上1:8</w:t>
         </w:r>
       </w:hyperlink>
       <w:r>
         <w:rPr>
           <w:lang w:val="zh_TW" w:bidi="zh_TW"/>
         </w:rPr>
-        <w:t>）。第二次是在基督再來的時候，「</w:t>
-      </w:r>
-      <w:r>
-        <w:rPr>
-          <w:lang w:val="zh_TW" w:bidi="zh_TW"/>
-        </w:rPr>
-        <w:t>日頭就變黑了， 月亮也不放光</w:t>
-      </w:r>
-      <w:r>
-        <w:rPr>
-          <w:lang w:val="zh_TW" w:bidi="zh_TW"/>
-        </w:rPr>
-        <w:t>」（</w:t>
-      </w:r>
-      <w:hyperlink r:id="rId20">
-        <w:r>
-          <w:rPr>
-            <w:lang w:val="zh_TW" w:bidi="zh_TW"/>
-          </w:rPr>
-          <w:rPr>
-            <w:color w:val="0000EE"/>
-            <w:u w:val="single"/>
-          </w:rPr>
-          <w:t>太24:29</w:t>
-        </w:r>
-      </w:hyperlink>
-      <w:r>
-        <w:rPr>
-          <w:lang w:val="zh_TW" w:bidi="zh_TW"/>
-        </w:rPr>
-        <w:t>）。</w:t>
-      </w:r>
-    </w:p>
-    <w:p>
-      <w:pPr>
-        <w:pStyle w:val="Heading3"/>
-      </w:pPr>
-      <w:r>
-        <w:rPr>
-          <w:lang w:val="zh_TW" w:bidi="zh_TW"/>
-        </w:rPr>
-        <w:t>神掌管光明與黑暗</w:t>
+        <w:t>）。因此，人們視含為埃及人（雖然後來似乎出現了混血種族）的先祖，也是非洲、阿拉伯和迦南地諸民族的先祖。</w:t>
       </w:r>
     </w:p>
     <w:p>
@@ -451,19 +347,25 @@
         <w:rPr>
           <w:lang w:val="zh_TW" w:bidi="zh_TW"/>
         </w:rPr>
-        <w:t>聖經有多處提到黑暗圍繞著神，一開始只是指缺乏光，但後來逐漸延伸出更深的意義。神在西奈山上，</w:t>
+        <w:t>洪水之後，挪亞開始種植葡萄園，有一次因喝醉酒而露出身體 （</w:t>
       </w:r>
+      <w:hyperlink r:id="rId20">
+        <w:r>
+          <w:rPr>
+            <w:lang w:val="zh_TW" w:bidi="zh_TW"/>
+          </w:rPr>
+          <w:rPr>
+            <w:color w:val="0000EE"/>
+            <w:u w:val="single"/>
+          </w:rPr>
+          <w:t>創9:20–24</w:t>
+        </w:r>
+      </w:hyperlink>
       <w:r>
         <w:rPr>
           <w:lang w:val="zh_TW" w:bidi="zh_TW"/>
         </w:rPr>
-        <w:t>幽暗之中</w:t>
-      </w:r>
-      <w:r>
-        <w:rPr>
-          <w:lang w:val="zh_TW" w:bidi="zh_TW"/>
-        </w:rPr>
-        <w:t>向摩西說話（</w:t>
+        <w:t>）。含看見父親赤身躺著，便把這件事告訴了閃和雅弗；閃和雅弗卻小心地替挪亞遮蓋身體。挪亞醒來後，知道他「小兒子」（有人認為指含）所做的事，便咒詛含的兒子迦南，說他的弟兄（古實、麥西、弗）以及閃和雅弗都要管轄他。不過，如果</w:t>
       </w:r>
       <w:hyperlink r:id="rId21">
         <w:r>
@@ -474,15 +376,69 @@
             <w:color w:val="0000EE"/>
             <w:u w:val="single"/>
           </w:rPr>
-          <w:t>出20:21</w:t>
+          <w:t>九章24節</w:t>
         </w:r>
       </w:hyperlink>
       <w:r>
         <w:rPr>
           <w:lang w:val="zh_TW" w:bidi="zh_TW"/>
         </w:rPr>
-        <w:t>；</w:t>
+        <w:t>所指得罪挪亞的人是含，為甚麼咒詛卻落在他的兒子迦南身上呢？最可能的解釋是：第</w:t>
       </w:r>
+      <w:hyperlink r:id="rId21">
+        <w:r>
+          <w:rPr>
+            <w:lang w:val="zh_TW" w:bidi="zh_TW"/>
+          </w:rPr>
+          <w:rPr>
+            <w:color w:val="0000EE"/>
+            <w:u w:val="single"/>
+          </w:rPr>
+          <w:t>24</w:t>
+        </w:r>
+      </w:hyperlink>
+      <w:r>
+        <w:rPr>
+          <w:lang w:val="zh_TW" w:bidi="zh_TW"/>
+        </w:rPr>
+        <w:t>節所指的並不是含。經文中的用語是他的「小兒子」（有英文譯本譯為younger，這個用法在希伯來文幾乎不可能出現），然而多處經文都明顯把含列為三兄弟中的第二個，而不是最小的 （</w:t>
+      </w:r>
+      <w:hyperlink r:id="rId13">
+        <w:r>
+          <w:rPr>
+            <w:lang w:val="zh_TW" w:bidi="zh_TW"/>
+          </w:rPr>
+          <w:rPr>
+            <w:color w:val="0000EE"/>
+            <w:u w:val="single"/>
+          </w:rPr>
+          <w:t>5:32，</w:t>
+        </w:r>
+      </w:hyperlink>
+      <w:hyperlink r:id="rId14">
+        <w:r>
+          <w:rPr>
+            <w:lang w:val="zh_TW" w:bidi="zh_TW"/>
+          </w:rPr>
+          <w:rPr>
+            <w:color w:val="0000EE"/>
+            <w:u w:val="single"/>
+          </w:rPr>
+          <w:t>6:10，</w:t>
+        </w:r>
+      </w:hyperlink>
+      <w:hyperlink r:id="rId15">
+        <w:r>
+          <w:rPr>
+            <w:lang w:val="zh_TW" w:bidi="zh_TW"/>
+          </w:rPr>
+          <w:rPr>
+            <w:color w:val="0000EE"/>
+            <w:u w:val="single"/>
+          </w:rPr>
+          <w:t>7:13，</w:t>
+        </w:r>
+      </w:hyperlink>
       <w:hyperlink r:id="rId22">
         <w:r>
           <w:rPr>
@@ -492,15 +448,9 @@
             <w:color w:val="0000EE"/>
             <w:u w:val="single"/>
           </w:rPr>
-          <w:t>申4:11</w:t>
+          <w:t>9:18，</w:t>
         </w:r>
       </w:hyperlink>
-      <w:r>
-        <w:rPr>
-          <w:lang w:val="zh_TW" w:bidi="zh_TW"/>
-        </w:rPr>
-        <w:t>），或是從黑暗中說話（</w:t>
-      </w:r>
       <w:hyperlink r:id="rId23">
         <w:r>
           <w:rPr>
@@ -510,1285 +460,14 @@
             <w:color w:val="0000EE"/>
             <w:u w:val="single"/>
           </w:rPr>
-          <w:t>申5:23</w:t>
+          <w:t>10:1</w:t>
         </w:r>
       </w:hyperlink>
       <w:r>
         <w:rPr>
           <w:lang w:val="zh_TW" w:bidi="zh_TW"/>
         </w:rPr>
-        <w:t>）。黑暗又被描述為神的</w:t>
-      </w:r>
-      <w:r>
-        <w:rPr>
-          <w:lang w:val="zh_TW" w:bidi="zh_TW"/>
-        </w:rPr>
-        <w:t>藏身之處和行宮</w:t>
-      </w:r>
-      <w:r>
-        <w:rPr>
-          <w:lang w:val="zh_TW" w:bidi="zh_TW"/>
-        </w:rPr>
-        <w:t>（</w:t>
-      </w:r>
-      <w:hyperlink r:id="rId24">
-        <w:r>
-          <w:rPr>
-            <w:lang w:val="zh_TW" w:bidi="zh_TW"/>
-          </w:rPr>
-          <w:rPr>
-            <w:color w:val="0000EE"/>
-            <w:u w:val="single"/>
-          </w:rPr>
-          <w:t>撒下22:12</w:t>
-        </w:r>
-      </w:hyperlink>
-      <w:r>
-        <w:rPr>
-          <w:lang w:val="zh_TW" w:bidi="zh_TW"/>
-        </w:rPr>
-        <w:t>；</w:t>
-      </w:r>
-      <w:hyperlink r:id="rId25">
-        <w:r>
-          <w:rPr>
-            <w:lang w:val="zh_TW" w:bidi="zh_TW"/>
-          </w:rPr>
-          <w:rPr>
-            <w:color w:val="0000EE"/>
-            <w:u w:val="single"/>
-          </w:rPr>
-          <w:t>詩18:11</w:t>
-        </w:r>
-      </w:hyperlink>
-      <w:r>
-        <w:rPr>
-          <w:lang w:val="zh_TW" w:bidi="zh_TW"/>
-        </w:rPr>
-        <w:t>，</w:t>
-      </w:r>
-      <w:hyperlink r:id="rId26">
-        <w:r>
-          <w:rPr>
-            <w:lang w:val="zh_TW" w:bidi="zh_TW"/>
-          </w:rPr>
-          <w:rPr>
-            <w:color w:val="0000EE"/>
-            <w:u w:val="single"/>
-          </w:rPr>
-          <w:t>97:2</w:t>
-        </w:r>
-      </w:hyperlink>
-      <w:r>
-        <w:rPr>
-          <w:lang w:val="zh_TW" w:bidi="zh_TW"/>
-        </w:rPr>
-        <w:t>）。</w:t>
-      </w:r>
-    </w:p>
-    <w:p>
-      <w:pPr/>
-      <w:r>
-        <w:rPr>
-          <w:lang w:val="zh_TW" w:bidi="zh_TW"/>
-        </w:rPr>
-      </w:r>
-      <w:r>
-        <w:rPr>
-          <w:lang w:val="zh_TW" w:bidi="zh_TW"/>
-        </w:rPr>
-        <w:t>神掌管光明與黑暗：</w:t>
-      </w:r>
-    </w:p>
-    <w:p>
-      <w:pPr>
-        <w:pStyle w:val="ListBullet"/>
-        <w:spacing w:line="240" w:lineRule="auto"/>
-        <w:ind w:left="720"/>
-      </w:pPr>
-      <w:r>
-        <w:rPr>
-          <w:lang w:val="zh_TW" w:bidi="zh_TW"/>
-        </w:rPr>
-      </w:r>
-      <w:r>
-        <w:rPr>
-          <w:lang w:val="zh_TW" w:bidi="zh_TW"/>
-        </w:rPr>
-        <w:t>神掌管光明和黑暗的界線（</w:t>
-      </w:r>
-      <w:hyperlink r:id="rId27">
-        <w:r>
-          <w:rPr>
-            <w:lang w:val="zh_TW" w:bidi="zh_TW"/>
-          </w:rPr>
-          <w:rPr>
-            <w:color w:val="0000EE"/>
-            <w:u w:val="single"/>
-          </w:rPr>
-          <w:t>伯26:10</w:t>
-        </w:r>
-      </w:hyperlink>
-      <w:r>
-        <w:rPr>
-          <w:lang w:val="zh_TW" w:bidi="zh_TW"/>
-        </w:rPr>
-        <w:t>）。</w:t>
-      </w:r>
-    </w:p>
-    <w:p>
-      <w:pPr>
-        <w:pStyle w:val="ListBullet"/>
-        <w:spacing w:line="240" w:lineRule="auto"/>
-        <w:ind w:left="720"/>
-      </w:pPr>
-      <w:r>
-        <w:rPr>
-          <w:lang w:val="zh_TW" w:bidi="zh_TW"/>
-        </w:rPr>
-      </w:r>
-      <w:r>
-        <w:rPr>
-          <w:lang w:val="zh_TW" w:bidi="zh_TW"/>
-        </w:rPr>
-        <w:t>神使黑暗來臨（</w:t>
-      </w:r>
-      <w:hyperlink r:id="rId28">
-        <w:r>
-          <w:rPr>
-            <w:lang w:val="zh_TW" w:bidi="zh_TW"/>
-          </w:rPr>
-          <w:rPr>
-            <w:color w:val="0000EE"/>
-            <w:u w:val="single"/>
-          </w:rPr>
-          <w:t>詩104:20</w:t>
-        </w:r>
-      </w:hyperlink>
-      <w:r>
-        <w:rPr>
-          <w:lang w:val="zh_TW" w:bidi="zh_TW"/>
-        </w:rPr>
-        <w:t>，</w:t>
-      </w:r>
-      <w:hyperlink r:id="rId29">
-        <w:r>
-          <w:rPr>
-            <w:lang w:val="zh_TW" w:bidi="zh_TW"/>
-          </w:rPr>
-          <w:rPr>
-            <w:color w:val="0000EE"/>
-            <w:u w:val="single"/>
-          </w:rPr>
-          <w:t>105:28</w:t>
-        </w:r>
-      </w:hyperlink>
-      <w:r>
-        <w:rPr>
-          <w:lang w:val="zh_TW" w:bidi="zh_TW"/>
-        </w:rPr>
-        <w:t>）。</w:t>
-      </w:r>
-    </w:p>
-    <w:p>
-      <w:pPr>
-        <w:pStyle w:val="ListBullet"/>
-        <w:spacing w:line="240" w:lineRule="auto"/>
-        <w:ind w:left="720"/>
-      </w:pPr>
-      <w:r>
-        <w:rPr>
-          <w:lang w:val="zh_TW" w:bidi="zh_TW"/>
-        </w:rPr>
-      </w:r>
-      <w:r>
-        <w:rPr>
-          <w:lang w:val="zh_TW" w:bidi="zh_TW"/>
-        </w:rPr>
-        <w:t>神造光和暗（</w:t>
-      </w:r>
-      <w:hyperlink r:id="rId30">
-        <w:r>
-          <w:rPr>
-            <w:lang w:val="zh_TW" w:bidi="zh_TW"/>
-          </w:rPr>
-          <w:rPr>
-            <w:color w:val="0000EE"/>
-            <w:u w:val="single"/>
-          </w:rPr>
-          <w:t>賽45:7</w:t>
-        </w:r>
-      </w:hyperlink>
-      <w:r>
-        <w:rPr>
-          <w:lang w:val="zh_TW" w:bidi="zh_TW"/>
-        </w:rPr>
-        <w:t>）。</w:t>
-      </w:r>
-    </w:p>
-    <w:p>
-      <w:pPr/>
-      <w:r>
-        <w:rPr>
-          <w:lang w:val="zh_TW" w:bidi="zh_TW"/>
-        </w:rPr>
-      </w:r>
-      <w:r>
-        <w:rPr>
-          <w:lang w:val="zh_TW" w:bidi="zh_TW"/>
-        </w:rPr>
-        <w:t>聖經也說神住在幽暗之處（</w:t>
-      </w:r>
-      <w:hyperlink r:id="rId31">
-        <w:r>
-          <w:rPr>
-            <w:lang w:val="zh_TW" w:bidi="zh_TW"/>
-          </w:rPr>
-          <w:rPr>
-            <w:color w:val="0000EE"/>
-            <w:u w:val="single"/>
-          </w:rPr>
-          <w:t>王上8:12</w:t>
-        </w:r>
-      </w:hyperlink>
-      <w:r>
-        <w:rPr>
-          <w:lang w:val="zh_TW" w:bidi="zh_TW"/>
-        </w:rPr>
-        <w:t>；</w:t>
-      </w:r>
-      <w:hyperlink r:id="rId32">
-        <w:r>
-          <w:rPr>
-            <w:lang w:val="zh_TW" w:bidi="zh_TW"/>
-          </w:rPr>
-          <w:rPr>
-            <w:color w:val="0000EE"/>
-            <w:u w:val="single"/>
-          </w:rPr>
-          <w:t>代下6:1</w:t>
-        </w:r>
-      </w:hyperlink>
-      <w:r>
-        <w:rPr>
-          <w:lang w:val="zh_TW" w:bidi="zh_TW"/>
-        </w:rPr>
-        <w:t>）。</w:t>
-      </w:r>
-      <w:r>
-        <w:rPr>
-          <w:lang w:val="zh_TW" w:bidi="zh_TW"/>
-        </w:rPr>
-        <w:t>黑雲</w:t>
-      </w:r>
-      <w:r>
-        <w:rPr>
-          <w:lang w:val="zh_TW" w:bidi="zh_TW"/>
-        </w:rPr>
-        <w:t>在祂腳下（</w:t>
-      </w:r>
-      <w:hyperlink r:id="rId33">
-        <w:r>
-          <w:rPr>
-            <w:lang w:val="zh_TW" w:bidi="zh_TW"/>
-          </w:rPr>
-          <w:rPr>
-            <w:color w:val="0000EE"/>
-            <w:u w:val="single"/>
-          </w:rPr>
-          <w:t>撒下22:10</w:t>
-        </w:r>
-      </w:hyperlink>
-      <w:r>
-        <w:rPr>
-          <w:lang w:val="zh_TW" w:bidi="zh_TW"/>
-        </w:rPr>
-        <w:t>；</w:t>
-      </w:r>
-      <w:hyperlink r:id="rId34">
-        <w:r>
-          <w:rPr>
-            <w:lang w:val="zh_TW" w:bidi="zh_TW"/>
-          </w:rPr>
-          <w:rPr>
-            <w:color w:val="0000EE"/>
-            <w:u w:val="single"/>
-          </w:rPr>
-          <w:t>詩18:9</w:t>
-        </w:r>
-      </w:hyperlink>
-      <w:r>
-        <w:rPr>
-          <w:lang w:val="zh_TW" w:bidi="zh_TW"/>
-        </w:rPr>
-        <w:t>）。</w:t>
-      </w:r>
-    </w:p>
-    <w:p>
-      <w:pPr>
-        <w:pStyle w:val="Heading3"/>
-      </w:pPr>
-      <w:r>
-        <w:rPr>
-          <w:lang w:val="zh_TW" w:bidi="zh_TW"/>
-        </w:rPr>
-        <w:t>黑暗的象徵意義</w:t>
-      </w:r>
-    </w:p>
-    <w:p>
-      <w:pPr/>
-      <w:r>
-        <w:rPr>
-          <w:lang w:val="zh_TW" w:bidi="zh_TW"/>
-        </w:rPr>
-      </w:r>
-      <w:r>
-        <w:rPr>
-          <w:lang w:val="zh_TW" w:bidi="zh_TW"/>
-        </w:rPr>
-        <w:t>聖經經常使用「黑暗」象徵上的意義，特別是在約伯記、詩篇和以賽亞書等詩詞中。當聖經這樣使用黑暗時，通常表示人不明白神的旨意。聖經用光與黑暗來解釋一個重要真理：當人認識神，就好像有光；當人不認識神，就好像在黑暗中（</w:t>
-      </w:r>
-      <w:hyperlink r:id="rId35">
-        <w:r>
-          <w:rPr>
-            <w:lang w:val="zh_TW" w:bidi="zh_TW"/>
-          </w:rPr>
-          <w:rPr>
-            <w:color w:val="0000EE"/>
-            <w:u w:val="single"/>
-          </w:rPr>
-          <w:t>伯12:24–25</w:t>
-        </w:r>
-      </w:hyperlink>
-      <w:r>
-        <w:rPr>
-          <w:lang w:val="zh_TW" w:bidi="zh_TW"/>
-        </w:rPr>
-        <w:t>；</w:t>
-      </w:r>
-      <w:hyperlink r:id="rId36">
-        <w:r>
-          <w:rPr>
-            <w:lang w:val="zh_TW" w:bidi="zh_TW"/>
-          </w:rPr>
-          <w:rPr>
-            <w:color w:val="0000EE"/>
-            <w:u w:val="single"/>
-          </w:rPr>
-          <w:t>太4:16</w:t>
-        </w:r>
-      </w:hyperlink>
-      <w:r>
-        <w:rPr>
-          <w:lang w:val="zh_TW" w:bidi="zh_TW"/>
-        </w:rPr>
-        <w:t>；</w:t>
-      </w:r>
-      <w:hyperlink r:id="rId37">
-        <w:r>
-          <w:rPr>
-            <w:lang w:val="zh_TW" w:bidi="zh_TW"/>
-          </w:rPr>
-          <w:rPr>
-            <w:color w:val="0000EE"/>
-            <w:u w:val="single"/>
-          </w:rPr>
-          <w:t>約1:5</w:t>
-        </w:r>
-      </w:hyperlink>
-      <w:r>
-        <w:rPr>
-          <w:lang w:val="zh_TW" w:bidi="zh_TW"/>
-        </w:rPr>
-        <w:t>，</w:t>
-      </w:r>
-      <w:hyperlink r:id="rId38">
-        <w:r>
-          <w:rPr>
-            <w:lang w:val="zh_TW" w:bidi="zh_TW"/>
-          </w:rPr>
-          <w:rPr>
-            <w:color w:val="0000EE"/>
-            <w:u w:val="single"/>
-          </w:rPr>
-          <w:t>8:12</w:t>
-        </w:r>
-      </w:hyperlink>
-      <w:r>
-        <w:rPr>
-          <w:lang w:val="zh_TW" w:bidi="zh_TW"/>
-        </w:rPr>
-        <w:t>，</w:t>
-      </w:r>
-      <w:hyperlink r:id="rId39">
-        <w:r>
-          <w:rPr>
-            <w:lang w:val="zh_TW" w:bidi="zh_TW"/>
-          </w:rPr>
-          <w:rPr>
-            <w:color w:val="0000EE"/>
-            <w:u w:val="single"/>
-          </w:rPr>
-          <w:t>12:35、46</w:t>
-        </w:r>
-      </w:hyperlink>
-      <w:r>
-        <w:rPr>
-          <w:lang w:val="zh_TW" w:bidi="zh_TW"/>
-        </w:rPr>
-        <w:t>；</w:t>
-      </w:r>
-      <w:hyperlink r:id="rId40">
-        <w:r>
-          <w:rPr>
-            <w:lang w:val="zh_TW" w:bidi="zh_TW"/>
-          </w:rPr>
-          <w:rPr>
-            <w:color w:val="0000EE"/>
-            <w:u w:val="single"/>
-          </w:rPr>
-          <w:t>約一1:5</w:t>
-        </w:r>
-      </w:hyperlink>
-      <w:r>
-        <w:rPr>
-          <w:lang w:val="zh_TW" w:bidi="zh_TW"/>
-        </w:rPr>
-        <w:t>，</w:t>
-      </w:r>
-      <w:hyperlink r:id="rId41">
-        <w:r>
-          <w:rPr>
-            <w:lang w:val="zh_TW" w:bidi="zh_TW"/>
-          </w:rPr>
-          <w:rPr>
-            <w:color w:val="0000EE"/>
-            <w:u w:val="single"/>
-          </w:rPr>
-          <w:t>2:8–9、11</w:t>
-        </w:r>
-      </w:hyperlink>
-      <w:r>
-        <w:rPr>
-          <w:lang w:val="zh_TW" w:bidi="zh_TW"/>
-        </w:rPr>
-        <w:t>）。</w:t>
-      </w:r>
-    </w:p>
-    <w:p>
-      <w:pPr/>
-      <w:r>
-        <w:rPr>
-          <w:lang w:val="zh_TW" w:bidi="zh_TW"/>
-        </w:rPr>
-      </w:r>
-      <w:r>
-        <w:rPr>
-          <w:lang w:val="zh_TW" w:bidi="zh_TW"/>
-        </w:rPr>
-        <w:t>在約伯記中，黑暗有時意味著完全的虛空（</w:t>
-      </w:r>
-      <w:hyperlink r:id="rId42">
-        <w:r>
-          <w:rPr>
-            <w:lang w:val="zh_TW" w:bidi="zh_TW"/>
-          </w:rPr>
-          <w:rPr>
-            <w:color w:val="0000EE"/>
-            <w:u w:val="single"/>
-          </w:rPr>
-          <w:t>伯3:4–6</w:t>
-        </w:r>
-      </w:hyperlink>
-      <w:r>
-        <w:rPr>
-          <w:lang w:val="zh_TW" w:bidi="zh_TW"/>
-        </w:rPr>
-        <w:t>）。聖經也用黑暗來談論死亡，描述死人之地為沒有光的幽暗之地（</w:t>
-      </w:r>
-      <w:hyperlink r:id="rId43">
-        <w:r>
-          <w:rPr>
-            <w:lang w:val="zh_TW" w:bidi="zh_TW"/>
-          </w:rPr>
-          <w:rPr>
-            <w:color w:val="0000EE"/>
-            <w:u w:val="single"/>
-          </w:rPr>
-          <w:t>伯10:21–22</w:t>
-        </w:r>
-      </w:hyperlink>
-      <w:r>
-        <w:rPr>
-          <w:lang w:val="zh_TW" w:bidi="zh_TW"/>
-        </w:rPr>
-        <w:t>，</w:t>
-      </w:r>
-      <w:hyperlink r:id="rId44">
-        <w:r>
-          <w:rPr>
-            <w:lang w:val="zh_TW" w:bidi="zh_TW"/>
-          </w:rPr>
-          <w:rPr>
-            <w:color w:val="0000EE"/>
-            <w:u w:val="single"/>
-          </w:rPr>
-          <w:t>15:24</w:t>
-        </w:r>
-      </w:hyperlink>
-      <w:r>
-        <w:rPr>
-          <w:lang w:val="zh_TW" w:bidi="zh_TW"/>
-        </w:rPr>
-        <w:t>，</w:t>
-      </w:r>
-      <w:hyperlink r:id="rId45">
-        <w:r>
-          <w:rPr>
-            <w:lang w:val="zh_TW" w:bidi="zh_TW"/>
-          </w:rPr>
-          <w:rPr>
-            <w:color w:val="0000EE"/>
-            <w:u w:val="single"/>
-          </w:rPr>
-          <w:t>17:12–13</w:t>
-        </w:r>
-      </w:hyperlink>
-      <w:r>
-        <w:rPr>
-          <w:lang w:val="zh_TW" w:bidi="zh_TW"/>
-        </w:rPr>
-        <w:t>，</w:t>
-      </w:r>
-      <w:hyperlink r:id="rId46">
-        <w:r>
-          <w:rPr>
-            <w:lang w:val="zh_TW" w:bidi="zh_TW"/>
-          </w:rPr>
-          <w:rPr>
-            <w:color w:val="0000EE"/>
-            <w:u w:val="single"/>
-          </w:rPr>
-          <w:t>18:18</w:t>
-        </w:r>
-      </w:hyperlink>
-      <w:r>
-        <w:rPr>
-          <w:lang w:val="zh_TW" w:bidi="zh_TW"/>
-        </w:rPr>
-        <w:t>；</w:t>
-      </w:r>
-      <w:hyperlink r:id="rId47">
-        <w:r>
-          <w:rPr>
-            <w:lang w:val="zh_TW" w:bidi="zh_TW"/>
-          </w:rPr>
-          <w:rPr>
-            <w:color w:val="0000EE"/>
-            <w:u w:val="single"/>
-          </w:rPr>
-          <w:t>傳6:4</w:t>
-        </w:r>
-      </w:hyperlink>
-      <w:r>
-        <w:rPr>
-          <w:lang w:val="zh_TW" w:bidi="zh_TW"/>
-        </w:rPr>
-        <w:t>，</w:t>
-      </w:r>
-      <w:hyperlink r:id="rId48">
-        <w:r>
-          <w:rPr>
-            <w:lang w:val="zh_TW" w:bidi="zh_TW"/>
-          </w:rPr>
-          <w:rPr>
-            <w:color w:val="0000EE"/>
-            <w:u w:val="single"/>
-          </w:rPr>
-          <w:t>11:8</w:t>
-        </w:r>
-      </w:hyperlink>
-      <w:r>
-        <w:rPr>
-          <w:lang w:val="zh_TW" w:bidi="zh_TW"/>
-        </w:rPr>
-        <w:t>）。</w:t>
-      </w:r>
-    </w:p>
-    <w:p>
-      <w:pPr/>
-      <w:r>
-        <w:rPr>
-          <w:lang w:val="zh_TW" w:bidi="zh_TW"/>
-        </w:rPr>
-      </w:r>
-      <w:r>
-        <w:rPr>
-          <w:lang w:val="zh_TW" w:bidi="zh_TW"/>
-        </w:rPr>
-        <w:t>黑暗也常象徵負面的情緒，如恐懼與憂愁；它也代表罪人所遭遇的苦難（</w:t>
-      </w:r>
-      <w:hyperlink r:id="rId49">
-        <w:r>
-          <w:rPr>
-            <w:lang w:val="zh_TW" w:bidi="zh_TW"/>
-          </w:rPr>
-          <w:rPr>
-            <w:color w:val="0000EE"/>
-            <w:u w:val="single"/>
-          </w:rPr>
-          <w:t>創15:12</w:t>
-        </w:r>
-      </w:hyperlink>
-      <w:r>
-        <w:rPr>
-          <w:lang w:val="zh_TW" w:bidi="zh_TW"/>
-        </w:rPr>
-        <w:t>；</w:t>
-      </w:r>
-      <w:hyperlink r:id="rId50">
-        <w:r>
-          <w:rPr>
-            <w:lang w:val="zh_TW" w:bidi="zh_TW"/>
-          </w:rPr>
-          <w:rPr>
-            <w:color w:val="0000EE"/>
-            <w:u w:val="single"/>
-          </w:rPr>
-          <w:t>伯5:14</w:t>
-        </w:r>
-      </w:hyperlink>
-      <w:r>
-        <w:rPr>
-          <w:lang w:val="zh_TW" w:bidi="zh_TW"/>
-        </w:rPr>
-        <w:t>，</w:t>
-      </w:r>
-      <w:hyperlink r:id="rId51">
-        <w:r>
-          <w:rPr>
-            <w:lang w:val="zh_TW" w:bidi="zh_TW"/>
-          </w:rPr>
-          <w:rPr>
-            <w:color w:val="0000EE"/>
-            <w:u w:val="single"/>
-          </w:rPr>
-          <w:t>12:25</w:t>
-        </w:r>
-      </w:hyperlink>
-      <w:r>
-        <w:rPr>
-          <w:lang w:val="zh_TW" w:bidi="zh_TW"/>
-        </w:rPr>
-        <w:t>，</w:t>
-      </w:r>
-      <w:hyperlink r:id="rId52">
-        <w:r>
-          <w:rPr>
-            <w:lang w:val="zh_TW" w:bidi="zh_TW"/>
-          </w:rPr>
-          <w:rPr>
-            <w:color w:val="0000EE"/>
-            <w:u w:val="single"/>
-          </w:rPr>
-          <w:t>15:22、30</w:t>
-        </w:r>
-      </w:hyperlink>
-      <w:r>
-        <w:rPr>
-          <w:lang w:val="zh_TW" w:bidi="zh_TW"/>
-        </w:rPr>
-        <w:t>，</w:t>
-      </w:r>
-      <w:hyperlink r:id="rId53">
-        <w:r>
-          <w:rPr>
-            <w:lang w:val="zh_TW" w:bidi="zh_TW"/>
-          </w:rPr>
-          <w:rPr>
-            <w:color w:val="0000EE"/>
-            <w:u w:val="single"/>
-          </w:rPr>
-          <w:t>19:8</w:t>
-        </w:r>
-      </w:hyperlink>
-      <w:r>
-        <w:rPr>
-          <w:lang w:val="zh_TW" w:bidi="zh_TW"/>
-        </w:rPr>
-        <w:t>，</w:t>
-      </w:r>
-      <w:hyperlink r:id="rId54">
-        <w:r>
-          <w:rPr>
-            <w:lang w:val="zh_TW" w:bidi="zh_TW"/>
-          </w:rPr>
-          <w:rPr>
-            <w:color w:val="0000EE"/>
-            <w:u w:val="single"/>
-          </w:rPr>
-          <w:t>22:11</w:t>
-        </w:r>
-      </w:hyperlink>
-      <w:r>
-        <w:rPr>
-          <w:lang w:val="zh_TW" w:bidi="zh_TW"/>
-        </w:rPr>
-        <w:t>；</w:t>
-      </w:r>
-      <w:hyperlink r:id="rId55">
-        <w:r>
-          <w:rPr>
-            <w:lang w:val="zh_TW" w:bidi="zh_TW"/>
-          </w:rPr>
-          <w:rPr>
-            <w:color w:val="0000EE"/>
-            <w:u w:val="single"/>
-          </w:rPr>
-          <w:t>詩35:6</w:t>
-        </w:r>
-      </w:hyperlink>
-      <w:r>
-        <w:rPr>
-          <w:lang w:val="zh_TW" w:bidi="zh_TW"/>
-        </w:rPr>
-        <w:t>，</w:t>
-      </w:r>
-      <w:hyperlink r:id="rId56">
-        <w:r>
-          <w:rPr>
-            <w:lang w:val="zh_TW" w:bidi="zh_TW"/>
-          </w:rPr>
-          <w:rPr>
-            <w:color w:val="0000EE"/>
-            <w:u w:val="single"/>
-          </w:rPr>
-          <w:t>107:10、14</w:t>
-        </w:r>
-      </w:hyperlink>
-      <w:r>
-        <w:rPr>
-          <w:lang w:val="zh_TW" w:bidi="zh_TW"/>
-        </w:rPr>
-        <w:t>；</w:t>
-      </w:r>
-      <w:hyperlink r:id="rId57">
-        <w:r>
-          <w:rPr>
-            <w:lang w:val="zh_TW" w:bidi="zh_TW"/>
-          </w:rPr>
-          <w:rPr>
-            <w:color w:val="0000EE"/>
-            <w:u w:val="single"/>
-          </w:rPr>
-          <w:t>傳5:17</w:t>
-        </w:r>
-      </w:hyperlink>
-      <w:r>
-        <w:rPr>
-          <w:lang w:val="zh_TW" w:bidi="zh_TW"/>
-        </w:rPr>
-        <w:t>；</w:t>
-      </w:r>
-      <w:hyperlink r:id="rId58">
-        <w:r>
-          <w:rPr>
-            <w:lang w:val="zh_TW" w:bidi="zh_TW"/>
-          </w:rPr>
-          <w:rPr>
-            <w:color w:val="0000EE"/>
-            <w:u w:val="single"/>
-          </w:rPr>
-          <w:t>賽5:30</w:t>
-        </w:r>
-      </w:hyperlink>
-      <w:r>
-        <w:rPr>
-          <w:lang w:val="zh_TW" w:bidi="zh_TW"/>
-        </w:rPr>
-        <w:t>）。有時黑暗象徵邪惡的行為（</w:t>
-      </w:r>
-      <w:hyperlink r:id="rId59">
-        <w:r>
-          <w:rPr>
-            <w:lang w:val="zh_TW" w:bidi="zh_TW"/>
-          </w:rPr>
-          <w:rPr>
-            <w:color w:val="0000EE"/>
-            <w:u w:val="single"/>
-          </w:rPr>
-          <w:t>箴2:13</w:t>
-        </w:r>
-      </w:hyperlink>
-      <w:r>
-        <w:rPr>
-          <w:lang w:val="zh_TW" w:bidi="zh_TW"/>
-        </w:rPr>
-        <w:t>，</w:t>
-      </w:r>
-      <w:hyperlink r:id="rId60">
-        <w:r>
-          <w:rPr>
-            <w:lang w:val="zh_TW" w:bidi="zh_TW"/>
-          </w:rPr>
-          <w:rPr>
-            <w:color w:val="0000EE"/>
-            <w:u w:val="single"/>
-          </w:rPr>
-          <w:t>4:19</w:t>
-        </w:r>
-      </w:hyperlink>
-      <w:r>
-        <w:rPr>
-          <w:lang w:val="zh_TW" w:bidi="zh_TW"/>
-        </w:rPr>
-        <w:t>；</w:t>
-      </w:r>
-      <w:hyperlink r:id="rId61">
-        <w:r>
-          <w:rPr>
-            <w:lang w:val="zh_TW" w:bidi="zh_TW"/>
-          </w:rPr>
-          <w:rPr>
-            <w:color w:val="0000EE"/>
-            <w:u w:val="single"/>
-          </w:rPr>
-          <w:t>賽5:20</w:t>
-        </w:r>
-      </w:hyperlink>
-      <w:r>
-        <w:rPr>
-          <w:lang w:val="zh_TW" w:bidi="zh_TW"/>
-        </w:rPr>
-        <w:t>，</w:t>
-      </w:r>
-      <w:hyperlink r:id="rId62">
-        <w:r>
-          <w:rPr>
-            <w:lang w:val="zh_TW" w:bidi="zh_TW"/>
-          </w:rPr>
-          <w:rPr>
-            <w:color w:val="0000EE"/>
-            <w:u w:val="single"/>
-          </w:rPr>
-          <w:t>60:2</w:t>
-        </w:r>
-      </w:hyperlink>
-      <w:r>
-        <w:rPr>
-          <w:lang w:val="zh_TW" w:bidi="zh_TW"/>
-        </w:rPr>
-        <w:t>）。在新約中，「黑暗」通常有兩層意思：指人行惡事，或指人不明白神的真理（</w:t>
-      </w:r>
-      <w:hyperlink r:id="rId36">
-        <w:r>
-          <w:rPr>
-            <w:lang w:val="zh_TW" w:bidi="zh_TW"/>
-          </w:rPr>
-          <w:rPr>
-            <w:color w:val="0000EE"/>
-            <w:u w:val="single"/>
-          </w:rPr>
-          <w:t>太4:16</w:t>
-        </w:r>
-      </w:hyperlink>
-      <w:r>
-        <w:rPr>
-          <w:lang w:val="zh_TW" w:bidi="zh_TW"/>
-        </w:rPr>
-        <w:t>，</w:t>
-      </w:r>
-      <w:hyperlink r:id="rId63">
-        <w:r>
-          <w:rPr>
-            <w:lang w:val="zh_TW" w:bidi="zh_TW"/>
-          </w:rPr>
-          <w:rPr>
-            <w:color w:val="0000EE"/>
-            <w:u w:val="single"/>
-          </w:rPr>
-          <w:t>6:23</w:t>
-        </w:r>
-      </w:hyperlink>
-      <w:r>
-        <w:rPr>
-          <w:lang w:val="zh_TW" w:bidi="zh_TW"/>
-        </w:rPr>
-        <w:t>；</w:t>
-      </w:r>
-      <w:hyperlink r:id="rId64">
-        <w:r>
-          <w:rPr>
-            <w:lang w:val="zh_TW" w:bidi="zh_TW"/>
-          </w:rPr>
-          <w:rPr>
-            <w:color w:val="0000EE"/>
-            <w:u w:val="single"/>
-          </w:rPr>
-          <w:t>路1:79</w:t>
-        </w:r>
-      </w:hyperlink>
-      <w:r>
-        <w:rPr>
-          <w:lang w:val="zh_TW" w:bidi="zh_TW"/>
-        </w:rPr>
-        <w:t>，</w:t>
-      </w:r>
-      <w:hyperlink r:id="rId65">
-        <w:r>
-          <w:rPr>
-            <w:lang w:val="zh_TW" w:bidi="zh_TW"/>
-          </w:rPr>
-          <w:rPr>
-            <w:color w:val="0000EE"/>
-            <w:u w:val="single"/>
-          </w:rPr>
-          <w:t>11:35</w:t>
-        </w:r>
-      </w:hyperlink>
-      <w:r>
-        <w:rPr>
-          <w:lang w:val="zh_TW" w:bidi="zh_TW"/>
-        </w:rPr>
-        <w:t>，</w:t>
-      </w:r>
-      <w:hyperlink r:id="rId66">
-        <w:r>
-          <w:rPr>
-            <w:lang w:val="zh_TW" w:bidi="zh_TW"/>
-          </w:rPr>
-          <w:rPr>
-            <w:color w:val="0000EE"/>
-            <w:u w:val="single"/>
-          </w:rPr>
-          <w:t>22:53</w:t>
-        </w:r>
-      </w:hyperlink>
-      <w:r>
-        <w:rPr>
-          <w:lang w:val="zh_TW" w:bidi="zh_TW"/>
-        </w:rPr>
-        <w:t>；</w:t>
-      </w:r>
-      <w:hyperlink r:id="rId67">
-        <w:r>
-          <w:rPr>
-            <w:lang w:val="zh_TW" w:bidi="zh_TW"/>
-          </w:rPr>
-          <w:rPr>
-            <w:color w:val="0000EE"/>
-            <w:u w:val="single"/>
-          </w:rPr>
-          <w:t>羅2:19</w:t>
-        </w:r>
-      </w:hyperlink>
-      <w:r>
-        <w:rPr>
-          <w:lang w:val="zh_TW" w:bidi="zh_TW"/>
-        </w:rPr>
-        <w:t>；</w:t>
-      </w:r>
-      <w:hyperlink r:id="rId68">
-        <w:r>
-          <w:rPr>
-            <w:lang w:val="zh_TW" w:bidi="zh_TW"/>
-          </w:rPr>
-          <w:rPr>
-            <w:color w:val="0000EE"/>
-            <w:u w:val="single"/>
-          </w:rPr>
-          <w:t>西1:13</w:t>
-        </w:r>
-      </w:hyperlink>
-      <w:r>
-        <w:rPr>
-          <w:lang w:val="zh_TW" w:bidi="zh_TW"/>
-        </w:rPr>
-        <w:t>）。</w:t>
-      </w:r>
-    </w:p>
-    <w:p>
-      <w:pPr/>
-      <w:r>
-        <w:rPr>
-          <w:lang w:val="zh_TW" w:bidi="zh_TW"/>
-        </w:rPr>
-      </w:r>
-      <w:r>
-        <w:rPr>
-          <w:lang w:val="zh_TW" w:bidi="zh_TW"/>
-        </w:rPr>
-        <w:t>舊約先知常提到一個特別的時間，稱為「耶和華的日子」，並形容那日是極其黑暗的（</w:t>
-      </w:r>
-      <w:hyperlink r:id="rId69">
-        <w:r>
-          <w:rPr>
-            <w:lang w:val="zh_TW" w:bidi="zh_TW"/>
-          </w:rPr>
-          <w:rPr>
-            <w:color w:val="0000EE"/>
-            <w:u w:val="single"/>
-          </w:rPr>
-          <w:t>結32:8</w:t>
-        </w:r>
-      </w:hyperlink>
-      <w:r>
-        <w:rPr>
-          <w:lang w:val="zh_TW" w:bidi="zh_TW"/>
-        </w:rPr>
-        <w:t>；</w:t>
-      </w:r>
-      <w:hyperlink r:id="rId70">
-        <w:r>
-          <w:rPr>
-            <w:lang w:val="zh_TW" w:bidi="zh_TW"/>
-          </w:rPr>
-          <w:rPr>
-            <w:color w:val="0000EE"/>
-            <w:u w:val="single"/>
-          </w:rPr>
-          <w:t>珥2:2、31</w:t>
-        </w:r>
-      </w:hyperlink>
-      <w:r>
-        <w:rPr>
-          <w:lang w:val="zh_TW" w:bidi="zh_TW"/>
-        </w:rPr>
-        <w:t>；</w:t>
-      </w:r>
-      <w:hyperlink r:id="rId71">
-        <w:r>
-          <w:rPr>
-            <w:lang w:val="zh_TW" w:bidi="zh_TW"/>
-          </w:rPr>
-          <w:rPr>
-            <w:color w:val="0000EE"/>
-            <w:u w:val="single"/>
-          </w:rPr>
-          <w:t>摩5:18、20</w:t>
-        </w:r>
-      </w:hyperlink>
-      <w:r>
-        <w:rPr>
-          <w:lang w:val="zh_TW" w:bidi="zh_TW"/>
-        </w:rPr>
-        <w:t>；</w:t>
-      </w:r>
-      <w:hyperlink r:id="rId72">
-        <w:r>
-          <w:rPr>
-            <w:lang w:val="zh_TW" w:bidi="zh_TW"/>
-          </w:rPr>
-          <w:rPr>
-            <w:color w:val="0000EE"/>
-            <w:u w:val="single"/>
-          </w:rPr>
-          <w:t>番1:15</w:t>
-        </w:r>
-      </w:hyperlink>
-      <w:r>
-        <w:rPr>
-          <w:lang w:val="zh_TW" w:bidi="zh_TW"/>
-        </w:rPr>
-        <w:t>）。新約也提到這樣的黑暗，用來描述耶穌再來審判世界的時候（</w:t>
-      </w:r>
-      <w:hyperlink r:id="rId73">
-        <w:r>
-          <w:rPr>
-            <w:lang w:val="zh_TW" w:bidi="zh_TW"/>
-          </w:rPr>
-          <w:rPr>
-            <w:color w:val="0000EE"/>
-            <w:u w:val="single"/>
-          </w:rPr>
-          <w:t>太8:12</w:t>
-        </w:r>
-      </w:hyperlink>
-      <w:r>
-        <w:rPr>
-          <w:lang w:val="zh_TW" w:bidi="zh_TW"/>
-        </w:rPr>
-        <w:t>，</w:t>
-      </w:r>
-      <w:hyperlink r:id="rId74">
-        <w:r>
-          <w:rPr>
-            <w:lang w:val="zh_TW" w:bidi="zh_TW"/>
-          </w:rPr>
-          <w:rPr>
-            <w:color w:val="0000EE"/>
-            <w:u w:val="single"/>
-          </w:rPr>
-          <w:t>22:13</w:t>
-        </w:r>
-      </w:hyperlink>
-      <w:r>
-        <w:rPr>
-          <w:lang w:val="zh_TW" w:bidi="zh_TW"/>
-        </w:rPr>
-        <w:t>，</w:t>
-      </w:r>
-      <w:hyperlink r:id="rId75">
-        <w:r>
-          <w:rPr>
-            <w:lang w:val="zh_TW" w:bidi="zh_TW"/>
-          </w:rPr>
-          <w:rPr>
-            <w:color w:val="0000EE"/>
-            <w:u w:val="single"/>
-          </w:rPr>
-          <w:t>25:30</w:t>
-        </w:r>
-      </w:hyperlink>
-      <w:r>
-        <w:rPr>
-          <w:lang w:val="zh_TW" w:bidi="zh_TW"/>
-        </w:rPr>
-        <w:t>；</w:t>
-      </w:r>
-      <w:hyperlink r:id="rId76">
-        <w:r>
-          <w:rPr>
-            <w:lang w:val="zh_TW" w:bidi="zh_TW"/>
-          </w:rPr>
-          <w:rPr>
-            <w:color w:val="0000EE"/>
-            <w:u w:val="single"/>
-          </w:rPr>
-          <w:t>彼後2:17</w:t>
-        </w:r>
-      </w:hyperlink>
-      <w:r>
-        <w:rPr>
-          <w:lang w:val="zh_TW" w:bidi="zh_TW"/>
-        </w:rPr>
-        <w:t>；</w:t>
-      </w:r>
-      <w:hyperlink r:id="rId77">
-        <w:r>
-          <w:rPr>
-            <w:lang w:val="zh_TW" w:bidi="zh_TW"/>
-          </w:rPr>
-          <w:rPr>
-            <w:color w:val="0000EE"/>
-            <w:u w:val="single"/>
-          </w:rPr>
-          <w:t>猶6、13</w:t>
-        </w:r>
-      </w:hyperlink>
-      <w:r>
-        <w:rPr>
-          <w:lang w:val="zh_TW" w:bidi="zh_TW"/>
-        </w:rPr>
-        <w:t>）。聖經說，人若認識神，就好像從黑暗進入光明（</w:t>
-      </w:r>
-      <w:hyperlink r:id="rId78">
-        <w:r>
-          <w:rPr>
-            <w:lang w:val="zh_TW" w:bidi="zh_TW"/>
-          </w:rPr>
-          <w:rPr>
-            <w:color w:val="0000EE"/>
-            <w:u w:val="single"/>
-          </w:rPr>
-          <w:t>賽9:2</w:t>
-        </w:r>
-      </w:hyperlink>
-      <w:r>
-        <w:rPr>
-          <w:lang w:val="zh_TW" w:bidi="zh_TW"/>
-        </w:rPr>
-        <w:t>，</w:t>
-      </w:r>
-      <w:hyperlink r:id="rId79">
-        <w:r>
-          <w:rPr>
-            <w:lang w:val="zh_TW" w:bidi="zh_TW"/>
-          </w:rPr>
-          <w:rPr>
-            <w:color w:val="0000EE"/>
-            <w:u w:val="single"/>
-          </w:rPr>
-          <w:t>29:18</w:t>
-        </w:r>
-      </w:hyperlink>
-      <w:r>
-        <w:rPr>
-          <w:lang w:val="zh_TW" w:bidi="zh_TW"/>
-        </w:rPr>
-        <w:t>，</w:t>
-      </w:r>
-      <w:hyperlink r:id="rId80">
-        <w:r>
-          <w:rPr>
-            <w:lang w:val="zh_TW" w:bidi="zh_TW"/>
-          </w:rPr>
-          <w:rPr>
-            <w:color w:val="0000EE"/>
-            <w:u w:val="single"/>
-          </w:rPr>
-          <w:t>42:7</w:t>
-        </w:r>
-      </w:hyperlink>
-      <w:r>
-        <w:rPr>
-          <w:lang w:val="zh_TW" w:bidi="zh_TW"/>
-        </w:rPr>
-        <w:t>）。黑暗不能成為人躲避神的地方（</w:t>
-      </w:r>
-      <w:hyperlink r:id="rId81">
-        <w:r>
-          <w:rPr>
-            <w:lang w:val="zh_TW" w:bidi="zh_TW"/>
-          </w:rPr>
-          <w:rPr>
-            <w:color w:val="0000EE"/>
-            <w:u w:val="single"/>
-          </w:rPr>
-          <w:t>伯34:22</w:t>
-        </w:r>
-      </w:hyperlink>
-      <w:r>
-        <w:rPr>
-          <w:lang w:val="zh_TW" w:bidi="zh_TW"/>
-        </w:rPr>
-        <w:t>；</w:t>
-      </w:r>
-      <w:hyperlink r:id="rId82">
-        <w:r>
-          <w:rPr>
-            <w:lang w:val="zh_TW" w:bidi="zh_TW"/>
-          </w:rPr>
-          <w:rPr>
-            <w:color w:val="0000EE"/>
-            <w:u w:val="single"/>
-          </w:rPr>
-          <w:t>詩139:11–12</w:t>
-        </w:r>
-      </w:hyperlink>
-      <w:r>
-        <w:rPr>
-          <w:lang w:val="zh_TW" w:bidi="zh_TW"/>
-        </w:rPr>
-        <w:t>；</w:t>
-      </w:r>
-      <w:hyperlink r:id="rId83">
-        <w:r>
-          <w:rPr>
-            <w:lang w:val="zh_TW" w:bidi="zh_TW"/>
-          </w:rPr>
-          <w:rPr>
-            <w:color w:val="0000EE"/>
-            <w:u w:val="single"/>
-          </w:rPr>
-          <w:t>賽29:15</w:t>
-        </w:r>
-      </w:hyperlink>
-      <w:r>
-        <w:rPr>
-          <w:lang w:val="zh_TW" w:bidi="zh_TW"/>
-        </w:rPr>
-        <w:t>）。</w:t>
+        <w:t>），這些經文所列的兒子次序清楚顯示其年齡排列。相反，他的「小兒子」是指迦南，咒詛是臨到他身上，而經文並未記錄這惡行。在閃族的語言表達中，「兒子」常用來指「孫子」，而這裡似乎就是這樣使用，因為迦南確實是眾（孫）子中最小的。因此，咒詛的對象是迦南（正如經文清楚指出的），而不是含。迦南（以及他的後裔）將要作雅弗和閃的奴僕；到了新約時代，迦南人終於在歷史中消失。</w:t>
       </w:r>
     </w:p>
     <w:p>
@@ -1809,7 +488,25 @@
         <w:rPr>
           <w:lang w:val="zh_TW" w:bidi="zh_TW"/>
         </w:rPr>
-        <w:t>光</w:t>
+        <w:t xml:space="preserve"> </w:t>
+      </w:r>
+      <w:r>
+        <w:rPr>
+          <w:lang w:val="zh_TW" w:bidi="zh_TW"/>
+        </w:rPr>
+        <w:t>列國</w:t>
+      </w:r>
+      <w:r>
+        <w:rPr>
+          <w:lang w:val="zh_TW" w:bidi="zh_TW"/>
+        </w:rPr>
+        <w:t>；</w:t>
+      </w:r>
+      <w:r>
+        <w:rPr>
+          <w:lang w:val="zh_TW" w:bidi="zh_TW"/>
+        </w:rPr>
+        <w:t>挪亞 #1</w:t>
       </w:r>
       <w:r>
         <w:rPr>

--- a/zht/docx/057.content.docx
+++ b/zht/docx/057.content.docx
@@ -149,7 +149,7 @@
         <w:rPr>
           <w:lang w:val="zh_TW" w:bidi="zh_TW"/>
         </w:rPr>
-        <w:t>han</w:t>
+        <w:t>hai</w:t>
       </w:r>
       <w:r>
         <w:rPr>
@@ -212,7 +212,7 @@
         <w:rPr>
           <w:lang w:val="zh_TW" w:bidi="zh_TW"/>
         </w:rPr>
-        <w:t>含（人物）</w:t>
+        <w:t>海</w:t>
       </w:r>
       <w:r>
         <w:rPr>
@@ -231,7 +231,21 @@
         <w:rPr>
           <w:lang w:val="zh_TW" w:bidi="zh_TW"/>
         </w:rPr>
-        <w:t>挪亞的次子（</w:t>
+        <w:t>覆蓋地球廣大範圍的巨大鹹水體。</w:t>
+      </w:r>
+    </w:p>
+    <w:p>
+      <w:pPr/>
+      <w:r>
+        <w:rPr>
+          <w:lang w:val="zh_TW" w:bidi="zh_TW"/>
+        </w:rPr>
+      </w:r>
+      <w:r>
+        <w:rPr>
+          <w:lang w:val="zh_TW" w:bidi="zh_TW"/>
+        </w:rPr>
+        <w:t>聖經一開始就提到海。在</w:t>
       </w:r>
       <w:hyperlink r:id="rId13">
         <w:r>
@@ -242,9 +256,15 @@
             <w:color w:val="0000EE"/>
             <w:u w:val="single"/>
           </w:rPr>
-          <w:t>創5:32，</w:t>
+          <w:t>創世記一章1至2節</w:t>
         </w:r>
       </w:hyperlink>
+      <w:r>
+        <w:rPr>
+          <w:lang w:val="zh_TW" w:bidi="zh_TW"/>
+        </w:rPr>
+        <w:t>中，我們讀到起初一切都是混沌、空虛和黑暗的，「神的靈運行在水面上。」隨著神的話語，從混沌中產生了秩序。</w:t>
+      </w:r>
       <w:hyperlink r:id="rId14">
         <w:r>
           <w:rPr>
@@ -254,9 +274,15 @@
             <w:color w:val="0000EE"/>
             <w:u w:val="single"/>
           </w:rPr>
-          <w:t>6:10，</w:t>
+          <w:t>詩篇二十九篇</w:t>
         </w:r>
       </w:hyperlink>
+      <w:r>
+        <w:rPr>
+          <w:lang w:val="zh_TW" w:bidi="zh_TW"/>
+        </w:rPr>
+        <w:t>讚美了這一點。從</w:t>
+      </w:r>
       <w:hyperlink r:id="rId15">
         <w:r>
           <w:rPr>
@@ -266,9 +292,15 @@
             <w:color w:val="0000EE"/>
             <w:u w:val="single"/>
           </w:rPr>
-          <w:t>7:13，</w:t>
+          <w:t>創世記第一章</w:t>
         </w:r>
       </w:hyperlink>
+      <w:r>
+        <w:rPr>
+          <w:lang w:val="zh_TW" w:bidi="zh_TW"/>
+        </w:rPr>
+        <w:t>的創造記載中，有兩個重點值得注意：（1）海，像天地間的萬物一樣，是由神創造的；（2）神的話語分開了海與陸地。這兩點在聖經中以多種方式加以展現。</w:t>
+      </w:r>
       <w:hyperlink r:id="rId16">
         <w:r>
           <w:rPr>
@@ -278,9 +310,15 @@
             <w:color w:val="0000EE"/>
             <w:u w:val="single"/>
           </w:rPr>
-          <w:t>9:18、22，</w:t>
+          <w:t>詩篇三十三篇7節</w:t>
         </w:r>
       </w:hyperlink>
+      <w:r>
+        <w:rPr>
+          <w:lang w:val="zh_TW" w:bidi="zh_TW"/>
+        </w:rPr>
+        <w:t>說到：「他聚集海水如壘， 收藏深洋在庫房。」神設立海洋和陸地的界限，並在祂對約伯的話中生動地表達出來：「海水衝出，如出胎胞， 那時誰將它關閉呢……為它定界限， 又安門和閂，說：你只可到這裡，不可越過； 你狂傲的浪要到此止住。」（</w:t>
+      </w:r>
       <w:hyperlink r:id="rId17">
         <w:r>
           <w:rPr>
@@ -290,14 +328,28 @@
             <w:color w:val="0000EE"/>
             <w:u w:val="single"/>
           </w:rPr>
-          <w:t>10:1、6、20</w:t>
+          <w:t>伯38:8–11</w:t>
         </w:r>
       </w:hyperlink>
       <w:r>
         <w:rPr>
           <w:lang w:val="zh_TW" w:bidi="zh_TW"/>
         </w:rPr>
-        <w:t>）。含有四個兒子，他們的名字是古實、麥西（希伯來文指埃及）、弗和迦南（</w:t>
+        <w:t>）。</w:t>
+      </w:r>
+    </w:p>
+    <w:p>
+      <w:pPr/>
+      <w:r>
+        <w:rPr>
+          <w:lang w:val="zh_TW" w:bidi="zh_TW"/>
+        </w:rPr>
+      </w:r>
+      <w:r>
+        <w:rPr>
+          <w:lang w:val="zh_TW" w:bidi="zh_TW"/>
+        </w:rPr>
+        <w:t>聖經描述神對海的掌控時說，神「步行在海浪之上」（</w:t>
       </w:r>
       <w:hyperlink r:id="rId18">
         <w:r>
@@ -308,14 +360,26 @@
             <w:color w:val="0000EE"/>
             <w:u w:val="single"/>
           </w:rPr>
-          <w:t>創10:6</w:t>
+          <w:t>伯9:8</w:t>
         </w:r>
       </w:hyperlink>
       <w:r>
         <w:rPr>
           <w:lang w:val="zh_TW" w:bidi="zh_TW"/>
         </w:rPr>
-        <w:t>；</w:t>
+        <w:t>）。因此，在</w:t>
+      </w:r>
+      <w:r>
+        <w:rPr>
+          <w:lang w:val="zh_TW" w:bidi="zh_TW"/>
+        </w:rPr>
+        <w:t>神-人（God-man）</w:t>
+      </w:r>
+      <w:r>
+        <w:rPr>
+          <w:lang w:val="zh_TW" w:bidi="zh_TW"/>
+        </w:rPr>
+        <w:t>耶穌在地上的生活中，祂在海上行走（</w:t>
       </w:r>
       <w:hyperlink r:id="rId19">
         <w:r>
@@ -326,28 +390,14 @@
             <w:color w:val="0000EE"/>
             <w:u w:val="single"/>
           </w:rPr>
-          <w:t>代上1:8</w:t>
+          <w:t>可6:48</w:t>
         </w:r>
       </w:hyperlink>
       <w:r>
         <w:rPr>
           <w:lang w:val="zh_TW" w:bidi="zh_TW"/>
         </w:rPr>
-        <w:t>）。因此，人們視含為埃及人（雖然後來似乎出現了混血種族）的先祖，也是非洲、阿拉伯和迦南地諸民族的先祖。</w:t>
-      </w:r>
-    </w:p>
-    <w:p>
-      <w:pPr/>
-      <w:r>
-        <w:rPr>
-          <w:lang w:val="zh_TW" w:bidi="zh_TW"/>
-        </w:rPr>
-      </w:r>
-      <w:r>
-        <w:rPr>
-          <w:lang w:val="zh_TW" w:bidi="zh_TW"/>
-        </w:rPr>
-        <w:t>洪水之後，挪亞開始種植葡萄園，有一次因喝醉酒而露出身體 （</w:t>
+        <w:t>）。祂也平息風浪，使門徒驚訝地問：「這到底是誰，連風和海也聽從他了。」（</w:t>
       </w:r>
       <w:hyperlink r:id="rId20">
         <w:r>
@@ -358,14 +408,28 @@
             <w:color w:val="0000EE"/>
             <w:u w:val="single"/>
           </w:rPr>
-          <w:t>創9:20–24</w:t>
+          <w:t>可4:41</w:t>
         </w:r>
       </w:hyperlink>
       <w:r>
         <w:rPr>
           <w:lang w:val="zh_TW" w:bidi="zh_TW"/>
         </w:rPr>
-        <w:t>）。含看見父親赤身躺著，便把這件事告訴了閃和雅弗；閃和雅弗卻小心地替挪亞遮蓋身體。挪亞醒來後，知道他「小兒子」（有人認為指含）所做的事，便咒詛含的兒子迦南，說他的弟兄（古實、麥西、弗）以及閃和雅弗都要管轄他。不過，如果</w:t>
+        <w:t>）。</w:t>
+      </w:r>
+    </w:p>
+    <w:p>
+      <w:pPr/>
+      <w:r>
+        <w:rPr>
+          <w:lang w:val="zh_TW" w:bidi="zh_TW"/>
+        </w:rPr>
+      </w:r>
+      <w:r>
+        <w:rPr>
+          <w:lang w:val="zh_TW" w:bidi="zh_TW"/>
+        </w:rPr>
+        <w:t>希伯來人對海及其力量抱有敬畏之心。或許因為缺乏良好的天然港口，以及他們在大部分歷史中未能控制海岸線，他們不像腓尼基人那樣是一個航海的民族。直到所羅門王時期，才提到他們擁有自己的艦隊（</w:t>
       </w:r>
       <w:hyperlink r:id="rId21">
         <w:r>
@@ -376,69 +440,15 @@
             <w:color w:val="0000EE"/>
             <w:u w:val="single"/>
           </w:rPr>
-          <w:t>九章24節</w:t>
+          <w:t>王上9:26</w:t>
         </w:r>
       </w:hyperlink>
       <w:r>
         <w:rPr>
           <w:lang w:val="zh_TW" w:bidi="zh_TW"/>
         </w:rPr>
-        <w:t>所指得罪挪亞的人是含，為甚麼咒詛卻落在他的兒子迦南身上呢？最可能的解釋是：第</w:t>
-      </w:r>
-      <w:hyperlink r:id="rId21">
-        <w:r>
-          <w:rPr>
-            <w:lang w:val="zh_TW" w:bidi="zh_TW"/>
-          </w:rPr>
-          <w:rPr>
-            <w:color w:val="0000EE"/>
-            <w:u w:val="single"/>
-          </w:rPr>
-          <w:t>24</w:t>
-        </w:r>
-      </w:hyperlink>
-      <w:r>
-        <w:rPr>
-          <w:lang w:val="zh_TW" w:bidi="zh_TW"/>
-        </w:rPr>
-        <w:t>節所指的並不是含。經文中的用語是他的「小兒子」（有英文譯本譯為younger，這個用法在希伯來文幾乎不可能出現），然而多處經文都明顯把含列為三兄弟中的第二個，而不是最小的 （</w:t>
-      </w:r>
-      <w:hyperlink r:id="rId13">
-        <w:r>
-          <w:rPr>
-            <w:lang w:val="zh_TW" w:bidi="zh_TW"/>
-          </w:rPr>
-          <w:rPr>
-            <w:color w:val="0000EE"/>
-            <w:u w:val="single"/>
-          </w:rPr>
-          <w:t>5:32，</w:t>
-        </w:r>
-      </w:hyperlink>
-      <w:hyperlink r:id="rId14">
-        <w:r>
-          <w:rPr>
-            <w:lang w:val="zh_TW" w:bidi="zh_TW"/>
-          </w:rPr>
-          <w:rPr>
-            <w:color w:val="0000EE"/>
-            <w:u w:val="single"/>
-          </w:rPr>
-          <w:t>6:10，</w:t>
-        </w:r>
-      </w:hyperlink>
-      <w:hyperlink r:id="rId15">
-        <w:r>
-          <w:rPr>
-            <w:lang w:val="zh_TW" w:bidi="zh_TW"/>
-          </w:rPr>
-          <w:rPr>
-            <w:color w:val="0000EE"/>
-            <w:u w:val="single"/>
-          </w:rPr>
-          <w:t>7:13，</w:t>
-        </w:r>
-      </w:hyperlink>
+        <w:t>）。動盪的海對他們來說是惡人的象徵（</w:t>
+      </w:r>
       <w:hyperlink r:id="rId22">
         <w:r>
           <w:rPr>
@@ -448,9 +458,15 @@
             <w:color w:val="0000EE"/>
             <w:u w:val="single"/>
           </w:rPr>
-          <w:t>9:18，</w:t>
+          <w:t>賽57:20</w:t>
         </w:r>
       </w:hyperlink>
+      <w:r>
+        <w:rPr>
+          <w:lang w:val="zh_TW" w:bidi="zh_TW"/>
+        </w:rPr>
+        <w:t>）。「好像多水滔滔」（</w:t>
+      </w:r>
       <w:hyperlink r:id="rId23">
         <w:r>
           <w:rPr>
@@ -460,14 +476,68 @@
             <w:color w:val="0000EE"/>
             <w:u w:val="single"/>
           </w:rPr>
-          <w:t>10:1</w:t>
+          <w:t>賽17:13</w:t>
         </w:r>
       </w:hyperlink>
       <w:r>
         <w:rPr>
           <w:lang w:val="zh_TW" w:bidi="zh_TW"/>
         </w:rPr>
-        <w:t>），這些經文所列的兒子次序清楚顯示其年齡排列。相反，他的「小兒子」是指迦南，咒詛是臨到他身上，而經文並未記錄這惡行。在閃族的語言表達中，「兒子」常用來指「孫子」，而這裡似乎就是這樣使用，因為迦南確實是眾（孫）子中最小的。因此，咒詛的對象是迦南（正如經文清楚指出的），而不是含。迦南（以及他的後裔）將要作雅弗和閃的奴僕；到了新約時代，迦南人終於在歷史中消失。</w:t>
+        <w:t>）或「海浪匉訇」（</w:t>
+      </w:r>
+      <w:hyperlink r:id="rId24">
+        <w:r>
+          <w:rPr>
+            <w:lang w:val="zh_TW" w:bidi="zh_TW"/>
+          </w:rPr>
+          <w:rPr>
+            <w:color w:val="0000EE"/>
+            <w:u w:val="single"/>
+          </w:rPr>
+          <w:t>5:30</w:t>
+        </w:r>
+      </w:hyperlink>
+      <w:r>
+        <w:rPr>
+          <w:lang w:val="zh_TW" w:bidi="zh_TW"/>
+        </w:rPr>
+        <w:t>）使他們聯想到強大的力量，對人類能造成難以估量的傷害。在</w:t>
+      </w:r>
+      <w:hyperlink r:id="rId25">
+        <w:r>
+          <w:rPr>
+            <w:lang w:val="zh_TW" w:bidi="zh_TW"/>
+          </w:rPr>
+          <w:rPr>
+            <w:color w:val="0000EE"/>
+            <w:u w:val="single"/>
+          </w:rPr>
+          <w:t>但以理書七章3節</w:t>
+        </w:r>
+      </w:hyperlink>
+      <w:r>
+        <w:rPr>
+          <w:lang w:val="zh_TW" w:bidi="zh_TW"/>
+        </w:rPr>
+        <w:t>和</w:t>
+      </w:r>
+      <w:hyperlink r:id="rId26">
+        <w:r>
+          <w:rPr>
+            <w:lang w:val="zh_TW" w:bidi="zh_TW"/>
+          </w:rPr>
+          <w:rPr>
+            <w:color w:val="0000EE"/>
+            <w:u w:val="single"/>
+          </w:rPr>
+          <w:t>啟示錄十三章1節</w:t>
+        </w:r>
+      </w:hyperlink>
+      <w:r>
+        <w:rPr>
+          <w:lang w:val="zh_TW" w:bidi="zh_TW"/>
+        </w:rPr>
+        <w:t>中，那些敵對神的權勢被描述為從海中上來的獸。</w:t>
       </w:r>
     </w:p>
     <w:p>
@@ -479,10 +549,142 @@
       </w:r>
       <w:r>
         <w:rPr>
+          <w:lang w:val="zh_TW" w:bidi="zh_TW"/>
+        </w:rPr>
+        <w:t>然而，正如所述，神掌管海洋。祂能拯救那些信靠祂的人「從大水中拉上來」（</w:t>
+      </w:r>
+      <w:hyperlink r:id="rId27">
+        <w:r>
+          <w:rPr>
+            <w:lang w:val="zh_TW" w:bidi="zh_TW"/>
+          </w:rPr>
+          <w:rPr>
+            <w:color w:val="0000EE"/>
+            <w:u w:val="single"/>
+          </w:rPr>
+          <w:t>詩18:16），</w:t>
+        </w:r>
+      </w:hyperlink>
+      <w:r>
+        <w:rPr>
+          <w:lang w:val="zh_TW" w:bidi="zh_TW"/>
+        </w:rPr>
+        <w:t>並保護那些在海上航行的人（</w:t>
+      </w:r>
+      <w:hyperlink r:id="rId28">
+        <w:r>
+          <w:rPr>
+            <w:lang w:val="zh_TW" w:bidi="zh_TW"/>
+          </w:rPr>
+          <w:rPr>
+            <w:color w:val="0000EE"/>
+            <w:u w:val="single"/>
+          </w:rPr>
+          <w:t>107:23–31）</w:t>
+        </w:r>
+      </w:hyperlink>
+      <w:r>
+        <w:rPr>
+          <w:lang w:val="zh_TW" w:bidi="zh_TW"/>
+        </w:rPr>
+        <w:t>。人們總是記得神曾在海中開出一條道路，讓他們出埃及時通過（</w:t>
+      </w:r>
+      <w:hyperlink r:id="rId29">
+        <w:r>
+          <w:rPr>
+            <w:lang w:val="zh_TW" w:bidi="zh_TW"/>
+          </w:rPr>
+          <w:rPr>
+            <w:color w:val="0000EE"/>
+            <w:u w:val="single"/>
+          </w:rPr>
+          <w:t>出15:19）</w:t>
+        </w:r>
+      </w:hyperlink>
+      <w:r>
+        <w:rPr>
+          <w:lang w:val="zh_TW" w:bidi="zh_TW"/>
+        </w:rPr>
+        <w:t>。詩篇作者（</w:t>
+      </w:r>
+      <w:hyperlink r:id="rId30">
+        <w:r>
+          <w:rPr>
+            <w:lang w:val="zh_TW" w:bidi="zh_TW"/>
+          </w:rPr>
+          <w:rPr>
+            <w:color w:val="0000EE"/>
+            <w:u w:val="single"/>
+          </w:rPr>
+          <w:t>詩74:13，</w:t>
+        </w:r>
+      </w:hyperlink>
+      <w:hyperlink r:id="rId31">
+        <w:r>
+          <w:rPr>
+            <w:lang w:val="zh_TW" w:bidi="zh_TW"/>
+          </w:rPr>
+          <w:rPr>
+            <w:color w:val="0000EE"/>
+            <w:u w:val="single"/>
+          </w:rPr>
+          <w:t>77:16，</w:t>
+        </w:r>
+      </w:hyperlink>
+      <w:hyperlink r:id="rId32">
+        <w:r>
+          <w:rPr>
+            <w:lang w:val="zh_TW" w:bidi="zh_TW"/>
+          </w:rPr>
+          <w:rPr>
+            <w:color w:val="0000EE"/>
+            <w:u w:val="single"/>
+          </w:rPr>
+          <w:t>78:13，</w:t>
+        </w:r>
+      </w:hyperlink>
+      <w:hyperlink r:id="rId33">
+        <w:r>
+          <w:rPr>
+            <w:lang w:val="zh_TW" w:bidi="zh_TW"/>
+          </w:rPr>
+          <w:rPr>
+            <w:color w:val="0000EE"/>
+            <w:u w:val="single"/>
+          </w:rPr>
+          <w:t>106:9）</w:t>
+        </w:r>
+      </w:hyperlink>
+      <w:r>
+        <w:rPr>
+          <w:lang w:val="zh_TW" w:bidi="zh_TW"/>
+        </w:rPr>
+        <w:t>和先知們（例如</w:t>
+      </w:r>
+      <w:hyperlink r:id="rId34">
+        <w:r>
+          <w:rPr>
+            <w:lang w:val="zh_TW" w:bidi="zh_TW"/>
+          </w:rPr>
+          <w:rPr>
+            <w:color w:val="0000EE"/>
+            <w:u w:val="single"/>
+          </w:rPr>
+          <w:t>賽43:16–17）</w:t>
+        </w:r>
+      </w:hyperlink>
+      <w:r>
+        <w:rPr>
+          <w:lang w:val="zh_TW" w:bidi="zh_TW"/>
+        </w:rPr>
+        <w:t>都提到這一點。</w:t>
+      </w:r>
+      <w:r>
+        <w:rPr>
           <w:i/>
           <w:lang w:val="zh_TW" w:bidi="zh_TW"/>
         </w:rPr>
-        <w:t>另見</w:t>
+        <w:t>見</w:t>
       </w:r>
       <w:r>
         <w:rPr>
@@ -494,19 +696,25 @@
         <w:rPr>
           <w:lang w:val="zh_TW" w:bidi="zh_TW"/>
         </w:rPr>
-        <w:t>列國</w:t>
-      </w:r>
-      <w:r>
-        <w:rPr>
-          <w:lang w:val="zh_TW" w:bidi="zh_TW"/>
-        </w:rPr>
-        <w:t>；</w:t>
-      </w:r>
-      <w:r>
-        <w:rPr>
-          <w:lang w:val="zh_TW" w:bidi="zh_TW"/>
-        </w:rPr>
-        <w:t>挪亞 #1</w:t>
+        <w:t>死海，</w:t>
+      </w:r>
+      <w:r>
+        <w:rPr>
+          <w:lang w:val="zh_TW" w:bidi="zh_TW"/>
+        </w:rPr>
+        <w:t>地中海，</w:t>
+      </w:r>
+      <w:r>
+        <w:rPr>
+          <w:lang w:val="zh_TW" w:bidi="zh_TW"/>
+        </w:rPr>
+        <w:t>紅海，</w:t>
+      </w:r>
+      <w:r>
+        <w:rPr>
+          <w:lang w:val="zh_TW" w:bidi="zh_TW"/>
+        </w:rPr>
+        <w:t>加利利海</w:t>
       </w:r>
       <w:r>
         <w:rPr>

--- a/zht/docx/057.content.docx
+++ b/zht/docx/057.content.docx
@@ -149,7 +149,7 @@
         <w:rPr>
           <w:lang w:val="zh_TW" w:bidi="zh_TW"/>
         </w:rPr>
-        <w:t>hai</w:t>
+        <w:t>ha</w:t>
       </w:r>
       <w:r>
         <w:rPr>
@@ -212,12 +212,128 @@
         <w:rPr>
           <w:lang w:val="zh_TW" w:bidi="zh_TW"/>
         </w:rPr>
-        <w:t>海</w:t>
-      </w:r>
-      <w:r>
-        <w:rPr>
-          <w:lang w:val="zh_TW" w:bidi="zh_TW"/>
-        </w:rPr>
+        <w:t>哈達</w:t>
+      </w:r>
+      <w:r>
+        <w:rPr>
+          <w:lang w:val="zh_TW" w:bidi="zh_TW"/>
+        </w:rPr>
+      </w:r>
+    </w:p>
+    <w:p>
+      <w:pPr>
+        <w:pStyle w:val="ListNumber"/>
+        <w:numPr>
+          <w:ilvl w:val="0"/>
+          <w:numId w:val="14"/>
+        </w:numPr>
+        <w:spacing w:line="240" w:lineRule="auto"/>
+        <w:ind w:left="720"/>
+      </w:pPr>
+      <w:r>
+        <w:rPr>
+          <w:lang w:val="zh_TW" w:bidi="zh_TW"/>
+        </w:rPr>
+      </w:r>
+      <w:r>
+        <w:rPr>
+          <w:lang w:val="zh_TW" w:bidi="zh_TW"/>
+        </w:rPr>
+        <w:t>在</w:t>
+      </w:r>
+      <w:hyperlink r:id="rId13">
+        <w:r>
+          <w:rPr>
+            <w:lang w:val="zh_TW" w:bidi="zh_TW"/>
+          </w:rPr>
+          <w:rPr>
+            <w:color w:val="0000EE"/>
+            <w:u w:val="single"/>
+          </w:rPr>
+          <w:t>創世記二十五章15節</w:t>
+        </w:r>
+      </w:hyperlink>
+      <w:r>
+        <w:rPr>
+          <w:lang w:val="zh_TW" w:bidi="zh_TW"/>
+        </w:rPr>
+        <w:t>中，有些譯本將以實瑪利的兒子哈大（Hadad）拼寫為哈達（Hadar）。</w:t>
+        <w:br/>
+      </w:r>
+      <w:r>
+        <w:rPr>
+          <w:i/>
+          <w:lang w:val="zh_TW" w:bidi="zh_TW"/>
+        </w:rPr>
+        <w:t xml:space="preserve">見 </w:t>
+      </w:r>
+      <w:r>
+        <w:rPr>
+          <w:lang w:val="zh_TW" w:bidi="zh_TW"/>
+        </w:rPr>
+        <w:t>哈大 #1</w:t>
+      </w:r>
+      <w:r>
+        <w:rPr>
+          <w:lang w:val="zh_TW" w:bidi="zh_TW"/>
+        </w:rPr>
+        <w:t>。</w:t>
+      </w:r>
+    </w:p>
+    <w:p>
+      <w:pPr>
+        <w:pStyle w:val="ListNumber"/>
+        <w:spacing w:line="240" w:lineRule="auto"/>
+        <w:ind w:left="720"/>
+      </w:pPr>
+      <w:r>
+        <w:rPr>
+          <w:lang w:val="zh_TW" w:bidi="zh_TW"/>
+        </w:rPr>
+      </w:r>
+      <w:r>
+        <w:rPr>
+          <w:lang w:val="zh_TW" w:bidi="zh_TW"/>
+        </w:rPr>
+        <w:t>在</w:t>
+      </w:r>
+      <w:hyperlink r:id="rId14">
+        <w:r>
+          <w:rPr>
+            <w:lang w:val="zh_TW" w:bidi="zh_TW"/>
+          </w:rPr>
+          <w:rPr>
+            <w:color w:val="0000EE"/>
+            <w:u w:val="single"/>
+          </w:rPr>
+          <w:t>創世記三十六章39節</w:t>
+        </w:r>
+      </w:hyperlink>
+      <w:r>
+        <w:rPr>
+          <w:lang w:val="zh_TW" w:bidi="zh_TW"/>
+        </w:rPr>
+        <w:t>中，哈達（Hadar）是以東王哈大（Hadad）的另一種拼寫形式（譯註：和合本譯為「哈達」）。</w:t>
+        <w:br/>
+      </w:r>
+      <w:r>
+        <w:rPr>
+          <w:i/>
+          <w:lang w:val="zh_TW" w:bidi="zh_TW"/>
+        </w:rPr>
+        <w:t xml:space="preserve">見 </w:t>
+      </w:r>
+      <w:r>
+        <w:rPr>
+          <w:lang w:val="zh_TW" w:bidi="zh_TW"/>
+        </w:rPr>
+        <w:t>哈大 #3</w:t>
+      </w:r>
+      <w:r>
+        <w:rPr>
+          <w:lang w:val="zh_TW" w:bidi="zh_TW"/>
+        </w:rPr>
+        <w:t>。</w:t>
       </w:r>
     </w:p>
     <w:p>
@@ -231,7 +347,11 @@
         <w:rPr>
           <w:lang w:val="zh_TW" w:bidi="zh_TW"/>
         </w:rPr>
-        <w:t>覆蓋地球廣大範圍的巨大鹹水體。</w:t>
+      </w:r>
+      <w:r>
+        <w:rPr>
+          <w:lang w:val="zh_TW" w:bidi="zh_TW"/>
+        </w:rPr>
       </w:r>
     </w:p>
     <w:p>
@@ -241,11 +361,43 @@
           <w:lang w:val="zh_TW" w:bidi="zh_TW"/>
         </w:rPr>
       </w:r>
-      <w:r>
-        <w:rPr>
-          <w:lang w:val="zh_TW" w:bidi="zh_TW"/>
-        </w:rPr>
-        <w:t>聖經一開始就提到海。在</w:t>
+    </w:p>
+    <w:p>
+      <w:pPr>
+        <w:pStyle w:val="Heading2"/>
+      </w:pPr>
+      <w:r>
+        <w:rPr>
+          <w:lang w:val="zh_TW" w:bidi="zh_TW"/>
+        </w:rPr>
+        <w:t>哈大</w:t>
+      </w:r>
+      <w:r>
+        <w:rPr>
+          <w:lang w:val="zh_TW" w:bidi="zh_TW"/>
+        </w:rPr>
+      </w:r>
+    </w:p>
+    <w:p>
+      <w:pPr>
+        <w:pStyle w:val="ListNumber"/>
+        <w:numPr>
+          <w:ilvl w:val="0"/>
+          <w:numId w:val="15"/>
+        </w:numPr>
+        <w:spacing w:line="240" w:lineRule="auto"/>
+        <w:ind w:left="720"/>
+      </w:pPr>
+      <w:r>
+        <w:rPr>
+          <w:lang w:val="zh_TW" w:bidi="zh_TW"/>
+        </w:rPr>
+      </w:r>
+      <w:r>
+        <w:rPr>
+          <w:lang w:val="zh_TW" w:bidi="zh_TW"/>
+        </w:rPr>
+        <w:t>哈大是以實瑪利十二個兒子中的第八位，因此也是亞伯拉罕的子孫（</w:t>
       </w:r>
       <w:hyperlink r:id="rId13">
         <w:r>
@@ -256,14 +408,140 @@
             <w:color w:val="0000EE"/>
             <w:u w:val="single"/>
           </w:rPr>
-          <w:t>創世記一章1至2節</w:t>
-        </w:r>
-      </w:hyperlink>
-      <w:r>
-        <w:rPr>
-          <w:lang w:val="zh_TW" w:bidi="zh_TW"/>
-        </w:rPr>
-        <w:t>中，我們讀到起初一切都是混沌、空虛和黑暗的，「神的靈運行在水面上。」隨著神的話語，從混沌中產生了秩序。</w:t>
+          <w:t>創25:15</w:t>
+        </w:r>
+      </w:hyperlink>
+      <w:r>
+        <w:rPr>
+          <w:lang w:val="zh_TW" w:bidi="zh_TW"/>
+        </w:rPr>
+        <w:t>；</w:t>
+      </w:r>
+      <w:hyperlink r:id="rId15">
+        <w:r>
+          <w:rPr>
+            <w:lang w:val="zh_TW" w:bidi="zh_TW"/>
+          </w:rPr>
+          <w:rPr>
+            <w:color w:val="0000EE"/>
+            <w:u w:val="single"/>
+          </w:rPr>
+          <w:t>代上1:30</w:t>
+        </w:r>
+      </w:hyperlink>
+      <w:r>
+        <w:rPr>
+          <w:lang w:val="zh_TW" w:bidi="zh_TW"/>
+        </w:rPr>
+        <w:t>）。在有些聖經譯本中，</w:t>
+      </w:r>
+      <w:hyperlink r:id="rId13">
+        <w:r>
+          <w:rPr>
+            <w:lang w:val="zh_TW" w:bidi="zh_TW"/>
+          </w:rPr>
+          <w:rPr>
+            <w:color w:val="0000EE"/>
+            <w:u w:val="single"/>
+          </w:rPr>
+          <w:t>創世記二十五章15節</w:t>
+        </w:r>
+      </w:hyperlink>
+      <w:r>
+        <w:rPr>
+          <w:lang w:val="zh_TW" w:bidi="zh_TW"/>
+        </w:rPr>
+        <w:t>將其譯為「哈達（Hadar）」（和合本譯為：哈大），而</w:t>
+      </w:r>
+      <w:hyperlink r:id="rId15">
+        <w:r>
+          <w:rPr>
+            <w:lang w:val="zh_TW" w:bidi="zh_TW"/>
+          </w:rPr>
+          <w:rPr>
+            <w:color w:val="0000EE"/>
+            <w:u w:val="single"/>
+          </w:rPr>
+          <w:t>歷代志上一章30節</w:t>
+        </w:r>
+      </w:hyperlink>
+      <w:r>
+        <w:rPr>
+          <w:lang w:val="zh_TW" w:bidi="zh_TW"/>
+        </w:rPr>
+        <w:t>則譯作「哈大（Hadad）」（和合本譯為：哈達）；然而，另外兩個聖經譯本在兩處經文中皆一致譯爲「哈大」。</w:t>
+      </w:r>
+    </w:p>
+    <w:p>
+      <w:pPr>
+        <w:pStyle w:val="ListNumber"/>
+        <w:spacing w:line="240" w:lineRule="auto"/>
+        <w:ind w:left="720"/>
+      </w:pPr>
+      <w:r>
+        <w:rPr>
+          <w:lang w:val="zh_TW" w:bidi="zh_TW"/>
+        </w:rPr>
+      </w:r>
+      <w:r>
+        <w:rPr>
+          <w:lang w:val="zh_TW" w:bidi="zh_TW"/>
+        </w:rPr>
+        <w:t>比達的兒子哈大（和合本譯為：哈達）為以東的一位君王，在希伯來人下到埃及之前統治以東。他曾在摩押平原擊敗米甸人，取得一次重要的軍事勝利（</w:t>
+      </w:r>
+      <w:hyperlink r:id="rId16">
+        <w:r>
+          <w:rPr>
+            <w:lang w:val="zh_TW" w:bidi="zh_TW"/>
+          </w:rPr>
+          <w:rPr>
+            <w:color w:val="0000EE"/>
+            <w:u w:val="single"/>
+          </w:rPr>
+          <w:t>創36:35–36</w:t>
+        </w:r>
+      </w:hyperlink>
+      <w:r>
+        <w:rPr>
+          <w:lang w:val="zh_TW" w:bidi="zh_TW"/>
+        </w:rPr>
+        <w:t>；</w:t>
+      </w:r>
+      <w:hyperlink r:id="rId17">
+        <w:r>
+          <w:rPr>
+            <w:lang w:val="zh_TW" w:bidi="zh_TW"/>
+          </w:rPr>
+          <w:rPr>
+            <w:color w:val="0000EE"/>
+            <w:u w:val="single"/>
+          </w:rPr>
+          <w:t>代上1:46–47</w:t>
+        </w:r>
+      </w:hyperlink>
+      <w:r>
+        <w:rPr>
+          <w:lang w:val="zh_TW" w:bidi="zh_TW"/>
+        </w:rPr>
+        <w:t>）。</w:t>
+      </w:r>
+    </w:p>
+    <w:p>
+      <w:pPr>
+        <w:pStyle w:val="ListNumber"/>
+        <w:spacing w:line="240" w:lineRule="auto"/>
+        <w:ind w:left="720"/>
+      </w:pPr>
+      <w:r>
+        <w:rPr>
+          <w:lang w:val="zh_TW" w:bidi="zh_TW"/>
+        </w:rPr>
+      </w:r>
+      <w:r>
+        <w:rPr>
+          <w:lang w:val="zh_TW" w:bidi="zh_TW"/>
+        </w:rPr>
+        <w:t>哈大（和合本譯為：哈達）是以東的另一位君王，是少數其妻子名字被記載下來的君王之一；其妻子名叫米希她別。他的首都設於巴烏（</w:t>
       </w:r>
       <w:hyperlink r:id="rId14">
         <w:r>
@@ -274,61 +552,25 @@
             <w:color w:val="0000EE"/>
             <w:u w:val="single"/>
           </w:rPr>
-          <w:t>詩篇二十九篇</w:t>
-        </w:r>
-      </w:hyperlink>
-      <w:r>
-        <w:rPr>
-          <w:lang w:val="zh_TW" w:bidi="zh_TW"/>
-        </w:rPr>
-        <w:t>讚美了這一點。從</w:t>
-      </w:r>
-      <w:hyperlink r:id="rId15">
-        <w:r>
-          <w:rPr>
-            <w:lang w:val="zh_TW" w:bidi="zh_TW"/>
-          </w:rPr>
-          <w:rPr>
-            <w:color w:val="0000EE"/>
-            <w:u w:val="single"/>
-          </w:rPr>
-          <w:t>創世記第一章</w:t>
-        </w:r>
-      </w:hyperlink>
-      <w:r>
-        <w:rPr>
-          <w:lang w:val="zh_TW" w:bidi="zh_TW"/>
-        </w:rPr>
-        <w:t>的創造記載中，有兩個重點值得注意：（1）海，像天地間的萬物一樣，是由神創造的；（2）神的話語分開了海與陸地。這兩點在聖經中以多種方式加以展現。</w:t>
-      </w:r>
-      <w:hyperlink r:id="rId16">
-        <w:r>
-          <w:rPr>
-            <w:lang w:val="zh_TW" w:bidi="zh_TW"/>
-          </w:rPr>
-          <w:rPr>
-            <w:color w:val="0000EE"/>
-            <w:u w:val="single"/>
-          </w:rPr>
-          <w:t>詩篇三十三篇7節</w:t>
-        </w:r>
-      </w:hyperlink>
-      <w:r>
-        <w:rPr>
-          <w:lang w:val="zh_TW" w:bidi="zh_TW"/>
-        </w:rPr>
-        <w:t>說到：「他聚集海水如壘， 收藏深洋在庫房。」神設立海洋和陸地的界限，並在祂對約伯的話中生動地表達出來：「海水衝出，如出胎胞， 那時誰將它關閉呢……為它定界限， 又安門和閂，說：你只可到這裡，不可越過； 你狂傲的浪要到此止住。」（</w:t>
-      </w:r>
-      <w:hyperlink r:id="rId17">
-        <w:r>
-          <w:rPr>
-            <w:lang w:val="zh_TW" w:bidi="zh_TW"/>
-          </w:rPr>
-          <w:rPr>
-            <w:color w:val="0000EE"/>
-            <w:u w:val="single"/>
-          </w:rPr>
-          <w:t>伯38:8–11</w:t>
+          <w:t>創36:39</w:t>
+        </w:r>
+      </w:hyperlink>
+      <w:r>
+        <w:rPr>
+          <w:lang w:val="zh_TW" w:bidi="zh_TW"/>
+        </w:rPr>
+        <w:t>；</w:t>
+      </w:r>
+      <w:hyperlink r:id="rId18">
+        <w:r>
+          <w:rPr>
+            <w:lang w:val="zh_TW" w:bidi="zh_TW"/>
+          </w:rPr>
+          <w:rPr>
+            <w:color w:val="0000EE"/>
+            <w:u w:val="single"/>
+          </w:rPr>
+          <w:t>代上1:50–51</w:t>
         </w:r>
       </w:hyperlink>
       <w:r>
@@ -339,65 +581,87 @@
       </w:r>
     </w:p>
     <w:p>
+      <w:pPr>
+        <w:pStyle w:val="ListNumber"/>
+        <w:spacing w:line="240" w:lineRule="auto"/>
+        <w:ind w:left="720"/>
+      </w:pPr>
+      <w:r>
+        <w:rPr>
+          <w:lang w:val="zh_TW" w:bidi="zh_TW"/>
+        </w:rPr>
+      </w:r>
+      <w:r>
+        <w:rPr>
+          <w:lang w:val="zh_TW" w:bidi="zh_TW"/>
+        </w:rPr>
+        <w:t>哈大（和合本譯為：哈達）為以東王室中的王子。當大衛與約押征服以東、並全面佔領該地時，他逃往埃及、在那裡成長，並深得法老恩待；法老甚至將自己妻子的姐妹嫁給他為妻。大衛去世後，哈大渴望返回以東，並試圖起來反抗所羅門的統治（</w:t>
+      </w:r>
+      <w:hyperlink r:id="rId19">
+        <w:r>
+          <w:rPr>
+            <w:lang w:val="zh_TW" w:bidi="zh_TW"/>
+          </w:rPr>
+          <w:rPr>
+            <w:color w:val="0000EE"/>
+            <w:u w:val="single"/>
+          </w:rPr>
+          <w:t>王上11:14–25</w:t>
+        </w:r>
+      </w:hyperlink>
+      <w:r>
+        <w:rPr>
+          <w:lang w:val="zh_TW" w:bidi="zh_TW"/>
+        </w:rPr>
+        <w:t>）。有學者認為，這位哈大可能與上述第三位所提及的以東王為同一人。</w:t>
+      </w:r>
+      <w:r>
+        <w:rPr>
+          <w:lang w:val="zh_TW" w:bidi="zh_TW"/>
+        </w:rPr>
+      </w:r>
+      <w:r>
+        <w:rPr>
+          <w:lang w:val="zh_TW" w:bidi="zh_TW"/>
+        </w:rPr>
+      </w:r>
+    </w:p>
+    <w:p>
       <w:pPr/>
       <w:r>
         <w:rPr>
           <w:lang w:val="zh_TW" w:bidi="zh_TW"/>
         </w:rPr>
       </w:r>
-      <w:r>
-        <w:rPr>
-          <w:lang w:val="zh_TW" w:bidi="zh_TW"/>
-        </w:rPr>
-        <w:t>聖經描述神對海的掌控時說，神「步行在海浪之上」（</w:t>
-      </w:r>
-      <w:hyperlink r:id="rId18">
-        <w:r>
-          <w:rPr>
-            <w:lang w:val="zh_TW" w:bidi="zh_TW"/>
-          </w:rPr>
-          <w:rPr>
-            <w:color w:val="0000EE"/>
-            <w:u w:val="single"/>
-          </w:rPr>
-          <w:t>伯9:8</w:t>
-        </w:r>
-      </w:hyperlink>
-      <w:r>
-        <w:rPr>
-          <w:lang w:val="zh_TW" w:bidi="zh_TW"/>
-        </w:rPr>
-        <w:t>）。因此，在</w:t>
-      </w:r>
-      <w:r>
-        <w:rPr>
-          <w:lang w:val="zh_TW" w:bidi="zh_TW"/>
-        </w:rPr>
-        <w:t>神-人（God-man）</w:t>
-      </w:r>
-      <w:r>
-        <w:rPr>
-          <w:lang w:val="zh_TW" w:bidi="zh_TW"/>
-        </w:rPr>
-        <w:t>耶穌在地上的生活中，祂在海上行走（</w:t>
-      </w:r>
-      <w:hyperlink r:id="rId19">
-        <w:r>
-          <w:rPr>
-            <w:lang w:val="zh_TW" w:bidi="zh_TW"/>
-          </w:rPr>
-          <w:rPr>
-            <w:color w:val="0000EE"/>
-            <w:u w:val="single"/>
-          </w:rPr>
-          <w:t>可6:48</w:t>
-        </w:r>
-      </w:hyperlink>
-      <w:r>
-        <w:rPr>
-          <w:lang w:val="zh_TW" w:bidi="zh_TW"/>
-        </w:rPr>
-        <w:t>）。祂也平息風浪，使門徒驚訝地問：「這到底是誰，連風和海也聽從他了。」（</w:t>
+    </w:p>
+    <w:p>
+      <w:pPr>
+        <w:pStyle w:val="Heading2"/>
+      </w:pPr>
+      <w:r>
+        <w:rPr>
+          <w:lang w:val="zh_TW" w:bidi="zh_TW"/>
+        </w:rPr>
+        <w:t>哈多蘭</w:t>
+      </w:r>
+      <w:r>
+        <w:rPr>
+          <w:lang w:val="zh_TW" w:bidi="zh_TW"/>
+        </w:rPr>
+      </w:r>
+    </w:p>
+    <w:p>
+      <w:pPr/>
+      <w:r>
+        <w:rPr>
+          <w:lang w:val="zh_TW" w:bidi="zh_TW"/>
+        </w:rPr>
+      </w:r>
+      <w:r>
+        <w:rPr>
+          <w:lang w:val="zh_TW" w:bidi="zh_TW"/>
+        </w:rPr>
+        <w:t>1. 約坍的第五子；哈多蘭和他的兄弟是從挪亞開始的第六代（</w:t>
       </w:r>
       <w:hyperlink r:id="rId20">
         <w:r>
@@ -408,7 +672,25 @@
             <w:color w:val="0000EE"/>
             <w:u w:val="single"/>
           </w:rPr>
-          <w:t>可4:41</w:t>
+          <w:t>創10:27</w:t>
+        </w:r>
+      </w:hyperlink>
+      <w:r>
+        <w:rPr>
+          <w:lang w:val="zh_TW" w:bidi="zh_TW"/>
+        </w:rPr>
+        <w:t>；</w:t>
+      </w:r>
+      <w:hyperlink r:id="rId21">
+        <w:r>
+          <w:rPr>
+            <w:lang w:val="zh_TW" w:bidi="zh_TW"/>
+          </w:rPr>
+          <w:rPr>
+            <w:color w:val="0000EE"/>
+            <w:u w:val="single"/>
+          </w:rPr>
+          <w:t>代上1:21</w:t>
         </w:r>
       </w:hyperlink>
       <w:r>
@@ -429,25 +711,7 @@
         <w:rPr>
           <w:lang w:val="zh_TW" w:bidi="zh_TW"/>
         </w:rPr>
-        <w:t>希伯來人對海及其力量抱有敬畏之心。或許因為缺乏良好的天然港口，以及他們在大部分歷史中未能控制海岸線，他們不像腓尼基人那樣是一個航海的民族。直到所羅門王時期，才提到他們擁有自己的艦隊（</w:t>
-      </w:r>
-      <w:hyperlink r:id="rId21">
-        <w:r>
-          <w:rPr>
-            <w:lang w:val="zh_TW" w:bidi="zh_TW"/>
-          </w:rPr>
-          <w:rPr>
-            <w:color w:val="0000EE"/>
-            <w:u w:val="single"/>
-          </w:rPr>
-          <w:t>王上9:26</w:t>
-        </w:r>
-      </w:hyperlink>
-      <w:r>
-        <w:rPr>
-          <w:lang w:val="zh_TW" w:bidi="zh_TW"/>
-        </w:rPr>
-        <w:t>）。動盪的海對他們來說是惡人的象徵（</w:t>
+        <w:t>2. 在</w:t>
       </w:r>
       <w:hyperlink r:id="rId22">
         <w:r>
@@ -458,14 +722,47 @@
             <w:color w:val="0000EE"/>
             <w:u w:val="single"/>
           </w:rPr>
-          <w:t>賽57:20</w:t>
-        </w:r>
-      </w:hyperlink>
-      <w:r>
-        <w:rPr>
-          <w:lang w:val="zh_TW" w:bidi="zh_TW"/>
-        </w:rPr>
-        <w:t>）。「好像多水滔滔」（</w:t>
+          <w:t>歷代志上十八章10節</w:t>
+        </w:r>
+      </w:hyperlink>
+      <w:r>
+        <w:rPr>
+          <w:lang w:val="zh_TW" w:bidi="zh_TW"/>
+        </w:rPr>
+        <w:t>中，是約蘭的另一種拼寫。</w:t>
+      </w:r>
+      <w:r>
+        <w:rPr>
+          <w:i/>
+          <w:lang w:val="zh_TW" w:bidi="zh_TW"/>
+        </w:rPr>
+        <w:t>見</w:t>
+      </w:r>
+      <w:r>
+        <w:rPr>
+          <w:lang w:val="zh_TW" w:bidi="zh_TW"/>
+        </w:rPr>
+        <w:t>約蘭 #1</w:t>
+      </w:r>
+      <w:r>
+        <w:rPr>
+          <w:lang w:val="zh_TW" w:bidi="zh_TW"/>
+        </w:rPr>
+        <w:t>。</w:t>
+      </w:r>
+    </w:p>
+    <w:p>
+      <w:pPr/>
+      <w:r>
+        <w:rPr>
+          <w:lang w:val="zh_TW" w:bidi="zh_TW"/>
+        </w:rPr>
+      </w:r>
+      <w:r>
+        <w:rPr>
+          <w:lang w:val="zh_TW" w:bidi="zh_TW"/>
+        </w:rPr>
+        <w:t>3. 在</w:t>
       </w:r>
       <w:hyperlink r:id="rId23">
         <w:r>
@@ -476,14 +773,81 @@
             <w:color w:val="0000EE"/>
             <w:u w:val="single"/>
           </w:rPr>
-          <w:t>賽17:13</w:t>
-        </w:r>
-      </w:hyperlink>
-      <w:r>
-        <w:rPr>
-          <w:lang w:val="zh_TW" w:bidi="zh_TW"/>
-        </w:rPr>
-        <w:t>）或「海浪匉訇」（</w:t>
+          <w:t>歷代志下十章18節</w:t>
+        </w:r>
+      </w:hyperlink>
+      <w:r>
+        <w:rPr>
+          <w:lang w:val="zh_TW" w:bidi="zh_TW"/>
+        </w:rPr>
+        <w:t>中，是亞多尼蘭的另一種拼寫。</w:t>
+      </w:r>
+      <w:r>
+        <w:rPr>
+          <w:i/>
+          <w:lang w:val="zh_TW" w:bidi="zh_TW"/>
+        </w:rPr>
+        <w:t>見</w:t>
+      </w:r>
+      <w:r>
+        <w:rPr>
+          <w:lang w:val="zh_TW" w:bidi="zh_TW"/>
+        </w:rPr>
+        <w:t>亞多尼蘭</w:t>
+      </w:r>
+      <w:r>
+        <w:rPr>
+          <w:lang w:val="zh_TW" w:bidi="zh_TW"/>
+        </w:rPr>
+        <w:t>。</w:t>
+      </w:r>
+      <w:r>
+        <w:rPr>
+          <w:lang w:val="zh_TW" w:bidi="zh_TW"/>
+        </w:rPr>
+      </w:r>
+      <w:r>
+        <w:rPr>
+          <w:lang w:val="zh_TW" w:bidi="zh_TW"/>
+        </w:rPr>
+      </w:r>
+    </w:p>
+    <w:p>
+      <w:pPr/>
+      <w:r>
+        <w:rPr>
+          <w:lang w:val="zh_TW" w:bidi="zh_TW"/>
+        </w:rPr>
+      </w:r>
+    </w:p>
+    <w:p>
+      <w:pPr>
+        <w:pStyle w:val="Heading2"/>
+      </w:pPr>
+      <w:r>
+        <w:rPr>
+          <w:lang w:val="zh_TW" w:bidi="zh_TW"/>
+        </w:rPr>
+        <w:t>哈腓拉（地名）</w:t>
+      </w:r>
+      <w:r>
+        <w:rPr>
+          <w:lang w:val="zh_TW" w:bidi="zh_TW"/>
+        </w:rPr>
+      </w:r>
+    </w:p>
+    <w:p>
+      <w:pPr/>
+      <w:r>
+        <w:rPr>
+          <w:lang w:val="zh_TW" w:bidi="zh_TW"/>
+        </w:rPr>
+      </w:r>
+      <w:r>
+        <w:rPr>
+          <w:lang w:val="zh_TW" w:bidi="zh_TW"/>
+        </w:rPr>
+        <w:t>哈腓拉（Havilah）是一個位於伊甸附近的地區，現今的確切位置已不可考。聖經說它由比遜河灌溉，境內有豐富的金子、珍珠和紅瑪瑙 （</w:t>
       </w:r>
       <w:hyperlink r:id="rId24">
         <w:r>
@@ -494,14 +858,14 @@
             <w:color w:val="0000EE"/>
             <w:u w:val="single"/>
           </w:rPr>
-          <w:t>5:30</w:t>
-        </w:r>
-      </w:hyperlink>
-      <w:r>
-        <w:rPr>
-          <w:lang w:val="zh_TW" w:bidi="zh_TW"/>
-        </w:rPr>
-        <w:t>）使他們聯想到強大的力量，對人類能造成難以估量的傷害。在</w:t>
+          <w:t>創2:11–12</w:t>
+        </w:r>
+      </w:hyperlink>
+      <w:r>
+        <w:rPr>
+          <w:lang w:val="zh_TW" w:bidi="zh_TW"/>
+        </w:rPr>
+        <w:t>）。關於哈腓拉的地點，歷來爭論甚多。它不可能與</w:t>
       </w:r>
       <w:hyperlink r:id="rId25">
         <w:r>
@@ -512,7 +876,761 @@
             <w:color w:val="0000EE"/>
             <w:u w:val="single"/>
           </w:rPr>
-          <w:t>但以理書七章3節</w:t>
+          <w:t>撒母耳記上十五章7節</w:t>
+        </w:r>
+      </w:hyperlink>
+      <w:r>
+        <w:rPr>
+          <w:lang w:val="zh_TW" w:bidi="zh_TW"/>
+        </w:rPr>
+        <w:t>中掃羅攻打亞瑪力人的那個哈腓拉有任何關聯，因為伊甸的敘述地點在美索不達米亞，而非巴勒斯坦。基於同樣的理由，若將哈腓拉定位於阿拉伯南部、索馬利蘭（Somaliland）或印度，也是不正確的。所謂的比遜「河」很可能是一條灌溉渠道，因為在亞喀得文（Akkadian）中，河與灌溉渠道並無不同的詞彙，而美索不達米亞的習慣是把主要的灌溉渠稱作河。這或許能解釋為何「比遜」這個名稱能在水渠乾涸後仍被保存下來。比遜是那條從伊甸流出的河所分出的四道支流之一，因此哈腓拉應位於北方，因為這段敘述是從上游的角度來描寫的。哈腓拉很可能位於示拿平原一帶，由一條主要灌溉渠灌溉；如今，無論這片地區或那條水渠，都早已消失無蹤。</w:t>
+      </w:r>
+      <w:r>
+        <w:rPr>
+          <w:lang w:val="zh_TW" w:bidi="zh_TW"/>
+        </w:rPr>
+      </w:r>
+      <w:r>
+        <w:rPr>
+          <w:lang w:val="zh_TW" w:bidi="zh_TW"/>
+        </w:rPr>
+      </w:r>
+    </w:p>
+    <w:p>
+      <w:pPr/>
+      <w:r>
+        <w:rPr>
+          <w:lang w:val="zh_TW" w:bidi="zh_TW"/>
+        </w:rPr>
+      </w:r>
+    </w:p>
+    <w:p>
+      <w:pPr>
+        <w:pStyle w:val="Heading2"/>
+      </w:pPr>
+      <w:r>
+        <w:rPr>
+          <w:lang w:val="zh_TW" w:bidi="zh_TW"/>
+        </w:rPr>
+        <w:t>哈腓拉（人物）</w:t>
+      </w:r>
+      <w:r>
+        <w:rPr>
+          <w:lang w:val="zh_TW" w:bidi="zh_TW"/>
+        </w:rPr>
+      </w:r>
+    </w:p>
+    <w:p>
+      <w:pPr/>
+      <w:r>
+        <w:rPr>
+          <w:lang w:val="zh_TW" w:bidi="zh_TW"/>
+        </w:rPr>
+      </w:r>
+      <w:r>
+        <w:rPr>
+          <w:lang w:val="zh_TW" w:bidi="zh_TW"/>
+        </w:rPr>
+        <w:t>1. 古實的後裔（</w:t>
+      </w:r>
+      <w:hyperlink r:id="rId26">
+        <w:r>
+          <w:rPr>
+            <w:lang w:val="zh_TW" w:bidi="zh_TW"/>
+          </w:rPr>
+          <w:rPr>
+            <w:color w:val="0000EE"/>
+            <w:u w:val="single"/>
+          </w:rPr>
+          <w:t>創10:7</w:t>
+        </w:r>
+      </w:hyperlink>
+      <w:r>
+        <w:rPr>
+          <w:lang w:val="zh_TW" w:bidi="zh_TW"/>
+        </w:rPr>
+        <w:t>；</w:t>
+      </w:r>
+      <w:hyperlink r:id="rId27">
+        <w:r>
+          <w:rPr>
+            <w:lang w:val="zh_TW" w:bidi="zh_TW"/>
+          </w:rPr>
+          <w:rPr>
+            <w:color w:val="0000EE"/>
+            <w:u w:val="single"/>
+          </w:rPr>
+          <w:t>代上1:9</w:t>
+        </w:r>
+      </w:hyperlink>
+      <w:r>
+        <w:rPr>
+          <w:lang w:val="zh_TW" w:bidi="zh_TW"/>
+        </w:rPr>
+        <w:t>）。</w:t>
+      </w:r>
+    </w:p>
+    <w:p>
+      <w:pPr/>
+      <w:r>
+        <w:rPr>
+          <w:lang w:val="zh_TW" w:bidi="zh_TW"/>
+        </w:rPr>
+      </w:r>
+      <w:r>
+        <w:rPr>
+          <w:lang w:val="zh_TW" w:bidi="zh_TW"/>
+        </w:rPr>
+        <w:t>2. 閃的後裔約坍的兒子（</w:t>
+      </w:r>
+      <w:hyperlink r:id="rId28">
+        <w:r>
+          <w:rPr>
+            <w:lang w:val="zh_TW" w:bidi="zh_TW"/>
+          </w:rPr>
+          <w:rPr>
+            <w:color w:val="0000EE"/>
+            <w:u w:val="single"/>
+          </w:rPr>
+          <w:t>創10:29</w:t>
+        </w:r>
+      </w:hyperlink>
+      <w:r>
+        <w:rPr>
+          <w:lang w:val="zh_TW" w:bidi="zh_TW"/>
+        </w:rPr>
+        <w:t>；</w:t>
+      </w:r>
+      <w:hyperlink r:id="rId29">
+        <w:r>
+          <w:rPr>
+            <w:lang w:val="zh_TW" w:bidi="zh_TW"/>
+          </w:rPr>
+          <w:rPr>
+            <w:color w:val="0000EE"/>
+            <w:u w:val="single"/>
+          </w:rPr>
+          <w:t>代上1:23</w:t>
+        </w:r>
+      </w:hyperlink>
+      <w:r>
+        <w:rPr>
+          <w:lang w:val="zh_TW" w:bidi="zh_TW"/>
+        </w:rPr>
+        <w:t>）。</w:t>
+      </w:r>
+      <w:r>
+        <w:rPr>
+          <w:lang w:val="zh_TW" w:bidi="zh_TW"/>
+        </w:rPr>
+      </w:r>
+      <w:r>
+        <w:rPr>
+          <w:lang w:val="zh_TW" w:bidi="zh_TW"/>
+        </w:rPr>
+      </w:r>
+    </w:p>
+    <w:p>
+      <w:pPr/>
+      <w:r>
+        <w:rPr>
+          <w:lang w:val="zh_TW" w:bidi="zh_TW"/>
+        </w:rPr>
+      </w:r>
+    </w:p>
+    <w:p>
+      <w:pPr>
+        <w:pStyle w:val="Heading2"/>
+      </w:pPr>
+      <w:r>
+        <w:rPr>
+          <w:lang w:val="zh_TW" w:bidi="zh_TW"/>
+        </w:rPr>
+        <w:t>哈該書</w:t>
+      </w:r>
+      <w:r>
+        <w:rPr>
+          <w:lang w:val="zh_TW" w:bidi="zh_TW"/>
+        </w:rPr>
+      </w:r>
+    </w:p>
+    <w:p>
+      <w:pPr/>
+      <w:r>
+        <w:rPr>
+          <w:lang w:val="zh_TW" w:bidi="zh_TW"/>
+        </w:rPr>
+      </w:r>
+      <w:r>
+        <w:rPr>
+          <w:lang w:val="zh_TW" w:bidi="zh_TW"/>
+        </w:rPr>
+        <w:t>舊約聖經末尾十二卷先知書中的第十卷。這些書卷記載眾先知所傳講的信息。</w:t>
+      </w:r>
+    </w:p>
+    <w:p>
+      <w:pPr>
+        <w:pStyle w:val="Heading3"/>
+      </w:pPr>
+      <w:r>
+        <w:rPr>
+          <w:lang w:val="zh_TW" w:bidi="zh_TW"/>
+        </w:rPr>
+        <w:t>概述</w:t>
+      </w:r>
+    </w:p>
+    <w:p>
+      <w:pPr>
+        <w:pStyle w:val="ListBullet"/>
+        <w:spacing w:line="240" w:lineRule="auto"/>
+        <w:ind w:left="720"/>
+      </w:pPr>
+      <w:r>
+        <w:rPr>
+          <w:lang w:val="zh_TW" w:bidi="zh_TW"/>
+        </w:rPr>
+      </w:r>
+      <w:r>
+        <w:rPr>
+          <w:lang w:val="zh_TW" w:bidi="zh_TW"/>
+        </w:rPr>
+        <w:t>哈該書由誰寫成？寫於甚麼時候？</w:t>
+      </w:r>
+    </w:p>
+    <w:p>
+      <w:pPr>
+        <w:pStyle w:val="ListBullet"/>
+        <w:spacing w:line="240" w:lineRule="auto"/>
+        <w:ind w:left="720"/>
+      </w:pPr>
+      <w:r>
+        <w:rPr>
+          <w:lang w:val="zh_TW" w:bidi="zh_TW"/>
+        </w:rPr>
+      </w:r>
+      <w:r>
+        <w:rPr>
+          <w:lang w:val="zh_TW" w:bidi="zh_TW"/>
+        </w:rPr>
+        <w:t>為甚麼要寫哈該書？</w:t>
+      </w:r>
+    </w:p>
+    <w:p>
+      <w:pPr>
+        <w:pStyle w:val="ListBullet"/>
+        <w:spacing w:line="240" w:lineRule="auto"/>
+        <w:ind w:left="720"/>
+      </w:pPr>
+      <w:r>
+        <w:rPr>
+          <w:lang w:val="zh_TW" w:bidi="zh_TW"/>
+        </w:rPr>
+      </w:r>
+      <w:r>
+        <w:rPr>
+          <w:lang w:val="zh_TW" w:bidi="zh_TW"/>
+        </w:rPr>
+        <w:t>哈該書教導我們甚麼？</w:t>
+      </w:r>
+    </w:p>
+    <w:p>
+      <w:pPr>
+        <w:pStyle w:val="ListBullet"/>
+        <w:spacing w:line="240" w:lineRule="auto"/>
+        <w:ind w:left="720"/>
+      </w:pPr>
+      <w:r>
+        <w:rPr>
+          <w:lang w:val="zh_TW" w:bidi="zh_TW"/>
+        </w:rPr>
+      </w:r>
+      <w:r>
+        <w:rPr>
+          <w:lang w:val="zh_TW" w:bidi="zh_TW"/>
+        </w:rPr>
+        <w:t>哈該書記載了甚麼？</w:t>
+      </w:r>
+    </w:p>
+    <w:p>
+      <w:pPr>
+        <w:pStyle w:val="Heading3"/>
+      </w:pPr>
+      <w:r>
+        <w:rPr>
+          <w:lang w:val="zh_TW" w:bidi="zh_TW"/>
+        </w:rPr>
+        <w:t>哈該書由誰寫成？寫於甚麼時候？</w:t>
+      </w:r>
+    </w:p>
+    <w:p>
+      <w:pPr/>
+      <w:r>
+        <w:rPr>
+          <w:lang w:val="zh_TW" w:bidi="zh_TW"/>
+        </w:rPr>
+      </w:r>
+      <w:r>
+        <w:rPr>
+          <w:lang w:val="zh_TW" w:bidi="zh_TW"/>
+        </w:rPr>
+        <w:t>公元前520年，哈該是定居在耶路撒冷的猶大人之一；他所傳講的預言在當時記在書卷上（</w:t>
+      </w:r>
+      <w:hyperlink r:id="rId30">
+        <w:r>
+          <w:rPr>
+            <w:lang w:val="zh_TW" w:bidi="zh_TW"/>
+          </w:rPr>
+          <w:rPr>
+            <w:color w:val="0000EE"/>
+            <w:u w:val="single"/>
+          </w:rPr>
+          <w:t>拉5:1–2，</w:t>
+        </w:r>
+      </w:hyperlink>
+      <w:hyperlink r:id="rId31">
+        <w:r>
+          <w:rPr>
+            <w:lang w:val="zh_TW" w:bidi="zh_TW"/>
+          </w:rPr>
+          <w:rPr>
+            <w:color w:val="0000EE"/>
+            <w:u w:val="single"/>
+          </w:rPr>
+          <w:t>6:14</w:t>
+        </w:r>
+      </w:hyperlink>
+      <w:r>
+        <w:rPr>
+          <w:lang w:val="zh_TW" w:bidi="zh_TW"/>
+        </w:rPr>
+        <w:t>）。耶和華藉著哈該向特定的人宣告四個信息。第一個信息傳給省長所羅巴伯和大祭司約書亞（</w:t>
+      </w:r>
+      <w:hyperlink r:id="rId32">
+        <w:r>
+          <w:rPr>
+            <w:lang w:val="zh_TW" w:bidi="zh_TW"/>
+          </w:rPr>
+          <w:rPr>
+            <w:color w:val="0000EE"/>
+            <w:u w:val="single"/>
+          </w:rPr>
+          <w:t>該1:1</w:t>
+        </w:r>
+      </w:hyperlink>
+      <w:r>
+        <w:rPr>
+          <w:lang w:val="zh_TW" w:bidi="zh_TW"/>
+        </w:rPr>
+        <w:t>）。第二個信息傳給所羅巴伯、約書亞和剩下的百姓（</w:t>
+      </w:r>
+      <w:hyperlink r:id="rId33">
+        <w:r>
+          <w:rPr>
+            <w:lang w:val="zh_TW" w:bidi="zh_TW"/>
+          </w:rPr>
+          <w:rPr>
+            <w:color w:val="0000EE"/>
+            <w:u w:val="single"/>
+          </w:rPr>
+          <w:t>該2:2</w:t>
+        </w:r>
+      </w:hyperlink>
+      <w:r>
+        <w:rPr>
+          <w:lang w:val="zh_TW" w:bidi="zh_TW"/>
+        </w:rPr>
+        <w:t>）。第三個信息傳給祭司（</w:t>
+      </w:r>
+      <w:hyperlink r:id="rId34">
+        <w:r>
+          <w:rPr>
+            <w:lang w:val="zh_TW" w:bidi="zh_TW"/>
+          </w:rPr>
+          <w:rPr>
+            <w:color w:val="0000EE"/>
+            <w:u w:val="single"/>
+          </w:rPr>
+          <w:t>該2:11</w:t>
+        </w:r>
+      </w:hyperlink>
+      <w:r>
+        <w:rPr>
+          <w:lang w:val="zh_TW" w:bidi="zh_TW"/>
+        </w:rPr>
+        <w:t>）。最後一個信息只傳給所羅巴伯（</w:t>
+      </w:r>
+      <w:hyperlink r:id="rId35">
+        <w:r>
+          <w:rPr>
+            <w:lang w:val="zh_TW" w:bidi="zh_TW"/>
+          </w:rPr>
+          <w:rPr>
+            <w:color w:val="0000EE"/>
+            <w:u w:val="single"/>
+          </w:rPr>
+          <w:t>該2:21</w:t>
+        </w:r>
+      </w:hyperlink>
+      <w:r>
+        <w:rPr>
+          <w:lang w:val="zh_TW" w:bidi="zh_TW"/>
+        </w:rPr>
+        <w:t>）。</w:t>
+      </w:r>
+    </w:p>
+    <w:p>
+      <w:pPr>
+        <w:pStyle w:val="Heading3"/>
+      </w:pPr>
+      <w:r>
+        <w:rPr>
+          <w:lang w:val="zh_TW" w:bidi="zh_TW"/>
+        </w:rPr>
+        <w:t>為甚麼要寫哈該書？</w:t>
+      </w:r>
+    </w:p>
+    <w:p>
+      <w:pPr/>
+      <w:r>
+        <w:rPr>
+          <w:lang w:val="zh_TW" w:bidi="zh_TW"/>
+        </w:rPr>
+      </w:r>
+      <w:r>
+        <w:rPr>
+          <w:lang w:val="zh_TW" w:bidi="zh_TW"/>
+        </w:rPr>
+        <w:t>哈該預言中的關鍵片語是「省察自己的行為」或「追想」（</w:t>
+      </w:r>
+      <w:hyperlink r:id="rId36">
+        <w:r>
+          <w:rPr>
+            <w:lang w:val="zh_TW" w:bidi="zh_TW"/>
+          </w:rPr>
+          <w:rPr>
+            <w:color w:val="0000EE"/>
+            <w:u w:val="single"/>
+          </w:rPr>
+          <w:t>該1:5、7，</w:t>
+        </w:r>
+      </w:hyperlink>
+      <w:hyperlink r:id="rId37">
+        <w:r>
+          <w:rPr>
+            <w:lang w:val="zh_TW" w:bidi="zh_TW"/>
+          </w:rPr>
+          <w:rPr>
+            <w:color w:val="0000EE"/>
+            <w:u w:val="single"/>
+          </w:rPr>
+          <w:t>2:15、18</w:t>
+        </w:r>
+      </w:hyperlink>
+      <w:r>
+        <w:rPr>
+          <w:lang w:val="zh_TW" w:bidi="zh_TW"/>
+        </w:rPr>
+        <w:t>）。神藉著這些信息，叫猶大人的領袖和百姓明白，他們忽略了自己對神應盡的責任。有兩類人需要改變：一類是真心信靠神，卻已不再遵行祂命令的人；另一類是只為得到神應許福分的人。</w:t>
+      </w:r>
+    </w:p>
+    <w:p>
+      <w:pPr/>
+      <w:r>
+        <w:rPr>
+          <w:lang w:val="zh_TW" w:bidi="zh_TW"/>
+        </w:rPr>
+      </w:r>
+      <w:r>
+        <w:rPr>
+          <w:lang w:val="zh_TW" w:bidi="zh_TW"/>
+        </w:rPr>
+        <w:t>真心信靠神的人，需要再次記起神的憐憫。即使他們認為祖先的罪已無法挽回，仍然可以扭轉當前的處境。那些假裝忠心的猶大人，只想得到神應許的福分。他們只是用另一種形式的偶像崇拜，取代原來的偶像崇拜。當神沒有賜福給他們時，他們便感到失望。</w:t>
+      </w:r>
+    </w:p>
+    <w:p>
+      <w:pPr/>
+      <w:r>
+        <w:rPr>
+          <w:lang w:val="zh_TW" w:bidi="zh_TW"/>
+        </w:rPr>
+      </w:r>
+      <w:r>
+        <w:rPr>
+          <w:lang w:val="zh_TW" w:bidi="zh_TW"/>
+        </w:rPr>
+        <w:t>哈該信息的重點是：今天的情況並不能決定神明天的作為。人不能憑眼前所見，判斷神是否會成就祂的應許。哈該的信息包含兩個方面：責備和鼓勵。那些定居在耶路撒冷的人既需要因自己的冷漠受責備，也需要在患難中得到安慰。</w:t>
+      </w:r>
+    </w:p>
+    <w:p>
+      <w:pPr>
+        <w:pStyle w:val="Heading3"/>
+      </w:pPr>
+      <w:r>
+        <w:rPr>
+          <w:lang w:val="zh_TW" w:bidi="zh_TW"/>
+        </w:rPr>
+        <w:t>哈該書教導我們甚麼？</w:t>
+      </w:r>
+    </w:p>
+    <w:p>
+      <w:pPr/>
+      <w:r>
+        <w:rPr>
+          <w:lang w:val="zh_TW" w:bidi="zh_TW"/>
+        </w:rPr>
+      </w:r>
+      <w:r>
+        <w:rPr>
+          <w:lang w:val="zh_TW" w:bidi="zh_TW"/>
+        </w:rPr>
+        <w:t>哈該書是一卷討論如何事奉神的實用書卷。神的百姓如果拖延神交託的工作，或不再關心這些工作，就會帶來損害。歷史上一再發生這樣的事。神看重人立刻順服，並認真對待祂所交託的工作（</w:t>
+      </w:r>
+      <w:hyperlink r:id="rId38">
+        <w:r>
+          <w:rPr>
+            <w:lang w:val="zh_TW" w:bidi="zh_TW"/>
+          </w:rPr>
+          <w:rPr>
+            <w:color w:val="0000EE"/>
+            <w:u w:val="single"/>
+          </w:rPr>
+          <w:t>羅13:11–14</w:t>
+        </w:r>
+      </w:hyperlink>
+      <w:r>
+        <w:rPr>
+          <w:lang w:val="zh_TW" w:bidi="zh_TW"/>
+        </w:rPr>
+        <w:t>）。</w:t>
+      </w:r>
+    </w:p>
+    <w:p>
+      <w:pPr/>
+      <w:r>
+        <w:rPr>
+          <w:lang w:val="zh_TW" w:bidi="zh_TW"/>
+        </w:rPr>
+      </w:r>
+      <w:r>
+        <w:rPr>
+          <w:lang w:val="zh_TW" w:bidi="zh_TW"/>
+        </w:rPr>
+        <w:t>神與人同在，能激勵人勇敢，使人不灰心（</w:t>
+      </w:r>
+      <w:hyperlink r:id="rId39">
+        <w:r>
+          <w:rPr>
+            <w:lang w:val="zh_TW" w:bidi="zh_TW"/>
+          </w:rPr>
+          <w:rPr>
+            <w:color w:val="0000EE"/>
+            <w:u w:val="single"/>
+          </w:rPr>
+          <w:t>太28:19–20</w:t>
+        </w:r>
+      </w:hyperlink>
+      <w:r>
+        <w:rPr>
+          <w:lang w:val="zh_TW" w:bidi="zh_TW"/>
+        </w:rPr>
+        <w:t>；</w:t>
+      </w:r>
+      <w:hyperlink r:id="rId40">
+        <w:r>
+          <w:rPr>
+            <w:lang w:val="zh_TW" w:bidi="zh_TW"/>
+          </w:rPr>
+          <w:rPr>
+            <w:color w:val="0000EE"/>
+            <w:u w:val="single"/>
+          </w:rPr>
+          <w:t>弗3:8–21</w:t>
+        </w:r>
+      </w:hyperlink>
+      <w:r>
+        <w:rPr>
+          <w:lang w:val="zh_TW" w:bidi="zh_TW"/>
+        </w:rPr>
+        <w:t>；</w:t>
+      </w:r>
+      <w:hyperlink r:id="rId41">
+        <w:r>
+          <w:rPr>
+            <w:lang w:val="zh_TW" w:bidi="zh_TW"/>
+          </w:rPr>
+          <w:rPr>
+            <w:color w:val="0000EE"/>
+            <w:u w:val="single"/>
+          </w:rPr>
+          <w:t>來13:5–6</w:t>
+        </w:r>
+      </w:hyperlink>
+      <w:r>
+        <w:rPr>
+          <w:lang w:val="zh_TW" w:bidi="zh_TW"/>
+        </w:rPr>
+        <w:t>）。</w:t>
+      </w:r>
+    </w:p>
+    <w:p>
+      <w:pPr/>
+      <w:r>
+        <w:rPr>
+          <w:lang w:val="zh_TW" w:bidi="zh_TW"/>
+        </w:rPr>
+      </w:r>
+      <w:r>
+        <w:rPr>
+          <w:lang w:val="zh_TW" w:bidi="zh_TW"/>
+        </w:rPr>
+        <w:t>所有信徒都必須遠離各樣負面的影響和罪（</w:t>
+      </w:r>
+      <w:hyperlink r:id="rId42">
+        <w:r>
+          <w:rPr>
+            <w:lang w:val="zh_TW" w:bidi="zh_TW"/>
+          </w:rPr>
+          <w:rPr>
+            <w:color w:val="0000EE"/>
+            <w:u w:val="single"/>
+          </w:rPr>
+          <w:t>林後6:14–7:1</w:t>
+        </w:r>
+      </w:hyperlink>
+      <w:r>
+        <w:rPr>
+          <w:lang w:val="zh_TW" w:bidi="zh_TW"/>
+        </w:rPr>
+        <w:t>）。如果信徒不過這樣的生活，就不能預備好自己來事奉神（</w:t>
+      </w:r>
+      <w:hyperlink r:id="rId43">
+        <w:r>
+          <w:rPr>
+            <w:lang w:val="zh_TW" w:bidi="zh_TW"/>
+          </w:rPr>
+          <w:rPr>
+            <w:color w:val="0000EE"/>
+            <w:u w:val="single"/>
+          </w:rPr>
+          <w:t>提後2:19–26</w:t>
+        </w:r>
+      </w:hyperlink>
+      <w:r>
+        <w:rPr>
+          <w:lang w:val="zh_TW" w:bidi="zh_TW"/>
+        </w:rPr>
+        <w:t>）。神的兒女如果悖逆神，就會失去神的福分，並受到祂的管教（</w:t>
+      </w:r>
+      <w:hyperlink r:id="rId44">
+        <w:r>
+          <w:rPr>
+            <w:lang w:val="zh_TW" w:bidi="zh_TW"/>
+          </w:rPr>
+          <w:rPr>
+            <w:color w:val="0000EE"/>
+            <w:u w:val="single"/>
+          </w:rPr>
+          <w:t>來12:3–13</w:t>
+        </w:r>
+      </w:hyperlink>
+      <w:r>
+        <w:rPr>
+          <w:lang w:val="zh_TW" w:bidi="zh_TW"/>
+        </w:rPr>
+        <w:t>；</w:t>
+      </w:r>
+      <w:hyperlink r:id="rId45">
+        <w:r>
+          <w:rPr>
+            <w:lang w:val="zh_TW" w:bidi="zh_TW"/>
+          </w:rPr>
+          <w:rPr>
+            <w:color w:val="0000EE"/>
+            <w:u w:val="single"/>
+          </w:rPr>
+          <w:t>雅4:1–3</w:t>
+        </w:r>
+      </w:hyperlink>
+      <w:r>
+        <w:rPr>
+          <w:lang w:val="zh_TW" w:bidi="zh_TW"/>
+        </w:rPr>
+        <w:t>）。</w:t>
+      </w:r>
+    </w:p>
+    <w:p>
+      <w:pPr/>
+      <w:r>
+        <w:rPr>
+          <w:lang w:val="zh_TW" w:bidi="zh_TW"/>
+        </w:rPr>
+      </w:r>
+      <w:r>
+        <w:rPr>
+          <w:lang w:val="zh_TW" w:bidi="zh_TW"/>
+        </w:rPr>
+        <w:t>神要審判罪惡，並建立彌賽亞國度；這個信息不但為哈該時代的猶大人帶來盼望，也為新約時代的信徒帶來盼望（</w:t>
+      </w:r>
+      <w:hyperlink r:id="rId46">
+        <w:r>
+          <w:rPr>
+            <w:lang w:val="zh_TW" w:bidi="zh_TW"/>
+          </w:rPr>
+          <w:rPr>
+            <w:color w:val="0000EE"/>
+            <w:u w:val="single"/>
+          </w:rPr>
+          <w:t>羅15:4–13</w:t>
+        </w:r>
+      </w:hyperlink>
+      <w:r>
+        <w:rPr>
+          <w:lang w:val="zh_TW" w:bidi="zh_TW"/>
+        </w:rPr>
+        <w:t>；</w:t>
+      </w:r>
+      <w:hyperlink r:id="rId47">
+        <w:r>
+          <w:rPr>
+            <w:lang w:val="zh_TW" w:bidi="zh_TW"/>
+          </w:rPr>
+          <w:rPr>
+            <w:color w:val="0000EE"/>
+            <w:u w:val="single"/>
+          </w:rPr>
+          <w:t>彼後3:10–18</w:t>
+        </w:r>
+      </w:hyperlink>
+      <w:r>
+        <w:rPr>
+          <w:lang w:val="zh_TW" w:bidi="zh_TW"/>
+        </w:rPr>
+        <w:t>）。</w:t>
+      </w:r>
+    </w:p>
+    <w:p>
+      <w:pPr/>
+      <w:r>
+        <w:rPr>
+          <w:lang w:val="zh_TW" w:bidi="zh_TW"/>
+        </w:rPr>
+      </w:r>
+      <w:r>
+        <w:rPr>
+          <w:lang w:val="zh_TW" w:bidi="zh_TW"/>
+        </w:rPr>
+        <w:t>哈該書的關鍵片語「省察自己的行為」，與</w:t>
+      </w:r>
+      <w:hyperlink r:id="rId48">
+        <w:r>
+          <w:rPr>
+            <w:lang w:val="zh_TW" w:bidi="zh_TW"/>
+          </w:rPr>
+          <w:rPr>
+            <w:color w:val="0000EE"/>
+            <w:u w:val="single"/>
+          </w:rPr>
+          <w:t>哥林多前書十一章28節</w:t>
         </w:r>
       </w:hyperlink>
       <w:r>
@@ -521,23 +1639,41 @@
         </w:rPr>
         <w:t>和</w:t>
       </w:r>
-      <w:hyperlink r:id="rId26">
-        <w:r>
-          <w:rPr>
-            <w:lang w:val="zh_TW" w:bidi="zh_TW"/>
-          </w:rPr>
-          <w:rPr>
-            <w:color w:val="0000EE"/>
-            <w:u w:val="single"/>
-          </w:rPr>
-          <w:t>啟示錄十三章1節</w:t>
-        </w:r>
-      </w:hyperlink>
-      <w:r>
-        <w:rPr>
-          <w:lang w:val="zh_TW" w:bidi="zh_TW"/>
-        </w:rPr>
-        <w:t>中，那些敵對神的權勢被描述為從海中上來的獸。</w:t>
+      <w:hyperlink r:id="rId49">
+        <w:r>
+          <w:rPr>
+            <w:lang w:val="zh_TW" w:bidi="zh_TW"/>
+          </w:rPr>
+          <w:rPr>
+            <w:color w:val="0000EE"/>
+            <w:u w:val="single"/>
+          </w:rPr>
+          <w:t>哥林多後書十三章5節</w:t>
+        </w:r>
+      </w:hyperlink>
+      <w:r>
+        <w:rPr>
+          <w:lang w:val="zh_TW" w:bidi="zh_TW"/>
+        </w:rPr>
+        <w:t>的信息相似。哈該也論到罪的影響和神所賜的福分，這一點也可見於</w:t>
+      </w:r>
+      <w:hyperlink r:id="rId50">
+        <w:r>
+          <w:rPr>
+            <w:lang w:val="zh_TW" w:bidi="zh_TW"/>
+          </w:rPr>
+          <w:rPr>
+            <w:color w:val="0000EE"/>
+            <w:u w:val="single"/>
+          </w:rPr>
+          <w:t>猶大書1至25節</w:t>
+        </w:r>
+      </w:hyperlink>
+      <w:r>
+        <w:rPr>
+          <w:lang w:val="zh_TW" w:bidi="zh_TW"/>
+        </w:rPr>
+        <w:t>。</w:t>
       </w:r>
     </w:p>
     <w:p>
@@ -551,86 +1687,58 @@
         <w:rPr>
           <w:lang w:val="zh_TW" w:bidi="zh_TW"/>
         </w:rPr>
-        <w:t>然而，正如所述，神掌管海洋。祂能拯救那些信靠祂的人「從大水中拉上來」（</w:t>
-      </w:r>
-      <w:hyperlink r:id="rId27">
-        <w:r>
-          <w:rPr>
-            <w:lang w:val="zh_TW" w:bidi="zh_TW"/>
-          </w:rPr>
-          <w:rPr>
-            <w:color w:val="0000EE"/>
-            <w:u w:val="single"/>
-          </w:rPr>
-          <w:t>詩18:16），</w:t>
-        </w:r>
-      </w:hyperlink>
-      <w:r>
-        <w:rPr>
-          <w:lang w:val="zh_TW" w:bidi="zh_TW"/>
-        </w:rPr>
-        <w:t>並保護那些在海上航行的人（</w:t>
-      </w:r>
-      <w:hyperlink r:id="rId28">
-        <w:r>
-          <w:rPr>
-            <w:lang w:val="zh_TW" w:bidi="zh_TW"/>
-          </w:rPr>
-          <w:rPr>
-            <w:color w:val="0000EE"/>
-            <w:u w:val="single"/>
-          </w:rPr>
-          <w:t>107:23–31）</w:t>
-        </w:r>
-      </w:hyperlink>
-      <w:r>
-        <w:rPr>
-          <w:lang w:val="zh_TW" w:bidi="zh_TW"/>
-        </w:rPr>
-        <w:t>。人們總是記得神曾在海中開出一條道路，讓他們出埃及時通過（</w:t>
-      </w:r>
-      <w:hyperlink r:id="rId29">
-        <w:r>
-          <w:rPr>
-            <w:lang w:val="zh_TW" w:bidi="zh_TW"/>
-          </w:rPr>
-          <w:rPr>
-            <w:color w:val="0000EE"/>
-            <w:u w:val="single"/>
-          </w:rPr>
-          <w:t>出15:19）</w:t>
-        </w:r>
-      </w:hyperlink>
-      <w:r>
-        <w:rPr>
-          <w:lang w:val="zh_TW" w:bidi="zh_TW"/>
-        </w:rPr>
-        <w:t>。詩篇作者（</w:t>
-      </w:r>
-      <w:hyperlink r:id="rId30">
-        <w:r>
-          <w:rPr>
-            <w:lang w:val="zh_TW" w:bidi="zh_TW"/>
-          </w:rPr>
-          <w:rPr>
-            <w:color w:val="0000EE"/>
-            <w:u w:val="single"/>
-          </w:rPr>
-          <w:t>詩74:13，</w:t>
-        </w:r>
-      </w:hyperlink>
-      <w:hyperlink r:id="rId31">
-        <w:r>
-          <w:rPr>
-            <w:lang w:val="zh_TW" w:bidi="zh_TW"/>
-          </w:rPr>
-          <w:rPr>
-            <w:color w:val="0000EE"/>
-            <w:u w:val="single"/>
-          </w:rPr>
-          <w:t>77:16，</w:t>
-        </w:r>
-      </w:hyperlink>
+        <w:t>哈該書14次稱神為「萬軍之耶和華」（譯註：和合本使用了13次），有些英文譯本把這個稱號譯作Lord Almighty。這個稱號常見於被擄歸回後寫成的先知書，包括哈該書、撒迦利亞書和瑪拉基書，共出現80多次。這個稱號表明神全能，統管天上一切屬靈的受造物和地上一切受造物。</w:t>
+      </w:r>
+    </w:p>
+    <w:p>
+      <w:pPr/>
+      <w:r>
+        <w:rPr>
+          <w:lang w:val="zh_TW" w:bidi="zh_TW"/>
+        </w:rPr>
+      </w:r>
+      <w:r>
+        <w:rPr>
+          <w:lang w:val="zh_TW" w:bidi="zh_TW"/>
+        </w:rPr>
+        <w:t>哈該書顯明聖經是神所默示的，並具有神的權柄。先知一再宣告，是神向他說話，神也是這些信息的源頭；全書38節經文中，至少25次提到這一點。</w:t>
+      </w:r>
+    </w:p>
+    <w:p>
+      <w:pPr>
+        <w:pStyle w:val="Heading3"/>
+      </w:pPr>
+      <w:r>
+        <w:rPr>
+          <w:lang w:val="zh_TW" w:bidi="zh_TW"/>
+        </w:rPr>
+        <w:t>哈該書記載了甚麼？</w:t>
+      </w:r>
+    </w:p>
+    <w:p>
+      <w:pPr>
+        <w:pStyle w:val="Heading4"/>
+      </w:pPr>
+      <w:r>
+        <w:rPr>
+          <w:lang w:val="zh_TW" w:bidi="zh_TW"/>
+        </w:rPr>
+        <w:t>第一個信息</w:t>
+      </w:r>
+    </w:p>
+    <w:p>
+      <w:pPr/>
+      <w:r>
+        <w:rPr>
+          <w:lang w:val="zh_TW" w:bidi="zh_TW"/>
+        </w:rPr>
+      </w:r>
+      <w:r>
+        <w:rPr>
+          <w:lang w:val="zh_TW" w:bidi="zh_TW"/>
+        </w:rPr>
+        <w:t>哈該在初一日領受第一個向猶大人宣講的信息（</w:t>
+      </w:r>
       <w:hyperlink r:id="rId32">
         <w:r>
           <w:rPr>
@@ -640,9 +1748,420 @@
             <w:color w:val="0000EE"/>
             <w:u w:val="single"/>
           </w:rPr>
-          <w:t>78:13，</w:t>
-        </w:r>
-      </w:hyperlink>
+          <w:t>該1:1</w:t>
+        </w:r>
+      </w:hyperlink>
+      <w:r>
+        <w:rPr>
+          <w:lang w:val="zh_TW" w:bidi="zh_TW"/>
+        </w:rPr>
+        <w:t>）。按照律法，這一天猶大人要向聖所獻上特別的祭物（</w:t>
+      </w:r>
+      <w:hyperlink r:id="rId51">
+        <w:r>
+          <w:rPr>
+            <w:lang w:val="zh_TW" w:bidi="zh_TW"/>
+          </w:rPr>
+          <w:rPr>
+            <w:color w:val="0000EE"/>
+            <w:u w:val="single"/>
+          </w:rPr>
+          <w:t>民28:11–15</w:t>
+        </w:r>
+      </w:hyperlink>
+      <w:r>
+        <w:rPr>
+          <w:lang w:val="zh_TW" w:bidi="zh_TW"/>
+        </w:rPr>
+        <w:t>）。神就在這個重要的日子揭露百姓的罪，因為他們一直沒有完成聖殿的建造。</w:t>
+      </w:r>
+    </w:p>
+    <w:p>
+      <w:pPr/>
+      <w:r>
+        <w:rPr>
+          <w:lang w:val="zh_TW" w:bidi="zh_TW"/>
+        </w:rPr>
+      </w:r>
+      <w:r>
+        <w:rPr>
+          <w:lang w:val="zh_TW" w:bidi="zh_TW"/>
+        </w:rPr>
+        <w:t>耶和華首先向猶大人的領袖說話（</w:t>
+      </w:r>
+      <w:hyperlink r:id="rId32">
+        <w:r>
+          <w:rPr>
+            <w:lang w:val="zh_TW" w:bidi="zh_TW"/>
+          </w:rPr>
+          <w:rPr>
+            <w:color w:val="0000EE"/>
+            <w:u w:val="single"/>
+          </w:rPr>
+          <w:t>該1:1</w:t>
+        </w:r>
+      </w:hyperlink>
+      <w:r>
+        <w:rPr>
+          <w:lang w:val="zh_TW" w:bidi="zh_TW"/>
+        </w:rPr>
+        <w:t>）。所羅巴伯是省長，約書亞是大祭司。他們一同肩負帶領神百姓的責任。</w:t>
+      </w:r>
+    </w:p>
+    <w:p>
+      <w:pPr/>
+      <w:r>
+        <w:rPr>
+          <w:lang w:val="zh_TW" w:bidi="zh_TW"/>
+        </w:rPr>
+      </w:r>
+      <w:r>
+        <w:rPr>
+          <w:lang w:val="zh_TW" w:bidi="zh_TW"/>
+        </w:rPr>
+        <w:t>耶和華的話揭露了百姓一再拖延（</w:t>
+      </w:r>
+      <w:hyperlink r:id="rId52">
+        <w:r>
+          <w:rPr>
+            <w:lang w:val="zh_TW" w:bidi="zh_TW"/>
+          </w:rPr>
+          <w:rPr>
+            <w:color w:val="0000EE"/>
+            <w:u w:val="single"/>
+          </w:rPr>
+          <w:t>該1:2</w:t>
+        </w:r>
+      </w:hyperlink>
+      <w:r>
+        <w:rPr>
+          <w:lang w:val="zh_TW" w:bidi="zh_TW"/>
+        </w:rPr>
+        <w:t>）。他們認為建造耶和華殿的「時候尚未來到」，因此沒有完成建造神的聖殿。他們反而用自己的精力和財物來建造自己的房屋（</w:t>
+      </w:r>
+      <w:hyperlink r:id="rId53">
+        <w:r>
+          <w:rPr>
+            <w:lang w:val="zh_TW" w:bidi="zh_TW"/>
+          </w:rPr>
+          <w:rPr>
+            <w:color w:val="0000EE"/>
+            <w:u w:val="single"/>
+          </w:rPr>
+          <w:t>該1:4</w:t>
+        </w:r>
+      </w:hyperlink>
+      <w:r>
+        <w:rPr>
+          <w:lang w:val="zh_TW" w:bidi="zh_TW"/>
+        </w:rPr>
+        <w:t>）。</w:t>
+      </w:r>
+    </w:p>
+    <w:p>
+      <w:pPr/>
+      <w:r>
+        <w:rPr>
+          <w:lang w:val="zh_TW" w:bidi="zh_TW"/>
+        </w:rPr>
+      </w:r>
+      <w:r>
+        <w:rPr>
+          <w:lang w:val="zh_TW" w:bidi="zh_TW"/>
+        </w:rPr>
+        <w:t>「現在」（</w:t>
+      </w:r>
+      <w:hyperlink r:id="rId54">
+        <w:r>
+          <w:rPr>
+            <w:lang w:val="zh_TW" w:bidi="zh_TW"/>
+          </w:rPr>
+          <w:rPr>
+            <w:color w:val="0000EE"/>
+            <w:u w:val="single"/>
+          </w:rPr>
+          <w:t>該1:5</w:t>
+        </w:r>
+      </w:hyperlink>
+      <w:r>
+        <w:rPr>
+          <w:lang w:val="zh_TW" w:bidi="zh_TW"/>
+        </w:rPr>
+        <w:t>）神要猶大人留心祂要他們做的事，因為他們已不再關心祂的工作。他們需要省察自己的屬靈光景和生活景況：「省察自己的行為。」這句哈該預言中的關鍵片語，字面意思是「把你們的心放在自己的行為上」或「把你們的行為放在心上」。當他們省察自己的行為時，就會明白，重建聖殿一再拖延所帶來的，不只浪費時間（16年），更造成許多其它問題。</w:t>
+      </w:r>
+    </w:p>
+    <w:p>
+      <w:pPr/>
+      <w:r>
+        <w:rPr>
+          <w:lang w:val="zh_TW" w:bidi="zh_TW"/>
+        </w:rPr>
+      </w:r>
+      <w:hyperlink r:id="rId55">
+        <w:r>
+          <w:rPr>
+            <w:lang w:val="zh_TW" w:bidi="zh_TW"/>
+          </w:rPr>
+          <w:rPr>
+            <w:color w:val="0000EE"/>
+            <w:u w:val="single"/>
+          </w:rPr>
+          <w:t>哈該書一章6節</w:t>
+        </w:r>
+      </w:hyperlink>
+      <w:r>
+        <w:rPr>
+          <w:lang w:val="zh_TW" w:bidi="zh_TW"/>
+        </w:rPr>
+        <w:t>指出，猶大人因自己的罪受到神懲罰，因此陷入貧困。神按照祂所立的約收回祂賜的福（見</w:t>
+      </w:r>
+      <w:hyperlink r:id="rId56">
+        <w:r>
+          <w:rPr>
+            <w:lang w:val="zh_TW" w:bidi="zh_TW"/>
+          </w:rPr>
+          <w:rPr>
+            <w:color w:val="0000EE"/>
+            <w:u w:val="single"/>
+          </w:rPr>
+          <w:t>申28:15–29:1</w:t>
+        </w:r>
+      </w:hyperlink>
+      <w:r>
+        <w:rPr>
+          <w:lang w:val="zh_TW" w:bidi="zh_TW"/>
+        </w:rPr>
+        <w:t>）。</w:t>
+      </w:r>
+    </w:p>
+    <w:p>
+      <w:pPr/>
+      <w:r>
+        <w:rPr>
+          <w:lang w:val="zh_TW" w:bidi="zh_TW"/>
+        </w:rPr>
+      </w:r>
+      <w:r>
+        <w:rPr>
+          <w:lang w:val="zh_TW" w:bidi="zh_TW"/>
+        </w:rPr>
+        <w:t>耶和華再次勸勉他們「省察」自己的行為（</w:t>
+      </w:r>
+      <w:hyperlink r:id="rId57">
+        <w:r>
+          <w:rPr>
+            <w:lang w:val="zh_TW" w:bidi="zh_TW"/>
+          </w:rPr>
+          <w:rPr>
+            <w:color w:val="0000EE"/>
+            <w:u w:val="single"/>
+          </w:rPr>
+          <w:t>該1:7</w:t>
+        </w:r>
+      </w:hyperlink>
+      <w:r>
+        <w:rPr>
+          <w:lang w:val="zh_TW" w:bidi="zh_TW"/>
+        </w:rPr>
+        <w:t>），並指出猶大人擺脫咒詛的方法，就是「建造這殿」（</w:t>
+      </w:r>
+      <w:hyperlink r:id="rId58">
+        <w:r>
+          <w:rPr>
+            <w:lang w:val="zh_TW" w:bidi="zh_TW"/>
+          </w:rPr>
+          <w:rPr>
+            <w:color w:val="0000EE"/>
+            <w:u w:val="single"/>
+          </w:rPr>
+          <w:t>該1:8</w:t>
+        </w:r>
+      </w:hyperlink>
+      <w:r>
+        <w:rPr>
+          <w:lang w:val="zh_TW" w:bidi="zh_TW"/>
+        </w:rPr>
+        <w:t>）。他們沒有完成聖殿的建造，因此陷入貧困（</w:t>
+      </w:r>
+      <w:hyperlink r:id="rId59">
+        <w:r>
+          <w:rPr>
+            <w:lang w:val="zh_TW" w:bidi="zh_TW"/>
+          </w:rPr>
+          <w:rPr>
+            <w:color w:val="0000EE"/>
+            <w:u w:val="single"/>
+          </w:rPr>
+          <w:t>該1:9–11</w:t>
+        </w:r>
+      </w:hyperlink>
+      <w:r>
+        <w:rPr>
+          <w:lang w:val="zh_TW" w:bidi="zh_TW"/>
+        </w:rPr>
+        <w:t>）。</w:t>
+      </w:r>
+    </w:p>
+    <w:p>
+      <w:pPr/>
+      <w:r>
+        <w:rPr>
+          <w:lang w:val="zh_TW" w:bidi="zh_TW"/>
+        </w:rPr>
+      </w:r>
+      <w:r>
+        <w:rPr>
+          <w:lang w:val="zh_TW" w:bidi="zh_TW"/>
+        </w:rPr>
+        <w:t>領袖和百姓都正面回應。他們重新開始建造聖殿，表明他們相信神的話（</w:t>
+      </w:r>
+      <w:hyperlink r:id="rId60">
+        <w:r>
+          <w:rPr>
+            <w:lang w:val="zh_TW" w:bidi="zh_TW"/>
+          </w:rPr>
+          <w:rPr>
+            <w:color w:val="0000EE"/>
+            <w:u w:val="single"/>
+          </w:rPr>
+          <w:t>該1:12</w:t>
+        </w:r>
+      </w:hyperlink>
+      <w:r>
+        <w:rPr>
+          <w:lang w:val="zh_TW" w:bidi="zh_TW"/>
+        </w:rPr>
+        <w:t>）。他們很快就順服，也就表明他們承認哈該是「耶和華的使者」，所傳的是「耶和華的命令」（</w:t>
+      </w:r>
+      <w:hyperlink r:id="rId61">
+        <w:r>
+          <w:rPr>
+            <w:lang w:val="zh_TW" w:bidi="zh_TW"/>
+          </w:rPr>
+          <w:rPr>
+            <w:color w:val="0000EE"/>
+            <w:u w:val="single"/>
+          </w:rPr>
+          <w:t>該1:13</w:t>
+        </w:r>
+      </w:hyperlink>
+      <w:r>
+        <w:rPr>
+          <w:lang w:val="zh_TW" w:bidi="zh_TW"/>
+        </w:rPr>
+        <w:t>）。</w:t>
+      </w:r>
+    </w:p>
+    <w:p>
+      <w:pPr>
+        <w:pStyle w:val="Heading4"/>
+      </w:pPr>
+      <w:r>
+        <w:rPr>
+          <w:lang w:val="zh_TW" w:bidi="zh_TW"/>
+        </w:rPr>
+        <w:t>第二個信息</w:t>
+      </w:r>
+    </w:p>
+    <w:p>
+      <w:pPr/>
+      <w:r>
+        <w:rPr>
+          <w:lang w:val="zh_TW" w:bidi="zh_TW"/>
+        </w:rPr>
+      </w:r>
+      <w:r>
+        <w:rPr>
+          <w:lang w:val="zh_TW" w:bidi="zh_TW"/>
+        </w:rPr>
+        <w:t>約一個月後，耶和華再次呼召哈該傳講信息 （</w:t>
+      </w:r>
+      <w:hyperlink r:id="rId62">
+        <w:r>
+          <w:rPr>
+            <w:lang w:val="zh_TW" w:bidi="zh_TW"/>
+          </w:rPr>
+          <w:rPr>
+            <w:color w:val="0000EE"/>
+            <w:u w:val="single"/>
+          </w:rPr>
+          <w:t>該2:1</w:t>
+        </w:r>
+      </w:hyperlink>
+      <w:r>
+        <w:rPr>
+          <w:lang w:val="zh_TW" w:bidi="zh_TW"/>
+        </w:rPr>
+        <w:t>）。第二個信息延續了第一個信息結尾的勉勵。建造聖殿的人可能開始感受到工作的壓力，昔日的疑惑和灰心也可能再次動搖他們的信心，而且仇敵又回來阻撓他們 （</w:t>
+      </w:r>
+      <w:hyperlink r:id="rId63">
+        <w:r>
+          <w:rPr>
+            <w:lang w:val="zh_TW" w:bidi="zh_TW"/>
+          </w:rPr>
+          <w:rPr>
+            <w:color w:val="0000EE"/>
+            <w:u w:val="single"/>
+          </w:rPr>
+          <w:t>拉5:3–6:12</w:t>
+        </w:r>
+      </w:hyperlink>
+      <w:r>
+        <w:rPr>
+          <w:lang w:val="zh_TW" w:bidi="zh_TW"/>
+        </w:rPr>
+        <w:t>）。哈該的第二個信息就如以斯拉所說：「神的眼目看顧猶大的長老」（</w:t>
+      </w:r>
+      <w:hyperlink r:id="rId64">
+        <w:r>
+          <w:rPr>
+            <w:lang w:val="zh_TW" w:bidi="zh_TW"/>
+          </w:rPr>
+          <w:rPr>
+            <w:color w:val="0000EE"/>
+            <w:u w:val="single"/>
+          </w:rPr>
+          <w:t>拉5:5</w:t>
+        </w:r>
+      </w:hyperlink>
+      <w:r>
+        <w:rPr>
+          <w:lang w:val="zh_TW" w:bidi="zh_TW"/>
+        </w:rPr>
+        <w:t>）。耶和華不但看見祂僕人的需要，也賜下幫助和鼓勵。</w:t>
+      </w:r>
+    </w:p>
+    <w:p>
+      <w:pPr/>
+      <w:r>
+        <w:rPr>
+          <w:lang w:val="zh_TW" w:bidi="zh_TW"/>
+        </w:rPr>
+      </w:r>
+      <w:r>
+        <w:rPr>
+          <w:lang w:val="zh_TW" w:bidi="zh_TW"/>
+        </w:rPr>
+        <w:t>第二個信息是在住棚節最後一天宣告的（</w:t>
+      </w:r>
+      <w:hyperlink r:id="rId65">
+        <w:r>
+          <w:rPr>
+            <w:lang w:val="zh_TW" w:bidi="zh_TW"/>
+          </w:rPr>
+          <w:rPr>
+            <w:color w:val="0000EE"/>
+            <w:u w:val="single"/>
+          </w:rPr>
+          <w:t>利23:33–43</w:t>
+        </w:r>
+      </w:hyperlink>
+      <w:r>
+        <w:rPr>
+          <w:lang w:val="zh_TW" w:bidi="zh_TW"/>
+        </w:rPr>
+        <w:t>）。住棚節使百姓想起神昔日在曠野與他們的祖先同在，但這也可能使他們更覺得眼前的處境令人灰心。因此，耶和華這一次不只向領袖說話，也向所有百姓說話（</w:t>
+      </w:r>
       <w:hyperlink r:id="rId33">
         <w:r>
           <w:rPr>
@@ -652,14 +2171,679 @@
             <w:color w:val="0000EE"/>
             <w:u w:val="single"/>
           </w:rPr>
-          <w:t>106:9）</w:t>
-        </w:r>
-      </w:hyperlink>
-      <w:r>
-        <w:rPr>
-          <w:lang w:val="zh_TW" w:bidi="zh_TW"/>
-        </w:rPr>
-        <w:t>和先知們（例如</w:t>
+          <w:t>該2:2</w:t>
+        </w:r>
+      </w:hyperlink>
+      <w:r>
+        <w:rPr>
+          <w:lang w:val="zh_TW" w:bidi="zh_TW"/>
+        </w:rPr>
+        <w:t>）。</w:t>
+      </w:r>
+    </w:p>
+    <w:p>
+      <w:pPr/>
+      <w:r>
+        <w:rPr>
+          <w:lang w:val="zh_TW" w:bidi="zh_TW"/>
+        </w:rPr>
+      </w:r>
+      <w:r>
+        <w:rPr>
+          <w:lang w:val="zh_TW" w:bidi="zh_TW"/>
+        </w:rPr>
+        <w:t>在他們當中，是否有人在被擄前見過神的榮耀充滿所羅門的聖殿（</w:t>
+      </w:r>
+      <w:hyperlink r:id="rId66">
+        <w:r>
+          <w:rPr>
+            <w:lang w:val="zh_TW" w:bidi="zh_TW"/>
+          </w:rPr>
+          <w:rPr>
+            <w:color w:val="0000EE"/>
+            <w:u w:val="single"/>
+          </w:rPr>
+          <w:t>王上8:1–11</w:t>
+        </w:r>
+      </w:hyperlink>
+      <w:r>
+        <w:rPr>
+          <w:lang w:val="zh_TW" w:bidi="zh_TW"/>
+        </w:rPr>
+        <w:t>；</w:t>
+      </w:r>
+      <w:hyperlink r:id="rId67">
+        <w:r>
+          <w:rPr>
+            <w:lang w:val="zh_TW" w:bidi="zh_TW"/>
+          </w:rPr>
+          <w:rPr>
+            <w:color w:val="0000EE"/>
+            <w:u w:val="single"/>
+          </w:rPr>
+          <w:t>結9:1–11:23</w:t>
+        </w:r>
+      </w:hyperlink>
+      <w:r>
+        <w:rPr>
+          <w:lang w:val="zh_TW" w:bidi="zh_TW"/>
+        </w:rPr>
+        <w:t>）？相比之下，眼前這座聖殿是否顯得微不足道（</w:t>
+      </w:r>
+      <w:hyperlink r:id="rId68">
+        <w:r>
+          <w:rPr>
+            <w:lang w:val="zh_TW" w:bidi="zh_TW"/>
+          </w:rPr>
+          <w:rPr>
+            <w:color w:val="0000EE"/>
+            <w:u w:val="single"/>
+          </w:rPr>
+          <w:t>該2:3</w:t>
+        </w:r>
+      </w:hyperlink>
+      <w:r>
+        <w:rPr>
+          <w:lang w:val="zh_TW" w:bidi="zh_TW"/>
+        </w:rPr>
+        <w:t>）？巴比倫塔木德（Babylonian Talmud，猶太教律法和傳統的重要文獻）提到，新建的聖殿缺少了所羅門聖殿所擁有的五樣事物：</w:t>
+      </w:r>
+    </w:p>
+    <w:p>
+      <w:pPr>
+        <w:pStyle w:val="ListNumber"/>
+        <w:numPr>
+          <w:ilvl w:val="0"/>
+          <w:numId w:val="16"/>
+        </w:numPr>
+        <w:spacing w:line="240" w:lineRule="auto"/>
+        <w:ind w:left="720"/>
+      </w:pPr>
+      <w:r>
+        <w:rPr>
+          <w:lang w:val="zh_TW" w:bidi="zh_TW"/>
+        </w:rPr>
+      </w:r>
+      <w:r>
+        <w:rPr>
+          <w:lang w:val="zh_TW" w:bidi="zh_TW"/>
+        </w:rPr>
+        <w:t>約櫃</w:t>
+      </w:r>
+    </w:p>
+    <w:p>
+      <w:pPr>
+        <w:pStyle w:val="ListNumber"/>
+        <w:spacing w:line="240" w:lineRule="auto"/>
+        <w:ind w:left="720"/>
+      </w:pPr>
+      <w:r>
+        <w:rPr>
+          <w:lang w:val="zh_TW" w:bidi="zh_TW"/>
+        </w:rPr>
+      </w:r>
+      <w:r>
+        <w:rPr>
+          <w:lang w:val="zh_TW" w:bidi="zh_TW"/>
+        </w:rPr>
+        <w:t>聖火（The sacred fire）</w:t>
+      </w:r>
+    </w:p>
+    <w:p>
+      <w:pPr>
+        <w:pStyle w:val="ListNumber"/>
+        <w:spacing w:line="240" w:lineRule="auto"/>
+        <w:ind w:left="720"/>
+      </w:pPr>
+      <w:r>
+        <w:rPr>
+          <w:lang w:val="zh_TW" w:bidi="zh_TW"/>
+        </w:rPr>
+      </w:r>
+      <w:r>
+        <w:rPr>
+          <w:lang w:val="zh_TW" w:bidi="zh_TW"/>
+        </w:rPr>
+        <w:t>舍吉拿榮耀（The shekinah glory）</w:t>
+      </w:r>
+    </w:p>
+    <w:p>
+      <w:pPr>
+        <w:pStyle w:val="ListNumber"/>
+        <w:spacing w:line="240" w:lineRule="auto"/>
+        <w:ind w:left="720"/>
+      </w:pPr>
+      <w:r>
+        <w:rPr>
+          <w:lang w:val="zh_TW" w:bidi="zh_TW"/>
+        </w:rPr>
+      </w:r>
+      <w:r>
+        <w:rPr>
+          <w:lang w:val="zh_TW" w:bidi="zh_TW"/>
+        </w:rPr>
+        <w:t>聖靈</w:t>
+      </w:r>
+    </w:p>
+    <w:p>
+      <w:pPr>
+        <w:pStyle w:val="ListNumber"/>
+        <w:spacing w:line="240" w:lineRule="auto"/>
+        <w:ind w:left="720"/>
+      </w:pPr>
+      <w:r>
+        <w:rPr>
+          <w:lang w:val="zh_TW" w:bidi="zh_TW"/>
+        </w:rPr>
+      </w:r>
+      <w:r>
+        <w:rPr>
+          <w:lang w:val="zh_TW" w:bidi="zh_TW"/>
+        </w:rPr>
+        <w:t>烏陵和土明</w:t>
+      </w:r>
+    </w:p>
+    <w:p>
+      <w:pPr/>
+      <w:r>
+        <w:rPr>
+          <w:lang w:val="zh_TW" w:bidi="zh_TW"/>
+        </w:rPr>
+      </w:r>
+      <w:r>
+        <w:rPr>
+          <w:lang w:val="zh_TW" w:bidi="zh_TW"/>
+        </w:rPr>
+        <w:t>「現在」一詞突顯了神所提出的解決方法。「當剛強」這個吩咐重複出現三次（</w:t>
+      </w:r>
+      <w:hyperlink r:id="rId69">
+        <w:r>
+          <w:rPr>
+            <w:lang w:val="zh_TW" w:bidi="zh_TW"/>
+          </w:rPr>
+          <w:rPr>
+            <w:color w:val="0000EE"/>
+            <w:u w:val="single"/>
+          </w:rPr>
+          <w:t>該2:4</w:t>
+        </w:r>
+      </w:hyperlink>
+      <w:r>
+        <w:rPr>
+          <w:lang w:val="zh_TW" w:bidi="zh_TW"/>
+        </w:rPr>
+        <w:t>），每一次都是對其中一位領受神信息的人說的（</w:t>
+      </w:r>
+      <w:hyperlink r:id="rId33">
+        <w:r>
+          <w:rPr>
+            <w:lang w:val="zh_TW" w:bidi="zh_TW"/>
+          </w:rPr>
+          <w:rPr>
+            <w:color w:val="0000EE"/>
+            <w:u w:val="single"/>
+          </w:rPr>
+          <w:t>該2:2</w:t>
+        </w:r>
+      </w:hyperlink>
+      <w:r>
+        <w:rPr>
+          <w:lang w:val="zh_TW" w:bidi="zh_TW"/>
+        </w:rPr>
+        <w:t>）。最後一個吩咐是「作工」。他們之所以能剛強並採取行動，是因為神與他們同在。聖靈似乎沒有臨在於聖殿中，卻仍與百姓同在：「這是……我與你們立約的話」（</w:t>
+      </w:r>
+      <w:hyperlink r:id="rId70">
+        <w:r>
+          <w:rPr>
+            <w:lang w:val="zh_TW" w:bidi="zh_TW"/>
+          </w:rPr>
+          <w:rPr>
+            <w:color w:val="0000EE"/>
+            <w:u w:val="single"/>
+          </w:rPr>
+          <w:t>該2:5</w:t>
+        </w:r>
+      </w:hyperlink>
+      <w:r>
+        <w:rPr>
+          <w:lang w:val="zh_TW" w:bidi="zh_TW"/>
+        </w:rPr>
+        <w:t>）。</w:t>
+      </w:r>
+    </w:p>
+    <w:p>
+      <w:pPr/>
+      <w:r>
+        <w:rPr>
+          <w:lang w:val="zh_TW" w:bidi="zh_TW"/>
+        </w:rPr>
+      </w:r>
+      <w:r>
+        <w:rPr>
+          <w:lang w:val="zh_TW" w:bidi="zh_TW"/>
+        </w:rPr>
+        <w:t>神啟示祂的殿將來的榮耀，以進一步激勵建造聖殿的人（</w:t>
+      </w:r>
+      <w:hyperlink r:id="rId71">
+        <w:r>
+          <w:rPr>
+            <w:lang w:val="zh_TW" w:bidi="zh_TW"/>
+          </w:rPr>
+          <w:rPr>
+            <w:color w:val="0000EE"/>
+            <w:u w:val="single"/>
+          </w:rPr>
+          <w:t>何2:6–9</w:t>
+        </w:r>
+      </w:hyperlink>
+      <w:r>
+        <w:rPr>
+          <w:lang w:val="zh_TW" w:bidi="zh_TW"/>
+        </w:rPr>
+        <w:t>）。這榮耀會在一段審判期間之後顯現（</w:t>
+      </w:r>
+      <w:hyperlink r:id="rId72">
+        <w:r>
+          <w:rPr>
+            <w:lang w:val="zh_TW" w:bidi="zh_TW"/>
+          </w:rPr>
+          <w:rPr>
+            <w:color w:val="0000EE"/>
+            <w:u w:val="single"/>
+          </w:rPr>
+          <w:t>該2:6–7上</w:t>
+        </w:r>
+      </w:hyperlink>
+      <w:r>
+        <w:rPr>
+          <w:lang w:val="zh_TW" w:bidi="zh_TW"/>
+        </w:rPr>
+        <w:t>），那時萬國的珍寶都要運來（</w:t>
+      </w:r>
+      <w:hyperlink r:id="rId73">
+        <w:r>
+          <w:rPr>
+            <w:lang w:val="zh_TW" w:bidi="zh_TW"/>
+          </w:rPr>
+          <w:rPr>
+            <w:color w:val="0000EE"/>
+            <w:u w:val="single"/>
+          </w:rPr>
+          <w:t>該2:7下</w:t>
+        </w:r>
+      </w:hyperlink>
+      <w:r>
+        <w:rPr>
+          <w:lang w:val="zh_TW" w:bidi="zh_TW"/>
+        </w:rPr>
+        <w:t>）。這節經文的確切意思有不同的解釋，主要集中在兩種譯法：</w:t>
+      </w:r>
+    </w:p>
+    <w:p>
+      <w:pPr>
+        <w:pStyle w:val="ListNumber"/>
+        <w:numPr>
+          <w:ilvl w:val="0"/>
+          <w:numId w:val="17"/>
+        </w:numPr>
+        <w:spacing w:line="240" w:lineRule="auto"/>
+        <w:ind w:left="720"/>
+      </w:pPr>
+      <w:r>
+        <w:rPr>
+          <w:lang w:val="zh_TW" w:bidi="zh_TW"/>
+        </w:rPr>
+      </w:r>
+      <w:r>
+        <w:rPr>
+          <w:lang w:val="zh_TW" w:bidi="zh_TW"/>
+        </w:rPr>
+        <w:t>「萬國所羨慕的必來到（The desire of all nations shall come，某英文譯本）」</w:t>
+      </w:r>
+    </w:p>
+    <w:p>
+      <w:pPr>
+        <w:pStyle w:val="ListNumber"/>
+        <w:spacing w:line="240" w:lineRule="auto"/>
+        <w:ind w:left="720"/>
+      </w:pPr>
+      <w:r>
+        <w:rPr>
+          <w:lang w:val="zh_TW" w:bidi="zh_TW"/>
+        </w:rPr>
+      </w:r>
+      <w:r>
+        <w:rPr>
+          <w:lang w:val="zh_TW" w:bidi="zh_TW"/>
+        </w:rPr>
+        <w:t>「萬國……都要帶著他們的財寶前來（The nations… will come with all their treasures）」，庇哩亞聖經〔Berean Standard Bible〕）」</w:t>
+      </w:r>
+    </w:p>
+    <w:p>
+      <w:pPr/>
+      <w:r>
+        <w:rPr>
+          <w:lang w:val="zh_TW" w:bidi="zh_TW"/>
+        </w:rPr>
+      </w:r>
+      <w:r>
+        <w:rPr>
+          <w:lang w:val="zh_TW" w:bidi="zh_TW"/>
+        </w:rPr>
+        <w:t>支持第一種譯法所採用的彌賽亞觀點，其論據可歸納如下：</w:t>
+      </w:r>
+    </w:p>
+    <w:p>
+      <w:pPr>
+        <w:pStyle w:val="ListNumber"/>
+        <w:numPr>
+          <w:ilvl w:val="0"/>
+          <w:numId w:val="18"/>
+        </w:numPr>
+        <w:spacing w:line="240" w:lineRule="auto"/>
+        <w:ind w:left="720"/>
+      </w:pPr>
+      <w:r>
+        <w:rPr>
+          <w:lang w:val="zh_TW" w:bidi="zh_TW"/>
+        </w:rPr>
+      </w:r>
+      <w:r>
+        <w:rPr>
+          <w:lang w:val="zh_TW" w:bidi="zh_TW"/>
+        </w:rPr>
+        <w:t>大多數基督教和猶太教的解經家都認為，這個片語是指彌賽亞（神所揀選的那一位）。</w:t>
+      </w:r>
+    </w:p>
+    <w:p>
+      <w:pPr>
+        <w:pStyle w:val="ListNumber"/>
+        <w:spacing w:line="240" w:lineRule="auto"/>
+        <w:ind w:left="720"/>
+      </w:pPr>
+      <w:r>
+        <w:rPr>
+          <w:lang w:val="zh_TW" w:bidi="zh_TW"/>
+        </w:rPr>
+      </w:r>
+      <w:r>
+        <w:rPr>
+          <w:lang w:val="zh_TW" w:bidi="zh_TW"/>
+        </w:rPr>
+        <w:t>抽象名詞「所羨慕的」可以指「受人羨慕的那一位」。</w:t>
+      </w:r>
+    </w:p>
+    <w:p>
+      <w:pPr>
+        <w:pStyle w:val="ListNumber"/>
+        <w:spacing w:line="240" w:lineRule="auto"/>
+        <w:ind w:left="720"/>
+      </w:pPr>
+      <w:r>
+        <w:rPr>
+          <w:lang w:val="zh_TW" w:bidi="zh_TW"/>
+        </w:rPr>
+      </w:r>
+      <w:r>
+        <w:rPr>
+          <w:lang w:val="zh_TW" w:bidi="zh_TW"/>
+        </w:rPr>
+        <w:t>雖然希伯來文的動詞是複數，但它也可以配合屬格結構（表示所屬關係或密切關聯）中的第二個名詞「萬國」而使用。</w:t>
+      </w:r>
+    </w:p>
+    <w:p>
+      <w:pPr>
+        <w:pStyle w:val="ListNumber"/>
+        <w:spacing w:line="240" w:lineRule="auto"/>
+        <w:ind w:left="720"/>
+      </w:pPr>
+      <w:r>
+        <w:rPr>
+          <w:lang w:val="zh_TW" w:bidi="zh_TW"/>
+        </w:rPr>
+      </w:r>
+      <w:r>
+        <w:rPr>
+          <w:lang w:val="zh_TW" w:bidi="zh_TW"/>
+        </w:rPr>
+        <w:t>從時間上看，這種解釋也很符合上下文，因為神剛宣告要審判萬國，而基督很快就要來了。</w:t>
+      </w:r>
+    </w:p>
+    <w:p>
+      <w:pPr>
+        <w:pStyle w:val="ListNumber"/>
+        <w:spacing w:line="240" w:lineRule="auto"/>
+        <w:ind w:left="720"/>
+      </w:pPr>
+      <w:r>
+        <w:rPr>
+          <w:lang w:val="zh_TW" w:bidi="zh_TW"/>
+        </w:rPr>
+      </w:r>
+      <w:r>
+        <w:rPr>
+          <w:lang w:val="zh_TW" w:bidi="zh_TW"/>
+        </w:rPr>
+        <w:t>另一種翻譯雖然解決了文法上的問題，但仍保留彌賽亞的意思：「他們（萬國）已來到萬國所羨慕的那一位面前。」</w:t>
+      </w:r>
+    </w:p>
+    <w:p>
+      <w:pPr/>
+      <w:r>
+        <w:rPr>
+          <w:lang w:val="zh_TW" w:bidi="zh_TW"/>
+        </w:rPr>
+      </w:r>
+      <w:r>
+        <w:rPr>
+          <w:lang w:val="zh_TW" w:bidi="zh_TW"/>
+        </w:rPr>
+        <w:t>雖然第一種觀點有充分的論據支持，但第二種譯法及其相應的觀點似乎更合理。原因如下：</w:t>
+      </w:r>
+    </w:p>
+    <w:p>
+      <w:pPr>
+        <w:pStyle w:val="ListNumber"/>
+        <w:numPr>
+          <w:ilvl w:val="0"/>
+          <w:numId w:val="19"/>
+        </w:numPr>
+        <w:spacing w:line="240" w:lineRule="auto"/>
+        <w:ind w:left="720"/>
+      </w:pPr>
+      <w:r>
+        <w:rPr>
+          <w:lang w:val="zh_TW" w:bidi="zh_TW"/>
+        </w:rPr>
+      </w:r>
+      <w:r>
+        <w:rPr>
+          <w:lang w:val="zh_TW" w:bidi="zh_TW"/>
+        </w:rPr>
+        <w:t>大多數早期基督教和猶太教解經家，依據約公元400年完成的武加大譯本，該譯本寫於公元400年左右，而第二種譯法則符合約公元前300年完成的七十士譯本。</w:t>
+      </w:r>
+    </w:p>
+    <w:p>
+      <w:pPr>
+        <w:pStyle w:val="ListNumber"/>
+        <w:spacing w:line="240" w:lineRule="auto"/>
+        <w:ind w:left="720"/>
+      </w:pPr>
+      <w:r>
+        <w:rPr>
+          <w:lang w:val="zh_TW" w:bidi="zh_TW"/>
+        </w:rPr>
+      </w:r>
+      <w:r>
+        <w:rPr>
+          <w:lang w:val="zh_TW" w:bidi="zh_TW"/>
+        </w:rPr>
+        <w:t>單數的「所羨慕的」可以作為集合名詞（collective noun），指「珍寶」或「財富」。</w:t>
+      </w:r>
+    </w:p>
+    <w:p>
+      <w:pPr>
+        <w:pStyle w:val="ListNumber"/>
+        <w:spacing w:line="240" w:lineRule="auto"/>
+        <w:ind w:left="720"/>
+      </w:pPr>
+      <w:r>
+        <w:rPr>
+          <w:lang w:val="zh_TW" w:bidi="zh_TW"/>
+        </w:rPr>
+      </w:r>
+      <w:r>
+        <w:rPr>
+          <w:lang w:val="zh_TW" w:bidi="zh_TW"/>
+        </w:rPr>
+        <w:t>希伯來文文法容許把名詞「萬國」視為複數，因此動詞也用複數形式，但這種用法在詩歌書中並不常見。哈該不太可能在沒有於上下文清楚說明的情況下使用這種表達。</w:t>
+      </w:r>
+    </w:p>
+    <w:p>
+      <w:pPr>
+        <w:pStyle w:val="ListNumber"/>
+        <w:spacing w:line="240" w:lineRule="auto"/>
+        <w:ind w:left="720"/>
+      </w:pPr>
+      <w:r>
+        <w:rPr>
+          <w:lang w:val="zh_TW" w:bidi="zh_TW"/>
+        </w:rPr>
+      </w:r>
+      <w:r>
+        <w:rPr>
+          <w:lang w:val="zh_TW" w:bidi="zh_TW"/>
+        </w:rPr>
+        <w:t>緊接著的上下文說明金子和銀子都屬於耶和華（</w:t>
+      </w:r>
+      <w:hyperlink r:id="rId74">
+        <w:r>
+          <w:rPr>
+            <w:lang w:val="zh_TW" w:bidi="zh_TW"/>
+          </w:rPr>
+          <w:rPr>
+            <w:color w:val="0000EE"/>
+            <w:u w:val="single"/>
+          </w:rPr>
+          <w:t>2:8</w:t>
+        </w:r>
+      </w:hyperlink>
+      <w:r>
+        <w:rPr>
+          <w:lang w:val="zh_TW" w:bidi="zh_TW"/>
+        </w:rPr>
+        <w:t>），進一步澄清了這個意思。</w:t>
+      </w:r>
+    </w:p>
+    <w:p>
+      <w:pPr>
+        <w:pStyle w:val="ListNumber"/>
+        <w:spacing w:line="240" w:lineRule="auto"/>
+        <w:ind w:left="720"/>
+      </w:pPr>
+      <w:r>
+        <w:rPr>
+          <w:lang w:val="zh_TW" w:bidi="zh_TW"/>
+        </w:rPr>
+      </w:r>
+      <w:r>
+        <w:rPr>
+          <w:lang w:val="zh_TW" w:bidi="zh_TW"/>
+        </w:rPr>
+        <w:t>這幾節經文所呈現的王國背景，也與</w:t>
+      </w:r>
+      <w:hyperlink r:id="rId75">
+        <w:r>
+          <w:rPr>
+            <w:lang w:val="zh_TW" w:bidi="zh_TW"/>
+          </w:rPr>
+          <w:rPr>
+            <w:color w:val="0000EE"/>
+            <w:u w:val="single"/>
+          </w:rPr>
+          <w:t>以賽亞書六十章5、11節</w:t>
+        </w:r>
+      </w:hyperlink>
+      <w:r>
+        <w:rPr>
+          <w:lang w:val="zh_TW" w:bidi="zh_TW"/>
+        </w:rPr>
+        <w:t>和</w:t>
+      </w:r>
+      <w:hyperlink r:id="rId76">
+        <w:r>
+          <w:rPr>
+            <w:lang w:val="zh_TW" w:bidi="zh_TW"/>
+          </w:rPr>
+          <w:rPr>
+            <w:color w:val="0000EE"/>
+            <w:u w:val="single"/>
+          </w:rPr>
+          <w:t>啟示錄二十一章24節</w:t>
+        </w:r>
+      </w:hyperlink>
+      <w:r>
+        <w:rPr>
+          <w:lang w:val="zh_TW" w:bidi="zh_TW"/>
+        </w:rPr>
+        <w:t>等相似經文十分一致。</w:t>
+      </w:r>
+    </w:p>
+    <w:p>
+      <w:pPr/>
+      <w:r>
+        <w:rPr>
+          <w:lang w:val="zh_TW" w:bidi="zh_TW"/>
+        </w:rPr>
+      </w:r>
+      <w:r>
+        <w:rPr>
+          <w:lang w:val="zh_TW" w:bidi="zh_TW"/>
+        </w:rPr>
+        <w:t>這段鼓勵的信息最後指出，將來聖殿的榮耀將超過所羅門的聖殿。神將再次與祂的百姓同在，這座聖殿也將極其華美。神也必在將來榮耀的聖殿時期，為祂的國帶來和平。</w:t>
+      </w:r>
+    </w:p>
+    <w:p>
+      <w:pPr>
+        <w:pStyle w:val="Heading4"/>
+      </w:pPr>
+      <w:r>
+        <w:rPr>
+          <w:lang w:val="zh_TW" w:bidi="zh_TW"/>
+        </w:rPr>
+        <w:t>第三個信息</w:t>
+      </w:r>
+    </w:p>
+    <w:p>
+      <w:pPr/>
+      <w:r>
+        <w:rPr>
+          <w:lang w:val="zh_TW" w:bidi="zh_TW"/>
+        </w:rPr>
+      </w:r>
+      <w:r>
+        <w:rPr>
+          <w:lang w:val="zh_TW" w:bidi="zh_TW"/>
+        </w:rPr>
+        <w:t>大約兩個月後，哈該從神領受了第三個信息（</w:t>
+      </w:r>
+      <w:hyperlink r:id="rId77">
+        <w:r>
+          <w:rPr>
+            <w:lang w:val="zh_TW" w:bidi="zh_TW"/>
+          </w:rPr>
+          <w:rPr>
+            <w:color w:val="0000EE"/>
+            <w:u w:val="single"/>
+          </w:rPr>
+          <w:t>該2:10</w:t>
+        </w:r>
+      </w:hyperlink>
+      <w:r>
+        <w:rPr>
+          <w:lang w:val="zh_TW" w:bidi="zh_TW"/>
+        </w:rPr>
+        <w:t>）。這個信息的重點是鼓勵，而且只向祭司宣講（</w:t>
       </w:r>
       <w:hyperlink r:id="rId34">
         <w:r>
@@ -670,57 +2854,2596 @@
             <w:color w:val="0000EE"/>
             <w:u w:val="single"/>
           </w:rPr>
-          <w:t>賽43:16–17）</w:t>
-        </w:r>
-      </w:hyperlink>
-      <w:r>
-        <w:rPr>
-          <w:lang w:val="zh_TW" w:bidi="zh_TW"/>
-        </w:rPr>
-        <w:t>都提到這一點。</w:t>
+          <w:t>該2:11</w:t>
+        </w:r>
+      </w:hyperlink>
+      <w:r>
+        <w:rPr>
+          <w:lang w:val="zh_TW" w:bidi="zh_TW"/>
+        </w:rPr>
+        <w:t>）。哈該根據摩西律法提出一些問題，藉此教導祭司，罪如何叫人沾染污穢。潔淨或聖潔的東西不能使其它東西成為聖潔（</w:t>
+      </w:r>
+      <w:hyperlink r:id="rId78">
+        <w:r>
+          <w:rPr>
+            <w:lang w:val="zh_TW" w:bidi="zh_TW"/>
+          </w:rPr>
+          <w:rPr>
+            <w:color w:val="0000EE"/>
+            <w:u w:val="single"/>
+          </w:rPr>
+          <w:t>該2:12</w:t>
+        </w:r>
+      </w:hyperlink>
+      <w:r>
+        <w:rPr>
+          <w:lang w:val="zh_TW" w:bidi="zh_TW"/>
+        </w:rPr>
+        <w:t>）。相反，不潔淨的東西卻能使潔淨的東西變為不潔淨（</w:t>
+      </w:r>
+      <w:hyperlink r:id="rId79">
+        <w:r>
+          <w:rPr>
+            <w:lang w:val="zh_TW" w:bidi="zh_TW"/>
+          </w:rPr>
+          <w:rPr>
+            <w:color w:val="0000EE"/>
+            <w:u w:val="single"/>
+          </w:rPr>
+          <w:t>該2:13</w:t>
+        </w:r>
+      </w:hyperlink>
+      <w:r>
+        <w:rPr>
+          <w:lang w:val="zh_TW" w:bidi="zh_TW"/>
+        </w:rPr>
+        <w:t>；另見</w:t>
+      </w:r>
+      <w:hyperlink r:id="rId80">
+        <w:r>
+          <w:rPr>
+            <w:lang w:val="zh_TW" w:bidi="zh_TW"/>
+          </w:rPr>
+          <w:rPr>
+            <w:color w:val="0000EE"/>
+            <w:u w:val="single"/>
+          </w:rPr>
+          <w:t>利22:4–6</w:t>
+        </w:r>
+      </w:hyperlink>
+      <w:r>
+        <w:rPr>
+          <w:lang w:val="zh_TW" w:bidi="zh_TW"/>
+        </w:rPr>
+        <w:t>；</w:t>
+      </w:r>
+      <w:hyperlink r:id="rId81">
+        <w:r>
+          <w:rPr>
+            <w:lang w:val="zh_TW" w:bidi="zh_TW"/>
+          </w:rPr>
+          <w:rPr>
+            <w:color w:val="0000EE"/>
+            <w:u w:val="single"/>
+          </w:rPr>
+          <w:t>民19:11</w:t>
+        </w:r>
+      </w:hyperlink>
+      <w:r>
+        <w:rPr>
+          <w:lang w:val="zh_TW" w:bidi="zh_TW"/>
+        </w:rPr>
+        <w:t>）。</w:t>
+      </w:r>
+    </w:p>
+    <w:p>
+      <w:pPr/>
+      <w:r>
+        <w:rPr>
+          <w:lang w:val="zh_TW" w:bidi="zh_TW"/>
+        </w:rPr>
+      </w:r>
+      <w:r>
+        <w:rPr>
+          <w:lang w:val="zh_TW" w:bidi="zh_TW"/>
+        </w:rPr>
+        <w:t>這個原則對猶大人來說十分清楚：因為猶大不潔淨，所以神在他們悖逆期間不悅納他們所獻的供物（</w:t>
+      </w:r>
+      <w:hyperlink r:id="rId82">
+        <w:r>
+          <w:rPr>
+            <w:lang w:val="zh_TW" w:bidi="zh_TW"/>
+          </w:rPr>
+          <w:rPr>
+            <w:color w:val="0000EE"/>
+            <w:u w:val="single"/>
+          </w:rPr>
+          <w:t>該2:14</w:t>
+        </w:r>
+      </w:hyperlink>
+      <w:r>
+        <w:rPr>
+          <w:lang w:val="zh_TW" w:bidi="zh_TW"/>
+        </w:rPr>
+        <w:t>）。</w:t>
+      </w:r>
+    </w:p>
+    <w:p>
+      <w:pPr/>
+      <w:r>
+        <w:rPr>
+          <w:lang w:val="zh_TW" w:bidi="zh_TW"/>
+        </w:rPr>
+      </w:r>
+      <w:r>
+        <w:rPr>
+          <w:lang w:val="zh_TW" w:bidi="zh_TW"/>
+        </w:rPr>
+        <w:t>神提醒猶大人過去的悖逆和所受的懲罰，勸勉他們要常常思想（</w:t>
+      </w:r>
+      <w:hyperlink r:id="rId37">
+        <w:r>
+          <w:rPr>
+            <w:lang w:val="zh_TW" w:bidi="zh_TW"/>
+          </w:rPr>
+          <w:rPr>
+            <w:color w:val="0000EE"/>
+            <w:u w:val="single"/>
+          </w:rPr>
+          <w:t>該2:15、18</w:t>
+        </w:r>
+      </w:hyperlink>
+      <w:r>
+        <w:rPr>
+          <w:lang w:val="zh_TW" w:bidi="zh_TW"/>
+        </w:rPr>
+        <w:t>）悖逆所導致的後果。這樣的反省可以防止他們日後在屬靈上變得冷淡。這個信息最後提醒他們，神必賜福給那些順服祂的人（</w:t>
+      </w:r>
+      <w:hyperlink r:id="rId83">
+        <w:r>
+          <w:rPr>
+            <w:lang w:val="zh_TW" w:bidi="zh_TW"/>
+          </w:rPr>
+          <w:rPr>
+            <w:color w:val="0000EE"/>
+            <w:u w:val="single"/>
+          </w:rPr>
+          <w:t>該2:19</w:t>
+        </w:r>
+      </w:hyperlink>
+      <w:r>
+        <w:rPr>
+          <w:lang w:val="zh_TW" w:bidi="zh_TW"/>
+        </w:rPr>
+        <w:t>）。</w:t>
+      </w:r>
+    </w:p>
+    <w:p>
+      <w:pPr>
+        <w:pStyle w:val="Heading4"/>
+      </w:pPr>
+      <w:r>
+        <w:rPr>
+          <w:lang w:val="zh_TW" w:bidi="zh_TW"/>
+        </w:rPr>
+        <w:t>第四個信息</w:t>
+      </w:r>
+    </w:p>
+    <w:p>
+      <w:pPr/>
+      <w:r>
+        <w:rPr>
+          <w:lang w:val="zh_TW" w:bidi="zh_TW"/>
+        </w:rPr>
+      </w:r>
+      <w:r>
+        <w:rPr>
+          <w:lang w:val="zh_TW" w:bidi="zh_TW"/>
+        </w:rPr>
+        <w:t>同一天，哈該又從神領受了另一個信息 （</w:t>
+      </w:r>
+      <w:hyperlink r:id="rId84">
+        <w:r>
+          <w:rPr>
+            <w:lang w:val="zh_TW" w:bidi="zh_TW"/>
+          </w:rPr>
+          <w:rPr>
+            <w:color w:val="0000EE"/>
+            <w:u w:val="single"/>
+          </w:rPr>
+          <w:t>該2:20</w:t>
+        </w:r>
+      </w:hyperlink>
+      <w:r>
+        <w:rPr>
+          <w:lang w:val="zh_TW" w:bidi="zh_TW"/>
+        </w:rPr>
+        <w:t>）。這個信息是向所羅巴伯宣講的 （</w:t>
+      </w:r>
+      <w:hyperlink r:id="rId35">
+        <w:r>
+          <w:rPr>
+            <w:lang w:val="zh_TW" w:bidi="zh_TW"/>
+          </w:rPr>
+          <w:rPr>
+            <w:color w:val="0000EE"/>
+            <w:u w:val="single"/>
+          </w:rPr>
+          <w:t>該2:21</w:t>
+        </w:r>
+      </w:hyperlink>
+      <w:r>
+        <w:rPr>
+          <w:lang w:val="zh_TW" w:bidi="zh_TW"/>
+        </w:rPr>
+        <w:t>），目的是鼓勵他，使他知道神賜給大衛家的地位必長久存留（見</w:t>
+      </w:r>
+      <w:hyperlink r:id="rId32">
+        <w:r>
+          <w:rPr>
+            <w:lang w:val="zh_TW" w:bidi="zh_TW"/>
+          </w:rPr>
+          <w:rPr>
+            <w:color w:val="0000EE"/>
+            <w:u w:val="single"/>
+          </w:rPr>
+          <w:t>該1:1</w:t>
+        </w:r>
+      </w:hyperlink>
+      <w:r>
+        <w:rPr>
+          <w:lang w:val="zh_TW" w:bidi="zh_TW"/>
+        </w:rPr>
+        <w:t>；</w:t>
+      </w:r>
+      <w:hyperlink r:id="rId85">
+        <w:r>
+          <w:rPr>
+            <w:lang w:val="zh_TW" w:bidi="zh_TW"/>
+          </w:rPr>
+          <w:rPr>
+            <w:color w:val="0000EE"/>
+            <w:u w:val="single"/>
+          </w:rPr>
+          <w:t>撒下7:4–17</w:t>
+        </w:r>
+      </w:hyperlink>
+      <w:r>
+        <w:rPr>
+          <w:lang w:val="zh_TW" w:bidi="zh_TW"/>
+        </w:rPr>
+        <w:t>；</w:t>
+      </w:r>
+      <w:hyperlink r:id="rId86">
+        <w:r>
+          <w:rPr>
+            <w:lang w:val="zh_TW" w:bidi="zh_TW"/>
+          </w:rPr>
+          <w:rPr>
+            <w:color w:val="0000EE"/>
+            <w:u w:val="single"/>
+          </w:rPr>
+          <w:t>代上3:1、5、10、17–20</w:t>
+        </w:r>
+      </w:hyperlink>
+      <w:r>
+        <w:rPr>
+          <w:lang w:val="zh_TW" w:bidi="zh_TW"/>
+        </w:rPr>
+        <w:t>）。外邦列國將要受審判，世上的諸國也必傾覆（</w:t>
+      </w:r>
+      <w:hyperlink r:id="rId87">
+        <w:r>
+          <w:rPr>
+            <w:lang w:val="zh_TW" w:bidi="zh_TW"/>
+          </w:rPr>
+          <w:rPr>
+            <w:color w:val="0000EE"/>
+            <w:u w:val="single"/>
+          </w:rPr>
+          <w:t>該2:6–7、21–22</w:t>
+        </w:r>
+      </w:hyperlink>
+      <w:r>
+        <w:rPr>
+          <w:lang w:val="zh_TW" w:bidi="zh_TW"/>
+        </w:rPr>
+        <w:t>）。這將為神的統治鋪路（見</w:t>
+      </w:r>
+      <w:hyperlink r:id="rId88">
+        <w:r>
+          <w:rPr>
+            <w:lang w:val="zh_TW" w:bidi="zh_TW"/>
+          </w:rPr>
+          <w:rPr>
+            <w:color w:val="0000EE"/>
+            <w:u w:val="single"/>
+          </w:rPr>
+          <w:t>啟11:15–18</w:t>
+        </w:r>
+      </w:hyperlink>
+      <w:r>
+        <w:rPr>
+          <w:lang w:val="zh_TW" w:bidi="zh_TW"/>
+        </w:rPr>
+        <w:t>）。</w:t>
+      </w:r>
+    </w:p>
+    <w:p>
+      <w:pPr/>
+      <w:r>
+        <w:rPr>
+          <w:lang w:val="zh_TW" w:bidi="zh_TW"/>
+        </w:rPr>
+      </w:r>
+      <w:hyperlink r:id="rId89">
+        <w:r>
+          <w:rPr>
+            <w:lang w:val="zh_TW" w:bidi="zh_TW"/>
+          </w:rPr>
+          <w:rPr>
+            <w:color w:val="0000EE"/>
+            <w:u w:val="single"/>
+          </w:rPr>
+          <w:t>哈該書二章23節</w:t>
+        </w:r>
+      </w:hyperlink>
+      <w:r>
+        <w:rPr>
+          <w:lang w:val="zh_TW" w:bidi="zh_TW"/>
+        </w:rPr>
+        <w:t>對所羅巴伯的應許表明，神向大衛所作的應許，在巴比倫70年被擄和猶大人歸回耶路撒冷後16年的停頓之後，仍然有效。神立所羅巴伯為「印」。印是個人的印記，例如戒指或圓筒印，用來證明簽署屬實。君王用印來確認自己的諭令（</w:t>
+      </w:r>
+      <w:hyperlink r:id="rId90">
+        <w:r>
+          <w:rPr>
+            <w:lang w:val="zh_TW" w:bidi="zh_TW"/>
+          </w:rPr>
+          <w:rPr>
+            <w:color w:val="0000EE"/>
+            <w:u w:val="single"/>
+          </w:rPr>
+          <w:t>斯3:10，</w:t>
+        </w:r>
+      </w:hyperlink>
+      <w:hyperlink r:id="rId91">
+        <w:r>
+          <w:rPr>
+            <w:lang w:val="zh_TW" w:bidi="zh_TW"/>
+          </w:rPr>
+          <w:rPr>
+            <w:color w:val="0000EE"/>
+            <w:u w:val="single"/>
+          </w:rPr>
+          <w:t>8:8–10</w:t>
+        </w:r>
+      </w:hyperlink>
+      <w:r>
+        <w:rPr>
+          <w:lang w:val="zh_TW" w:bidi="zh_TW"/>
+        </w:rPr>
+        <w:t>），也用來證實代理人的權柄（</w:t>
+      </w:r>
+      <w:hyperlink r:id="rId92">
+        <w:r>
+          <w:rPr>
+            <w:lang w:val="zh_TW" w:bidi="zh_TW"/>
+          </w:rPr>
+          <w:rPr>
+            <w:color w:val="0000EE"/>
+            <w:u w:val="single"/>
+          </w:rPr>
+          <w:t>創41:42</w:t>
+        </w:r>
+      </w:hyperlink>
+      <w:r>
+        <w:rPr>
+          <w:lang w:val="zh_TW" w:bidi="zh_TW"/>
+        </w:rPr>
+        <w:t>）。神立所羅巴伯為「印」，意思是所羅巴伯要作為神權柄的印記，證明大衛家系繼續存留，而彌賽亞將從這家系而出，並要作王掌權（見</w:t>
+      </w:r>
+      <w:hyperlink r:id="rId93">
+        <w:r>
+          <w:rPr>
+            <w:lang w:val="zh_TW" w:bidi="zh_TW"/>
+          </w:rPr>
+          <w:rPr>
+            <w:color w:val="0000EE"/>
+            <w:u w:val="single"/>
+          </w:rPr>
+          <w:t>太1:12</w:t>
+        </w:r>
+      </w:hyperlink>
+      <w:r>
+        <w:rPr>
+          <w:lang w:val="zh_TW" w:bidi="zh_TW"/>
+        </w:rPr>
+        <w:t>；</w:t>
+      </w:r>
+      <w:hyperlink r:id="rId94">
+        <w:r>
+          <w:rPr>
+            <w:lang w:val="zh_TW" w:bidi="zh_TW"/>
+          </w:rPr>
+          <w:rPr>
+            <w:color w:val="0000EE"/>
+            <w:u w:val="single"/>
+          </w:rPr>
+          <w:t>路3:27</w:t>
+        </w:r>
+      </w:hyperlink>
+      <w:r>
+        <w:rPr>
+          <w:lang w:val="zh_TW" w:bidi="zh_TW"/>
+        </w:rPr>
+        <w:t>）。</w:t>
+      </w:r>
+    </w:p>
+    <w:p>
+      <w:pPr/>
+      <w:r>
+        <w:rPr>
+          <w:lang w:val="zh_TW" w:bidi="zh_TW"/>
+        </w:rPr>
       </w:r>
       <w:r>
         <w:rPr>
           <w:i/>
           <w:lang w:val="zh_TW" w:bidi="zh_TW"/>
         </w:rPr>
+        <w:t>另見</w:t>
+      </w:r>
+      <w:r>
+        <w:rPr>
+          <w:lang w:val="zh_TW" w:bidi="zh_TW"/>
+        </w:rPr>
+        <w:t xml:space="preserve"> </w:t>
+      </w:r>
+      <w:r>
+        <w:rPr>
+          <w:lang w:val="zh_TW" w:bidi="zh_TW"/>
+        </w:rPr>
+        <w:t>哈該（人物）；</w:t>
+      </w:r>
+      <w:r>
+        <w:rPr>
+          <w:lang w:val="zh_TW" w:bidi="zh_TW"/>
+        </w:rPr>
+        <w:t>以色列的歷史；</w:t>
+      </w:r>
+      <w:r>
+        <w:rPr>
+          <w:lang w:val="zh_TW" w:bidi="zh_TW"/>
+        </w:rPr>
+        <w:t>被擄歸回後時期；</w:t>
+      </w:r>
+      <w:r>
+        <w:rPr>
+          <w:lang w:val="zh_TW" w:bidi="zh_TW"/>
+        </w:rPr>
+        <w:t>預言；</w:t>
+      </w:r>
+      <w:r>
+        <w:rPr>
+          <w:lang w:val="zh_TW" w:bidi="zh_TW"/>
+        </w:rPr>
+        <w:t>先知，女先知</w:t>
+      </w:r>
+      <w:r>
+        <w:rPr>
+          <w:lang w:val="zh_TW" w:bidi="zh_TW"/>
+        </w:rPr>
+        <w:t>。</w:t>
+      </w:r>
+      <w:r>
+        <w:rPr>
+          <w:lang w:val="zh_TW" w:bidi="zh_TW"/>
+        </w:rPr>
+      </w:r>
+      <w:r>
+        <w:rPr>
+          <w:lang w:val="zh_TW" w:bidi="zh_TW"/>
+        </w:rPr>
+      </w:r>
+    </w:p>
+    <w:p>
+      <w:pPr/>
+      <w:r>
+        <w:rPr>
+          <w:lang w:val="zh_TW" w:bidi="zh_TW"/>
+        </w:rPr>
+      </w:r>
+    </w:p>
+    <w:p>
+      <w:pPr>
+        <w:pStyle w:val="Heading2"/>
+      </w:pPr>
+      <w:r>
+        <w:rPr>
+          <w:lang w:val="zh_TW" w:bidi="zh_TW"/>
+        </w:rPr>
+        <w:t>哈基</w:t>
+      </w:r>
+      <w:r>
+        <w:rPr>
+          <w:lang w:val="zh_TW" w:bidi="zh_TW"/>
+        </w:rPr>
+      </w:r>
+    </w:p>
+    <w:p>
+      <w:pPr/>
+      <w:r>
+        <w:rPr>
+          <w:lang w:val="zh_TW" w:bidi="zh_TW"/>
+        </w:rPr>
+      </w:r>
+      <w:r>
+        <w:rPr>
+          <w:lang w:val="zh_TW" w:bidi="zh_TW"/>
+        </w:rPr>
+        <w:t>迦得的兒子，也是哈基族的祖先（</w:t>
+      </w:r>
+      <w:hyperlink r:id="rId95">
+        <w:r>
+          <w:rPr>
+            <w:lang w:val="zh_TW" w:bidi="zh_TW"/>
+          </w:rPr>
+          <w:rPr>
+            <w:color w:val="0000EE"/>
+            <w:u w:val="single"/>
+          </w:rPr>
+          <w:t>創46:16</w:t>
+        </w:r>
+      </w:hyperlink>
+      <w:r>
+        <w:rPr>
+          <w:lang w:val="zh_TW" w:bidi="zh_TW"/>
+        </w:rPr>
+        <w:t>；</w:t>
+      </w:r>
+      <w:hyperlink r:id="rId96">
+        <w:r>
+          <w:rPr>
+            <w:lang w:val="zh_TW" w:bidi="zh_TW"/>
+          </w:rPr>
+          <w:rPr>
+            <w:color w:val="0000EE"/>
+            <w:u w:val="single"/>
+          </w:rPr>
+          <w:t>民26:15</w:t>
+        </w:r>
+      </w:hyperlink>
+      <w:r>
+        <w:rPr>
+          <w:lang w:val="zh_TW" w:bidi="zh_TW"/>
+        </w:rPr>
+        <w:t>）。</w:t>
+      </w:r>
+      <w:r>
+        <w:rPr>
+          <w:lang w:val="zh_TW" w:bidi="zh_TW"/>
+        </w:rPr>
+      </w:r>
+      <w:r>
+        <w:rPr>
+          <w:lang w:val="zh_TW" w:bidi="zh_TW"/>
+        </w:rPr>
+      </w:r>
+    </w:p>
+    <w:p>
+      <w:pPr/>
+      <w:r>
+        <w:rPr>
+          <w:lang w:val="zh_TW" w:bidi="zh_TW"/>
+        </w:rPr>
+      </w:r>
+    </w:p>
+    <w:p>
+      <w:pPr>
+        <w:pStyle w:val="Heading2"/>
+      </w:pPr>
+      <w:r>
+        <w:rPr>
+          <w:lang w:val="zh_TW" w:bidi="zh_TW"/>
+        </w:rPr>
+        <w:t>哈蘭（地點）</w:t>
+      </w:r>
+      <w:r>
+        <w:rPr>
+          <w:lang w:val="zh_TW" w:bidi="zh_TW"/>
+        </w:rPr>
+      </w:r>
+    </w:p>
+    <w:p>
+      <w:pPr/>
+      <w:r>
+        <w:rPr>
+          <w:lang w:val="zh_TW" w:bidi="zh_TW"/>
+        </w:rPr>
+      </w:r>
+      <w:r>
+        <w:rPr>
+          <w:lang w:val="zh_TW" w:bidi="zh_TW"/>
+        </w:rPr>
+        <w:t>北美索不達米亞的城市，首次出現</w:t>
+      </w:r>
+      <w:hyperlink r:id="rId97">
+        <w:r>
+          <w:rPr>
+            <w:lang w:val="zh_TW" w:bidi="zh_TW"/>
+          </w:rPr>
+          <w:rPr>
+            <w:color w:val="0000EE"/>
+            <w:u w:val="single"/>
+          </w:rPr>
+          <w:t>創世記十一章31節</w:t>
+        </w:r>
+      </w:hyperlink>
+      <w:r>
+        <w:rPr>
+          <w:lang w:val="zh_TW" w:bidi="zh_TW"/>
+        </w:rPr>
+        <w:t>，是亞伯拉罕的父親他拉從迦勒底的吾珥遷移的目的地，他拉在此居住直到去世。亞伯拉罕75歲時，神命令他遷移到為他預備的土地（</w:t>
+      </w:r>
+      <w:hyperlink r:id="rId98">
+        <w:r>
+          <w:rPr>
+            <w:lang w:val="zh_TW" w:bidi="zh_TW"/>
+          </w:rPr>
+          <w:rPr>
+            <w:color w:val="0000EE"/>
+            <w:u w:val="single"/>
+          </w:rPr>
+          <w:t>創12:1–4</w:t>
+        </w:r>
+      </w:hyperlink>
+      <w:r>
+        <w:rPr>
+          <w:lang w:val="zh_TW" w:bidi="zh_TW"/>
+        </w:rPr>
+        <w:t>）。然而，亞伯拉罕有一些親人留在哈蘭，亞伯拉罕的孫子雅各因害怕以掃而逃往那裡（</w:t>
+      </w:r>
+      <w:hyperlink r:id="rId99">
+        <w:r>
+          <w:rPr>
+            <w:lang w:val="zh_TW" w:bidi="zh_TW"/>
+          </w:rPr>
+          <w:rPr>
+            <w:color w:val="0000EE"/>
+            <w:u w:val="single"/>
+          </w:rPr>
+          <w:t>創27:42–43</w:t>
+        </w:r>
+      </w:hyperlink>
+      <w:r>
+        <w:rPr>
+          <w:lang w:val="zh_TW" w:bidi="zh_TW"/>
+        </w:rPr>
+        <w:t>）。雅各在哈蘭住了多年，為他的舅舅拉班作工，並娶了利亞和拉結為妻，還獲得了許多綿羊和山羊、僕人、駱駝和驢子（</w:t>
+      </w:r>
+      <w:hyperlink r:id="rId100">
+        <w:r>
+          <w:rPr>
+            <w:lang w:val="zh_TW" w:bidi="zh_TW"/>
+          </w:rPr>
+          <w:rPr>
+            <w:color w:val="0000EE"/>
+            <w:u w:val="single"/>
+          </w:rPr>
+          <w:t>創30:43</w:t>
+        </w:r>
+      </w:hyperlink>
+      <w:r>
+        <w:rPr>
+          <w:lang w:val="zh_TW" w:bidi="zh_TW"/>
+        </w:rPr>
+        <w:t>）。</w:t>
+      </w:r>
+    </w:p>
+    <w:p>
+      <w:pPr/>
+      <w:r>
+        <w:rPr>
+          <w:lang w:val="zh_TW" w:bidi="zh_TW"/>
+        </w:rPr>
+      </w:r>
+      <w:r>
+        <w:rPr>
+          <w:lang w:val="zh_TW" w:bidi="zh_TW"/>
+        </w:rPr>
+        <w:t>這座「拿鶴的城」（</w:t>
+      </w:r>
+      <w:hyperlink r:id="rId101">
+        <w:r>
+          <w:rPr>
+            <w:lang w:val="zh_TW" w:bidi="zh_TW"/>
+          </w:rPr>
+          <w:rPr>
+            <w:color w:val="0000EE"/>
+            <w:u w:val="single"/>
+          </w:rPr>
+          <w:t>創11:27–29</w:t>
+        </w:r>
+      </w:hyperlink>
+      <w:r>
+        <w:rPr>
+          <w:lang w:val="zh_TW" w:bidi="zh_TW"/>
+        </w:rPr>
+        <w:t>，</w:t>
+      </w:r>
+      <w:hyperlink r:id="rId102">
+        <w:r>
+          <w:rPr>
+            <w:lang w:val="zh_TW" w:bidi="zh_TW"/>
+          </w:rPr>
+          <w:rPr>
+            <w:color w:val="0000EE"/>
+            <w:u w:val="single"/>
+          </w:rPr>
+          <w:t>24:10</w:t>
+        </w:r>
+      </w:hyperlink>
+      <w:r>
+        <w:rPr>
+          <w:lang w:val="zh_TW" w:bidi="zh_TW"/>
+        </w:rPr>
+        <w:t>，</w:t>
+      </w:r>
+      <w:hyperlink r:id="rId103">
+        <w:r>
+          <w:rPr>
+            <w:lang w:val="zh_TW" w:bidi="zh_TW"/>
+          </w:rPr>
+          <w:rPr>
+            <w:color w:val="0000EE"/>
+            <w:u w:val="single"/>
+          </w:rPr>
+          <w:t>27:43</w:t>
+        </w:r>
+      </w:hyperlink>
+      <w:r>
+        <w:rPr>
+          <w:lang w:val="zh_TW" w:bidi="zh_TW"/>
+        </w:rPr>
+        <w:t>） 建於公元前三千年，位於幼發拉底河的一條支流上，很快成為一個重要的商業中心。也許連接大馬士革、尼尼微和迦基米施的古代貿易路線，就經過哈蘭。以西結提到哈蘭和泰爾之間的貿易（</w:t>
+      </w:r>
+      <w:hyperlink r:id="rId104">
+        <w:r>
+          <w:rPr>
+            <w:lang w:val="zh_TW" w:bidi="zh_TW"/>
+          </w:rPr>
+          <w:rPr>
+            <w:color w:val="0000EE"/>
+            <w:u w:val="single"/>
+          </w:rPr>
+          <w:t>結27:23</w:t>
+        </w:r>
+      </w:hyperlink>
+      <w:r>
+        <w:rPr>
+          <w:lang w:val="zh_TW" w:bidi="zh_TW"/>
+        </w:rPr>
+        <w:t>）。哈蘭是一座亞蘭人的城市，以其對月神欣（Sin）和尼卡爾神（Nikkal）的崇拜而聞名。這個系統是蘇美人在吾珥的宗教體系的分支。欣和配偶尼卡爾不僅在這裡受到尊崇，還在迦南甚至埃及受到尊崇。這個崇拜持續到新約時代，其聖殿最終在公元13世紀被蒙古人摧毀。難怪神命令亞伯拉罕離開這個偶像崇拜的中心。現代的哈蘭保留了這個名字的古代楔形文字拼寫（有英文譯本為「Charran」，</w:t>
+      </w:r>
+      <w:hyperlink r:id="rId105">
+        <w:r>
+          <w:rPr>
+            <w:lang w:val="zh_TW" w:bidi="zh_TW"/>
+          </w:rPr>
+          <w:rPr>
+            <w:color w:val="0000EE"/>
+            <w:u w:val="single"/>
+          </w:rPr>
+          <w:t>徒7:2、4</w:t>
+        </w:r>
+      </w:hyperlink>
+      <w:r>
+        <w:rPr>
+          <w:lang w:val="zh_TW" w:bidi="zh_TW"/>
+        </w:rPr>
+        <w:t>）。</w:t>
+      </w:r>
+      <w:r>
+        <w:rPr>
+          <w:lang w:val="zh_TW" w:bidi="zh_TW"/>
+        </w:rPr>
+      </w:r>
+      <w:r>
+        <w:rPr>
+          <w:lang w:val="zh_TW" w:bidi="zh_TW"/>
+        </w:rPr>
+      </w:r>
+    </w:p>
+    <w:p>
+      <w:pPr/>
+      <w:r>
+        <w:rPr>
+          <w:lang w:val="zh_TW" w:bidi="zh_TW"/>
+        </w:rPr>
+      </w:r>
+    </w:p>
+    <w:p>
+      <w:pPr>
+        <w:pStyle w:val="Heading2"/>
+      </w:pPr>
+      <w:r>
+        <w:rPr>
+          <w:lang w:val="zh_TW" w:bidi="zh_TW"/>
+        </w:rPr>
+        <w:t>哈蘭（人物）</w:t>
+      </w:r>
+      <w:r>
+        <w:rPr>
+          <w:lang w:val="zh_TW" w:bidi="zh_TW"/>
+        </w:rPr>
+      </w:r>
+    </w:p>
+    <w:p>
+      <w:pPr/>
+      <w:r>
+        <w:rPr>
+          <w:lang w:val="zh_TW" w:bidi="zh_TW"/>
+        </w:rPr>
+      </w:r>
+      <w:r>
+        <w:rPr>
+          <w:lang w:val="zh_TW" w:bidi="zh_TW"/>
+        </w:rPr>
+        <w:t>1. 他拉的兒子、亞伯拉罕的兄弟、羅得的父親（</w:t>
+      </w:r>
+      <w:hyperlink r:id="rId106">
+        <w:r>
+          <w:rPr>
+            <w:lang w:val="zh_TW" w:bidi="zh_TW"/>
+          </w:rPr>
+          <w:rPr>
+            <w:color w:val="0000EE"/>
+            <w:u w:val="single"/>
+          </w:rPr>
+          <w:t>創11:26–31</w:t>
+        </w:r>
+      </w:hyperlink>
+      <w:r>
+        <w:rPr>
+          <w:lang w:val="zh_TW" w:bidi="zh_TW"/>
+        </w:rPr>
+        <w:t>）。</w:t>
+      </w:r>
+    </w:p>
+    <w:p>
+      <w:pPr/>
+      <w:r>
+        <w:rPr>
+          <w:lang w:val="zh_TW" w:bidi="zh_TW"/>
+        </w:rPr>
+      </w:r>
+      <w:r>
+        <w:rPr>
+          <w:lang w:val="zh_TW" w:bidi="zh_TW"/>
+        </w:rPr>
+        <w:t>2. 迦勒的妾以法所生的兒子，屬於猶大支派，是</w:t>
+      </w:r>
+      <w:r>
+        <w:rPr>
+          <w:lang w:val="zh_TW" w:bidi="zh_TW"/>
+        </w:rPr>
+        <w:t>迦卸</w:t>
+      </w:r>
+      <w:r>
+        <w:rPr>
+          <w:lang w:val="zh_TW" w:bidi="zh_TW"/>
+        </w:rPr>
+        <w:t>的父親（</w:t>
+      </w:r>
+      <w:hyperlink r:id="rId107">
+        <w:r>
+          <w:rPr>
+            <w:lang w:val="zh_TW" w:bidi="zh_TW"/>
+          </w:rPr>
+          <w:rPr>
+            <w:color w:val="0000EE"/>
+            <w:u w:val="single"/>
+          </w:rPr>
+          <w:t>代上2:46</w:t>
+        </w:r>
+      </w:hyperlink>
+      <w:r>
+        <w:rPr>
+          <w:lang w:val="zh_TW" w:bidi="zh_TW"/>
+        </w:rPr>
+        <w:t>）。</w:t>
+      </w:r>
+    </w:p>
+    <w:p>
+      <w:pPr/>
+      <w:r>
+        <w:rPr>
+          <w:lang w:val="zh_TW" w:bidi="zh_TW"/>
+        </w:rPr>
+      </w:r>
+      <w:r>
+        <w:rPr>
+          <w:lang w:val="zh_TW" w:bidi="zh_TW"/>
+        </w:rPr>
+        <w:t>3. 示每的兒子，屬於利未支派的革順族 （</w:t>
+      </w:r>
+      <w:hyperlink r:id="rId108">
+        <w:r>
+          <w:rPr>
+            <w:lang w:val="zh_TW" w:bidi="zh_TW"/>
+          </w:rPr>
+          <w:rPr>
+            <w:color w:val="0000EE"/>
+            <w:u w:val="single"/>
+          </w:rPr>
+          <w:t>代上23:9</w:t>
+        </w:r>
+      </w:hyperlink>
+      <w:r>
+        <w:rPr>
+          <w:lang w:val="zh_TW" w:bidi="zh_TW"/>
+        </w:rPr>
+        <w:t>）。</w:t>
+      </w:r>
+      <w:r>
+        <w:rPr>
+          <w:lang w:val="zh_TW" w:bidi="zh_TW"/>
+        </w:rPr>
+      </w:r>
+      <w:r>
+        <w:rPr>
+          <w:lang w:val="zh_TW" w:bidi="zh_TW"/>
+        </w:rPr>
+      </w:r>
+    </w:p>
+    <w:p>
+      <w:pPr/>
+      <w:r>
+        <w:rPr>
+          <w:lang w:val="zh_TW" w:bidi="zh_TW"/>
+        </w:rPr>
+      </w:r>
+    </w:p>
+    <w:p>
+      <w:pPr>
+        <w:pStyle w:val="Heading2"/>
+      </w:pPr>
+      <w:r>
+        <w:rPr>
+          <w:lang w:val="zh_TW" w:bidi="zh_TW"/>
+        </w:rPr>
+        <w:t>哈馬</w:t>
+      </w:r>
+      <w:r>
+        <w:rPr>
+          <w:lang w:val="zh_TW" w:bidi="zh_TW"/>
+        </w:rPr>
+      </w:r>
+    </w:p>
+    <w:p>
+      <w:pPr>
+        <w:pStyle w:val="ListNumber"/>
+        <w:numPr>
+          <w:ilvl w:val="0"/>
+          <w:numId w:val="20"/>
+        </w:numPr>
+        <w:spacing w:line="240" w:lineRule="auto"/>
+        <w:ind w:left="720"/>
+      </w:pPr>
+      <w:r>
+        <w:rPr>
+          <w:lang w:val="zh_TW" w:bidi="zh_TW"/>
+        </w:rPr>
+      </w:r>
+      <w:r>
+        <w:rPr>
+          <w:lang w:val="zh_TW" w:bidi="zh_TW"/>
+        </w:rPr>
+        <w:t>位於現今屬敘利亞的大馬士革以北約201公里（125英里）的城市和地區，坐落在奧龍特斯河（Orontes River）畔。</w:t>
+        <w:br/>
+      </w:r>
+      <w:r>
+        <w:rPr>
+          <w:lang w:val="zh_TW" w:bidi="zh_TW"/>
+        </w:rPr>
+        <w:t>起初，住在哈馬的人是來自迦南的民族（</w:t>
+      </w:r>
+      <w:hyperlink r:id="rId109">
+        <w:r>
+          <w:rPr>
+            <w:lang w:val="zh_TW" w:bidi="zh_TW"/>
+          </w:rPr>
+          <w:rPr>
+            <w:color w:val="0000EE"/>
+            <w:u w:val="single"/>
+          </w:rPr>
+          <w:t>創10:18</w:t>
+        </w:r>
+      </w:hyperlink>
+      <w:r>
+        <w:rPr>
+          <w:lang w:val="zh_TW" w:bidi="zh_TW"/>
+        </w:rPr>
+        <w:t>）。後來，閃族人（包括以色列人、亞蘭人等）住在那裡。聖經有時稱該地區為「哈馬口」（</w:t>
+      </w:r>
+      <w:hyperlink r:id="rId110">
+        <w:r>
+          <w:rPr>
+            <w:lang w:val="zh_TW" w:bidi="zh_TW"/>
+          </w:rPr>
+          <w:rPr>
+            <w:color w:val="0000EE"/>
+            <w:u w:val="single"/>
+          </w:rPr>
+          <w:t>民34:7–8</w:t>
+        </w:r>
+      </w:hyperlink>
+      <w:r>
+        <w:rPr>
+          <w:lang w:val="zh_TW" w:bidi="zh_TW"/>
+        </w:rPr>
+        <w:t>；</w:t>
+      </w:r>
+      <w:hyperlink r:id="rId111">
+        <w:r>
+          <w:rPr>
+            <w:lang w:val="zh_TW" w:bidi="zh_TW"/>
+          </w:rPr>
+          <w:rPr>
+            <w:color w:val="0000EE"/>
+            <w:u w:val="single"/>
+          </w:rPr>
+          <w:t>書13:5</w:t>
+        </w:r>
+      </w:hyperlink>
+      <w:r>
+        <w:rPr>
+          <w:lang w:val="zh_TW" w:bidi="zh_TW"/>
+        </w:rPr>
+        <w:t>）。這個地區標誌著以色列應許之地北部的邊界。在以色列早期王國時期，以及在耶羅波安二世統治期間，從公元前793年到753年，以色列控制了這片土地。</w:t>
+        <w:br/>
+      </w:r>
+      <w:r>
+        <w:rPr>
+          <w:lang w:val="zh_TW" w:bidi="zh_TW"/>
+        </w:rPr>
+        <w:t>名為「哈馬口」（意指「哈馬的入口」）的確切位置尚不確定。一些學者認為它是位於奧龍特斯河畔，一個名為勒布韋（Lebweh）的城市，位於黎巴嫩和外黎巴嫩山脈之間。其他人則認為它位於敘利亞的其他地方。</w:t>
+        <w:br/>
+      </w:r>
+      <w:r>
+        <w:rPr>
+          <w:lang w:val="zh_TW" w:bidi="zh_TW"/>
+        </w:rPr>
+        <w:t>人們最早居住在哈馬是在新石器時代（石器時代的晚期）。約在公元前1750年，該城被摧毀（可能是被稱為希克索斯的群體摧毀）。後來，城市被重建。埃及法老圖特摩斯三世（統治時間為公元前1502年至1448年）控制此處。在埃及統治敘利亞的期間，哈馬成為一個繁榮的城市。在公元前900年之前，哈馬是一個小型赫人王國的首都。人們發現赫人的記錄（稱為銘文），講述這段時期的情況。</w:t>
+      </w:r>
+    </w:p>
+    <w:p>
+      <w:pPr>
+        <w:pStyle w:val="Heading3"/>
+      </w:pPr>
+      <w:r>
+        <w:rPr>
+          <w:lang w:val="zh_TW" w:bidi="zh_TW"/>
+        </w:rPr>
+        <w:t>聖經中的哈馬</w:t>
+      </w:r>
+      <w:r>
+        <w:rPr>
+          <w:lang w:val="zh_TW" w:bidi="zh_TW"/>
+        </w:rPr>
+        <w:t>大衛與瑣巴王哈大底謝爭戰並擊敗了他。隨後，哈馬王陀以派他的兒子去祝賀大衛（</w:t>
+      </w:r>
+      <w:hyperlink r:id="rId112">
+        <w:r>
+          <w:rPr>
+            <w:lang w:val="zh_TW" w:bidi="zh_TW"/>
+          </w:rPr>
+          <w:rPr>
+            <w:color w:val="0000EE"/>
+            <w:u w:val="single"/>
+          </w:rPr>
+          <w:t>撒下8:9–10</w:t>
+        </w:r>
+      </w:hyperlink>
+      <w:r>
+        <w:rPr>
+          <w:lang w:val="zh_TW" w:bidi="zh_TW"/>
+        </w:rPr>
+        <w:t>）。所羅門在哈馬地區建造了</w:t>
+      </w:r>
+      <w:r>
+        <w:rPr>
+          <w:lang w:val="zh_TW" w:bidi="zh_TW"/>
+        </w:rPr>
+        <w:t>積貨城</w:t>
+      </w:r>
+      <w:r>
+        <w:rPr>
+          <w:lang w:val="zh_TW" w:bidi="zh_TW"/>
+        </w:rPr>
+        <w:t>（</w:t>
+      </w:r>
+      <w:hyperlink r:id="rId113">
+        <w:r>
+          <w:rPr>
+            <w:lang w:val="zh_TW" w:bidi="zh_TW"/>
+          </w:rPr>
+          <w:rPr>
+            <w:color w:val="0000EE"/>
+            <w:u w:val="single"/>
+          </w:rPr>
+          <w:t>代下8:4</w:t>
+        </w:r>
+      </w:hyperlink>
+      <w:r>
+        <w:rPr>
+          <w:lang w:val="zh_TW" w:bidi="zh_TW"/>
+        </w:rPr>
+        <w:t>），可能意味著哈馬成為向以色列進貢的國家（定期進貢商品或金錢）。</w:t>
+        <w:br/>
+      </w:r>
+      <w:r>
+        <w:rPr>
+          <w:lang w:val="zh_TW" w:bidi="zh_TW"/>
+        </w:rPr>
+        <w:t>在以色列的亞哈王時期，哈馬的王名叫伊胡利尼（Irhulini）。他與來自大馬士革、以色列和其他12個城市的王聯合起來，對抗亞述王撒縵以色三世（公元前860年至825年在位）。這些人暫時阻止了亞述王。但在公元前846年左右，撒縵以色擊敗了他們，哈馬落入亞述的統治之下。</w:t>
+        <w:br/>
+      </w:r>
+      <w:r>
+        <w:rPr>
+          <w:lang w:val="zh_TW" w:bidi="zh_TW"/>
+        </w:rPr>
+        <w:t>在公元前 730 年，哈馬王埃尼·伊盧斯（Eni-Ilus）向亞述國王提革拉毗列色三世進貢。大約10年後，在公元前 720 年，亞述國王撒珥根二世強迫 4300 名亞述人居住在哈馬。他還將許多人從哈馬和其他地方遷移到撒馬利亞（</w:t>
+      </w:r>
+      <w:hyperlink r:id="rId114">
+        <w:r>
+          <w:rPr>
+            <w:lang w:val="zh_TW" w:bidi="zh_TW"/>
+          </w:rPr>
+          <w:rPr>
+            <w:color w:val="0000EE"/>
+            <w:u w:val="single"/>
+          </w:rPr>
+          <w:t>王下17:24</w:t>
+        </w:r>
+      </w:hyperlink>
+      <w:r>
+        <w:rPr>
+          <w:lang w:val="zh_TW" w:bidi="zh_TW"/>
+        </w:rPr>
+        <w:t>）。一些以色列人可能也被送往哈馬居住（</w:t>
+      </w:r>
+      <w:hyperlink r:id="rId115">
+        <w:r>
+          <w:rPr>
+            <w:lang w:val="zh_TW" w:bidi="zh_TW"/>
+          </w:rPr>
+          <w:rPr>
+            <w:color w:val="0000EE"/>
+            <w:u w:val="single"/>
+          </w:rPr>
+          <w:t>賽11:11</w:t>
+        </w:r>
+      </w:hyperlink>
+      <w:r>
+        <w:rPr>
+          <w:lang w:val="zh_TW" w:bidi="zh_TW"/>
+        </w:rPr>
+        <w:t>）。其他提到亞述控制哈馬的舊約聖經經文包括</w:t>
+      </w:r>
+      <w:hyperlink r:id="rId116">
+        <w:r>
+          <w:rPr>
+            <w:lang w:val="zh_TW" w:bidi="zh_TW"/>
+          </w:rPr>
+          <w:rPr>
+            <w:color w:val="0000EE"/>
+            <w:u w:val="single"/>
+          </w:rPr>
+          <w:t>列王紀下十八章34節</w:t>
+        </w:r>
+      </w:hyperlink>
+      <w:r>
+        <w:rPr>
+          <w:lang w:val="zh_TW" w:bidi="zh_TW"/>
+        </w:rPr>
+        <w:t>，</w:t>
+      </w:r>
+      <w:hyperlink r:id="rId117">
+        <w:r>
+          <w:rPr>
+            <w:lang w:val="zh_TW" w:bidi="zh_TW"/>
+          </w:rPr>
+          <w:rPr>
+            <w:color w:val="0000EE"/>
+            <w:u w:val="single"/>
+          </w:rPr>
+          <w:t>十九章13節</w:t>
+        </w:r>
+      </w:hyperlink>
+      <w:r>
+        <w:rPr>
+          <w:lang w:val="zh_TW" w:bidi="zh_TW"/>
+        </w:rPr>
+        <w:t>；</w:t>
+      </w:r>
+      <w:hyperlink r:id="rId118">
+        <w:r>
+          <w:rPr>
+            <w:lang w:val="zh_TW" w:bidi="zh_TW"/>
+          </w:rPr>
+          <w:rPr>
+            <w:color w:val="0000EE"/>
+            <w:u w:val="single"/>
+          </w:rPr>
+          <w:t>以賽亞書十章9節</w:t>
+        </w:r>
+      </w:hyperlink>
+      <w:r>
+        <w:rPr>
+          <w:lang w:val="zh_TW" w:bidi="zh_TW"/>
+        </w:rPr>
+        <w:t>，</w:t>
+      </w:r>
+      <w:hyperlink r:id="rId119">
+        <w:r>
+          <w:rPr>
+            <w:lang w:val="zh_TW" w:bidi="zh_TW"/>
+          </w:rPr>
+          <w:rPr>
+            <w:color w:val="0000EE"/>
+            <w:u w:val="single"/>
+          </w:rPr>
+          <w:t>三十六章19節</w:t>
+        </w:r>
+      </w:hyperlink>
+      <w:r>
+        <w:rPr>
+          <w:lang w:val="zh_TW" w:bidi="zh_TW"/>
+        </w:rPr>
+        <w:t>，</w:t>
+      </w:r>
+      <w:hyperlink r:id="rId120">
+        <w:r>
+          <w:rPr>
+            <w:lang w:val="zh_TW" w:bidi="zh_TW"/>
+          </w:rPr>
+          <w:rPr>
+            <w:color w:val="0000EE"/>
+            <w:u w:val="single"/>
+          </w:rPr>
+          <w:t>三十七章13節</w:t>
+        </w:r>
+      </w:hyperlink>
+      <w:r>
+        <w:rPr>
+          <w:lang w:val="zh_TW" w:bidi="zh_TW"/>
+        </w:rPr>
+        <w:t>和</w:t>
+      </w:r>
+      <w:hyperlink r:id="rId121">
+        <w:r>
+          <w:rPr>
+            <w:lang w:val="zh_TW" w:bidi="zh_TW"/>
+          </w:rPr>
+          <w:rPr>
+            <w:color w:val="0000EE"/>
+            <w:u w:val="single"/>
+          </w:rPr>
+          <w:t>阿摩司書六章2節</w:t>
+        </w:r>
+      </w:hyperlink>
+      <w:r>
+        <w:rPr>
+          <w:lang w:val="zh_TW" w:bidi="zh_TW"/>
+        </w:rPr>
+        <w:t>。</w:t>
+        <w:br/>
+      </w:r>
+      <w:r>
+        <w:rPr>
+          <w:lang w:val="zh_TW" w:bidi="zh_TW"/>
+        </w:rPr>
+        <w:t>後來，哈馬似乎被大馬士革控制 （</w:t>
+      </w:r>
+      <w:hyperlink r:id="rId122">
+        <w:r>
+          <w:rPr>
+            <w:lang w:val="zh_TW" w:bidi="zh_TW"/>
+          </w:rPr>
+          <w:rPr>
+            <w:color w:val="0000EE"/>
+            <w:u w:val="single"/>
+          </w:rPr>
+          <w:t>耶49:23</w:t>
+        </w:r>
+      </w:hyperlink>
+      <w:r>
+        <w:rPr>
+          <w:lang w:val="zh_TW" w:bidi="zh_TW"/>
+        </w:rPr>
+        <w:t>）。一些先知預言，說以色列有天會再次將邊界擴展到哈馬 （</w:t>
+      </w:r>
+      <w:hyperlink r:id="rId123">
+        <w:r>
+          <w:rPr>
+            <w:lang w:val="zh_TW" w:bidi="zh_TW"/>
+          </w:rPr>
+          <w:rPr>
+            <w:color w:val="0000EE"/>
+            <w:u w:val="single"/>
+          </w:rPr>
+          <w:t>結47:16–17</w:t>
+        </w:r>
+      </w:hyperlink>
+      <w:r>
+        <w:rPr>
+          <w:lang w:val="zh_TW" w:bidi="zh_TW"/>
+        </w:rPr>
+        <w:t>，</w:t>
+      </w:r>
+      <w:hyperlink r:id="rId124">
+        <w:r>
+          <w:rPr>
+            <w:lang w:val="zh_TW" w:bidi="zh_TW"/>
+          </w:rPr>
+          <w:rPr>
+            <w:color w:val="0000EE"/>
+            <w:u w:val="single"/>
+          </w:rPr>
+          <w:t>48:1</w:t>
+        </w:r>
+      </w:hyperlink>
+      <w:hyperlink r:id="rId125">
+        <w:r>
+          <w:rPr>
+            <w:lang w:val="zh_TW" w:bidi="zh_TW"/>
+          </w:rPr>
+          <w:rPr>
+            <w:color w:val="0000EE"/>
+            <w:u w:val="single"/>
+          </w:rPr>
+          <w:t>；亞9:2</w:t>
+        </w:r>
+      </w:hyperlink>
+      <w:r>
+        <w:rPr>
+          <w:lang w:val="zh_TW" w:bidi="zh_TW"/>
+        </w:rPr>
+        <w:t>）。</w:t>
+        <w:br/>
+      </w:r>
+      <w:r>
+        <w:rPr>
+          <w:lang w:val="zh_TW" w:bidi="zh_TW"/>
+        </w:rPr>
+        <w:t>在馬加比時期，約拿單·馬加比和他的軍隊在哈馬遭遇底米丟王（Demetrius）的軍隊 （</w:t>
+      </w:r>
+      <w:hyperlink r:id="rId126">
+        <w:r>
+          <w:rPr>
+            <w:lang w:val="zh_TW" w:bidi="zh_TW"/>
+          </w:rPr>
+          <w:rPr>
+            <w:color w:val="0000EE"/>
+            <w:u w:val="single"/>
+          </w:rPr>
+          <w:t>馬加比一書12:25</w:t>
+        </w:r>
+      </w:hyperlink>
+      <w:r>
+        <w:rPr>
+          <w:lang w:val="zh_TW" w:bidi="zh_TW"/>
+        </w:rPr>
+        <w:t>）。根據猶太歷史學家約瑟夫的記載，安提阿古·伊皮法尼（安提阿古四世，Antiochus Epiphanes）將這些城市的名字改為</w:t>
+      </w:r>
+      <w:r>
+        <w:rPr>
+          <w:lang w:val="zh_TW" w:bidi="zh_TW"/>
+        </w:rPr>
+        <w:t>伊匹法尼亞</w:t>
+      </w:r>
+      <w:r>
+        <w:rPr>
+          <w:lang w:val="zh_TW" w:bidi="zh_TW"/>
+        </w:rPr>
+        <w:t xml:space="preserve"> （Epiphania，《猶太古史記》1.4.2）。這是希臘人和羅馬人使用的名字。</w:t>
+        <w:br/>
+      </w:r>
+      <w:r>
+        <w:rPr>
+          <w:i/>
+          <w:lang w:val="zh_TW" w:bidi="zh_TW"/>
+        </w:rPr>
+        <w:t>另見</w:t>
+      </w:r>
+      <w:r>
+        <w:rPr>
+          <w:lang w:val="zh_TW" w:bidi="zh_TW"/>
+        </w:rPr>
+        <w:t>哈馬口</w:t>
+      </w:r>
+      <w:r>
+        <w:rPr>
+          <w:lang w:val="zh_TW" w:bidi="zh_TW"/>
+        </w:rPr>
+        <w:t>。</w:t>
+      </w:r>
+    </w:p>
+    <w:p>
+      <w:pPr>
+        <w:pStyle w:val="ListNumber"/>
+        <w:numPr>
+          <w:ilvl w:val="0"/>
+          <w:numId w:val="21"/>
+        </w:numPr>
+        <w:spacing w:line="240" w:lineRule="auto"/>
+        <w:ind w:left="720"/>
+      </w:pPr>
+      <w:r>
+        <w:rPr>
+          <w:lang w:val="zh_TW" w:bidi="zh_TW"/>
+        </w:rPr>
+      </w:r>
+      <w:hyperlink r:id="rId127">
+        <w:r>
+          <w:rPr>
+            <w:lang w:val="zh_TW" w:bidi="zh_TW"/>
+          </w:rPr>
+          <w:rPr>
+            <w:color w:val="0000EE"/>
+            <w:u w:val="single"/>
+          </w:rPr>
+          <w:t>歷代志下八章3節</w:t>
+        </w:r>
+      </w:hyperlink>
+      <w:r>
+        <w:rPr>
+          <w:lang w:val="zh_TW" w:bidi="zh_TW"/>
+        </w:rPr>
+        <w:t>提到哈馬瑣巴，是所羅門征服的城市。有些人認為它與哈馬是同一個城市，其他人則認為它是瑣巴地區的另一個城市。</w:t>
+        <w:br/>
+      </w:r>
+      <w:r>
+        <w:rPr>
+          <w:i/>
+          <w:lang w:val="zh_TW" w:bidi="zh_TW"/>
+        </w:rPr>
+        <w:t>另見</w:t>
+      </w:r>
+      <w:r>
+        <w:rPr>
+          <w:lang w:val="zh_TW" w:bidi="zh_TW"/>
+        </w:rPr>
+        <w:t>哈馬瑣巴</w:t>
+      </w:r>
+      <w:r>
+        <w:rPr>
+          <w:lang w:val="zh_TW" w:bidi="zh_TW"/>
+        </w:rPr>
+        <w:t>。</w:t>
+      </w:r>
+      <w:r>
+        <w:rPr>
+          <w:lang w:val="zh_TW" w:bidi="zh_TW"/>
+        </w:rPr>
+      </w:r>
+      <w:r>
+        <w:rPr>
+          <w:lang w:val="zh_TW" w:bidi="zh_TW"/>
+        </w:rPr>
+      </w:r>
+    </w:p>
+    <w:p>
+      <w:pPr/>
+      <w:r>
+        <w:rPr>
+          <w:lang w:val="zh_TW" w:bidi="zh_TW"/>
+        </w:rPr>
+      </w:r>
+    </w:p>
+    <w:p>
+      <w:pPr>
+        <w:pStyle w:val="Heading2"/>
+      </w:pPr>
+      <w:r>
+        <w:rPr>
+          <w:lang w:val="zh_TW" w:bidi="zh_TW"/>
+        </w:rPr>
+        <w:t>哈馬人</w:t>
+      </w:r>
+      <w:r>
+        <w:rPr>
+          <w:lang w:val="zh_TW" w:bidi="zh_TW"/>
+        </w:rPr>
+      </w:r>
+    </w:p>
+    <w:p>
+      <w:pPr/>
+      <w:r>
+        <w:rPr>
+          <w:lang w:val="zh_TW" w:bidi="zh_TW"/>
+        </w:rPr>
+      </w:r>
+      <w:r>
+        <w:rPr>
+          <w:lang w:val="zh_TW" w:bidi="zh_TW"/>
+        </w:rPr>
+        <w:t>哈馬的居民（</w:t>
+      </w:r>
+      <w:hyperlink r:id="rId109">
+        <w:r>
+          <w:rPr>
+            <w:lang w:val="zh_TW" w:bidi="zh_TW"/>
+          </w:rPr>
+          <w:rPr>
+            <w:color w:val="0000EE"/>
+            <w:u w:val="single"/>
+          </w:rPr>
+          <w:t>創10:18</w:t>
+        </w:r>
+      </w:hyperlink>
+      <w:r>
+        <w:rPr>
+          <w:lang w:val="zh_TW" w:bidi="zh_TW"/>
+        </w:rPr>
+        <w:t>；</w:t>
+      </w:r>
+      <w:hyperlink r:id="rId128">
+        <w:r>
+          <w:rPr>
+            <w:lang w:val="zh_TW" w:bidi="zh_TW"/>
+          </w:rPr>
+          <w:rPr>
+            <w:color w:val="0000EE"/>
+            <w:u w:val="single"/>
+          </w:rPr>
+          <w:t>代上1:16</w:t>
+        </w:r>
+      </w:hyperlink>
+      <w:r>
+        <w:rPr>
+          <w:lang w:val="zh_TW" w:bidi="zh_TW"/>
+        </w:rPr>
+        <w:t>）。</w:t>
+      </w:r>
+      <w:r>
+        <w:rPr>
+          <w:i/>
+          <w:lang w:val="zh_TW" w:bidi="zh_TW"/>
+        </w:rPr>
         <w:t>見</w:t>
       </w:r>
       <w:r>
         <w:rPr>
           <w:lang w:val="zh_TW" w:bidi="zh_TW"/>
         </w:rPr>
-        <w:t xml:space="preserve"> </w:t>
-      </w:r>
-      <w:r>
-        <w:rPr>
-          <w:lang w:val="zh_TW" w:bidi="zh_TW"/>
-        </w:rPr>
-        <w:t>死海，</w:t>
-      </w:r>
-      <w:r>
-        <w:rPr>
-          <w:lang w:val="zh_TW" w:bidi="zh_TW"/>
-        </w:rPr>
-        <w:t>地中海，</w:t>
-      </w:r>
-      <w:r>
-        <w:rPr>
-          <w:lang w:val="zh_TW" w:bidi="zh_TW"/>
-        </w:rPr>
-        <w:t>紅海，</w:t>
-      </w:r>
-      <w:r>
-        <w:rPr>
-          <w:lang w:val="zh_TW" w:bidi="zh_TW"/>
-        </w:rPr>
-        <w:t>加利利海</w:t>
+        <w:t>哈馬 #1</w:t>
       </w:r>
       <w:r>
         <w:rPr>
           <w:lang w:val="zh_TW" w:bidi="zh_TW"/>
         </w:rPr>
         <w:t>。</w:t>
+      </w:r>
+      <w:r>
+        <w:rPr>
+          <w:lang w:val="zh_TW" w:bidi="zh_TW"/>
+        </w:rPr>
+      </w:r>
+      <w:r>
+        <w:rPr>
+          <w:lang w:val="zh_TW" w:bidi="zh_TW"/>
+        </w:rPr>
+      </w:r>
+    </w:p>
+    <w:p>
+      <w:pPr/>
+      <w:r>
+        <w:rPr>
+          <w:lang w:val="zh_TW" w:bidi="zh_TW"/>
+        </w:rPr>
+      </w:r>
+    </w:p>
+    <w:p>
+      <w:pPr>
+        <w:pStyle w:val="Heading2"/>
+      </w:pPr>
+      <w:r>
+        <w:rPr>
+          <w:lang w:val="zh_TW" w:bidi="zh_TW"/>
+        </w:rPr>
+        <w:t>哈麥（地點）</w:t>
+      </w:r>
+      <w:r>
+        <w:rPr>
+          <w:lang w:val="zh_TW" w:bidi="zh_TW"/>
+        </w:rPr>
+      </w:r>
+    </w:p>
+    <w:p>
+      <w:pPr>
+        <w:pStyle w:val="Heading2"/>
+      </w:pPr>
+      <w:r>
+        <w:rPr>
+          <w:lang w:val="zh_TW" w:bidi="zh_TW"/>
+        </w:rPr>
+        <w:t>哈麥</w:t>
+      </w:r>
+      <w:r>
+        <w:rPr>
+          <w:lang w:val="zh_TW" w:bidi="zh_TW"/>
+        </w:rPr>
+        <w:t>（地點）</w:t>
+      </w:r>
+    </w:p>
+    <w:p>
+      <w:pPr/>
+      <w:r>
+        <w:rPr>
+          <w:lang w:val="zh_TW" w:bidi="zh_TW"/>
+        </w:rPr>
+      </w:r>
+      <w:r>
+        <w:rPr>
+          <w:lang w:val="zh_TW" w:bidi="zh_TW"/>
+        </w:rPr>
+        <w:t>基大老瑪和</w:t>
+      </w:r>
+      <w:r>
+        <w:rPr>
+          <w:lang w:val="zh_TW" w:bidi="zh_TW"/>
+        </w:rPr>
+        <w:t>同盟的王</w:t>
+      </w:r>
+      <w:r>
+        <w:rPr>
+          <w:lang w:val="zh_TW" w:bidi="zh_TW"/>
+        </w:rPr>
+        <w:t>擊敗</w:t>
+      </w:r>
+      <w:r>
+        <w:rPr>
+          <w:lang w:val="zh_TW" w:bidi="zh_TW"/>
+        </w:rPr>
+        <w:t>蘇西</w:t>
+      </w:r>
+      <w:r>
+        <w:rPr>
+          <w:lang w:val="zh_TW" w:bidi="zh_TW"/>
+        </w:rPr>
+        <w:t>人的地方（</w:t>
+      </w:r>
+      <w:hyperlink r:id="rId129">
+        <w:r>
+          <w:rPr>
+            <w:lang w:val="zh_TW" w:bidi="zh_TW"/>
+          </w:rPr>
+          <w:rPr>
+            <w:color w:val="0000EE"/>
+            <w:u w:val="single"/>
+          </w:rPr>
+          <w:t>創14:5</w:t>
+        </w:r>
+      </w:hyperlink>
+      <w:r>
+        <w:rPr>
+          <w:lang w:val="zh_TW" w:bidi="zh_TW"/>
+        </w:rPr>
+        <w:t>）。這個名字可能由現代的瓦迪爾雷吉拉（Wadi er-Rejeilah）附近的哈麥山丘（Tell Ham）存留下來。那裡已經發掘出青銅時代和鐵器時代，人們定居的地方。</w:t>
+      </w:r>
+      <w:r>
+        <w:rPr>
+          <w:lang w:val="zh_TW" w:bidi="zh_TW"/>
+        </w:rPr>
+      </w:r>
+      <w:r>
+        <w:rPr>
+          <w:lang w:val="zh_TW" w:bidi="zh_TW"/>
+        </w:rPr>
+      </w:r>
+    </w:p>
+    <w:p>
+      <w:pPr/>
+      <w:r>
+        <w:rPr>
+          <w:lang w:val="zh_TW" w:bidi="zh_TW"/>
+        </w:rPr>
+      </w:r>
+    </w:p>
+    <w:p>
+      <w:pPr>
+        <w:pStyle w:val="Heading2"/>
+      </w:pPr>
+      <w:r>
+        <w:rPr>
+          <w:lang w:val="zh_TW" w:bidi="zh_TW"/>
+        </w:rPr>
+        <w:t>哈抹</w:t>
+      </w:r>
+      <w:r>
+        <w:rPr>
+          <w:lang w:val="zh_TW" w:bidi="zh_TW"/>
+        </w:rPr>
+      </w:r>
+    </w:p>
+    <w:p>
+      <w:pPr/>
+      <w:r>
+        <w:rPr>
+          <w:lang w:val="zh_TW" w:bidi="zh_TW"/>
+        </w:rPr>
+      </w:r>
+      <w:r>
+        <w:rPr>
+          <w:lang w:val="zh_TW" w:bidi="zh_TW"/>
+        </w:rPr>
+        <w:t>統治示劍附近地區的一位希未人或何利人的首領（</w:t>
+      </w:r>
+      <w:hyperlink r:id="rId130">
+        <w:r>
+          <w:rPr>
+            <w:lang w:val="zh_TW" w:bidi="zh_TW"/>
+          </w:rPr>
+          <w:rPr>
+            <w:color w:val="0000EE"/>
+            <w:u w:val="single"/>
+          </w:rPr>
+          <w:t>創34:2</w:t>
+        </w:r>
+      </w:hyperlink>
+      <w:r>
+        <w:rPr>
+          <w:lang w:val="zh_TW" w:bidi="zh_TW"/>
+        </w:rPr>
+        <w:t>）。當雅各帶著家人從巴旦‧亞蘭歸回時，曾向哈抹購買土地。就在那段期間，哈抹的兒子示劍強迫雅各的女兒底拿與他發生性關係。</w:t>
+      </w:r>
+    </w:p>
+    <w:p>
+      <w:pPr/>
+      <w:r>
+        <w:rPr>
+          <w:lang w:val="zh_TW" w:bidi="zh_TW"/>
+        </w:rPr>
+      </w:r>
+      <w:r>
+        <w:rPr>
+          <w:lang w:val="zh_TW" w:bidi="zh_TW"/>
+        </w:rPr>
+        <w:t>後來，哈抹應兒子的要求向雅各求親，希望示劍能娶底拿為妻，並提出聘禮。西緬和利未假意與他們和好，欺騙那城所有男子接受割禮。趁著他們的傷口尚未痊癒，西緬和利未攻擊並殺死了他們，為妹妹所受的羞辱報仇。</w:t>
+      </w:r>
+    </w:p>
+    <w:p>
+      <w:pPr/>
+      <w:r>
+        <w:rPr>
+          <w:lang w:val="zh_TW" w:bidi="zh_TW"/>
+        </w:rPr>
+      </w:r>
+      <w:r>
+        <w:rPr>
+          <w:lang w:val="zh_TW" w:bidi="zh_TW"/>
+        </w:rPr>
+        <w:t>「哈抹」也是雅各為兒子以薩迦祝福時所使用的一個希伯來文詞語（</w:t>
+      </w:r>
+      <w:hyperlink r:id="rId131">
+        <w:r>
+          <w:rPr>
+            <w:lang w:val="zh_TW" w:bidi="zh_TW"/>
+          </w:rPr>
+          <w:rPr>
+            <w:color w:val="0000EE"/>
+            <w:u w:val="single"/>
+          </w:rPr>
+          <w:t>創49:14</w:t>
+        </w:r>
+      </w:hyperlink>
+      <w:r>
+        <w:rPr>
+          <w:lang w:val="zh_TW" w:bidi="zh_TW"/>
+        </w:rPr>
+        <w:t>）。這個詞在舊約聖經中通常是指「驢」（例：</w:t>
+      </w:r>
+      <w:hyperlink r:id="rId132">
+        <w:r>
+          <w:rPr>
+            <w:lang w:val="zh_TW" w:bidi="zh_TW"/>
+          </w:rPr>
+          <w:rPr>
+            <w:color w:val="0000EE"/>
+            <w:u w:val="single"/>
+          </w:rPr>
+          <w:t>創42:26</w:t>
+        </w:r>
+      </w:hyperlink>
+      <w:r>
+        <w:rPr>
+          <w:lang w:val="zh_TW" w:bidi="zh_TW"/>
+        </w:rPr>
+        <w:t>；</w:t>
+      </w:r>
+      <w:hyperlink r:id="rId133">
+        <w:r>
+          <w:rPr>
+            <w:lang w:val="zh_TW" w:bidi="zh_TW"/>
+          </w:rPr>
+          <w:rPr>
+            <w:color w:val="0000EE"/>
+            <w:u w:val="single"/>
+          </w:rPr>
+          <w:t>出20:17</w:t>
+        </w:r>
+      </w:hyperlink>
+      <w:r>
+        <w:rPr>
+          <w:lang w:val="zh_TW" w:bidi="zh_TW"/>
+        </w:rPr>
+        <w:t>；</w:t>
+      </w:r>
+      <w:hyperlink r:id="rId134">
+        <w:r>
+          <w:rPr>
+            <w:lang w:val="zh_TW" w:bidi="zh_TW"/>
+          </w:rPr>
+          <w:rPr>
+            <w:color w:val="0000EE"/>
+            <w:u w:val="single"/>
+          </w:rPr>
+          <w:t>士15:15</w:t>
+        </w:r>
+      </w:hyperlink>
+      <w:r>
+        <w:rPr>
+          <w:lang w:val="zh_TW" w:bidi="zh_TW"/>
+        </w:rPr>
+        <w:t>；</w:t>
+      </w:r>
+      <w:hyperlink r:id="rId135">
+        <w:r>
+          <w:rPr>
+            <w:lang w:val="zh_TW" w:bidi="zh_TW"/>
+          </w:rPr>
+          <w:rPr>
+            <w:color w:val="0000EE"/>
+            <w:u w:val="single"/>
+          </w:rPr>
+          <w:t>賽1:3</w:t>
+        </w:r>
+      </w:hyperlink>
+      <w:r>
+        <w:rPr>
+          <w:lang w:val="zh_TW" w:bidi="zh_TW"/>
+        </w:rPr>
+        <w:t>；</w:t>
+      </w:r>
+      <w:hyperlink r:id="rId136">
+        <w:r>
+          <w:rPr>
+            <w:lang w:val="zh_TW" w:bidi="zh_TW"/>
+          </w:rPr>
+          <w:rPr>
+            <w:color w:val="0000EE"/>
+            <w:u w:val="single"/>
+          </w:rPr>
+          <w:t>亞9:9</w:t>
+        </w:r>
+      </w:hyperlink>
+      <w:r>
+        <w:rPr>
+          <w:lang w:val="zh_TW" w:bidi="zh_TW"/>
+        </w:rPr>
+        <w:t>）。</w:t>
+      </w:r>
+      <w:r>
+        <w:rPr>
+          <w:lang w:val="zh_TW" w:bidi="zh_TW"/>
+        </w:rPr>
+      </w:r>
+      <w:r>
+        <w:rPr>
+          <w:lang w:val="zh_TW" w:bidi="zh_TW"/>
+        </w:rPr>
+      </w:r>
+    </w:p>
+    <w:p>
+      <w:pPr/>
+      <w:r>
+        <w:rPr>
+          <w:lang w:val="zh_TW" w:bidi="zh_TW"/>
+        </w:rPr>
+      </w:r>
+    </w:p>
+    <w:p>
+      <w:pPr>
+        <w:pStyle w:val="Heading2"/>
+      </w:pPr>
+      <w:r>
+        <w:rPr>
+          <w:lang w:val="zh_TW" w:bidi="zh_TW"/>
+        </w:rPr>
+        <w:t>哈母勒，哈母勒族</w:t>
+      </w:r>
+      <w:r>
+        <w:rPr>
+          <w:lang w:val="zh_TW" w:bidi="zh_TW"/>
+        </w:rPr>
+      </w:r>
+    </w:p>
+    <w:p>
+      <w:pPr/>
+      <w:r>
+        <w:rPr>
+          <w:lang w:val="zh_TW" w:bidi="zh_TW"/>
+        </w:rPr>
+      </w:r>
+      <w:r>
+        <w:rPr>
+          <w:lang w:val="zh_TW" w:bidi="zh_TW"/>
+        </w:rPr>
+        <w:t>法勒斯的小兒子（</w:t>
+      </w:r>
+      <w:hyperlink r:id="rId137">
+        <w:r>
+          <w:rPr>
+            <w:lang w:val="zh_TW" w:bidi="zh_TW"/>
+          </w:rPr>
+          <w:rPr>
+            <w:color w:val="0000EE"/>
+            <w:u w:val="single"/>
+          </w:rPr>
+          <w:t>創46:12</w:t>
+        </w:r>
+      </w:hyperlink>
+      <w:r>
+        <w:rPr>
+          <w:lang w:val="zh_TW" w:bidi="zh_TW"/>
+        </w:rPr>
+        <w:t>；</w:t>
+      </w:r>
+      <w:hyperlink r:id="rId138">
+        <w:r>
+          <w:rPr>
+            <w:lang w:val="zh_TW" w:bidi="zh_TW"/>
+          </w:rPr>
+          <w:rPr>
+            <w:color w:val="0000EE"/>
+            <w:u w:val="single"/>
+          </w:rPr>
+          <w:t>代上2:5</w:t>
+        </w:r>
+      </w:hyperlink>
+      <w:r>
+        <w:rPr>
+          <w:lang w:val="zh_TW" w:bidi="zh_TW"/>
+        </w:rPr>
+        <w:t>），也是哈母勒族的祖先（</w:t>
+      </w:r>
+      <w:hyperlink r:id="rId139">
+        <w:r>
+          <w:rPr>
+            <w:lang w:val="zh_TW" w:bidi="zh_TW"/>
+          </w:rPr>
+          <w:rPr>
+            <w:color w:val="0000EE"/>
+            <w:u w:val="single"/>
+          </w:rPr>
+          <w:t>民26:21</w:t>
+        </w:r>
+      </w:hyperlink>
+      <w:r>
+        <w:rPr>
+          <w:lang w:val="zh_TW" w:bidi="zh_TW"/>
+        </w:rPr>
+        <w:t>）。</w:t>
+      </w:r>
+      <w:r>
+        <w:rPr>
+          <w:lang w:val="zh_TW" w:bidi="zh_TW"/>
+        </w:rPr>
+      </w:r>
+      <w:r>
+        <w:rPr>
+          <w:lang w:val="zh_TW" w:bidi="zh_TW"/>
+        </w:rPr>
+      </w:r>
+    </w:p>
+    <w:p>
+      <w:pPr/>
+      <w:r>
+        <w:rPr>
+          <w:lang w:val="zh_TW" w:bidi="zh_TW"/>
+        </w:rPr>
+      </w:r>
+    </w:p>
+    <w:p>
+      <w:pPr>
+        <w:pStyle w:val="Heading2"/>
+      </w:pPr>
+      <w:r>
+        <w:rPr>
+          <w:lang w:val="zh_TW" w:bidi="zh_TW"/>
+        </w:rPr>
+        <w:t>哈諾</w:t>
+      </w:r>
+      <w:r>
+        <w:rPr>
+          <w:lang w:val="zh_TW" w:bidi="zh_TW"/>
+        </w:rPr>
+      </w:r>
+    </w:p>
+    <w:p>
+      <w:pPr>
+        <w:pStyle w:val="ListNumber"/>
+        <w:numPr>
+          <w:ilvl w:val="0"/>
+          <w:numId w:val="22"/>
+        </w:numPr>
+        <w:spacing w:line="240" w:lineRule="auto"/>
+        <w:ind w:left="720"/>
+      </w:pPr>
+      <w:r>
+        <w:rPr>
+          <w:lang w:val="zh_TW" w:bidi="zh_TW"/>
+        </w:rPr>
+      </w:r>
+      <w:r>
+        <w:rPr>
+          <w:lang w:val="zh_TW" w:bidi="zh_TW"/>
+        </w:rPr>
+        <w:t>米甸的第三個兒子，也是亞伯拉罕與基土拉的後裔（</w:t>
+      </w:r>
+      <w:hyperlink r:id="rId140">
+        <w:r>
+          <w:rPr>
+            <w:lang w:val="zh_TW" w:bidi="zh_TW"/>
+          </w:rPr>
+          <w:rPr>
+            <w:color w:val="0000EE"/>
+            <w:u w:val="single"/>
+          </w:rPr>
+          <w:t>創25:4</w:t>
+        </w:r>
+      </w:hyperlink>
+      <w:r>
+        <w:rPr>
+          <w:lang w:val="zh_TW" w:bidi="zh_TW"/>
+        </w:rPr>
+        <w:t>；</w:t>
+      </w:r>
+      <w:hyperlink r:id="rId141">
+        <w:r>
+          <w:rPr>
+            <w:lang w:val="zh_TW" w:bidi="zh_TW"/>
+          </w:rPr>
+          <w:rPr>
+            <w:color w:val="0000EE"/>
+            <w:u w:val="single"/>
+          </w:rPr>
+          <w:t>代上1:33</w:t>
+        </w:r>
+      </w:hyperlink>
+      <w:r>
+        <w:rPr>
+          <w:lang w:val="zh_TW" w:bidi="zh_TW"/>
+        </w:rPr>
+        <w:t>）。</w:t>
+      </w:r>
+    </w:p>
+    <w:p>
+      <w:pPr>
+        <w:pStyle w:val="ListNumber"/>
+        <w:spacing w:line="240" w:lineRule="auto"/>
+        <w:ind w:left="720"/>
+      </w:pPr>
+      <w:r>
+        <w:rPr>
+          <w:lang w:val="zh_TW" w:bidi="zh_TW"/>
+        </w:rPr>
+      </w:r>
+      <w:r>
+        <w:rPr>
+          <w:lang w:val="zh_TW" w:bidi="zh_TW"/>
+        </w:rPr>
+        <w:t>呂便的長子（</w:t>
+      </w:r>
+      <w:hyperlink r:id="rId142">
+        <w:r>
+          <w:rPr>
+            <w:lang w:val="zh_TW" w:bidi="zh_TW"/>
+          </w:rPr>
+          <w:rPr>
+            <w:color w:val="0000EE"/>
+            <w:u w:val="single"/>
+          </w:rPr>
+          <w:t>創46:9</w:t>
+        </w:r>
+      </w:hyperlink>
+      <w:r>
+        <w:rPr>
+          <w:lang w:val="zh_TW" w:bidi="zh_TW"/>
+        </w:rPr>
+        <w:t>；</w:t>
+      </w:r>
+      <w:hyperlink r:id="rId143">
+        <w:r>
+          <w:rPr>
+            <w:lang w:val="zh_TW" w:bidi="zh_TW"/>
+          </w:rPr>
+          <w:rPr>
+            <w:color w:val="0000EE"/>
+            <w:u w:val="single"/>
+          </w:rPr>
+          <w:t>出6:14</w:t>
+        </w:r>
+      </w:hyperlink>
+      <w:r>
+        <w:rPr>
+          <w:lang w:val="zh_TW" w:bidi="zh_TW"/>
+        </w:rPr>
+        <w:t>；</w:t>
+      </w:r>
+      <w:hyperlink r:id="rId144">
+        <w:r>
+          <w:rPr>
+            <w:lang w:val="zh_TW" w:bidi="zh_TW"/>
+          </w:rPr>
+          <w:rPr>
+            <w:color w:val="0000EE"/>
+            <w:u w:val="single"/>
+          </w:rPr>
+          <w:t>代上5:3</w:t>
+        </w:r>
+      </w:hyperlink>
+      <w:r>
+        <w:rPr>
+          <w:lang w:val="zh_TW" w:bidi="zh_TW"/>
+        </w:rPr>
+        <w:t>）以及哈諾族的祖先（</w:t>
+      </w:r>
+      <w:hyperlink r:id="rId145">
+        <w:r>
+          <w:rPr>
+            <w:lang w:val="zh_TW" w:bidi="zh_TW"/>
+          </w:rPr>
+          <w:rPr>
+            <w:color w:val="0000EE"/>
+            <w:u w:val="single"/>
+          </w:rPr>
+          <w:t>民26:5</w:t>
+        </w:r>
+      </w:hyperlink>
+      <w:r>
+        <w:rPr>
+          <w:lang w:val="zh_TW" w:bidi="zh_TW"/>
+        </w:rPr>
+        <w:t>）。</w:t>
+      </w:r>
+      <w:r>
+        <w:rPr>
+          <w:lang w:val="zh_TW" w:bidi="zh_TW"/>
+        </w:rPr>
+      </w:r>
+      <w:r>
+        <w:rPr>
+          <w:lang w:val="zh_TW" w:bidi="zh_TW"/>
+        </w:rPr>
+      </w:r>
+    </w:p>
+    <w:p>
+      <w:pPr/>
+      <w:r>
+        <w:rPr>
+          <w:lang w:val="zh_TW" w:bidi="zh_TW"/>
+        </w:rPr>
+      </w:r>
+    </w:p>
+    <w:p>
+      <w:pPr>
+        <w:pStyle w:val="Heading2"/>
+      </w:pPr>
+      <w:r>
+        <w:rPr>
+          <w:lang w:val="zh_TW" w:bidi="zh_TW"/>
+        </w:rPr>
+        <w:t>哈薩瑪非</w:t>
+      </w:r>
+      <w:r>
+        <w:rPr>
+          <w:lang w:val="zh_TW" w:bidi="zh_TW"/>
+        </w:rPr>
+      </w:r>
+    </w:p>
+    <w:p>
+      <w:pPr/>
+      <w:r>
+        <w:rPr>
+          <w:lang w:val="zh_TW" w:bidi="zh_TW"/>
+        </w:rPr>
+      </w:r>
+      <w:r>
+        <w:rPr>
+          <w:lang w:val="zh_TW" w:bidi="zh_TW"/>
+        </w:rPr>
+        <w:t>閃的後裔約坍的兒子（</w:t>
+      </w:r>
+      <w:hyperlink r:id="rId146">
+        <w:r>
+          <w:rPr>
+            <w:lang w:val="zh_TW" w:bidi="zh_TW"/>
+          </w:rPr>
+          <w:rPr>
+            <w:color w:val="0000EE"/>
+            <w:u w:val="single"/>
+          </w:rPr>
+          <w:t>創10:26</w:t>
+        </w:r>
+      </w:hyperlink>
+      <w:r>
+        <w:rPr>
+          <w:lang w:val="zh_TW" w:bidi="zh_TW"/>
+        </w:rPr>
+        <w:t>；</w:t>
+      </w:r>
+      <w:hyperlink r:id="rId147">
+        <w:r>
+          <w:rPr>
+            <w:lang w:val="zh_TW" w:bidi="zh_TW"/>
+          </w:rPr>
+          <w:rPr>
+            <w:color w:val="0000EE"/>
+            <w:u w:val="single"/>
+          </w:rPr>
+          <w:t>代上1:20</w:t>
+        </w:r>
+      </w:hyperlink>
+      <w:r>
+        <w:rPr>
+          <w:lang w:val="zh_TW" w:bidi="zh_TW"/>
+        </w:rPr>
+        <w:t>），其後代居住在阿拉伯南部（</w:t>
+      </w:r>
+      <w:hyperlink r:id="rId148">
+        <w:r>
+          <w:rPr>
+            <w:lang w:val="zh_TW" w:bidi="zh_TW"/>
+          </w:rPr>
+          <w:rPr>
+            <w:color w:val="0000EE"/>
+            <w:u w:val="single"/>
+          </w:rPr>
+          <w:t>創10:30</w:t>
+        </w:r>
+      </w:hyperlink>
+      <w:r>
+        <w:rPr>
+          <w:lang w:val="zh_TW" w:bidi="zh_TW"/>
+        </w:rPr>
+        <w:t>）的哈德拉毛谷（Wadi Hadhramaut）。那裡的考古發掘結果顯示，在公元前五世紀，該地區因乳香貿易而經濟繁榮。這種貿易在公元前二世紀復興，使該地區富強且具有影響力。</w:t>
+      </w:r>
+      <w:r>
+        <w:rPr>
+          <w:lang w:val="zh_TW" w:bidi="zh_TW"/>
+        </w:rPr>
+      </w:r>
+      <w:r>
+        <w:rPr>
+          <w:lang w:val="zh_TW" w:bidi="zh_TW"/>
+        </w:rPr>
+      </w:r>
+    </w:p>
+    <w:p>
+      <w:pPr/>
+      <w:r>
+        <w:rPr>
+          <w:lang w:val="zh_TW" w:bidi="zh_TW"/>
+        </w:rPr>
+      </w:r>
+    </w:p>
+    <w:p>
+      <w:pPr>
+        <w:pStyle w:val="Heading2"/>
+      </w:pPr>
+      <w:r>
+        <w:rPr>
+          <w:lang w:val="zh_TW" w:bidi="zh_TW"/>
+        </w:rPr>
+        <w:t>哈瑣</w:t>
+      </w:r>
+      <w:r>
+        <w:rPr>
+          <w:lang w:val="zh_TW" w:bidi="zh_TW"/>
+        </w:rPr>
+      </w:r>
+    </w:p>
+    <w:p>
+      <w:pPr/>
+      <w:r>
+        <w:rPr>
+          <w:lang w:val="zh_TW" w:bidi="zh_TW"/>
+        </w:rPr>
+      </w:r>
+      <w:r>
+        <w:rPr>
+          <w:lang w:val="zh_TW" w:bidi="zh_TW"/>
+        </w:rPr>
+        <w:t>哈瑣是拿鶴的第五個兒子（</w:t>
+      </w:r>
+      <w:hyperlink r:id="rId149">
+        <w:r>
+          <w:rPr>
+            <w:lang w:val="zh_TW" w:bidi="zh_TW"/>
+          </w:rPr>
+          <w:rPr>
+            <w:color w:val="0000EE"/>
+            <w:u w:val="single"/>
+          </w:rPr>
+          <w:t>創22:22</w:t>
+        </w:r>
+      </w:hyperlink>
+      <w:r>
+        <w:rPr>
+          <w:lang w:val="zh_TW" w:bidi="zh_TW"/>
+        </w:rPr>
+        <w:t>）；也很可能用作拿鶴後裔某支族的名稱。它也被識別為名為Hazu的地區，此名稱是指阿拉伯北部一帶的山地地區，該地區出現在一則記載亞述王以撒哈頓對阿拉伯遠征的銘文中。</w:t>
+      </w:r>
+      <w:r>
+        <w:rPr>
+          <w:lang w:val="zh_TW" w:bidi="zh_TW"/>
+        </w:rPr>
+      </w:r>
+      <w:r>
+        <w:rPr>
+          <w:lang w:val="zh_TW" w:bidi="zh_TW"/>
+        </w:rPr>
+      </w:r>
+    </w:p>
+    <w:p>
+      <w:pPr/>
+      <w:r>
+        <w:rPr>
+          <w:lang w:val="zh_TW" w:bidi="zh_TW"/>
+        </w:rPr>
+      </w:r>
+    </w:p>
+    <w:p>
+      <w:pPr>
+        <w:pStyle w:val="Heading2"/>
+      </w:pPr>
+      <w:r>
+        <w:rPr>
+          <w:lang w:val="zh_TW" w:bidi="zh_TW"/>
+        </w:rPr>
+        <w:t>哈洗遜‧他瑪</w:t>
+      </w:r>
+      <w:r>
+        <w:rPr>
+          <w:lang w:val="zh_TW" w:bidi="zh_TW"/>
+        </w:rPr>
+      </w:r>
+    </w:p>
+    <w:p>
+      <w:pPr>
+        <w:pStyle w:val="Heading2"/>
+      </w:pPr>
+      <w:r>
+        <w:rPr>
+          <w:lang w:val="zh_TW" w:bidi="zh_TW"/>
+        </w:rPr>
+        <w:t>哈洗遜</w:t>
+      </w:r>
+      <w:r>
+        <w:rPr>
+          <w:lang w:val="zh_TW" w:bidi="zh_TW"/>
+        </w:rPr>
+        <w:t>‧他瑪</w:t>
+      </w:r>
+      <w:r>
+        <w:rPr>
+          <w:lang w:val="zh_TW" w:bidi="zh_TW"/>
+        </w:rPr>
+        <w:t>*</w:t>
+      </w:r>
+    </w:p>
+    <w:p>
+      <w:pPr/>
+      <w:r>
+        <w:rPr>
+          <w:lang w:val="zh_TW" w:bidi="zh_TW"/>
+        </w:rPr>
+      </w:r>
+      <w:r>
+        <w:rPr>
+          <w:lang w:val="zh_TW" w:bidi="zh_TW"/>
+        </w:rPr>
+        <w:t>有些譯本將</w:t>
+      </w:r>
+      <w:hyperlink r:id="rId150">
+        <w:r>
+          <w:rPr>
+            <w:lang w:val="zh_TW" w:bidi="zh_TW"/>
+          </w:rPr>
+          <w:rPr>
+            <w:color w:val="0000EE"/>
+            <w:u w:val="single"/>
+          </w:rPr>
+          <w:t>創世記十四章7節</w:t>
+        </w:r>
+      </w:hyperlink>
+      <w:r>
+        <w:rPr>
+          <w:lang w:val="zh_TW" w:bidi="zh_TW"/>
+        </w:rPr>
+        <w:t>的哈洗遜‧他瑪拼寫為哈洗遜‧達莫。</w:t>
+      </w:r>
+      <w:r>
+        <w:rPr>
+          <w:i/>
+          <w:lang w:val="zh_TW" w:bidi="zh_TW"/>
+        </w:rPr>
+        <w:t>見</w:t>
+      </w:r>
+      <w:r>
+        <w:rPr>
+          <w:lang w:val="zh_TW" w:bidi="zh_TW"/>
+        </w:rPr>
+        <w:t>哈洗遜‧他瑪</w:t>
+      </w:r>
+      <w:r>
+        <w:rPr>
+          <w:lang w:val="zh_TW" w:bidi="zh_TW"/>
+        </w:rPr>
+        <w:t>。</w:t>
+      </w:r>
+      <w:r>
+        <w:rPr>
+          <w:lang w:val="zh_TW" w:bidi="zh_TW"/>
+        </w:rPr>
+      </w:r>
+      <w:r>
+        <w:rPr>
+          <w:lang w:val="zh_TW" w:bidi="zh_TW"/>
+        </w:rPr>
+      </w:r>
+    </w:p>
+    <w:p>
+      <w:pPr/>
+      <w:r>
+        <w:rPr>
+          <w:lang w:val="zh_TW" w:bidi="zh_TW"/>
+        </w:rPr>
+      </w:r>
+    </w:p>
+    <w:p>
+      <w:pPr>
+        <w:pStyle w:val="Heading2"/>
+      </w:pPr>
+      <w:r>
+        <w:rPr>
+          <w:lang w:val="zh_TW" w:bidi="zh_TW"/>
+        </w:rPr>
+        <w:t>哈洗遜他瑪</w:t>
+      </w:r>
+      <w:r>
+        <w:rPr>
+          <w:lang w:val="zh_TW" w:bidi="zh_TW"/>
+        </w:rPr>
+      </w:r>
+    </w:p>
+    <w:p>
+      <w:pPr/>
+      <w:r>
+        <w:rPr>
+          <w:lang w:val="zh_TW" w:bidi="zh_TW"/>
+        </w:rPr>
+      </w:r>
+      <w:r>
+        <w:rPr>
+          <w:lang w:val="zh_TW" w:bidi="zh_TW"/>
+        </w:rPr>
+        <w:t>即</w:t>
+      </w:r>
+      <w:hyperlink r:id="rId151">
+        <w:r>
+          <w:rPr>
+            <w:lang w:val="zh_TW" w:bidi="zh_TW"/>
+          </w:rPr>
+          <w:rPr>
+            <w:color w:val="0000EE"/>
+            <w:u w:val="single"/>
+          </w:rPr>
+          <w:t>歷代志下二十章2節</w:t>
+        </w:r>
+      </w:hyperlink>
+      <w:r>
+        <w:rPr>
+          <w:lang w:val="zh_TW" w:bidi="zh_TW"/>
+        </w:rPr>
+        <w:t>的隱‧基底。在亞伯拉罕的時代，亞摩利人居住在這裡，他們被基大老瑪征服，當時他和其他東方的王橫掃該地區（</w:t>
+      </w:r>
+      <w:hyperlink r:id="rId150">
+        <w:r>
+          <w:rPr>
+            <w:lang w:val="zh_TW" w:bidi="zh_TW"/>
+          </w:rPr>
+          <w:rPr>
+            <w:color w:val="0000EE"/>
+            <w:u w:val="single"/>
+          </w:rPr>
+          <w:t>創14:7</w:t>
+        </w:r>
+      </w:hyperlink>
+      <w:r>
+        <w:rPr>
+          <w:lang w:val="zh_TW" w:bidi="zh_TW"/>
+        </w:rPr>
+        <w:t>）。有人認為這可能是所羅門加固修築的達莫（</w:t>
+      </w:r>
+      <w:hyperlink r:id="rId152">
+        <w:r>
+          <w:rPr>
+            <w:lang w:val="zh_TW" w:bidi="zh_TW"/>
+          </w:rPr>
+          <w:rPr>
+            <w:color w:val="0000EE"/>
+            <w:u w:val="single"/>
+          </w:rPr>
+          <w:t>王上9:18</w:t>
+        </w:r>
+      </w:hyperlink>
+      <w:r>
+        <w:rPr>
+          <w:lang w:val="zh_TW" w:bidi="zh_TW"/>
+        </w:rPr>
+        <w:t>），是以西結所說在以色列東南方的</w:t>
+      </w:r>
+      <w:r>
+        <w:rPr>
+          <w:lang w:val="zh_TW" w:bidi="zh_TW"/>
+        </w:rPr>
+        <w:t>他瑪</w:t>
+      </w:r>
+      <w:r>
+        <w:rPr>
+          <w:lang w:val="zh_TW" w:bidi="zh_TW"/>
+        </w:rPr>
+        <w:t>（</w:t>
+      </w:r>
+      <w:hyperlink r:id="rId153">
+        <w:r>
+          <w:rPr>
+            <w:lang w:val="zh_TW" w:bidi="zh_TW"/>
+          </w:rPr>
+          <w:rPr>
+            <w:color w:val="0000EE"/>
+            <w:u w:val="single"/>
+          </w:rPr>
+          <w:t>結47:18–19</w:t>
+        </w:r>
+      </w:hyperlink>
+      <w:r>
+        <w:rPr>
+          <w:lang w:val="zh_TW" w:bidi="zh_TW"/>
+        </w:rPr>
+        <w:t>，</w:t>
+      </w:r>
+      <w:hyperlink r:id="rId154">
+        <w:r>
+          <w:rPr>
+            <w:lang w:val="zh_TW" w:bidi="zh_TW"/>
+          </w:rPr>
+          <w:rPr>
+            <w:color w:val="0000EE"/>
+            <w:u w:val="single"/>
+          </w:rPr>
+          <w:t>48:28</w:t>
+        </w:r>
+      </w:hyperlink>
+      <w:r>
+        <w:rPr>
+          <w:lang w:val="zh_TW" w:bidi="zh_TW"/>
+        </w:rPr>
+        <w:t>）。哈薩薩谷（Wadi Hasasa）顯然是以這個古老的地點命名。</w:t>
       </w:r>
       <w:r>
         <w:rPr>
@@ -2623,6 +7346,60 @@
   <w:num w:numId="13" w16cid:durableId="592781308">
     <w:abstractNumId w:val="11"/>
   </w:num>
+  <w:num w:numId="14">
+    <w:abstractNumId w:val="3"/>
+    <w:lvlOverride w:ilvl="0">
+      <w:startOverride w:val="1"/>
+    </w:lvlOverride>
+  </w:num>
+  <w:num w:numId="15">
+    <w:abstractNumId w:val="3"/>
+    <w:lvlOverride w:ilvl="0">
+      <w:startOverride w:val="1"/>
+    </w:lvlOverride>
+  </w:num>
+  <w:num w:numId="16">
+    <w:abstractNumId w:val="3"/>
+    <w:lvlOverride w:ilvl="0">
+      <w:startOverride w:val="1"/>
+    </w:lvlOverride>
+  </w:num>
+  <w:num w:numId="17">
+    <w:abstractNumId w:val="3"/>
+    <w:lvlOverride w:ilvl="0">
+      <w:startOverride w:val="1"/>
+    </w:lvlOverride>
+  </w:num>
+  <w:num w:numId="18">
+    <w:abstractNumId w:val="3"/>
+    <w:lvlOverride w:ilvl="0">
+      <w:startOverride w:val="1"/>
+    </w:lvlOverride>
+  </w:num>
+  <w:num w:numId="19">
+    <w:abstractNumId w:val="3"/>
+    <w:lvlOverride w:ilvl="0">
+      <w:startOverride w:val="1"/>
+    </w:lvlOverride>
+  </w:num>
+  <w:num w:numId="20">
+    <w:abstractNumId w:val="3"/>
+    <w:lvlOverride w:ilvl="0">
+      <w:startOverride w:val="1"/>
+    </w:lvlOverride>
+  </w:num>
+  <w:num w:numId="21">
+    <w:abstractNumId w:val="3"/>
+    <w:lvlOverride w:ilvl="0">
+      <w:startOverride w:val="1"/>
+    </w:lvlOverride>
+  </w:num>
+  <w:num w:numId="22">
+    <w:abstractNumId w:val="3"/>
+    <w:lvlOverride w:ilvl="0">
+      <w:startOverride w:val="1"/>
+    </w:lvlOverride>
+  </w:num>
   <w:numIdMacAtCleanup w:val="10"/>
 </w:numbering>
 </file>

--- a/zht/docx/057.content.docx
+++ b/zht/docx/057.content.docx
@@ -241,18 +241,12 @@
         </w:rPr>
         <w:t>在</w:t>
       </w:r>
-      <w:hyperlink r:id="rId13">
-        <w:r>
-          <w:rPr>
-            <w:lang w:val="zh_TW" w:bidi="zh_TW"/>
-          </w:rPr>
-          <w:rPr>
-            <w:color w:val="0000EE"/>
-            <w:u w:val="single"/>
-          </w:rPr>
-          <w:t>創世記二十五章15節</w:t>
-        </w:r>
-      </w:hyperlink>
+      <w:r>
+        <w:rPr>
+          <w:lang w:val="zh_TW" w:bidi="zh_TW"/>
+        </w:rPr>
+        <w:t>創世記二十五章15節</w:t>
+      </w:r>
       <w:r>
         <w:rPr>
           <w:lang w:val="zh_TW" w:bidi="zh_TW"/>
@@ -297,18 +291,12 @@
         </w:rPr>
         <w:t>在</w:t>
       </w:r>
-      <w:hyperlink r:id="rId14">
-        <w:r>
-          <w:rPr>
-            <w:lang w:val="zh_TW" w:bidi="zh_TW"/>
-          </w:rPr>
-          <w:rPr>
-            <w:color w:val="0000EE"/>
-            <w:u w:val="single"/>
-          </w:rPr>
-          <w:t>創世記三十六章39節</w:t>
-        </w:r>
-      </w:hyperlink>
+      <w:r>
+        <w:rPr>
+          <w:lang w:val="zh_TW" w:bidi="zh_TW"/>
+        </w:rPr>
+        <w:t>創世記三十六章39節</w:t>
+      </w:r>
       <w:r>
         <w:rPr>
           <w:lang w:val="zh_TW" w:bidi="zh_TW"/>
@@ -399,72 +387,48 @@
         </w:rPr>
         <w:t>哈大是以實瑪利十二個兒子中的第八位，因此也是亞伯拉罕的子孫（</w:t>
       </w:r>
-      <w:hyperlink r:id="rId13">
-        <w:r>
-          <w:rPr>
-            <w:lang w:val="zh_TW" w:bidi="zh_TW"/>
-          </w:rPr>
-          <w:rPr>
-            <w:color w:val="0000EE"/>
-            <w:u w:val="single"/>
-          </w:rPr>
-          <w:t>創25:15</w:t>
-        </w:r>
-      </w:hyperlink>
+      <w:r>
+        <w:rPr>
+          <w:lang w:val="zh_TW" w:bidi="zh_TW"/>
+        </w:rPr>
+        <w:t>創25:15</w:t>
+      </w:r>
       <w:r>
         <w:rPr>
           <w:lang w:val="zh_TW" w:bidi="zh_TW"/>
         </w:rPr>
         <w:t>；</w:t>
       </w:r>
-      <w:hyperlink r:id="rId15">
-        <w:r>
-          <w:rPr>
-            <w:lang w:val="zh_TW" w:bidi="zh_TW"/>
-          </w:rPr>
-          <w:rPr>
-            <w:color w:val="0000EE"/>
-            <w:u w:val="single"/>
-          </w:rPr>
-          <w:t>代上1:30</w:t>
-        </w:r>
-      </w:hyperlink>
+      <w:r>
+        <w:rPr>
+          <w:lang w:val="zh_TW" w:bidi="zh_TW"/>
+        </w:rPr>
+        <w:t>代上1:30</w:t>
+      </w:r>
       <w:r>
         <w:rPr>
           <w:lang w:val="zh_TW" w:bidi="zh_TW"/>
         </w:rPr>
         <w:t>）。在有些聖經譯本中，</w:t>
       </w:r>
-      <w:hyperlink r:id="rId13">
-        <w:r>
-          <w:rPr>
-            <w:lang w:val="zh_TW" w:bidi="zh_TW"/>
-          </w:rPr>
-          <w:rPr>
-            <w:color w:val="0000EE"/>
-            <w:u w:val="single"/>
-          </w:rPr>
-          <w:t>創世記二十五章15節</w:t>
-        </w:r>
-      </w:hyperlink>
+      <w:r>
+        <w:rPr>
+          <w:lang w:val="zh_TW" w:bidi="zh_TW"/>
+        </w:rPr>
+        <w:t>創世記二十五章15節</w:t>
+      </w:r>
       <w:r>
         <w:rPr>
           <w:lang w:val="zh_TW" w:bidi="zh_TW"/>
         </w:rPr>
         <w:t>將其譯為「哈達（Hadar）」（和合本譯為：哈大），而</w:t>
       </w:r>
-      <w:hyperlink r:id="rId15">
-        <w:r>
-          <w:rPr>
-            <w:lang w:val="zh_TW" w:bidi="zh_TW"/>
-          </w:rPr>
-          <w:rPr>
-            <w:color w:val="0000EE"/>
-            <w:u w:val="single"/>
-          </w:rPr>
-          <w:t>歷代志上一章30節</w:t>
-        </w:r>
-      </w:hyperlink>
+      <w:r>
+        <w:rPr>
+          <w:lang w:val="zh_TW" w:bidi="zh_TW"/>
+        </w:rPr>
+        <w:t>歷代志上一章30節</w:t>
+      </w:r>
       <w:r>
         <w:rPr>
           <w:lang w:val="zh_TW" w:bidi="zh_TW"/>
@@ -489,36 +453,24 @@
         </w:rPr>
         <w:t>比達的兒子哈大（和合本譯為：哈達）為以東的一位君王，在希伯來人下到埃及之前統治以東。他曾在摩押平原擊敗米甸人，取得一次重要的軍事勝利（</w:t>
       </w:r>
-      <w:hyperlink r:id="rId16">
-        <w:r>
-          <w:rPr>
-            <w:lang w:val="zh_TW" w:bidi="zh_TW"/>
-          </w:rPr>
-          <w:rPr>
-            <w:color w:val="0000EE"/>
-            <w:u w:val="single"/>
-          </w:rPr>
-          <w:t>創36:35–36</w:t>
-        </w:r>
-      </w:hyperlink>
+      <w:r>
+        <w:rPr>
+          <w:lang w:val="zh_TW" w:bidi="zh_TW"/>
+        </w:rPr>
+        <w:t>創36:35–36</w:t>
+      </w:r>
       <w:r>
         <w:rPr>
           <w:lang w:val="zh_TW" w:bidi="zh_TW"/>
         </w:rPr>
         <w:t>；</w:t>
       </w:r>
-      <w:hyperlink r:id="rId17">
-        <w:r>
-          <w:rPr>
-            <w:lang w:val="zh_TW" w:bidi="zh_TW"/>
-          </w:rPr>
-          <w:rPr>
-            <w:color w:val="0000EE"/>
-            <w:u w:val="single"/>
-          </w:rPr>
-          <w:t>代上1:46–47</w:t>
-        </w:r>
-      </w:hyperlink>
+      <w:r>
+        <w:rPr>
+          <w:lang w:val="zh_TW" w:bidi="zh_TW"/>
+        </w:rPr>
+        <w:t>代上1:46–47</w:t>
+      </w:r>
       <w:r>
         <w:rPr>
           <w:lang w:val="zh_TW" w:bidi="zh_TW"/>
@@ -543,36 +495,24 @@
         </w:rPr>
         <w:t>哈大（和合本譯為：哈達）是以東的另一位君王，是少數其妻子名字被記載下來的君王之一；其妻子名叫米希她別。他的首都設於巴烏（</w:t>
       </w:r>
-      <w:hyperlink r:id="rId14">
-        <w:r>
-          <w:rPr>
-            <w:lang w:val="zh_TW" w:bidi="zh_TW"/>
-          </w:rPr>
-          <w:rPr>
-            <w:color w:val="0000EE"/>
-            <w:u w:val="single"/>
-          </w:rPr>
-          <w:t>創36:39</w:t>
-        </w:r>
-      </w:hyperlink>
+      <w:r>
+        <w:rPr>
+          <w:lang w:val="zh_TW" w:bidi="zh_TW"/>
+        </w:rPr>
+        <w:t>創36:39</w:t>
+      </w:r>
       <w:r>
         <w:rPr>
           <w:lang w:val="zh_TW" w:bidi="zh_TW"/>
         </w:rPr>
         <w:t>；</w:t>
       </w:r>
-      <w:hyperlink r:id="rId18">
-        <w:r>
-          <w:rPr>
-            <w:lang w:val="zh_TW" w:bidi="zh_TW"/>
-          </w:rPr>
-          <w:rPr>
-            <w:color w:val="0000EE"/>
-            <w:u w:val="single"/>
-          </w:rPr>
-          <w:t>代上1:50–51</w:t>
-        </w:r>
-      </w:hyperlink>
+      <w:r>
+        <w:rPr>
+          <w:lang w:val="zh_TW" w:bidi="zh_TW"/>
+        </w:rPr>
+        <w:t>代上1:50–51</w:t>
+      </w:r>
       <w:r>
         <w:rPr>
           <w:lang w:val="zh_TW" w:bidi="zh_TW"/>
@@ -597,18 +537,12 @@
         </w:rPr>
         <w:t>哈大（和合本譯為：哈達）為以東王室中的王子。當大衛與約押征服以東、並全面佔領該地時，他逃往埃及、在那裡成長，並深得法老恩待；法老甚至將自己妻子的姐妹嫁給他為妻。大衛去世後，哈大渴望返回以東，並試圖起來反抗所羅門的統治（</w:t>
       </w:r>
-      <w:hyperlink r:id="rId19">
-        <w:r>
-          <w:rPr>
-            <w:lang w:val="zh_TW" w:bidi="zh_TW"/>
-          </w:rPr>
-          <w:rPr>
-            <w:color w:val="0000EE"/>
-            <w:u w:val="single"/>
-          </w:rPr>
-          <w:t>王上11:14–25</w:t>
-        </w:r>
-      </w:hyperlink>
+      <w:r>
+        <w:rPr>
+          <w:lang w:val="zh_TW" w:bidi="zh_TW"/>
+        </w:rPr>
+        <w:t>王上11:14–25</w:t>
+      </w:r>
       <w:r>
         <w:rPr>
           <w:lang w:val="zh_TW" w:bidi="zh_TW"/>
@@ -663,36 +597,24 @@
         </w:rPr>
         <w:t>1. 約坍的第五子；哈多蘭和他的兄弟是從挪亞開始的第六代（</w:t>
       </w:r>
-      <w:hyperlink r:id="rId20">
-        <w:r>
-          <w:rPr>
-            <w:lang w:val="zh_TW" w:bidi="zh_TW"/>
-          </w:rPr>
-          <w:rPr>
-            <w:color w:val="0000EE"/>
-            <w:u w:val="single"/>
-          </w:rPr>
-          <w:t>創10:27</w:t>
-        </w:r>
-      </w:hyperlink>
+      <w:r>
+        <w:rPr>
+          <w:lang w:val="zh_TW" w:bidi="zh_TW"/>
+        </w:rPr>
+        <w:t>創10:27</w:t>
+      </w:r>
       <w:r>
         <w:rPr>
           <w:lang w:val="zh_TW" w:bidi="zh_TW"/>
         </w:rPr>
         <w:t>；</w:t>
       </w:r>
-      <w:hyperlink r:id="rId21">
-        <w:r>
-          <w:rPr>
-            <w:lang w:val="zh_TW" w:bidi="zh_TW"/>
-          </w:rPr>
-          <w:rPr>
-            <w:color w:val="0000EE"/>
-            <w:u w:val="single"/>
-          </w:rPr>
-          <w:t>代上1:21</w:t>
-        </w:r>
-      </w:hyperlink>
+      <w:r>
+        <w:rPr>
+          <w:lang w:val="zh_TW" w:bidi="zh_TW"/>
+        </w:rPr>
+        <w:t>代上1:21</w:t>
+      </w:r>
       <w:r>
         <w:rPr>
           <w:lang w:val="zh_TW" w:bidi="zh_TW"/>
@@ -713,18 +635,12 @@
         </w:rPr>
         <w:t>2. 在</w:t>
       </w:r>
-      <w:hyperlink r:id="rId22">
-        <w:r>
-          <w:rPr>
-            <w:lang w:val="zh_TW" w:bidi="zh_TW"/>
-          </w:rPr>
-          <w:rPr>
-            <w:color w:val="0000EE"/>
-            <w:u w:val="single"/>
-          </w:rPr>
-          <w:t>歷代志上十八章10節</w:t>
-        </w:r>
-      </w:hyperlink>
+      <w:r>
+        <w:rPr>
+          <w:lang w:val="zh_TW" w:bidi="zh_TW"/>
+        </w:rPr>
+        <w:t>歷代志上十八章10節</w:t>
+      </w:r>
       <w:r>
         <w:rPr>
           <w:lang w:val="zh_TW" w:bidi="zh_TW"/>
@@ -764,18 +680,12 @@
         </w:rPr>
         <w:t>3. 在</w:t>
       </w:r>
-      <w:hyperlink r:id="rId23">
-        <w:r>
-          <w:rPr>
-            <w:lang w:val="zh_TW" w:bidi="zh_TW"/>
-          </w:rPr>
-          <w:rPr>
-            <w:color w:val="0000EE"/>
-            <w:u w:val="single"/>
-          </w:rPr>
-          <w:t>歷代志下十章18節</w:t>
-        </w:r>
-      </w:hyperlink>
+      <w:r>
+        <w:rPr>
+          <w:lang w:val="zh_TW" w:bidi="zh_TW"/>
+        </w:rPr>
+        <w:t>歷代志下十章18節</w:t>
+      </w:r>
       <w:r>
         <w:rPr>
           <w:lang w:val="zh_TW" w:bidi="zh_TW"/>
@@ -849,36 +759,24 @@
         </w:rPr>
         <w:t>哈腓拉（Havilah）是一個位於伊甸附近的地區，現今的確切位置已不可考。聖經說它由比遜河灌溉，境內有豐富的金子、珍珠和紅瑪瑙 （</w:t>
       </w:r>
-      <w:hyperlink r:id="rId24">
-        <w:r>
-          <w:rPr>
-            <w:lang w:val="zh_TW" w:bidi="zh_TW"/>
-          </w:rPr>
-          <w:rPr>
-            <w:color w:val="0000EE"/>
-            <w:u w:val="single"/>
-          </w:rPr>
-          <w:t>創2:11–12</w:t>
-        </w:r>
-      </w:hyperlink>
+      <w:r>
+        <w:rPr>
+          <w:lang w:val="zh_TW" w:bidi="zh_TW"/>
+        </w:rPr>
+        <w:t>創2:11–12</w:t>
+      </w:r>
       <w:r>
         <w:rPr>
           <w:lang w:val="zh_TW" w:bidi="zh_TW"/>
         </w:rPr>
         <w:t>）。關於哈腓拉的地點，歷來爭論甚多。它不可能與</w:t>
       </w:r>
-      <w:hyperlink r:id="rId25">
-        <w:r>
-          <w:rPr>
-            <w:lang w:val="zh_TW" w:bidi="zh_TW"/>
-          </w:rPr>
-          <w:rPr>
-            <w:color w:val="0000EE"/>
-            <w:u w:val="single"/>
-          </w:rPr>
-          <w:t>撒母耳記上十五章7節</w:t>
-        </w:r>
-      </w:hyperlink>
+      <w:r>
+        <w:rPr>
+          <w:lang w:val="zh_TW" w:bidi="zh_TW"/>
+        </w:rPr>
+        <w:t>撒母耳記上十五章7節</w:t>
+      </w:r>
       <w:r>
         <w:rPr>
           <w:lang w:val="zh_TW" w:bidi="zh_TW"/>
@@ -933,36 +831,24 @@
         </w:rPr>
         <w:t>1. 古實的後裔（</w:t>
       </w:r>
-      <w:hyperlink r:id="rId26">
-        <w:r>
-          <w:rPr>
-            <w:lang w:val="zh_TW" w:bidi="zh_TW"/>
-          </w:rPr>
-          <w:rPr>
-            <w:color w:val="0000EE"/>
-            <w:u w:val="single"/>
-          </w:rPr>
-          <w:t>創10:7</w:t>
-        </w:r>
-      </w:hyperlink>
+      <w:r>
+        <w:rPr>
+          <w:lang w:val="zh_TW" w:bidi="zh_TW"/>
+        </w:rPr>
+        <w:t>創10:7</w:t>
+      </w:r>
       <w:r>
         <w:rPr>
           <w:lang w:val="zh_TW" w:bidi="zh_TW"/>
         </w:rPr>
         <w:t>；</w:t>
       </w:r>
-      <w:hyperlink r:id="rId27">
-        <w:r>
-          <w:rPr>
-            <w:lang w:val="zh_TW" w:bidi="zh_TW"/>
-          </w:rPr>
-          <w:rPr>
-            <w:color w:val="0000EE"/>
-            <w:u w:val="single"/>
-          </w:rPr>
-          <w:t>代上1:9</w:t>
-        </w:r>
-      </w:hyperlink>
+      <w:r>
+        <w:rPr>
+          <w:lang w:val="zh_TW" w:bidi="zh_TW"/>
+        </w:rPr>
+        <w:t>代上1:9</w:t>
+      </w:r>
       <w:r>
         <w:rPr>
           <w:lang w:val="zh_TW" w:bidi="zh_TW"/>
@@ -983,36 +869,24 @@
         </w:rPr>
         <w:t>2. 閃的後裔約坍的兒子（</w:t>
       </w:r>
-      <w:hyperlink r:id="rId28">
-        <w:r>
-          <w:rPr>
-            <w:lang w:val="zh_TW" w:bidi="zh_TW"/>
-          </w:rPr>
-          <w:rPr>
-            <w:color w:val="0000EE"/>
-            <w:u w:val="single"/>
-          </w:rPr>
-          <w:t>創10:29</w:t>
-        </w:r>
-      </w:hyperlink>
+      <w:r>
+        <w:rPr>
+          <w:lang w:val="zh_TW" w:bidi="zh_TW"/>
+        </w:rPr>
+        <w:t>創10:29</w:t>
+      </w:r>
       <w:r>
         <w:rPr>
           <w:lang w:val="zh_TW" w:bidi="zh_TW"/>
         </w:rPr>
         <w:t>；</w:t>
       </w:r>
-      <w:hyperlink r:id="rId29">
-        <w:r>
-          <w:rPr>
-            <w:lang w:val="zh_TW" w:bidi="zh_TW"/>
-          </w:rPr>
-          <w:rPr>
-            <w:color w:val="0000EE"/>
-            <w:u w:val="single"/>
-          </w:rPr>
-          <w:t>代上1:23</w:t>
-        </w:r>
-      </w:hyperlink>
+      <w:r>
+        <w:rPr>
+          <w:lang w:val="zh_TW" w:bidi="zh_TW"/>
+        </w:rPr>
+        <w:t>代上1:23</w:t>
+      </w:r>
       <w:r>
         <w:rPr>
           <w:lang w:val="zh_TW" w:bidi="zh_TW"/>
@@ -1175,102 +1049,66 @@
         </w:rPr>
         <w:t>公元前520年，哈該是定居在耶路撒冷的猶大人之一；他所傳講的預言在當時記在書卷上（</w:t>
       </w:r>
-      <w:hyperlink r:id="rId30">
-        <w:r>
-          <w:rPr>
-            <w:lang w:val="zh_TW" w:bidi="zh_TW"/>
-          </w:rPr>
-          <w:rPr>
-            <w:color w:val="0000EE"/>
-            <w:u w:val="single"/>
-          </w:rPr>
-          <w:t>拉5:1–2，</w:t>
-        </w:r>
-      </w:hyperlink>
-      <w:hyperlink r:id="rId31">
-        <w:r>
-          <w:rPr>
-            <w:lang w:val="zh_TW" w:bidi="zh_TW"/>
-          </w:rPr>
-          <w:rPr>
-            <w:color w:val="0000EE"/>
-            <w:u w:val="single"/>
-          </w:rPr>
-          <w:t>6:14</w:t>
-        </w:r>
-      </w:hyperlink>
+      <w:r>
+        <w:rPr>
+          <w:lang w:val="zh_TW" w:bidi="zh_TW"/>
+        </w:rPr>
+        <w:t>拉5:1–2，</w:t>
+      </w:r>
+      <w:r>
+        <w:rPr>
+          <w:lang w:val="zh_TW" w:bidi="zh_TW"/>
+        </w:rPr>
+        <w:t>6:14</w:t>
+      </w:r>
       <w:r>
         <w:rPr>
           <w:lang w:val="zh_TW" w:bidi="zh_TW"/>
         </w:rPr>
         <w:t>）。耶和華藉著哈該向特定的人宣告四個信息。第一個信息傳給省長所羅巴伯和大祭司約書亞（</w:t>
       </w:r>
-      <w:hyperlink r:id="rId32">
-        <w:r>
-          <w:rPr>
-            <w:lang w:val="zh_TW" w:bidi="zh_TW"/>
-          </w:rPr>
-          <w:rPr>
-            <w:color w:val="0000EE"/>
-            <w:u w:val="single"/>
-          </w:rPr>
-          <w:t>該1:1</w:t>
-        </w:r>
-      </w:hyperlink>
+      <w:r>
+        <w:rPr>
+          <w:lang w:val="zh_TW" w:bidi="zh_TW"/>
+        </w:rPr>
+        <w:t>該1:1</w:t>
+      </w:r>
       <w:r>
         <w:rPr>
           <w:lang w:val="zh_TW" w:bidi="zh_TW"/>
         </w:rPr>
         <w:t>）。第二個信息傳給所羅巴伯、約書亞和剩下的百姓（</w:t>
       </w:r>
-      <w:hyperlink r:id="rId33">
-        <w:r>
-          <w:rPr>
-            <w:lang w:val="zh_TW" w:bidi="zh_TW"/>
-          </w:rPr>
-          <w:rPr>
-            <w:color w:val="0000EE"/>
-            <w:u w:val="single"/>
-          </w:rPr>
-          <w:t>該2:2</w:t>
-        </w:r>
-      </w:hyperlink>
+      <w:r>
+        <w:rPr>
+          <w:lang w:val="zh_TW" w:bidi="zh_TW"/>
+        </w:rPr>
+        <w:t>該2:2</w:t>
+      </w:r>
       <w:r>
         <w:rPr>
           <w:lang w:val="zh_TW" w:bidi="zh_TW"/>
         </w:rPr>
         <w:t>）。第三個信息傳給祭司（</w:t>
       </w:r>
-      <w:hyperlink r:id="rId34">
-        <w:r>
-          <w:rPr>
-            <w:lang w:val="zh_TW" w:bidi="zh_TW"/>
-          </w:rPr>
-          <w:rPr>
-            <w:color w:val="0000EE"/>
-            <w:u w:val="single"/>
-          </w:rPr>
-          <w:t>該2:11</w:t>
-        </w:r>
-      </w:hyperlink>
+      <w:r>
+        <w:rPr>
+          <w:lang w:val="zh_TW" w:bidi="zh_TW"/>
+        </w:rPr>
+        <w:t>該2:11</w:t>
+      </w:r>
       <w:r>
         <w:rPr>
           <w:lang w:val="zh_TW" w:bidi="zh_TW"/>
         </w:rPr>
         <w:t>）。最後一個信息只傳給所羅巴伯（</w:t>
       </w:r>
-      <w:hyperlink r:id="rId35">
-        <w:r>
-          <w:rPr>
-            <w:lang w:val="zh_TW" w:bidi="zh_TW"/>
-          </w:rPr>
-          <w:rPr>
-            <w:color w:val="0000EE"/>
-            <w:u w:val="single"/>
-          </w:rPr>
-          <w:t>該2:21</w:t>
-        </w:r>
-      </w:hyperlink>
+      <w:r>
+        <w:rPr>
+          <w:lang w:val="zh_TW" w:bidi="zh_TW"/>
+        </w:rPr>
+        <w:t>該2:21</w:t>
+      </w:r>
       <w:r>
         <w:rPr>
           <w:lang w:val="zh_TW" w:bidi="zh_TW"/>
@@ -1302,30 +1140,18 @@
         </w:rPr>
         <w:t>哈該預言中的關鍵片語是「省察自己的行為」或「追想」（</w:t>
       </w:r>
-      <w:hyperlink r:id="rId36">
-        <w:r>
-          <w:rPr>
-            <w:lang w:val="zh_TW" w:bidi="zh_TW"/>
-          </w:rPr>
-          <w:rPr>
-            <w:color w:val="0000EE"/>
-            <w:u w:val="single"/>
-          </w:rPr>
-          <w:t>該1:5、7，</w:t>
-        </w:r>
-      </w:hyperlink>
-      <w:hyperlink r:id="rId37">
-        <w:r>
-          <w:rPr>
-            <w:lang w:val="zh_TW" w:bidi="zh_TW"/>
-          </w:rPr>
-          <w:rPr>
-            <w:color w:val="0000EE"/>
-            <w:u w:val="single"/>
-          </w:rPr>
-          <w:t>2:15、18</w:t>
-        </w:r>
-      </w:hyperlink>
+      <w:r>
+        <w:rPr>
+          <w:lang w:val="zh_TW" w:bidi="zh_TW"/>
+        </w:rPr>
+        <w:t>該1:5、7，</w:t>
+      </w:r>
+      <w:r>
+        <w:rPr>
+          <w:lang w:val="zh_TW" w:bidi="zh_TW"/>
+        </w:rPr>
+        <w:t>2:15、18</w:t>
+      </w:r>
       <w:r>
         <w:rPr>
           <w:lang w:val="zh_TW" w:bidi="zh_TW"/>
@@ -1385,18 +1211,12 @@
         </w:rPr>
         <w:t>哈該書是一卷討論如何事奉神的實用書卷。神的百姓如果拖延神交託的工作，或不再關心這些工作，就會帶來損害。歷史上一再發生這樣的事。神看重人立刻順服，並認真對待祂所交託的工作（</w:t>
       </w:r>
-      <w:hyperlink r:id="rId38">
-        <w:r>
-          <w:rPr>
-            <w:lang w:val="zh_TW" w:bidi="zh_TW"/>
-          </w:rPr>
-          <w:rPr>
-            <w:color w:val="0000EE"/>
-            <w:u w:val="single"/>
-          </w:rPr>
-          <w:t>羅13:11–14</w:t>
-        </w:r>
-      </w:hyperlink>
+      <w:r>
+        <w:rPr>
+          <w:lang w:val="zh_TW" w:bidi="zh_TW"/>
+        </w:rPr>
+        <w:t>羅13:11–14</w:t>
+      </w:r>
       <w:r>
         <w:rPr>
           <w:lang w:val="zh_TW" w:bidi="zh_TW"/>
@@ -1417,54 +1237,36 @@
         </w:rPr>
         <w:t>神與人同在，能激勵人勇敢，使人不灰心（</w:t>
       </w:r>
-      <w:hyperlink r:id="rId39">
-        <w:r>
-          <w:rPr>
-            <w:lang w:val="zh_TW" w:bidi="zh_TW"/>
-          </w:rPr>
-          <w:rPr>
-            <w:color w:val="0000EE"/>
-            <w:u w:val="single"/>
-          </w:rPr>
-          <w:t>太28:19–20</w:t>
-        </w:r>
-      </w:hyperlink>
+      <w:r>
+        <w:rPr>
+          <w:lang w:val="zh_TW" w:bidi="zh_TW"/>
+        </w:rPr>
+        <w:t>太28:19–20</w:t>
+      </w:r>
       <w:r>
         <w:rPr>
           <w:lang w:val="zh_TW" w:bidi="zh_TW"/>
         </w:rPr>
         <w:t>；</w:t>
       </w:r>
-      <w:hyperlink r:id="rId40">
-        <w:r>
-          <w:rPr>
-            <w:lang w:val="zh_TW" w:bidi="zh_TW"/>
-          </w:rPr>
-          <w:rPr>
-            <w:color w:val="0000EE"/>
-            <w:u w:val="single"/>
-          </w:rPr>
-          <w:t>弗3:8–21</w:t>
-        </w:r>
-      </w:hyperlink>
+      <w:r>
+        <w:rPr>
+          <w:lang w:val="zh_TW" w:bidi="zh_TW"/>
+        </w:rPr>
+        <w:t>弗3:8–21</w:t>
+      </w:r>
       <w:r>
         <w:rPr>
           <w:lang w:val="zh_TW" w:bidi="zh_TW"/>
         </w:rPr>
         <w:t>；</w:t>
       </w:r>
-      <w:hyperlink r:id="rId41">
-        <w:r>
-          <w:rPr>
-            <w:lang w:val="zh_TW" w:bidi="zh_TW"/>
-          </w:rPr>
-          <w:rPr>
-            <w:color w:val="0000EE"/>
-            <w:u w:val="single"/>
-          </w:rPr>
-          <w:t>來13:5–6</w:t>
-        </w:r>
-      </w:hyperlink>
+      <w:r>
+        <w:rPr>
+          <w:lang w:val="zh_TW" w:bidi="zh_TW"/>
+        </w:rPr>
+        <w:t>來13:5–6</w:t>
+      </w:r>
       <w:r>
         <w:rPr>
           <w:lang w:val="zh_TW" w:bidi="zh_TW"/>
@@ -1485,72 +1287,48 @@
         </w:rPr>
         <w:t>所有信徒都必須遠離各樣負面的影響和罪（</w:t>
       </w:r>
-      <w:hyperlink r:id="rId42">
-        <w:r>
-          <w:rPr>
-            <w:lang w:val="zh_TW" w:bidi="zh_TW"/>
-          </w:rPr>
-          <w:rPr>
-            <w:color w:val="0000EE"/>
-            <w:u w:val="single"/>
-          </w:rPr>
-          <w:t>林後6:14–7:1</w:t>
-        </w:r>
-      </w:hyperlink>
+      <w:r>
+        <w:rPr>
+          <w:lang w:val="zh_TW" w:bidi="zh_TW"/>
+        </w:rPr>
+        <w:t>林後6:14–7:1</w:t>
+      </w:r>
       <w:r>
         <w:rPr>
           <w:lang w:val="zh_TW" w:bidi="zh_TW"/>
         </w:rPr>
         <w:t>）。如果信徒不過這樣的生活，就不能預備好自己來事奉神（</w:t>
       </w:r>
-      <w:hyperlink r:id="rId43">
-        <w:r>
-          <w:rPr>
-            <w:lang w:val="zh_TW" w:bidi="zh_TW"/>
-          </w:rPr>
-          <w:rPr>
-            <w:color w:val="0000EE"/>
-            <w:u w:val="single"/>
-          </w:rPr>
-          <w:t>提後2:19–26</w:t>
-        </w:r>
-      </w:hyperlink>
+      <w:r>
+        <w:rPr>
+          <w:lang w:val="zh_TW" w:bidi="zh_TW"/>
+        </w:rPr>
+        <w:t>提後2:19–26</w:t>
+      </w:r>
       <w:r>
         <w:rPr>
           <w:lang w:val="zh_TW" w:bidi="zh_TW"/>
         </w:rPr>
         <w:t>）。神的兒女如果悖逆神，就會失去神的福分，並受到祂的管教（</w:t>
       </w:r>
-      <w:hyperlink r:id="rId44">
-        <w:r>
-          <w:rPr>
-            <w:lang w:val="zh_TW" w:bidi="zh_TW"/>
-          </w:rPr>
-          <w:rPr>
-            <w:color w:val="0000EE"/>
-            <w:u w:val="single"/>
-          </w:rPr>
-          <w:t>來12:3–13</w:t>
-        </w:r>
-      </w:hyperlink>
+      <w:r>
+        <w:rPr>
+          <w:lang w:val="zh_TW" w:bidi="zh_TW"/>
+        </w:rPr>
+        <w:t>來12:3–13</w:t>
+      </w:r>
       <w:r>
         <w:rPr>
           <w:lang w:val="zh_TW" w:bidi="zh_TW"/>
         </w:rPr>
         <w:t>；</w:t>
       </w:r>
-      <w:hyperlink r:id="rId45">
-        <w:r>
-          <w:rPr>
-            <w:lang w:val="zh_TW" w:bidi="zh_TW"/>
-          </w:rPr>
-          <w:rPr>
-            <w:color w:val="0000EE"/>
-            <w:u w:val="single"/>
-          </w:rPr>
-          <w:t>雅4:1–3</w:t>
-        </w:r>
-      </w:hyperlink>
+      <w:r>
+        <w:rPr>
+          <w:lang w:val="zh_TW" w:bidi="zh_TW"/>
+        </w:rPr>
+        <w:t>雅4:1–3</w:t>
+      </w:r>
       <w:r>
         <w:rPr>
           <w:lang w:val="zh_TW" w:bidi="zh_TW"/>
@@ -1571,36 +1349,24 @@
         </w:rPr>
         <w:t>神要審判罪惡，並建立彌賽亞國度；這個信息不但為哈該時代的猶大人帶來盼望，也為新約時代的信徒帶來盼望（</w:t>
       </w:r>
-      <w:hyperlink r:id="rId46">
-        <w:r>
-          <w:rPr>
-            <w:lang w:val="zh_TW" w:bidi="zh_TW"/>
-          </w:rPr>
-          <w:rPr>
-            <w:color w:val="0000EE"/>
-            <w:u w:val="single"/>
-          </w:rPr>
-          <w:t>羅15:4–13</w:t>
-        </w:r>
-      </w:hyperlink>
+      <w:r>
+        <w:rPr>
+          <w:lang w:val="zh_TW" w:bidi="zh_TW"/>
+        </w:rPr>
+        <w:t>羅15:4–13</w:t>
+      </w:r>
       <w:r>
         <w:rPr>
           <w:lang w:val="zh_TW" w:bidi="zh_TW"/>
         </w:rPr>
         <w:t>；</w:t>
       </w:r>
-      <w:hyperlink r:id="rId47">
-        <w:r>
-          <w:rPr>
-            <w:lang w:val="zh_TW" w:bidi="zh_TW"/>
-          </w:rPr>
-          <w:rPr>
-            <w:color w:val="0000EE"/>
-            <w:u w:val="single"/>
-          </w:rPr>
-          <w:t>彼後3:10–18</w:t>
-        </w:r>
-      </w:hyperlink>
+      <w:r>
+        <w:rPr>
+          <w:lang w:val="zh_TW" w:bidi="zh_TW"/>
+        </w:rPr>
+        <w:t>彼後3:10–18</w:t>
+      </w:r>
       <w:r>
         <w:rPr>
           <w:lang w:val="zh_TW" w:bidi="zh_TW"/>
@@ -1621,54 +1387,36 @@
         </w:rPr>
         <w:t>哈該書的關鍵片語「省察自己的行為」，與</w:t>
       </w:r>
-      <w:hyperlink r:id="rId48">
-        <w:r>
-          <w:rPr>
-            <w:lang w:val="zh_TW" w:bidi="zh_TW"/>
-          </w:rPr>
-          <w:rPr>
-            <w:color w:val="0000EE"/>
-            <w:u w:val="single"/>
-          </w:rPr>
-          <w:t>哥林多前書十一章28節</w:t>
-        </w:r>
-      </w:hyperlink>
+      <w:r>
+        <w:rPr>
+          <w:lang w:val="zh_TW" w:bidi="zh_TW"/>
+        </w:rPr>
+        <w:t>哥林多前書十一章28節</w:t>
+      </w:r>
       <w:r>
         <w:rPr>
           <w:lang w:val="zh_TW" w:bidi="zh_TW"/>
         </w:rPr>
         <w:t>和</w:t>
       </w:r>
-      <w:hyperlink r:id="rId49">
-        <w:r>
-          <w:rPr>
-            <w:lang w:val="zh_TW" w:bidi="zh_TW"/>
-          </w:rPr>
-          <w:rPr>
-            <w:color w:val="0000EE"/>
-            <w:u w:val="single"/>
-          </w:rPr>
-          <w:t>哥林多後書十三章5節</w:t>
-        </w:r>
-      </w:hyperlink>
+      <w:r>
+        <w:rPr>
+          <w:lang w:val="zh_TW" w:bidi="zh_TW"/>
+        </w:rPr>
+        <w:t>哥林多後書十三章5節</w:t>
+      </w:r>
       <w:r>
         <w:rPr>
           <w:lang w:val="zh_TW" w:bidi="zh_TW"/>
         </w:rPr>
         <w:t>的信息相似。哈該也論到罪的影響和神所賜的福分，這一點也可見於</w:t>
       </w:r>
-      <w:hyperlink r:id="rId50">
-        <w:r>
-          <w:rPr>
-            <w:lang w:val="zh_TW" w:bidi="zh_TW"/>
-          </w:rPr>
-          <w:rPr>
-            <w:color w:val="0000EE"/>
-            <w:u w:val="single"/>
-          </w:rPr>
-          <w:t>猶大書1至25節</w:t>
-        </w:r>
-      </w:hyperlink>
+      <w:r>
+        <w:rPr>
+          <w:lang w:val="zh_TW" w:bidi="zh_TW"/>
+        </w:rPr>
+        <w:t>猶大書1至25節</w:t>
+      </w:r>
       <w:r>
         <w:rPr>
           <w:lang w:val="zh_TW" w:bidi="zh_TW"/>
@@ -1739,36 +1487,24 @@
         </w:rPr>
         <w:t>哈該在初一日領受第一個向猶大人宣講的信息（</w:t>
       </w:r>
-      <w:hyperlink r:id="rId32">
-        <w:r>
-          <w:rPr>
-            <w:lang w:val="zh_TW" w:bidi="zh_TW"/>
-          </w:rPr>
-          <w:rPr>
-            <w:color w:val="0000EE"/>
-            <w:u w:val="single"/>
-          </w:rPr>
-          <w:t>該1:1</w:t>
-        </w:r>
-      </w:hyperlink>
+      <w:r>
+        <w:rPr>
+          <w:lang w:val="zh_TW" w:bidi="zh_TW"/>
+        </w:rPr>
+        <w:t>該1:1</w:t>
+      </w:r>
       <w:r>
         <w:rPr>
           <w:lang w:val="zh_TW" w:bidi="zh_TW"/>
         </w:rPr>
         <w:t>）。按照律法，這一天猶大人要向聖所獻上特別的祭物（</w:t>
       </w:r>
-      <w:hyperlink r:id="rId51">
-        <w:r>
-          <w:rPr>
-            <w:lang w:val="zh_TW" w:bidi="zh_TW"/>
-          </w:rPr>
-          <w:rPr>
-            <w:color w:val="0000EE"/>
-            <w:u w:val="single"/>
-          </w:rPr>
-          <w:t>民28:11–15</w:t>
-        </w:r>
-      </w:hyperlink>
+      <w:r>
+        <w:rPr>
+          <w:lang w:val="zh_TW" w:bidi="zh_TW"/>
+        </w:rPr>
+        <w:t>民28:11–15</w:t>
+      </w:r>
       <w:r>
         <w:rPr>
           <w:lang w:val="zh_TW" w:bidi="zh_TW"/>
@@ -1789,18 +1525,12 @@
         </w:rPr>
         <w:t>耶和華首先向猶大人的領袖說話（</w:t>
       </w:r>
-      <w:hyperlink r:id="rId32">
-        <w:r>
-          <w:rPr>
-            <w:lang w:val="zh_TW" w:bidi="zh_TW"/>
-          </w:rPr>
-          <w:rPr>
-            <w:color w:val="0000EE"/>
-            <w:u w:val="single"/>
-          </w:rPr>
-          <w:t>該1:1</w:t>
-        </w:r>
-      </w:hyperlink>
+      <w:r>
+        <w:rPr>
+          <w:lang w:val="zh_TW" w:bidi="zh_TW"/>
+        </w:rPr>
+        <w:t>該1:1</w:t>
+      </w:r>
       <w:r>
         <w:rPr>
           <w:lang w:val="zh_TW" w:bidi="zh_TW"/>
@@ -1821,36 +1551,24 @@
         </w:rPr>
         <w:t>耶和華的話揭露了百姓一再拖延（</w:t>
       </w:r>
-      <w:hyperlink r:id="rId52">
-        <w:r>
-          <w:rPr>
-            <w:lang w:val="zh_TW" w:bidi="zh_TW"/>
-          </w:rPr>
-          <w:rPr>
-            <w:color w:val="0000EE"/>
-            <w:u w:val="single"/>
-          </w:rPr>
-          <w:t>該1:2</w:t>
-        </w:r>
-      </w:hyperlink>
+      <w:r>
+        <w:rPr>
+          <w:lang w:val="zh_TW" w:bidi="zh_TW"/>
+        </w:rPr>
+        <w:t>該1:2</w:t>
+      </w:r>
       <w:r>
         <w:rPr>
           <w:lang w:val="zh_TW" w:bidi="zh_TW"/>
         </w:rPr>
         <w:t>）。他們認為建造耶和華殿的「時候尚未來到」，因此沒有完成建造神的聖殿。他們反而用自己的精力和財物來建造自己的房屋（</w:t>
       </w:r>
-      <w:hyperlink r:id="rId53">
-        <w:r>
-          <w:rPr>
-            <w:lang w:val="zh_TW" w:bidi="zh_TW"/>
-          </w:rPr>
-          <w:rPr>
-            <w:color w:val="0000EE"/>
-            <w:u w:val="single"/>
-          </w:rPr>
-          <w:t>該1:4</w:t>
-        </w:r>
-      </w:hyperlink>
+      <w:r>
+        <w:rPr>
+          <w:lang w:val="zh_TW" w:bidi="zh_TW"/>
+        </w:rPr>
+        <w:t>該1:4</w:t>
+      </w:r>
       <w:r>
         <w:rPr>
           <w:lang w:val="zh_TW" w:bidi="zh_TW"/>
@@ -1871,18 +1589,12 @@
         </w:rPr>
         <w:t>「現在」（</w:t>
       </w:r>
-      <w:hyperlink r:id="rId54">
-        <w:r>
-          <w:rPr>
-            <w:lang w:val="zh_TW" w:bidi="zh_TW"/>
-          </w:rPr>
-          <w:rPr>
-            <w:color w:val="0000EE"/>
-            <w:u w:val="single"/>
-          </w:rPr>
-          <w:t>該1:5</w:t>
-        </w:r>
-      </w:hyperlink>
+      <w:r>
+        <w:rPr>
+          <w:lang w:val="zh_TW" w:bidi="zh_TW"/>
+        </w:rPr>
+        <w:t>該1:5</w:t>
+      </w:r>
       <w:r>
         <w:rPr>
           <w:lang w:val="zh_TW" w:bidi="zh_TW"/>
@@ -1897,36 +1609,24 @@
           <w:lang w:val="zh_TW" w:bidi="zh_TW"/>
         </w:rPr>
       </w:r>
-      <w:hyperlink r:id="rId55">
-        <w:r>
-          <w:rPr>
-            <w:lang w:val="zh_TW" w:bidi="zh_TW"/>
-          </w:rPr>
-          <w:rPr>
-            <w:color w:val="0000EE"/>
-            <w:u w:val="single"/>
-          </w:rPr>
-          <w:t>哈該書一章6節</w:t>
-        </w:r>
-      </w:hyperlink>
+      <w:r>
+        <w:rPr>
+          <w:lang w:val="zh_TW" w:bidi="zh_TW"/>
+        </w:rPr>
+        <w:t>哈該書一章6節</w:t>
+      </w:r>
       <w:r>
         <w:rPr>
           <w:lang w:val="zh_TW" w:bidi="zh_TW"/>
         </w:rPr>
         <w:t>指出，猶大人因自己的罪受到神懲罰，因此陷入貧困。神按照祂所立的約收回祂賜的福（見</w:t>
       </w:r>
-      <w:hyperlink r:id="rId56">
-        <w:r>
-          <w:rPr>
-            <w:lang w:val="zh_TW" w:bidi="zh_TW"/>
-          </w:rPr>
-          <w:rPr>
-            <w:color w:val="0000EE"/>
-            <w:u w:val="single"/>
-          </w:rPr>
-          <w:t>申28:15–29:1</w:t>
-        </w:r>
-      </w:hyperlink>
+      <w:r>
+        <w:rPr>
+          <w:lang w:val="zh_TW" w:bidi="zh_TW"/>
+        </w:rPr>
+        <w:t>申28:15–29:1</w:t>
+      </w:r>
       <w:r>
         <w:rPr>
           <w:lang w:val="zh_TW" w:bidi="zh_TW"/>
@@ -1947,54 +1647,36 @@
         </w:rPr>
         <w:t>耶和華再次勸勉他們「省察」自己的行為（</w:t>
       </w:r>
-      <w:hyperlink r:id="rId57">
-        <w:r>
-          <w:rPr>
-            <w:lang w:val="zh_TW" w:bidi="zh_TW"/>
-          </w:rPr>
-          <w:rPr>
-            <w:color w:val="0000EE"/>
-            <w:u w:val="single"/>
-          </w:rPr>
-          <w:t>該1:7</w:t>
-        </w:r>
-      </w:hyperlink>
+      <w:r>
+        <w:rPr>
+          <w:lang w:val="zh_TW" w:bidi="zh_TW"/>
+        </w:rPr>
+        <w:t>該1:7</w:t>
+      </w:r>
       <w:r>
         <w:rPr>
           <w:lang w:val="zh_TW" w:bidi="zh_TW"/>
         </w:rPr>
         <w:t>），並指出猶大人擺脫咒詛的方法，就是「建造這殿」（</w:t>
       </w:r>
-      <w:hyperlink r:id="rId58">
-        <w:r>
-          <w:rPr>
-            <w:lang w:val="zh_TW" w:bidi="zh_TW"/>
-          </w:rPr>
-          <w:rPr>
-            <w:color w:val="0000EE"/>
-            <w:u w:val="single"/>
-          </w:rPr>
-          <w:t>該1:8</w:t>
-        </w:r>
-      </w:hyperlink>
+      <w:r>
+        <w:rPr>
+          <w:lang w:val="zh_TW" w:bidi="zh_TW"/>
+        </w:rPr>
+        <w:t>該1:8</w:t>
+      </w:r>
       <w:r>
         <w:rPr>
           <w:lang w:val="zh_TW" w:bidi="zh_TW"/>
         </w:rPr>
         <w:t>）。他們沒有完成聖殿的建造，因此陷入貧困（</w:t>
       </w:r>
-      <w:hyperlink r:id="rId59">
-        <w:r>
-          <w:rPr>
-            <w:lang w:val="zh_TW" w:bidi="zh_TW"/>
-          </w:rPr>
-          <w:rPr>
-            <w:color w:val="0000EE"/>
-            <w:u w:val="single"/>
-          </w:rPr>
-          <w:t>該1:9–11</w:t>
-        </w:r>
-      </w:hyperlink>
+      <w:r>
+        <w:rPr>
+          <w:lang w:val="zh_TW" w:bidi="zh_TW"/>
+        </w:rPr>
+        <w:t>該1:9–11</w:t>
+      </w:r>
       <w:r>
         <w:rPr>
           <w:lang w:val="zh_TW" w:bidi="zh_TW"/>
@@ -2015,36 +1697,24 @@
         </w:rPr>
         <w:t>領袖和百姓都正面回應。他們重新開始建造聖殿，表明他們相信神的話（</w:t>
       </w:r>
-      <w:hyperlink r:id="rId60">
-        <w:r>
-          <w:rPr>
-            <w:lang w:val="zh_TW" w:bidi="zh_TW"/>
-          </w:rPr>
-          <w:rPr>
-            <w:color w:val="0000EE"/>
-            <w:u w:val="single"/>
-          </w:rPr>
-          <w:t>該1:12</w:t>
-        </w:r>
-      </w:hyperlink>
+      <w:r>
+        <w:rPr>
+          <w:lang w:val="zh_TW" w:bidi="zh_TW"/>
+        </w:rPr>
+        <w:t>該1:12</w:t>
+      </w:r>
       <w:r>
         <w:rPr>
           <w:lang w:val="zh_TW" w:bidi="zh_TW"/>
         </w:rPr>
         <w:t>）。他們很快就順服，也就表明他們承認哈該是「耶和華的使者」，所傳的是「耶和華的命令」（</w:t>
       </w:r>
-      <w:hyperlink r:id="rId61">
-        <w:r>
-          <w:rPr>
-            <w:lang w:val="zh_TW" w:bidi="zh_TW"/>
-          </w:rPr>
-          <w:rPr>
-            <w:color w:val="0000EE"/>
-            <w:u w:val="single"/>
-          </w:rPr>
-          <w:t>該1:13</w:t>
-        </w:r>
-      </w:hyperlink>
+      <w:r>
+        <w:rPr>
+          <w:lang w:val="zh_TW" w:bidi="zh_TW"/>
+        </w:rPr>
+        <w:t>該1:13</w:t>
+      </w:r>
       <w:r>
         <w:rPr>
           <w:lang w:val="zh_TW" w:bidi="zh_TW"/>
@@ -2076,54 +1746,36 @@
         </w:rPr>
         <w:t>約一個月後，耶和華再次呼召哈該傳講信息 （</w:t>
       </w:r>
-      <w:hyperlink r:id="rId62">
-        <w:r>
-          <w:rPr>
-            <w:lang w:val="zh_TW" w:bidi="zh_TW"/>
-          </w:rPr>
-          <w:rPr>
-            <w:color w:val="0000EE"/>
-            <w:u w:val="single"/>
-          </w:rPr>
-          <w:t>該2:1</w:t>
-        </w:r>
-      </w:hyperlink>
+      <w:r>
+        <w:rPr>
+          <w:lang w:val="zh_TW" w:bidi="zh_TW"/>
+        </w:rPr>
+        <w:t>該2:1</w:t>
+      </w:r>
       <w:r>
         <w:rPr>
           <w:lang w:val="zh_TW" w:bidi="zh_TW"/>
         </w:rPr>
         <w:t>）。第二個信息延續了第一個信息結尾的勉勵。建造聖殿的人可能開始感受到工作的壓力，昔日的疑惑和灰心也可能再次動搖他們的信心，而且仇敵又回來阻撓他們 （</w:t>
       </w:r>
-      <w:hyperlink r:id="rId63">
-        <w:r>
-          <w:rPr>
-            <w:lang w:val="zh_TW" w:bidi="zh_TW"/>
-          </w:rPr>
-          <w:rPr>
-            <w:color w:val="0000EE"/>
-            <w:u w:val="single"/>
-          </w:rPr>
-          <w:t>拉5:3–6:12</w:t>
-        </w:r>
-      </w:hyperlink>
+      <w:r>
+        <w:rPr>
+          <w:lang w:val="zh_TW" w:bidi="zh_TW"/>
+        </w:rPr>
+        <w:t>拉5:3–6:12</w:t>
+      </w:r>
       <w:r>
         <w:rPr>
           <w:lang w:val="zh_TW" w:bidi="zh_TW"/>
         </w:rPr>
         <w:t>）。哈該的第二個信息就如以斯拉所說：「神的眼目看顧猶大的長老」（</w:t>
       </w:r>
-      <w:hyperlink r:id="rId64">
-        <w:r>
-          <w:rPr>
-            <w:lang w:val="zh_TW" w:bidi="zh_TW"/>
-          </w:rPr>
-          <w:rPr>
-            <w:color w:val="0000EE"/>
-            <w:u w:val="single"/>
-          </w:rPr>
-          <w:t>拉5:5</w:t>
-        </w:r>
-      </w:hyperlink>
+      <w:r>
+        <w:rPr>
+          <w:lang w:val="zh_TW" w:bidi="zh_TW"/>
+        </w:rPr>
+        <w:t>拉5:5</w:t>
+      </w:r>
       <w:r>
         <w:rPr>
           <w:lang w:val="zh_TW" w:bidi="zh_TW"/>
@@ -2144,36 +1796,24 @@
         </w:rPr>
         <w:t>第二個信息是在住棚節最後一天宣告的（</w:t>
       </w:r>
-      <w:hyperlink r:id="rId65">
-        <w:r>
-          <w:rPr>
-            <w:lang w:val="zh_TW" w:bidi="zh_TW"/>
-          </w:rPr>
-          <w:rPr>
-            <w:color w:val="0000EE"/>
-            <w:u w:val="single"/>
-          </w:rPr>
-          <w:t>利23:33–43</w:t>
-        </w:r>
-      </w:hyperlink>
+      <w:r>
+        <w:rPr>
+          <w:lang w:val="zh_TW" w:bidi="zh_TW"/>
+        </w:rPr>
+        <w:t>利23:33–43</w:t>
+      </w:r>
       <w:r>
         <w:rPr>
           <w:lang w:val="zh_TW" w:bidi="zh_TW"/>
         </w:rPr>
         <w:t>）。住棚節使百姓想起神昔日在曠野與他們的祖先同在，但這也可能使他們更覺得眼前的處境令人灰心。因此，耶和華這一次不只向領袖說話，也向所有百姓說話（</w:t>
       </w:r>
-      <w:hyperlink r:id="rId33">
-        <w:r>
-          <w:rPr>
-            <w:lang w:val="zh_TW" w:bidi="zh_TW"/>
-          </w:rPr>
-          <w:rPr>
-            <w:color w:val="0000EE"/>
-            <w:u w:val="single"/>
-          </w:rPr>
-          <w:t>該2:2</w:t>
-        </w:r>
-      </w:hyperlink>
+      <w:r>
+        <w:rPr>
+          <w:lang w:val="zh_TW" w:bidi="zh_TW"/>
+        </w:rPr>
+        <w:t>該2:2</w:t>
+      </w:r>
       <w:r>
         <w:rPr>
           <w:lang w:val="zh_TW" w:bidi="zh_TW"/>
@@ -2194,54 +1834,36 @@
         </w:rPr>
         <w:t>在他們當中，是否有人在被擄前見過神的榮耀充滿所羅門的聖殿（</w:t>
       </w:r>
-      <w:hyperlink r:id="rId66">
-        <w:r>
-          <w:rPr>
-            <w:lang w:val="zh_TW" w:bidi="zh_TW"/>
-          </w:rPr>
-          <w:rPr>
-            <w:color w:val="0000EE"/>
-            <w:u w:val="single"/>
-          </w:rPr>
-          <w:t>王上8:1–11</w:t>
-        </w:r>
-      </w:hyperlink>
+      <w:r>
+        <w:rPr>
+          <w:lang w:val="zh_TW" w:bidi="zh_TW"/>
+        </w:rPr>
+        <w:t>王上8:1–11</w:t>
+      </w:r>
       <w:r>
         <w:rPr>
           <w:lang w:val="zh_TW" w:bidi="zh_TW"/>
         </w:rPr>
         <w:t>；</w:t>
       </w:r>
-      <w:hyperlink r:id="rId67">
-        <w:r>
-          <w:rPr>
-            <w:lang w:val="zh_TW" w:bidi="zh_TW"/>
-          </w:rPr>
-          <w:rPr>
-            <w:color w:val="0000EE"/>
-            <w:u w:val="single"/>
-          </w:rPr>
-          <w:t>結9:1–11:23</w:t>
-        </w:r>
-      </w:hyperlink>
+      <w:r>
+        <w:rPr>
+          <w:lang w:val="zh_TW" w:bidi="zh_TW"/>
+        </w:rPr>
+        <w:t>結9:1–11:23</w:t>
+      </w:r>
       <w:r>
         <w:rPr>
           <w:lang w:val="zh_TW" w:bidi="zh_TW"/>
         </w:rPr>
         <w:t>）？相比之下，眼前這座聖殿是否顯得微不足道（</w:t>
       </w:r>
-      <w:hyperlink r:id="rId68">
-        <w:r>
-          <w:rPr>
-            <w:lang w:val="zh_TW" w:bidi="zh_TW"/>
-          </w:rPr>
-          <w:rPr>
-            <w:color w:val="0000EE"/>
-            <w:u w:val="single"/>
-          </w:rPr>
-          <w:t>該2:3</w:t>
-        </w:r>
-      </w:hyperlink>
+      <w:r>
+        <w:rPr>
+          <w:lang w:val="zh_TW" w:bidi="zh_TW"/>
+        </w:rPr>
+        <w:t>該2:3</w:t>
+      </w:r>
       <w:r>
         <w:rPr>
           <w:lang w:val="zh_TW" w:bidi="zh_TW"/>
@@ -2356,54 +1978,36 @@
         </w:rPr>
         <w:t>「現在」一詞突顯了神所提出的解決方法。「當剛強」這個吩咐重複出現三次（</w:t>
       </w:r>
-      <w:hyperlink r:id="rId69">
-        <w:r>
-          <w:rPr>
-            <w:lang w:val="zh_TW" w:bidi="zh_TW"/>
-          </w:rPr>
-          <w:rPr>
-            <w:color w:val="0000EE"/>
-            <w:u w:val="single"/>
-          </w:rPr>
-          <w:t>該2:4</w:t>
-        </w:r>
-      </w:hyperlink>
+      <w:r>
+        <w:rPr>
+          <w:lang w:val="zh_TW" w:bidi="zh_TW"/>
+        </w:rPr>
+        <w:t>該2:4</w:t>
+      </w:r>
       <w:r>
         <w:rPr>
           <w:lang w:val="zh_TW" w:bidi="zh_TW"/>
         </w:rPr>
         <w:t>），每一次都是對其中一位領受神信息的人說的（</w:t>
       </w:r>
-      <w:hyperlink r:id="rId33">
-        <w:r>
-          <w:rPr>
-            <w:lang w:val="zh_TW" w:bidi="zh_TW"/>
-          </w:rPr>
-          <w:rPr>
-            <w:color w:val="0000EE"/>
-            <w:u w:val="single"/>
-          </w:rPr>
-          <w:t>該2:2</w:t>
-        </w:r>
-      </w:hyperlink>
+      <w:r>
+        <w:rPr>
+          <w:lang w:val="zh_TW" w:bidi="zh_TW"/>
+        </w:rPr>
+        <w:t>該2:2</w:t>
+      </w:r>
       <w:r>
         <w:rPr>
           <w:lang w:val="zh_TW" w:bidi="zh_TW"/>
         </w:rPr>
         <w:t>）。最後一個吩咐是「作工」。他們之所以能剛強並採取行動，是因為神與他們同在。聖靈似乎沒有臨在於聖殿中，卻仍與百姓同在：「這是……我與你們立約的話」（</w:t>
       </w:r>
-      <w:hyperlink r:id="rId70">
-        <w:r>
-          <w:rPr>
-            <w:lang w:val="zh_TW" w:bidi="zh_TW"/>
-          </w:rPr>
-          <w:rPr>
-            <w:color w:val="0000EE"/>
-            <w:u w:val="single"/>
-          </w:rPr>
-          <w:t>該2:5</w:t>
-        </w:r>
-      </w:hyperlink>
+      <w:r>
+        <w:rPr>
+          <w:lang w:val="zh_TW" w:bidi="zh_TW"/>
+        </w:rPr>
+        <w:t>該2:5</w:t>
+      </w:r>
       <w:r>
         <w:rPr>
           <w:lang w:val="zh_TW" w:bidi="zh_TW"/>
@@ -2424,54 +2028,36 @@
         </w:rPr>
         <w:t>神啟示祂的殿將來的榮耀，以進一步激勵建造聖殿的人（</w:t>
       </w:r>
-      <w:hyperlink r:id="rId71">
-        <w:r>
-          <w:rPr>
-            <w:lang w:val="zh_TW" w:bidi="zh_TW"/>
-          </w:rPr>
-          <w:rPr>
-            <w:color w:val="0000EE"/>
-            <w:u w:val="single"/>
-          </w:rPr>
-          <w:t>何2:6–9</w:t>
-        </w:r>
-      </w:hyperlink>
+      <w:r>
+        <w:rPr>
+          <w:lang w:val="zh_TW" w:bidi="zh_TW"/>
+        </w:rPr>
+        <w:t>何2:6–9</w:t>
+      </w:r>
       <w:r>
         <w:rPr>
           <w:lang w:val="zh_TW" w:bidi="zh_TW"/>
         </w:rPr>
         <w:t>）。這榮耀會在一段審判期間之後顯現（</w:t>
       </w:r>
-      <w:hyperlink r:id="rId72">
-        <w:r>
-          <w:rPr>
-            <w:lang w:val="zh_TW" w:bidi="zh_TW"/>
-          </w:rPr>
-          <w:rPr>
-            <w:color w:val="0000EE"/>
-            <w:u w:val="single"/>
-          </w:rPr>
-          <w:t>該2:6–7上</w:t>
-        </w:r>
-      </w:hyperlink>
+      <w:r>
+        <w:rPr>
+          <w:lang w:val="zh_TW" w:bidi="zh_TW"/>
+        </w:rPr>
+        <w:t>該2:6–7上</w:t>
+      </w:r>
       <w:r>
         <w:rPr>
           <w:lang w:val="zh_TW" w:bidi="zh_TW"/>
         </w:rPr>
         <w:t>），那時萬國的珍寶都要運來（</w:t>
       </w:r>
-      <w:hyperlink r:id="rId73">
-        <w:r>
-          <w:rPr>
-            <w:lang w:val="zh_TW" w:bidi="zh_TW"/>
-          </w:rPr>
-          <w:rPr>
-            <w:color w:val="0000EE"/>
-            <w:u w:val="single"/>
-          </w:rPr>
-          <w:t>該2:7下</w:t>
-        </w:r>
-      </w:hyperlink>
+      <w:r>
+        <w:rPr>
+          <w:lang w:val="zh_TW" w:bidi="zh_TW"/>
+        </w:rPr>
+        <w:t>該2:7下</w:t>
+      </w:r>
       <w:r>
         <w:rPr>
           <w:lang w:val="zh_TW" w:bidi="zh_TW"/>
@@ -2716,18 +2302,12 @@
         </w:rPr>
         <w:t>緊接著的上下文說明金子和銀子都屬於耶和華（</w:t>
       </w:r>
-      <w:hyperlink r:id="rId74">
-        <w:r>
-          <w:rPr>
-            <w:lang w:val="zh_TW" w:bidi="zh_TW"/>
-          </w:rPr>
-          <w:rPr>
-            <w:color w:val="0000EE"/>
-            <w:u w:val="single"/>
-          </w:rPr>
-          <w:t>2:8</w:t>
-        </w:r>
-      </w:hyperlink>
+      <w:r>
+        <w:rPr>
+          <w:lang w:val="zh_TW" w:bidi="zh_TW"/>
+        </w:rPr>
+        <w:t>2:8</w:t>
+      </w:r>
       <w:r>
         <w:rPr>
           <w:lang w:val="zh_TW" w:bidi="zh_TW"/>
@@ -2752,36 +2332,24 @@
         </w:rPr>
         <w:t>這幾節經文所呈現的王國背景，也與</w:t>
       </w:r>
-      <w:hyperlink r:id="rId75">
-        <w:r>
-          <w:rPr>
-            <w:lang w:val="zh_TW" w:bidi="zh_TW"/>
-          </w:rPr>
-          <w:rPr>
-            <w:color w:val="0000EE"/>
-            <w:u w:val="single"/>
-          </w:rPr>
-          <w:t>以賽亞書六十章5、11節</w:t>
-        </w:r>
-      </w:hyperlink>
+      <w:r>
+        <w:rPr>
+          <w:lang w:val="zh_TW" w:bidi="zh_TW"/>
+        </w:rPr>
+        <w:t>以賽亞書六十章5、11節</w:t>
+      </w:r>
       <w:r>
         <w:rPr>
           <w:lang w:val="zh_TW" w:bidi="zh_TW"/>
         </w:rPr>
         <w:t>和</w:t>
       </w:r>
-      <w:hyperlink r:id="rId76">
-        <w:r>
-          <w:rPr>
-            <w:lang w:val="zh_TW" w:bidi="zh_TW"/>
-          </w:rPr>
-          <w:rPr>
-            <w:color w:val="0000EE"/>
-            <w:u w:val="single"/>
-          </w:rPr>
-          <w:t>啟示錄二十一章24節</w:t>
-        </w:r>
-      </w:hyperlink>
+      <w:r>
+        <w:rPr>
+          <w:lang w:val="zh_TW" w:bidi="zh_TW"/>
+        </w:rPr>
+        <w:t>啟示錄二十一章24節</w:t>
+      </w:r>
       <w:r>
         <w:rPr>
           <w:lang w:val="zh_TW" w:bidi="zh_TW"/>
@@ -2827,108 +2395,72 @@
         </w:rPr>
         <w:t>大約兩個月後，哈該從神領受了第三個信息（</w:t>
       </w:r>
-      <w:hyperlink r:id="rId77">
-        <w:r>
-          <w:rPr>
-            <w:lang w:val="zh_TW" w:bidi="zh_TW"/>
-          </w:rPr>
-          <w:rPr>
-            <w:color w:val="0000EE"/>
-            <w:u w:val="single"/>
-          </w:rPr>
-          <w:t>該2:10</w:t>
-        </w:r>
-      </w:hyperlink>
+      <w:r>
+        <w:rPr>
+          <w:lang w:val="zh_TW" w:bidi="zh_TW"/>
+        </w:rPr>
+        <w:t>該2:10</w:t>
+      </w:r>
       <w:r>
         <w:rPr>
           <w:lang w:val="zh_TW" w:bidi="zh_TW"/>
         </w:rPr>
         <w:t>）。這個信息的重點是鼓勵，而且只向祭司宣講（</w:t>
       </w:r>
-      <w:hyperlink r:id="rId34">
-        <w:r>
-          <w:rPr>
-            <w:lang w:val="zh_TW" w:bidi="zh_TW"/>
-          </w:rPr>
-          <w:rPr>
-            <w:color w:val="0000EE"/>
-            <w:u w:val="single"/>
-          </w:rPr>
-          <w:t>該2:11</w:t>
-        </w:r>
-      </w:hyperlink>
+      <w:r>
+        <w:rPr>
+          <w:lang w:val="zh_TW" w:bidi="zh_TW"/>
+        </w:rPr>
+        <w:t>該2:11</w:t>
+      </w:r>
       <w:r>
         <w:rPr>
           <w:lang w:val="zh_TW" w:bidi="zh_TW"/>
         </w:rPr>
         <w:t>）。哈該根據摩西律法提出一些問題，藉此教導祭司，罪如何叫人沾染污穢。潔淨或聖潔的東西不能使其它東西成為聖潔（</w:t>
       </w:r>
-      <w:hyperlink r:id="rId78">
-        <w:r>
-          <w:rPr>
-            <w:lang w:val="zh_TW" w:bidi="zh_TW"/>
-          </w:rPr>
-          <w:rPr>
-            <w:color w:val="0000EE"/>
-            <w:u w:val="single"/>
-          </w:rPr>
-          <w:t>該2:12</w:t>
-        </w:r>
-      </w:hyperlink>
+      <w:r>
+        <w:rPr>
+          <w:lang w:val="zh_TW" w:bidi="zh_TW"/>
+        </w:rPr>
+        <w:t>該2:12</w:t>
+      </w:r>
       <w:r>
         <w:rPr>
           <w:lang w:val="zh_TW" w:bidi="zh_TW"/>
         </w:rPr>
         <w:t>）。相反，不潔淨的東西卻能使潔淨的東西變為不潔淨（</w:t>
       </w:r>
-      <w:hyperlink r:id="rId79">
-        <w:r>
-          <w:rPr>
-            <w:lang w:val="zh_TW" w:bidi="zh_TW"/>
-          </w:rPr>
-          <w:rPr>
-            <w:color w:val="0000EE"/>
-            <w:u w:val="single"/>
-          </w:rPr>
-          <w:t>該2:13</w:t>
-        </w:r>
-      </w:hyperlink>
+      <w:r>
+        <w:rPr>
+          <w:lang w:val="zh_TW" w:bidi="zh_TW"/>
+        </w:rPr>
+        <w:t>該2:13</w:t>
+      </w:r>
       <w:r>
         <w:rPr>
           <w:lang w:val="zh_TW" w:bidi="zh_TW"/>
         </w:rPr>
         <w:t>；另見</w:t>
       </w:r>
-      <w:hyperlink r:id="rId80">
-        <w:r>
-          <w:rPr>
-            <w:lang w:val="zh_TW" w:bidi="zh_TW"/>
-          </w:rPr>
-          <w:rPr>
-            <w:color w:val="0000EE"/>
-            <w:u w:val="single"/>
-          </w:rPr>
-          <w:t>利22:4–6</w:t>
-        </w:r>
-      </w:hyperlink>
+      <w:r>
+        <w:rPr>
+          <w:lang w:val="zh_TW" w:bidi="zh_TW"/>
+        </w:rPr>
+        <w:t>利22:4–6</w:t>
+      </w:r>
       <w:r>
         <w:rPr>
           <w:lang w:val="zh_TW" w:bidi="zh_TW"/>
         </w:rPr>
         <w:t>；</w:t>
       </w:r>
-      <w:hyperlink r:id="rId81">
-        <w:r>
-          <w:rPr>
-            <w:lang w:val="zh_TW" w:bidi="zh_TW"/>
-          </w:rPr>
-          <w:rPr>
-            <w:color w:val="0000EE"/>
-            <w:u w:val="single"/>
-          </w:rPr>
-          <w:t>民19:11</w:t>
-        </w:r>
-      </w:hyperlink>
+      <w:r>
+        <w:rPr>
+          <w:lang w:val="zh_TW" w:bidi="zh_TW"/>
+        </w:rPr>
+        <w:t>民19:11</w:t>
+      </w:r>
       <w:r>
         <w:rPr>
           <w:lang w:val="zh_TW" w:bidi="zh_TW"/>
@@ -2949,18 +2481,12 @@
         </w:rPr>
         <w:t>這個原則對猶大人來說十分清楚：因為猶大不潔淨，所以神在他們悖逆期間不悅納他們所獻的供物（</w:t>
       </w:r>
-      <w:hyperlink r:id="rId82">
-        <w:r>
-          <w:rPr>
-            <w:lang w:val="zh_TW" w:bidi="zh_TW"/>
-          </w:rPr>
-          <w:rPr>
-            <w:color w:val="0000EE"/>
-            <w:u w:val="single"/>
-          </w:rPr>
-          <w:t>該2:14</w:t>
-        </w:r>
-      </w:hyperlink>
+      <w:r>
+        <w:rPr>
+          <w:lang w:val="zh_TW" w:bidi="zh_TW"/>
+        </w:rPr>
+        <w:t>該2:14</w:t>
+      </w:r>
       <w:r>
         <w:rPr>
           <w:lang w:val="zh_TW" w:bidi="zh_TW"/>
@@ -2981,36 +2507,24 @@
         </w:rPr>
         <w:t>神提醒猶大人過去的悖逆和所受的懲罰，勸勉他們要常常思想（</w:t>
       </w:r>
-      <w:hyperlink r:id="rId37">
-        <w:r>
-          <w:rPr>
-            <w:lang w:val="zh_TW" w:bidi="zh_TW"/>
-          </w:rPr>
-          <w:rPr>
-            <w:color w:val="0000EE"/>
-            <w:u w:val="single"/>
-          </w:rPr>
-          <w:t>該2:15、18</w:t>
-        </w:r>
-      </w:hyperlink>
+      <w:r>
+        <w:rPr>
+          <w:lang w:val="zh_TW" w:bidi="zh_TW"/>
+        </w:rPr>
+        <w:t>該2:15、18</w:t>
+      </w:r>
       <w:r>
         <w:rPr>
           <w:lang w:val="zh_TW" w:bidi="zh_TW"/>
         </w:rPr>
         <w:t>）悖逆所導致的後果。這樣的反省可以防止他們日後在屬靈上變得冷淡。這個信息最後提醒他們，神必賜福給那些順服祂的人（</w:t>
       </w:r>
-      <w:hyperlink r:id="rId83">
-        <w:r>
-          <w:rPr>
-            <w:lang w:val="zh_TW" w:bidi="zh_TW"/>
-          </w:rPr>
-          <w:rPr>
-            <w:color w:val="0000EE"/>
-            <w:u w:val="single"/>
-          </w:rPr>
-          <w:t>該2:19</w:t>
-        </w:r>
-      </w:hyperlink>
+      <w:r>
+        <w:rPr>
+          <w:lang w:val="zh_TW" w:bidi="zh_TW"/>
+        </w:rPr>
+        <w:t>該2:19</w:t>
+      </w:r>
       <w:r>
         <w:rPr>
           <w:lang w:val="zh_TW" w:bidi="zh_TW"/>
@@ -3042,126 +2556,84 @@
         </w:rPr>
         <w:t>同一天，哈該又從神領受了另一個信息 （</w:t>
       </w:r>
-      <w:hyperlink r:id="rId84">
-        <w:r>
-          <w:rPr>
-            <w:lang w:val="zh_TW" w:bidi="zh_TW"/>
-          </w:rPr>
-          <w:rPr>
-            <w:color w:val="0000EE"/>
-            <w:u w:val="single"/>
-          </w:rPr>
-          <w:t>該2:20</w:t>
-        </w:r>
-      </w:hyperlink>
+      <w:r>
+        <w:rPr>
+          <w:lang w:val="zh_TW" w:bidi="zh_TW"/>
+        </w:rPr>
+        <w:t>該2:20</w:t>
+      </w:r>
       <w:r>
         <w:rPr>
           <w:lang w:val="zh_TW" w:bidi="zh_TW"/>
         </w:rPr>
         <w:t>）。這個信息是向所羅巴伯宣講的 （</w:t>
       </w:r>
-      <w:hyperlink r:id="rId35">
-        <w:r>
-          <w:rPr>
-            <w:lang w:val="zh_TW" w:bidi="zh_TW"/>
-          </w:rPr>
-          <w:rPr>
-            <w:color w:val="0000EE"/>
-            <w:u w:val="single"/>
-          </w:rPr>
-          <w:t>該2:21</w:t>
-        </w:r>
-      </w:hyperlink>
+      <w:r>
+        <w:rPr>
+          <w:lang w:val="zh_TW" w:bidi="zh_TW"/>
+        </w:rPr>
+        <w:t>該2:21</w:t>
+      </w:r>
       <w:r>
         <w:rPr>
           <w:lang w:val="zh_TW" w:bidi="zh_TW"/>
         </w:rPr>
         <w:t>），目的是鼓勵他，使他知道神賜給大衛家的地位必長久存留（見</w:t>
       </w:r>
-      <w:hyperlink r:id="rId32">
-        <w:r>
-          <w:rPr>
-            <w:lang w:val="zh_TW" w:bidi="zh_TW"/>
-          </w:rPr>
-          <w:rPr>
-            <w:color w:val="0000EE"/>
-            <w:u w:val="single"/>
-          </w:rPr>
-          <w:t>該1:1</w:t>
-        </w:r>
-      </w:hyperlink>
+      <w:r>
+        <w:rPr>
+          <w:lang w:val="zh_TW" w:bidi="zh_TW"/>
+        </w:rPr>
+        <w:t>該1:1</w:t>
+      </w:r>
       <w:r>
         <w:rPr>
           <w:lang w:val="zh_TW" w:bidi="zh_TW"/>
         </w:rPr>
         <w:t>；</w:t>
       </w:r>
-      <w:hyperlink r:id="rId85">
-        <w:r>
-          <w:rPr>
-            <w:lang w:val="zh_TW" w:bidi="zh_TW"/>
-          </w:rPr>
-          <w:rPr>
-            <w:color w:val="0000EE"/>
-            <w:u w:val="single"/>
-          </w:rPr>
-          <w:t>撒下7:4–17</w:t>
-        </w:r>
-      </w:hyperlink>
+      <w:r>
+        <w:rPr>
+          <w:lang w:val="zh_TW" w:bidi="zh_TW"/>
+        </w:rPr>
+        <w:t>撒下7:4–17</w:t>
+      </w:r>
       <w:r>
         <w:rPr>
           <w:lang w:val="zh_TW" w:bidi="zh_TW"/>
         </w:rPr>
         <w:t>；</w:t>
       </w:r>
-      <w:hyperlink r:id="rId86">
-        <w:r>
-          <w:rPr>
-            <w:lang w:val="zh_TW" w:bidi="zh_TW"/>
-          </w:rPr>
-          <w:rPr>
-            <w:color w:val="0000EE"/>
-            <w:u w:val="single"/>
-          </w:rPr>
-          <w:t>代上3:1、5、10、17–20</w:t>
-        </w:r>
-      </w:hyperlink>
+      <w:r>
+        <w:rPr>
+          <w:lang w:val="zh_TW" w:bidi="zh_TW"/>
+        </w:rPr>
+        <w:t>代上3:1、5、10、17–20</w:t>
+      </w:r>
       <w:r>
         <w:rPr>
           <w:lang w:val="zh_TW" w:bidi="zh_TW"/>
         </w:rPr>
         <w:t>）。外邦列國將要受審判，世上的諸國也必傾覆（</w:t>
       </w:r>
-      <w:hyperlink r:id="rId87">
-        <w:r>
-          <w:rPr>
-            <w:lang w:val="zh_TW" w:bidi="zh_TW"/>
-          </w:rPr>
-          <w:rPr>
-            <w:color w:val="0000EE"/>
-            <w:u w:val="single"/>
-          </w:rPr>
-          <w:t>該2:6–7、21–22</w:t>
-        </w:r>
-      </w:hyperlink>
+      <w:r>
+        <w:rPr>
+          <w:lang w:val="zh_TW" w:bidi="zh_TW"/>
+        </w:rPr>
+        <w:t>該2:6–7、21–22</w:t>
+      </w:r>
       <w:r>
         <w:rPr>
           <w:lang w:val="zh_TW" w:bidi="zh_TW"/>
         </w:rPr>
         <w:t>）。這將為神的統治鋪路（見</w:t>
       </w:r>
-      <w:hyperlink r:id="rId88">
-        <w:r>
-          <w:rPr>
-            <w:lang w:val="zh_TW" w:bidi="zh_TW"/>
-          </w:rPr>
-          <w:rPr>
-            <w:color w:val="0000EE"/>
-            <w:u w:val="single"/>
-          </w:rPr>
-          <w:t>啟11:15–18</w:t>
-        </w:r>
-      </w:hyperlink>
+      <w:r>
+        <w:rPr>
+          <w:lang w:val="zh_TW" w:bidi="zh_TW"/>
+        </w:rPr>
+        <w:t>啟11:15–18</w:t>
+      </w:r>
       <w:r>
         <w:rPr>
           <w:lang w:val="zh_TW" w:bidi="zh_TW"/>
@@ -3176,102 +2648,66 @@
           <w:lang w:val="zh_TW" w:bidi="zh_TW"/>
         </w:rPr>
       </w:r>
-      <w:hyperlink r:id="rId89">
-        <w:r>
-          <w:rPr>
-            <w:lang w:val="zh_TW" w:bidi="zh_TW"/>
-          </w:rPr>
-          <w:rPr>
-            <w:color w:val="0000EE"/>
-            <w:u w:val="single"/>
-          </w:rPr>
-          <w:t>哈該書二章23節</w:t>
-        </w:r>
-      </w:hyperlink>
+      <w:r>
+        <w:rPr>
+          <w:lang w:val="zh_TW" w:bidi="zh_TW"/>
+        </w:rPr>
+        <w:t>哈該書二章23節</w:t>
+      </w:r>
       <w:r>
         <w:rPr>
           <w:lang w:val="zh_TW" w:bidi="zh_TW"/>
         </w:rPr>
         <w:t>對所羅巴伯的應許表明，神向大衛所作的應許，在巴比倫70年被擄和猶大人歸回耶路撒冷後16年的停頓之後，仍然有效。神立所羅巴伯為「印」。印是個人的印記，例如戒指或圓筒印，用來證明簽署屬實。君王用印來確認自己的諭令（</w:t>
       </w:r>
-      <w:hyperlink r:id="rId90">
-        <w:r>
-          <w:rPr>
-            <w:lang w:val="zh_TW" w:bidi="zh_TW"/>
-          </w:rPr>
-          <w:rPr>
-            <w:color w:val="0000EE"/>
-            <w:u w:val="single"/>
-          </w:rPr>
-          <w:t>斯3:10，</w:t>
-        </w:r>
-      </w:hyperlink>
-      <w:hyperlink r:id="rId91">
-        <w:r>
-          <w:rPr>
-            <w:lang w:val="zh_TW" w:bidi="zh_TW"/>
-          </w:rPr>
-          <w:rPr>
-            <w:color w:val="0000EE"/>
-            <w:u w:val="single"/>
-          </w:rPr>
-          <w:t>8:8–10</w:t>
-        </w:r>
-      </w:hyperlink>
+      <w:r>
+        <w:rPr>
+          <w:lang w:val="zh_TW" w:bidi="zh_TW"/>
+        </w:rPr>
+        <w:t>斯3:10，</w:t>
+      </w:r>
+      <w:r>
+        <w:rPr>
+          <w:lang w:val="zh_TW" w:bidi="zh_TW"/>
+        </w:rPr>
+        <w:t>8:8–10</w:t>
+      </w:r>
       <w:r>
         <w:rPr>
           <w:lang w:val="zh_TW" w:bidi="zh_TW"/>
         </w:rPr>
         <w:t>），也用來證實代理人的權柄（</w:t>
       </w:r>
-      <w:hyperlink r:id="rId92">
-        <w:r>
-          <w:rPr>
-            <w:lang w:val="zh_TW" w:bidi="zh_TW"/>
-          </w:rPr>
-          <w:rPr>
-            <w:color w:val="0000EE"/>
-            <w:u w:val="single"/>
-          </w:rPr>
-          <w:t>創41:42</w:t>
-        </w:r>
-      </w:hyperlink>
+      <w:r>
+        <w:rPr>
+          <w:lang w:val="zh_TW" w:bidi="zh_TW"/>
+        </w:rPr>
+        <w:t>創41:42</w:t>
+      </w:r>
       <w:r>
         <w:rPr>
           <w:lang w:val="zh_TW" w:bidi="zh_TW"/>
         </w:rPr>
         <w:t>）。神立所羅巴伯為「印」，意思是所羅巴伯要作為神權柄的印記，證明大衛家系繼續存留，而彌賽亞將從這家系而出，並要作王掌權（見</w:t>
       </w:r>
-      <w:hyperlink r:id="rId93">
-        <w:r>
-          <w:rPr>
-            <w:lang w:val="zh_TW" w:bidi="zh_TW"/>
-          </w:rPr>
-          <w:rPr>
-            <w:color w:val="0000EE"/>
-            <w:u w:val="single"/>
-          </w:rPr>
-          <w:t>太1:12</w:t>
-        </w:r>
-      </w:hyperlink>
+      <w:r>
+        <w:rPr>
+          <w:lang w:val="zh_TW" w:bidi="zh_TW"/>
+        </w:rPr>
+        <w:t>太1:12</w:t>
+      </w:r>
       <w:r>
         <w:rPr>
           <w:lang w:val="zh_TW" w:bidi="zh_TW"/>
         </w:rPr>
         <w:t>；</w:t>
       </w:r>
-      <w:hyperlink r:id="rId94">
-        <w:r>
-          <w:rPr>
-            <w:lang w:val="zh_TW" w:bidi="zh_TW"/>
-          </w:rPr>
-          <w:rPr>
-            <w:color w:val="0000EE"/>
-            <w:u w:val="single"/>
-          </w:rPr>
-          <w:t>路3:27</w:t>
-        </w:r>
-      </w:hyperlink>
+      <w:r>
+        <w:rPr>
+          <w:lang w:val="zh_TW" w:bidi="zh_TW"/>
+        </w:rPr>
+        <w:t>路3:27</w:t>
+      </w:r>
       <w:r>
         <w:rPr>
           <w:lang w:val="zh_TW" w:bidi="zh_TW"/>
@@ -3383,36 +2819,24 @@
         </w:rPr>
         <w:t>迦得的兒子，也是哈基族的祖先（</w:t>
       </w:r>
-      <w:hyperlink r:id="rId95">
-        <w:r>
-          <w:rPr>
-            <w:lang w:val="zh_TW" w:bidi="zh_TW"/>
-          </w:rPr>
-          <w:rPr>
-            <w:color w:val="0000EE"/>
-            <w:u w:val="single"/>
-          </w:rPr>
-          <w:t>創46:16</w:t>
-        </w:r>
-      </w:hyperlink>
+      <w:r>
+        <w:rPr>
+          <w:lang w:val="zh_TW" w:bidi="zh_TW"/>
+        </w:rPr>
+        <w:t>創46:16</w:t>
+      </w:r>
       <w:r>
         <w:rPr>
           <w:lang w:val="zh_TW" w:bidi="zh_TW"/>
         </w:rPr>
         <w:t>；</w:t>
       </w:r>
-      <w:hyperlink r:id="rId96">
-        <w:r>
-          <w:rPr>
-            <w:lang w:val="zh_TW" w:bidi="zh_TW"/>
-          </w:rPr>
-          <w:rPr>
-            <w:color w:val="0000EE"/>
-            <w:u w:val="single"/>
-          </w:rPr>
-          <w:t>民26:15</w:t>
-        </w:r>
-      </w:hyperlink>
+      <w:r>
+        <w:rPr>
+          <w:lang w:val="zh_TW" w:bidi="zh_TW"/>
+        </w:rPr>
+        <w:t>民26:15</w:t>
+      </w:r>
       <w:r>
         <w:rPr>
           <w:lang w:val="zh_TW" w:bidi="zh_TW"/>
@@ -3467,72 +2891,48 @@
         </w:rPr>
         <w:t>北美索不達米亞的城市，首次出現</w:t>
       </w:r>
-      <w:hyperlink r:id="rId97">
-        <w:r>
-          <w:rPr>
-            <w:lang w:val="zh_TW" w:bidi="zh_TW"/>
-          </w:rPr>
-          <w:rPr>
-            <w:color w:val="0000EE"/>
-            <w:u w:val="single"/>
-          </w:rPr>
-          <w:t>創世記十一章31節</w:t>
-        </w:r>
-      </w:hyperlink>
+      <w:r>
+        <w:rPr>
+          <w:lang w:val="zh_TW" w:bidi="zh_TW"/>
+        </w:rPr>
+        <w:t>創世記十一章31節</w:t>
+      </w:r>
       <w:r>
         <w:rPr>
           <w:lang w:val="zh_TW" w:bidi="zh_TW"/>
         </w:rPr>
         <w:t>，是亞伯拉罕的父親他拉從迦勒底的吾珥遷移的目的地，他拉在此居住直到去世。亞伯拉罕75歲時，神命令他遷移到為他預備的土地（</w:t>
       </w:r>
-      <w:hyperlink r:id="rId98">
-        <w:r>
-          <w:rPr>
-            <w:lang w:val="zh_TW" w:bidi="zh_TW"/>
-          </w:rPr>
-          <w:rPr>
-            <w:color w:val="0000EE"/>
-            <w:u w:val="single"/>
-          </w:rPr>
-          <w:t>創12:1–4</w:t>
-        </w:r>
-      </w:hyperlink>
+      <w:r>
+        <w:rPr>
+          <w:lang w:val="zh_TW" w:bidi="zh_TW"/>
+        </w:rPr>
+        <w:t>創12:1–4</w:t>
+      </w:r>
       <w:r>
         <w:rPr>
           <w:lang w:val="zh_TW" w:bidi="zh_TW"/>
         </w:rPr>
         <w:t>）。然而，亞伯拉罕有一些親人留在哈蘭，亞伯拉罕的孫子雅各因害怕以掃而逃往那裡（</w:t>
       </w:r>
-      <w:hyperlink r:id="rId99">
-        <w:r>
-          <w:rPr>
-            <w:lang w:val="zh_TW" w:bidi="zh_TW"/>
-          </w:rPr>
-          <w:rPr>
-            <w:color w:val="0000EE"/>
-            <w:u w:val="single"/>
-          </w:rPr>
-          <w:t>創27:42–43</w:t>
-        </w:r>
-      </w:hyperlink>
+      <w:r>
+        <w:rPr>
+          <w:lang w:val="zh_TW" w:bidi="zh_TW"/>
+        </w:rPr>
+        <w:t>創27:42–43</w:t>
+      </w:r>
       <w:r>
         <w:rPr>
           <w:lang w:val="zh_TW" w:bidi="zh_TW"/>
         </w:rPr>
         <w:t>）。雅各在哈蘭住了多年，為他的舅舅拉班作工，並娶了利亞和拉結為妻，還獲得了許多綿羊和山羊、僕人、駱駝和驢子（</w:t>
       </w:r>
-      <w:hyperlink r:id="rId100">
-        <w:r>
-          <w:rPr>
-            <w:lang w:val="zh_TW" w:bidi="zh_TW"/>
-          </w:rPr>
-          <w:rPr>
-            <w:color w:val="0000EE"/>
-            <w:u w:val="single"/>
-          </w:rPr>
-          <w:t>創30:43</w:t>
-        </w:r>
-      </w:hyperlink>
+      <w:r>
+        <w:rPr>
+          <w:lang w:val="zh_TW" w:bidi="zh_TW"/>
+        </w:rPr>
+        <w:t>創30:43</w:t>
+      </w:r>
       <w:r>
         <w:rPr>
           <w:lang w:val="zh_TW" w:bidi="zh_TW"/>
@@ -3553,90 +2953,60 @@
         </w:rPr>
         <w:t>這座「拿鶴的城」（</w:t>
       </w:r>
-      <w:hyperlink r:id="rId101">
-        <w:r>
-          <w:rPr>
-            <w:lang w:val="zh_TW" w:bidi="zh_TW"/>
-          </w:rPr>
-          <w:rPr>
-            <w:color w:val="0000EE"/>
-            <w:u w:val="single"/>
-          </w:rPr>
-          <w:t>創11:27–29</w:t>
-        </w:r>
-      </w:hyperlink>
+      <w:r>
+        <w:rPr>
+          <w:lang w:val="zh_TW" w:bidi="zh_TW"/>
+        </w:rPr>
+        <w:t>創11:27–29</w:t>
+      </w:r>
       <w:r>
         <w:rPr>
           <w:lang w:val="zh_TW" w:bidi="zh_TW"/>
         </w:rPr>
         <w:t>，</w:t>
       </w:r>
-      <w:hyperlink r:id="rId102">
-        <w:r>
-          <w:rPr>
-            <w:lang w:val="zh_TW" w:bidi="zh_TW"/>
-          </w:rPr>
-          <w:rPr>
-            <w:color w:val="0000EE"/>
-            <w:u w:val="single"/>
-          </w:rPr>
-          <w:t>24:10</w:t>
-        </w:r>
-      </w:hyperlink>
+      <w:r>
+        <w:rPr>
+          <w:lang w:val="zh_TW" w:bidi="zh_TW"/>
+        </w:rPr>
+        <w:t>24:10</w:t>
+      </w:r>
       <w:r>
         <w:rPr>
           <w:lang w:val="zh_TW" w:bidi="zh_TW"/>
         </w:rPr>
         <w:t>，</w:t>
       </w:r>
-      <w:hyperlink r:id="rId103">
-        <w:r>
-          <w:rPr>
-            <w:lang w:val="zh_TW" w:bidi="zh_TW"/>
-          </w:rPr>
-          <w:rPr>
-            <w:color w:val="0000EE"/>
-            <w:u w:val="single"/>
-          </w:rPr>
-          <w:t>27:43</w:t>
-        </w:r>
-      </w:hyperlink>
+      <w:r>
+        <w:rPr>
+          <w:lang w:val="zh_TW" w:bidi="zh_TW"/>
+        </w:rPr>
+        <w:t>27:43</w:t>
+      </w:r>
       <w:r>
         <w:rPr>
           <w:lang w:val="zh_TW" w:bidi="zh_TW"/>
         </w:rPr>
         <w:t>） 建於公元前三千年，位於幼發拉底河的一條支流上，很快成為一個重要的商業中心。也許連接大馬士革、尼尼微和迦基米施的古代貿易路線，就經過哈蘭。以西結提到哈蘭和泰爾之間的貿易（</w:t>
       </w:r>
-      <w:hyperlink r:id="rId104">
-        <w:r>
-          <w:rPr>
-            <w:lang w:val="zh_TW" w:bidi="zh_TW"/>
-          </w:rPr>
-          <w:rPr>
-            <w:color w:val="0000EE"/>
-            <w:u w:val="single"/>
-          </w:rPr>
-          <w:t>結27:23</w:t>
-        </w:r>
-      </w:hyperlink>
+      <w:r>
+        <w:rPr>
+          <w:lang w:val="zh_TW" w:bidi="zh_TW"/>
+        </w:rPr>
+        <w:t>結27:23</w:t>
+      </w:r>
       <w:r>
         <w:rPr>
           <w:lang w:val="zh_TW" w:bidi="zh_TW"/>
         </w:rPr>
         <w:t>）。哈蘭是一座亞蘭人的城市，以其對月神欣（Sin）和尼卡爾神（Nikkal）的崇拜而聞名。這個系統是蘇美人在吾珥的宗教體系的分支。欣和配偶尼卡爾不僅在這裡受到尊崇，還在迦南甚至埃及受到尊崇。這個崇拜持續到新約時代，其聖殿最終在公元13世紀被蒙古人摧毀。難怪神命令亞伯拉罕離開這個偶像崇拜的中心。現代的哈蘭保留了這個名字的古代楔形文字拼寫（有英文譯本為「Charran」，</w:t>
       </w:r>
-      <w:hyperlink r:id="rId105">
-        <w:r>
-          <w:rPr>
-            <w:lang w:val="zh_TW" w:bidi="zh_TW"/>
-          </w:rPr>
-          <w:rPr>
-            <w:color w:val="0000EE"/>
-            <w:u w:val="single"/>
-          </w:rPr>
-          <w:t>徒7:2、4</w:t>
-        </w:r>
-      </w:hyperlink>
+      <w:r>
+        <w:rPr>
+          <w:lang w:val="zh_TW" w:bidi="zh_TW"/>
+        </w:rPr>
+        <w:t>徒7:2、4</w:t>
+      </w:r>
       <w:r>
         <w:rPr>
           <w:lang w:val="zh_TW" w:bidi="zh_TW"/>
@@ -3691,18 +3061,12 @@
         </w:rPr>
         <w:t>1. 他拉的兒子、亞伯拉罕的兄弟、羅得的父親（</w:t>
       </w:r>
-      <w:hyperlink r:id="rId106">
-        <w:r>
-          <w:rPr>
-            <w:lang w:val="zh_TW" w:bidi="zh_TW"/>
-          </w:rPr>
-          <w:rPr>
-            <w:color w:val="0000EE"/>
-            <w:u w:val="single"/>
-          </w:rPr>
-          <w:t>創11:26–31</w:t>
-        </w:r>
-      </w:hyperlink>
+      <w:r>
+        <w:rPr>
+          <w:lang w:val="zh_TW" w:bidi="zh_TW"/>
+        </w:rPr>
+        <w:t>創11:26–31</w:t>
+      </w:r>
       <w:r>
         <w:rPr>
           <w:lang w:val="zh_TW" w:bidi="zh_TW"/>
@@ -3735,18 +3099,12 @@
         </w:rPr>
         <w:t>的父親（</w:t>
       </w:r>
-      <w:hyperlink r:id="rId107">
-        <w:r>
-          <w:rPr>
-            <w:lang w:val="zh_TW" w:bidi="zh_TW"/>
-          </w:rPr>
-          <w:rPr>
-            <w:color w:val="0000EE"/>
-            <w:u w:val="single"/>
-          </w:rPr>
-          <w:t>代上2:46</w:t>
-        </w:r>
-      </w:hyperlink>
+      <w:r>
+        <w:rPr>
+          <w:lang w:val="zh_TW" w:bidi="zh_TW"/>
+        </w:rPr>
+        <w:t>代上2:46</w:t>
+      </w:r>
       <w:r>
         <w:rPr>
           <w:lang w:val="zh_TW" w:bidi="zh_TW"/>
@@ -3767,18 +3125,12 @@
         </w:rPr>
         <w:t>3. 示每的兒子，屬於利未支派的革順族 （</w:t>
       </w:r>
-      <w:hyperlink r:id="rId108">
-        <w:r>
-          <w:rPr>
-            <w:lang w:val="zh_TW" w:bidi="zh_TW"/>
-          </w:rPr>
-          <w:rPr>
-            <w:color w:val="0000EE"/>
-            <w:u w:val="single"/>
-          </w:rPr>
-          <w:t>代上23:9</w:t>
-        </w:r>
-      </w:hyperlink>
+      <w:r>
+        <w:rPr>
+          <w:lang w:val="zh_TW" w:bidi="zh_TW"/>
+        </w:rPr>
+        <w:t>代上23:9</w:t>
+      </w:r>
       <w:r>
         <w:rPr>
           <w:lang w:val="zh_TW" w:bidi="zh_TW"/>
@@ -3848,54 +3200,36 @@
         </w:rPr>
         <w:t>起初，住在哈馬的人是來自迦南的民族（</w:t>
       </w:r>
-      <w:hyperlink r:id="rId109">
-        <w:r>
-          <w:rPr>
-            <w:lang w:val="zh_TW" w:bidi="zh_TW"/>
-          </w:rPr>
-          <w:rPr>
-            <w:color w:val="0000EE"/>
-            <w:u w:val="single"/>
-          </w:rPr>
-          <w:t>創10:18</w:t>
-        </w:r>
-      </w:hyperlink>
+      <w:r>
+        <w:rPr>
+          <w:lang w:val="zh_TW" w:bidi="zh_TW"/>
+        </w:rPr>
+        <w:t>創10:18</w:t>
+      </w:r>
       <w:r>
         <w:rPr>
           <w:lang w:val="zh_TW" w:bidi="zh_TW"/>
         </w:rPr>
         <w:t>）。後來，閃族人（包括以色列人、亞蘭人等）住在那裡。聖經有時稱該地區為「哈馬口」（</w:t>
       </w:r>
-      <w:hyperlink r:id="rId110">
-        <w:r>
-          <w:rPr>
-            <w:lang w:val="zh_TW" w:bidi="zh_TW"/>
-          </w:rPr>
-          <w:rPr>
-            <w:color w:val="0000EE"/>
-            <w:u w:val="single"/>
-          </w:rPr>
-          <w:t>民34:7–8</w:t>
-        </w:r>
-      </w:hyperlink>
+      <w:r>
+        <w:rPr>
+          <w:lang w:val="zh_TW" w:bidi="zh_TW"/>
+        </w:rPr>
+        <w:t>民34:7–8</w:t>
+      </w:r>
       <w:r>
         <w:rPr>
           <w:lang w:val="zh_TW" w:bidi="zh_TW"/>
         </w:rPr>
         <w:t>；</w:t>
       </w:r>
-      <w:hyperlink r:id="rId111">
-        <w:r>
-          <w:rPr>
-            <w:lang w:val="zh_TW" w:bidi="zh_TW"/>
-          </w:rPr>
-          <w:rPr>
-            <w:color w:val="0000EE"/>
-            <w:u w:val="single"/>
-          </w:rPr>
-          <w:t>書13:5</w:t>
-        </w:r>
-      </w:hyperlink>
+      <w:r>
+        <w:rPr>
+          <w:lang w:val="zh_TW" w:bidi="zh_TW"/>
+        </w:rPr>
+        <w:t>書13:5</w:t>
+      </w:r>
       <w:r>
         <w:rPr>
           <w:lang w:val="zh_TW" w:bidi="zh_TW"/>
@@ -3933,18 +3267,12 @@
         </w:rPr>
         <w:t>大衛與瑣巴王哈大底謝爭戰並擊敗了他。隨後，哈馬王陀以派他的兒子去祝賀大衛（</w:t>
       </w:r>
-      <w:hyperlink r:id="rId112">
-        <w:r>
-          <w:rPr>
-            <w:lang w:val="zh_TW" w:bidi="zh_TW"/>
-          </w:rPr>
-          <w:rPr>
-            <w:color w:val="0000EE"/>
-            <w:u w:val="single"/>
-          </w:rPr>
-          <w:t>撒下8:9–10</w:t>
-        </w:r>
-      </w:hyperlink>
+      <w:r>
+        <w:rPr>
+          <w:lang w:val="zh_TW" w:bidi="zh_TW"/>
+        </w:rPr>
+        <w:t>撒下8:9–10</w:t>
+      </w:r>
       <w:r>
         <w:rPr>
           <w:lang w:val="zh_TW" w:bidi="zh_TW"/>
@@ -3963,18 +3291,12 @@
         </w:rPr>
         <w:t>（</w:t>
       </w:r>
-      <w:hyperlink r:id="rId113">
-        <w:r>
-          <w:rPr>
-            <w:lang w:val="zh_TW" w:bidi="zh_TW"/>
-          </w:rPr>
-          <w:rPr>
-            <w:color w:val="0000EE"/>
-            <w:u w:val="single"/>
-          </w:rPr>
-          <w:t>代下8:4</w:t>
-        </w:r>
-      </w:hyperlink>
+      <w:r>
+        <w:rPr>
+          <w:lang w:val="zh_TW" w:bidi="zh_TW"/>
+        </w:rPr>
+        <w:t>代下8:4</w:t>
+      </w:r>
       <w:r>
         <w:rPr>
           <w:lang w:val="zh_TW" w:bidi="zh_TW"/>
@@ -3995,144 +3317,96 @@
         </w:rPr>
         <w:t>在公元前 730 年，哈馬王埃尼·伊盧斯（Eni-Ilus）向亞述國王提革拉毗列色三世進貢。大約10年後，在公元前 720 年，亞述國王撒珥根二世強迫 4300 名亞述人居住在哈馬。他還將許多人從哈馬和其他地方遷移到撒馬利亞（</w:t>
       </w:r>
-      <w:hyperlink r:id="rId114">
-        <w:r>
-          <w:rPr>
-            <w:lang w:val="zh_TW" w:bidi="zh_TW"/>
-          </w:rPr>
-          <w:rPr>
-            <w:color w:val="0000EE"/>
-            <w:u w:val="single"/>
-          </w:rPr>
-          <w:t>王下17:24</w:t>
-        </w:r>
-      </w:hyperlink>
+      <w:r>
+        <w:rPr>
+          <w:lang w:val="zh_TW" w:bidi="zh_TW"/>
+        </w:rPr>
+        <w:t>王下17:24</w:t>
+      </w:r>
       <w:r>
         <w:rPr>
           <w:lang w:val="zh_TW" w:bidi="zh_TW"/>
         </w:rPr>
         <w:t>）。一些以色列人可能也被送往哈馬居住（</w:t>
       </w:r>
-      <w:hyperlink r:id="rId115">
-        <w:r>
-          <w:rPr>
-            <w:lang w:val="zh_TW" w:bidi="zh_TW"/>
-          </w:rPr>
-          <w:rPr>
-            <w:color w:val="0000EE"/>
-            <w:u w:val="single"/>
-          </w:rPr>
-          <w:t>賽11:11</w:t>
-        </w:r>
-      </w:hyperlink>
+      <w:r>
+        <w:rPr>
+          <w:lang w:val="zh_TW" w:bidi="zh_TW"/>
+        </w:rPr>
+        <w:t>賽11:11</w:t>
+      </w:r>
       <w:r>
         <w:rPr>
           <w:lang w:val="zh_TW" w:bidi="zh_TW"/>
         </w:rPr>
         <w:t>）。其他提到亞述控制哈馬的舊約聖經經文包括</w:t>
       </w:r>
-      <w:hyperlink r:id="rId116">
-        <w:r>
-          <w:rPr>
-            <w:lang w:val="zh_TW" w:bidi="zh_TW"/>
-          </w:rPr>
-          <w:rPr>
-            <w:color w:val="0000EE"/>
-            <w:u w:val="single"/>
-          </w:rPr>
-          <w:t>列王紀下十八章34節</w:t>
-        </w:r>
-      </w:hyperlink>
+      <w:r>
+        <w:rPr>
+          <w:lang w:val="zh_TW" w:bidi="zh_TW"/>
+        </w:rPr>
+        <w:t>列王紀下十八章34節</w:t>
+      </w:r>
       <w:r>
         <w:rPr>
           <w:lang w:val="zh_TW" w:bidi="zh_TW"/>
         </w:rPr>
         <w:t>，</w:t>
       </w:r>
-      <w:hyperlink r:id="rId117">
-        <w:r>
-          <w:rPr>
-            <w:lang w:val="zh_TW" w:bidi="zh_TW"/>
-          </w:rPr>
-          <w:rPr>
-            <w:color w:val="0000EE"/>
-            <w:u w:val="single"/>
-          </w:rPr>
-          <w:t>十九章13節</w:t>
-        </w:r>
-      </w:hyperlink>
+      <w:r>
+        <w:rPr>
+          <w:lang w:val="zh_TW" w:bidi="zh_TW"/>
+        </w:rPr>
+        <w:t>十九章13節</w:t>
+      </w:r>
       <w:r>
         <w:rPr>
           <w:lang w:val="zh_TW" w:bidi="zh_TW"/>
         </w:rPr>
         <w:t>；</w:t>
       </w:r>
-      <w:hyperlink r:id="rId118">
-        <w:r>
-          <w:rPr>
-            <w:lang w:val="zh_TW" w:bidi="zh_TW"/>
-          </w:rPr>
-          <w:rPr>
-            <w:color w:val="0000EE"/>
-            <w:u w:val="single"/>
-          </w:rPr>
-          <w:t>以賽亞書十章9節</w:t>
-        </w:r>
-      </w:hyperlink>
+      <w:r>
+        <w:rPr>
+          <w:lang w:val="zh_TW" w:bidi="zh_TW"/>
+        </w:rPr>
+        <w:t>以賽亞書十章9節</w:t>
+      </w:r>
       <w:r>
         <w:rPr>
           <w:lang w:val="zh_TW" w:bidi="zh_TW"/>
         </w:rPr>
         <w:t>，</w:t>
       </w:r>
-      <w:hyperlink r:id="rId119">
-        <w:r>
-          <w:rPr>
-            <w:lang w:val="zh_TW" w:bidi="zh_TW"/>
-          </w:rPr>
-          <w:rPr>
-            <w:color w:val="0000EE"/>
-            <w:u w:val="single"/>
-          </w:rPr>
-          <w:t>三十六章19節</w:t>
-        </w:r>
-      </w:hyperlink>
+      <w:r>
+        <w:rPr>
+          <w:lang w:val="zh_TW" w:bidi="zh_TW"/>
+        </w:rPr>
+        <w:t>三十六章19節</w:t>
+      </w:r>
       <w:r>
         <w:rPr>
           <w:lang w:val="zh_TW" w:bidi="zh_TW"/>
         </w:rPr>
         <w:t>，</w:t>
       </w:r>
-      <w:hyperlink r:id="rId120">
-        <w:r>
-          <w:rPr>
-            <w:lang w:val="zh_TW" w:bidi="zh_TW"/>
-          </w:rPr>
-          <w:rPr>
-            <w:color w:val="0000EE"/>
-            <w:u w:val="single"/>
-          </w:rPr>
-          <w:t>三十七章13節</w:t>
-        </w:r>
-      </w:hyperlink>
+      <w:r>
+        <w:rPr>
+          <w:lang w:val="zh_TW" w:bidi="zh_TW"/>
+        </w:rPr>
+        <w:t>三十七章13節</w:t>
+      </w:r>
       <w:r>
         <w:rPr>
           <w:lang w:val="zh_TW" w:bidi="zh_TW"/>
         </w:rPr>
         <w:t>和</w:t>
       </w:r>
-      <w:hyperlink r:id="rId121">
-        <w:r>
-          <w:rPr>
-            <w:lang w:val="zh_TW" w:bidi="zh_TW"/>
-          </w:rPr>
-          <w:rPr>
-            <w:color w:val="0000EE"/>
-            <w:u w:val="single"/>
-          </w:rPr>
-          <w:t>阿摩司書六章2節</w:t>
-        </w:r>
-      </w:hyperlink>
+      <w:r>
+        <w:rPr>
+          <w:lang w:val="zh_TW" w:bidi="zh_TW"/>
+        </w:rPr>
+        <w:t>阿摩司書六章2節</w:t>
+      </w:r>
       <w:r>
         <w:rPr>
           <w:lang w:val="zh_TW" w:bidi="zh_TW"/>
@@ -4146,66 +3420,42 @@
         </w:rPr>
         <w:t>後來，哈馬似乎被大馬士革控制 （</w:t>
       </w:r>
-      <w:hyperlink r:id="rId122">
-        <w:r>
-          <w:rPr>
-            <w:lang w:val="zh_TW" w:bidi="zh_TW"/>
-          </w:rPr>
-          <w:rPr>
-            <w:color w:val="0000EE"/>
-            <w:u w:val="single"/>
-          </w:rPr>
-          <w:t>耶49:23</w:t>
-        </w:r>
-      </w:hyperlink>
+      <w:r>
+        <w:rPr>
+          <w:lang w:val="zh_TW" w:bidi="zh_TW"/>
+        </w:rPr>
+        <w:t>耶49:23</w:t>
+      </w:r>
       <w:r>
         <w:rPr>
           <w:lang w:val="zh_TW" w:bidi="zh_TW"/>
         </w:rPr>
         <w:t>）。一些先知預言，說以色列有天會再次將邊界擴展到哈馬 （</w:t>
       </w:r>
-      <w:hyperlink r:id="rId123">
-        <w:r>
-          <w:rPr>
-            <w:lang w:val="zh_TW" w:bidi="zh_TW"/>
-          </w:rPr>
-          <w:rPr>
-            <w:color w:val="0000EE"/>
-            <w:u w:val="single"/>
-          </w:rPr>
-          <w:t>結47:16–17</w:t>
-        </w:r>
-      </w:hyperlink>
+      <w:r>
+        <w:rPr>
+          <w:lang w:val="zh_TW" w:bidi="zh_TW"/>
+        </w:rPr>
+        <w:t>結47:16–17</w:t>
+      </w:r>
       <w:r>
         <w:rPr>
           <w:lang w:val="zh_TW" w:bidi="zh_TW"/>
         </w:rPr>
         <w:t>，</w:t>
       </w:r>
-      <w:hyperlink r:id="rId124">
-        <w:r>
-          <w:rPr>
-            <w:lang w:val="zh_TW" w:bidi="zh_TW"/>
-          </w:rPr>
-          <w:rPr>
-            <w:color w:val="0000EE"/>
-            <w:u w:val="single"/>
-          </w:rPr>
-          <w:t>48:1</w:t>
-        </w:r>
-      </w:hyperlink>
-      <w:hyperlink r:id="rId125">
-        <w:r>
-          <w:rPr>
-            <w:lang w:val="zh_TW" w:bidi="zh_TW"/>
-          </w:rPr>
-          <w:rPr>
-            <w:color w:val="0000EE"/>
-            <w:u w:val="single"/>
-          </w:rPr>
-          <w:t>；亞9:2</w:t>
-        </w:r>
-      </w:hyperlink>
+      <w:r>
+        <w:rPr>
+          <w:lang w:val="zh_TW" w:bidi="zh_TW"/>
+        </w:rPr>
+        <w:t>48:1</w:t>
+      </w:r>
+      <w:r>
+        <w:rPr>
+          <w:lang w:val="zh_TW" w:bidi="zh_TW"/>
+        </w:rPr>
+        <w:t>；亞9:2</w:t>
+      </w:r>
       <w:r>
         <w:rPr>
           <w:lang w:val="zh_TW" w:bidi="zh_TW"/>
@@ -4217,25 +3467,7 @@
         <w:rPr>
           <w:lang w:val="zh_TW" w:bidi="zh_TW"/>
         </w:rPr>
-        <w:t>在馬加比時期，約拿單·馬加比和他的軍隊在哈馬遭遇底米丟王（Demetrius）的軍隊 （</w:t>
-      </w:r>
-      <w:hyperlink r:id="rId126">
-        <w:r>
-          <w:rPr>
-            <w:lang w:val="zh_TW" w:bidi="zh_TW"/>
-          </w:rPr>
-          <w:rPr>
-            <w:color w:val="0000EE"/>
-            <w:u w:val="single"/>
-          </w:rPr>
-          <w:t>馬加比一書12:25</w:t>
-        </w:r>
-      </w:hyperlink>
-      <w:r>
-        <w:rPr>
-          <w:lang w:val="zh_TW" w:bidi="zh_TW"/>
-        </w:rPr>
-        <w:t>）。根據猶太歷史學家約瑟夫的記載，安提阿古·伊皮法尼（安提阿古四世，Antiochus Epiphanes）將這些城市的名字改為</w:t>
+        <w:t>在馬加比時期，約拿單·馬加比和他的軍隊在哈馬遭遇底米丟王（Demetrius）的軍隊 （馬加比一書12:25）。根據猶太歷史學家約瑟夫的記載，安提阿古·伊皮法尼（安提阿古四世，Antiochus Epiphanes）將這些城市的名字改為</w:t>
       </w:r>
       <w:r>
         <w:rPr>
@@ -4285,18 +3517,12 @@
           <w:lang w:val="zh_TW" w:bidi="zh_TW"/>
         </w:rPr>
       </w:r>
-      <w:hyperlink r:id="rId127">
-        <w:r>
-          <w:rPr>
-            <w:lang w:val="zh_TW" w:bidi="zh_TW"/>
-          </w:rPr>
-          <w:rPr>
-            <w:color w:val="0000EE"/>
-            <w:u w:val="single"/>
-          </w:rPr>
-          <w:t>歷代志下八章3節</w:t>
-        </w:r>
-      </w:hyperlink>
+      <w:r>
+        <w:rPr>
+          <w:lang w:val="zh_TW" w:bidi="zh_TW"/>
+        </w:rPr>
+        <w:t>歷代志下八章3節</w:t>
+      </w:r>
       <w:r>
         <w:rPr>
           <w:lang w:val="zh_TW" w:bidi="zh_TW"/>
@@ -4371,36 +3597,24 @@
         </w:rPr>
         <w:t>哈馬的居民（</w:t>
       </w:r>
-      <w:hyperlink r:id="rId109">
-        <w:r>
-          <w:rPr>
-            <w:lang w:val="zh_TW" w:bidi="zh_TW"/>
-          </w:rPr>
-          <w:rPr>
-            <w:color w:val="0000EE"/>
-            <w:u w:val="single"/>
-          </w:rPr>
-          <w:t>創10:18</w:t>
-        </w:r>
-      </w:hyperlink>
+      <w:r>
+        <w:rPr>
+          <w:lang w:val="zh_TW" w:bidi="zh_TW"/>
+        </w:rPr>
+        <w:t>創10:18</w:t>
+      </w:r>
       <w:r>
         <w:rPr>
           <w:lang w:val="zh_TW" w:bidi="zh_TW"/>
         </w:rPr>
         <w:t>；</w:t>
       </w:r>
-      <w:hyperlink r:id="rId128">
-        <w:r>
-          <w:rPr>
-            <w:lang w:val="zh_TW" w:bidi="zh_TW"/>
-          </w:rPr>
-          <w:rPr>
-            <w:color w:val="0000EE"/>
-            <w:u w:val="single"/>
-          </w:rPr>
-          <w:t>代上1:16</w:t>
-        </w:r>
-      </w:hyperlink>
+      <w:r>
+        <w:rPr>
+          <w:lang w:val="zh_TW" w:bidi="zh_TW"/>
+        </w:rPr>
+        <w:t>代上1:16</w:t>
+      </w:r>
       <w:r>
         <w:rPr>
           <w:lang w:val="zh_TW" w:bidi="zh_TW"/>
@@ -4515,18 +3729,12 @@
         </w:rPr>
         <w:t>人的地方（</w:t>
       </w:r>
-      <w:hyperlink r:id="rId129">
-        <w:r>
-          <w:rPr>
-            <w:lang w:val="zh_TW" w:bidi="zh_TW"/>
-          </w:rPr>
-          <w:rPr>
-            <w:color w:val="0000EE"/>
-            <w:u w:val="single"/>
-          </w:rPr>
-          <w:t>創14:5</w:t>
-        </w:r>
-      </w:hyperlink>
+      <w:r>
+        <w:rPr>
+          <w:lang w:val="zh_TW" w:bidi="zh_TW"/>
+        </w:rPr>
+        <w:t>創14:5</w:t>
+      </w:r>
       <w:r>
         <w:rPr>
           <w:lang w:val="zh_TW" w:bidi="zh_TW"/>
@@ -4581,18 +3789,12 @@
         </w:rPr>
         <w:t>統治示劍附近地區的一位希未人或何利人的首領（</w:t>
       </w:r>
-      <w:hyperlink r:id="rId130">
-        <w:r>
-          <w:rPr>
-            <w:lang w:val="zh_TW" w:bidi="zh_TW"/>
-          </w:rPr>
-          <w:rPr>
-            <w:color w:val="0000EE"/>
-            <w:u w:val="single"/>
-          </w:rPr>
-          <w:t>創34:2</w:t>
-        </w:r>
-      </w:hyperlink>
+      <w:r>
+        <w:rPr>
+          <w:lang w:val="zh_TW" w:bidi="zh_TW"/>
+        </w:rPr>
+        <w:t>創34:2</w:t>
+      </w:r>
       <w:r>
         <w:rPr>
           <w:lang w:val="zh_TW" w:bidi="zh_TW"/>
@@ -4627,108 +3829,72 @@
         </w:rPr>
         <w:t>「哈抹」也是雅各為兒子以薩迦祝福時所使用的一個希伯來文詞語（</w:t>
       </w:r>
-      <w:hyperlink r:id="rId131">
-        <w:r>
-          <w:rPr>
-            <w:lang w:val="zh_TW" w:bidi="zh_TW"/>
-          </w:rPr>
-          <w:rPr>
-            <w:color w:val="0000EE"/>
-            <w:u w:val="single"/>
-          </w:rPr>
-          <w:t>創49:14</w:t>
-        </w:r>
-      </w:hyperlink>
+      <w:r>
+        <w:rPr>
+          <w:lang w:val="zh_TW" w:bidi="zh_TW"/>
+        </w:rPr>
+        <w:t>創49:14</w:t>
+      </w:r>
       <w:r>
         <w:rPr>
           <w:lang w:val="zh_TW" w:bidi="zh_TW"/>
         </w:rPr>
         <w:t>）。這個詞在舊約聖經中通常是指「驢」（例：</w:t>
       </w:r>
-      <w:hyperlink r:id="rId132">
-        <w:r>
-          <w:rPr>
-            <w:lang w:val="zh_TW" w:bidi="zh_TW"/>
-          </w:rPr>
-          <w:rPr>
-            <w:color w:val="0000EE"/>
-            <w:u w:val="single"/>
-          </w:rPr>
-          <w:t>創42:26</w:t>
-        </w:r>
-      </w:hyperlink>
+      <w:r>
+        <w:rPr>
+          <w:lang w:val="zh_TW" w:bidi="zh_TW"/>
+        </w:rPr>
+        <w:t>創42:26</w:t>
+      </w:r>
       <w:r>
         <w:rPr>
           <w:lang w:val="zh_TW" w:bidi="zh_TW"/>
         </w:rPr>
         <w:t>；</w:t>
       </w:r>
-      <w:hyperlink r:id="rId133">
-        <w:r>
-          <w:rPr>
-            <w:lang w:val="zh_TW" w:bidi="zh_TW"/>
-          </w:rPr>
-          <w:rPr>
-            <w:color w:val="0000EE"/>
-            <w:u w:val="single"/>
-          </w:rPr>
-          <w:t>出20:17</w:t>
-        </w:r>
-      </w:hyperlink>
+      <w:r>
+        <w:rPr>
+          <w:lang w:val="zh_TW" w:bidi="zh_TW"/>
+        </w:rPr>
+        <w:t>出20:17</w:t>
+      </w:r>
       <w:r>
         <w:rPr>
           <w:lang w:val="zh_TW" w:bidi="zh_TW"/>
         </w:rPr>
         <w:t>；</w:t>
       </w:r>
-      <w:hyperlink r:id="rId134">
-        <w:r>
-          <w:rPr>
-            <w:lang w:val="zh_TW" w:bidi="zh_TW"/>
-          </w:rPr>
-          <w:rPr>
-            <w:color w:val="0000EE"/>
-            <w:u w:val="single"/>
-          </w:rPr>
-          <w:t>士15:15</w:t>
-        </w:r>
-      </w:hyperlink>
+      <w:r>
+        <w:rPr>
+          <w:lang w:val="zh_TW" w:bidi="zh_TW"/>
+        </w:rPr>
+        <w:t>士15:15</w:t>
+      </w:r>
       <w:r>
         <w:rPr>
           <w:lang w:val="zh_TW" w:bidi="zh_TW"/>
         </w:rPr>
         <w:t>；</w:t>
       </w:r>
-      <w:hyperlink r:id="rId135">
-        <w:r>
-          <w:rPr>
-            <w:lang w:val="zh_TW" w:bidi="zh_TW"/>
-          </w:rPr>
-          <w:rPr>
-            <w:color w:val="0000EE"/>
-            <w:u w:val="single"/>
-          </w:rPr>
-          <w:t>賽1:3</w:t>
-        </w:r>
-      </w:hyperlink>
+      <w:r>
+        <w:rPr>
+          <w:lang w:val="zh_TW" w:bidi="zh_TW"/>
+        </w:rPr>
+        <w:t>賽1:3</w:t>
+      </w:r>
       <w:r>
         <w:rPr>
           <w:lang w:val="zh_TW" w:bidi="zh_TW"/>
         </w:rPr>
         <w:t>；</w:t>
       </w:r>
-      <w:hyperlink r:id="rId136">
-        <w:r>
-          <w:rPr>
-            <w:lang w:val="zh_TW" w:bidi="zh_TW"/>
-          </w:rPr>
-          <w:rPr>
-            <w:color w:val="0000EE"/>
-            <w:u w:val="single"/>
-          </w:rPr>
-          <w:t>亞9:9</w:t>
-        </w:r>
-      </w:hyperlink>
+      <w:r>
+        <w:rPr>
+          <w:lang w:val="zh_TW" w:bidi="zh_TW"/>
+        </w:rPr>
+        <w:t>亞9:9</w:t>
+      </w:r>
       <w:r>
         <w:rPr>
           <w:lang w:val="zh_TW" w:bidi="zh_TW"/>
@@ -4783,54 +3949,36 @@
         </w:rPr>
         <w:t>法勒斯的小兒子（</w:t>
       </w:r>
-      <w:hyperlink r:id="rId137">
-        <w:r>
-          <w:rPr>
-            <w:lang w:val="zh_TW" w:bidi="zh_TW"/>
-          </w:rPr>
-          <w:rPr>
-            <w:color w:val="0000EE"/>
-            <w:u w:val="single"/>
-          </w:rPr>
-          <w:t>創46:12</w:t>
-        </w:r>
-      </w:hyperlink>
+      <w:r>
+        <w:rPr>
+          <w:lang w:val="zh_TW" w:bidi="zh_TW"/>
+        </w:rPr>
+        <w:t>創46:12</w:t>
+      </w:r>
       <w:r>
         <w:rPr>
           <w:lang w:val="zh_TW" w:bidi="zh_TW"/>
         </w:rPr>
         <w:t>；</w:t>
       </w:r>
-      <w:hyperlink r:id="rId138">
-        <w:r>
-          <w:rPr>
-            <w:lang w:val="zh_TW" w:bidi="zh_TW"/>
-          </w:rPr>
-          <w:rPr>
-            <w:color w:val="0000EE"/>
-            <w:u w:val="single"/>
-          </w:rPr>
-          <w:t>代上2:5</w:t>
-        </w:r>
-      </w:hyperlink>
+      <w:r>
+        <w:rPr>
+          <w:lang w:val="zh_TW" w:bidi="zh_TW"/>
+        </w:rPr>
+        <w:t>代上2:5</w:t>
+      </w:r>
       <w:r>
         <w:rPr>
           <w:lang w:val="zh_TW" w:bidi="zh_TW"/>
         </w:rPr>
         <w:t>），也是哈母勒族的祖先（</w:t>
       </w:r>
-      <w:hyperlink r:id="rId139">
-        <w:r>
-          <w:rPr>
-            <w:lang w:val="zh_TW" w:bidi="zh_TW"/>
-          </w:rPr>
-          <w:rPr>
-            <w:color w:val="0000EE"/>
-            <w:u w:val="single"/>
-          </w:rPr>
-          <w:t>民26:21</w:t>
-        </w:r>
-      </w:hyperlink>
+      <w:r>
+        <w:rPr>
+          <w:lang w:val="zh_TW" w:bidi="zh_TW"/>
+        </w:rPr>
+        <w:t>民26:21</w:t>
+      </w:r>
       <w:r>
         <w:rPr>
           <w:lang w:val="zh_TW" w:bidi="zh_TW"/>
@@ -4893,36 +4041,24 @@
         </w:rPr>
         <w:t>米甸的第三個兒子，也是亞伯拉罕與基土拉的後裔（</w:t>
       </w:r>
-      <w:hyperlink r:id="rId140">
-        <w:r>
-          <w:rPr>
-            <w:lang w:val="zh_TW" w:bidi="zh_TW"/>
-          </w:rPr>
-          <w:rPr>
-            <w:color w:val="0000EE"/>
-            <w:u w:val="single"/>
-          </w:rPr>
-          <w:t>創25:4</w:t>
-        </w:r>
-      </w:hyperlink>
+      <w:r>
+        <w:rPr>
+          <w:lang w:val="zh_TW" w:bidi="zh_TW"/>
+        </w:rPr>
+        <w:t>創25:4</w:t>
+      </w:r>
       <w:r>
         <w:rPr>
           <w:lang w:val="zh_TW" w:bidi="zh_TW"/>
         </w:rPr>
         <w:t>；</w:t>
       </w:r>
-      <w:hyperlink r:id="rId141">
-        <w:r>
-          <w:rPr>
-            <w:lang w:val="zh_TW" w:bidi="zh_TW"/>
-          </w:rPr>
-          <w:rPr>
-            <w:color w:val="0000EE"/>
-            <w:u w:val="single"/>
-          </w:rPr>
-          <w:t>代上1:33</w:t>
-        </w:r>
-      </w:hyperlink>
+      <w:r>
+        <w:rPr>
+          <w:lang w:val="zh_TW" w:bidi="zh_TW"/>
+        </w:rPr>
+        <w:t>代上1:33</w:t>
+      </w:r>
       <w:r>
         <w:rPr>
           <w:lang w:val="zh_TW" w:bidi="zh_TW"/>
@@ -4947,72 +4083,48 @@
         </w:rPr>
         <w:t>呂便的長子（</w:t>
       </w:r>
-      <w:hyperlink r:id="rId142">
-        <w:r>
-          <w:rPr>
-            <w:lang w:val="zh_TW" w:bidi="zh_TW"/>
-          </w:rPr>
-          <w:rPr>
-            <w:color w:val="0000EE"/>
-            <w:u w:val="single"/>
-          </w:rPr>
-          <w:t>創46:9</w:t>
-        </w:r>
-      </w:hyperlink>
+      <w:r>
+        <w:rPr>
+          <w:lang w:val="zh_TW" w:bidi="zh_TW"/>
+        </w:rPr>
+        <w:t>創46:9</w:t>
+      </w:r>
       <w:r>
         <w:rPr>
           <w:lang w:val="zh_TW" w:bidi="zh_TW"/>
         </w:rPr>
         <w:t>；</w:t>
       </w:r>
-      <w:hyperlink r:id="rId143">
-        <w:r>
-          <w:rPr>
-            <w:lang w:val="zh_TW" w:bidi="zh_TW"/>
-          </w:rPr>
-          <w:rPr>
-            <w:color w:val="0000EE"/>
-            <w:u w:val="single"/>
-          </w:rPr>
-          <w:t>出6:14</w:t>
-        </w:r>
-      </w:hyperlink>
+      <w:r>
+        <w:rPr>
+          <w:lang w:val="zh_TW" w:bidi="zh_TW"/>
+        </w:rPr>
+        <w:t>出6:14</w:t>
+      </w:r>
       <w:r>
         <w:rPr>
           <w:lang w:val="zh_TW" w:bidi="zh_TW"/>
         </w:rPr>
         <w:t>；</w:t>
       </w:r>
-      <w:hyperlink r:id="rId144">
-        <w:r>
-          <w:rPr>
-            <w:lang w:val="zh_TW" w:bidi="zh_TW"/>
-          </w:rPr>
-          <w:rPr>
-            <w:color w:val="0000EE"/>
-            <w:u w:val="single"/>
-          </w:rPr>
-          <w:t>代上5:3</w:t>
-        </w:r>
-      </w:hyperlink>
+      <w:r>
+        <w:rPr>
+          <w:lang w:val="zh_TW" w:bidi="zh_TW"/>
+        </w:rPr>
+        <w:t>代上5:3</w:t>
+      </w:r>
       <w:r>
         <w:rPr>
           <w:lang w:val="zh_TW" w:bidi="zh_TW"/>
         </w:rPr>
         <w:t>）以及哈諾族的祖先（</w:t>
       </w:r>
-      <w:hyperlink r:id="rId145">
-        <w:r>
-          <w:rPr>
-            <w:lang w:val="zh_TW" w:bidi="zh_TW"/>
-          </w:rPr>
-          <w:rPr>
-            <w:color w:val="0000EE"/>
-            <w:u w:val="single"/>
-          </w:rPr>
-          <w:t>民26:5</w:t>
-        </w:r>
-      </w:hyperlink>
+      <w:r>
+        <w:rPr>
+          <w:lang w:val="zh_TW" w:bidi="zh_TW"/>
+        </w:rPr>
+        <w:t>民26:5</w:t>
+      </w:r>
       <w:r>
         <w:rPr>
           <w:lang w:val="zh_TW" w:bidi="zh_TW"/>
@@ -5067,54 +4179,36 @@
         </w:rPr>
         <w:t>閃的後裔約坍的兒子（</w:t>
       </w:r>
-      <w:hyperlink r:id="rId146">
-        <w:r>
-          <w:rPr>
-            <w:lang w:val="zh_TW" w:bidi="zh_TW"/>
-          </w:rPr>
-          <w:rPr>
-            <w:color w:val="0000EE"/>
-            <w:u w:val="single"/>
-          </w:rPr>
-          <w:t>創10:26</w:t>
-        </w:r>
-      </w:hyperlink>
+      <w:r>
+        <w:rPr>
+          <w:lang w:val="zh_TW" w:bidi="zh_TW"/>
+        </w:rPr>
+        <w:t>創10:26</w:t>
+      </w:r>
       <w:r>
         <w:rPr>
           <w:lang w:val="zh_TW" w:bidi="zh_TW"/>
         </w:rPr>
         <w:t>；</w:t>
       </w:r>
-      <w:hyperlink r:id="rId147">
-        <w:r>
-          <w:rPr>
-            <w:lang w:val="zh_TW" w:bidi="zh_TW"/>
-          </w:rPr>
-          <w:rPr>
-            <w:color w:val="0000EE"/>
-            <w:u w:val="single"/>
-          </w:rPr>
-          <w:t>代上1:20</w:t>
-        </w:r>
-      </w:hyperlink>
+      <w:r>
+        <w:rPr>
+          <w:lang w:val="zh_TW" w:bidi="zh_TW"/>
+        </w:rPr>
+        <w:t>代上1:20</w:t>
+      </w:r>
       <w:r>
         <w:rPr>
           <w:lang w:val="zh_TW" w:bidi="zh_TW"/>
         </w:rPr>
         <w:t>），其後代居住在阿拉伯南部（</w:t>
       </w:r>
-      <w:hyperlink r:id="rId148">
-        <w:r>
-          <w:rPr>
-            <w:lang w:val="zh_TW" w:bidi="zh_TW"/>
-          </w:rPr>
-          <w:rPr>
-            <w:color w:val="0000EE"/>
-            <w:u w:val="single"/>
-          </w:rPr>
-          <w:t>創10:30</w:t>
-        </w:r>
-      </w:hyperlink>
+      <w:r>
+        <w:rPr>
+          <w:lang w:val="zh_TW" w:bidi="zh_TW"/>
+        </w:rPr>
+        <w:t>創10:30</w:t>
+      </w:r>
       <w:r>
         <w:rPr>
           <w:lang w:val="zh_TW" w:bidi="zh_TW"/>
@@ -5169,18 +4263,12 @@
         </w:rPr>
         <w:t>哈瑣是拿鶴的第五個兒子（</w:t>
       </w:r>
-      <w:hyperlink r:id="rId149">
-        <w:r>
-          <w:rPr>
-            <w:lang w:val="zh_TW" w:bidi="zh_TW"/>
-          </w:rPr>
-          <w:rPr>
-            <w:color w:val="0000EE"/>
-            <w:u w:val="single"/>
-          </w:rPr>
-          <w:t>創22:22</w:t>
-        </w:r>
-      </w:hyperlink>
+      <w:r>
+        <w:rPr>
+          <w:lang w:val="zh_TW" w:bidi="zh_TW"/>
+        </w:rPr>
+        <w:t>創22:22</w:t>
+      </w:r>
       <w:r>
         <w:rPr>
           <w:lang w:val="zh_TW" w:bidi="zh_TW"/>
@@ -5258,18 +4346,12 @@
         </w:rPr>
         <w:t>有些譯本將</w:t>
       </w:r>
-      <w:hyperlink r:id="rId150">
-        <w:r>
-          <w:rPr>
-            <w:lang w:val="zh_TW" w:bidi="zh_TW"/>
-          </w:rPr>
-          <w:rPr>
-            <w:color w:val="0000EE"/>
-            <w:u w:val="single"/>
-          </w:rPr>
-          <w:t>創世記十四章7節</w:t>
-        </w:r>
-      </w:hyperlink>
+      <w:r>
+        <w:rPr>
+          <w:lang w:val="zh_TW" w:bidi="zh_TW"/>
+        </w:rPr>
+        <w:t>創世記十四章7節</w:t>
+      </w:r>
       <w:r>
         <w:rPr>
           <w:lang w:val="zh_TW" w:bidi="zh_TW"/>
@@ -5343,54 +4425,36 @@
         </w:rPr>
         <w:t>即</w:t>
       </w:r>
-      <w:hyperlink r:id="rId151">
-        <w:r>
-          <w:rPr>
-            <w:lang w:val="zh_TW" w:bidi="zh_TW"/>
-          </w:rPr>
-          <w:rPr>
-            <w:color w:val="0000EE"/>
-            <w:u w:val="single"/>
-          </w:rPr>
-          <w:t>歷代志下二十章2節</w:t>
-        </w:r>
-      </w:hyperlink>
+      <w:r>
+        <w:rPr>
+          <w:lang w:val="zh_TW" w:bidi="zh_TW"/>
+        </w:rPr>
+        <w:t>歷代志下二十章2節</w:t>
+      </w:r>
       <w:r>
         <w:rPr>
           <w:lang w:val="zh_TW" w:bidi="zh_TW"/>
         </w:rPr>
         <w:t>的隱‧基底。在亞伯拉罕的時代，亞摩利人居住在這裡，他們被基大老瑪征服，當時他和其他東方的王橫掃該地區（</w:t>
       </w:r>
-      <w:hyperlink r:id="rId150">
-        <w:r>
-          <w:rPr>
-            <w:lang w:val="zh_TW" w:bidi="zh_TW"/>
-          </w:rPr>
-          <w:rPr>
-            <w:color w:val="0000EE"/>
-            <w:u w:val="single"/>
-          </w:rPr>
-          <w:t>創14:7</w:t>
-        </w:r>
-      </w:hyperlink>
+      <w:r>
+        <w:rPr>
+          <w:lang w:val="zh_TW" w:bidi="zh_TW"/>
+        </w:rPr>
+        <w:t>創14:7</w:t>
+      </w:r>
       <w:r>
         <w:rPr>
           <w:lang w:val="zh_TW" w:bidi="zh_TW"/>
         </w:rPr>
         <w:t>）。有人認為這可能是所羅門加固修築的達莫（</w:t>
       </w:r>
-      <w:hyperlink r:id="rId152">
-        <w:r>
-          <w:rPr>
-            <w:lang w:val="zh_TW" w:bidi="zh_TW"/>
-          </w:rPr>
-          <w:rPr>
-            <w:color w:val="0000EE"/>
-            <w:u w:val="single"/>
-          </w:rPr>
-          <w:t>王上9:18</w:t>
-        </w:r>
-      </w:hyperlink>
+      <w:r>
+        <w:rPr>
+          <w:lang w:val="zh_TW" w:bidi="zh_TW"/>
+        </w:rPr>
+        <w:t>王上9:18</w:t>
+      </w:r>
       <w:r>
         <w:rPr>
           <w:lang w:val="zh_TW" w:bidi="zh_TW"/>
@@ -5409,36 +4473,24 @@
         </w:rPr>
         <w:t>（</w:t>
       </w:r>
-      <w:hyperlink r:id="rId153">
-        <w:r>
-          <w:rPr>
-            <w:lang w:val="zh_TW" w:bidi="zh_TW"/>
-          </w:rPr>
-          <w:rPr>
-            <w:color w:val="0000EE"/>
-            <w:u w:val="single"/>
-          </w:rPr>
-          <w:t>結47:18–19</w:t>
-        </w:r>
-      </w:hyperlink>
+      <w:r>
+        <w:rPr>
+          <w:lang w:val="zh_TW" w:bidi="zh_TW"/>
+        </w:rPr>
+        <w:t>結47:18–19</w:t>
+      </w:r>
       <w:r>
         <w:rPr>
           <w:lang w:val="zh_TW" w:bidi="zh_TW"/>
         </w:rPr>
         <w:t>，</w:t>
       </w:r>
-      <w:hyperlink r:id="rId154">
-        <w:r>
-          <w:rPr>
-            <w:lang w:val="zh_TW" w:bidi="zh_TW"/>
-          </w:rPr>
-          <w:rPr>
-            <w:color w:val="0000EE"/>
-            <w:u w:val="single"/>
-          </w:rPr>
-          <w:t>48:28</w:t>
-        </w:r>
-      </w:hyperlink>
+      <w:r>
+        <w:rPr>
+          <w:lang w:val="zh_TW" w:bidi="zh_TW"/>
+        </w:rPr>
+        <w:t>48:28</w:t>
+      </w:r>
       <w:r>
         <w:rPr>
           <w:lang w:val="zh_TW" w:bidi="zh_TW"/>
